--- a/Lista/Soluções/Lista 01.docx
+++ b/Lista/Soluções/Lista 01.docx
@@ -63,14 +63,66 @@
         <w:jc w:val="both"/>
         <w:rPr>
           <w:rFonts w:ascii="Arial" w:hAnsi="Arial" w:cs="Arial"/>
-        </w:rPr>
-      </w:pPr>
-      <w:r>
-        <w:rPr>
-          <w:rFonts w:ascii="Arial" w:hAnsi="Arial" w:cs="Arial"/>
-        </w:rPr>
-        <w:t>SELECT nome FROM clientes;</w:t>
-      </w:r>
+          <w:lang w:val="en-US"/>
+        </w:rPr>
+      </w:pPr>
+      <w:r>
+        <w:rPr>
+          <w:rFonts w:ascii="Arial" w:hAnsi="Arial" w:cs="Arial"/>
+          <w:lang w:val="en-US"/>
+        </w:rPr>
+        <w:t xml:space="preserve">SELECT </w:t>
+      </w:r>
+      <w:proofErr w:type="spellStart"/>
+      <w:r>
+        <w:rPr>
+          <w:rFonts w:ascii="Arial" w:hAnsi="Arial" w:cs="Arial"/>
+          <w:lang w:val="en-US"/>
+        </w:rPr>
+        <w:t>nome</w:t>
+      </w:r>
+      <w:proofErr w:type="spellEnd"/>
+      <w:r>
+        <w:rPr>
+          <w:rFonts w:ascii="Arial" w:hAnsi="Arial" w:cs="Arial"/>
+          <w:lang w:val="en-US"/>
+        </w:rPr>
+        <w:t xml:space="preserve"> FROM </w:t>
+      </w:r>
+      <w:proofErr w:type="spellStart"/>
+      <w:r>
+        <w:rPr>
+          <w:rFonts w:ascii="Arial" w:hAnsi="Arial" w:cs="Arial"/>
+          <w:lang w:val="en-US"/>
+        </w:rPr>
+        <w:t>clientes</w:t>
+      </w:r>
+      <w:proofErr w:type="spellEnd"/>
+      <w:r>
+        <w:rPr>
+          <w:rFonts w:ascii="Arial" w:hAnsi="Arial" w:cs="Arial"/>
+          <w:lang w:val="en-US"/>
+        </w:rPr>
+        <w:t xml:space="preserve"> order by </w:t>
+      </w:r>
+      <w:proofErr w:type="spellStart"/>
+      <w:proofErr w:type="gramStart"/>
+      <w:r>
+        <w:rPr>
+          <w:rFonts w:ascii="Arial" w:hAnsi="Arial" w:cs="Arial"/>
+          <w:lang w:val="en-US"/>
+        </w:rPr>
+        <w:t>nome</w:t>
+      </w:r>
+      <w:proofErr w:type="spellEnd"/>
+      <w:r>
+        <w:rPr>
+          <w:rFonts w:ascii="Arial" w:hAnsi="Arial" w:cs="Arial"/>
+          <w:lang w:val="en-US"/>
+        </w:rPr>
+        <w:t>;</w:t>
+      </w:r>
+      <w:proofErr w:type="gramEnd"/>
     </w:p>
     <w:p>
       <w:pPr>
@@ -89,7 +141,21 @@
         <w:rPr>
           <w:rFonts w:ascii="Arial" w:hAnsi="Arial" w:cs="Arial"/>
         </w:rPr>
-        <w:t>Mostre o nome e o e-mail dos clientes que moram no estado "SP", no Brasil</w:t>
+        <w:t xml:space="preserve">Mostre o nome e o e-mail dos clientes que moram no estado "SP", no </w:t>
+      </w:r>
+      <w:proofErr w:type="gramStart"/>
+      <w:r>
+        <w:rPr>
+          <w:rFonts w:ascii="Arial" w:hAnsi="Arial" w:cs="Arial"/>
+        </w:rPr>
+        <w:t>pais</w:t>
+      </w:r>
+      <w:proofErr w:type="gramEnd"/>
+      <w:r>
+        <w:rPr>
+          <w:rFonts w:ascii="Arial" w:hAnsi="Arial" w:cs="Arial"/>
+        </w:rPr>
+        <w:t xml:space="preserve"> “BR”</w:t>
       </w:r>
     </w:p>
     <w:p>
@@ -140,6 +206,13 @@
         </w:rPr>
         <w:t xml:space="preserve"> WHERE </w:t>
       </w:r>
+      <w:r>
+        <w:rPr>
+          <w:rFonts w:ascii="Arial" w:hAnsi="Arial" w:cs="Arial"/>
+          <w:lang w:val="en-US"/>
+        </w:rPr>
+        <w:t>upper(</w:t>
+      </w:r>
       <w:proofErr w:type="spellStart"/>
       <w:r>
         <w:rPr>
@@ -154,8 +227,22 @@
           <w:rFonts w:ascii="Arial" w:hAnsi="Arial" w:cs="Arial"/>
           <w:lang w:val="en-US"/>
         </w:rPr>
+        <w:t>)</w:t>
+      </w:r>
+      <w:r>
+        <w:rPr>
+          <w:rFonts w:ascii="Arial" w:hAnsi="Arial" w:cs="Arial"/>
+          <w:lang w:val="en-US"/>
+        </w:rPr>
         <w:t xml:space="preserve"> = 'SP' AND </w:t>
       </w:r>
+      <w:r>
+        <w:rPr>
+          <w:rFonts w:ascii="Arial" w:hAnsi="Arial" w:cs="Arial"/>
+          <w:lang w:val="en-US"/>
+        </w:rPr>
+        <w:t>upper(</w:t>
+      </w:r>
       <w:proofErr w:type="spellStart"/>
       <w:r>
         <w:rPr>
@@ -165,6 +252,13 @@
         <w:t>pais</w:t>
       </w:r>
       <w:proofErr w:type="spellEnd"/>
+      <w:r>
+        <w:rPr>
+          <w:rFonts w:ascii="Arial" w:hAnsi="Arial" w:cs="Arial"/>
+          <w:lang w:val="en-US"/>
+        </w:rPr>
+        <w:t>)</w:t>
+      </w:r>
       <w:r>
         <w:rPr>
           <w:rFonts w:ascii="Arial" w:hAnsi="Arial" w:cs="Arial"/>
@@ -267,7 +361,30 @@
           <w:rFonts w:ascii="Arial" w:hAnsi="Arial" w:cs="Arial"/>
           <w:lang w:val="en-US"/>
         </w:rPr>
-        <w:t>clients;</w:t>
+        <w:t>clients</w:t>
+      </w:r>
+      <w:proofErr w:type="gramEnd"/>
+      <w:r>
+        <w:rPr>
+          <w:rFonts w:ascii="Arial" w:hAnsi="Arial" w:cs="Arial"/>
+          <w:lang w:val="en-US"/>
+        </w:rPr>
+        <w:t xml:space="preserve"> order by </w:t>
+      </w:r>
+      <w:proofErr w:type="gramStart"/>
+      <w:r>
+        <w:rPr>
+          <w:rFonts w:ascii="Arial" w:hAnsi="Arial" w:cs="Arial"/>
+          <w:lang w:val="en-US"/>
+        </w:rPr>
+        <w:t>1</w:t>
+      </w:r>
+      <w:r>
+        <w:rPr>
+          <w:rFonts w:ascii="Arial" w:hAnsi="Arial" w:cs="Arial"/>
+          <w:lang w:val="en-US"/>
+        </w:rPr>
+        <w:t>;</w:t>
       </w:r>
       <w:proofErr w:type="gramEnd"/>
     </w:p>
@@ -307,22 +424,41 @@
     </w:p>
     <w:p>
       <w:pPr>
-        <w:ind w:left="720"/>
+        <w:ind w:left="714"/>
         <w:jc w:val="both"/>
         <w:rPr>
           <w:rFonts w:ascii="Arial" w:hAnsi="Arial" w:cs="Arial"/>
-        </w:rPr>
-      </w:pPr>
-      <w:r>
-        <w:rPr>
-          <w:rFonts w:ascii="Arial" w:hAnsi="Arial" w:cs="Arial"/>
-        </w:rPr>
-        <w:t xml:space="preserve">SELECT id, nome, </w:t>
-      </w:r>
-      <w:proofErr w:type="spellStart"/>
-      <w:r>
-        <w:rPr>
-          <w:rFonts w:ascii="Arial" w:hAnsi="Arial" w:cs="Arial"/>
+          <w:lang w:val="en-US"/>
+        </w:rPr>
+      </w:pPr>
+      <w:r>
+        <w:rPr>
+          <w:rFonts w:ascii="Arial" w:hAnsi="Arial" w:cs="Arial"/>
+          <w:lang w:val="en-US"/>
+        </w:rPr>
+        <w:t xml:space="preserve">SELECT </w:t>
+      </w:r>
+      <w:proofErr w:type="spellStart"/>
+      <w:r>
+        <w:rPr>
+          <w:rFonts w:ascii="Arial" w:hAnsi="Arial" w:cs="Arial"/>
+          <w:lang w:val="en-US"/>
+        </w:rPr>
+        <w:t>nome</w:t>
+      </w:r>
+      <w:proofErr w:type="spellEnd"/>
+      <w:r>
+        <w:rPr>
+          <w:rFonts w:ascii="Arial" w:hAnsi="Arial" w:cs="Arial"/>
+          <w:lang w:val="en-US"/>
+        </w:rPr>
+        <w:t xml:space="preserve">, </w:t>
+      </w:r>
+      <w:proofErr w:type="spellStart"/>
+      <w:r>
+        <w:rPr>
+          <w:rFonts w:ascii="Arial" w:hAnsi="Arial" w:cs="Arial"/>
+          <w:lang w:val="en-US"/>
         </w:rPr>
         <w:t>profissao</w:t>
       </w:r>
@@ -330,27 +466,31 @@
       <w:r>
         <w:rPr>
           <w:rFonts w:ascii="Arial" w:hAnsi="Arial" w:cs="Arial"/>
-        </w:rPr>
-        <w:t xml:space="preserve"> FROM clientes WHERE </w:t>
-      </w:r>
-      <w:proofErr w:type="spellStart"/>
-      <w:r>
-        <w:rPr>
-          <w:rFonts w:ascii="Arial" w:hAnsi="Arial" w:cs="Arial"/>
-        </w:rPr>
-        <w:t>lower</w:t>
-      </w:r>
-      <w:proofErr w:type="spellEnd"/>
-      <w:r>
-        <w:rPr>
-          <w:rFonts w:ascii="Arial" w:hAnsi="Arial" w:cs="Arial"/>
-        </w:rPr>
-        <w:t>(</w:t>
-      </w:r>
-      <w:proofErr w:type="spellStart"/>
-      <w:r>
-        <w:rPr>
-          <w:rFonts w:ascii="Arial" w:hAnsi="Arial" w:cs="Arial"/>
+          <w:lang w:val="en-US"/>
+        </w:rPr>
+        <w:t xml:space="preserve"> FROM </w:t>
+      </w:r>
+      <w:proofErr w:type="spellStart"/>
+      <w:r>
+        <w:rPr>
+          <w:rFonts w:ascii="Arial" w:hAnsi="Arial" w:cs="Arial"/>
+          <w:lang w:val="en-US"/>
+        </w:rPr>
+        <w:t>clientes</w:t>
+      </w:r>
+      <w:proofErr w:type="spellEnd"/>
+      <w:r>
+        <w:rPr>
+          <w:rFonts w:ascii="Arial" w:hAnsi="Arial" w:cs="Arial"/>
+          <w:lang w:val="en-US"/>
+        </w:rPr>
+        <w:t xml:space="preserve"> WHERE lower(</w:t>
+      </w:r>
+      <w:proofErr w:type="spellStart"/>
+      <w:r>
+        <w:rPr>
+          <w:rFonts w:ascii="Arial" w:hAnsi="Arial" w:cs="Arial"/>
+          <w:lang w:val="en-US"/>
         </w:rPr>
         <w:t>profissao</w:t>
       </w:r>
@@ -358,23 +498,162 @@
       <w:r>
         <w:rPr>
           <w:rFonts w:ascii="Arial" w:hAnsi="Arial" w:cs="Arial"/>
-        </w:rPr>
-        <w:t>) = '</w:t>
-      </w:r>
-      <w:proofErr w:type="spellStart"/>
-      <w:r>
-        <w:rPr>
-          <w:rFonts w:ascii="Arial" w:hAnsi="Arial" w:cs="Arial"/>
-        </w:rPr>
-        <w:t>actor</w:t>
-      </w:r>
-      <w:proofErr w:type="spellEnd"/>
-      <w:r>
-        <w:rPr>
-          <w:rFonts w:ascii="Arial" w:hAnsi="Arial" w:cs="Arial"/>
-        </w:rPr>
-        <w:t>';</w:t>
-      </w:r>
+          <w:lang w:val="en-US"/>
+        </w:rPr>
+        <w:t xml:space="preserve">) = 'actor' order by </w:t>
+      </w:r>
+      <w:proofErr w:type="gramStart"/>
+      <w:r>
+        <w:rPr>
+          <w:rFonts w:ascii="Arial" w:hAnsi="Arial" w:cs="Arial"/>
+          <w:lang w:val="en-US"/>
+        </w:rPr>
+        <w:t>2,1;</w:t>
+      </w:r>
+      <w:proofErr w:type="gramEnd"/>
+    </w:p>
+    <w:p>
+      <w:pPr>
+        <w:pStyle w:val="PargrafodaLista"/>
+        <w:numPr>
+          <w:ilvl w:val="0"/>
+          <w:numId w:val="2"/>
+        </w:numPr>
+        <w:jc w:val="both"/>
+        <w:rPr>
+          <w:rFonts w:ascii="Arial" w:hAnsi="Arial" w:cs="Arial"/>
+        </w:rPr>
+      </w:pPr>
+      <w:r>
+        <w:rPr>
+          <w:rFonts w:ascii="Arial" w:hAnsi="Arial" w:cs="Arial"/>
+        </w:rPr>
+        <w:t>Liste em ordem alfabética os clientes do estado A</w:t>
+      </w:r>
+      <w:r>
+        <w:rPr>
+          <w:rFonts w:ascii="Arial" w:hAnsi="Arial" w:cs="Arial"/>
+        </w:rPr>
+        <w:t>L</w:t>
+      </w:r>
+    </w:p>
+    <w:p>
+      <w:pPr>
+        <w:pStyle w:val="PargrafodaLista"/>
+        <w:jc w:val="both"/>
+        <w:rPr>
+          <w:rFonts w:ascii="Arial" w:hAnsi="Arial" w:cs="Arial"/>
+          <w:lang w:val="en-US"/>
+        </w:rPr>
+      </w:pPr>
+      <w:r>
+        <w:rPr>
+          <w:rFonts w:ascii="Arial" w:hAnsi="Arial" w:cs="Arial"/>
+          <w:lang w:val="en-US"/>
+        </w:rPr>
+        <w:t xml:space="preserve">SELECT </w:t>
+      </w:r>
+      <w:proofErr w:type="spellStart"/>
+      <w:r>
+        <w:rPr>
+          <w:rFonts w:ascii="Arial" w:hAnsi="Arial" w:cs="Arial"/>
+          <w:lang w:val="en-US"/>
+        </w:rPr>
+        <w:t>nome</w:t>
+      </w:r>
+      <w:proofErr w:type="spellEnd"/>
+      <w:r>
+        <w:rPr>
+          <w:rFonts w:ascii="Arial" w:hAnsi="Arial" w:cs="Arial"/>
+          <w:lang w:val="en-US"/>
+        </w:rPr>
+        <w:t xml:space="preserve">, </w:t>
+      </w:r>
+      <w:proofErr w:type="spellStart"/>
+      <w:r>
+        <w:rPr>
+          <w:rFonts w:ascii="Arial" w:hAnsi="Arial" w:cs="Arial"/>
+          <w:lang w:val="en-US"/>
+        </w:rPr>
+        <w:t>pais</w:t>
+      </w:r>
+      <w:proofErr w:type="spellEnd"/>
+      <w:r>
+        <w:rPr>
+          <w:rFonts w:ascii="Arial" w:hAnsi="Arial" w:cs="Arial"/>
+          <w:lang w:val="en-US"/>
+        </w:rPr>
+        <w:t xml:space="preserve"> FROM </w:t>
+      </w:r>
+      <w:proofErr w:type="spellStart"/>
+      <w:r>
+        <w:rPr>
+          <w:rFonts w:ascii="Arial" w:hAnsi="Arial" w:cs="Arial"/>
+          <w:lang w:val="en-US"/>
+        </w:rPr>
+        <w:t>clientes</w:t>
+      </w:r>
+      <w:proofErr w:type="spellEnd"/>
+      <w:r>
+        <w:rPr>
+          <w:rFonts w:ascii="Arial" w:hAnsi="Arial" w:cs="Arial"/>
+          <w:lang w:val="en-US"/>
+        </w:rPr>
+        <w:t xml:space="preserve"> WHERE</w:t>
+      </w:r>
+      <w:r>
+        <w:rPr>
+          <w:rFonts w:ascii="Arial" w:hAnsi="Arial" w:cs="Arial"/>
+          <w:lang w:val="en-US"/>
+        </w:rPr>
+        <w:t xml:space="preserve"> upper(</w:t>
+      </w:r>
+      <w:proofErr w:type="spellStart"/>
+      <w:r>
+        <w:rPr>
+          <w:rFonts w:ascii="Arial" w:hAnsi="Arial" w:cs="Arial"/>
+          <w:lang w:val="en-US"/>
+        </w:rPr>
+        <w:t>estado</w:t>
+      </w:r>
+      <w:proofErr w:type="spellEnd"/>
+      <w:r>
+        <w:rPr>
+          <w:rFonts w:ascii="Arial" w:hAnsi="Arial" w:cs="Arial"/>
+          <w:lang w:val="en-US"/>
+        </w:rPr>
+        <w:t xml:space="preserve">) = </w:t>
+      </w:r>
+      <w:r>
+        <w:rPr>
+          <w:rFonts w:ascii="Arial" w:hAnsi="Arial" w:cs="Arial"/>
+          <w:lang w:val="en-US"/>
+        </w:rPr>
+        <w:t>'</w:t>
+      </w:r>
+      <w:r>
+        <w:rPr>
+          <w:rFonts w:ascii="Arial" w:hAnsi="Arial" w:cs="Arial"/>
+          <w:lang w:val="en-US"/>
+        </w:rPr>
+        <w:t>AL</w:t>
+      </w:r>
+      <w:r>
+        <w:rPr>
+          <w:rFonts w:ascii="Arial" w:hAnsi="Arial" w:cs="Arial"/>
+          <w:lang w:val="en-US"/>
+        </w:rPr>
+        <w:t xml:space="preserve">' order by </w:t>
+      </w:r>
+      <w:proofErr w:type="gramStart"/>
+      <w:r>
+        <w:rPr>
+          <w:rFonts w:ascii="Arial" w:hAnsi="Arial" w:cs="Arial"/>
+          <w:lang w:val="en-US"/>
+        </w:rPr>
+        <w:t>2,1;</w:t>
+      </w:r>
+      <w:proofErr w:type="gramEnd"/>
     </w:p>
     <w:p>
       <w:pPr>
@@ -428,7 +707,7 @@
         <w:rPr>
           <w:rFonts w:ascii="Arial" w:hAnsi="Arial" w:cs="Arial"/>
         </w:rPr>
-        <w:t>Quais produtos possuem precisam ser comprados, indique a quantidade que precisa ser comprada para ter o dobro da quantidade mínima?</w:t>
+        <w:t>Quais produtos precisam ser comprados, indique a quantidade que precisa ser comprada para ter o dobro da quantidade mínima?</w:t>
       </w:r>
     </w:p>
     <w:p>
@@ -681,7 +960,7 @@
         <w:rPr>
           <w:rFonts w:ascii="Arial" w:hAnsi="Arial" w:cs="Arial"/>
         </w:rPr>
-        <w:t xml:space="preserve"> FROM     produtos WHERE </w:t>
+        <w:t xml:space="preserve"> FROM produtos WHERE </w:t>
       </w:r>
       <w:proofErr w:type="spellStart"/>
       <w:r>
@@ -872,1267 +1151,6 @@
     </w:p>
     <w:p>
       <w:pPr>
-        <w:numPr>
-          <w:ilvl w:val="0"/>
-          <w:numId w:val="2"/>
-        </w:numPr>
-        <w:spacing w:after="0"/>
-        <w:ind w:left="714" w:hanging="357"/>
-        <w:jc w:val="both"/>
-        <w:rPr>
-          <w:rFonts w:ascii="Arial" w:hAnsi="Arial" w:cs="Arial"/>
-        </w:rPr>
-      </w:pPr>
-      <w:r>
-        <w:rPr>
-          <w:rFonts w:ascii="Arial" w:hAnsi="Arial" w:cs="Arial"/>
-        </w:rPr>
-        <w:t>Liste os nomes dos clientes que nasceram depois de 01/01/2000</w:t>
-      </w:r>
-    </w:p>
-    <w:p>
-      <w:pPr>
-        <w:ind w:left="720"/>
-        <w:jc w:val="both"/>
-        <w:rPr>
-          <w:rFonts w:ascii="Arial" w:hAnsi="Arial" w:cs="Arial"/>
-        </w:rPr>
-      </w:pPr>
-      <w:r>
-        <w:rPr>
-          <w:rFonts w:ascii="Arial" w:hAnsi="Arial" w:cs="Arial"/>
-          <w:lang w:val="en-US"/>
-        </w:rPr>
-        <w:t xml:space="preserve">SELECT </w:t>
-      </w:r>
-      <w:proofErr w:type="spellStart"/>
-      <w:r>
-        <w:rPr>
-          <w:rFonts w:ascii="Arial" w:hAnsi="Arial" w:cs="Arial"/>
-          <w:lang w:val="en-US"/>
-        </w:rPr>
-        <w:t>nome</w:t>
-      </w:r>
-      <w:proofErr w:type="spellEnd"/>
-      <w:r>
-        <w:rPr>
-          <w:rFonts w:ascii="Arial" w:hAnsi="Arial" w:cs="Arial"/>
-          <w:lang w:val="en-US"/>
-        </w:rPr>
-        <w:t xml:space="preserve"> FROM </w:t>
-      </w:r>
-      <w:proofErr w:type="spellStart"/>
-      <w:r>
-        <w:rPr>
-          <w:rFonts w:ascii="Arial" w:hAnsi="Arial" w:cs="Arial"/>
-          <w:lang w:val="en-US"/>
-        </w:rPr>
-        <w:t>clientes</w:t>
-      </w:r>
-      <w:proofErr w:type="spellEnd"/>
-      <w:r>
-        <w:rPr>
-          <w:rFonts w:ascii="Arial" w:hAnsi="Arial" w:cs="Arial"/>
-          <w:lang w:val="en-US"/>
-        </w:rPr>
-        <w:t xml:space="preserve"> WHERE </w:t>
-      </w:r>
-      <w:r>
-        <w:rPr>
-          <w:rFonts w:ascii="Arial" w:hAnsi="Arial" w:cs="Arial"/>
-        </w:rPr>
-        <w:t>nascimento &gt; '2000-01-01</w:t>
-      </w:r>
-      <w:proofErr w:type="gramStart"/>
-      <w:r>
-        <w:rPr>
-          <w:rFonts w:ascii="Arial" w:hAnsi="Arial" w:cs="Arial"/>
-        </w:rPr>
-        <w:t>';</w:t>
-      </w:r>
-      <w:proofErr w:type="gramEnd"/>
-    </w:p>
-    <w:p>
-      <w:pPr>
-        <w:numPr>
-          <w:ilvl w:val="0"/>
-          <w:numId w:val="2"/>
-        </w:numPr>
-        <w:spacing w:after="0"/>
-        <w:ind w:left="714" w:hanging="357"/>
-        <w:jc w:val="both"/>
-        <w:rPr>
-          <w:rFonts w:ascii="Arial" w:hAnsi="Arial" w:cs="Arial"/>
-        </w:rPr>
-      </w:pPr>
-      <w:r>
-        <w:rPr>
-          <w:rFonts w:ascii="Arial" w:hAnsi="Arial" w:cs="Arial"/>
-        </w:rPr>
-        <w:t>Quantos pedidos que foram pagos, mas ainda não enviados</w:t>
-      </w:r>
-    </w:p>
-    <w:p>
-      <w:pPr>
-        <w:ind w:left="720"/>
-        <w:jc w:val="both"/>
-        <w:rPr>
-          <w:rFonts w:ascii="Arial" w:hAnsi="Arial" w:cs="Arial"/>
-        </w:rPr>
-      </w:pPr>
-      <w:r>
-        <w:rPr>
-          <w:rFonts w:ascii="Arial" w:hAnsi="Arial" w:cs="Arial"/>
-        </w:rPr>
-        <w:lastRenderedPageBreak/>
-        <w:t xml:space="preserve">SELECT </w:t>
-      </w:r>
-      <w:proofErr w:type="gramStart"/>
-      <w:r>
-        <w:rPr>
-          <w:rFonts w:ascii="Arial" w:hAnsi="Arial" w:cs="Arial"/>
-        </w:rPr>
-        <w:t>COUNT(</w:t>
-      </w:r>
-      <w:proofErr w:type="gramEnd"/>
-      <w:r>
-        <w:rPr>
-          <w:rFonts w:ascii="Arial" w:hAnsi="Arial" w:cs="Arial"/>
-        </w:rPr>
-        <w:t xml:space="preserve">id) </w:t>
-      </w:r>
-      <w:proofErr w:type="gramStart"/>
-      <w:r>
-        <w:rPr>
-          <w:rFonts w:ascii="Arial" w:hAnsi="Arial" w:cs="Arial"/>
-        </w:rPr>
-        <w:t xml:space="preserve">AS </w:t>
-      </w:r>
-      <w:proofErr w:type="spellStart"/>
-      <w:r>
-        <w:rPr>
-          <w:rFonts w:ascii="Arial" w:hAnsi="Arial" w:cs="Arial"/>
-        </w:rPr>
-        <w:t>total</w:t>
-      </w:r>
-      <w:proofErr w:type="gramEnd"/>
-      <w:r>
-        <w:rPr>
-          <w:rFonts w:ascii="Arial" w:hAnsi="Arial" w:cs="Arial"/>
-        </w:rPr>
-        <w:t>_pedidos_pagos_nao_enviados</w:t>
-      </w:r>
-      <w:proofErr w:type="spellEnd"/>
-      <w:r>
-        <w:rPr>
-          <w:rFonts w:ascii="Arial" w:hAnsi="Arial" w:cs="Arial"/>
-        </w:rPr>
-        <w:t xml:space="preserve"> FROM pedidos WHERE </w:t>
-      </w:r>
-      <w:proofErr w:type="spellStart"/>
-      <w:r>
-        <w:rPr>
-          <w:rFonts w:ascii="Arial" w:hAnsi="Arial" w:cs="Arial"/>
-        </w:rPr>
-        <w:t>datadopagamento</w:t>
-      </w:r>
-      <w:proofErr w:type="spellEnd"/>
-      <w:r>
-        <w:rPr>
-          <w:rFonts w:ascii="Arial" w:hAnsi="Arial" w:cs="Arial"/>
-        </w:rPr>
-        <w:t xml:space="preserve"> IS NOT NULL AND </w:t>
-      </w:r>
-      <w:proofErr w:type="spellStart"/>
-      <w:r>
-        <w:rPr>
-          <w:rFonts w:ascii="Arial" w:hAnsi="Arial" w:cs="Arial"/>
-        </w:rPr>
-        <w:t>datadeenvio</w:t>
-      </w:r>
-      <w:proofErr w:type="spellEnd"/>
-      <w:r>
-        <w:rPr>
-          <w:rFonts w:ascii="Arial" w:hAnsi="Arial" w:cs="Arial"/>
-        </w:rPr>
-        <w:t xml:space="preserve"> IS NULL;</w:t>
-      </w:r>
-    </w:p>
-    <w:p>
-      <w:pPr>
-        <w:numPr>
-          <w:ilvl w:val="0"/>
-          <w:numId w:val="2"/>
-        </w:numPr>
-        <w:spacing w:after="0"/>
-        <w:ind w:left="714" w:hanging="357"/>
-        <w:jc w:val="both"/>
-        <w:rPr>
-          <w:rFonts w:ascii="Arial" w:hAnsi="Arial" w:cs="Arial"/>
-        </w:rPr>
-      </w:pPr>
-      <w:r>
-        <w:rPr>
-          <w:rFonts w:ascii="Arial" w:hAnsi="Arial" w:cs="Arial"/>
-        </w:rPr>
-        <w:t>Quantos pedidos foram entregues atrasados</w:t>
-      </w:r>
-    </w:p>
-    <w:p>
-      <w:pPr>
-        <w:ind w:left="720"/>
-        <w:jc w:val="both"/>
-        <w:rPr>
-          <w:rFonts w:ascii="Arial" w:hAnsi="Arial" w:cs="Arial"/>
-        </w:rPr>
-      </w:pPr>
-      <w:r>
-        <w:rPr>
-          <w:rFonts w:ascii="Arial" w:hAnsi="Arial" w:cs="Arial"/>
-        </w:rPr>
-        <w:t xml:space="preserve">SELECT </w:t>
-      </w:r>
-      <w:proofErr w:type="gramStart"/>
-      <w:r>
-        <w:rPr>
-          <w:rFonts w:ascii="Arial" w:hAnsi="Arial" w:cs="Arial"/>
-        </w:rPr>
-        <w:t>COUNT(</w:t>
-      </w:r>
-      <w:proofErr w:type="gramEnd"/>
-      <w:r>
-        <w:rPr>
-          <w:rFonts w:ascii="Arial" w:hAnsi="Arial" w:cs="Arial"/>
-        </w:rPr>
-        <w:t xml:space="preserve">id) </w:t>
-      </w:r>
-      <w:proofErr w:type="gramStart"/>
-      <w:r>
-        <w:rPr>
-          <w:rFonts w:ascii="Arial" w:hAnsi="Arial" w:cs="Arial"/>
-        </w:rPr>
-        <w:t xml:space="preserve">AS </w:t>
-      </w:r>
-      <w:proofErr w:type="spellStart"/>
-      <w:r>
-        <w:rPr>
-          <w:rFonts w:ascii="Arial" w:hAnsi="Arial" w:cs="Arial"/>
-        </w:rPr>
-        <w:t>total</w:t>
-      </w:r>
-      <w:proofErr w:type="gramEnd"/>
-      <w:r>
-        <w:rPr>
-          <w:rFonts w:ascii="Arial" w:hAnsi="Arial" w:cs="Arial"/>
-        </w:rPr>
-        <w:t>_pedidos_atrasados</w:t>
-      </w:r>
-      <w:proofErr w:type="spellEnd"/>
-      <w:r>
-        <w:rPr>
-          <w:rFonts w:ascii="Arial" w:hAnsi="Arial" w:cs="Arial"/>
-        </w:rPr>
-        <w:t xml:space="preserve"> FROM pedidos WHERE </w:t>
-      </w:r>
-      <w:proofErr w:type="spellStart"/>
-      <w:r>
-        <w:rPr>
-          <w:rFonts w:ascii="Arial" w:hAnsi="Arial" w:cs="Arial"/>
-        </w:rPr>
-        <w:t>datadaentrega</w:t>
-      </w:r>
-      <w:proofErr w:type="spellEnd"/>
-      <w:r>
-        <w:rPr>
-          <w:rFonts w:ascii="Arial" w:hAnsi="Arial" w:cs="Arial"/>
-        </w:rPr>
-        <w:t xml:space="preserve"> IS NOT NULL AND </w:t>
-      </w:r>
-      <w:proofErr w:type="spellStart"/>
-      <w:r>
-        <w:rPr>
-          <w:rFonts w:ascii="Arial" w:hAnsi="Arial" w:cs="Arial"/>
-        </w:rPr>
-        <w:t>previsaoentrega</w:t>
-      </w:r>
-      <w:proofErr w:type="spellEnd"/>
-      <w:r>
-        <w:rPr>
-          <w:rFonts w:ascii="Arial" w:hAnsi="Arial" w:cs="Arial"/>
-        </w:rPr>
-        <w:t xml:space="preserve"> IS NOT NULL AND </w:t>
-      </w:r>
-      <w:proofErr w:type="spellStart"/>
-      <w:r>
-        <w:rPr>
-          <w:rFonts w:ascii="Arial" w:hAnsi="Arial" w:cs="Arial"/>
-        </w:rPr>
-        <w:t>datadaentrega</w:t>
-      </w:r>
-      <w:proofErr w:type="spellEnd"/>
-      <w:r>
-        <w:rPr>
-          <w:rFonts w:ascii="Arial" w:hAnsi="Arial" w:cs="Arial"/>
-        </w:rPr>
-        <w:t xml:space="preserve"> &gt; </w:t>
-      </w:r>
-      <w:proofErr w:type="spellStart"/>
-      <w:r>
-        <w:rPr>
-          <w:rFonts w:ascii="Arial" w:hAnsi="Arial" w:cs="Arial"/>
-        </w:rPr>
-        <w:t>previsaoentrega</w:t>
-      </w:r>
-      <w:proofErr w:type="spellEnd"/>
-      <w:r>
-        <w:rPr>
-          <w:rFonts w:ascii="Arial" w:hAnsi="Arial" w:cs="Arial"/>
-        </w:rPr>
-        <w:t>;</w:t>
-      </w:r>
-    </w:p>
-    <w:p>
-      <w:pPr>
-        <w:numPr>
-          <w:ilvl w:val="0"/>
-          <w:numId w:val="2"/>
-        </w:numPr>
-        <w:spacing w:after="0"/>
-        <w:ind w:left="714" w:hanging="357"/>
-        <w:jc w:val="both"/>
-        <w:rPr>
-          <w:rFonts w:ascii="Arial" w:hAnsi="Arial" w:cs="Arial"/>
-        </w:rPr>
-      </w:pPr>
-      <w:r>
-        <w:rPr>
-          <w:rFonts w:ascii="Arial" w:hAnsi="Arial" w:cs="Arial"/>
-        </w:rPr>
-        <w:t>Quantas venda foram feitas até o momento?</w:t>
-      </w:r>
-    </w:p>
-    <w:p>
-      <w:pPr>
-        <w:ind w:left="720"/>
-        <w:jc w:val="both"/>
-        <w:rPr>
-          <w:rFonts w:ascii="Arial" w:hAnsi="Arial" w:cs="Arial"/>
-        </w:rPr>
-      </w:pPr>
-      <w:r>
-        <w:rPr>
-          <w:rFonts w:ascii="Arial" w:hAnsi="Arial" w:cs="Arial"/>
-        </w:rPr>
-        <w:t xml:space="preserve">SELECT </w:t>
-      </w:r>
-      <w:proofErr w:type="gramStart"/>
-      <w:r>
-        <w:rPr>
-          <w:rFonts w:ascii="Arial" w:hAnsi="Arial" w:cs="Arial"/>
-        </w:rPr>
-        <w:t>COUNT(</w:t>
-      </w:r>
-      <w:proofErr w:type="gramEnd"/>
-      <w:r>
-        <w:rPr>
-          <w:rFonts w:ascii="Arial" w:hAnsi="Arial" w:cs="Arial"/>
-        </w:rPr>
-        <w:t xml:space="preserve">id) </w:t>
-      </w:r>
-      <w:proofErr w:type="gramStart"/>
-      <w:r>
-        <w:rPr>
-          <w:rFonts w:ascii="Arial" w:hAnsi="Arial" w:cs="Arial"/>
-        </w:rPr>
-        <w:t xml:space="preserve">AS </w:t>
-      </w:r>
-      <w:proofErr w:type="spellStart"/>
-      <w:r>
-        <w:rPr>
-          <w:rFonts w:ascii="Arial" w:hAnsi="Arial" w:cs="Arial"/>
-        </w:rPr>
-        <w:t>total</w:t>
-      </w:r>
-      <w:proofErr w:type="gramEnd"/>
-      <w:r>
-        <w:rPr>
-          <w:rFonts w:ascii="Arial" w:hAnsi="Arial" w:cs="Arial"/>
-        </w:rPr>
-        <w:t>_vendas_pedidos</w:t>
-      </w:r>
-      <w:proofErr w:type="spellEnd"/>
-      <w:r>
-        <w:rPr>
-          <w:rFonts w:ascii="Arial" w:hAnsi="Arial" w:cs="Arial"/>
-        </w:rPr>
-        <w:t xml:space="preserve"> FROM pedidos;</w:t>
-      </w:r>
-    </w:p>
-    <w:p>
-      <w:pPr>
-        <w:numPr>
-          <w:ilvl w:val="0"/>
-          <w:numId w:val="2"/>
-        </w:numPr>
-        <w:spacing w:after="0"/>
-        <w:ind w:left="714" w:hanging="357"/>
-        <w:jc w:val="both"/>
-        <w:rPr>
-          <w:rFonts w:ascii="Arial" w:hAnsi="Arial" w:cs="Arial"/>
-        </w:rPr>
-      </w:pPr>
-      <w:r>
-        <w:rPr>
-          <w:rFonts w:ascii="Arial" w:hAnsi="Arial" w:cs="Arial"/>
-        </w:rPr>
-        <w:t>Qual a data do pedido mais antigo registrado?</w:t>
-      </w:r>
-    </w:p>
-    <w:p>
-      <w:pPr>
-        <w:ind w:left="720"/>
-        <w:jc w:val="both"/>
-        <w:rPr>
-          <w:rFonts w:ascii="Arial" w:hAnsi="Arial" w:cs="Arial"/>
-        </w:rPr>
-      </w:pPr>
-      <w:r>
-        <w:rPr>
-          <w:rFonts w:ascii="Arial" w:hAnsi="Arial" w:cs="Arial"/>
-        </w:rPr>
-        <w:t xml:space="preserve">SELECT </w:t>
-      </w:r>
-      <w:proofErr w:type="gramStart"/>
-      <w:r>
-        <w:rPr>
-          <w:rFonts w:ascii="Arial" w:hAnsi="Arial" w:cs="Arial"/>
-        </w:rPr>
-        <w:t>MIN(</w:t>
-      </w:r>
-      <w:proofErr w:type="spellStart"/>
-      <w:proofErr w:type="gramEnd"/>
-      <w:r>
-        <w:rPr>
-          <w:rFonts w:ascii="Arial" w:hAnsi="Arial" w:cs="Arial"/>
-        </w:rPr>
-        <w:t>datadopedido</w:t>
-      </w:r>
-      <w:proofErr w:type="spellEnd"/>
-      <w:r>
-        <w:rPr>
-          <w:rFonts w:ascii="Arial" w:hAnsi="Arial" w:cs="Arial"/>
-        </w:rPr>
-        <w:t xml:space="preserve">) </w:t>
-      </w:r>
-      <w:proofErr w:type="gramStart"/>
-      <w:r>
-        <w:rPr>
-          <w:rFonts w:ascii="Arial" w:hAnsi="Arial" w:cs="Arial"/>
-        </w:rPr>
-        <w:t xml:space="preserve">AS </w:t>
-      </w:r>
-      <w:proofErr w:type="spellStart"/>
-      <w:r>
-        <w:rPr>
-          <w:rFonts w:ascii="Arial" w:hAnsi="Arial" w:cs="Arial"/>
-        </w:rPr>
-        <w:t>data</w:t>
-      </w:r>
-      <w:proofErr w:type="gramEnd"/>
-      <w:r>
-        <w:rPr>
-          <w:rFonts w:ascii="Arial" w:hAnsi="Arial" w:cs="Arial"/>
-        </w:rPr>
-        <w:t>_pedido_mais_antigo</w:t>
-      </w:r>
-      <w:proofErr w:type="spellEnd"/>
-      <w:r>
-        <w:rPr>
-          <w:rFonts w:ascii="Arial" w:hAnsi="Arial" w:cs="Arial"/>
-        </w:rPr>
-        <w:t xml:space="preserve"> FROM pedidos;</w:t>
-      </w:r>
-    </w:p>
-    <w:p>
-      <w:pPr>
-        <w:numPr>
-          <w:ilvl w:val="0"/>
-          <w:numId w:val="2"/>
-        </w:numPr>
-        <w:spacing w:after="0"/>
-        <w:ind w:left="714" w:hanging="357"/>
-        <w:jc w:val="both"/>
-        <w:rPr>
-          <w:rFonts w:ascii="Arial" w:hAnsi="Arial" w:cs="Arial"/>
-        </w:rPr>
-      </w:pPr>
-      <w:r>
-        <w:rPr>
-          <w:rFonts w:ascii="Arial" w:hAnsi="Arial" w:cs="Arial"/>
-        </w:rPr>
-        <w:t>Qual a data do cadastro de cliente mais novo?</w:t>
-      </w:r>
-    </w:p>
-    <w:p>
-      <w:pPr>
-        <w:ind w:left="720"/>
-        <w:jc w:val="both"/>
-        <w:rPr>
-          <w:rFonts w:ascii="Arial" w:hAnsi="Arial" w:cs="Arial"/>
-        </w:rPr>
-      </w:pPr>
-      <w:r>
-        <w:rPr>
-          <w:rFonts w:ascii="Arial" w:hAnsi="Arial" w:cs="Arial"/>
-        </w:rPr>
-        <w:t xml:space="preserve">SELECT </w:t>
-      </w:r>
-      <w:proofErr w:type="gramStart"/>
-      <w:r>
-        <w:rPr>
-          <w:rFonts w:ascii="Arial" w:hAnsi="Arial" w:cs="Arial"/>
-        </w:rPr>
-        <w:t>MAX(</w:t>
-      </w:r>
-      <w:proofErr w:type="gramEnd"/>
-      <w:r>
-        <w:rPr>
-          <w:rFonts w:ascii="Arial" w:hAnsi="Arial" w:cs="Arial"/>
-        </w:rPr>
-        <w:t>nascimento</w:t>
-      </w:r>
-      <w:r>
-        <w:rPr>
-          <w:rFonts w:ascii="Arial" w:hAnsi="Arial" w:cs="Arial"/>
-        </w:rPr>
-        <w:t xml:space="preserve">) </w:t>
-      </w:r>
-      <w:proofErr w:type="gramStart"/>
-      <w:r>
-        <w:rPr>
-          <w:rFonts w:ascii="Arial" w:hAnsi="Arial" w:cs="Arial"/>
-        </w:rPr>
-        <w:t xml:space="preserve">AS </w:t>
-      </w:r>
-      <w:proofErr w:type="spellStart"/>
-      <w:r>
-        <w:rPr>
-          <w:rFonts w:ascii="Arial" w:hAnsi="Arial" w:cs="Arial"/>
-        </w:rPr>
-        <w:t>data</w:t>
-      </w:r>
-      <w:proofErr w:type="gramEnd"/>
-      <w:r>
-        <w:rPr>
-          <w:rFonts w:ascii="Arial" w:hAnsi="Arial" w:cs="Arial"/>
-        </w:rPr>
-        <w:t>_cadastro_cliente_mais_novo</w:t>
-      </w:r>
-      <w:proofErr w:type="spellEnd"/>
-      <w:r>
-        <w:rPr>
-          <w:rFonts w:ascii="Arial" w:hAnsi="Arial" w:cs="Arial"/>
-        </w:rPr>
-        <w:t xml:space="preserve"> FROM clientes;</w:t>
-      </w:r>
-    </w:p>
-    <w:p>
-      <w:pPr>
-        <w:numPr>
-          <w:ilvl w:val="0"/>
-          <w:numId w:val="2"/>
-        </w:numPr>
-        <w:spacing w:after="0"/>
-        <w:ind w:left="714" w:hanging="357"/>
-        <w:jc w:val="both"/>
-        <w:rPr>
-          <w:rFonts w:ascii="Arial" w:hAnsi="Arial" w:cs="Arial"/>
-        </w:rPr>
-      </w:pPr>
-      <w:r>
-        <w:rPr>
-          <w:rFonts w:ascii="Arial" w:hAnsi="Arial" w:cs="Arial"/>
-        </w:rPr>
-        <w:t>Qual o preço unitário médio de todos os produtos em nosso catálogo?</w:t>
-      </w:r>
-    </w:p>
-    <w:p>
-      <w:pPr>
-        <w:ind w:left="720"/>
-        <w:jc w:val="both"/>
-        <w:rPr>
-          <w:rFonts w:ascii="Arial" w:hAnsi="Arial" w:cs="Arial"/>
-        </w:rPr>
-      </w:pPr>
-      <w:r>
-        <w:rPr>
-          <w:rFonts w:ascii="Arial" w:hAnsi="Arial" w:cs="Arial"/>
-        </w:rPr>
-        <w:t xml:space="preserve">SELECT </w:t>
-      </w:r>
-      <w:proofErr w:type="gramStart"/>
-      <w:r>
-        <w:rPr>
-          <w:rFonts w:ascii="Arial" w:hAnsi="Arial" w:cs="Arial"/>
-        </w:rPr>
-        <w:t>AVG(</w:t>
-      </w:r>
-      <w:proofErr w:type="spellStart"/>
-      <w:proofErr w:type="gramEnd"/>
-      <w:r>
-        <w:rPr>
-          <w:rFonts w:ascii="Arial" w:hAnsi="Arial" w:cs="Arial"/>
-        </w:rPr>
-        <w:t>precounitario</w:t>
-      </w:r>
-      <w:proofErr w:type="spellEnd"/>
-      <w:r>
-        <w:rPr>
-          <w:rFonts w:ascii="Arial" w:hAnsi="Arial" w:cs="Arial"/>
-        </w:rPr>
-        <w:t xml:space="preserve">) AS </w:t>
-      </w:r>
-      <w:proofErr w:type="spellStart"/>
-      <w:r>
-        <w:rPr>
-          <w:rFonts w:ascii="Arial" w:hAnsi="Arial" w:cs="Arial"/>
-        </w:rPr>
-        <w:t>preco_medio_produtos</w:t>
-      </w:r>
-      <w:proofErr w:type="spellEnd"/>
-      <w:r>
-        <w:rPr>
-          <w:rFonts w:ascii="Arial" w:hAnsi="Arial" w:cs="Arial"/>
-        </w:rPr>
-        <w:t xml:space="preserve"> FROM produtos;</w:t>
-      </w:r>
-    </w:p>
-    <w:p>
-      <w:pPr>
-        <w:numPr>
-          <w:ilvl w:val="0"/>
-          <w:numId w:val="2"/>
-        </w:numPr>
-        <w:spacing w:after="0"/>
-        <w:ind w:left="714" w:hanging="357"/>
-        <w:jc w:val="both"/>
-        <w:rPr>
-          <w:rFonts w:ascii="Arial" w:hAnsi="Arial" w:cs="Arial"/>
-        </w:rPr>
-      </w:pPr>
-      <w:r>
-        <w:rPr>
-          <w:rFonts w:ascii="Arial" w:hAnsi="Arial" w:cs="Arial"/>
-        </w:rPr>
-        <w:t>Qual o tempo médio de entrega (em dias) para todos os pedidos (da data de envio à data de entrega)</w:t>
-      </w:r>
-    </w:p>
-    <w:p>
-      <w:pPr>
-        <w:numPr>
-          <w:ilvl w:val="1"/>
-          <w:numId w:val="2"/>
-        </w:numPr>
-        <w:spacing w:after="0"/>
-        <w:ind w:left="1434" w:hanging="357"/>
-        <w:jc w:val="both"/>
-        <w:rPr>
-          <w:rFonts w:ascii="Arial" w:hAnsi="Arial" w:cs="Arial"/>
-        </w:rPr>
-      </w:pPr>
-      <w:r>
-        <w:rPr>
-          <w:rFonts w:ascii="Arial" w:hAnsi="Arial" w:cs="Arial"/>
-        </w:rPr>
-        <w:t xml:space="preserve"> </w:t>
-      </w:r>
-      <w:r>
-        <w:rPr>
-          <w:rFonts w:ascii="Arial" w:hAnsi="Arial" w:cs="Arial"/>
-          <w:i/>
-          <w:iCs/>
-        </w:rPr>
-        <w:t xml:space="preserve">O tratamento de datas não está bem padronizado nos diversos </w:t>
-      </w:r>
-      <w:proofErr w:type="spellStart"/>
-      <w:r>
-        <w:rPr>
-          <w:rFonts w:ascii="Arial" w:hAnsi="Arial" w:cs="Arial"/>
-          <w:i/>
-          <w:iCs/>
-        </w:rPr>
-        <w:t>SGBs</w:t>
-      </w:r>
-      <w:proofErr w:type="spellEnd"/>
-      <w:r>
-        <w:rPr>
-          <w:rFonts w:ascii="Arial" w:hAnsi="Arial" w:cs="Arial"/>
-          <w:i/>
-          <w:iCs/>
-        </w:rPr>
-        <w:t>,</w:t>
-      </w:r>
-      <w:r>
-        <w:rPr>
-          <w:rFonts w:ascii="Arial" w:hAnsi="Arial" w:cs="Arial"/>
-        </w:rPr>
-        <w:t xml:space="preserve"> a função DATEDIFF é comum em MySQL e SQL Server. Para PostgreSQL, você pode usar </w:t>
-      </w:r>
-      <w:proofErr w:type="gramStart"/>
-      <w:r>
-        <w:rPr>
-          <w:rFonts w:ascii="Arial" w:hAnsi="Arial" w:cs="Arial"/>
-        </w:rPr>
-        <w:t>EXTRACT(</w:t>
-      </w:r>
-      <w:proofErr w:type="gramEnd"/>
-      <w:r>
-        <w:rPr>
-          <w:rFonts w:ascii="Arial" w:hAnsi="Arial" w:cs="Arial"/>
-        </w:rPr>
-        <w:t>DAY FROM (</w:t>
-      </w:r>
-      <w:proofErr w:type="spellStart"/>
-      <w:r>
-        <w:rPr>
-          <w:rFonts w:ascii="Arial" w:hAnsi="Arial" w:cs="Arial"/>
-        </w:rPr>
-        <w:t>datadaentrega</w:t>
-      </w:r>
-      <w:proofErr w:type="spellEnd"/>
-      <w:r>
-        <w:rPr>
-          <w:rFonts w:ascii="Arial" w:hAnsi="Arial" w:cs="Arial"/>
-        </w:rPr>
-        <w:t xml:space="preserve"> - </w:t>
-      </w:r>
-      <w:proofErr w:type="spellStart"/>
-      <w:r>
-        <w:rPr>
-          <w:rFonts w:ascii="Arial" w:hAnsi="Arial" w:cs="Arial"/>
-        </w:rPr>
-        <w:t>datadeenvio</w:t>
-      </w:r>
-      <w:proofErr w:type="spellEnd"/>
-      <w:r>
-        <w:rPr>
-          <w:rFonts w:ascii="Arial" w:hAnsi="Arial" w:cs="Arial"/>
-        </w:rPr>
-        <w:t xml:space="preserve">)). Para Oracle e DB2, </w:t>
-      </w:r>
-      <w:proofErr w:type="spellStart"/>
-      <w:r>
-        <w:rPr>
-          <w:rFonts w:ascii="Arial" w:hAnsi="Arial" w:cs="Arial"/>
-        </w:rPr>
-        <w:t>datadaentrega</w:t>
-      </w:r>
-      <w:proofErr w:type="spellEnd"/>
-      <w:r>
-        <w:rPr>
-          <w:rFonts w:ascii="Arial" w:hAnsi="Arial" w:cs="Arial"/>
-        </w:rPr>
-        <w:t xml:space="preserve"> - </w:t>
-      </w:r>
-      <w:proofErr w:type="spellStart"/>
-      <w:r>
-        <w:rPr>
-          <w:rFonts w:ascii="Arial" w:hAnsi="Arial" w:cs="Arial"/>
-        </w:rPr>
-        <w:t>datadeenvio</w:t>
-      </w:r>
-      <w:proofErr w:type="spellEnd"/>
-      <w:r>
-        <w:rPr>
-          <w:rFonts w:ascii="Arial" w:hAnsi="Arial" w:cs="Arial"/>
-        </w:rPr>
-        <w:t xml:space="preserve"> retorna a diferença em dias.</w:t>
-      </w:r>
-    </w:p>
-    <w:p>
-      <w:pPr>
-        <w:ind w:left="720"/>
-        <w:jc w:val="both"/>
-        <w:rPr>
-          <w:rFonts w:ascii="Arial" w:hAnsi="Arial" w:cs="Arial"/>
-        </w:rPr>
-      </w:pPr>
-      <w:r>
-        <w:rPr>
-          <w:rFonts w:ascii="Arial" w:hAnsi="Arial" w:cs="Arial"/>
-        </w:rPr>
-        <w:t xml:space="preserve">SELECT </w:t>
-      </w:r>
-      <w:proofErr w:type="gramStart"/>
-      <w:r>
-        <w:rPr>
-          <w:rFonts w:ascii="Arial" w:hAnsi="Arial" w:cs="Arial"/>
-        </w:rPr>
-        <w:t>AVG(DATEDIFF(</w:t>
-      </w:r>
-      <w:proofErr w:type="spellStart"/>
-      <w:proofErr w:type="gramEnd"/>
-      <w:r>
-        <w:rPr>
-          <w:rFonts w:ascii="Arial" w:hAnsi="Arial" w:cs="Arial"/>
-        </w:rPr>
-        <w:t>datadaentrega</w:t>
-      </w:r>
-      <w:proofErr w:type="spellEnd"/>
-      <w:r>
-        <w:rPr>
-          <w:rFonts w:ascii="Arial" w:hAnsi="Arial" w:cs="Arial"/>
-        </w:rPr>
-        <w:t xml:space="preserve">, </w:t>
-      </w:r>
-      <w:proofErr w:type="spellStart"/>
-      <w:r>
-        <w:rPr>
-          <w:rFonts w:ascii="Arial" w:hAnsi="Arial" w:cs="Arial"/>
-        </w:rPr>
-        <w:t>datadeenvio</w:t>
-      </w:r>
-      <w:proofErr w:type="spellEnd"/>
-      <w:r>
-        <w:rPr>
-          <w:rFonts w:ascii="Arial" w:hAnsi="Arial" w:cs="Arial"/>
-        </w:rPr>
-        <w:t xml:space="preserve">)) AS </w:t>
-      </w:r>
-      <w:proofErr w:type="spellStart"/>
-      <w:r>
-        <w:rPr>
-          <w:rFonts w:ascii="Arial" w:hAnsi="Arial" w:cs="Arial"/>
-        </w:rPr>
-        <w:t>tempo_medio_entrega_dias</w:t>
-      </w:r>
-      <w:proofErr w:type="spellEnd"/>
-      <w:r>
-        <w:rPr>
-          <w:rFonts w:ascii="Arial" w:hAnsi="Arial" w:cs="Arial"/>
-        </w:rPr>
-        <w:t xml:space="preserve"> FROM pedidos WHERE </w:t>
-      </w:r>
-      <w:proofErr w:type="spellStart"/>
-      <w:r>
-        <w:rPr>
-          <w:rFonts w:ascii="Arial" w:hAnsi="Arial" w:cs="Arial"/>
-        </w:rPr>
-        <w:t>datadaentrega</w:t>
-      </w:r>
-      <w:proofErr w:type="spellEnd"/>
-      <w:r>
-        <w:rPr>
-          <w:rFonts w:ascii="Arial" w:hAnsi="Arial" w:cs="Arial"/>
-        </w:rPr>
-        <w:t xml:space="preserve"> IS NOT NULL AND </w:t>
-      </w:r>
-      <w:proofErr w:type="spellStart"/>
-      <w:r>
-        <w:rPr>
-          <w:rFonts w:ascii="Arial" w:hAnsi="Arial" w:cs="Arial"/>
-        </w:rPr>
-        <w:t>datadeenvio</w:t>
-      </w:r>
-      <w:proofErr w:type="spellEnd"/>
-      <w:r>
-        <w:rPr>
-          <w:rFonts w:ascii="Arial" w:hAnsi="Arial" w:cs="Arial"/>
-        </w:rPr>
-        <w:t xml:space="preserve"> IS NOT NULL;</w:t>
-      </w:r>
-    </w:p>
-    <w:p>
-      <w:pPr>
-        <w:numPr>
-          <w:ilvl w:val="0"/>
-          <w:numId w:val="2"/>
-        </w:numPr>
-        <w:spacing w:after="0"/>
-        <w:ind w:left="714" w:hanging="357"/>
-        <w:jc w:val="both"/>
-        <w:rPr>
-          <w:rFonts w:ascii="Arial" w:hAnsi="Arial" w:cs="Arial"/>
-        </w:rPr>
-      </w:pPr>
-      <w:r>
-        <w:rPr>
-          <w:rFonts w:ascii="Arial" w:hAnsi="Arial" w:cs="Arial"/>
-        </w:rPr>
-        <w:t>E o tempo médio de cada transportadora?</w:t>
-      </w:r>
-    </w:p>
-    <w:p>
-      <w:pPr>
-        <w:pStyle w:val="PargrafodaLista"/>
-        <w:jc w:val="both"/>
-        <w:rPr>
-          <w:rFonts w:ascii="Arial" w:hAnsi="Arial" w:cs="Arial"/>
-        </w:rPr>
-      </w:pPr>
-      <w:r>
-        <w:rPr>
-          <w:rFonts w:ascii="Arial" w:hAnsi="Arial" w:cs="Arial"/>
-        </w:rPr>
-        <w:t xml:space="preserve">SELECT </w:t>
-      </w:r>
-      <w:proofErr w:type="spellStart"/>
-      <w:proofErr w:type="gramStart"/>
-      <w:r>
-        <w:rPr>
-          <w:rFonts w:ascii="Arial" w:hAnsi="Arial" w:cs="Arial"/>
-        </w:rPr>
-        <w:t>via,</w:t>
-      </w:r>
-      <w:r>
-        <w:rPr>
-          <w:rFonts w:ascii="Arial" w:hAnsi="Arial" w:cs="Arial"/>
-        </w:rPr>
-        <w:t>AVG</w:t>
-      </w:r>
-      <w:proofErr w:type="spellEnd"/>
-      <w:proofErr w:type="gramEnd"/>
-      <w:r>
-        <w:rPr>
-          <w:rFonts w:ascii="Arial" w:hAnsi="Arial" w:cs="Arial"/>
-        </w:rPr>
-        <w:t>(</w:t>
-      </w:r>
-      <w:proofErr w:type="gramStart"/>
-      <w:r>
-        <w:rPr>
-          <w:rFonts w:ascii="Arial" w:hAnsi="Arial" w:cs="Arial"/>
-        </w:rPr>
-        <w:t>DATEDIFF(</w:t>
-      </w:r>
-      <w:proofErr w:type="spellStart"/>
-      <w:proofErr w:type="gramEnd"/>
-      <w:r>
-        <w:rPr>
-          <w:rFonts w:ascii="Arial" w:hAnsi="Arial" w:cs="Arial"/>
-        </w:rPr>
-        <w:t>datadaentrega</w:t>
-      </w:r>
-      <w:proofErr w:type="spellEnd"/>
-      <w:r>
-        <w:rPr>
-          <w:rFonts w:ascii="Arial" w:hAnsi="Arial" w:cs="Arial"/>
-        </w:rPr>
-        <w:t xml:space="preserve">, </w:t>
-      </w:r>
-      <w:proofErr w:type="spellStart"/>
-      <w:r>
-        <w:rPr>
-          <w:rFonts w:ascii="Arial" w:hAnsi="Arial" w:cs="Arial"/>
-        </w:rPr>
-        <w:t>datadeenvio</w:t>
-      </w:r>
-      <w:proofErr w:type="spellEnd"/>
-      <w:r>
-        <w:rPr>
-          <w:rFonts w:ascii="Arial" w:hAnsi="Arial" w:cs="Arial"/>
-        </w:rPr>
-        <w:t xml:space="preserve">)) AS </w:t>
-      </w:r>
-      <w:proofErr w:type="spellStart"/>
-      <w:r>
-        <w:rPr>
-          <w:rFonts w:ascii="Arial" w:hAnsi="Arial" w:cs="Arial"/>
-        </w:rPr>
-        <w:t>tempo_medio_entrega_dias</w:t>
-      </w:r>
-      <w:proofErr w:type="spellEnd"/>
-      <w:r>
-        <w:rPr>
-          <w:rFonts w:ascii="Arial" w:hAnsi="Arial" w:cs="Arial"/>
-        </w:rPr>
-        <w:t xml:space="preserve"> FROM pedidos WHERE </w:t>
-      </w:r>
-      <w:proofErr w:type="spellStart"/>
-      <w:r>
-        <w:rPr>
-          <w:rFonts w:ascii="Arial" w:hAnsi="Arial" w:cs="Arial"/>
-        </w:rPr>
-        <w:t>datadaentrega</w:t>
-      </w:r>
-      <w:proofErr w:type="spellEnd"/>
-      <w:r>
-        <w:rPr>
-          <w:rFonts w:ascii="Arial" w:hAnsi="Arial" w:cs="Arial"/>
-        </w:rPr>
-        <w:t xml:space="preserve"> IS NOT NULL AND </w:t>
-      </w:r>
-      <w:proofErr w:type="spellStart"/>
-      <w:r>
-        <w:rPr>
-          <w:rFonts w:ascii="Arial" w:hAnsi="Arial" w:cs="Arial"/>
-        </w:rPr>
-        <w:t>datadeenvio</w:t>
-      </w:r>
-      <w:proofErr w:type="spellEnd"/>
-      <w:r>
-        <w:rPr>
-          <w:rFonts w:ascii="Arial" w:hAnsi="Arial" w:cs="Arial"/>
-        </w:rPr>
-        <w:t xml:space="preserve"> IS NOT NULL</w:t>
-      </w:r>
-      <w:r>
-        <w:rPr>
-          <w:rFonts w:ascii="Arial" w:hAnsi="Arial" w:cs="Arial"/>
-        </w:rPr>
-        <w:t xml:space="preserve"> GROUP BY via</w:t>
-      </w:r>
-      <w:r>
-        <w:rPr>
-          <w:rFonts w:ascii="Arial" w:hAnsi="Arial" w:cs="Arial"/>
-        </w:rPr>
-        <w:t>;</w:t>
-      </w:r>
-    </w:p>
-    <w:p>
-      <w:pPr>
-        <w:numPr>
-          <w:ilvl w:val="0"/>
-          <w:numId w:val="2"/>
-        </w:numPr>
-        <w:spacing w:after="0"/>
-        <w:ind w:left="714" w:hanging="357"/>
-        <w:jc w:val="both"/>
-        <w:rPr>
-          <w:rFonts w:ascii="Arial" w:hAnsi="Arial" w:cs="Arial"/>
-        </w:rPr>
-      </w:pPr>
-      <w:r>
-        <w:rPr>
-          <w:rFonts w:ascii="Arial" w:hAnsi="Arial" w:cs="Arial"/>
-        </w:rPr>
-        <w:t>Qual o preço médio de cada categoria?</w:t>
-      </w:r>
-    </w:p>
-    <w:p>
-      <w:pPr>
-        <w:ind w:left="720"/>
-        <w:jc w:val="both"/>
-        <w:rPr>
-          <w:rFonts w:ascii="Arial" w:hAnsi="Arial" w:cs="Arial"/>
-        </w:rPr>
-      </w:pPr>
-      <w:r>
-        <w:rPr>
-          <w:rFonts w:ascii="Arial" w:hAnsi="Arial" w:cs="Arial"/>
-        </w:rPr>
-        <w:t xml:space="preserve">SELECT </w:t>
-      </w:r>
-      <w:proofErr w:type="spellStart"/>
-      <w:r>
-        <w:rPr>
-          <w:rFonts w:ascii="Arial" w:hAnsi="Arial" w:cs="Arial"/>
-        </w:rPr>
-        <w:t>idcategoria</w:t>
-      </w:r>
-      <w:proofErr w:type="spellEnd"/>
-      <w:r>
-        <w:rPr>
-          <w:rFonts w:ascii="Arial" w:hAnsi="Arial" w:cs="Arial"/>
-        </w:rPr>
-        <w:t>, AVG(</w:t>
-      </w:r>
-      <w:proofErr w:type="spellStart"/>
-      <w:proofErr w:type="gramStart"/>
-      <w:r>
-        <w:rPr>
-          <w:rFonts w:ascii="Arial" w:hAnsi="Arial" w:cs="Arial"/>
-        </w:rPr>
-        <w:t>p.precounitario</w:t>
-      </w:r>
-      <w:proofErr w:type="spellEnd"/>
-      <w:proofErr w:type="gramEnd"/>
-      <w:r>
-        <w:rPr>
-          <w:rFonts w:ascii="Arial" w:hAnsi="Arial" w:cs="Arial"/>
-        </w:rPr>
-        <w:t xml:space="preserve">) AS </w:t>
-      </w:r>
-      <w:proofErr w:type="spellStart"/>
-      <w:r>
-        <w:rPr>
-          <w:rFonts w:ascii="Arial" w:hAnsi="Arial" w:cs="Arial"/>
-        </w:rPr>
-        <w:t>preco_medio_categoria</w:t>
-      </w:r>
-      <w:proofErr w:type="spellEnd"/>
-      <w:r>
-        <w:rPr>
-          <w:rFonts w:ascii="Arial" w:hAnsi="Arial" w:cs="Arial"/>
-        </w:rPr>
-        <w:t xml:space="preserve"> FROM produtos GROUP BY </w:t>
-      </w:r>
-      <w:proofErr w:type="spellStart"/>
-      <w:r>
-        <w:rPr>
-          <w:rFonts w:ascii="Arial" w:hAnsi="Arial" w:cs="Arial"/>
-        </w:rPr>
-        <w:t>idcategoria</w:t>
-      </w:r>
-      <w:proofErr w:type="spellEnd"/>
-      <w:r>
-        <w:rPr>
-          <w:rFonts w:ascii="Arial" w:hAnsi="Arial" w:cs="Arial"/>
-        </w:rPr>
-        <w:t xml:space="preserve"> ORDER BY </w:t>
-      </w:r>
-      <w:proofErr w:type="spellStart"/>
-      <w:r>
-        <w:rPr>
-          <w:rFonts w:ascii="Arial" w:hAnsi="Arial" w:cs="Arial"/>
-        </w:rPr>
-        <w:t>idcategoria</w:t>
-      </w:r>
-      <w:proofErr w:type="spellEnd"/>
-      <w:r>
-        <w:rPr>
-          <w:rFonts w:ascii="Arial" w:hAnsi="Arial" w:cs="Arial"/>
-        </w:rPr>
-        <w:t>;</w:t>
-      </w:r>
-    </w:p>
-    <w:p>
-      <w:pPr>
-        <w:numPr>
-          <w:ilvl w:val="0"/>
-          <w:numId w:val="2"/>
-        </w:numPr>
-        <w:spacing w:after="0"/>
-        <w:ind w:left="714" w:hanging="357"/>
-        <w:jc w:val="both"/>
-        <w:rPr>
-          <w:rFonts w:ascii="Arial" w:hAnsi="Arial" w:cs="Arial"/>
-        </w:rPr>
-      </w:pPr>
-      <w:r>
-        <w:rPr>
-          <w:rFonts w:ascii="Arial" w:hAnsi="Arial" w:cs="Arial"/>
-        </w:rPr>
-        <w:t>Quantos clientes por identidade sexual?</w:t>
-      </w:r>
-    </w:p>
-    <w:p>
-      <w:pPr>
-        <w:ind w:left="720"/>
-        <w:jc w:val="both"/>
-        <w:rPr>
-          <w:rFonts w:ascii="Arial" w:hAnsi="Arial" w:cs="Arial"/>
-          <w:lang w:val="en-US"/>
-        </w:rPr>
-      </w:pPr>
-      <w:r>
-        <w:rPr>
-          <w:rFonts w:ascii="Arial" w:hAnsi="Arial" w:cs="Arial"/>
-          <w:lang w:val="en-US"/>
-        </w:rPr>
-        <w:t xml:space="preserve">SELECT </w:t>
-      </w:r>
-      <w:proofErr w:type="spellStart"/>
-      <w:r>
-        <w:rPr>
-          <w:rFonts w:ascii="Arial" w:hAnsi="Arial" w:cs="Arial"/>
-          <w:lang w:val="en-US"/>
-        </w:rPr>
-        <w:t>sexo</w:t>
-      </w:r>
-      <w:proofErr w:type="spellEnd"/>
-      <w:r>
-        <w:rPr>
-          <w:rFonts w:ascii="Arial" w:hAnsi="Arial" w:cs="Arial"/>
-          <w:lang w:val="en-US"/>
-        </w:rPr>
-        <w:t xml:space="preserve">, </w:t>
-      </w:r>
-      <w:proofErr w:type="gramStart"/>
-      <w:r>
-        <w:rPr>
-          <w:rFonts w:ascii="Arial" w:hAnsi="Arial" w:cs="Arial"/>
-          <w:lang w:val="en-US"/>
-        </w:rPr>
-        <w:t>COUNT(</w:t>
-      </w:r>
-      <w:proofErr w:type="gramEnd"/>
-      <w:r>
-        <w:rPr>
-          <w:rFonts w:ascii="Arial" w:hAnsi="Arial" w:cs="Arial"/>
-          <w:lang w:val="en-US"/>
-        </w:rPr>
-        <w:t xml:space="preserve">id) AS </w:t>
-      </w:r>
-      <w:proofErr w:type="spellStart"/>
-      <w:r>
-        <w:rPr>
-          <w:rFonts w:ascii="Arial" w:hAnsi="Arial" w:cs="Arial"/>
-          <w:lang w:val="en-US"/>
-        </w:rPr>
-        <w:t>total_clientes</w:t>
-      </w:r>
-      <w:proofErr w:type="spellEnd"/>
-      <w:r>
-        <w:rPr>
-          <w:rFonts w:ascii="Arial" w:hAnsi="Arial" w:cs="Arial"/>
-          <w:lang w:val="en-US"/>
-        </w:rPr>
-        <w:t xml:space="preserve"> FROM </w:t>
-      </w:r>
-      <w:proofErr w:type="spellStart"/>
-      <w:r>
-        <w:rPr>
-          <w:rFonts w:ascii="Arial" w:hAnsi="Arial" w:cs="Arial"/>
-          <w:lang w:val="en-US"/>
-        </w:rPr>
-        <w:t>clientes</w:t>
-      </w:r>
-      <w:proofErr w:type="spellEnd"/>
-      <w:r>
-        <w:rPr>
-          <w:rFonts w:ascii="Arial" w:hAnsi="Arial" w:cs="Arial"/>
-          <w:lang w:val="en-US"/>
-        </w:rPr>
-        <w:t xml:space="preserve"> GROUP BY </w:t>
-      </w:r>
-      <w:proofErr w:type="spellStart"/>
-      <w:r>
-        <w:rPr>
-          <w:rFonts w:ascii="Arial" w:hAnsi="Arial" w:cs="Arial"/>
-          <w:lang w:val="en-US"/>
-        </w:rPr>
-        <w:t>sexo</w:t>
-      </w:r>
-      <w:proofErr w:type="spellEnd"/>
-      <w:r>
-        <w:rPr>
-          <w:rFonts w:ascii="Arial" w:hAnsi="Arial" w:cs="Arial"/>
-          <w:lang w:val="en-US"/>
-        </w:rPr>
-        <w:t xml:space="preserve"> ORDER BY </w:t>
-      </w:r>
-      <w:proofErr w:type="spellStart"/>
-      <w:proofErr w:type="gramStart"/>
-      <w:r>
-        <w:rPr>
-          <w:rFonts w:ascii="Arial" w:hAnsi="Arial" w:cs="Arial"/>
-          <w:lang w:val="en-US"/>
-        </w:rPr>
-        <w:t>sexo</w:t>
-      </w:r>
-      <w:proofErr w:type="spellEnd"/>
-      <w:r>
-        <w:rPr>
-          <w:rFonts w:ascii="Arial" w:hAnsi="Arial" w:cs="Arial"/>
-          <w:lang w:val="en-US"/>
-        </w:rPr>
-        <w:t>;</w:t>
-      </w:r>
-      <w:proofErr w:type="gramEnd"/>
-    </w:p>
-    <w:p>
-      <w:pPr>
         <w:pStyle w:val="PargrafodaLista"/>
         <w:numPr>
           <w:ilvl w:val="0"/>
@@ -2147,6 +1165,7 @@
         <w:rPr>
           <w:rFonts w:ascii="Arial" w:hAnsi="Arial" w:cs="Arial"/>
         </w:rPr>
+        <w:lastRenderedPageBreak/>
         <w:t>Quais são os e-mails de clientes que usam o domínio "gmail.com"?</w:t>
       </w:r>
     </w:p>
@@ -2165,7 +1184,6 @@
           <w:rFonts w:ascii="Arial" w:hAnsi="Arial" w:cs="Arial"/>
           <w:lang w:val="en-US"/>
         </w:rPr>
-        <w:lastRenderedPageBreak/>
         <w:t xml:space="preserve">SELECT id, </w:t>
       </w:r>
       <w:proofErr w:type="spellStart"/>
@@ -2366,13 +1384,7 @@
         <w:rPr>
           <w:rFonts w:ascii="Arial" w:hAnsi="Arial" w:cs="Arial"/>
         </w:rPr>
-        <w:t>SELECT produto FROM produtos WHERE produto LIKE '_____'</w:t>
-      </w:r>
-      <w:r>
-        <w:rPr>
-          <w:rFonts w:ascii="Arial" w:hAnsi="Arial" w:cs="Arial"/>
-        </w:rPr>
-        <w:t>;</w:t>
+        <w:t>SELECT produto FROM produtos WHERE produto LIKE '_____';</w:t>
       </w:r>
     </w:p>
     <w:p>
@@ -2407,13 +1419,7 @@
         <w:rPr>
           <w:rFonts w:ascii="Arial" w:hAnsi="Arial" w:cs="Arial"/>
         </w:rPr>
-        <w:t>SELECT produto FROM produtos WHERE produto LIKE '_____%'</w:t>
-      </w:r>
-      <w:r>
-        <w:rPr>
-          <w:rFonts w:ascii="Arial" w:hAnsi="Arial" w:cs="Arial"/>
-        </w:rPr>
-        <w:t>;</w:t>
+        <w:t>SELECT produto FROM produtos WHERE produto LIKE '_____%';</w:t>
       </w:r>
     </w:p>
     <w:p>
@@ -2506,14 +1512,7 @@
           <w:rFonts w:ascii="Arial" w:hAnsi="Arial" w:cs="Arial"/>
           <w:lang w:val="en-US"/>
         </w:rPr>
-        <w:t>'</w:t>
-      </w:r>
-      <w:r>
-        <w:rPr>
-          <w:rFonts w:ascii="Arial" w:hAnsi="Arial" w:cs="Arial"/>
-          <w:lang w:val="en-US"/>
-        </w:rPr>
-        <w:t>;</w:t>
+        <w:t>';</w:t>
       </w:r>
       <w:proofErr w:type="gramEnd"/>
     </w:p>
@@ -2607,14 +1606,7 @@
           <w:rFonts w:ascii="Arial" w:hAnsi="Arial" w:cs="Arial"/>
           <w:lang w:val="en-US"/>
         </w:rPr>
-        <w:t>'</w:t>
-      </w:r>
-      <w:r>
-        <w:rPr>
-          <w:rFonts w:ascii="Arial" w:hAnsi="Arial" w:cs="Arial"/>
-          <w:lang w:val="en-US"/>
-        </w:rPr>
-        <w:t>;</w:t>
+        <w:t>';</w:t>
       </w:r>
       <w:proofErr w:type="gramEnd"/>
     </w:p>
@@ -2733,6 +1725,1267 @@
     </w:p>
     <w:p>
       <w:pPr>
+        <w:numPr>
+          <w:ilvl w:val="0"/>
+          <w:numId w:val="2"/>
+        </w:numPr>
+        <w:spacing w:after="0"/>
+        <w:ind w:left="714" w:hanging="357"/>
+        <w:jc w:val="both"/>
+        <w:rPr>
+          <w:rFonts w:ascii="Arial" w:hAnsi="Arial" w:cs="Arial"/>
+        </w:rPr>
+      </w:pPr>
+      <w:r>
+        <w:rPr>
+          <w:rFonts w:ascii="Arial" w:hAnsi="Arial" w:cs="Arial"/>
+        </w:rPr>
+        <w:t>Liste os nomes dos clientes que nasceram depois de 01/01/2000</w:t>
+      </w:r>
+    </w:p>
+    <w:p>
+      <w:pPr>
+        <w:ind w:left="720"/>
+        <w:jc w:val="both"/>
+        <w:rPr>
+          <w:rFonts w:ascii="Arial" w:hAnsi="Arial" w:cs="Arial"/>
+        </w:rPr>
+      </w:pPr>
+      <w:r>
+        <w:rPr>
+          <w:rFonts w:ascii="Arial" w:hAnsi="Arial" w:cs="Arial"/>
+          <w:lang w:val="en-US"/>
+        </w:rPr>
+        <w:t xml:space="preserve">SELECT </w:t>
+      </w:r>
+      <w:proofErr w:type="spellStart"/>
+      <w:r>
+        <w:rPr>
+          <w:rFonts w:ascii="Arial" w:hAnsi="Arial" w:cs="Arial"/>
+          <w:lang w:val="en-US"/>
+        </w:rPr>
+        <w:t>nome</w:t>
+      </w:r>
+      <w:proofErr w:type="spellEnd"/>
+      <w:r>
+        <w:rPr>
+          <w:rFonts w:ascii="Arial" w:hAnsi="Arial" w:cs="Arial"/>
+          <w:lang w:val="en-US"/>
+        </w:rPr>
+        <w:t xml:space="preserve"> FROM </w:t>
+      </w:r>
+      <w:proofErr w:type="spellStart"/>
+      <w:r>
+        <w:rPr>
+          <w:rFonts w:ascii="Arial" w:hAnsi="Arial" w:cs="Arial"/>
+          <w:lang w:val="en-US"/>
+        </w:rPr>
+        <w:t>clientes</w:t>
+      </w:r>
+      <w:proofErr w:type="spellEnd"/>
+      <w:r>
+        <w:rPr>
+          <w:rFonts w:ascii="Arial" w:hAnsi="Arial" w:cs="Arial"/>
+          <w:lang w:val="en-US"/>
+        </w:rPr>
+        <w:t xml:space="preserve"> WHERE </w:t>
+      </w:r>
+      <w:r>
+        <w:rPr>
+          <w:rFonts w:ascii="Arial" w:hAnsi="Arial" w:cs="Arial"/>
+        </w:rPr>
+        <w:t>nascimento &gt; '2000-01-01</w:t>
+      </w:r>
+      <w:proofErr w:type="gramStart"/>
+      <w:r>
+        <w:rPr>
+          <w:rFonts w:ascii="Arial" w:hAnsi="Arial" w:cs="Arial"/>
+        </w:rPr>
+        <w:t>';</w:t>
+      </w:r>
+      <w:proofErr w:type="gramEnd"/>
+    </w:p>
+    <w:p>
+      <w:pPr>
+        <w:numPr>
+          <w:ilvl w:val="0"/>
+          <w:numId w:val="2"/>
+        </w:numPr>
+        <w:spacing w:after="0"/>
+        <w:ind w:left="714" w:hanging="357"/>
+        <w:jc w:val="both"/>
+        <w:rPr>
+          <w:rFonts w:ascii="Arial" w:hAnsi="Arial" w:cs="Arial"/>
+        </w:rPr>
+      </w:pPr>
+      <w:r>
+        <w:rPr>
+          <w:rFonts w:ascii="Arial" w:hAnsi="Arial" w:cs="Arial"/>
+        </w:rPr>
+        <w:t>Quantos pedidos que foram pagos, mas ainda não enviados</w:t>
+      </w:r>
+    </w:p>
+    <w:p>
+      <w:pPr>
+        <w:ind w:left="720"/>
+        <w:jc w:val="both"/>
+        <w:rPr>
+          <w:rFonts w:ascii="Arial" w:hAnsi="Arial" w:cs="Arial"/>
+        </w:rPr>
+      </w:pPr>
+      <w:r>
+        <w:rPr>
+          <w:rFonts w:ascii="Arial" w:hAnsi="Arial" w:cs="Arial"/>
+        </w:rPr>
+        <w:t xml:space="preserve">SELECT </w:t>
+      </w:r>
+      <w:proofErr w:type="gramStart"/>
+      <w:r>
+        <w:rPr>
+          <w:rFonts w:ascii="Arial" w:hAnsi="Arial" w:cs="Arial"/>
+        </w:rPr>
+        <w:t>COUNT(</w:t>
+      </w:r>
+      <w:proofErr w:type="gramEnd"/>
+      <w:r>
+        <w:rPr>
+          <w:rFonts w:ascii="Arial" w:hAnsi="Arial" w:cs="Arial"/>
+        </w:rPr>
+        <w:t xml:space="preserve">id) </w:t>
+      </w:r>
+      <w:proofErr w:type="gramStart"/>
+      <w:r>
+        <w:rPr>
+          <w:rFonts w:ascii="Arial" w:hAnsi="Arial" w:cs="Arial"/>
+        </w:rPr>
+        <w:t xml:space="preserve">AS </w:t>
+      </w:r>
+      <w:proofErr w:type="spellStart"/>
+      <w:r>
+        <w:rPr>
+          <w:rFonts w:ascii="Arial" w:hAnsi="Arial" w:cs="Arial"/>
+        </w:rPr>
+        <w:t>total</w:t>
+      </w:r>
+      <w:proofErr w:type="gramEnd"/>
+      <w:r>
+        <w:rPr>
+          <w:rFonts w:ascii="Arial" w:hAnsi="Arial" w:cs="Arial"/>
+        </w:rPr>
+        <w:t>_pedidos_pagos_nao_enviados</w:t>
+      </w:r>
+      <w:proofErr w:type="spellEnd"/>
+      <w:r>
+        <w:rPr>
+          <w:rFonts w:ascii="Arial" w:hAnsi="Arial" w:cs="Arial"/>
+        </w:rPr>
+        <w:t xml:space="preserve"> FROM pedidos WHERE </w:t>
+      </w:r>
+      <w:proofErr w:type="spellStart"/>
+      <w:r>
+        <w:rPr>
+          <w:rFonts w:ascii="Arial" w:hAnsi="Arial" w:cs="Arial"/>
+        </w:rPr>
+        <w:t>datadopagamento</w:t>
+      </w:r>
+      <w:proofErr w:type="spellEnd"/>
+      <w:r>
+        <w:rPr>
+          <w:rFonts w:ascii="Arial" w:hAnsi="Arial" w:cs="Arial"/>
+        </w:rPr>
+        <w:t xml:space="preserve"> IS NOT NULL AND </w:t>
+      </w:r>
+      <w:proofErr w:type="spellStart"/>
+      <w:r>
+        <w:rPr>
+          <w:rFonts w:ascii="Arial" w:hAnsi="Arial" w:cs="Arial"/>
+        </w:rPr>
+        <w:t>datadeenvio</w:t>
+      </w:r>
+      <w:proofErr w:type="spellEnd"/>
+      <w:r>
+        <w:rPr>
+          <w:rFonts w:ascii="Arial" w:hAnsi="Arial" w:cs="Arial"/>
+        </w:rPr>
+        <w:t xml:space="preserve"> IS NULL;</w:t>
+      </w:r>
+    </w:p>
+    <w:p>
+      <w:pPr>
+        <w:numPr>
+          <w:ilvl w:val="0"/>
+          <w:numId w:val="2"/>
+        </w:numPr>
+        <w:spacing w:after="0"/>
+        <w:ind w:left="714" w:hanging="357"/>
+        <w:jc w:val="both"/>
+        <w:rPr>
+          <w:rFonts w:ascii="Arial" w:hAnsi="Arial" w:cs="Arial"/>
+        </w:rPr>
+      </w:pPr>
+      <w:r>
+        <w:rPr>
+          <w:rFonts w:ascii="Arial" w:hAnsi="Arial" w:cs="Arial"/>
+        </w:rPr>
+        <w:t>Quantos pedidos foram entregues atrasados</w:t>
+      </w:r>
+    </w:p>
+    <w:p>
+      <w:pPr>
+        <w:ind w:left="720"/>
+        <w:jc w:val="both"/>
+        <w:rPr>
+          <w:rFonts w:ascii="Arial" w:hAnsi="Arial" w:cs="Arial"/>
+        </w:rPr>
+      </w:pPr>
+      <w:r>
+        <w:rPr>
+          <w:rFonts w:ascii="Arial" w:hAnsi="Arial" w:cs="Arial"/>
+        </w:rPr>
+        <w:t xml:space="preserve">SELECT </w:t>
+      </w:r>
+      <w:proofErr w:type="gramStart"/>
+      <w:r>
+        <w:rPr>
+          <w:rFonts w:ascii="Arial" w:hAnsi="Arial" w:cs="Arial"/>
+        </w:rPr>
+        <w:t>COUNT(</w:t>
+      </w:r>
+      <w:proofErr w:type="gramEnd"/>
+      <w:r>
+        <w:rPr>
+          <w:rFonts w:ascii="Arial" w:hAnsi="Arial" w:cs="Arial"/>
+        </w:rPr>
+        <w:t xml:space="preserve">id) </w:t>
+      </w:r>
+      <w:proofErr w:type="gramStart"/>
+      <w:r>
+        <w:rPr>
+          <w:rFonts w:ascii="Arial" w:hAnsi="Arial" w:cs="Arial"/>
+        </w:rPr>
+        <w:t xml:space="preserve">AS </w:t>
+      </w:r>
+      <w:proofErr w:type="spellStart"/>
+      <w:r>
+        <w:rPr>
+          <w:rFonts w:ascii="Arial" w:hAnsi="Arial" w:cs="Arial"/>
+        </w:rPr>
+        <w:t>total</w:t>
+      </w:r>
+      <w:proofErr w:type="gramEnd"/>
+      <w:r>
+        <w:rPr>
+          <w:rFonts w:ascii="Arial" w:hAnsi="Arial" w:cs="Arial"/>
+        </w:rPr>
+        <w:t>_pedidos_atrasados</w:t>
+      </w:r>
+      <w:proofErr w:type="spellEnd"/>
+      <w:r>
+        <w:rPr>
+          <w:rFonts w:ascii="Arial" w:hAnsi="Arial" w:cs="Arial"/>
+        </w:rPr>
+        <w:t xml:space="preserve"> FROM pedidos WHERE </w:t>
+      </w:r>
+      <w:proofErr w:type="spellStart"/>
+      <w:r>
+        <w:rPr>
+          <w:rFonts w:ascii="Arial" w:hAnsi="Arial" w:cs="Arial"/>
+        </w:rPr>
+        <w:t>datadaentrega</w:t>
+      </w:r>
+      <w:proofErr w:type="spellEnd"/>
+      <w:r>
+        <w:rPr>
+          <w:rFonts w:ascii="Arial" w:hAnsi="Arial" w:cs="Arial"/>
+        </w:rPr>
+        <w:t xml:space="preserve"> IS NOT NULL AND </w:t>
+      </w:r>
+      <w:proofErr w:type="spellStart"/>
+      <w:r>
+        <w:rPr>
+          <w:rFonts w:ascii="Arial" w:hAnsi="Arial" w:cs="Arial"/>
+        </w:rPr>
+        <w:t>previsaoentrega</w:t>
+      </w:r>
+      <w:proofErr w:type="spellEnd"/>
+      <w:r>
+        <w:rPr>
+          <w:rFonts w:ascii="Arial" w:hAnsi="Arial" w:cs="Arial"/>
+        </w:rPr>
+        <w:t xml:space="preserve"> IS NOT NULL AND </w:t>
+      </w:r>
+      <w:proofErr w:type="spellStart"/>
+      <w:r>
+        <w:rPr>
+          <w:rFonts w:ascii="Arial" w:hAnsi="Arial" w:cs="Arial"/>
+        </w:rPr>
+        <w:t>datadaentrega</w:t>
+      </w:r>
+      <w:proofErr w:type="spellEnd"/>
+      <w:r>
+        <w:rPr>
+          <w:rFonts w:ascii="Arial" w:hAnsi="Arial" w:cs="Arial"/>
+        </w:rPr>
+        <w:t xml:space="preserve"> &gt; </w:t>
+      </w:r>
+      <w:proofErr w:type="spellStart"/>
+      <w:r>
+        <w:rPr>
+          <w:rFonts w:ascii="Arial" w:hAnsi="Arial" w:cs="Arial"/>
+        </w:rPr>
+        <w:t>previsaoentrega</w:t>
+      </w:r>
+      <w:proofErr w:type="spellEnd"/>
+      <w:r>
+        <w:rPr>
+          <w:rFonts w:ascii="Arial" w:hAnsi="Arial" w:cs="Arial"/>
+        </w:rPr>
+        <w:t>;</w:t>
+      </w:r>
+    </w:p>
+    <w:p>
+      <w:pPr>
+        <w:numPr>
+          <w:ilvl w:val="0"/>
+          <w:numId w:val="2"/>
+        </w:numPr>
+        <w:spacing w:after="0"/>
+        <w:ind w:left="714" w:hanging="357"/>
+        <w:jc w:val="both"/>
+        <w:rPr>
+          <w:rFonts w:ascii="Arial" w:hAnsi="Arial" w:cs="Arial"/>
+        </w:rPr>
+      </w:pPr>
+      <w:r>
+        <w:rPr>
+          <w:rFonts w:ascii="Arial" w:hAnsi="Arial" w:cs="Arial"/>
+        </w:rPr>
+        <w:t>Quantas venda foram feitas até o momento?</w:t>
+      </w:r>
+    </w:p>
+    <w:p>
+      <w:pPr>
+        <w:ind w:left="720"/>
+        <w:jc w:val="both"/>
+        <w:rPr>
+          <w:rFonts w:ascii="Arial" w:hAnsi="Arial" w:cs="Arial"/>
+        </w:rPr>
+      </w:pPr>
+      <w:r>
+        <w:rPr>
+          <w:rFonts w:ascii="Arial" w:hAnsi="Arial" w:cs="Arial"/>
+        </w:rPr>
+        <w:t xml:space="preserve">SELECT </w:t>
+      </w:r>
+      <w:proofErr w:type="gramStart"/>
+      <w:r>
+        <w:rPr>
+          <w:rFonts w:ascii="Arial" w:hAnsi="Arial" w:cs="Arial"/>
+        </w:rPr>
+        <w:t>COUNT(</w:t>
+      </w:r>
+      <w:proofErr w:type="gramEnd"/>
+      <w:r>
+        <w:rPr>
+          <w:rFonts w:ascii="Arial" w:hAnsi="Arial" w:cs="Arial"/>
+        </w:rPr>
+        <w:t xml:space="preserve">id) </w:t>
+      </w:r>
+      <w:proofErr w:type="gramStart"/>
+      <w:r>
+        <w:rPr>
+          <w:rFonts w:ascii="Arial" w:hAnsi="Arial" w:cs="Arial"/>
+        </w:rPr>
+        <w:t xml:space="preserve">AS </w:t>
+      </w:r>
+      <w:proofErr w:type="spellStart"/>
+      <w:r>
+        <w:rPr>
+          <w:rFonts w:ascii="Arial" w:hAnsi="Arial" w:cs="Arial"/>
+        </w:rPr>
+        <w:t>total</w:t>
+      </w:r>
+      <w:proofErr w:type="gramEnd"/>
+      <w:r>
+        <w:rPr>
+          <w:rFonts w:ascii="Arial" w:hAnsi="Arial" w:cs="Arial"/>
+        </w:rPr>
+        <w:t>_vendas_pedidos</w:t>
+      </w:r>
+      <w:proofErr w:type="spellEnd"/>
+      <w:r>
+        <w:rPr>
+          <w:rFonts w:ascii="Arial" w:hAnsi="Arial" w:cs="Arial"/>
+        </w:rPr>
+        <w:t xml:space="preserve"> FROM pedidos;</w:t>
+      </w:r>
+    </w:p>
+    <w:p>
+      <w:pPr>
+        <w:numPr>
+          <w:ilvl w:val="0"/>
+          <w:numId w:val="2"/>
+        </w:numPr>
+        <w:spacing w:after="0"/>
+        <w:ind w:left="714" w:hanging="357"/>
+        <w:jc w:val="both"/>
+        <w:rPr>
+          <w:rFonts w:ascii="Arial" w:hAnsi="Arial" w:cs="Arial"/>
+        </w:rPr>
+      </w:pPr>
+      <w:r>
+        <w:rPr>
+          <w:rFonts w:ascii="Arial" w:hAnsi="Arial" w:cs="Arial"/>
+        </w:rPr>
+        <w:t>Qual a data do pedido mais antigo registrado?</w:t>
+      </w:r>
+    </w:p>
+    <w:p>
+      <w:pPr>
+        <w:ind w:left="720"/>
+        <w:jc w:val="both"/>
+        <w:rPr>
+          <w:rFonts w:ascii="Arial" w:hAnsi="Arial" w:cs="Arial"/>
+        </w:rPr>
+      </w:pPr>
+      <w:r>
+        <w:rPr>
+          <w:rFonts w:ascii="Arial" w:hAnsi="Arial" w:cs="Arial"/>
+        </w:rPr>
+        <w:t xml:space="preserve">SELECT </w:t>
+      </w:r>
+      <w:proofErr w:type="gramStart"/>
+      <w:r>
+        <w:rPr>
+          <w:rFonts w:ascii="Arial" w:hAnsi="Arial" w:cs="Arial"/>
+        </w:rPr>
+        <w:t>MIN(</w:t>
+      </w:r>
+      <w:proofErr w:type="spellStart"/>
+      <w:proofErr w:type="gramEnd"/>
+      <w:r>
+        <w:rPr>
+          <w:rFonts w:ascii="Arial" w:hAnsi="Arial" w:cs="Arial"/>
+        </w:rPr>
+        <w:t>datadopedido</w:t>
+      </w:r>
+      <w:proofErr w:type="spellEnd"/>
+      <w:r>
+        <w:rPr>
+          <w:rFonts w:ascii="Arial" w:hAnsi="Arial" w:cs="Arial"/>
+        </w:rPr>
+        <w:t xml:space="preserve">) </w:t>
+      </w:r>
+      <w:proofErr w:type="gramStart"/>
+      <w:r>
+        <w:rPr>
+          <w:rFonts w:ascii="Arial" w:hAnsi="Arial" w:cs="Arial"/>
+        </w:rPr>
+        <w:t xml:space="preserve">AS </w:t>
+      </w:r>
+      <w:proofErr w:type="spellStart"/>
+      <w:r>
+        <w:rPr>
+          <w:rFonts w:ascii="Arial" w:hAnsi="Arial" w:cs="Arial"/>
+        </w:rPr>
+        <w:t>data</w:t>
+      </w:r>
+      <w:proofErr w:type="gramEnd"/>
+      <w:r>
+        <w:rPr>
+          <w:rFonts w:ascii="Arial" w:hAnsi="Arial" w:cs="Arial"/>
+        </w:rPr>
+        <w:t>_pedido_mais_antigo</w:t>
+      </w:r>
+      <w:proofErr w:type="spellEnd"/>
+      <w:r>
+        <w:rPr>
+          <w:rFonts w:ascii="Arial" w:hAnsi="Arial" w:cs="Arial"/>
+        </w:rPr>
+        <w:t xml:space="preserve"> FROM pedidos;</w:t>
+      </w:r>
+    </w:p>
+    <w:p>
+      <w:pPr>
+        <w:numPr>
+          <w:ilvl w:val="0"/>
+          <w:numId w:val="2"/>
+        </w:numPr>
+        <w:spacing w:after="0"/>
+        <w:ind w:left="714" w:hanging="357"/>
+        <w:jc w:val="both"/>
+        <w:rPr>
+          <w:rFonts w:ascii="Arial" w:hAnsi="Arial" w:cs="Arial"/>
+        </w:rPr>
+      </w:pPr>
+      <w:r>
+        <w:rPr>
+          <w:rFonts w:ascii="Arial" w:hAnsi="Arial" w:cs="Arial"/>
+        </w:rPr>
+        <w:t>Qual a data do cadastro de cliente mais novo?</w:t>
+      </w:r>
+    </w:p>
+    <w:p>
+      <w:pPr>
+        <w:ind w:left="720"/>
+        <w:jc w:val="both"/>
+        <w:rPr>
+          <w:rFonts w:ascii="Arial" w:hAnsi="Arial" w:cs="Arial"/>
+        </w:rPr>
+      </w:pPr>
+      <w:r>
+        <w:rPr>
+          <w:rFonts w:ascii="Arial" w:hAnsi="Arial" w:cs="Arial"/>
+        </w:rPr>
+        <w:t xml:space="preserve">SELECT </w:t>
+      </w:r>
+      <w:proofErr w:type="gramStart"/>
+      <w:r>
+        <w:rPr>
+          <w:rFonts w:ascii="Arial" w:hAnsi="Arial" w:cs="Arial"/>
+        </w:rPr>
+        <w:t>MAX(</w:t>
+      </w:r>
+      <w:proofErr w:type="gramEnd"/>
+      <w:r>
+        <w:rPr>
+          <w:rFonts w:ascii="Arial" w:hAnsi="Arial" w:cs="Arial"/>
+        </w:rPr>
+        <w:t>nascimento</w:t>
+      </w:r>
+      <w:r>
+        <w:rPr>
+          <w:rFonts w:ascii="Arial" w:hAnsi="Arial" w:cs="Arial"/>
+        </w:rPr>
+        <w:t xml:space="preserve">) </w:t>
+      </w:r>
+      <w:proofErr w:type="gramStart"/>
+      <w:r>
+        <w:rPr>
+          <w:rFonts w:ascii="Arial" w:hAnsi="Arial" w:cs="Arial"/>
+        </w:rPr>
+        <w:t xml:space="preserve">AS </w:t>
+      </w:r>
+      <w:proofErr w:type="spellStart"/>
+      <w:r>
+        <w:rPr>
+          <w:rFonts w:ascii="Arial" w:hAnsi="Arial" w:cs="Arial"/>
+        </w:rPr>
+        <w:t>data</w:t>
+      </w:r>
+      <w:proofErr w:type="gramEnd"/>
+      <w:r>
+        <w:rPr>
+          <w:rFonts w:ascii="Arial" w:hAnsi="Arial" w:cs="Arial"/>
+        </w:rPr>
+        <w:t>_cadastro_cliente_mais_novo</w:t>
+      </w:r>
+      <w:proofErr w:type="spellEnd"/>
+      <w:r>
+        <w:rPr>
+          <w:rFonts w:ascii="Arial" w:hAnsi="Arial" w:cs="Arial"/>
+        </w:rPr>
+        <w:t xml:space="preserve"> FROM clientes;</w:t>
+      </w:r>
+    </w:p>
+    <w:p>
+      <w:pPr>
+        <w:numPr>
+          <w:ilvl w:val="0"/>
+          <w:numId w:val="2"/>
+        </w:numPr>
+        <w:spacing w:after="0"/>
+        <w:ind w:left="714" w:hanging="357"/>
+        <w:jc w:val="both"/>
+        <w:rPr>
+          <w:rFonts w:ascii="Arial" w:hAnsi="Arial" w:cs="Arial"/>
+        </w:rPr>
+      </w:pPr>
+      <w:r>
+        <w:rPr>
+          <w:rFonts w:ascii="Arial" w:hAnsi="Arial" w:cs="Arial"/>
+        </w:rPr>
+        <w:lastRenderedPageBreak/>
+        <w:t>Qual o preço unitário médio de todos os produtos em nosso catálogo?</w:t>
+      </w:r>
+    </w:p>
+    <w:p>
+      <w:pPr>
+        <w:ind w:left="720"/>
+        <w:jc w:val="both"/>
+        <w:rPr>
+          <w:rFonts w:ascii="Arial" w:hAnsi="Arial" w:cs="Arial"/>
+        </w:rPr>
+      </w:pPr>
+      <w:r>
+        <w:rPr>
+          <w:rFonts w:ascii="Arial" w:hAnsi="Arial" w:cs="Arial"/>
+        </w:rPr>
+        <w:t xml:space="preserve">SELECT </w:t>
+      </w:r>
+      <w:proofErr w:type="gramStart"/>
+      <w:r>
+        <w:rPr>
+          <w:rFonts w:ascii="Arial" w:hAnsi="Arial" w:cs="Arial"/>
+        </w:rPr>
+        <w:t>AVG(</w:t>
+      </w:r>
+      <w:proofErr w:type="spellStart"/>
+      <w:proofErr w:type="gramEnd"/>
+      <w:r>
+        <w:rPr>
+          <w:rFonts w:ascii="Arial" w:hAnsi="Arial" w:cs="Arial"/>
+        </w:rPr>
+        <w:t>precounitario</w:t>
+      </w:r>
+      <w:proofErr w:type="spellEnd"/>
+      <w:r>
+        <w:rPr>
+          <w:rFonts w:ascii="Arial" w:hAnsi="Arial" w:cs="Arial"/>
+        </w:rPr>
+        <w:t xml:space="preserve">) AS </w:t>
+      </w:r>
+      <w:proofErr w:type="spellStart"/>
+      <w:r>
+        <w:rPr>
+          <w:rFonts w:ascii="Arial" w:hAnsi="Arial" w:cs="Arial"/>
+        </w:rPr>
+        <w:t>preco_medio_produtos</w:t>
+      </w:r>
+      <w:proofErr w:type="spellEnd"/>
+      <w:r>
+        <w:rPr>
+          <w:rFonts w:ascii="Arial" w:hAnsi="Arial" w:cs="Arial"/>
+        </w:rPr>
+        <w:t xml:space="preserve"> FROM produtos;</w:t>
+      </w:r>
+    </w:p>
+    <w:p>
+      <w:pPr>
+        <w:numPr>
+          <w:ilvl w:val="0"/>
+          <w:numId w:val="2"/>
+        </w:numPr>
+        <w:spacing w:after="0"/>
+        <w:ind w:left="714" w:hanging="357"/>
+        <w:jc w:val="both"/>
+        <w:rPr>
+          <w:rFonts w:ascii="Arial" w:hAnsi="Arial" w:cs="Arial"/>
+        </w:rPr>
+      </w:pPr>
+      <w:r>
+        <w:rPr>
+          <w:rFonts w:ascii="Arial" w:hAnsi="Arial" w:cs="Arial"/>
+        </w:rPr>
+        <w:t>Qual o tempo médio de entrega (em dias) para todos os pedidos (da data de envio à data de entrega)</w:t>
+      </w:r>
+    </w:p>
+    <w:p>
+      <w:pPr>
+        <w:numPr>
+          <w:ilvl w:val="1"/>
+          <w:numId w:val="2"/>
+        </w:numPr>
+        <w:spacing w:after="0"/>
+        <w:ind w:left="1434" w:hanging="357"/>
+        <w:jc w:val="both"/>
+        <w:rPr>
+          <w:rFonts w:ascii="Arial" w:hAnsi="Arial" w:cs="Arial"/>
+        </w:rPr>
+      </w:pPr>
+      <w:r>
+        <w:rPr>
+          <w:rFonts w:ascii="Arial" w:hAnsi="Arial" w:cs="Arial"/>
+        </w:rPr>
+        <w:t xml:space="preserve"> </w:t>
+      </w:r>
+      <w:r>
+        <w:rPr>
+          <w:rFonts w:ascii="Arial" w:hAnsi="Arial" w:cs="Arial"/>
+          <w:i/>
+          <w:iCs/>
+        </w:rPr>
+        <w:t xml:space="preserve">O tratamento de datas não está bem padronizado nos diversos </w:t>
+      </w:r>
+      <w:proofErr w:type="spellStart"/>
+      <w:r>
+        <w:rPr>
+          <w:rFonts w:ascii="Arial" w:hAnsi="Arial" w:cs="Arial"/>
+          <w:i/>
+          <w:iCs/>
+        </w:rPr>
+        <w:t>SGBs</w:t>
+      </w:r>
+      <w:proofErr w:type="spellEnd"/>
+      <w:r>
+        <w:rPr>
+          <w:rFonts w:ascii="Arial" w:hAnsi="Arial" w:cs="Arial"/>
+          <w:i/>
+          <w:iCs/>
+        </w:rPr>
+        <w:t>,</w:t>
+      </w:r>
+      <w:r>
+        <w:rPr>
+          <w:rFonts w:ascii="Arial" w:hAnsi="Arial" w:cs="Arial"/>
+        </w:rPr>
+        <w:t xml:space="preserve"> a função DATEDIFF é comum em MySQL e SQL Server. Para PostgreSQL, você pode usar </w:t>
+      </w:r>
+      <w:proofErr w:type="gramStart"/>
+      <w:r>
+        <w:rPr>
+          <w:rFonts w:ascii="Arial" w:hAnsi="Arial" w:cs="Arial"/>
+        </w:rPr>
+        <w:t>EXTRACT(</w:t>
+      </w:r>
+      <w:proofErr w:type="gramEnd"/>
+      <w:r>
+        <w:rPr>
+          <w:rFonts w:ascii="Arial" w:hAnsi="Arial" w:cs="Arial"/>
+        </w:rPr>
+        <w:t>DAY FROM (</w:t>
+      </w:r>
+      <w:proofErr w:type="spellStart"/>
+      <w:r>
+        <w:rPr>
+          <w:rFonts w:ascii="Arial" w:hAnsi="Arial" w:cs="Arial"/>
+        </w:rPr>
+        <w:t>datadaentrega</w:t>
+      </w:r>
+      <w:proofErr w:type="spellEnd"/>
+      <w:r>
+        <w:rPr>
+          <w:rFonts w:ascii="Arial" w:hAnsi="Arial" w:cs="Arial"/>
+        </w:rPr>
+        <w:t xml:space="preserve"> - </w:t>
+      </w:r>
+      <w:proofErr w:type="spellStart"/>
+      <w:r>
+        <w:rPr>
+          <w:rFonts w:ascii="Arial" w:hAnsi="Arial" w:cs="Arial"/>
+        </w:rPr>
+        <w:t>datadeenvio</w:t>
+      </w:r>
+      <w:proofErr w:type="spellEnd"/>
+      <w:r>
+        <w:rPr>
+          <w:rFonts w:ascii="Arial" w:hAnsi="Arial" w:cs="Arial"/>
+        </w:rPr>
+        <w:t xml:space="preserve">)). Para Oracle e DB2, </w:t>
+      </w:r>
+      <w:proofErr w:type="spellStart"/>
+      <w:r>
+        <w:rPr>
+          <w:rFonts w:ascii="Arial" w:hAnsi="Arial" w:cs="Arial"/>
+        </w:rPr>
+        <w:t>datadaentrega</w:t>
+      </w:r>
+      <w:proofErr w:type="spellEnd"/>
+      <w:r>
+        <w:rPr>
+          <w:rFonts w:ascii="Arial" w:hAnsi="Arial" w:cs="Arial"/>
+        </w:rPr>
+        <w:t xml:space="preserve"> - </w:t>
+      </w:r>
+      <w:proofErr w:type="spellStart"/>
+      <w:r>
+        <w:rPr>
+          <w:rFonts w:ascii="Arial" w:hAnsi="Arial" w:cs="Arial"/>
+        </w:rPr>
+        <w:t>datadeenvio</w:t>
+      </w:r>
+      <w:proofErr w:type="spellEnd"/>
+      <w:r>
+        <w:rPr>
+          <w:rFonts w:ascii="Arial" w:hAnsi="Arial" w:cs="Arial"/>
+        </w:rPr>
+        <w:t xml:space="preserve"> retorna a diferença em dias.</w:t>
+      </w:r>
+    </w:p>
+    <w:p>
+      <w:pPr>
+        <w:ind w:left="720"/>
+        <w:jc w:val="both"/>
+        <w:rPr>
+          <w:rFonts w:ascii="Arial" w:hAnsi="Arial" w:cs="Arial"/>
+        </w:rPr>
+      </w:pPr>
+      <w:r>
+        <w:rPr>
+          <w:rFonts w:ascii="Arial" w:hAnsi="Arial" w:cs="Arial"/>
+        </w:rPr>
+        <w:t xml:space="preserve">SELECT </w:t>
+      </w:r>
+      <w:proofErr w:type="gramStart"/>
+      <w:r>
+        <w:rPr>
+          <w:rFonts w:ascii="Arial" w:hAnsi="Arial" w:cs="Arial"/>
+        </w:rPr>
+        <w:t>AVG(DATEDIFF(</w:t>
+      </w:r>
+      <w:proofErr w:type="spellStart"/>
+      <w:proofErr w:type="gramEnd"/>
+      <w:r>
+        <w:rPr>
+          <w:rFonts w:ascii="Arial" w:hAnsi="Arial" w:cs="Arial"/>
+        </w:rPr>
+        <w:t>datadaentrega</w:t>
+      </w:r>
+      <w:proofErr w:type="spellEnd"/>
+      <w:r>
+        <w:rPr>
+          <w:rFonts w:ascii="Arial" w:hAnsi="Arial" w:cs="Arial"/>
+        </w:rPr>
+        <w:t xml:space="preserve">, </w:t>
+      </w:r>
+      <w:proofErr w:type="spellStart"/>
+      <w:r>
+        <w:rPr>
+          <w:rFonts w:ascii="Arial" w:hAnsi="Arial" w:cs="Arial"/>
+        </w:rPr>
+        <w:t>datadeenvio</w:t>
+      </w:r>
+      <w:proofErr w:type="spellEnd"/>
+      <w:r>
+        <w:rPr>
+          <w:rFonts w:ascii="Arial" w:hAnsi="Arial" w:cs="Arial"/>
+        </w:rPr>
+        <w:t xml:space="preserve">)) AS </w:t>
+      </w:r>
+      <w:proofErr w:type="spellStart"/>
+      <w:r>
+        <w:rPr>
+          <w:rFonts w:ascii="Arial" w:hAnsi="Arial" w:cs="Arial"/>
+        </w:rPr>
+        <w:t>tempo_medio_entrega_dias</w:t>
+      </w:r>
+      <w:proofErr w:type="spellEnd"/>
+      <w:r>
+        <w:rPr>
+          <w:rFonts w:ascii="Arial" w:hAnsi="Arial" w:cs="Arial"/>
+        </w:rPr>
+        <w:t xml:space="preserve"> FROM pedidos WHERE </w:t>
+      </w:r>
+      <w:proofErr w:type="spellStart"/>
+      <w:r>
+        <w:rPr>
+          <w:rFonts w:ascii="Arial" w:hAnsi="Arial" w:cs="Arial"/>
+        </w:rPr>
+        <w:t>datadaentrega</w:t>
+      </w:r>
+      <w:proofErr w:type="spellEnd"/>
+      <w:r>
+        <w:rPr>
+          <w:rFonts w:ascii="Arial" w:hAnsi="Arial" w:cs="Arial"/>
+        </w:rPr>
+        <w:t xml:space="preserve"> IS NOT NULL AND </w:t>
+      </w:r>
+      <w:proofErr w:type="spellStart"/>
+      <w:r>
+        <w:rPr>
+          <w:rFonts w:ascii="Arial" w:hAnsi="Arial" w:cs="Arial"/>
+        </w:rPr>
+        <w:t>datadeenvio</w:t>
+      </w:r>
+      <w:proofErr w:type="spellEnd"/>
+      <w:r>
+        <w:rPr>
+          <w:rFonts w:ascii="Arial" w:hAnsi="Arial" w:cs="Arial"/>
+        </w:rPr>
+        <w:t xml:space="preserve"> IS NOT NULL;</w:t>
+      </w:r>
+    </w:p>
+    <w:p>
+      <w:pPr>
+        <w:numPr>
+          <w:ilvl w:val="0"/>
+          <w:numId w:val="2"/>
+        </w:numPr>
+        <w:spacing w:after="0"/>
+        <w:ind w:left="714" w:hanging="357"/>
+        <w:jc w:val="both"/>
+        <w:rPr>
+          <w:rFonts w:ascii="Arial" w:hAnsi="Arial" w:cs="Arial"/>
+        </w:rPr>
+      </w:pPr>
+      <w:r>
+        <w:rPr>
+          <w:rFonts w:ascii="Arial" w:hAnsi="Arial" w:cs="Arial"/>
+        </w:rPr>
+        <w:t>E o tempo médio de cada transportadora?</w:t>
+      </w:r>
+    </w:p>
+    <w:p>
+      <w:pPr>
+        <w:pStyle w:val="PargrafodaLista"/>
+        <w:jc w:val="both"/>
+        <w:rPr>
+          <w:rFonts w:ascii="Arial" w:hAnsi="Arial" w:cs="Arial"/>
+        </w:rPr>
+      </w:pPr>
+      <w:r>
+        <w:rPr>
+          <w:rFonts w:ascii="Arial" w:hAnsi="Arial" w:cs="Arial"/>
+        </w:rPr>
+        <w:t xml:space="preserve">SELECT </w:t>
+      </w:r>
+      <w:proofErr w:type="spellStart"/>
+      <w:proofErr w:type="gramStart"/>
+      <w:r>
+        <w:rPr>
+          <w:rFonts w:ascii="Arial" w:hAnsi="Arial" w:cs="Arial"/>
+        </w:rPr>
+        <w:t>via,</w:t>
+      </w:r>
+      <w:r>
+        <w:rPr>
+          <w:rFonts w:ascii="Arial" w:hAnsi="Arial" w:cs="Arial"/>
+        </w:rPr>
+        <w:t>AVG</w:t>
+      </w:r>
+      <w:proofErr w:type="spellEnd"/>
+      <w:proofErr w:type="gramEnd"/>
+      <w:r>
+        <w:rPr>
+          <w:rFonts w:ascii="Arial" w:hAnsi="Arial" w:cs="Arial"/>
+        </w:rPr>
+        <w:t>(</w:t>
+      </w:r>
+      <w:proofErr w:type="gramStart"/>
+      <w:r>
+        <w:rPr>
+          <w:rFonts w:ascii="Arial" w:hAnsi="Arial" w:cs="Arial"/>
+        </w:rPr>
+        <w:t>DATEDIFF(</w:t>
+      </w:r>
+      <w:proofErr w:type="spellStart"/>
+      <w:proofErr w:type="gramEnd"/>
+      <w:r>
+        <w:rPr>
+          <w:rFonts w:ascii="Arial" w:hAnsi="Arial" w:cs="Arial"/>
+        </w:rPr>
+        <w:t>datadaentrega</w:t>
+      </w:r>
+      <w:proofErr w:type="spellEnd"/>
+      <w:r>
+        <w:rPr>
+          <w:rFonts w:ascii="Arial" w:hAnsi="Arial" w:cs="Arial"/>
+        </w:rPr>
+        <w:t xml:space="preserve">, </w:t>
+      </w:r>
+      <w:proofErr w:type="spellStart"/>
+      <w:r>
+        <w:rPr>
+          <w:rFonts w:ascii="Arial" w:hAnsi="Arial" w:cs="Arial"/>
+        </w:rPr>
+        <w:t>datadeenvio</w:t>
+      </w:r>
+      <w:proofErr w:type="spellEnd"/>
+      <w:r>
+        <w:rPr>
+          <w:rFonts w:ascii="Arial" w:hAnsi="Arial" w:cs="Arial"/>
+        </w:rPr>
+        <w:t xml:space="preserve">)) AS </w:t>
+      </w:r>
+      <w:proofErr w:type="spellStart"/>
+      <w:r>
+        <w:rPr>
+          <w:rFonts w:ascii="Arial" w:hAnsi="Arial" w:cs="Arial"/>
+        </w:rPr>
+        <w:t>tempo_medio_entrega_dias</w:t>
+      </w:r>
+      <w:proofErr w:type="spellEnd"/>
+      <w:r>
+        <w:rPr>
+          <w:rFonts w:ascii="Arial" w:hAnsi="Arial" w:cs="Arial"/>
+        </w:rPr>
+        <w:t xml:space="preserve"> FROM pedidos WHERE </w:t>
+      </w:r>
+      <w:proofErr w:type="spellStart"/>
+      <w:r>
+        <w:rPr>
+          <w:rFonts w:ascii="Arial" w:hAnsi="Arial" w:cs="Arial"/>
+        </w:rPr>
+        <w:t>datadaentrega</w:t>
+      </w:r>
+      <w:proofErr w:type="spellEnd"/>
+      <w:r>
+        <w:rPr>
+          <w:rFonts w:ascii="Arial" w:hAnsi="Arial" w:cs="Arial"/>
+        </w:rPr>
+        <w:t xml:space="preserve"> IS NOT NULL AND </w:t>
+      </w:r>
+      <w:proofErr w:type="spellStart"/>
+      <w:r>
+        <w:rPr>
+          <w:rFonts w:ascii="Arial" w:hAnsi="Arial" w:cs="Arial"/>
+        </w:rPr>
+        <w:t>datadeenvio</w:t>
+      </w:r>
+      <w:proofErr w:type="spellEnd"/>
+      <w:r>
+        <w:rPr>
+          <w:rFonts w:ascii="Arial" w:hAnsi="Arial" w:cs="Arial"/>
+        </w:rPr>
+        <w:t xml:space="preserve"> IS NOT NULL</w:t>
+      </w:r>
+      <w:r>
+        <w:rPr>
+          <w:rFonts w:ascii="Arial" w:hAnsi="Arial" w:cs="Arial"/>
+        </w:rPr>
+        <w:t xml:space="preserve"> GROUP BY via</w:t>
+      </w:r>
+      <w:r>
+        <w:rPr>
+          <w:rFonts w:ascii="Arial" w:hAnsi="Arial" w:cs="Arial"/>
+        </w:rPr>
+        <w:t>;</w:t>
+      </w:r>
+    </w:p>
+    <w:p>
+      <w:pPr>
+        <w:numPr>
+          <w:ilvl w:val="0"/>
+          <w:numId w:val="2"/>
+        </w:numPr>
+        <w:spacing w:after="0"/>
+        <w:ind w:left="714" w:hanging="357"/>
+        <w:jc w:val="both"/>
+        <w:rPr>
+          <w:rFonts w:ascii="Arial" w:hAnsi="Arial" w:cs="Arial"/>
+        </w:rPr>
+      </w:pPr>
+      <w:r>
+        <w:rPr>
+          <w:rFonts w:ascii="Arial" w:hAnsi="Arial" w:cs="Arial"/>
+        </w:rPr>
+        <w:t>Qual o preço médio de cada categoria?</w:t>
+      </w:r>
+    </w:p>
+    <w:p>
+      <w:pPr>
+        <w:ind w:left="720"/>
+        <w:jc w:val="both"/>
+        <w:rPr>
+          <w:rFonts w:ascii="Arial" w:hAnsi="Arial" w:cs="Arial"/>
+        </w:rPr>
+      </w:pPr>
+      <w:r>
+        <w:rPr>
+          <w:rFonts w:ascii="Arial" w:hAnsi="Arial" w:cs="Arial"/>
+        </w:rPr>
+        <w:t xml:space="preserve">SELECT </w:t>
+      </w:r>
+      <w:proofErr w:type="spellStart"/>
+      <w:r>
+        <w:rPr>
+          <w:rFonts w:ascii="Arial" w:hAnsi="Arial" w:cs="Arial"/>
+        </w:rPr>
+        <w:t>idcategoria</w:t>
+      </w:r>
+      <w:proofErr w:type="spellEnd"/>
+      <w:r>
+        <w:rPr>
+          <w:rFonts w:ascii="Arial" w:hAnsi="Arial" w:cs="Arial"/>
+        </w:rPr>
+        <w:t>, AVG(</w:t>
+      </w:r>
+      <w:proofErr w:type="spellStart"/>
+      <w:proofErr w:type="gramStart"/>
+      <w:r>
+        <w:rPr>
+          <w:rFonts w:ascii="Arial" w:hAnsi="Arial" w:cs="Arial"/>
+        </w:rPr>
+        <w:t>p.precounitario</w:t>
+      </w:r>
+      <w:proofErr w:type="spellEnd"/>
+      <w:proofErr w:type="gramEnd"/>
+      <w:r>
+        <w:rPr>
+          <w:rFonts w:ascii="Arial" w:hAnsi="Arial" w:cs="Arial"/>
+        </w:rPr>
+        <w:t xml:space="preserve">) AS </w:t>
+      </w:r>
+      <w:proofErr w:type="spellStart"/>
+      <w:r>
+        <w:rPr>
+          <w:rFonts w:ascii="Arial" w:hAnsi="Arial" w:cs="Arial"/>
+        </w:rPr>
+        <w:t>preco_medio_categoria</w:t>
+      </w:r>
+      <w:proofErr w:type="spellEnd"/>
+      <w:r>
+        <w:rPr>
+          <w:rFonts w:ascii="Arial" w:hAnsi="Arial" w:cs="Arial"/>
+        </w:rPr>
+        <w:t xml:space="preserve"> FROM produtos GROUP BY </w:t>
+      </w:r>
+      <w:proofErr w:type="spellStart"/>
+      <w:r>
+        <w:rPr>
+          <w:rFonts w:ascii="Arial" w:hAnsi="Arial" w:cs="Arial"/>
+        </w:rPr>
+        <w:t>idcategoria</w:t>
+      </w:r>
+      <w:proofErr w:type="spellEnd"/>
+      <w:r>
+        <w:rPr>
+          <w:rFonts w:ascii="Arial" w:hAnsi="Arial" w:cs="Arial"/>
+        </w:rPr>
+        <w:t xml:space="preserve"> ORDER BY </w:t>
+      </w:r>
+      <w:proofErr w:type="spellStart"/>
+      <w:r>
+        <w:rPr>
+          <w:rFonts w:ascii="Arial" w:hAnsi="Arial" w:cs="Arial"/>
+        </w:rPr>
+        <w:t>idcategoria</w:t>
+      </w:r>
+      <w:proofErr w:type="spellEnd"/>
+      <w:r>
+        <w:rPr>
+          <w:rFonts w:ascii="Arial" w:hAnsi="Arial" w:cs="Arial"/>
+        </w:rPr>
+        <w:t>;</w:t>
+      </w:r>
+    </w:p>
+    <w:p>
+      <w:pPr>
+        <w:numPr>
+          <w:ilvl w:val="0"/>
+          <w:numId w:val="2"/>
+        </w:numPr>
+        <w:spacing w:after="0"/>
+        <w:ind w:left="714" w:hanging="357"/>
+        <w:jc w:val="both"/>
+        <w:rPr>
+          <w:rFonts w:ascii="Arial" w:hAnsi="Arial" w:cs="Arial"/>
+        </w:rPr>
+      </w:pPr>
+      <w:r>
+        <w:rPr>
+          <w:rFonts w:ascii="Arial" w:hAnsi="Arial" w:cs="Arial"/>
+        </w:rPr>
+        <w:t>Quantos clientes por identidade sexual?</w:t>
+      </w:r>
+    </w:p>
+    <w:p>
+      <w:pPr>
+        <w:ind w:left="720"/>
+        <w:jc w:val="both"/>
+        <w:rPr>
+          <w:rFonts w:ascii="Arial" w:hAnsi="Arial" w:cs="Arial"/>
+          <w:lang w:val="en-US"/>
+        </w:rPr>
+      </w:pPr>
+      <w:r>
+        <w:rPr>
+          <w:rFonts w:ascii="Arial" w:hAnsi="Arial" w:cs="Arial"/>
+          <w:lang w:val="en-US"/>
+        </w:rPr>
+        <w:t xml:space="preserve">SELECT </w:t>
+      </w:r>
+      <w:proofErr w:type="spellStart"/>
+      <w:r>
+        <w:rPr>
+          <w:rFonts w:ascii="Arial" w:hAnsi="Arial" w:cs="Arial"/>
+          <w:lang w:val="en-US"/>
+        </w:rPr>
+        <w:t>sexo</w:t>
+      </w:r>
+      <w:proofErr w:type="spellEnd"/>
+      <w:r>
+        <w:rPr>
+          <w:rFonts w:ascii="Arial" w:hAnsi="Arial" w:cs="Arial"/>
+          <w:lang w:val="en-US"/>
+        </w:rPr>
+        <w:t xml:space="preserve">, </w:t>
+      </w:r>
+      <w:proofErr w:type="gramStart"/>
+      <w:r>
+        <w:rPr>
+          <w:rFonts w:ascii="Arial" w:hAnsi="Arial" w:cs="Arial"/>
+          <w:lang w:val="en-US"/>
+        </w:rPr>
+        <w:t>COUNT(</w:t>
+      </w:r>
+      <w:proofErr w:type="gramEnd"/>
+      <w:r>
+        <w:rPr>
+          <w:rFonts w:ascii="Arial" w:hAnsi="Arial" w:cs="Arial"/>
+          <w:lang w:val="en-US"/>
+        </w:rPr>
+        <w:t xml:space="preserve">id) AS </w:t>
+      </w:r>
+      <w:proofErr w:type="spellStart"/>
+      <w:r>
+        <w:rPr>
+          <w:rFonts w:ascii="Arial" w:hAnsi="Arial" w:cs="Arial"/>
+          <w:lang w:val="en-US"/>
+        </w:rPr>
+        <w:t>total_clientes</w:t>
+      </w:r>
+      <w:proofErr w:type="spellEnd"/>
+      <w:r>
+        <w:rPr>
+          <w:rFonts w:ascii="Arial" w:hAnsi="Arial" w:cs="Arial"/>
+          <w:lang w:val="en-US"/>
+        </w:rPr>
+        <w:t xml:space="preserve"> FROM </w:t>
+      </w:r>
+      <w:proofErr w:type="spellStart"/>
+      <w:r>
+        <w:rPr>
+          <w:rFonts w:ascii="Arial" w:hAnsi="Arial" w:cs="Arial"/>
+          <w:lang w:val="en-US"/>
+        </w:rPr>
+        <w:t>clientes</w:t>
+      </w:r>
+      <w:proofErr w:type="spellEnd"/>
+      <w:r>
+        <w:rPr>
+          <w:rFonts w:ascii="Arial" w:hAnsi="Arial" w:cs="Arial"/>
+          <w:lang w:val="en-US"/>
+        </w:rPr>
+        <w:t xml:space="preserve"> GROUP BY </w:t>
+      </w:r>
+      <w:proofErr w:type="spellStart"/>
+      <w:r>
+        <w:rPr>
+          <w:rFonts w:ascii="Arial" w:hAnsi="Arial" w:cs="Arial"/>
+          <w:lang w:val="en-US"/>
+        </w:rPr>
+        <w:t>sexo</w:t>
+      </w:r>
+      <w:proofErr w:type="spellEnd"/>
+      <w:r>
+        <w:rPr>
+          <w:rFonts w:ascii="Arial" w:hAnsi="Arial" w:cs="Arial"/>
+          <w:lang w:val="en-US"/>
+        </w:rPr>
+        <w:t xml:space="preserve"> ORDER BY </w:t>
+      </w:r>
+      <w:proofErr w:type="spellStart"/>
+      <w:proofErr w:type="gramStart"/>
+      <w:r>
+        <w:rPr>
+          <w:rFonts w:ascii="Arial" w:hAnsi="Arial" w:cs="Arial"/>
+          <w:lang w:val="en-US"/>
+        </w:rPr>
+        <w:t>sexo</w:t>
+      </w:r>
+      <w:proofErr w:type="spellEnd"/>
+      <w:r>
+        <w:rPr>
+          <w:rFonts w:ascii="Arial" w:hAnsi="Arial" w:cs="Arial"/>
+          <w:lang w:val="en-US"/>
+        </w:rPr>
+        <w:t>;</w:t>
+      </w:r>
+      <w:proofErr w:type="gramEnd"/>
+    </w:p>
+    <w:p>
+      <w:pPr>
         <w:pStyle w:val="PargrafodaLista"/>
         <w:numPr>
           <w:ilvl w:val="0"/>
@@ -3378,7 +3631,14 @@
         <w:rPr>
           <w:rFonts w:ascii="Arial" w:hAnsi="Arial" w:cs="Arial"/>
         </w:rPr>
-        <w:t xml:space="preserve"> FROM fornecedores AS f INNER JOIN produtos AS p ON f.id = </w:t>
+        <w:t xml:space="preserve"> FROM </w:t>
+      </w:r>
+      <w:r>
+        <w:rPr>
+          <w:rFonts w:ascii="Arial" w:hAnsi="Arial" w:cs="Arial"/>
+        </w:rPr>
+        <w:lastRenderedPageBreak/>
+        <w:t xml:space="preserve">fornecedores AS f INNER JOIN produtos AS p ON f.id = </w:t>
       </w:r>
       <w:proofErr w:type="spellStart"/>
       <w:proofErr w:type="gramStart"/>
@@ -3499,7 +3759,6 @@
           <w:rFonts w:ascii="Arial" w:hAnsi="Arial" w:cs="Arial"/>
           <w:lang w:val="en-US"/>
         </w:rPr>
-        <w:lastRenderedPageBreak/>
         <w:t xml:space="preserve">SELECT </w:t>
       </w:r>
       <w:proofErr w:type="spellStart"/>
@@ -4866,6 +5125,7 @@
         <w:rPr>
           <w:rFonts w:ascii="Arial" w:hAnsi="Arial" w:cs="Arial"/>
         </w:rPr>
+        <w:lastRenderedPageBreak/>
         <w:t xml:space="preserve">SELEC </w:t>
       </w:r>
       <w:proofErr w:type="spellStart"/>
@@ -4998,7 +5258,6 @@
         <w:rPr>
           <w:rFonts w:ascii="Arial" w:hAnsi="Arial" w:cs="Arial"/>
         </w:rPr>
-        <w:lastRenderedPageBreak/>
         <w:t>select</w:t>
       </w:r>
       <w:proofErr w:type="spellEnd"/>
@@ -6121,7 +6380,21 @@
         <w:rPr>
           <w:rFonts w:ascii="Arial" w:hAnsi="Arial" w:cs="Arial"/>
         </w:rPr>
-        <w:t xml:space="preserve">WHERE contato IS NOT NULL AND contato != </w:t>
+        <w:t xml:space="preserve">WHERE contato IS NOT NULL AND </w:t>
+      </w:r>
+      <w:proofErr w:type="gramStart"/>
+      <w:r>
+        <w:rPr>
+          <w:rFonts w:ascii="Arial" w:hAnsi="Arial" w:cs="Arial"/>
+        </w:rPr>
+        <w:t>contato !</w:t>
+      </w:r>
+      <w:proofErr w:type="gramEnd"/>
+      <w:r>
+        <w:rPr>
+          <w:rFonts w:ascii="Arial" w:hAnsi="Arial" w:cs="Arial"/>
+        </w:rPr>
+        <w:t xml:space="preserve">= </w:t>
       </w:r>
       <w:r>
         <w:rPr>
@@ -6904,7 +7177,47 @@
         <w:rPr>
           <w:rFonts w:ascii="Arial" w:hAnsi="Arial" w:cs="Arial"/>
         </w:rPr>
-        <w:t xml:space="preserve"> &gt;= DATE_SUB(CURRENT_DATE(), INTERVAL 12 MONTH)</w:t>
+        <w:t xml:space="preserve"> &gt;= DATE_SUB(CURRENT_DATE(), INTERVAL 12 MONTH) GROUP BY </w:t>
+      </w:r>
+      <w:proofErr w:type="spellStart"/>
+      <w:r>
+        <w:rPr>
+          <w:rFonts w:ascii="Arial" w:hAnsi="Arial" w:cs="Arial"/>
+        </w:rPr>
+        <w:t>ca.nomedacategoria</w:t>
+      </w:r>
+      <w:proofErr w:type="spellEnd"/>
+      <w:r>
+        <w:rPr>
+          <w:rFonts w:ascii="Arial" w:hAnsi="Arial" w:cs="Arial"/>
+        </w:rPr>
+        <w:t xml:space="preserve">, </w:t>
+      </w:r>
+      <w:proofErr w:type="spellStart"/>
+      <w:r>
+        <w:rPr>
+          <w:rFonts w:ascii="Arial" w:hAnsi="Arial" w:cs="Arial"/>
+        </w:rPr>
+        <w:t>ve.nome</w:t>
+      </w:r>
+      <w:proofErr w:type="spellEnd"/>
+      <w:r>
+        <w:rPr>
+          <w:rFonts w:ascii="Arial" w:hAnsi="Arial" w:cs="Arial"/>
+        </w:rPr>
+        <w:t>) v1</w:t>
+      </w:r>
+      <w:r>
+        <w:rPr>
+          <w:rFonts w:ascii="Arial" w:hAnsi="Arial" w:cs="Arial"/>
+        </w:rPr>
+        <w:t xml:space="preserve"> INNER </w:t>
+      </w:r>
+      <w:r>
+        <w:rPr>
+          <w:rFonts w:ascii="Arial" w:hAnsi="Arial" w:cs="Arial"/>
+        </w:rPr>
+        <w:t>JOIN (SELECT</w:t>
       </w:r>
       <w:r>
         <w:rPr>
@@ -6912,17 +7225,56 @@
         </w:rPr>
         <w:t xml:space="preserve"> </w:t>
       </w:r>
-      <w:r>
-        <w:rPr>
-          <w:rFonts w:ascii="Arial" w:hAnsi="Arial" w:cs="Arial"/>
-        </w:rPr>
-        <w:t xml:space="preserve">GROUP BY </w:t>
-      </w:r>
-      <w:proofErr w:type="spellStart"/>
-      <w:r>
-        <w:rPr>
-          <w:rFonts w:ascii="Arial" w:hAnsi="Arial" w:cs="Arial"/>
-        </w:rPr>
+      <w:proofErr w:type="spellStart"/>
+      <w:r>
+        <w:rPr>
+          <w:rFonts w:ascii="Arial" w:hAnsi="Arial" w:cs="Arial"/>
+        </w:rPr>
+        <w:t>nomedacategoria</w:t>
+      </w:r>
+      <w:proofErr w:type="spellEnd"/>
+      <w:r>
+        <w:rPr>
+          <w:rFonts w:ascii="Arial" w:hAnsi="Arial" w:cs="Arial"/>
+        </w:rPr>
+        <w:t>,</w:t>
+      </w:r>
+      <w:r>
+        <w:rPr>
+          <w:rFonts w:ascii="Arial" w:hAnsi="Arial" w:cs="Arial"/>
+        </w:rPr>
+        <w:t xml:space="preserve"> </w:t>
+      </w:r>
+      <w:r>
+        <w:rPr>
+          <w:rFonts w:ascii="Arial" w:hAnsi="Arial" w:cs="Arial"/>
+        </w:rPr>
+        <w:t>MAX(total) AS maior</w:t>
+      </w:r>
+      <w:r>
+        <w:rPr>
+          <w:rFonts w:ascii="Arial" w:hAnsi="Arial" w:cs="Arial"/>
+        </w:rPr>
+        <w:t xml:space="preserve"> </w:t>
+      </w:r>
+      <w:r>
+        <w:rPr>
+          <w:rFonts w:ascii="Arial" w:hAnsi="Arial" w:cs="Arial"/>
+        </w:rPr>
+        <w:t>FROM (SELECT</w:t>
+      </w:r>
+      <w:r>
+        <w:rPr>
+          <w:rFonts w:ascii="Arial" w:hAnsi="Arial" w:cs="Arial"/>
+        </w:rPr>
+        <w:t xml:space="preserve"> </w:t>
+      </w:r>
+      <w:proofErr w:type="spellStart"/>
+      <w:r>
+        <w:rPr>
+          <w:rFonts w:ascii="Arial" w:hAnsi="Arial" w:cs="Arial"/>
+        </w:rPr>
+        <w:lastRenderedPageBreak/>
         <w:t>ca.nomedacategoria</w:t>
       </w:r>
       <w:proofErr w:type="spellEnd"/>
@@ -6930,7 +7282,13 @@
         <w:rPr>
           <w:rFonts w:ascii="Arial" w:hAnsi="Arial" w:cs="Arial"/>
         </w:rPr>
-        <w:t xml:space="preserve">, </w:t>
+        <w:t>,</w:t>
+      </w:r>
+      <w:r>
+        <w:rPr>
+          <w:rFonts w:ascii="Arial" w:hAnsi="Arial" w:cs="Arial"/>
+        </w:rPr>
+        <w:t xml:space="preserve"> </w:t>
       </w:r>
       <w:proofErr w:type="spellStart"/>
       <w:r>
@@ -6944,14 +7302,68 @@
         <w:rPr>
           <w:rFonts w:ascii="Arial" w:hAnsi="Arial" w:cs="Arial"/>
         </w:rPr>
-        <w:t>) v</w:t>
-      </w:r>
-      <w:r>
-        <w:rPr>
-          <w:rFonts w:ascii="Arial" w:hAnsi="Arial" w:cs="Arial"/>
-        </w:rPr>
-        <w:t>1</w:t>
-      </w:r>
+        <w:t>,</w:t>
+      </w:r>
+      <w:r>
+        <w:rPr>
+          <w:rFonts w:ascii="Arial" w:hAnsi="Arial" w:cs="Arial"/>
+        </w:rPr>
+        <w:t xml:space="preserve"> </w:t>
+      </w:r>
+      <w:r>
+        <w:rPr>
+          <w:rFonts w:ascii="Arial" w:hAnsi="Arial" w:cs="Arial"/>
+        </w:rPr>
+        <w:t>SUM(</w:t>
+      </w:r>
+      <w:proofErr w:type="spellStart"/>
+      <w:r>
+        <w:rPr>
+          <w:rFonts w:ascii="Arial" w:hAnsi="Arial" w:cs="Arial"/>
+        </w:rPr>
+        <w:t>it.quantidade</w:t>
+      </w:r>
+      <w:proofErr w:type="spellEnd"/>
+      <w:r>
+        <w:rPr>
+          <w:rFonts w:ascii="Arial" w:hAnsi="Arial" w:cs="Arial"/>
+        </w:rPr>
+        <w:t xml:space="preserve"> * </w:t>
+      </w:r>
+      <w:proofErr w:type="spellStart"/>
+      <w:r>
+        <w:rPr>
+          <w:rFonts w:ascii="Arial" w:hAnsi="Arial" w:cs="Arial"/>
+        </w:rPr>
+        <w:t>it.precounitario</w:t>
+      </w:r>
+      <w:proofErr w:type="spellEnd"/>
+      <w:r>
+        <w:rPr>
+          <w:rFonts w:ascii="Arial" w:hAnsi="Arial" w:cs="Arial"/>
+        </w:rPr>
+        <w:t xml:space="preserve"> * (1-pe.desconto)) AS total</w:t>
+      </w:r>
+      <w:r>
+        <w:rPr>
+          <w:rFonts w:ascii="Arial" w:hAnsi="Arial" w:cs="Arial"/>
+        </w:rPr>
+        <w:t xml:space="preserve"> </w:t>
+      </w:r>
+      <w:r>
+        <w:rPr>
+          <w:rFonts w:ascii="Arial" w:hAnsi="Arial" w:cs="Arial"/>
+        </w:rPr>
+        <w:t xml:space="preserve">FROM pedidos </w:t>
+      </w:r>
+      <w:proofErr w:type="spellStart"/>
+      <w:r>
+        <w:rPr>
+          <w:rFonts w:ascii="Arial" w:hAnsi="Arial" w:cs="Arial"/>
+        </w:rPr>
+        <w:t>pe</w:t>
+      </w:r>
+      <w:proofErr w:type="spellEnd"/>
       <w:r>
         <w:rPr>
           <w:rFonts w:ascii="Arial" w:hAnsi="Arial" w:cs="Arial"/>
@@ -6962,150 +7374,14 @@
         <w:rPr>
           <w:rFonts w:ascii="Arial" w:hAnsi="Arial" w:cs="Arial"/>
         </w:rPr>
-        <w:t>JOIN (SELECT</w:t>
-      </w:r>
-      <w:r>
-        <w:rPr>
-          <w:rFonts w:ascii="Arial" w:hAnsi="Arial" w:cs="Arial"/>
-        </w:rPr>
-        <w:t xml:space="preserve"> </w:t>
-      </w:r>
-      <w:proofErr w:type="spellStart"/>
-      <w:r>
-        <w:rPr>
-          <w:rFonts w:ascii="Arial" w:hAnsi="Arial" w:cs="Arial"/>
-        </w:rPr>
-        <w:t>nomedacategoria</w:t>
-      </w:r>
-      <w:proofErr w:type="spellEnd"/>
-      <w:r>
-        <w:rPr>
-          <w:rFonts w:ascii="Arial" w:hAnsi="Arial" w:cs="Arial"/>
-        </w:rPr>
-        <w:t>,</w:t>
-      </w:r>
-      <w:r>
-        <w:rPr>
-          <w:rFonts w:ascii="Arial" w:hAnsi="Arial" w:cs="Arial"/>
-        </w:rPr>
-        <w:t xml:space="preserve"> </w:t>
-      </w:r>
-      <w:r>
-        <w:rPr>
-          <w:rFonts w:ascii="Arial" w:hAnsi="Arial" w:cs="Arial"/>
-        </w:rPr>
-        <w:t>MAX(total) AS maior</w:t>
-      </w:r>
-      <w:r>
-        <w:rPr>
-          <w:rFonts w:ascii="Arial" w:hAnsi="Arial" w:cs="Arial"/>
-        </w:rPr>
-        <w:t xml:space="preserve"> </w:t>
-      </w:r>
-      <w:r>
-        <w:rPr>
-          <w:rFonts w:ascii="Arial" w:hAnsi="Arial" w:cs="Arial"/>
-        </w:rPr>
-        <w:t>FROM (SELECT</w:t>
-      </w:r>
-      <w:r>
-        <w:rPr>
-          <w:rFonts w:ascii="Arial" w:hAnsi="Arial" w:cs="Arial"/>
-        </w:rPr>
-        <w:t xml:space="preserve"> </w:t>
-      </w:r>
-      <w:proofErr w:type="spellStart"/>
-      <w:r>
-        <w:rPr>
-          <w:rFonts w:ascii="Arial" w:hAnsi="Arial" w:cs="Arial"/>
-        </w:rPr>
-        <w:t>ca.nomedacategoria</w:t>
-      </w:r>
-      <w:proofErr w:type="spellEnd"/>
-      <w:r>
-        <w:rPr>
-          <w:rFonts w:ascii="Arial" w:hAnsi="Arial" w:cs="Arial"/>
-        </w:rPr>
-        <w:t>,</w:t>
-      </w:r>
-      <w:r>
-        <w:rPr>
-          <w:rFonts w:ascii="Arial" w:hAnsi="Arial" w:cs="Arial"/>
-        </w:rPr>
-        <w:t xml:space="preserve"> </w:t>
-      </w:r>
-      <w:proofErr w:type="spellStart"/>
-      <w:r>
-        <w:rPr>
-          <w:rFonts w:ascii="Arial" w:hAnsi="Arial" w:cs="Arial"/>
-        </w:rPr>
-        <w:t>ve.nome</w:t>
-      </w:r>
-      <w:proofErr w:type="spellEnd"/>
-      <w:r>
-        <w:rPr>
-          <w:rFonts w:ascii="Arial" w:hAnsi="Arial" w:cs="Arial"/>
-        </w:rPr>
-        <w:t>,</w:t>
-      </w:r>
-      <w:r>
-        <w:rPr>
-          <w:rFonts w:ascii="Arial" w:hAnsi="Arial" w:cs="Arial"/>
-        </w:rPr>
-        <w:t xml:space="preserve"> </w:t>
-      </w:r>
-      <w:r>
-        <w:rPr>
-          <w:rFonts w:ascii="Arial" w:hAnsi="Arial" w:cs="Arial"/>
-        </w:rPr>
-        <w:t>SUM(</w:t>
-      </w:r>
-      <w:proofErr w:type="spellStart"/>
-      <w:r>
-        <w:rPr>
-          <w:rFonts w:ascii="Arial" w:hAnsi="Arial" w:cs="Arial"/>
-        </w:rPr>
-        <w:t>it.quantidade</w:t>
-      </w:r>
-      <w:proofErr w:type="spellEnd"/>
-      <w:r>
-        <w:rPr>
-          <w:rFonts w:ascii="Arial" w:hAnsi="Arial" w:cs="Arial"/>
-        </w:rPr>
-        <w:t xml:space="preserve"> * </w:t>
-      </w:r>
-      <w:proofErr w:type="spellStart"/>
-      <w:r>
-        <w:rPr>
-          <w:rFonts w:ascii="Arial" w:hAnsi="Arial" w:cs="Arial"/>
-        </w:rPr>
-        <w:t>it.precounitario</w:t>
-      </w:r>
-      <w:proofErr w:type="spellEnd"/>
-      <w:r>
-        <w:rPr>
-          <w:rFonts w:ascii="Arial" w:hAnsi="Arial" w:cs="Arial"/>
-        </w:rPr>
-        <w:t xml:space="preserve"> * (1-pe.desconto)) AS total</w:t>
-      </w:r>
-      <w:r>
-        <w:rPr>
-          <w:rFonts w:ascii="Arial" w:hAnsi="Arial" w:cs="Arial"/>
-        </w:rPr>
-        <w:t xml:space="preserve"> </w:t>
-      </w:r>
-      <w:r>
-        <w:rPr>
-          <w:rFonts w:ascii="Arial" w:hAnsi="Arial" w:cs="Arial"/>
-        </w:rPr>
-        <w:t xml:space="preserve">FROM pedidos </w:t>
-      </w:r>
-      <w:proofErr w:type="spellStart"/>
-      <w:r>
-        <w:rPr>
-          <w:rFonts w:ascii="Arial" w:hAnsi="Arial" w:cs="Arial"/>
-        </w:rPr>
-        <w:t>pe</w:t>
+        <w:t xml:space="preserve">JOIN itens it ON pe.id = </w:t>
+      </w:r>
+      <w:proofErr w:type="spellStart"/>
+      <w:r>
+        <w:rPr>
+          <w:rFonts w:ascii="Arial" w:hAnsi="Arial" w:cs="Arial"/>
+        </w:rPr>
+        <w:t>it.idpedido</w:t>
       </w:r>
       <w:proofErr w:type="spellEnd"/>
       <w:r>
@@ -7118,16 +7394,36 @@
         <w:rPr>
           <w:rFonts w:ascii="Arial" w:hAnsi="Arial" w:cs="Arial"/>
         </w:rPr>
-        <w:t xml:space="preserve">JOIN itens it ON pe.id = </w:t>
-      </w:r>
-      <w:proofErr w:type="spellStart"/>
-      <w:r>
-        <w:rPr>
-          <w:rFonts w:ascii="Arial" w:hAnsi="Arial" w:cs="Arial"/>
-        </w:rPr>
-        <w:t>it.idpedido</w:t>
-      </w:r>
-      <w:proofErr w:type="spellEnd"/>
+        <w:t xml:space="preserve">JOIN produtos </w:t>
+      </w:r>
+      <w:proofErr w:type="spellStart"/>
+      <w:r>
+        <w:rPr>
+          <w:rFonts w:ascii="Arial" w:hAnsi="Arial" w:cs="Arial"/>
+        </w:rPr>
+        <w:t>pr</w:t>
+      </w:r>
+      <w:proofErr w:type="spellEnd"/>
+      <w:r>
+        <w:rPr>
+          <w:rFonts w:ascii="Arial" w:hAnsi="Arial" w:cs="Arial"/>
+        </w:rPr>
+        <w:t xml:space="preserve"> ON </w:t>
+      </w:r>
+      <w:proofErr w:type="spellStart"/>
+      <w:r>
+        <w:rPr>
+          <w:rFonts w:ascii="Arial" w:hAnsi="Arial" w:cs="Arial"/>
+        </w:rPr>
+        <w:t>it.idproduto</w:t>
+      </w:r>
+      <w:proofErr w:type="spellEnd"/>
+      <w:r>
+        <w:rPr>
+          <w:rFonts w:ascii="Arial" w:hAnsi="Arial" w:cs="Arial"/>
+        </w:rPr>
+        <w:t xml:space="preserve"> = pr.id</w:t>
+      </w:r>
       <w:r>
         <w:rPr>
           <w:rFonts w:ascii="Arial" w:hAnsi="Arial" w:cs="Arial"/>
@@ -7138,14 +7434,14 @@
         <w:rPr>
           <w:rFonts w:ascii="Arial" w:hAnsi="Arial" w:cs="Arial"/>
         </w:rPr>
-        <w:t xml:space="preserve">JOIN produtos </w:t>
-      </w:r>
-      <w:proofErr w:type="spellStart"/>
-      <w:r>
-        <w:rPr>
-          <w:rFonts w:ascii="Arial" w:hAnsi="Arial" w:cs="Arial"/>
-        </w:rPr>
-        <w:t>pr</w:t>
+        <w:t xml:space="preserve">JOIN categorias </w:t>
+      </w:r>
+      <w:proofErr w:type="spellStart"/>
+      <w:r>
+        <w:rPr>
+          <w:rFonts w:ascii="Arial" w:hAnsi="Arial" w:cs="Arial"/>
+        </w:rPr>
+        <w:t>ca</w:t>
       </w:r>
       <w:proofErr w:type="spellEnd"/>
       <w:r>
@@ -7159,14 +7455,14 @@
         <w:rPr>
           <w:rFonts w:ascii="Arial" w:hAnsi="Arial" w:cs="Arial"/>
         </w:rPr>
-        <w:t>it.idproduto</w:t>
-      </w:r>
-      <w:proofErr w:type="spellEnd"/>
-      <w:r>
-        <w:rPr>
-          <w:rFonts w:ascii="Arial" w:hAnsi="Arial" w:cs="Arial"/>
-        </w:rPr>
-        <w:t xml:space="preserve"> = pr.id</w:t>
+        <w:t>pr.idcategoria</w:t>
+      </w:r>
+      <w:proofErr w:type="spellEnd"/>
+      <w:r>
+        <w:rPr>
+          <w:rFonts w:ascii="Arial" w:hAnsi="Arial" w:cs="Arial"/>
+        </w:rPr>
+        <w:t xml:space="preserve"> = ca.id</w:t>
       </w:r>
       <w:r>
         <w:rPr>
@@ -7178,14 +7474,14 @@
         <w:rPr>
           <w:rFonts w:ascii="Arial" w:hAnsi="Arial" w:cs="Arial"/>
         </w:rPr>
-        <w:t xml:space="preserve">JOIN categorias </w:t>
-      </w:r>
-      <w:proofErr w:type="spellStart"/>
-      <w:r>
-        <w:rPr>
-          <w:rFonts w:ascii="Arial" w:hAnsi="Arial" w:cs="Arial"/>
-        </w:rPr>
-        <w:t>ca</w:t>
+        <w:t xml:space="preserve">JOIN vendedores </w:t>
+      </w:r>
+      <w:proofErr w:type="spellStart"/>
+      <w:r>
+        <w:rPr>
+          <w:rFonts w:ascii="Arial" w:hAnsi="Arial" w:cs="Arial"/>
+        </w:rPr>
+        <w:t>ve</w:t>
       </w:r>
       <w:proofErr w:type="spellEnd"/>
       <w:r>
@@ -7199,47 +7495,6 @@
         <w:rPr>
           <w:rFonts w:ascii="Arial" w:hAnsi="Arial" w:cs="Arial"/>
         </w:rPr>
-        <w:t>pr.idcategoria</w:t>
-      </w:r>
-      <w:proofErr w:type="spellEnd"/>
-      <w:r>
-        <w:rPr>
-          <w:rFonts w:ascii="Arial" w:hAnsi="Arial" w:cs="Arial"/>
-        </w:rPr>
-        <w:t xml:space="preserve"> = ca.id</w:t>
-      </w:r>
-      <w:r>
-        <w:rPr>
-          <w:rFonts w:ascii="Arial" w:hAnsi="Arial" w:cs="Arial"/>
-        </w:rPr>
-        <w:t xml:space="preserve"> INNER </w:t>
-      </w:r>
-      <w:r>
-        <w:rPr>
-          <w:rFonts w:ascii="Arial" w:hAnsi="Arial" w:cs="Arial"/>
-        </w:rPr>
-        <w:t xml:space="preserve">JOIN vendedores </w:t>
-      </w:r>
-      <w:proofErr w:type="spellStart"/>
-      <w:r>
-        <w:rPr>
-          <w:rFonts w:ascii="Arial" w:hAnsi="Arial" w:cs="Arial"/>
-        </w:rPr>
-        <w:t>ve</w:t>
-      </w:r>
-      <w:proofErr w:type="spellEnd"/>
-      <w:r>
-        <w:rPr>
-          <w:rFonts w:ascii="Arial" w:hAnsi="Arial" w:cs="Arial"/>
-        </w:rPr>
-        <w:t xml:space="preserve"> ON </w:t>
-      </w:r>
-      <w:proofErr w:type="spellStart"/>
-      <w:r>
-        <w:rPr>
-          <w:rFonts w:ascii="Arial" w:hAnsi="Arial" w:cs="Arial"/>
-        </w:rPr>
-        <w:lastRenderedPageBreak/>
         <w:t>pe.idvendedor</w:t>
       </w:r>
       <w:proofErr w:type="spellEnd"/>
@@ -7996,7 +8251,7 @@
         </mc:Choice>
         <mc:Fallback>
           <w:pict>
-            <v:line w14:anchorId="2B004C90" id="Conector reto 2" o:spid="_x0000_s1026" style="position:absolute;flip:y;z-index:251659264;visibility:visible;mso-wrap-style:square;mso-width-percent:0;mso-height-percent:0;mso-wrap-distance-left:9pt;mso-wrap-distance-top:0;mso-wrap-distance-right:9pt;mso-wrap-distance-bottom:0;mso-position-horizontal:absolute;mso-position-horizontal-relative:margin;mso-position-vertical:absolute;mso-position-vertical-relative:margin;mso-width-percent:0;mso-height-percent:0;mso-width-relative:margin;mso-height-relative:margin" from="4.4pt,-7.35pt" to="425.65pt,-7.05pt" o:gfxdata="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" strokeweight="2.5pt">
+            <v:line w14:anchorId="70BF292B" id="Conector reto 2" o:spid="_x0000_s1026" style="position:absolute;flip:y;z-index:251659264;visibility:visible;mso-wrap-style:square;mso-width-percent:0;mso-height-percent:0;mso-wrap-distance-left:9pt;mso-wrap-distance-top:0;mso-wrap-distance-right:9pt;mso-wrap-distance-bottom:0;mso-position-horizontal:absolute;mso-position-horizontal-relative:margin;mso-position-vertical:absolute;mso-position-vertical-relative:margin;mso-width-percent:0;mso-height-percent:0;mso-width-relative:margin;mso-height-relative:margin" from="4.4pt,-7.35pt" to="425.65pt,-7.05pt" o:gfxdata="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" strokeweight="2.5pt">
               <v:stroke linestyle="thinThick" joinstyle="miter"/>
               <w10:wrap anchorx="margin" anchory="margin"/>
             </v:line>

--- a/Lista/Soluções/Lista 01.docx
+++ b/Lista/Soluções/Lista 01.docx
@@ -528,13 +528,7 @@
         <w:rPr>
           <w:rFonts w:ascii="Arial" w:hAnsi="Arial" w:cs="Arial"/>
         </w:rPr>
-        <w:t>Liste em ordem alfabética os clientes do estado A</w:t>
-      </w:r>
-      <w:r>
-        <w:rPr>
-          <w:rFonts w:ascii="Arial" w:hAnsi="Arial" w:cs="Arial"/>
-        </w:rPr>
-        <w:t>L</w:t>
+        <w:t>Liste em ordem alfabética os clientes do estado AL</w:t>
       </w:r>
     </w:p>
     <w:p>
@@ -1745,7 +1739,7 @@
     </w:p>
     <w:p>
       <w:pPr>
-        <w:ind w:left="720"/>
+        <w:ind w:left="714"/>
         <w:jc w:val="both"/>
         <w:rPr>
           <w:rFonts w:ascii="Arial" w:hAnsi="Arial" w:cs="Arial"/>
@@ -1822,7 +1816,13 @@
         <w:rPr>
           <w:rFonts w:ascii="Arial" w:hAnsi="Arial" w:cs="Arial"/>
         </w:rPr>
-        <w:t>Quantos pedidos que foram pagos, mas ainda não enviados</w:t>
+        <w:t xml:space="preserve"> Quais</w:t>
+      </w:r>
+      <w:r>
+        <w:rPr>
+          <w:rFonts w:ascii="Arial" w:hAnsi="Arial" w:cs="Arial"/>
+        </w:rPr>
+        <w:t xml:space="preserve"> pedidos foram entregues atrasados</w:t>
       </w:r>
     </w:p>
     <w:p>
@@ -1831,67 +1831,61 @@
         <w:jc w:val="both"/>
         <w:rPr>
           <w:rFonts w:ascii="Arial" w:hAnsi="Arial" w:cs="Arial"/>
-        </w:rPr>
-      </w:pPr>
-      <w:r>
-        <w:rPr>
-          <w:rFonts w:ascii="Arial" w:hAnsi="Arial" w:cs="Arial"/>
-        </w:rPr>
-        <w:t xml:space="preserve">SELECT </w:t>
-      </w:r>
-      <w:proofErr w:type="gramStart"/>
-      <w:r>
-        <w:rPr>
-          <w:rFonts w:ascii="Arial" w:hAnsi="Arial" w:cs="Arial"/>
-        </w:rPr>
-        <w:t>COUNT(</w:t>
-      </w:r>
-      <w:proofErr w:type="gramEnd"/>
-      <w:r>
-        <w:rPr>
-          <w:rFonts w:ascii="Arial" w:hAnsi="Arial" w:cs="Arial"/>
-        </w:rPr>
-        <w:t xml:space="preserve">id) </w:t>
-      </w:r>
-      <w:proofErr w:type="gramStart"/>
-      <w:r>
-        <w:rPr>
-          <w:rFonts w:ascii="Arial" w:hAnsi="Arial" w:cs="Arial"/>
-        </w:rPr>
-        <w:t xml:space="preserve">AS </w:t>
-      </w:r>
-      <w:proofErr w:type="spellStart"/>
-      <w:r>
-        <w:rPr>
-          <w:rFonts w:ascii="Arial" w:hAnsi="Arial" w:cs="Arial"/>
-        </w:rPr>
-        <w:t>total</w:t>
-      </w:r>
-      <w:proofErr w:type="gramEnd"/>
-      <w:r>
-        <w:rPr>
-          <w:rFonts w:ascii="Arial" w:hAnsi="Arial" w:cs="Arial"/>
-        </w:rPr>
-        <w:t>_pedidos_pagos_nao_enviados</w:t>
-      </w:r>
-      <w:proofErr w:type="spellEnd"/>
-      <w:r>
-        <w:rPr>
-          <w:rFonts w:ascii="Arial" w:hAnsi="Arial" w:cs="Arial"/>
-        </w:rPr>
-        <w:t xml:space="preserve"> FROM pedidos WHERE </w:t>
-      </w:r>
-      <w:proofErr w:type="spellStart"/>
-      <w:r>
-        <w:rPr>
-          <w:rFonts w:ascii="Arial" w:hAnsi="Arial" w:cs="Arial"/>
-        </w:rPr>
-        <w:t>datadopagamento</w:t>
-      </w:r>
-      <w:proofErr w:type="spellEnd"/>
-      <w:r>
-        <w:rPr>
-          <w:rFonts w:ascii="Arial" w:hAnsi="Arial" w:cs="Arial"/>
+          <w:lang w:val="en-US"/>
+        </w:rPr>
+      </w:pPr>
+      <w:r>
+        <w:rPr>
+          <w:rFonts w:ascii="Arial" w:hAnsi="Arial" w:cs="Arial"/>
+          <w:lang w:val="en-US"/>
+        </w:rPr>
+        <w:t xml:space="preserve">SELECT id AS </w:t>
+      </w:r>
+      <w:proofErr w:type="spellStart"/>
+      <w:r>
+        <w:rPr>
+          <w:rFonts w:ascii="Arial" w:hAnsi="Arial" w:cs="Arial"/>
+          <w:lang w:val="en-US"/>
+        </w:rPr>
+        <w:t>numerodopwdido</w:t>
+      </w:r>
+      <w:proofErr w:type="spellEnd"/>
+      <w:r>
+        <w:rPr>
+          <w:rFonts w:ascii="Arial" w:hAnsi="Arial" w:cs="Arial"/>
+          <w:lang w:val="en-US"/>
+        </w:rPr>
+        <w:t xml:space="preserve"> FROM </w:t>
+      </w:r>
+      <w:proofErr w:type="spellStart"/>
+      <w:r>
+        <w:rPr>
+          <w:rFonts w:ascii="Arial" w:hAnsi="Arial" w:cs="Arial"/>
+          <w:lang w:val="en-US"/>
+        </w:rPr>
+        <w:t>pedidos</w:t>
+      </w:r>
+      <w:proofErr w:type="spellEnd"/>
+      <w:r>
+        <w:rPr>
+          <w:rFonts w:ascii="Arial" w:hAnsi="Arial" w:cs="Arial"/>
+          <w:lang w:val="en-US"/>
+        </w:rPr>
+        <w:t xml:space="preserve"> WHERE </w:t>
+      </w:r>
+      <w:proofErr w:type="spellStart"/>
+      <w:r>
+        <w:rPr>
+          <w:rFonts w:ascii="Arial" w:hAnsi="Arial" w:cs="Arial"/>
+          <w:lang w:val="en-US"/>
+        </w:rPr>
+        <w:t>datadaentrega</w:t>
+      </w:r>
+      <w:proofErr w:type="spellEnd"/>
+      <w:r>
+        <w:rPr>
+          <w:rFonts w:ascii="Arial" w:hAnsi="Arial" w:cs="Arial"/>
+          <w:lang w:val="en-US"/>
         </w:rPr>
         <w:t xml:space="preserve"> IS NOT NULL AND </w:t>
       </w:r>
@@ -1899,16 +1893,52 @@
       <w:r>
         <w:rPr>
           <w:rFonts w:ascii="Arial" w:hAnsi="Arial" w:cs="Arial"/>
-        </w:rPr>
-        <w:t>datadeenvio</w:t>
-      </w:r>
-      <w:proofErr w:type="spellEnd"/>
-      <w:r>
-        <w:rPr>
-          <w:rFonts w:ascii="Arial" w:hAnsi="Arial" w:cs="Arial"/>
-        </w:rPr>
-        <w:t xml:space="preserve"> IS NULL;</w:t>
-      </w:r>
+          <w:lang w:val="en-US"/>
+        </w:rPr>
+        <w:t>previsaoentrega</w:t>
+      </w:r>
+      <w:proofErr w:type="spellEnd"/>
+      <w:r>
+        <w:rPr>
+          <w:rFonts w:ascii="Arial" w:hAnsi="Arial" w:cs="Arial"/>
+          <w:lang w:val="en-US"/>
+        </w:rPr>
+        <w:t xml:space="preserve"> IS NOT NULL AND </w:t>
+      </w:r>
+      <w:proofErr w:type="spellStart"/>
+      <w:r>
+        <w:rPr>
+          <w:rFonts w:ascii="Arial" w:hAnsi="Arial" w:cs="Arial"/>
+          <w:lang w:val="en-US"/>
+        </w:rPr>
+        <w:t>datadaentrega</w:t>
+      </w:r>
+      <w:proofErr w:type="spellEnd"/>
+      <w:r>
+        <w:rPr>
+          <w:rFonts w:ascii="Arial" w:hAnsi="Arial" w:cs="Arial"/>
+          <w:lang w:val="en-US"/>
+        </w:rPr>
+        <w:t xml:space="preserve"> &gt; </w:t>
+      </w:r>
+      <w:proofErr w:type="spellStart"/>
+      <w:proofErr w:type="gramStart"/>
+      <w:r>
+        <w:rPr>
+          <w:rFonts w:ascii="Arial" w:hAnsi="Arial" w:cs="Arial"/>
+          <w:lang w:val="en-US"/>
+        </w:rPr>
+        <w:t>previsaoentrega</w:t>
+      </w:r>
+      <w:proofErr w:type="spellEnd"/>
+      <w:r>
+        <w:rPr>
+          <w:rFonts w:ascii="Arial" w:hAnsi="Arial" w:cs="Arial"/>
+          <w:lang w:val="en-US"/>
+        </w:rPr>
+        <w:t>;</w:t>
+      </w:r>
+      <w:proofErr w:type="gramEnd"/>
     </w:p>
     <w:p>
       <w:pPr>
@@ -1927,7 +1957,13 @@
         <w:rPr>
           <w:rFonts w:ascii="Arial" w:hAnsi="Arial" w:cs="Arial"/>
         </w:rPr>
-        <w:t>Quantos pedidos foram entregues atrasados</w:t>
+        <w:t>Quantos</w:t>
+      </w:r>
+      <w:r>
+        <w:rPr>
+          <w:rFonts w:ascii="Arial" w:hAnsi="Arial" w:cs="Arial"/>
+        </w:rPr>
+        <w:t xml:space="preserve"> pedidos que foram pagos, mas ainda não enviados</w:t>
       </w:r>
     </w:p>
     <w:p>
@@ -1977,7 +2013,7 @@
         <w:rPr>
           <w:rFonts w:ascii="Arial" w:hAnsi="Arial" w:cs="Arial"/>
         </w:rPr>
-        <w:t>_pedidos_atrasados</w:t>
+        <w:t>_pedidos_pagos_nao_enviados</w:t>
       </w:r>
       <w:proofErr w:type="spellEnd"/>
       <w:r>
@@ -1991,7 +2027,7 @@
         <w:rPr>
           <w:rFonts w:ascii="Arial" w:hAnsi="Arial" w:cs="Arial"/>
         </w:rPr>
-        <w:t>datadaentrega</w:t>
+        <w:t>datadopagamento</w:t>
       </w:r>
       <w:proofErr w:type="spellEnd"/>
       <w:r>
@@ -2005,42 +2041,14 @@
         <w:rPr>
           <w:rFonts w:ascii="Arial" w:hAnsi="Arial" w:cs="Arial"/>
         </w:rPr>
-        <w:t>previsaoentrega</w:t>
-      </w:r>
-      <w:proofErr w:type="spellEnd"/>
-      <w:r>
-        <w:rPr>
-          <w:rFonts w:ascii="Arial" w:hAnsi="Arial" w:cs="Arial"/>
-        </w:rPr>
-        <w:t xml:space="preserve"> IS NOT NULL AND </w:t>
-      </w:r>
-      <w:proofErr w:type="spellStart"/>
-      <w:r>
-        <w:rPr>
-          <w:rFonts w:ascii="Arial" w:hAnsi="Arial" w:cs="Arial"/>
-        </w:rPr>
-        <w:t>datadaentrega</w:t>
-      </w:r>
-      <w:proofErr w:type="spellEnd"/>
-      <w:r>
-        <w:rPr>
-          <w:rFonts w:ascii="Arial" w:hAnsi="Arial" w:cs="Arial"/>
-        </w:rPr>
-        <w:t xml:space="preserve"> &gt; </w:t>
-      </w:r>
-      <w:proofErr w:type="spellStart"/>
-      <w:r>
-        <w:rPr>
-          <w:rFonts w:ascii="Arial" w:hAnsi="Arial" w:cs="Arial"/>
-        </w:rPr>
-        <w:t>previsaoentrega</w:t>
-      </w:r>
-      <w:proofErr w:type="spellEnd"/>
-      <w:r>
-        <w:rPr>
-          <w:rFonts w:ascii="Arial" w:hAnsi="Arial" w:cs="Arial"/>
-        </w:rPr>
-        <w:t>;</w:t>
+        <w:t>datadeenvio</w:t>
+      </w:r>
+      <w:proofErr w:type="spellEnd"/>
+      <w:r>
+        <w:rPr>
+          <w:rFonts w:ascii="Arial" w:hAnsi="Arial" w:cs="Arial"/>
+        </w:rPr>
+        <w:t xml:space="preserve"> IS NULL;</w:t>
       </w:r>
     </w:p>
     <w:p>
@@ -2069,11 +2077,13 @@
         <w:jc w:val="both"/>
         <w:rPr>
           <w:rFonts w:ascii="Arial" w:hAnsi="Arial" w:cs="Arial"/>
-        </w:rPr>
-      </w:pPr>
-      <w:r>
-        <w:rPr>
-          <w:rFonts w:ascii="Arial" w:hAnsi="Arial" w:cs="Arial"/>
+          <w:lang w:val="en-US"/>
+        </w:rPr>
+      </w:pPr>
+      <w:r>
+        <w:rPr>
+          <w:rFonts w:ascii="Arial" w:hAnsi="Arial" w:cs="Arial"/>
+          <w:lang w:val="en-US"/>
         </w:rPr>
         <w:t xml:space="preserve">SELECT </w:t>
       </w:r>
@@ -2081,6 +2091,7 @@
       <w:r>
         <w:rPr>
           <w:rFonts w:ascii="Arial" w:hAnsi="Arial" w:cs="Arial"/>
+          <w:lang w:val="en-US"/>
         </w:rPr>
         <w:t>COUNT(</w:t>
       </w:r>
@@ -2088,37 +2099,81 @@
       <w:r>
         <w:rPr>
           <w:rFonts w:ascii="Arial" w:hAnsi="Arial" w:cs="Arial"/>
-        </w:rPr>
-        <w:t xml:space="preserve">id) </w:t>
-      </w:r>
-      <w:proofErr w:type="gramStart"/>
-      <w:r>
-        <w:rPr>
-          <w:rFonts w:ascii="Arial" w:hAnsi="Arial" w:cs="Arial"/>
-        </w:rPr>
-        <w:t xml:space="preserve">AS </w:t>
-      </w:r>
-      <w:proofErr w:type="spellStart"/>
-      <w:r>
-        <w:rPr>
-          <w:rFonts w:ascii="Arial" w:hAnsi="Arial" w:cs="Arial"/>
-        </w:rPr>
-        <w:t>total</w:t>
-      </w:r>
-      <w:proofErr w:type="gramEnd"/>
-      <w:r>
-        <w:rPr>
-          <w:rFonts w:ascii="Arial" w:hAnsi="Arial" w:cs="Arial"/>
-        </w:rPr>
-        <w:t>_vendas_pedidos</w:t>
-      </w:r>
-      <w:proofErr w:type="spellEnd"/>
-      <w:r>
-        <w:rPr>
-          <w:rFonts w:ascii="Arial" w:hAnsi="Arial" w:cs="Arial"/>
-        </w:rPr>
-        <w:t xml:space="preserve"> FROM pedidos;</w:t>
-      </w:r>
+          <w:lang w:val="en-US"/>
+        </w:rPr>
+        <w:t xml:space="preserve">id) AS </w:t>
+      </w:r>
+      <w:proofErr w:type="spellStart"/>
+      <w:r>
+        <w:rPr>
+          <w:rFonts w:ascii="Arial" w:hAnsi="Arial" w:cs="Arial"/>
+          <w:lang w:val="en-US"/>
+        </w:rPr>
+        <w:t>total_vendas</w:t>
+      </w:r>
+      <w:proofErr w:type="spellEnd"/>
+      <w:r>
+        <w:rPr>
+          <w:rFonts w:ascii="Arial" w:hAnsi="Arial" w:cs="Arial"/>
+          <w:lang w:val="en-US"/>
+        </w:rPr>
+        <w:t xml:space="preserve"> </w:t>
+      </w:r>
+      <w:r>
+        <w:rPr>
+          <w:rFonts w:ascii="Arial" w:hAnsi="Arial" w:cs="Arial"/>
+          <w:lang w:val="en-US"/>
+        </w:rPr>
+        <w:t xml:space="preserve">FROM </w:t>
+      </w:r>
+      <w:proofErr w:type="spellStart"/>
+      <w:r>
+        <w:rPr>
+          <w:rFonts w:ascii="Arial" w:hAnsi="Arial" w:cs="Arial"/>
+          <w:lang w:val="en-US"/>
+        </w:rPr>
+        <w:t>pedidos</w:t>
+      </w:r>
+      <w:proofErr w:type="spellEnd"/>
+      <w:r>
+        <w:rPr>
+          <w:rFonts w:ascii="Arial" w:hAnsi="Arial" w:cs="Arial"/>
+          <w:lang w:val="en-US"/>
+        </w:rPr>
+        <w:t xml:space="preserve"> WHERE </w:t>
+      </w:r>
+      <w:proofErr w:type="spellStart"/>
+      <w:r>
+        <w:rPr>
+          <w:rFonts w:ascii="Arial" w:hAnsi="Arial" w:cs="Arial"/>
+          <w:lang w:val="en-US"/>
+        </w:rPr>
+        <w:t>datadopagamento</w:t>
+      </w:r>
+      <w:proofErr w:type="spellEnd"/>
+      <w:r>
+        <w:rPr>
+          <w:rFonts w:ascii="Arial" w:hAnsi="Arial" w:cs="Arial"/>
+          <w:lang w:val="en-US"/>
+        </w:rPr>
+        <w:t xml:space="preserve"> IS NOT </w:t>
+      </w:r>
+      <w:proofErr w:type="gramStart"/>
+      <w:r>
+        <w:rPr>
+          <w:rFonts w:ascii="Arial" w:hAnsi="Arial" w:cs="Arial"/>
+          <w:lang w:val="en-US"/>
+        </w:rPr>
+        <w:t>NULL</w:t>
+      </w:r>
+      <w:r>
+        <w:rPr>
+          <w:rFonts w:ascii="Arial" w:hAnsi="Arial" w:cs="Arial"/>
+          <w:lang w:val="en-US"/>
+        </w:rPr>
+        <w:t>;</w:t>
+      </w:r>
+      <w:proofErr w:type="gramEnd"/>
     </w:p>
     <w:p>
       <w:pPr>
@@ -2222,7 +2277,31 @@
         <w:rPr>
           <w:rFonts w:ascii="Arial" w:hAnsi="Arial" w:cs="Arial"/>
         </w:rPr>
-        <w:t>Qual a data do cadastro de cliente mais novo?</w:t>
+        <w:t xml:space="preserve">Qual a data do </w:t>
+      </w:r>
+      <w:r>
+        <w:rPr>
+          <w:rFonts w:ascii="Arial" w:hAnsi="Arial" w:cs="Arial"/>
+        </w:rPr>
+        <w:t>nascimento</w:t>
+      </w:r>
+      <w:r>
+        <w:rPr>
+          <w:rFonts w:ascii="Arial" w:hAnsi="Arial" w:cs="Arial"/>
+        </w:rPr>
+        <w:t xml:space="preserve"> de cliente mais novo</w:t>
+      </w:r>
+      <w:r>
+        <w:rPr>
+          <w:rFonts w:ascii="Arial" w:hAnsi="Arial" w:cs="Arial"/>
+        </w:rPr>
+        <w:t xml:space="preserve"> e do mais velho</w:t>
+      </w:r>
+      <w:r>
+        <w:rPr>
+          <w:rFonts w:ascii="Arial" w:hAnsi="Arial" w:cs="Arial"/>
+        </w:rPr>
+        <w:t>?</w:t>
       </w:r>
     </w:p>
     <w:p>
@@ -2285,7 +2364,79 @@
         <w:rPr>
           <w:rFonts w:ascii="Arial" w:hAnsi="Arial" w:cs="Arial"/>
         </w:rPr>
-        <w:t xml:space="preserve"> FROM clientes;</w:t>
+        <w:t xml:space="preserve">, </w:t>
+      </w:r>
+      <w:proofErr w:type="gramStart"/>
+      <w:r>
+        <w:rPr>
+          <w:rFonts w:ascii="Arial" w:hAnsi="Arial" w:cs="Arial"/>
+        </w:rPr>
+        <w:t>MIN</w:t>
+      </w:r>
+      <w:r>
+        <w:rPr>
+          <w:rFonts w:ascii="Arial" w:hAnsi="Arial" w:cs="Arial"/>
+        </w:rPr>
+        <w:t>(</w:t>
+      </w:r>
+      <w:proofErr w:type="gramEnd"/>
+      <w:r>
+        <w:rPr>
+          <w:rFonts w:ascii="Arial" w:hAnsi="Arial" w:cs="Arial"/>
+        </w:rPr>
+        <w:t>nascimento</w:t>
+      </w:r>
+      <w:r>
+        <w:rPr>
+          <w:rFonts w:ascii="Arial" w:hAnsi="Arial" w:cs="Arial"/>
+        </w:rPr>
+        <w:t>)</w:t>
+      </w:r>
+      <w:r>
+        <w:rPr>
+          <w:rFonts w:ascii="Arial" w:hAnsi="Arial" w:cs="Arial"/>
+        </w:rPr>
+        <w:t xml:space="preserve"> </w:t>
+      </w:r>
+      <w:proofErr w:type="gramStart"/>
+      <w:r>
+        <w:rPr>
+          <w:rFonts w:ascii="Arial" w:hAnsi="Arial" w:cs="Arial"/>
+        </w:rPr>
+        <w:t xml:space="preserve">AS </w:t>
+      </w:r>
+      <w:proofErr w:type="spellStart"/>
+      <w:r>
+        <w:rPr>
+          <w:rFonts w:ascii="Arial" w:hAnsi="Arial" w:cs="Arial"/>
+        </w:rPr>
+        <w:t>data</w:t>
+      </w:r>
+      <w:proofErr w:type="gramEnd"/>
+      <w:r>
+        <w:rPr>
+          <w:rFonts w:ascii="Arial" w:hAnsi="Arial" w:cs="Arial"/>
+        </w:rPr>
+        <w:t>_cadastro_cliente_mais_</w:t>
+      </w:r>
+      <w:r>
+        <w:rPr>
+          <w:rFonts w:ascii="Arial" w:hAnsi="Arial" w:cs="Arial"/>
+        </w:rPr>
+        <w:t>velho</w:t>
+      </w:r>
+      <w:proofErr w:type="spellEnd"/>
+      <w:r>
+        <w:rPr>
+          <w:rFonts w:ascii="Arial" w:hAnsi="Arial" w:cs="Arial"/>
+        </w:rPr>
+        <w:t xml:space="preserve"> </w:t>
+      </w:r>
+      <w:r>
+        <w:rPr>
+          <w:rFonts w:ascii="Arial" w:hAnsi="Arial" w:cs="Arial"/>
+        </w:rPr>
+        <w:t>FROM clientes;</w:t>
       </w:r>
     </w:p>
     <w:p>
@@ -3046,53 +3197,51 @@
         <w:rPr>
           <w:rFonts w:ascii="Arial" w:hAnsi="Arial" w:cs="Arial"/>
         </w:rPr>
+        <w:t xml:space="preserve"> FROM categorias c LEFT JOIN produtos p ON c.id = </w:t>
+      </w:r>
+      <w:proofErr w:type="spellStart"/>
+      <w:proofErr w:type="gramStart"/>
+      <w:r>
+        <w:rPr>
+          <w:rFonts w:ascii="Arial" w:hAnsi="Arial" w:cs="Arial"/>
+        </w:rPr>
+        <w:t>p.idcategoria</w:t>
+      </w:r>
+      <w:proofErr w:type="spellEnd"/>
+      <w:proofErr w:type="gramEnd"/>
+      <w:r>
+        <w:rPr>
+          <w:rFonts w:ascii="Arial" w:hAnsi="Arial" w:cs="Arial"/>
+        </w:rPr>
         <w:t xml:space="preserve"> </w:t>
       </w:r>
       <w:r>
         <w:rPr>
           <w:rFonts w:ascii="Arial" w:hAnsi="Arial" w:cs="Arial"/>
         </w:rPr>
-        <w:t>FROM</w:t>
-      </w:r>
-      <w:r>
-        <w:rPr>
-          <w:rFonts w:ascii="Arial" w:hAnsi="Arial" w:cs="Arial"/>
-        </w:rPr>
-        <w:t xml:space="preserve"> categorias c </w:t>
-      </w:r>
-      <w:r>
-        <w:rPr>
-          <w:rFonts w:ascii="Arial" w:hAnsi="Arial" w:cs="Arial"/>
-        </w:rPr>
-        <w:t>LEFT JOIN</w:t>
-      </w:r>
-      <w:r>
-        <w:rPr>
-          <w:rFonts w:ascii="Arial" w:hAnsi="Arial" w:cs="Arial"/>
-        </w:rPr>
-        <w:t xml:space="preserve"> produtos p </w:t>
-      </w:r>
-      <w:r>
-        <w:rPr>
-          <w:rFonts w:ascii="Arial" w:hAnsi="Arial" w:cs="Arial"/>
-        </w:rPr>
-        <w:t xml:space="preserve">ON c.id = </w:t>
-      </w:r>
-      <w:proofErr w:type="spellStart"/>
-      <w:proofErr w:type="gramStart"/>
-      <w:r>
-        <w:rPr>
-          <w:rFonts w:ascii="Arial" w:hAnsi="Arial" w:cs="Arial"/>
-        </w:rPr>
-        <w:t>p.idcategoria</w:t>
-      </w:r>
-      <w:proofErr w:type="spellEnd"/>
-      <w:proofErr w:type="gramEnd"/>
-      <w:r>
-        <w:rPr>
-          <w:rFonts w:ascii="Arial" w:hAnsi="Arial" w:cs="Arial"/>
-        </w:rPr>
-        <w:t xml:space="preserve"> ORDER BY </w:t>
+        <w:t xml:space="preserve">WHERE </w:t>
+      </w:r>
+      <w:proofErr w:type="spellStart"/>
+      <w:proofErr w:type="gramStart"/>
+      <w:r>
+        <w:rPr>
+          <w:rFonts w:ascii="Arial" w:hAnsi="Arial" w:cs="Arial"/>
+        </w:rPr>
+        <w:t>p.descontinuado</w:t>
+      </w:r>
+      <w:proofErr w:type="spellEnd"/>
+      <w:proofErr w:type="gramEnd"/>
+      <w:r>
+        <w:rPr>
+          <w:rFonts w:ascii="Arial" w:hAnsi="Arial" w:cs="Arial"/>
+        </w:rPr>
+        <w:t xml:space="preserve"> = 0 </w:t>
+      </w:r>
+      <w:r>
+        <w:rPr>
+          <w:rFonts w:ascii="Arial" w:hAnsi="Arial" w:cs="Arial"/>
+        </w:rPr>
+        <w:t xml:space="preserve">ORDER BY </w:t>
       </w:r>
       <w:proofErr w:type="spellStart"/>
       <w:proofErr w:type="gramStart"/>
@@ -3143,27 +3292,7 @@
         <w:rPr>
           <w:rFonts w:ascii="Arial" w:hAnsi="Arial" w:cs="Arial"/>
         </w:rPr>
-        <w:t xml:space="preserve"> </w:t>
-      </w:r>
-      <w:r>
-        <w:rPr>
-          <w:rFonts w:ascii="Arial" w:hAnsi="Arial" w:cs="Arial"/>
-        </w:rPr>
-        <w:t xml:space="preserve">Considerando que todo cliente que fez pelo menos 10 pedidos é considerado VIP, </w:t>
-      </w:r>
-      <w:proofErr w:type="spellStart"/>
-      <w:r>
-        <w:rPr>
-          <w:rFonts w:ascii="Arial" w:hAnsi="Arial" w:cs="Arial"/>
-        </w:rPr>
-        <w:t>list</w:t>
-      </w:r>
-      <w:proofErr w:type="spellEnd"/>
-      <w:r>
-        <w:rPr>
-          <w:rFonts w:ascii="Arial" w:hAnsi="Arial" w:cs="Arial"/>
-        </w:rPr>
-        <w:t xml:space="preserve"> o nome e o E-mail de todos os clientes VIP</w:t>
+        <w:t>Liste os clientes e os produtos que ele comprou</w:t>
       </w:r>
     </w:p>
     <w:p>
@@ -3176,7 +3305,6 @@
           <w:lang w:val="en-US"/>
         </w:rPr>
       </w:pPr>
-      <w:bookmarkStart w:id="0" w:name="_Hlk199744261"/>
       <w:r>
         <w:rPr>
           <w:rFonts w:ascii="Arial" w:hAnsi="Arial" w:cs="Arial"/>
@@ -3184,15 +3312,30 @@
         </w:rPr>
         <w:t xml:space="preserve">SELECT </w:t>
       </w:r>
-      <w:proofErr w:type="spellStart"/>
-      <w:proofErr w:type="gramStart"/>
-      <w:r>
-        <w:rPr>
-          <w:rFonts w:ascii="Arial" w:hAnsi="Arial" w:cs="Arial"/>
-          <w:lang w:val="en-US"/>
-        </w:rPr>
-        <w:t>nome,email</w:t>
-      </w:r>
+      <w:r>
+        <w:rPr>
+          <w:rFonts w:ascii="Arial" w:hAnsi="Arial" w:cs="Arial"/>
+          <w:lang w:val="en-US"/>
+        </w:rPr>
+        <w:t xml:space="preserve">DISTINCT </w:t>
+      </w:r>
+      <w:proofErr w:type="spellStart"/>
+      <w:proofErr w:type="gramStart"/>
+      <w:r>
+        <w:rPr>
+          <w:rFonts w:ascii="Arial" w:hAnsi="Arial" w:cs="Arial"/>
+          <w:lang w:val="en-US"/>
+        </w:rPr>
+        <w:t>cl.</w:t>
+      </w:r>
+      <w:r>
+        <w:rPr>
+          <w:rFonts w:ascii="Arial" w:hAnsi="Arial" w:cs="Arial"/>
+          <w:lang w:val="en-US"/>
+        </w:rPr>
+        <w:t>nome</w:t>
+      </w:r>
+      <w:proofErr w:type="spellEnd"/>
       <w:proofErr w:type="gramEnd"/>
       <w:r>
         <w:rPr>
@@ -3201,45 +3344,53 @@
         </w:rPr>
         <w:t>,</w:t>
       </w:r>
-      <w:proofErr w:type="gramStart"/>
-      <w:r>
-        <w:rPr>
-          <w:rFonts w:ascii="Arial" w:hAnsi="Arial" w:cs="Arial"/>
-          <w:lang w:val="en-US"/>
-        </w:rPr>
-        <w:t>COUNT</w:t>
-      </w:r>
-      <w:proofErr w:type="spellEnd"/>
-      <w:r>
-        <w:rPr>
-          <w:rFonts w:ascii="Arial" w:hAnsi="Arial" w:cs="Arial"/>
-          <w:lang w:val="en-US"/>
-        </w:rPr>
-        <w:t>(</w:t>
-      </w:r>
-      <w:proofErr w:type="gramEnd"/>
-      <w:r>
-        <w:rPr>
-          <w:rFonts w:ascii="Arial" w:hAnsi="Arial" w:cs="Arial"/>
-          <w:lang w:val="en-US"/>
-        </w:rPr>
-        <w:t xml:space="preserve">*) FROM </w:t>
-      </w:r>
-      <w:proofErr w:type="spellStart"/>
-      <w:r>
-        <w:rPr>
-          <w:rFonts w:ascii="Arial" w:hAnsi="Arial" w:cs="Arial"/>
-          <w:lang w:val="en-US"/>
-        </w:rPr>
-        <w:t>clientes</w:t>
-      </w:r>
-      <w:proofErr w:type="spellEnd"/>
-      <w:r>
-        <w:rPr>
-          <w:rFonts w:ascii="Arial" w:hAnsi="Arial" w:cs="Arial"/>
-          <w:lang w:val="en-US"/>
-        </w:rPr>
-        <w:t xml:space="preserve"> c INNER JOIN </w:t>
+      <w:r>
+        <w:rPr>
+          <w:rFonts w:ascii="Arial" w:hAnsi="Arial" w:cs="Arial"/>
+          <w:lang w:val="en-US"/>
+        </w:rPr>
+        <w:t xml:space="preserve"> </w:t>
+      </w:r>
+      <w:proofErr w:type="spellStart"/>
+      <w:proofErr w:type="gramStart"/>
+      <w:r>
+        <w:rPr>
+          <w:rFonts w:ascii="Arial" w:hAnsi="Arial" w:cs="Arial"/>
+          <w:lang w:val="en-US"/>
+        </w:rPr>
+        <w:t>pr.</w:t>
+      </w:r>
+      <w:r>
+        <w:rPr>
+          <w:rFonts w:ascii="Arial" w:hAnsi="Arial" w:cs="Arial"/>
+          <w:lang w:val="en-US"/>
+        </w:rPr>
+        <w:t>produto</w:t>
+      </w:r>
+      <w:proofErr w:type="spellEnd"/>
+      <w:proofErr w:type="gramEnd"/>
+      <w:r>
+        <w:rPr>
+          <w:rFonts w:ascii="Arial" w:hAnsi="Arial" w:cs="Arial"/>
+          <w:lang w:val="en-US"/>
+        </w:rPr>
+        <w:t xml:space="preserve"> FROM </w:t>
+      </w:r>
+      <w:proofErr w:type="spellStart"/>
+      <w:r>
+        <w:rPr>
+          <w:rFonts w:ascii="Arial" w:hAnsi="Arial" w:cs="Arial"/>
+          <w:lang w:val="en-US"/>
+        </w:rPr>
+        <w:t>cliente</w:t>
+      </w:r>
+      <w:proofErr w:type="spellEnd"/>
+      <w:r>
+        <w:rPr>
+          <w:rFonts w:ascii="Arial" w:hAnsi="Arial" w:cs="Arial"/>
+          <w:lang w:val="en-US"/>
+        </w:rPr>
+        <w:t xml:space="preserve"> cl INNER JOIN </w:t>
       </w:r>
       <w:proofErr w:type="spellStart"/>
       <w:r>
@@ -3255,71 +3406,134 @@
           <w:rFonts w:ascii="Arial" w:hAnsi="Arial" w:cs="Arial"/>
           <w:lang w:val="en-US"/>
         </w:rPr>
-        <w:t xml:space="preserve"> p ON </w:t>
-      </w:r>
-      <w:proofErr w:type="spellStart"/>
-      <w:proofErr w:type="gramStart"/>
-      <w:r>
-        <w:rPr>
-          <w:rFonts w:ascii="Arial" w:hAnsi="Arial" w:cs="Arial"/>
-          <w:lang w:val="en-US"/>
-        </w:rPr>
-        <w:t>p.idcliente</w:t>
-      </w:r>
-      <w:proofErr w:type="spellEnd"/>
-      <w:proofErr w:type="gramEnd"/>
-      <w:r>
-        <w:rPr>
-          <w:rFonts w:ascii="Arial" w:hAnsi="Arial" w:cs="Arial"/>
-          <w:lang w:val="en-US"/>
-        </w:rPr>
-        <w:t xml:space="preserve"> = c.id GROUP BY </w:t>
-      </w:r>
-      <w:proofErr w:type="spellStart"/>
-      <w:proofErr w:type="gramStart"/>
-      <w:r>
-        <w:rPr>
-          <w:rFonts w:ascii="Arial" w:hAnsi="Arial" w:cs="Arial"/>
-          <w:lang w:val="en-US"/>
-        </w:rPr>
-        <w:t>nome,email</w:t>
-      </w:r>
-      <w:proofErr w:type="spellEnd"/>
-      <w:proofErr w:type="gramEnd"/>
-      <w:r>
-        <w:rPr>
-          <w:rFonts w:ascii="Arial" w:hAnsi="Arial" w:cs="Arial"/>
-          <w:lang w:val="en-US"/>
-        </w:rPr>
-        <w:t xml:space="preserve"> HAVING </w:t>
-      </w:r>
-      <w:proofErr w:type="gramStart"/>
-      <w:r>
-        <w:rPr>
-          <w:rFonts w:ascii="Arial" w:hAnsi="Arial" w:cs="Arial"/>
-          <w:lang w:val="en-US"/>
-        </w:rPr>
-        <w:t>COUNT(</w:t>
-      </w:r>
-      <w:proofErr w:type="gramEnd"/>
-      <w:r>
-        <w:rPr>
-          <w:rFonts w:ascii="Arial" w:hAnsi="Arial" w:cs="Arial"/>
-          <w:lang w:val="en-US"/>
-        </w:rPr>
-        <w:t xml:space="preserve">*) &gt; </w:t>
-      </w:r>
-      <w:proofErr w:type="gramStart"/>
-      <w:r>
-        <w:rPr>
-          <w:rFonts w:ascii="Arial" w:hAnsi="Arial" w:cs="Arial"/>
-          <w:lang w:val="en-US"/>
-        </w:rPr>
-        <w:t>9;</w:t>
-      </w:r>
-      <w:proofErr w:type="gramEnd"/>
+        <w:t xml:space="preserve"> pe ON </w:t>
+      </w:r>
+      <w:proofErr w:type="spellStart"/>
+      <w:proofErr w:type="gramStart"/>
+      <w:r>
+        <w:rPr>
+          <w:rFonts w:ascii="Arial" w:hAnsi="Arial" w:cs="Arial"/>
+          <w:lang w:val="en-US"/>
+        </w:rPr>
+        <w:t>pe</w:t>
+      </w:r>
+      <w:r>
+        <w:rPr>
+          <w:rFonts w:ascii="Arial" w:hAnsi="Arial" w:cs="Arial"/>
+          <w:lang w:val="en-US"/>
+        </w:rPr>
+        <w:t>.idcliente</w:t>
+      </w:r>
+      <w:proofErr w:type="spellEnd"/>
+      <w:proofErr w:type="gramEnd"/>
+      <w:r>
+        <w:rPr>
+          <w:rFonts w:ascii="Arial" w:hAnsi="Arial" w:cs="Arial"/>
+          <w:lang w:val="en-US"/>
+        </w:rPr>
+        <w:t xml:space="preserve"> = cl.id INNER JOIN </w:t>
+      </w:r>
+      <w:proofErr w:type="spellStart"/>
+      <w:r>
+        <w:rPr>
+          <w:rFonts w:ascii="Arial" w:hAnsi="Arial" w:cs="Arial"/>
+          <w:lang w:val="en-US"/>
+        </w:rPr>
+        <w:t>itens</w:t>
+      </w:r>
+      <w:proofErr w:type="spellEnd"/>
+      <w:r>
+        <w:rPr>
+          <w:rFonts w:ascii="Arial" w:hAnsi="Arial" w:cs="Arial"/>
+          <w:lang w:val="en-US"/>
+        </w:rPr>
+        <w:t xml:space="preserve"> it ON </w:t>
+      </w:r>
+      <w:proofErr w:type="spellStart"/>
+      <w:proofErr w:type="gramStart"/>
+      <w:r>
+        <w:rPr>
+          <w:rFonts w:ascii="Arial" w:hAnsi="Arial" w:cs="Arial"/>
+          <w:lang w:val="en-US"/>
+        </w:rPr>
+        <w:t>i</w:t>
+      </w:r>
+      <w:r>
+        <w:rPr>
+          <w:rFonts w:ascii="Arial" w:hAnsi="Arial" w:cs="Arial"/>
+          <w:lang w:val="en-US"/>
+        </w:rPr>
+        <w:t>t</w:t>
+      </w:r>
+      <w:r>
+        <w:rPr>
+          <w:rFonts w:ascii="Arial" w:hAnsi="Arial" w:cs="Arial"/>
+          <w:lang w:val="en-US"/>
+        </w:rPr>
+        <w:t>.idpedido</w:t>
+      </w:r>
+      <w:proofErr w:type="spellEnd"/>
+      <w:proofErr w:type="gramEnd"/>
+      <w:r>
+        <w:rPr>
+          <w:rFonts w:ascii="Arial" w:hAnsi="Arial" w:cs="Arial"/>
+          <w:lang w:val="en-US"/>
+        </w:rPr>
+        <w:t xml:space="preserve"> = pe.id INNER JOIN </w:t>
+      </w:r>
+      <w:proofErr w:type="spellStart"/>
+      <w:r>
+        <w:rPr>
+          <w:rFonts w:ascii="Arial" w:hAnsi="Arial" w:cs="Arial"/>
+          <w:lang w:val="en-US"/>
+        </w:rPr>
+        <w:t>produtos</w:t>
+      </w:r>
+      <w:proofErr w:type="spellEnd"/>
+      <w:r>
+        <w:rPr>
+          <w:rFonts w:ascii="Arial" w:hAnsi="Arial" w:cs="Arial"/>
+          <w:lang w:val="en-US"/>
+        </w:rPr>
+        <w:t xml:space="preserve"> pr ON </w:t>
+      </w:r>
+      <w:proofErr w:type="spellStart"/>
+      <w:proofErr w:type="gramStart"/>
+      <w:r>
+        <w:rPr>
+          <w:rFonts w:ascii="Arial" w:hAnsi="Arial" w:cs="Arial"/>
+          <w:lang w:val="en-US"/>
+        </w:rPr>
+        <w:t>it.idproduto</w:t>
+      </w:r>
+      <w:proofErr w:type="spellEnd"/>
+      <w:proofErr w:type="gramEnd"/>
+      <w:r>
+        <w:rPr>
+          <w:rFonts w:ascii="Arial" w:hAnsi="Arial" w:cs="Arial"/>
+          <w:lang w:val="en-US"/>
+        </w:rPr>
+        <w:t xml:space="preserve"> = pr.id ORDER BY </w:t>
+      </w:r>
+      <w:proofErr w:type="spellStart"/>
+      <w:proofErr w:type="gramStart"/>
+      <w:r>
+        <w:rPr>
+          <w:rFonts w:ascii="Arial" w:hAnsi="Arial" w:cs="Arial"/>
+          <w:lang w:val="en-US"/>
+        </w:rPr>
+        <w:t>nome,produto</w:t>
+      </w:r>
+      <w:proofErr w:type="spellEnd"/>
+      <w:proofErr w:type="gramEnd"/>
+      <w:r>
+        <w:rPr>
+          <w:rFonts w:ascii="Arial" w:hAnsi="Arial" w:cs="Arial"/>
+          <w:lang w:val="en-US"/>
+        </w:rPr>
+        <w:t>;</w:t>
+      </w:r>
     </w:p>
-    <w:bookmarkEnd w:id="0"/>
     <w:p>
       <w:pPr>
         <w:pStyle w:val="PargrafodaLista"/>
@@ -3335,15 +3549,26 @@
       <w:r>
         <w:rPr>
           <w:rFonts w:ascii="Arial" w:hAnsi="Arial" w:cs="Arial"/>
-          <w:lang w:val="en-US"/>
-        </w:rPr>
-        <w:t xml:space="preserve"> </w:t>
-      </w:r>
-      <w:r>
-        <w:rPr>
-          <w:rFonts w:ascii="Arial" w:hAnsi="Arial" w:cs="Arial"/>
-        </w:rPr>
-        <w:t>Quais os clientes que só fizeram uma compra na nossa loja?</w:t>
+        </w:rPr>
+        <w:t>Considerando que todo cliente que fez pelo menos 10 pedidos é considerado VIP, list</w:t>
+      </w:r>
+      <w:r>
+        <w:rPr>
+          <w:rFonts w:ascii="Arial" w:hAnsi="Arial" w:cs="Arial"/>
+        </w:rPr>
+        <w:t>e</w:t>
+      </w:r>
+      <w:r>
+        <w:rPr>
+          <w:rFonts w:ascii="Arial" w:hAnsi="Arial" w:cs="Arial"/>
+        </w:rPr>
+        <w:t>0,</w:t>
+      </w:r>
+      <w:r>
+        <w:rPr>
+          <w:rFonts w:ascii="Arial" w:hAnsi="Arial" w:cs="Arial"/>
+        </w:rPr>
+        <w:t xml:space="preserve"> o nome e o E-mail de todos os clientes VIP</w:t>
       </w:r>
     </w:p>
     <w:p>
@@ -3356,6 +3581,7 @@
           <w:lang w:val="en-US"/>
         </w:rPr>
       </w:pPr>
+      <w:bookmarkStart w:id="0" w:name="_Hlk199744261"/>
       <w:r>
         <w:rPr>
           <w:rFonts w:ascii="Arial" w:hAnsi="Arial" w:cs="Arial"/>
@@ -3364,38 +3590,45 @@
         <w:t xml:space="preserve">SELECT </w:t>
       </w:r>
       <w:proofErr w:type="spellStart"/>
-      <w:r>
-        <w:rPr>
-          <w:rFonts w:ascii="Arial" w:hAnsi="Arial" w:cs="Arial"/>
-          <w:lang w:val="en-US"/>
-        </w:rPr>
-        <w:t>nome</w:t>
-      </w:r>
-      <w:proofErr w:type="spellEnd"/>
-      <w:r>
-        <w:rPr>
-          <w:rFonts w:ascii="Arial" w:hAnsi="Arial" w:cs="Arial"/>
-          <w:lang w:val="en-US"/>
-        </w:rPr>
-        <w:t xml:space="preserve">, </w:t>
-      </w:r>
-      <w:proofErr w:type="spellStart"/>
-      <w:proofErr w:type="gramStart"/>
-      <w:r>
-        <w:rPr>
-          <w:rFonts w:ascii="Arial" w:hAnsi="Arial" w:cs="Arial"/>
-          <w:lang w:val="en-US"/>
-        </w:rPr>
-        <w:t>email,COUNT</w:t>
-      </w:r>
-      <w:proofErr w:type="spellEnd"/>
-      <w:proofErr w:type="gramEnd"/>
-      <w:r>
-        <w:rPr>
-          <w:rFonts w:ascii="Arial" w:hAnsi="Arial" w:cs="Arial"/>
-          <w:lang w:val="en-US"/>
-        </w:rPr>
-        <w:t xml:space="preserve">(*) FROM </w:t>
+      <w:proofErr w:type="gramStart"/>
+      <w:r>
+        <w:rPr>
+          <w:rFonts w:ascii="Arial" w:hAnsi="Arial" w:cs="Arial"/>
+          <w:lang w:val="en-US"/>
+        </w:rPr>
+        <w:t>nome,email</w:t>
+      </w:r>
+      <w:proofErr w:type="gramEnd"/>
+      <w:r>
+        <w:rPr>
+          <w:rFonts w:ascii="Arial" w:hAnsi="Arial" w:cs="Arial"/>
+          <w:lang w:val="en-US"/>
+        </w:rPr>
+        <w:t>,</w:t>
+      </w:r>
+      <w:proofErr w:type="gramStart"/>
+      <w:r>
+        <w:rPr>
+          <w:rFonts w:ascii="Arial" w:hAnsi="Arial" w:cs="Arial"/>
+          <w:lang w:val="en-US"/>
+        </w:rPr>
+        <w:t>COUNT</w:t>
+      </w:r>
+      <w:proofErr w:type="spellEnd"/>
+      <w:r>
+        <w:rPr>
+          <w:rFonts w:ascii="Arial" w:hAnsi="Arial" w:cs="Arial"/>
+          <w:lang w:val="en-US"/>
+        </w:rPr>
+        <w:t>(</w:t>
+      </w:r>
+      <w:proofErr w:type="gramEnd"/>
+      <w:r>
+        <w:rPr>
+          <w:rFonts w:ascii="Arial" w:hAnsi="Arial" w:cs="Arial"/>
+          <w:lang w:val="en-US"/>
+        </w:rPr>
+        <w:t xml:space="preserve">*) FROM </w:t>
       </w:r>
       <w:proofErr w:type="spellStart"/>
       <w:r>
@@ -3479,18 +3712,19 @@
           <w:rFonts w:ascii="Arial" w:hAnsi="Arial" w:cs="Arial"/>
           <w:lang w:val="en-US"/>
         </w:rPr>
-        <w:t xml:space="preserve">*) = </w:t>
-      </w:r>
-      <w:proofErr w:type="gramStart"/>
-      <w:r>
-        <w:rPr>
-          <w:rFonts w:ascii="Arial" w:hAnsi="Arial" w:cs="Arial"/>
-          <w:lang w:val="en-US"/>
-        </w:rPr>
-        <w:t>1;</w:t>
+        <w:t xml:space="preserve">*) &gt; </w:t>
+      </w:r>
+      <w:proofErr w:type="gramStart"/>
+      <w:r>
+        <w:rPr>
+          <w:rFonts w:ascii="Arial" w:hAnsi="Arial" w:cs="Arial"/>
+          <w:lang w:val="en-US"/>
+        </w:rPr>
+        <w:t>9;</w:t>
       </w:r>
       <w:proofErr w:type="gramEnd"/>
     </w:p>
+    <w:bookmarkEnd w:id="0"/>
     <w:p>
       <w:pPr>
         <w:pStyle w:val="PargrafodaLista"/>
@@ -3506,8 +3740,15 @@
       <w:r>
         <w:rPr>
           <w:rFonts w:ascii="Arial" w:hAnsi="Arial" w:cs="Arial"/>
-        </w:rPr>
-        <w:t>Liste os fornecedores e os produtos que necessitam de serem comprados.</w:t>
+          <w:lang w:val="en-US"/>
+        </w:rPr>
+        <w:t xml:space="preserve"> </w:t>
+      </w:r>
+      <w:r>
+        <w:rPr>
+          <w:rFonts w:ascii="Arial" w:hAnsi="Arial" w:cs="Arial"/>
+        </w:rPr>
+        <w:t>Quais os clientes que só fizeram uma compra na nossa loja?</w:t>
       </w:r>
     </w:p>
     <w:p>
@@ -3517,41 +3758,29 @@
         <w:jc w:val="both"/>
         <w:rPr>
           <w:rFonts w:ascii="Arial" w:hAnsi="Arial" w:cs="Arial"/>
-        </w:rPr>
-      </w:pPr>
-      <w:r>
-        <w:rPr>
-          <w:rFonts w:ascii="Arial" w:hAnsi="Arial" w:cs="Arial"/>
+          <w:lang w:val="en-US"/>
+        </w:rPr>
+      </w:pPr>
+      <w:r>
+        <w:rPr>
+          <w:rFonts w:ascii="Arial" w:hAnsi="Arial" w:cs="Arial"/>
+          <w:lang w:val="en-US"/>
         </w:rPr>
         <w:t xml:space="preserve">SELECT </w:t>
       </w:r>
       <w:proofErr w:type="spellStart"/>
-      <w:proofErr w:type="gramStart"/>
-      <w:r>
-        <w:rPr>
-          <w:rFonts w:ascii="Arial" w:hAnsi="Arial" w:cs="Arial"/>
-        </w:rPr>
-        <w:t>f.empresa</w:t>
-      </w:r>
-      <w:proofErr w:type="spellEnd"/>
-      <w:proofErr w:type="gramEnd"/>
-      <w:r>
-        <w:rPr>
-          <w:rFonts w:ascii="Arial" w:hAnsi="Arial" w:cs="Arial"/>
-        </w:rPr>
-        <w:t xml:space="preserve"> AS </w:t>
-      </w:r>
-      <w:proofErr w:type="spellStart"/>
-      <w:r>
-        <w:rPr>
-          <w:rFonts w:ascii="Arial" w:hAnsi="Arial" w:cs="Arial"/>
-        </w:rPr>
-        <w:t>nome_fornecedor</w:t>
-      </w:r>
-      <w:proofErr w:type="spellEnd"/>
-      <w:r>
-        <w:rPr>
-          <w:rFonts w:ascii="Arial" w:hAnsi="Arial" w:cs="Arial"/>
+      <w:r>
+        <w:rPr>
+          <w:rFonts w:ascii="Arial" w:hAnsi="Arial" w:cs="Arial"/>
+          <w:lang w:val="en-US"/>
+        </w:rPr>
+        <w:t>nome</w:t>
+      </w:r>
+      <w:proofErr w:type="spellEnd"/>
+      <w:r>
+        <w:rPr>
+          <w:rFonts w:ascii="Arial" w:hAnsi="Arial" w:cs="Arial"/>
+          <w:lang w:val="en-US"/>
         </w:rPr>
         <w:t xml:space="preserve">, </w:t>
       </w:r>
@@ -3560,156 +3789,112 @@
       <w:r>
         <w:rPr>
           <w:rFonts w:ascii="Arial" w:hAnsi="Arial" w:cs="Arial"/>
-        </w:rPr>
-        <w:t>p.produto</w:t>
-      </w:r>
-      <w:proofErr w:type="spellEnd"/>
-      <w:proofErr w:type="gramEnd"/>
-      <w:r>
-        <w:rPr>
-          <w:rFonts w:ascii="Arial" w:hAnsi="Arial" w:cs="Arial"/>
-        </w:rPr>
-        <w:t xml:space="preserve"> AS </w:t>
-      </w:r>
-      <w:proofErr w:type="spellStart"/>
-      <w:r>
-        <w:rPr>
-          <w:rFonts w:ascii="Arial" w:hAnsi="Arial" w:cs="Arial"/>
-        </w:rPr>
-        <w:t>nome_produto</w:t>
-      </w:r>
-      <w:proofErr w:type="spellEnd"/>
-      <w:r>
-        <w:rPr>
-          <w:rFonts w:ascii="Arial" w:hAnsi="Arial" w:cs="Arial"/>
-        </w:rPr>
-        <w:t xml:space="preserve">, </w:t>
-      </w:r>
-      <w:proofErr w:type="spellStart"/>
-      <w:proofErr w:type="gramStart"/>
-      <w:r>
-        <w:rPr>
-          <w:rFonts w:ascii="Arial" w:hAnsi="Arial" w:cs="Arial"/>
-        </w:rPr>
-        <w:t>p.unidadesemestoque</w:t>
-      </w:r>
-      <w:proofErr w:type="spellEnd"/>
-      <w:proofErr w:type="gramEnd"/>
-      <w:r>
-        <w:rPr>
-          <w:rFonts w:ascii="Arial" w:hAnsi="Arial" w:cs="Arial"/>
-        </w:rPr>
-        <w:t xml:space="preserve">, </w:t>
-      </w:r>
-      <w:proofErr w:type="spellStart"/>
-      <w:proofErr w:type="gramStart"/>
-      <w:r>
-        <w:rPr>
-          <w:rFonts w:ascii="Arial" w:hAnsi="Arial" w:cs="Arial"/>
-        </w:rPr>
-        <w:t>p.unidadepedidas</w:t>
-      </w:r>
-      <w:proofErr w:type="spellEnd"/>
-      <w:proofErr w:type="gramEnd"/>
-      <w:r>
-        <w:rPr>
-          <w:rFonts w:ascii="Arial" w:hAnsi="Arial" w:cs="Arial"/>
-        </w:rPr>
-        <w:t xml:space="preserve">, </w:t>
-      </w:r>
-      <w:proofErr w:type="spellStart"/>
-      <w:proofErr w:type="gramStart"/>
-      <w:r>
-        <w:rPr>
-          <w:rFonts w:ascii="Arial" w:hAnsi="Arial" w:cs="Arial"/>
-        </w:rPr>
-        <w:t>p.nivelminimo</w:t>
-      </w:r>
-      <w:proofErr w:type="spellEnd"/>
-      <w:proofErr w:type="gramEnd"/>
-      <w:r>
-        <w:rPr>
-          <w:rFonts w:ascii="Arial" w:hAnsi="Arial" w:cs="Arial"/>
-        </w:rPr>
-        <w:t xml:space="preserve"> FROM </w:t>
-      </w:r>
-      <w:r>
-        <w:rPr>
-          <w:rFonts w:ascii="Arial" w:hAnsi="Arial" w:cs="Arial"/>
-        </w:rPr>
-        <w:lastRenderedPageBreak/>
-        <w:t xml:space="preserve">fornecedores AS f INNER JOIN produtos AS p ON f.id = </w:t>
-      </w:r>
-      <w:proofErr w:type="spellStart"/>
-      <w:proofErr w:type="gramStart"/>
-      <w:r>
-        <w:rPr>
-          <w:rFonts w:ascii="Arial" w:hAnsi="Arial" w:cs="Arial"/>
-        </w:rPr>
-        <w:t>p.idfornecedor</w:t>
-      </w:r>
-      <w:proofErr w:type="spellEnd"/>
-      <w:proofErr w:type="gramEnd"/>
-      <w:r>
-        <w:rPr>
-          <w:rFonts w:ascii="Arial" w:hAnsi="Arial" w:cs="Arial"/>
-        </w:rPr>
-        <w:t xml:space="preserve"> WHERE (</w:t>
-      </w:r>
-      <w:proofErr w:type="spellStart"/>
-      <w:proofErr w:type="gramStart"/>
-      <w:r>
-        <w:rPr>
-          <w:rFonts w:ascii="Arial" w:hAnsi="Arial" w:cs="Arial"/>
-        </w:rPr>
-        <w:t>p.unidadesemestoque</w:t>
-      </w:r>
-      <w:proofErr w:type="spellEnd"/>
-      <w:proofErr w:type="gramEnd"/>
-      <w:r>
-        <w:rPr>
-          <w:rFonts w:ascii="Arial" w:hAnsi="Arial" w:cs="Arial"/>
-        </w:rPr>
-        <w:t xml:space="preserve">  + </w:t>
-      </w:r>
-      <w:proofErr w:type="spellStart"/>
-      <w:proofErr w:type="gramStart"/>
-      <w:r>
-        <w:rPr>
-          <w:rFonts w:ascii="Arial" w:hAnsi="Arial" w:cs="Arial"/>
-        </w:rPr>
-        <w:t>unidadespedidas</w:t>
-      </w:r>
-      <w:proofErr w:type="spellEnd"/>
-      <w:r>
-        <w:rPr>
-          <w:rFonts w:ascii="Arial" w:hAnsi="Arial" w:cs="Arial"/>
-        </w:rPr>
-        <w:t>)&lt;</w:t>
-      </w:r>
-      <w:proofErr w:type="gramEnd"/>
-      <w:r>
-        <w:rPr>
-          <w:rFonts w:ascii="Arial" w:hAnsi="Arial" w:cs="Arial"/>
-        </w:rPr>
-        <w:t xml:space="preserve"> </w:t>
-      </w:r>
-      <w:proofErr w:type="spellStart"/>
-      <w:proofErr w:type="gramStart"/>
-      <w:r>
-        <w:rPr>
-          <w:rFonts w:ascii="Arial" w:hAnsi="Arial" w:cs="Arial"/>
-        </w:rPr>
-        <w:t>p.nivelminimo</w:t>
-      </w:r>
-      <w:proofErr w:type="spellEnd"/>
-      <w:proofErr w:type="gramEnd"/>
-      <w:r>
-        <w:rPr>
-          <w:rFonts w:ascii="Arial" w:hAnsi="Arial" w:cs="Arial"/>
-        </w:rPr>
-        <w:t>;</w:t>
-      </w:r>
+          <w:lang w:val="en-US"/>
+        </w:rPr>
+        <w:t>email,COUNT</w:t>
+      </w:r>
+      <w:proofErr w:type="spellEnd"/>
+      <w:proofErr w:type="gramEnd"/>
+      <w:r>
+        <w:rPr>
+          <w:rFonts w:ascii="Arial" w:hAnsi="Arial" w:cs="Arial"/>
+          <w:lang w:val="en-US"/>
+        </w:rPr>
+        <w:t xml:space="preserve">(*) FROM </w:t>
+      </w:r>
+      <w:proofErr w:type="spellStart"/>
+      <w:r>
+        <w:rPr>
+          <w:rFonts w:ascii="Arial" w:hAnsi="Arial" w:cs="Arial"/>
+          <w:lang w:val="en-US"/>
+        </w:rPr>
+        <w:t>clientes</w:t>
+      </w:r>
+      <w:proofErr w:type="spellEnd"/>
+      <w:r>
+        <w:rPr>
+          <w:rFonts w:ascii="Arial" w:hAnsi="Arial" w:cs="Arial"/>
+          <w:lang w:val="en-US"/>
+        </w:rPr>
+        <w:t xml:space="preserve"> c INNER JOIN </w:t>
+      </w:r>
+      <w:proofErr w:type="spellStart"/>
+      <w:r>
+        <w:rPr>
+          <w:rFonts w:ascii="Arial" w:hAnsi="Arial" w:cs="Arial"/>
+          <w:lang w:val="en-US"/>
+        </w:rPr>
+        <w:t>pedidos</w:t>
+      </w:r>
+      <w:proofErr w:type="spellEnd"/>
+      <w:r>
+        <w:rPr>
+          <w:rFonts w:ascii="Arial" w:hAnsi="Arial" w:cs="Arial"/>
+          <w:lang w:val="en-US"/>
+        </w:rPr>
+        <w:t xml:space="preserve"> p ON </w:t>
+      </w:r>
+      <w:proofErr w:type="spellStart"/>
+      <w:proofErr w:type="gramStart"/>
+      <w:r>
+        <w:rPr>
+          <w:rFonts w:ascii="Arial" w:hAnsi="Arial" w:cs="Arial"/>
+          <w:lang w:val="en-US"/>
+        </w:rPr>
+        <w:t>p.idcliente</w:t>
+      </w:r>
+      <w:proofErr w:type="spellEnd"/>
+      <w:proofErr w:type="gramEnd"/>
+      <w:r>
+        <w:rPr>
+          <w:rFonts w:ascii="Arial" w:hAnsi="Arial" w:cs="Arial"/>
+          <w:lang w:val="en-US"/>
+        </w:rPr>
+        <w:t xml:space="preserve"> = c.id GROUP BY </w:t>
+      </w:r>
+      <w:proofErr w:type="spellStart"/>
+      <w:proofErr w:type="gramStart"/>
+      <w:r>
+        <w:rPr>
+          <w:rFonts w:ascii="Arial" w:hAnsi="Arial" w:cs="Arial"/>
+          <w:lang w:val="en-US"/>
+        </w:rPr>
+        <w:t>nome,email</w:t>
+      </w:r>
+      <w:proofErr w:type="spellEnd"/>
+      <w:proofErr w:type="gramEnd"/>
+      <w:r>
+        <w:rPr>
+          <w:rFonts w:ascii="Arial" w:hAnsi="Arial" w:cs="Arial"/>
+          <w:lang w:val="en-US"/>
+        </w:rPr>
+        <w:t xml:space="preserve"> HAVING </w:t>
+      </w:r>
+      <w:proofErr w:type="gramStart"/>
+      <w:r>
+        <w:rPr>
+          <w:rFonts w:ascii="Arial" w:hAnsi="Arial" w:cs="Arial"/>
+          <w:lang w:val="en-US"/>
+        </w:rPr>
+        <w:t>COUNT(</w:t>
+      </w:r>
+      <w:proofErr w:type="gramEnd"/>
+      <w:r>
+        <w:rPr>
+          <w:rFonts w:ascii="Arial" w:hAnsi="Arial" w:cs="Arial"/>
+          <w:lang w:val="en-US"/>
+        </w:rPr>
+        <w:t xml:space="preserve">*) = </w:t>
+      </w:r>
+      <w:proofErr w:type="gramStart"/>
+      <w:r>
+        <w:rPr>
+          <w:rFonts w:ascii="Arial" w:hAnsi="Arial" w:cs="Arial"/>
+          <w:lang w:val="en-US"/>
+        </w:rPr>
+        <w:t>1;</w:t>
+      </w:r>
+      <w:proofErr w:type="gramEnd"/>
     </w:p>
     <w:p>
       <w:pPr>
@@ -3727,21 +3912,8 @@
         <w:rPr>
           <w:rFonts w:ascii="Arial" w:hAnsi="Arial" w:cs="Arial"/>
         </w:rPr>
-        <w:t xml:space="preserve">Liste os clientes e </w:t>
-      </w:r>
-      <w:proofErr w:type="spellStart"/>
-      <w:r>
-        <w:rPr>
-          <w:rFonts w:ascii="Arial" w:hAnsi="Arial" w:cs="Arial"/>
-        </w:rPr>
-        <w:t>is</w:t>
-      </w:r>
-      <w:proofErr w:type="spellEnd"/>
-      <w:r>
-        <w:rPr>
-          <w:rFonts w:ascii="Arial" w:hAnsi="Arial" w:cs="Arial"/>
-        </w:rPr>
-        <w:t xml:space="preserve"> produtos que ele comprou</w:t>
+        <w:lastRenderedPageBreak/>
+        <w:t>Liste os fornecedores e os produtos que necessitam de serem comprados.</w:t>
       </w:r>
     </w:p>
     <w:p>
@@ -3751,13 +3923,11 @@
         <w:jc w:val="both"/>
         <w:rPr>
           <w:rFonts w:ascii="Arial" w:hAnsi="Arial" w:cs="Arial"/>
-          <w:lang w:val="en-US"/>
-        </w:rPr>
-      </w:pPr>
-      <w:r>
-        <w:rPr>
-          <w:rFonts w:ascii="Arial" w:hAnsi="Arial" w:cs="Arial"/>
-          <w:lang w:val="en-US"/>
+        </w:rPr>
+      </w:pPr>
+      <w:r>
+        <w:rPr>
+          <w:rFonts w:ascii="Arial" w:hAnsi="Arial" w:cs="Arial"/>
         </w:rPr>
         <w:t xml:space="preserve">SELECT </w:t>
       </w:r>
@@ -3766,155 +3936,179 @@
       <w:r>
         <w:rPr>
           <w:rFonts w:ascii="Arial" w:hAnsi="Arial" w:cs="Arial"/>
-          <w:lang w:val="en-US"/>
-        </w:rPr>
-        <w:t>nome,produto</w:t>
-      </w:r>
-      <w:proofErr w:type="spellEnd"/>
-      <w:proofErr w:type="gramEnd"/>
-      <w:r>
-        <w:rPr>
-          <w:rFonts w:ascii="Arial" w:hAnsi="Arial" w:cs="Arial"/>
-          <w:lang w:val="en-US"/>
-        </w:rPr>
-        <w:t xml:space="preserve"> FROM </w:t>
-      </w:r>
-      <w:proofErr w:type="spellStart"/>
-      <w:r>
-        <w:rPr>
-          <w:rFonts w:ascii="Arial" w:hAnsi="Arial" w:cs="Arial"/>
-          <w:lang w:val="en-US"/>
-        </w:rPr>
-        <w:t>cliente</w:t>
-      </w:r>
-      <w:proofErr w:type="spellEnd"/>
-      <w:r>
-        <w:rPr>
-          <w:rFonts w:ascii="Arial" w:hAnsi="Arial" w:cs="Arial"/>
-          <w:lang w:val="en-US"/>
-        </w:rPr>
-        <w:t xml:space="preserve"> cl INNER JOIN </w:t>
-      </w:r>
-      <w:proofErr w:type="spellStart"/>
-      <w:r>
-        <w:rPr>
-          <w:rFonts w:ascii="Arial" w:hAnsi="Arial" w:cs="Arial"/>
-          <w:lang w:val="en-US"/>
-        </w:rPr>
-        <w:t>pedidos</w:t>
-      </w:r>
-      <w:proofErr w:type="spellEnd"/>
-      <w:r>
-        <w:rPr>
-          <w:rFonts w:ascii="Arial" w:hAnsi="Arial" w:cs="Arial"/>
-          <w:lang w:val="en-US"/>
-        </w:rPr>
-        <w:t xml:space="preserve"> pe ON </w:t>
-      </w:r>
-      <w:proofErr w:type="spellStart"/>
-      <w:proofErr w:type="gramStart"/>
-      <w:r>
-        <w:rPr>
-          <w:rFonts w:ascii="Arial" w:hAnsi="Arial" w:cs="Arial"/>
-          <w:lang w:val="en-US"/>
-        </w:rPr>
-        <w:t>pe</w:t>
-      </w:r>
-      <w:r>
-        <w:rPr>
-          <w:rFonts w:ascii="Arial" w:hAnsi="Arial" w:cs="Arial"/>
-          <w:lang w:val="en-US"/>
-        </w:rPr>
-        <w:t>.idcliente</w:t>
-      </w:r>
-      <w:proofErr w:type="spellEnd"/>
-      <w:proofErr w:type="gramEnd"/>
-      <w:r>
-        <w:rPr>
-          <w:rFonts w:ascii="Arial" w:hAnsi="Arial" w:cs="Arial"/>
-          <w:lang w:val="en-US"/>
-        </w:rPr>
-        <w:t xml:space="preserve"> = cl.id INNER JOIN </w:t>
-      </w:r>
-      <w:proofErr w:type="spellStart"/>
-      <w:r>
-        <w:rPr>
-          <w:rFonts w:ascii="Arial" w:hAnsi="Arial" w:cs="Arial"/>
-          <w:lang w:val="en-US"/>
-        </w:rPr>
-        <w:t>itens</w:t>
-      </w:r>
-      <w:proofErr w:type="spellEnd"/>
-      <w:r>
-        <w:rPr>
-          <w:rFonts w:ascii="Arial" w:hAnsi="Arial" w:cs="Arial"/>
-          <w:lang w:val="en-US"/>
-        </w:rPr>
-        <w:t xml:space="preserve"> it ON </w:t>
-      </w:r>
-      <w:proofErr w:type="spellStart"/>
-      <w:proofErr w:type="gramStart"/>
-      <w:r>
-        <w:rPr>
-          <w:rFonts w:ascii="Arial" w:hAnsi="Arial" w:cs="Arial"/>
-          <w:lang w:val="en-US"/>
-        </w:rPr>
-        <w:t>ir.idpedido</w:t>
-      </w:r>
-      <w:proofErr w:type="spellEnd"/>
-      <w:proofErr w:type="gramEnd"/>
-      <w:r>
-        <w:rPr>
-          <w:rFonts w:ascii="Arial" w:hAnsi="Arial" w:cs="Arial"/>
-          <w:lang w:val="en-US"/>
-        </w:rPr>
-        <w:t xml:space="preserve"> = pe.id INNER JOIN </w:t>
-      </w:r>
-      <w:proofErr w:type="spellStart"/>
-      <w:r>
-        <w:rPr>
-          <w:rFonts w:ascii="Arial" w:hAnsi="Arial" w:cs="Arial"/>
-          <w:lang w:val="en-US"/>
-        </w:rPr>
-        <w:t>produtos</w:t>
-      </w:r>
-      <w:proofErr w:type="spellEnd"/>
-      <w:r>
-        <w:rPr>
-          <w:rFonts w:ascii="Arial" w:hAnsi="Arial" w:cs="Arial"/>
-          <w:lang w:val="en-US"/>
-        </w:rPr>
-        <w:t xml:space="preserve"> pr ON </w:t>
-      </w:r>
-      <w:proofErr w:type="spellStart"/>
-      <w:proofErr w:type="gramStart"/>
-      <w:r>
-        <w:rPr>
-          <w:rFonts w:ascii="Arial" w:hAnsi="Arial" w:cs="Arial"/>
-          <w:lang w:val="en-US"/>
-        </w:rPr>
-        <w:t>it.idproduto</w:t>
-      </w:r>
-      <w:proofErr w:type="spellEnd"/>
-      <w:proofErr w:type="gramEnd"/>
-      <w:r>
-        <w:rPr>
-          <w:rFonts w:ascii="Arial" w:hAnsi="Arial" w:cs="Arial"/>
-          <w:lang w:val="en-US"/>
-        </w:rPr>
-        <w:t xml:space="preserve"> = pr.id ORDER BY </w:t>
-      </w:r>
-      <w:proofErr w:type="spellStart"/>
-      <w:proofErr w:type="gramStart"/>
-      <w:r>
-        <w:rPr>
-          <w:rFonts w:ascii="Arial" w:hAnsi="Arial" w:cs="Arial"/>
-          <w:lang w:val="en-US"/>
-        </w:rPr>
-        <w:t>nome,produto</w:t>
-      </w:r>
-      <w:proofErr w:type="spellEnd"/>
-      <w:proofErr w:type="gramEnd"/>
+        </w:rPr>
+        <w:t>f.empresa</w:t>
+      </w:r>
+      <w:proofErr w:type="spellEnd"/>
+      <w:proofErr w:type="gramEnd"/>
+      <w:r>
+        <w:rPr>
+          <w:rFonts w:ascii="Arial" w:hAnsi="Arial" w:cs="Arial"/>
+        </w:rPr>
+        <w:t xml:space="preserve"> AS </w:t>
+      </w:r>
+      <w:proofErr w:type="spellStart"/>
+      <w:r>
+        <w:rPr>
+          <w:rFonts w:ascii="Arial" w:hAnsi="Arial" w:cs="Arial"/>
+        </w:rPr>
+        <w:t>nome_fornecedor</w:t>
+      </w:r>
+      <w:proofErr w:type="spellEnd"/>
+      <w:r>
+        <w:rPr>
+          <w:rFonts w:ascii="Arial" w:hAnsi="Arial" w:cs="Arial"/>
+        </w:rPr>
+        <w:t xml:space="preserve">, </w:t>
+      </w:r>
+      <w:proofErr w:type="spellStart"/>
+      <w:proofErr w:type="gramStart"/>
+      <w:r>
+        <w:rPr>
+          <w:rFonts w:ascii="Arial" w:hAnsi="Arial" w:cs="Arial"/>
+        </w:rPr>
+        <w:t>p.produto</w:t>
+      </w:r>
+      <w:proofErr w:type="spellEnd"/>
+      <w:proofErr w:type="gramEnd"/>
+      <w:r>
+        <w:rPr>
+          <w:rFonts w:ascii="Arial" w:hAnsi="Arial" w:cs="Arial"/>
+        </w:rPr>
+        <w:t xml:space="preserve"> AS </w:t>
+      </w:r>
+      <w:proofErr w:type="spellStart"/>
+      <w:r>
+        <w:rPr>
+          <w:rFonts w:ascii="Arial" w:hAnsi="Arial" w:cs="Arial"/>
+        </w:rPr>
+        <w:t>nome_produto</w:t>
+      </w:r>
+      <w:proofErr w:type="spellEnd"/>
+      <w:r>
+        <w:rPr>
+          <w:rFonts w:ascii="Arial" w:hAnsi="Arial" w:cs="Arial"/>
+        </w:rPr>
+        <w:t xml:space="preserve">, </w:t>
+      </w:r>
+      <w:proofErr w:type="spellStart"/>
+      <w:proofErr w:type="gramStart"/>
+      <w:r>
+        <w:rPr>
+          <w:rFonts w:ascii="Arial" w:hAnsi="Arial" w:cs="Arial"/>
+        </w:rPr>
+        <w:t>p.unidadesemestoque</w:t>
+      </w:r>
+      <w:proofErr w:type="spellEnd"/>
+      <w:proofErr w:type="gramEnd"/>
+      <w:r>
+        <w:rPr>
+          <w:rFonts w:ascii="Arial" w:hAnsi="Arial" w:cs="Arial"/>
+        </w:rPr>
+        <w:t xml:space="preserve">, </w:t>
+      </w:r>
+      <w:proofErr w:type="spellStart"/>
+      <w:proofErr w:type="gramStart"/>
+      <w:r>
+        <w:rPr>
+          <w:rFonts w:ascii="Arial" w:hAnsi="Arial" w:cs="Arial"/>
+        </w:rPr>
+        <w:t>p.unidadepedidas</w:t>
+      </w:r>
+      <w:proofErr w:type="spellEnd"/>
+      <w:proofErr w:type="gramEnd"/>
+      <w:r>
+        <w:rPr>
+          <w:rFonts w:ascii="Arial" w:hAnsi="Arial" w:cs="Arial"/>
+        </w:rPr>
+        <w:t xml:space="preserve">, </w:t>
+      </w:r>
+      <w:proofErr w:type="spellStart"/>
+      <w:proofErr w:type="gramStart"/>
+      <w:r>
+        <w:rPr>
+          <w:rFonts w:ascii="Arial" w:hAnsi="Arial" w:cs="Arial"/>
+        </w:rPr>
+        <w:t>p.nivelminimo</w:t>
+      </w:r>
+      <w:proofErr w:type="spellEnd"/>
+      <w:proofErr w:type="gramEnd"/>
+      <w:r>
+        <w:rPr>
+          <w:rFonts w:ascii="Arial" w:hAnsi="Arial" w:cs="Arial"/>
+        </w:rPr>
+        <w:t xml:space="preserve"> FROM fornecedores AS f INNER JOIN produtos AS p ON f.id = </w:t>
+      </w:r>
+      <w:proofErr w:type="spellStart"/>
+      <w:proofErr w:type="gramStart"/>
+      <w:r>
+        <w:rPr>
+          <w:rFonts w:ascii="Arial" w:hAnsi="Arial" w:cs="Arial"/>
+        </w:rPr>
+        <w:t>p.idfornecedor</w:t>
+      </w:r>
+      <w:proofErr w:type="spellEnd"/>
+      <w:proofErr w:type="gramEnd"/>
+      <w:r>
+        <w:rPr>
+          <w:rFonts w:ascii="Arial" w:hAnsi="Arial" w:cs="Arial"/>
+        </w:rPr>
+        <w:t xml:space="preserve"> WHERE (</w:t>
+      </w:r>
+      <w:proofErr w:type="spellStart"/>
+      <w:proofErr w:type="gramStart"/>
+      <w:r>
+        <w:rPr>
+          <w:rFonts w:ascii="Arial" w:hAnsi="Arial" w:cs="Arial"/>
+        </w:rPr>
+        <w:t>p.unidadesemestoque</w:t>
+      </w:r>
+      <w:proofErr w:type="spellEnd"/>
+      <w:proofErr w:type="gramEnd"/>
+      <w:r>
+        <w:rPr>
+          <w:rFonts w:ascii="Arial" w:hAnsi="Arial" w:cs="Arial"/>
+        </w:rPr>
+        <w:t xml:space="preserve">  + </w:t>
+      </w:r>
+      <w:proofErr w:type="spellStart"/>
+      <w:proofErr w:type="gramStart"/>
+      <w:r>
+        <w:rPr>
+          <w:rFonts w:ascii="Arial" w:hAnsi="Arial" w:cs="Arial"/>
+        </w:rPr>
+        <w:t>unidadespedidas</w:t>
+      </w:r>
+      <w:proofErr w:type="spellEnd"/>
+      <w:r>
+        <w:rPr>
+          <w:rFonts w:ascii="Arial" w:hAnsi="Arial" w:cs="Arial"/>
+        </w:rPr>
+        <w:t>)&lt;</w:t>
+      </w:r>
+      <w:proofErr w:type="gramEnd"/>
+      <w:r>
+        <w:rPr>
+          <w:rFonts w:ascii="Arial" w:hAnsi="Arial" w:cs="Arial"/>
+        </w:rPr>
+        <w:t xml:space="preserve"> </w:t>
+      </w:r>
+      <w:proofErr w:type="spellStart"/>
+      <w:proofErr w:type="gramStart"/>
+      <w:r>
+        <w:rPr>
+          <w:rFonts w:ascii="Arial" w:hAnsi="Arial" w:cs="Arial"/>
+        </w:rPr>
+        <w:t>p.nivelminimo</w:t>
+      </w:r>
+      <w:proofErr w:type="spellEnd"/>
+      <w:proofErr w:type="gramEnd"/>
+      <w:r>
+        <w:rPr>
+          <w:rFonts w:ascii="Arial" w:hAnsi="Arial" w:cs="Arial"/>
+        </w:rPr>
+        <w:t>;</w:t>
+      </w:r>
     </w:p>
     <w:p>
       <w:pPr>

--- a/Lista/Soluções/Lista 01.docx
+++ b/Lista/Soluções/Lista 01.docx
@@ -1159,7 +1159,6 @@
         <w:rPr>
           <w:rFonts w:ascii="Arial" w:hAnsi="Arial" w:cs="Arial"/>
         </w:rPr>
-        <w:lastRenderedPageBreak/>
         <w:t>Quais são os e-mails de clientes que usam o domínio "gmail.com"?</w:t>
       </w:r>
     </w:p>
@@ -2456,7 +2455,6 @@
         <w:rPr>
           <w:rFonts w:ascii="Arial" w:hAnsi="Arial" w:cs="Arial"/>
         </w:rPr>
-        <w:lastRenderedPageBreak/>
         <w:t>Qual o preço unitário médio de todos os produtos em nosso catálogo?</w:t>
       </w:r>
     </w:p>
@@ -3034,6 +3032,13 @@
           <w:rFonts w:ascii="Arial" w:hAnsi="Arial" w:cs="Arial"/>
           <w:lang w:val="en-US"/>
         </w:rPr>
+        <w:t xml:space="preserve"> </w:t>
+      </w:r>
+      <w:r>
+        <w:rPr>
+          <w:rFonts w:ascii="Arial" w:hAnsi="Arial" w:cs="Arial"/>
+          <w:lang w:val="en-US"/>
+        </w:rPr>
         <w:t xml:space="preserve">SELECT </w:t>
       </w:r>
       <w:proofErr w:type="spellStart"/>
@@ -3132,6 +3137,327 @@
           <w:lang w:val="en-US"/>
         </w:rPr>
         <w:t>;</w:t>
+      </w:r>
+      <w:proofErr w:type="gramEnd"/>
+    </w:p>
+    <w:p>
+      <w:pPr>
+        <w:numPr>
+          <w:ilvl w:val="0"/>
+          <w:numId w:val="2"/>
+        </w:numPr>
+        <w:spacing w:after="0"/>
+        <w:ind w:left="714" w:hanging="357"/>
+        <w:jc w:val="both"/>
+        <w:rPr>
+          <w:rFonts w:ascii="Arial" w:hAnsi="Arial" w:cs="Arial"/>
+        </w:rPr>
+      </w:pPr>
+      <w:r>
+        <w:rPr>
+          <w:rFonts w:ascii="Arial" w:hAnsi="Arial" w:cs="Arial"/>
+        </w:rPr>
+        <w:t xml:space="preserve"> </w:t>
+      </w:r>
+      <w:r>
+        <w:rPr>
+          <w:rFonts w:ascii="Arial" w:hAnsi="Arial" w:cs="Arial"/>
+        </w:rPr>
+        <w:t>Quais os</w:t>
+      </w:r>
+      <w:r>
+        <w:rPr>
+          <w:rFonts w:ascii="Arial" w:hAnsi="Arial" w:cs="Arial"/>
+        </w:rPr>
+        <w:t xml:space="preserve"> clientes que residem </w:t>
+      </w:r>
+      <w:r>
+        <w:rPr>
+          <w:rFonts w:ascii="Arial" w:hAnsi="Arial" w:cs="Arial"/>
+        </w:rPr>
+        <w:t>no pa</w:t>
+      </w:r>
+      <w:r>
+        <w:rPr>
+          <w:rFonts w:ascii="Arial" w:hAnsi="Arial" w:cs="Arial"/>
+        </w:rPr>
+        <w:t>í</w:t>
+      </w:r>
+      <w:r>
+        <w:rPr>
+          <w:rFonts w:ascii="Arial" w:hAnsi="Arial" w:cs="Arial"/>
+        </w:rPr>
+        <w:t>s ‘BR</w:t>
+      </w:r>
+      <w:r>
+        <w:rPr>
+          <w:rFonts w:ascii="Arial" w:hAnsi="Arial" w:cs="Arial"/>
+        </w:rPr>
+        <w:t>'</w:t>
+      </w:r>
+      <w:r>
+        <w:rPr>
+          <w:rFonts w:ascii="Arial" w:hAnsi="Arial" w:cs="Arial"/>
+        </w:rPr>
+        <w:t xml:space="preserve"> e </w:t>
+      </w:r>
+      <w:r>
+        <w:rPr>
+          <w:rFonts w:ascii="Arial" w:hAnsi="Arial" w:cs="Arial"/>
+        </w:rPr>
+        <w:t>nos estados de</w:t>
+      </w:r>
+      <w:r>
+        <w:rPr>
+          <w:rFonts w:ascii="Arial" w:hAnsi="Arial" w:cs="Arial"/>
+        </w:rPr>
+        <w:t>, '</w:t>
+      </w:r>
+      <w:r>
+        <w:rPr>
+          <w:rFonts w:ascii="Arial" w:hAnsi="Arial" w:cs="Arial"/>
+        </w:rPr>
+        <w:t>PE</w:t>
+      </w:r>
+      <w:proofErr w:type="gramStart"/>
+      <w:r>
+        <w:rPr>
+          <w:rFonts w:ascii="Arial" w:hAnsi="Arial" w:cs="Arial"/>
+        </w:rPr>
+        <w:t xml:space="preserve">' </w:t>
+      </w:r>
+      <w:r>
+        <w:rPr>
+          <w:rFonts w:ascii="Arial" w:hAnsi="Arial" w:cs="Arial"/>
+        </w:rPr>
+        <w:t>,</w:t>
+      </w:r>
+      <w:proofErr w:type="gramEnd"/>
+      <w:r>
+        <w:rPr>
+          <w:rFonts w:ascii="Arial" w:hAnsi="Arial" w:cs="Arial"/>
+        </w:rPr>
+        <w:t xml:space="preserve"> </w:t>
+      </w:r>
+      <w:r>
+        <w:rPr>
+          <w:rFonts w:ascii="Arial" w:hAnsi="Arial" w:cs="Arial"/>
+        </w:rPr>
+        <w:t>'</w:t>
+      </w:r>
+      <w:r>
+        <w:rPr>
+          <w:rFonts w:ascii="Arial" w:hAnsi="Arial" w:cs="Arial"/>
+        </w:rPr>
+        <w:t>AL</w:t>
+      </w:r>
+      <w:r>
+        <w:rPr>
+          <w:rFonts w:ascii="Arial" w:hAnsi="Arial" w:cs="Arial"/>
+        </w:rPr>
+        <w:t>'</w:t>
+      </w:r>
+      <w:r>
+        <w:rPr>
+          <w:rFonts w:ascii="Arial" w:hAnsi="Arial" w:cs="Arial"/>
+        </w:rPr>
+        <w:t xml:space="preserve"> </w:t>
+      </w:r>
+      <w:r>
+        <w:rPr>
+          <w:rFonts w:ascii="Arial" w:hAnsi="Arial" w:cs="Arial"/>
+        </w:rPr>
+        <w:t xml:space="preserve">e </w:t>
+      </w:r>
+      <w:r>
+        <w:rPr>
+          <w:rFonts w:ascii="Arial" w:hAnsi="Arial" w:cs="Arial"/>
+        </w:rPr>
+        <w:t>‘BA’</w:t>
+      </w:r>
+    </w:p>
+    <w:p>
+      <w:pPr>
+        <w:ind w:left="714"/>
+        <w:jc w:val="both"/>
+        <w:rPr>
+          <w:rFonts w:ascii="Arial" w:hAnsi="Arial" w:cs="Arial"/>
+          <w:lang w:val="en-US"/>
+        </w:rPr>
+      </w:pPr>
+      <w:r>
+        <w:rPr>
+          <w:rFonts w:ascii="Arial" w:hAnsi="Arial" w:cs="Arial"/>
+          <w:lang w:val="en-US"/>
+        </w:rPr>
+        <w:t xml:space="preserve">SELECT </w:t>
+      </w:r>
+      <w:proofErr w:type="spellStart"/>
+      <w:r>
+        <w:rPr>
+          <w:rFonts w:ascii="Arial" w:hAnsi="Arial" w:cs="Arial"/>
+          <w:lang w:val="en-US"/>
+        </w:rPr>
+        <w:t>nome</w:t>
+      </w:r>
+      <w:proofErr w:type="spellEnd"/>
+      <w:r>
+        <w:rPr>
+          <w:rFonts w:ascii="Arial" w:hAnsi="Arial" w:cs="Arial"/>
+          <w:lang w:val="en-US"/>
+        </w:rPr>
+        <w:t xml:space="preserve"> FROM </w:t>
+      </w:r>
+      <w:proofErr w:type="spellStart"/>
+      <w:r>
+        <w:rPr>
+          <w:rFonts w:ascii="Arial" w:hAnsi="Arial" w:cs="Arial"/>
+          <w:lang w:val="en-US"/>
+        </w:rPr>
+        <w:t>clientes</w:t>
+      </w:r>
+      <w:proofErr w:type="spellEnd"/>
+      <w:r>
+        <w:rPr>
+          <w:rFonts w:ascii="Arial" w:hAnsi="Arial" w:cs="Arial"/>
+          <w:lang w:val="en-US"/>
+        </w:rPr>
+        <w:t xml:space="preserve"> WHE</w:t>
+      </w:r>
+      <w:r>
+        <w:rPr>
+          <w:rFonts w:ascii="Arial" w:hAnsi="Arial" w:cs="Arial"/>
+          <w:lang w:val="en-US"/>
+        </w:rPr>
+        <w:t xml:space="preserve">RE </w:t>
+      </w:r>
+      <w:proofErr w:type="spellStart"/>
+      <w:r>
+        <w:rPr>
+          <w:rFonts w:ascii="Arial" w:hAnsi="Arial" w:cs="Arial"/>
+          <w:lang w:val="en-US"/>
+        </w:rPr>
+        <w:t>pais</w:t>
+      </w:r>
+      <w:proofErr w:type="spellEnd"/>
+      <w:r>
+        <w:rPr>
+          <w:rFonts w:ascii="Arial" w:hAnsi="Arial" w:cs="Arial"/>
+          <w:lang w:val="en-US"/>
+        </w:rPr>
+        <w:t xml:space="preserve"> = </w:t>
+      </w:r>
+      <w:r>
+        <w:rPr>
+          <w:rFonts w:ascii="Arial" w:hAnsi="Arial" w:cs="Arial"/>
+          <w:lang w:val="en-US"/>
+        </w:rPr>
+        <w:t>'</w:t>
+      </w:r>
+      <w:r>
+        <w:rPr>
+          <w:rFonts w:ascii="Arial" w:hAnsi="Arial" w:cs="Arial"/>
+          <w:lang w:val="en-US"/>
+        </w:rPr>
+        <w:t>BR</w:t>
+      </w:r>
+      <w:r>
+        <w:rPr>
+          <w:rFonts w:ascii="Arial" w:hAnsi="Arial" w:cs="Arial"/>
+          <w:lang w:val="en-US"/>
+        </w:rPr>
+        <w:t xml:space="preserve">' </w:t>
+      </w:r>
+      <w:r>
+        <w:rPr>
+          <w:rFonts w:ascii="Arial" w:hAnsi="Arial" w:cs="Arial"/>
+          <w:lang w:val="en-US"/>
+        </w:rPr>
+        <w:t>an</w:t>
+      </w:r>
+      <w:r>
+        <w:rPr>
+          <w:rFonts w:ascii="Arial" w:hAnsi="Arial" w:cs="Arial"/>
+          <w:lang w:val="en-US"/>
+        </w:rPr>
+        <w:t xml:space="preserve">d </w:t>
+      </w:r>
+      <w:proofErr w:type="spellStart"/>
+      <w:r>
+        <w:rPr>
+          <w:rFonts w:ascii="Arial" w:hAnsi="Arial" w:cs="Arial"/>
+          <w:lang w:val="en-US"/>
+        </w:rPr>
+        <w:t>estado</w:t>
+      </w:r>
+      <w:proofErr w:type="spellEnd"/>
+      <w:r>
+        <w:rPr>
+          <w:rFonts w:ascii="Arial" w:hAnsi="Arial" w:cs="Arial"/>
+          <w:lang w:val="en-US"/>
+        </w:rPr>
+        <w:t xml:space="preserve"> in (</w:t>
+      </w:r>
+      <w:r>
+        <w:rPr>
+          <w:rFonts w:ascii="Arial" w:hAnsi="Arial" w:cs="Arial"/>
+          <w:lang w:val="en-US"/>
+        </w:rPr>
+        <w:t>'PE</w:t>
+      </w:r>
+      <w:proofErr w:type="gramStart"/>
+      <w:r>
+        <w:rPr>
+          <w:rFonts w:ascii="Arial" w:hAnsi="Arial" w:cs="Arial"/>
+          <w:lang w:val="en-US"/>
+        </w:rPr>
+        <w:t>' ,</w:t>
+      </w:r>
+      <w:proofErr w:type="gramEnd"/>
+      <w:r>
+        <w:rPr>
+          <w:rFonts w:ascii="Arial" w:hAnsi="Arial" w:cs="Arial"/>
+          <w:lang w:val="en-US"/>
+        </w:rPr>
+        <w:t xml:space="preserve"> 'AL</w:t>
+      </w:r>
+      <w:proofErr w:type="gramStart"/>
+      <w:r>
+        <w:rPr>
+          <w:rFonts w:ascii="Arial" w:hAnsi="Arial" w:cs="Arial"/>
+          <w:lang w:val="en-US"/>
+        </w:rPr>
+        <w:t>'</w:t>
+      </w:r>
+      <w:r>
+        <w:rPr>
+          <w:rFonts w:ascii="Arial" w:hAnsi="Arial" w:cs="Arial"/>
+          <w:lang w:val="en-US"/>
+        </w:rPr>
+        <w:t xml:space="preserve">, </w:t>
+      </w:r>
+      <w:r>
+        <w:rPr>
+          <w:rFonts w:ascii="Arial" w:hAnsi="Arial" w:cs="Arial"/>
+          <w:lang w:val="en-US"/>
+        </w:rPr>
+        <w:t xml:space="preserve"> ‘</w:t>
+      </w:r>
+      <w:proofErr w:type="gramEnd"/>
+      <w:r>
+        <w:rPr>
+          <w:rFonts w:ascii="Arial" w:hAnsi="Arial" w:cs="Arial"/>
+          <w:lang w:val="en-US"/>
+        </w:rPr>
+        <w:t>BA’</w:t>
+      </w:r>
+      <w:proofErr w:type="gramStart"/>
+      <w:r>
+        <w:rPr>
+          <w:rFonts w:ascii="Arial" w:hAnsi="Arial" w:cs="Arial"/>
+          <w:lang w:val="en-US"/>
+        </w:rPr>
+        <w:t>);</w:t>
       </w:r>
       <w:proofErr w:type="gramEnd"/>
     </w:p>
@@ -3456,21 +3782,7 @@
           <w:rFonts w:ascii="Arial" w:hAnsi="Arial" w:cs="Arial"/>
           <w:lang w:val="en-US"/>
         </w:rPr>
-        <w:t>i</w:t>
-      </w:r>
-      <w:r>
-        <w:rPr>
-          <w:rFonts w:ascii="Arial" w:hAnsi="Arial" w:cs="Arial"/>
-          <w:lang w:val="en-US"/>
-        </w:rPr>
-        <w:t>t</w:t>
-      </w:r>
-      <w:r>
-        <w:rPr>
-          <w:rFonts w:ascii="Arial" w:hAnsi="Arial" w:cs="Arial"/>
-          <w:lang w:val="en-US"/>
-        </w:rPr>
-        <w:t>.idpedido</w:t>
+        <w:t>it.idpedido</w:t>
       </w:r>
       <w:proofErr w:type="spellEnd"/>
       <w:proofErr w:type="gramEnd"/>
@@ -3562,12 +3874,6 @@
         <w:rPr>
           <w:rFonts w:ascii="Arial" w:hAnsi="Arial" w:cs="Arial"/>
         </w:rPr>
-        <w:t>0,</w:t>
-      </w:r>
-      <w:r>
-        <w:rPr>
-          <w:rFonts w:ascii="Arial" w:hAnsi="Arial" w:cs="Arial"/>
-        </w:rPr>
         <w:t xml:space="preserve"> o nome e o E-mail de todos os clientes VIP</w:t>
       </w:r>
     </w:p>
@@ -3598,37 +3904,14 @@
         </w:rPr>
         <w:t>nome,email</w:t>
       </w:r>
-      <w:proofErr w:type="gramEnd"/>
-      <w:r>
-        <w:rPr>
-          <w:rFonts w:ascii="Arial" w:hAnsi="Arial" w:cs="Arial"/>
-          <w:lang w:val="en-US"/>
-        </w:rPr>
-        <w:t>,</w:t>
-      </w:r>
-      <w:proofErr w:type="gramStart"/>
-      <w:r>
-        <w:rPr>
-          <w:rFonts w:ascii="Arial" w:hAnsi="Arial" w:cs="Arial"/>
-          <w:lang w:val="en-US"/>
-        </w:rPr>
-        <w:t>COUNT</w:t>
-      </w:r>
-      <w:proofErr w:type="spellEnd"/>
-      <w:r>
-        <w:rPr>
-          <w:rFonts w:ascii="Arial" w:hAnsi="Arial" w:cs="Arial"/>
-          <w:lang w:val="en-US"/>
-        </w:rPr>
-        <w:t>(</w:t>
-      </w:r>
-      <w:proofErr w:type="gramEnd"/>
-      <w:r>
-        <w:rPr>
-          <w:rFonts w:ascii="Arial" w:hAnsi="Arial" w:cs="Arial"/>
-          <w:lang w:val="en-US"/>
-        </w:rPr>
-        <w:t xml:space="preserve">*) FROM </w:t>
+      <w:proofErr w:type="spellEnd"/>
+      <w:proofErr w:type="gramEnd"/>
+      <w:r>
+        <w:rPr>
+          <w:rFonts w:ascii="Arial" w:hAnsi="Arial" w:cs="Arial"/>
+          <w:lang w:val="en-US"/>
+        </w:rPr>
+        <w:t xml:space="preserve"> FROM </w:t>
       </w:r>
       <w:proofErr w:type="spellStart"/>
       <w:r>
@@ -3782,25 +4065,7 @@
           <w:rFonts w:ascii="Arial" w:hAnsi="Arial" w:cs="Arial"/>
           <w:lang w:val="en-US"/>
         </w:rPr>
-        <w:t xml:space="preserve">, </w:t>
-      </w:r>
-      <w:proofErr w:type="spellStart"/>
-      <w:proofErr w:type="gramStart"/>
-      <w:r>
-        <w:rPr>
-          <w:rFonts w:ascii="Arial" w:hAnsi="Arial" w:cs="Arial"/>
-          <w:lang w:val="en-US"/>
-        </w:rPr>
-        <w:t>email,COUNT</w:t>
-      </w:r>
-      <w:proofErr w:type="spellEnd"/>
-      <w:proofErr w:type="gramEnd"/>
-      <w:r>
-        <w:rPr>
-          <w:rFonts w:ascii="Arial" w:hAnsi="Arial" w:cs="Arial"/>
-          <w:lang w:val="en-US"/>
-        </w:rPr>
-        <w:t xml:space="preserve">(*) FROM </w:t>
+        <w:t xml:space="preserve">, email FROM </w:t>
       </w:r>
       <w:proofErr w:type="spellStart"/>
       <w:r>
@@ -3850,25 +4115,67 @@
           <w:rFonts w:ascii="Arial" w:hAnsi="Arial" w:cs="Arial"/>
           <w:lang w:val="en-US"/>
         </w:rPr>
-        <w:t xml:space="preserve"> = c.id GROUP BY </w:t>
-      </w:r>
-      <w:proofErr w:type="spellStart"/>
-      <w:proofErr w:type="gramStart"/>
-      <w:r>
-        <w:rPr>
-          <w:rFonts w:ascii="Arial" w:hAnsi="Arial" w:cs="Arial"/>
-          <w:lang w:val="en-US"/>
-        </w:rPr>
-        <w:t>nome,email</w:t>
-      </w:r>
-      <w:proofErr w:type="spellEnd"/>
-      <w:proofErr w:type="gramEnd"/>
-      <w:r>
-        <w:rPr>
-          <w:rFonts w:ascii="Arial" w:hAnsi="Arial" w:cs="Arial"/>
-          <w:lang w:val="en-US"/>
-        </w:rPr>
-        <w:t xml:space="preserve"> HAVING </w:t>
+        <w:t xml:space="preserve"> = c.id </w:t>
+      </w:r>
+      <w:r>
+        <w:rPr>
+          <w:rFonts w:ascii="Arial" w:hAnsi="Arial" w:cs="Arial"/>
+          <w:lang w:val="en-US"/>
+        </w:rPr>
+        <w:t xml:space="preserve">WHERE </w:t>
+      </w:r>
+      <w:proofErr w:type="spellStart"/>
+      <w:r>
+        <w:rPr>
+          <w:rFonts w:ascii="Arial" w:hAnsi="Arial" w:cs="Arial"/>
+          <w:lang w:val="en-US"/>
+        </w:rPr>
+        <w:t>datadopagamento</w:t>
+      </w:r>
+      <w:proofErr w:type="spellEnd"/>
+      <w:r>
+        <w:rPr>
+          <w:rFonts w:ascii="Arial" w:hAnsi="Arial" w:cs="Arial"/>
+          <w:lang w:val="en-US"/>
+        </w:rPr>
+        <w:t xml:space="preserve"> IS NOT NULL </w:t>
+      </w:r>
+      <w:r>
+        <w:rPr>
+          <w:rFonts w:ascii="Arial" w:hAnsi="Arial" w:cs="Arial"/>
+          <w:lang w:val="en-US"/>
+        </w:rPr>
+        <w:t xml:space="preserve">GROUP BY </w:t>
+      </w:r>
+      <w:proofErr w:type="spellStart"/>
+      <w:r>
+        <w:rPr>
+          <w:rFonts w:ascii="Arial" w:hAnsi="Arial" w:cs="Arial"/>
+          <w:lang w:val="en-US"/>
+        </w:rPr>
+        <w:t>nome</w:t>
+      </w:r>
+      <w:proofErr w:type="spellEnd"/>
+      <w:r>
+        <w:rPr>
+          <w:rFonts w:ascii="Arial" w:hAnsi="Arial" w:cs="Arial"/>
+          <w:lang w:val="en-US"/>
+        </w:rPr>
+        <w:t>,</w:t>
+      </w:r>
+      <w:r>
+        <w:rPr>
+          <w:rFonts w:ascii="Arial" w:hAnsi="Arial" w:cs="Arial"/>
+          <w:lang w:val="en-US"/>
+        </w:rPr>
+        <w:t xml:space="preserve"> </w:t>
+      </w:r>
+      <w:r>
+        <w:rPr>
+          <w:rFonts w:ascii="Arial" w:hAnsi="Arial" w:cs="Arial"/>
+          <w:lang w:val="en-US"/>
+        </w:rPr>
+        <w:t xml:space="preserve">email HAVING </w:t>
       </w:r>
       <w:proofErr w:type="gramStart"/>
       <w:r>
@@ -3912,7 +4219,6 @@
         <w:rPr>
           <w:rFonts w:ascii="Arial" w:hAnsi="Arial" w:cs="Arial"/>
         </w:rPr>
-        <w:lastRenderedPageBreak/>
         <w:t>Liste os fornecedores e os produtos que necessitam de serem comprados.</w:t>
       </w:r>
     </w:p>
@@ -4211,7 +4517,7 @@
         <w:rPr>
           <w:rFonts w:ascii="Arial" w:hAnsi="Arial" w:cs="Arial"/>
         </w:rPr>
-        <w:t>Quais os clientes que residem nos estados: 'Rio Grande do Sul', 'Santa Catarina' e 'Paraná'?</w:t>
+        <w:t>Liste os produtos que nunca foram pedidos.</w:t>
       </w:r>
     </w:p>
     <w:p>
@@ -4221,72 +4527,188 @@
         <w:jc w:val="both"/>
         <w:rPr>
           <w:rFonts w:ascii="Arial" w:hAnsi="Arial" w:cs="Arial"/>
-        </w:rPr>
-      </w:pPr>
-      <w:r>
-        <w:rPr>
-          <w:rFonts w:ascii="Arial" w:hAnsi="Arial" w:cs="Arial"/>
-        </w:rPr>
-        <w:t xml:space="preserve">SELECT nome, </w:t>
-      </w:r>
-      <w:proofErr w:type="spellStart"/>
-      <w:r>
-        <w:rPr>
-          <w:rFonts w:ascii="Arial" w:hAnsi="Arial" w:cs="Arial"/>
-        </w:rPr>
-        <w:t>email</w:t>
-      </w:r>
-      <w:proofErr w:type="spellEnd"/>
-      <w:r>
-        <w:rPr>
-          <w:rFonts w:ascii="Arial" w:hAnsi="Arial" w:cs="Arial"/>
-        </w:rPr>
-        <w:t xml:space="preserve">, cidade, estado FROM </w:t>
-      </w:r>
-      <w:proofErr w:type="spellStart"/>
-      <w:r>
-        <w:rPr>
-          <w:rFonts w:ascii="Arial" w:hAnsi="Arial" w:cs="Arial"/>
-        </w:rPr>
-        <w:t>clients</w:t>
-      </w:r>
-      <w:proofErr w:type="spellEnd"/>
-      <w:r>
-        <w:rPr>
-          <w:rFonts w:ascii="Arial" w:hAnsi="Arial" w:cs="Arial"/>
-        </w:rPr>
-        <w:t xml:space="preserve"> WHERE estado IN ('RS', 'SC', 'PR')</w:t>
-      </w:r>
-      <w:r>
-        <w:rPr>
-          <w:rFonts w:ascii="Arial" w:hAnsi="Arial" w:cs="Arial"/>
-        </w:rPr>
-        <w:t xml:space="preserve"> AND PAIS = </w:t>
-      </w:r>
-      <w:r>
-        <w:rPr>
-          <w:rFonts w:ascii="Arial" w:hAnsi="Arial" w:cs="Arial"/>
-        </w:rPr>
-        <w:t>'</w:t>
-      </w:r>
-      <w:r>
-        <w:rPr>
-          <w:rFonts w:ascii="Arial" w:hAnsi="Arial" w:cs="Arial"/>
-        </w:rPr>
-        <w:t>BR</w:t>
-      </w:r>
-      <w:r>
-        <w:rPr>
-          <w:rFonts w:ascii="Arial" w:hAnsi="Arial" w:cs="Arial"/>
-        </w:rPr>
-        <w:t>'</w:t>
-      </w:r>
-      <w:r>
-        <w:rPr>
-          <w:rFonts w:ascii="Arial" w:hAnsi="Arial" w:cs="Arial"/>
+          <w:lang w:val="en-US"/>
+        </w:rPr>
+      </w:pPr>
+      <w:r>
+        <w:rPr>
+          <w:rFonts w:ascii="Arial" w:hAnsi="Arial" w:cs="Arial"/>
+          <w:lang w:val="en-US"/>
+        </w:rPr>
+        <w:t xml:space="preserve">SELECT </w:t>
+      </w:r>
+      <w:proofErr w:type="spellStart"/>
+      <w:r>
+        <w:rPr>
+          <w:rFonts w:ascii="Arial" w:hAnsi="Arial" w:cs="Arial"/>
+          <w:lang w:val="en-US"/>
+        </w:rPr>
+        <w:t>produto</w:t>
+      </w:r>
+      <w:proofErr w:type="spellEnd"/>
+      <w:r>
+        <w:rPr>
+          <w:rFonts w:ascii="Arial" w:hAnsi="Arial" w:cs="Arial"/>
+          <w:lang w:val="en-US"/>
+        </w:rPr>
+        <w:t>,</w:t>
+      </w:r>
+      <w:r>
+        <w:rPr>
+          <w:rFonts w:ascii="Arial" w:hAnsi="Arial" w:cs="Arial"/>
+          <w:lang w:val="en-US"/>
+        </w:rPr>
+        <w:t xml:space="preserve"> </w:t>
+      </w:r>
+      <w:proofErr w:type="spellStart"/>
+      <w:r>
+        <w:rPr>
+          <w:rFonts w:ascii="Arial" w:hAnsi="Arial" w:cs="Arial"/>
+          <w:lang w:val="en-US"/>
+        </w:rPr>
+        <w:t>precounitario</w:t>
+      </w:r>
+      <w:proofErr w:type="spellEnd"/>
+      <w:r>
+        <w:rPr>
+          <w:rFonts w:ascii="Arial" w:hAnsi="Arial" w:cs="Arial"/>
+          <w:lang w:val="en-US"/>
+        </w:rPr>
+        <w:t>,</w:t>
+      </w:r>
+      <w:r>
+        <w:rPr>
+          <w:rFonts w:ascii="Arial" w:hAnsi="Arial" w:cs="Arial"/>
+          <w:lang w:val="en-US"/>
+        </w:rPr>
+        <w:t xml:space="preserve"> </w:t>
+      </w:r>
+      <w:proofErr w:type="spellStart"/>
+      <w:r>
+        <w:rPr>
+          <w:rFonts w:ascii="Arial" w:hAnsi="Arial" w:cs="Arial"/>
+          <w:lang w:val="en-US"/>
+        </w:rPr>
+        <w:t>unidadesemestoque</w:t>
+      </w:r>
+      <w:proofErr w:type="spellEnd"/>
+      <w:r>
+        <w:rPr>
+          <w:rFonts w:ascii="Arial" w:hAnsi="Arial" w:cs="Arial"/>
+          <w:lang w:val="en-US"/>
+        </w:rPr>
+        <w:t xml:space="preserve"> </w:t>
+      </w:r>
+      <w:r>
+        <w:rPr>
+          <w:rFonts w:ascii="Arial" w:hAnsi="Arial" w:cs="Arial"/>
+          <w:lang w:val="en-US"/>
+        </w:rPr>
+        <w:t>FROM</w:t>
+      </w:r>
+      <w:r>
+        <w:rPr>
+          <w:rFonts w:ascii="Arial" w:hAnsi="Arial" w:cs="Arial"/>
+          <w:lang w:val="en-US"/>
+        </w:rPr>
+        <w:t xml:space="preserve"> </w:t>
+      </w:r>
+      <w:proofErr w:type="spellStart"/>
+      <w:r>
+        <w:rPr>
+          <w:rFonts w:ascii="Arial" w:hAnsi="Arial" w:cs="Arial"/>
+          <w:lang w:val="en-US"/>
+        </w:rPr>
+        <w:t>produtos</w:t>
+      </w:r>
+      <w:proofErr w:type="spellEnd"/>
+      <w:r>
+        <w:rPr>
+          <w:rFonts w:ascii="Arial" w:hAnsi="Arial" w:cs="Arial"/>
+          <w:lang w:val="en-US"/>
+        </w:rPr>
+        <w:t xml:space="preserve"> </w:t>
+      </w:r>
+      <w:proofErr w:type="gramStart"/>
+      <w:r>
+        <w:rPr>
+          <w:rFonts w:ascii="Arial" w:hAnsi="Arial" w:cs="Arial"/>
+          <w:lang w:val="en-US"/>
+        </w:rPr>
+        <w:t>WHERE</w:t>
+      </w:r>
+      <w:r>
+        <w:rPr>
+          <w:rFonts w:ascii="Arial" w:hAnsi="Arial" w:cs="Arial"/>
+          <w:lang w:val="en-US"/>
+        </w:rPr>
+        <w:t xml:space="preserve"> </w:t>
+      </w:r>
+      <w:r>
+        <w:rPr>
+          <w:rFonts w:ascii="Arial" w:hAnsi="Arial" w:cs="Arial"/>
+          <w:lang w:val="en-US"/>
+        </w:rPr>
+        <w:t xml:space="preserve"> </w:t>
+      </w:r>
+      <w:proofErr w:type="spellStart"/>
+      <w:r>
+        <w:rPr>
+          <w:rFonts w:ascii="Arial" w:hAnsi="Arial" w:cs="Arial"/>
+          <w:lang w:val="en-US"/>
+        </w:rPr>
+        <w:t>id</w:t>
+      </w:r>
+      <w:proofErr w:type="spellEnd"/>
+      <w:proofErr w:type="gramEnd"/>
+      <w:r>
+        <w:rPr>
+          <w:rFonts w:ascii="Arial" w:hAnsi="Arial" w:cs="Arial"/>
+          <w:lang w:val="en-US"/>
+        </w:rPr>
+        <w:t xml:space="preserve"> NOT IN (SELECT DISTINCT </w:t>
+      </w:r>
+      <w:proofErr w:type="spellStart"/>
+      <w:r>
+        <w:rPr>
+          <w:rFonts w:ascii="Arial" w:hAnsi="Arial" w:cs="Arial"/>
+          <w:lang w:val="en-US"/>
+        </w:rPr>
+        <w:t>idproduto</w:t>
+      </w:r>
+      <w:proofErr w:type="spellEnd"/>
+      <w:r>
+        <w:rPr>
+          <w:rFonts w:ascii="Arial" w:hAnsi="Arial" w:cs="Arial"/>
+          <w:lang w:val="en-US"/>
+        </w:rPr>
+        <w:t xml:space="preserve"> FROM </w:t>
+      </w:r>
+      <w:proofErr w:type="spellStart"/>
+      <w:r>
+        <w:rPr>
+          <w:rFonts w:ascii="Arial" w:hAnsi="Arial" w:cs="Arial"/>
+          <w:lang w:val="en-US"/>
+        </w:rPr>
+        <w:t>itens</w:t>
+      </w:r>
+      <w:proofErr w:type="spellEnd"/>
+      <w:proofErr w:type="gramStart"/>
+      <w:r>
+        <w:rPr>
+          <w:rFonts w:ascii="Arial" w:hAnsi="Arial" w:cs="Arial"/>
+          <w:lang w:val="en-US"/>
+        </w:rPr>
+        <w:t>)</w:t>
+      </w:r>
+      <w:r>
+        <w:rPr>
+          <w:rFonts w:ascii="Arial" w:hAnsi="Arial" w:cs="Arial"/>
+          <w:lang w:val="en-US"/>
         </w:rPr>
         <w:t>;</w:t>
       </w:r>
+      <w:proofErr w:type="gramEnd"/>
     </w:p>
     <w:p>
       <w:pPr>
@@ -4304,7 +4726,25 @@
         <w:rPr>
           <w:rFonts w:ascii="Arial" w:hAnsi="Arial" w:cs="Arial"/>
         </w:rPr>
-        <w:t>Quais itens foram incluídos em pedidos onde o frete foi superior a R$50 e a data do pedido foi entre '2020-01-15' e '2020-07-23'?</w:t>
+        <w:t>Quem são os cliente</w:t>
+      </w:r>
+      <w:r>
+        <w:rPr>
+          <w:rFonts w:ascii="Arial" w:hAnsi="Arial" w:cs="Arial"/>
+        </w:rPr>
+        <w:t>s</w:t>
+      </w:r>
+      <w:r>
+        <w:rPr>
+          <w:rFonts w:ascii="Arial" w:hAnsi="Arial" w:cs="Arial"/>
+        </w:rPr>
+        <w:t xml:space="preserve"> com mais e menos idade?</w:t>
+      </w:r>
+      <w:r>
+        <w:rPr>
+          <w:rFonts w:ascii="Arial" w:hAnsi="Arial" w:cs="Arial"/>
+        </w:rPr>
+        <w:t xml:space="preserve"> </w:t>
       </w:r>
     </w:p>
     <w:p>
@@ -4320,181 +4760,53 @@
         <w:rPr>
           <w:rFonts w:ascii="Arial" w:hAnsi="Arial" w:cs="Arial"/>
         </w:rPr>
-        <w:t xml:space="preserve">SELECT </w:t>
-      </w:r>
-      <w:proofErr w:type="spellStart"/>
-      <w:proofErr w:type="gramStart"/>
-      <w:r>
-        <w:rPr>
-          <w:rFonts w:ascii="Arial" w:hAnsi="Arial" w:cs="Arial"/>
-        </w:rPr>
-        <w:t>i.idproduto</w:t>
-      </w:r>
-      <w:proofErr w:type="spellEnd"/>
-      <w:proofErr w:type="gramEnd"/>
-      <w:r>
-        <w:rPr>
-          <w:rFonts w:ascii="Arial" w:hAnsi="Arial" w:cs="Arial"/>
-        </w:rPr>
-        <w:t xml:space="preserve">, </w:t>
-      </w:r>
-      <w:proofErr w:type="spellStart"/>
-      <w:proofErr w:type="gramStart"/>
-      <w:r>
-        <w:rPr>
-          <w:rFonts w:ascii="Arial" w:hAnsi="Arial" w:cs="Arial"/>
-        </w:rPr>
-        <w:t>pr.produto</w:t>
-      </w:r>
-      <w:proofErr w:type="spellEnd"/>
-      <w:proofErr w:type="gramEnd"/>
-      <w:r>
-        <w:rPr>
-          <w:rFonts w:ascii="Arial" w:hAnsi="Arial" w:cs="Arial"/>
-        </w:rPr>
-        <w:t xml:space="preserve">, </w:t>
-      </w:r>
-      <w:proofErr w:type="spellStart"/>
-      <w:proofErr w:type="gramStart"/>
-      <w:r>
-        <w:rPr>
-          <w:rFonts w:ascii="Arial" w:hAnsi="Arial" w:cs="Arial"/>
-        </w:rPr>
-        <w:t>i.quantidade</w:t>
-      </w:r>
-      <w:proofErr w:type="spellEnd"/>
-      <w:proofErr w:type="gramEnd"/>
-      <w:r>
-        <w:rPr>
-          <w:rFonts w:ascii="Arial" w:hAnsi="Arial" w:cs="Arial"/>
-        </w:rPr>
-        <w:t xml:space="preserve">, </w:t>
-      </w:r>
-      <w:proofErr w:type="spellStart"/>
-      <w:proofErr w:type="gramStart"/>
-      <w:r>
-        <w:rPr>
-          <w:rFonts w:ascii="Arial" w:hAnsi="Arial" w:cs="Arial"/>
-        </w:rPr>
-        <w:t>i.precounitario</w:t>
-      </w:r>
-      <w:proofErr w:type="spellEnd"/>
-      <w:proofErr w:type="gramEnd"/>
-      <w:r>
-        <w:rPr>
-          <w:rFonts w:ascii="Arial" w:hAnsi="Arial" w:cs="Arial"/>
-        </w:rPr>
-        <w:t xml:space="preserve">, </w:t>
-      </w:r>
-      <w:proofErr w:type="spellStart"/>
-      <w:proofErr w:type="gramStart"/>
-      <w:r>
-        <w:rPr>
-          <w:rFonts w:ascii="Arial" w:hAnsi="Arial" w:cs="Arial"/>
-        </w:rPr>
-        <w:t>p.datadopedido</w:t>
-      </w:r>
-      <w:proofErr w:type="spellEnd"/>
-      <w:proofErr w:type="gramEnd"/>
-      <w:r>
-        <w:rPr>
-          <w:rFonts w:ascii="Arial" w:hAnsi="Arial" w:cs="Arial"/>
-        </w:rPr>
-        <w:t xml:space="preserve">, </w:t>
-      </w:r>
-      <w:proofErr w:type="spellStart"/>
-      <w:proofErr w:type="gramStart"/>
-      <w:r>
-        <w:rPr>
-          <w:rFonts w:ascii="Arial" w:hAnsi="Arial" w:cs="Arial"/>
-        </w:rPr>
-        <w:t>p.frete</w:t>
-      </w:r>
-      <w:proofErr w:type="spellEnd"/>
-      <w:proofErr w:type="gramEnd"/>
-      <w:r>
-        <w:rPr>
-          <w:rFonts w:ascii="Arial" w:hAnsi="Arial" w:cs="Arial"/>
-        </w:rPr>
-        <w:t xml:space="preserve"> FROM     itens AS I INNER JOIN pedidos AS p ON </w:t>
-      </w:r>
-      <w:proofErr w:type="spellStart"/>
-      <w:proofErr w:type="gramStart"/>
-      <w:r>
-        <w:rPr>
-          <w:rFonts w:ascii="Arial" w:hAnsi="Arial" w:cs="Arial"/>
-        </w:rPr>
-        <w:t>i.idpedido</w:t>
-      </w:r>
-      <w:proofErr w:type="spellEnd"/>
-      <w:proofErr w:type="gramEnd"/>
-      <w:r>
-        <w:rPr>
-          <w:rFonts w:ascii="Arial" w:hAnsi="Arial" w:cs="Arial"/>
-        </w:rPr>
-        <w:t xml:space="preserve"> = p.id INNER JOIN produtos AS </w:t>
-      </w:r>
-      <w:proofErr w:type="spellStart"/>
-      <w:r>
-        <w:rPr>
-          <w:rFonts w:ascii="Arial" w:hAnsi="Arial" w:cs="Arial"/>
-        </w:rPr>
-        <w:t>pr</w:t>
-      </w:r>
-      <w:proofErr w:type="spellEnd"/>
-      <w:r>
-        <w:rPr>
-          <w:rFonts w:ascii="Arial" w:hAnsi="Arial" w:cs="Arial"/>
-        </w:rPr>
-        <w:t xml:space="preserve"> ON </w:t>
-      </w:r>
-      <w:proofErr w:type="spellStart"/>
-      <w:proofErr w:type="gramStart"/>
-      <w:r>
-        <w:rPr>
-          <w:rFonts w:ascii="Arial" w:hAnsi="Arial" w:cs="Arial"/>
-        </w:rPr>
-        <w:t>i.idproduto</w:t>
-      </w:r>
-      <w:proofErr w:type="spellEnd"/>
-      <w:proofErr w:type="gramEnd"/>
-      <w:r>
-        <w:rPr>
-          <w:rFonts w:ascii="Arial" w:hAnsi="Arial" w:cs="Arial"/>
-        </w:rPr>
-        <w:t xml:space="preserve"> = pr.id WHERE </w:t>
-      </w:r>
-      <w:proofErr w:type="spellStart"/>
-      <w:proofErr w:type="gramStart"/>
-      <w:r>
-        <w:rPr>
-          <w:rFonts w:ascii="Arial" w:hAnsi="Arial" w:cs="Arial"/>
-        </w:rPr>
-        <w:t>p.frete</w:t>
-      </w:r>
-      <w:proofErr w:type="spellEnd"/>
-      <w:proofErr w:type="gramEnd"/>
-      <w:r>
-        <w:rPr>
-          <w:rFonts w:ascii="Arial" w:hAnsi="Arial" w:cs="Arial"/>
-        </w:rPr>
-        <w:t xml:space="preserve"> &gt; 50 AND </w:t>
-      </w:r>
-      <w:proofErr w:type="spellStart"/>
-      <w:proofErr w:type="gramStart"/>
-      <w:r>
-        <w:rPr>
-          <w:rFonts w:ascii="Arial" w:hAnsi="Arial" w:cs="Arial"/>
-        </w:rPr>
-        <w:t>p.datadopedido</w:t>
-      </w:r>
-      <w:proofErr w:type="spellEnd"/>
-      <w:proofErr w:type="gramEnd"/>
-      <w:r>
-        <w:rPr>
-          <w:rFonts w:ascii="Arial" w:hAnsi="Arial" w:cs="Arial"/>
-        </w:rPr>
-        <w:t xml:space="preserve"> BETWEEN '2020-01-15' AND '2020-07-23';</w:t>
+        <w:t xml:space="preserve">SELECT nome, nascimento FROM clientes WHERE nascimento in ((SELECT </w:t>
+      </w:r>
+      <w:proofErr w:type="gramStart"/>
+      <w:r>
+        <w:rPr>
+          <w:rFonts w:ascii="Arial" w:hAnsi="Arial" w:cs="Arial"/>
+        </w:rPr>
+        <w:t>MAX(</w:t>
+      </w:r>
+      <w:proofErr w:type="gramEnd"/>
+      <w:r>
+        <w:rPr>
+          <w:rFonts w:ascii="Arial" w:hAnsi="Arial" w:cs="Arial"/>
+        </w:rPr>
+        <w:t xml:space="preserve">nascimento) FROM clientes), </w:t>
+      </w:r>
+      <w:r>
+        <w:rPr>
+          <w:rFonts w:ascii="Arial" w:hAnsi="Arial" w:cs="Arial"/>
+        </w:rPr>
+        <w:t xml:space="preserve">(SELECT </w:t>
+      </w:r>
+      <w:proofErr w:type="gramStart"/>
+      <w:r>
+        <w:rPr>
+          <w:rFonts w:ascii="Arial" w:hAnsi="Arial" w:cs="Arial"/>
+        </w:rPr>
+        <w:t>MIN</w:t>
+      </w:r>
+      <w:r>
+        <w:rPr>
+          <w:rFonts w:ascii="Arial" w:hAnsi="Arial" w:cs="Arial"/>
+        </w:rPr>
+        <w:t>(</w:t>
+      </w:r>
+      <w:proofErr w:type="gramEnd"/>
+      <w:r>
+        <w:rPr>
+          <w:rFonts w:ascii="Arial" w:hAnsi="Arial" w:cs="Arial"/>
+        </w:rPr>
+        <w:t>nascimento) FROM clientes)</w:t>
+      </w:r>
+      <w:r>
+        <w:rPr>
+          <w:rFonts w:ascii="Arial" w:hAnsi="Arial" w:cs="Arial"/>
+        </w:rPr>
+        <w:t>);</w:t>
       </w:r>
     </w:p>
     <w:p>
@@ -4513,7 +4825,43 @@
         <w:rPr>
           <w:rFonts w:ascii="Arial" w:hAnsi="Arial" w:cs="Arial"/>
         </w:rPr>
-        <w:t>Liste os produtos que nunca foram pedidos.</w:t>
+        <w:t>Q</w:t>
+      </w:r>
+      <w:r>
+        <w:rPr>
+          <w:rFonts w:ascii="Arial" w:hAnsi="Arial" w:cs="Arial"/>
+        </w:rPr>
+        <w:t>ua</w:t>
+      </w:r>
+      <w:r>
+        <w:rPr>
+          <w:rFonts w:ascii="Arial" w:hAnsi="Arial" w:cs="Arial"/>
+        </w:rPr>
+        <w:t>is</w:t>
+      </w:r>
+      <w:r>
+        <w:rPr>
+          <w:rFonts w:ascii="Arial" w:hAnsi="Arial" w:cs="Arial"/>
+        </w:rPr>
+        <w:t xml:space="preserve"> são as categorias que foram compradas por clientes na </w:t>
+      </w:r>
+      <w:r>
+        <w:rPr>
+          <w:rFonts w:ascii="Arial" w:hAnsi="Arial" w:cs="Arial"/>
+        </w:rPr>
+        <w:t>A</w:t>
+      </w:r>
+      <w:r>
+        <w:rPr>
+          <w:rFonts w:ascii="Arial" w:hAnsi="Arial" w:cs="Arial"/>
+        </w:rPr>
+        <w:t>lbânia</w:t>
+      </w:r>
+      <w:r>
+        <w:rPr>
+          <w:rFonts w:ascii="Arial" w:hAnsi="Arial" w:cs="Arial"/>
+        </w:rPr>
+        <w:t>?</w:t>
       </w:r>
     </w:p>
     <w:p>
@@ -4528,7 +4876,6 @@
       </w:pPr>
       <w:r>
         <w:rPr>
-          <w:rFonts w:ascii="Arial" w:hAnsi="Arial" w:cs="Arial"/>
           <w:lang w:val="en-US"/>
         </w:rPr>
         <w:t xml:space="preserve">SELECT </w:t>
@@ -4536,83 +4883,34 @@
       <w:proofErr w:type="spellStart"/>
       <w:r>
         <w:rPr>
-          <w:rFonts w:ascii="Arial" w:hAnsi="Arial" w:cs="Arial"/>
-          <w:lang w:val="en-US"/>
-        </w:rPr>
-        <w:t>produto</w:t>
-      </w:r>
-      <w:proofErr w:type="spellEnd"/>
-      <w:r>
-        <w:rPr>
-          <w:rFonts w:ascii="Arial" w:hAnsi="Arial" w:cs="Arial"/>
-          <w:lang w:val="en-US"/>
-        </w:rPr>
-        <w:t>,</w:t>
-      </w:r>
-      <w:r>
-        <w:rPr>
-          <w:rFonts w:ascii="Arial" w:hAnsi="Arial" w:cs="Arial"/>
-          <w:lang w:val="en-US"/>
-        </w:rPr>
-        <w:t xml:space="preserve"> </w:t>
-      </w:r>
-      <w:proofErr w:type="spellStart"/>
-      <w:r>
-        <w:rPr>
-          <w:rFonts w:ascii="Arial" w:hAnsi="Arial" w:cs="Arial"/>
-          <w:lang w:val="en-US"/>
-        </w:rPr>
-        <w:t>precounitario</w:t>
-      </w:r>
-      <w:proofErr w:type="spellEnd"/>
-      <w:r>
-        <w:rPr>
-          <w:rFonts w:ascii="Arial" w:hAnsi="Arial" w:cs="Arial"/>
-          <w:lang w:val="en-US"/>
-        </w:rPr>
-        <w:t>,</w:t>
-      </w:r>
-      <w:r>
-        <w:rPr>
-          <w:rFonts w:ascii="Arial" w:hAnsi="Arial" w:cs="Arial"/>
-          <w:lang w:val="en-US"/>
-        </w:rPr>
-        <w:t xml:space="preserve"> </w:t>
-      </w:r>
-      <w:proofErr w:type="spellStart"/>
-      <w:r>
-        <w:rPr>
-          <w:rFonts w:ascii="Arial" w:hAnsi="Arial" w:cs="Arial"/>
-          <w:lang w:val="en-US"/>
-        </w:rPr>
-        <w:t>unidadesemestoque</w:t>
-      </w:r>
-      <w:proofErr w:type="spellEnd"/>
-      <w:r>
-        <w:rPr>
-          <w:rFonts w:ascii="Arial" w:hAnsi="Arial" w:cs="Arial"/>
-          <w:lang w:val="en-US"/>
-        </w:rPr>
-        <w:t xml:space="preserve"> </w:t>
-      </w:r>
-      <w:r>
-        <w:rPr>
-          <w:rFonts w:ascii="Arial" w:hAnsi="Arial" w:cs="Arial"/>
-          <w:lang w:val="en-US"/>
-        </w:rPr>
-        <w:t>FROM</w:t>
-      </w:r>
-      <w:r>
-        <w:rPr>
-          <w:rFonts w:ascii="Arial" w:hAnsi="Arial" w:cs="Arial"/>
-          <w:lang w:val="en-US"/>
-        </w:rPr>
-        <w:t xml:space="preserve"> </w:t>
-      </w:r>
-      <w:proofErr w:type="spellStart"/>
-      <w:r>
-        <w:rPr>
-          <w:rFonts w:ascii="Arial" w:hAnsi="Arial" w:cs="Arial"/>
+          <w:lang w:val="en-US"/>
+        </w:rPr>
+        <w:t>nomedacategoria</w:t>
+      </w:r>
+      <w:proofErr w:type="spellEnd"/>
+      <w:r>
+        <w:rPr>
+          <w:lang w:val="en-US"/>
+        </w:rPr>
+        <w:t xml:space="preserve"> FROM </w:t>
+      </w:r>
+      <w:proofErr w:type="spellStart"/>
+      <w:r>
+        <w:rPr>
+          <w:lang w:val="en-US"/>
+        </w:rPr>
+        <w:t>categorias</w:t>
+      </w:r>
+      <w:proofErr w:type="spellEnd"/>
+      <w:r>
+        <w:rPr>
+          <w:lang w:val="en-US"/>
+        </w:rPr>
+        <w:t xml:space="preserve"> ca INNER JOIN </w:t>
+      </w:r>
+      <w:proofErr w:type="spellStart"/>
+      <w:r>
+        <w:rPr>
           <w:lang w:val="en-US"/>
         </w:rPr>
         <w:t>produtos</w:t>
@@ -4620,89 +4918,196 @@
       <w:proofErr w:type="spellEnd"/>
       <w:r>
         <w:rPr>
-          <w:rFonts w:ascii="Arial" w:hAnsi="Arial" w:cs="Arial"/>
-          <w:lang w:val="en-US"/>
-        </w:rPr>
-        <w:t xml:space="preserve"> </w:t>
-      </w:r>
-      <w:proofErr w:type="gramStart"/>
-      <w:r>
-        <w:rPr>
-          <w:rFonts w:ascii="Arial" w:hAnsi="Arial" w:cs="Arial"/>
-          <w:lang w:val="en-US"/>
-        </w:rPr>
-        <w:t>WHERE</w:t>
-      </w:r>
-      <w:r>
-        <w:rPr>
-          <w:rFonts w:ascii="Arial" w:hAnsi="Arial" w:cs="Arial"/>
-          <w:lang w:val="en-US"/>
-        </w:rPr>
-        <w:t xml:space="preserve"> </w:t>
-      </w:r>
-      <w:r>
-        <w:rPr>
-          <w:rFonts w:ascii="Arial" w:hAnsi="Arial" w:cs="Arial"/>
-          <w:lang w:val="en-US"/>
-        </w:rPr>
-        <w:t xml:space="preserve"> </w:t>
-      </w:r>
-      <w:proofErr w:type="spellStart"/>
-      <w:r>
-        <w:rPr>
-          <w:rFonts w:ascii="Arial" w:hAnsi="Arial" w:cs="Arial"/>
-          <w:lang w:val="en-US"/>
-        </w:rPr>
-        <w:t>id</w:t>
-      </w:r>
-      <w:proofErr w:type="spellEnd"/>
-      <w:proofErr w:type="gramEnd"/>
-      <w:r>
-        <w:rPr>
-          <w:rFonts w:ascii="Arial" w:hAnsi="Arial" w:cs="Arial"/>
-          <w:lang w:val="en-US"/>
-        </w:rPr>
-        <w:t xml:space="preserve"> NOT IN (SELECT DISTINCT </w:t>
-      </w:r>
-      <w:proofErr w:type="spellStart"/>
-      <w:r>
-        <w:rPr>
-          <w:rFonts w:ascii="Arial" w:hAnsi="Arial" w:cs="Arial"/>
-          <w:lang w:val="en-US"/>
-        </w:rPr>
-        <w:t>idproduto</w:t>
-      </w:r>
-      <w:proofErr w:type="spellEnd"/>
-      <w:r>
-        <w:rPr>
-          <w:rFonts w:ascii="Arial" w:hAnsi="Arial" w:cs="Arial"/>
-          <w:lang w:val="en-US"/>
-        </w:rPr>
-        <w:t xml:space="preserve"> FROM </w:t>
-      </w:r>
-      <w:proofErr w:type="spellStart"/>
-      <w:r>
-        <w:rPr>
-          <w:rFonts w:ascii="Arial" w:hAnsi="Arial" w:cs="Arial"/>
+          <w:lang w:val="en-US"/>
+        </w:rPr>
+        <w:t xml:space="preserve"> pr ON ca.id = </w:t>
+      </w:r>
+      <w:proofErr w:type="spellStart"/>
+      <w:proofErr w:type="gramStart"/>
+      <w:r>
+        <w:rPr>
+          <w:lang w:val="en-US"/>
+        </w:rPr>
+        <w:t>pr.idcategoria</w:t>
+      </w:r>
+      <w:proofErr w:type="spellEnd"/>
+      <w:proofErr w:type="gramEnd"/>
+      <w:r>
+        <w:rPr>
+          <w:lang w:val="en-US"/>
+        </w:rPr>
+        <w:t xml:space="preserve"> INNER JOIN </w:t>
+      </w:r>
+      <w:proofErr w:type="spellStart"/>
+      <w:r>
+        <w:rPr>
           <w:lang w:val="en-US"/>
         </w:rPr>
         <w:t>itens</w:t>
       </w:r>
       <w:proofErr w:type="spellEnd"/>
-      <w:proofErr w:type="gramStart"/>
-      <w:r>
-        <w:rPr>
-          <w:rFonts w:ascii="Arial" w:hAnsi="Arial" w:cs="Arial"/>
-          <w:lang w:val="en-US"/>
-        </w:rPr>
-        <w:t>)</w:t>
-      </w:r>
-      <w:r>
-        <w:rPr>
-          <w:rFonts w:ascii="Arial" w:hAnsi="Arial" w:cs="Arial"/>
-          <w:lang w:val="en-US"/>
-        </w:rPr>
-        <w:t>;</w:t>
+      <w:r>
+        <w:rPr>
+          <w:lang w:val="en-US"/>
+        </w:rPr>
+        <w:t xml:space="preserve"> it ON pr.id = </w:t>
+      </w:r>
+      <w:proofErr w:type="spellStart"/>
+      <w:proofErr w:type="gramStart"/>
+      <w:r>
+        <w:rPr>
+          <w:lang w:val="en-US"/>
+        </w:rPr>
+        <w:t>it.idproduto</w:t>
+      </w:r>
+      <w:proofErr w:type="spellEnd"/>
+      <w:proofErr w:type="gramEnd"/>
+      <w:r>
+        <w:rPr>
+          <w:lang w:val="en-US"/>
+        </w:rPr>
+        <w:t xml:space="preserve"> INNER JOIN </w:t>
+      </w:r>
+      <w:proofErr w:type="spellStart"/>
+      <w:r>
+        <w:rPr>
+          <w:lang w:val="en-US"/>
+        </w:rPr>
+        <w:t>pedidos</w:t>
+      </w:r>
+      <w:proofErr w:type="spellEnd"/>
+      <w:r>
+        <w:rPr>
+          <w:lang w:val="en-US"/>
+        </w:rPr>
+        <w:t xml:space="preserve"> pe ON pe.id = </w:t>
+      </w:r>
+      <w:proofErr w:type="spellStart"/>
+      <w:proofErr w:type="gramStart"/>
+      <w:r>
+        <w:rPr>
+          <w:lang w:val="en-US"/>
+        </w:rPr>
+        <w:t>it.idpedido</w:t>
+      </w:r>
+      <w:proofErr w:type="spellEnd"/>
+      <w:proofErr w:type="gramEnd"/>
+      <w:r>
+        <w:rPr>
+          <w:lang w:val="en-US"/>
+        </w:rPr>
+        <w:t xml:space="preserve"> INNER JOIN </w:t>
+      </w:r>
+      <w:proofErr w:type="spellStart"/>
+      <w:r>
+        <w:rPr>
+          <w:lang w:val="en-US"/>
+        </w:rPr>
+        <w:t>clientes</w:t>
+      </w:r>
+      <w:proofErr w:type="spellEnd"/>
+      <w:r>
+        <w:rPr>
+          <w:lang w:val="en-US"/>
+        </w:rPr>
+        <w:t xml:space="preserve"> cl ON cl.id</w:t>
+      </w:r>
+      <w:r>
+        <w:rPr>
+          <w:lang w:val="en-US"/>
+        </w:rPr>
+        <w:t xml:space="preserve"> = </w:t>
+      </w:r>
+      <w:proofErr w:type="spellStart"/>
+      <w:proofErr w:type="gramStart"/>
+      <w:r>
+        <w:rPr>
+          <w:lang w:val="en-US"/>
+        </w:rPr>
+        <w:t>pe.idcliente</w:t>
+      </w:r>
+      <w:proofErr w:type="spellEnd"/>
+      <w:proofErr w:type="gramEnd"/>
+      <w:r>
+        <w:rPr>
+          <w:lang w:val="en-US"/>
+        </w:rPr>
+        <w:t xml:space="preserve"> WHERE </w:t>
+      </w:r>
+      <w:proofErr w:type="spellStart"/>
+      <w:proofErr w:type="gramStart"/>
+      <w:r>
+        <w:rPr>
+          <w:lang w:val="en-US"/>
+        </w:rPr>
+        <w:t>cl.pais</w:t>
+      </w:r>
+      <w:proofErr w:type="spellEnd"/>
+      <w:proofErr w:type="gramEnd"/>
+      <w:r>
+        <w:rPr>
+          <w:lang w:val="en-US"/>
+        </w:rPr>
+        <w:t xml:space="preserve"> = (SELECT sigla FROM </w:t>
+      </w:r>
+      <w:proofErr w:type="spellStart"/>
+      <w:r>
+        <w:rPr>
+          <w:lang w:val="en-US"/>
+        </w:rPr>
+        <w:t>paises</w:t>
+      </w:r>
+      <w:proofErr w:type="spellEnd"/>
+      <w:r>
+        <w:rPr>
+          <w:lang w:val="en-US"/>
+        </w:rPr>
+        <w:t xml:space="preserve"> WHERE </w:t>
+      </w:r>
+      <w:proofErr w:type="spellStart"/>
+      <w:r>
+        <w:rPr>
+          <w:lang w:val="en-US"/>
+        </w:rPr>
+        <w:t>pais</w:t>
+      </w:r>
+      <w:proofErr w:type="spellEnd"/>
+      <w:r>
+        <w:rPr>
+          <w:lang w:val="en-US"/>
+        </w:rPr>
+        <w:t xml:space="preserve"> = </w:t>
+      </w:r>
+      <w:r>
+        <w:rPr>
+          <w:rFonts w:ascii="Arial" w:hAnsi="Arial" w:cs="Arial"/>
+          <w:lang w:val="en-US"/>
+        </w:rPr>
+        <w:t>'</w:t>
+      </w:r>
+      <w:proofErr w:type="spellStart"/>
+      <w:r>
+        <w:rPr>
+          <w:rFonts w:ascii="Arial" w:hAnsi="Arial" w:cs="Arial"/>
+          <w:lang w:val="en-US"/>
+        </w:rPr>
+        <w:t>Albânia</w:t>
+      </w:r>
+      <w:proofErr w:type="spellEnd"/>
+      <w:r>
+        <w:rPr>
+          <w:rFonts w:ascii="Arial" w:hAnsi="Arial" w:cs="Arial"/>
+          <w:lang w:val="en-US"/>
+        </w:rPr>
+        <w:t>'</w:t>
+      </w:r>
+      <w:proofErr w:type="gramStart"/>
+      <w:r>
+        <w:rPr>
+          <w:rFonts w:ascii="Arial" w:hAnsi="Arial" w:cs="Arial"/>
+          <w:lang w:val="en-US"/>
+        </w:rPr>
+        <w:t>);</w:t>
       </w:r>
       <w:proofErr w:type="gramEnd"/>
     </w:p>
@@ -4722,7 +5127,7 @@
         <w:rPr>
           <w:rFonts w:ascii="Arial" w:hAnsi="Arial" w:cs="Arial"/>
         </w:rPr>
-        <w:t>Quais pedidos tiveram desconto aplicado e foram realizados por vendedores alemães?</w:t>
+        <w:t>Quais são os produtos que nunca foram comprados por clientes no Congo?</w:t>
       </w:r>
     </w:p>
     <w:p>
@@ -4730,257 +5135,210 @@
         <w:pStyle w:val="PargrafodaLista"/>
         <w:contextualSpacing w:val="0"/>
         <w:jc w:val="both"/>
-      </w:pPr>
-      <w:r>
-        <w:rPr>
-          <w:rFonts w:ascii="Arial" w:hAnsi="Arial" w:cs="Arial"/>
-        </w:rPr>
-        <w:t>SELECT</w:t>
-      </w:r>
-      <w:r>
-        <w:rPr>
-          <w:rFonts w:ascii="Arial" w:hAnsi="Arial" w:cs="Arial"/>
+        <w:rPr>
+          <w:rFonts w:ascii="Arial" w:hAnsi="Arial" w:cs="Arial"/>
+          <w:lang w:val="en-US"/>
+        </w:rPr>
+      </w:pPr>
+      <w:r>
+        <w:rPr>
+          <w:rFonts w:ascii="Arial" w:hAnsi="Arial" w:cs="Arial"/>
+          <w:lang w:val="en-US"/>
+        </w:rPr>
+        <w:t>SELECT p</w:t>
+      </w:r>
+      <w:proofErr w:type="spellStart"/>
+      <w:r>
+        <w:rPr>
+          <w:rFonts w:ascii="Arial" w:hAnsi="Arial" w:cs="Arial"/>
+          <w:lang w:val="en-US"/>
+        </w:rPr>
+        <w:t>roduto</w:t>
+      </w:r>
+      <w:proofErr w:type="spellEnd"/>
+      <w:r>
+        <w:rPr>
+          <w:rFonts w:ascii="Arial" w:hAnsi="Arial" w:cs="Arial"/>
+          <w:lang w:val="en-US"/>
+        </w:rPr>
+        <w:t xml:space="preserve"> FROM </w:t>
+      </w:r>
+      <w:proofErr w:type="spellStart"/>
+      <w:r>
+        <w:rPr>
+          <w:rFonts w:ascii="Arial" w:hAnsi="Arial" w:cs="Arial"/>
+          <w:lang w:val="en-US"/>
+        </w:rPr>
+        <w:t>produtos</w:t>
+      </w:r>
+      <w:proofErr w:type="spellEnd"/>
+      <w:r>
+        <w:rPr>
+          <w:rFonts w:ascii="Arial" w:hAnsi="Arial" w:cs="Arial"/>
+          <w:lang w:val="en-US"/>
+        </w:rPr>
+        <w:t xml:space="preserve"> WHERE </w:t>
+      </w:r>
+      <w:proofErr w:type="spellStart"/>
+      <w:r>
+        <w:rPr>
+          <w:rFonts w:ascii="Arial" w:hAnsi="Arial" w:cs="Arial"/>
+          <w:lang w:val="en-US"/>
+        </w:rPr>
+        <w:t>id</w:t>
+      </w:r>
+      <w:proofErr w:type="spellEnd"/>
+      <w:r>
+        <w:rPr>
+          <w:rFonts w:ascii="Arial" w:hAnsi="Arial" w:cs="Arial"/>
+          <w:lang w:val="en-US"/>
+        </w:rPr>
+        <w:t xml:space="preserve"> NOT</w:t>
+      </w:r>
+      <w:r>
+        <w:rPr>
+          <w:rFonts w:ascii="Arial" w:hAnsi="Arial" w:cs="Arial"/>
+          <w:lang w:val="en-US"/>
+        </w:rPr>
+        <w:t xml:space="preserve"> IN (SELECT </w:t>
+      </w:r>
+      <w:proofErr w:type="spellStart"/>
+      <w:r>
+        <w:rPr>
+          <w:rFonts w:ascii="Arial" w:hAnsi="Arial" w:cs="Arial"/>
+          <w:lang w:val="en-US"/>
+        </w:rPr>
+        <w:t>idproduto</w:t>
+      </w:r>
+      <w:proofErr w:type="spellEnd"/>
+      <w:r>
+        <w:rPr>
+          <w:rFonts w:ascii="Arial" w:hAnsi="Arial" w:cs="Arial"/>
+          <w:lang w:val="en-US"/>
+        </w:rPr>
+        <w:t xml:space="preserve"> FROM </w:t>
+      </w:r>
+      <w:proofErr w:type="spellStart"/>
+      <w:r>
+        <w:rPr>
+          <w:rFonts w:ascii="Arial" w:hAnsi="Arial" w:cs="Arial"/>
+          <w:lang w:val="en-US"/>
+        </w:rPr>
+        <w:t>itens</w:t>
+      </w:r>
+      <w:proofErr w:type="spellEnd"/>
+      <w:r>
+        <w:rPr>
+          <w:rFonts w:ascii="Arial" w:hAnsi="Arial" w:cs="Arial"/>
+          <w:lang w:val="en-US"/>
         </w:rPr>
         <w:t xml:space="preserve"> </w:t>
       </w:r>
-      <w:r>
-        <w:rPr>
-          <w:rFonts w:ascii="Arial" w:hAnsi="Arial" w:cs="Arial"/>
-        </w:rPr>
-        <w:t xml:space="preserve">ped.id AS </w:t>
-      </w:r>
-      <w:proofErr w:type="spellStart"/>
-      <w:r>
-        <w:rPr>
-          <w:rFonts w:ascii="Arial" w:hAnsi="Arial" w:cs="Arial"/>
-        </w:rPr>
-        <w:t>id_pedido</w:t>
-      </w:r>
-      <w:proofErr w:type="spellEnd"/>
-      <w:r>
-        <w:rPr>
-          <w:rFonts w:ascii="Arial" w:hAnsi="Arial" w:cs="Arial"/>
-        </w:rPr>
-        <w:t>,</w:t>
-      </w:r>
-      <w:r>
-        <w:rPr>
-          <w:rFonts w:ascii="Arial" w:hAnsi="Arial" w:cs="Arial"/>
-        </w:rPr>
-        <w:t xml:space="preserve"> </w:t>
-      </w:r>
-      <w:proofErr w:type="spellStart"/>
-      <w:proofErr w:type="gramStart"/>
-      <w:r>
-        <w:rPr>
-          <w:rFonts w:ascii="Arial" w:hAnsi="Arial" w:cs="Arial"/>
-        </w:rPr>
-        <w:t>ped.datadopedido</w:t>
-      </w:r>
-      <w:proofErr w:type="spellEnd"/>
-      <w:proofErr w:type="gramEnd"/>
-      <w:r>
-        <w:rPr>
-          <w:rFonts w:ascii="Arial" w:hAnsi="Arial" w:cs="Arial"/>
-        </w:rPr>
-        <w:t>,</w:t>
-      </w:r>
-      <w:r>
-        <w:rPr>
-          <w:rFonts w:ascii="Arial" w:hAnsi="Arial" w:cs="Arial"/>
-        </w:rPr>
-        <w:t xml:space="preserve"> </w:t>
-      </w:r>
-      <w:proofErr w:type="spellStart"/>
-      <w:proofErr w:type="gramStart"/>
-      <w:r>
-        <w:rPr>
-          <w:rFonts w:ascii="Arial" w:hAnsi="Arial" w:cs="Arial"/>
-        </w:rPr>
-        <w:t>ped.desconto</w:t>
-      </w:r>
-      <w:proofErr w:type="spellEnd"/>
-      <w:proofErr w:type="gramEnd"/>
-      <w:r>
-        <w:rPr>
-          <w:rFonts w:ascii="Arial" w:hAnsi="Arial" w:cs="Arial"/>
-        </w:rPr>
-        <w:t>,</w:t>
-      </w:r>
-      <w:r>
-        <w:rPr>
-          <w:rFonts w:ascii="Arial" w:hAnsi="Arial" w:cs="Arial"/>
-        </w:rPr>
-        <w:t xml:space="preserve"> </w:t>
-      </w:r>
-      <w:proofErr w:type="spellStart"/>
-      <w:proofErr w:type="gramStart"/>
-      <w:r>
-        <w:rPr>
-          <w:rFonts w:ascii="Arial" w:hAnsi="Arial" w:cs="Arial"/>
-        </w:rPr>
-        <w:t>vend.nome</w:t>
-      </w:r>
-      <w:proofErr w:type="spellEnd"/>
-      <w:proofErr w:type="gramEnd"/>
-      <w:r>
-        <w:rPr>
-          <w:rFonts w:ascii="Arial" w:hAnsi="Arial" w:cs="Arial"/>
-        </w:rPr>
-        <w:t xml:space="preserve"> AS </w:t>
-      </w:r>
-      <w:proofErr w:type="spellStart"/>
-      <w:r>
-        <w:rPr>
-          <w:rFonts w:ascii="Arial" w:hAnsi="Arial" w:cs="Arial"/>
-        </w:rPr>
-        <w:t>nome_vendedor</w:t>
-      </w:r>
-      <w:proofErr w:type="spellEnd"/>
-      <w:r>
-        <w:rPr>
-          <w:rFonts w:ascii="Arial" w:hAnsi="Arial" w:cs="Arial"/>
-        </w:rPr>
-        <w:t>,</w:t>
-      </w:r>
-      <w:r>
-        <w:rPr>
-          <w:rFonts w:ascii="Arial" w:hAnsi="Arial" w:cs="Arial"/>
-        </w:rPr>
-        <w:t xml:space="preserve"> </w:t>
-      </w:r>
-      <w:proofErr w:type="spellStart"/>
-      <w:proofErr w:type="gramStart"/>
-      <w:r>
-        <w:rPr>
-          <w:rFonts w:ascii="Arial" w:hAnsi="Arial" w:cs="Arial"/>
-        </w:rPr>
-        <w:t>pais.pais</w:t>
-      </w:r>
-      <w:proofErr w:type="spellEnd"/>
-      <w:proofErr w:type="gramEnd"/>
-      <w:r>
-        <w:rPr>
-          <w:rFonts w:ascii="Arial" w:hAnsi="Arial" w:cs="Arial"/>
-        </w:rPr>
-        <w:t xml:space="preserve"> AS </w:t>
-      </w:r>
-      <w:proofErr w:type="spellStart"/>
-      <w:r>
-        <w:rPr>
-          <w:rFonts w:ascii="Arial" w:hAnsi="Arial" w:cs="Arial"/>
-        </w:rPr>
-        <w:t>pais_vendedor</w:t>
-      </w:r>
-      <w:proofErr w:type="spellEnd"/>
-      <w:r>
-        <w:rPr>
-          <w:rFonts w:ascii="Arial" w:hAnsi="Arial" w:cs="Arial"/>
-        </w:rPr>
-        <w:t xml:space="preserve"> </w:t>
-      </w:r>
-      <w:r>
-        <w:rPr>
-          <w:rFonts w:ascii="Arial" w:hAnsi="Arial" w:cs="Arial"/>
-        </w:rPr>
-        <w:t>FROM</w:t>
-      </w:r>
-      <w:r>
-        <w:rPr>
-          <w:rFonts w:ascii="Arial" w:hAnsi="Arial" w:cs="Arial"/>
-        </w:rPr>
-        <w:t xml:space="preserve"> </w:t>
-      </w:r>
-      <w:r>
-        <w:rPr>
-          <w:rFonts w:ascii="Arial" w:hAnsi="Arial" w:cs="Arial"/>
-        </w:rPr>
-        <w:t xml:space="preserve">pedidos AS </w:t>
-      </w:r>
-      <w:proofErr w:type="spellStart"/>
-      <w:r>
-        <w:rPr>
-          <w:rFonts w:ascii="Arial" w:hAnsi="Arial" w:cs="Arial"/>
-        </w:rPr>
-        <w:t>ped</w:t>
-      </w:r>
-      <w:proofErr w:type="spellEnd"/>
-      <w:r>
-        <w:rPr>
-          <w:rFonts w:ascii="Arial" w:hAnsi="Arial" w:cs="Arial"/>
-        </w:rPr>
-        <w:t xml:space="preserve"> INNER </w:t>
-      </w:r>
-      <w:r>
-        <w:rPr>
-          <w:rFonts w:ascii="Arial" w:hAnsi="Arial" w:cs="Arial"/>
-        </w:rPr>
-        <w:t>JOIN</w:t>
-      </w:r>
-      <w:r>
-        <w:rPr>
-          <w:rFonts w:ascii="Arial" w:hAnsi="Arial" w:cs="Arial"/>
-        </w:rPr>
-        <w:t xml:space="preserve"> </w:t>
-      </w:r>
-      <w:r>
-        <w:rPr>
-          <w:rFonts w:ascii="Arial" w:hAnsi="Arial" w:cs="Arial"/>
-        </w:rPr>
-        <w:t xml:space="preserve">vendedores AS </w:t>
-      </w:r>
-      <w:proofErr w:type="spellStart"/>
-      <w:r>
-        <w:rPr>
-          <w:rFonts w:ascii="Arial" w:hAnsi="Arial" w:cs="Arial"/>
-        </w:rPr>
-        <w:t>vend</w:t>
-      </w:r>
-      <w:proofErr w:type="spellEnd"/>
-      <w:r>
-        <w:rPr>
-          <w:rFonts w:ascii="Arial" w:hAnsi="Arial" w:cs="Arial"/>
-        </w:rPr>
-        <w:t xml:space="preserve"> ON </w:t>
-      </w:r>
-      <w:proofErr w:type="spellStart"/>
-      <w:proofErr w:type="gramStart"/>
-      <w:r>
-        <w:rPr>
-          <w:rFonts w:ascii="Arial" w:hAnsi="Arial" w:cs="Arial"/>
-        </w:rPr>
-        <w:t>ped.idvendedor</w:t>
-      </w:r>
-      <w:proofErr w:type="spellEnd"/>
-      <w:proofErr w:type="gramEnd"/>
-      <w:r>
-        <w:rPr>
-          <w:rFonts w:ascii="Arial" w:hAnsi="Arial" w:cs="Arial"/>
-        </w:rPr>
-        <w:t xml:space="preserve"> = vend.id</w:t>
-      </w:r>
-      <w:r>
-        <w:rPr>
-          <w:rFonts w:ascii="Arial" w:hAnsi="Arial" w:cs="Arial"/>
-        </w:rPr>
-        <w:t xml:space="preserve"> INNER </w:t>
-      </w:r>
-      <w:r>
-        <w:rPr>
-          <w:rFonts w:ascii="Arial" w:hAnsi="Arial" w:cs="Arial"/>
-        </w:rPr>
-        <w:t>JOIN</w:t>
-      </w:r>
-      <w:r>
-        <w:rPr>
-          <w:rFonts w:ascii="Arial" w:hAnsi="Arial" w:cs="Arial"/>
-        </w:rPr>
-        <w:t xml:space="preserve"> </w:t>
-      </w:r>
-      <w:proofErr w:type="spellStart"/>
-      <w:r>
-        <w:rPr>
-          <w:rFonts w:ascii="Arial" w:hAnsi="Arial" w:cs="Arial"/>
+      <w:proofErr w:type="gramStart"/>
+      <w:r>
+        <w:rPr>
+          <w:rFonts w:ascii="Arial" w:hAnsi="Arial" w:cs="Arial"/>
+          <w:lang w:val="en-US"/>
+        </w:rPr>
+        <w:t>it</w:t>
+      </w:r>
+      <w:proofErr w:type="gramEnd"/>
+      <w:r>
+        <w:rPr>
+          <w:rFonts w:ascii="Arial" w:hAnsi="Arial" w:cs="Arial"/>
+          <w:lang w:val="en-US"/>
+        </w:rPr>
+        <w:t xml:space="preserve"> INNER JOIN </w:t>
+      </w:r>
+      <w:proofErr w:type="spellStart"/>
+      <w:r>
+        <w:rPr>
+          <w:rFonts w:ascii="Arial" w:hAnsi="Arial" w:cs="Arial"/>
+          <w:lang w:val="en-US"/>
+        </w:rPr>
+        <w:t>pedidos</w:t>
+      </w:r>
+      <w:proofErr w:type="spellEnd"/>
+      <w:r>
+        <w:rPr>
+          <w:rFonts w:ascii="Arial" w:hAnsi="Arial" w:cs="Arial"/>
+          <w:lang w:val="en-US"/>
+        </w:rPr>
+        <w:t xml:space="preserve"> pe ON pe.id = </w:t>
+      </w:r>
+      <w:proofErr w:type="spellStart"/>
+      <w:proofErr w:type="gramStart"/>
+      <w:r>
+        <w:rPr>
+          <w:rFonts w:ascii="Arial" w:hAnsi="Arial" w:cs="Arial"/>
+          <w:lang w:val="en-US"/>
+        </w:rPr>
+        <w:t>it.idpedido</w:t>
+      </w:r>
+      <w:proofErr w:type="spellEnd"/>
+      <w:proofErr w:type="gramEnd"/>
+      <w:r>
+        <w:rPr>
+          <w:rFonts w:ascii="Arial" w:hAnsi="Arial" w:cs="Arial"/>
+          <w:lang w:val="en-US"/>
+        </w:rPr>
+        <w:t xml:space="preserve"> INNER JOIN </w:t>
+      </w:r>
+      <w:proofErr w:type="spellStart"/>
+      <w:r>
+        <w:rPr>
+          <w:rFonts w:ascii="Arial" w:hAnsi="Arial" w:cs="Arial"/>
+          <w:lang w:val="en-US"/>
+        </w:rPr>
+        <w:t>clientes</w:t>
+      </w:r>
+      <w:proofErr w:type="spellEnd"/>
+      <w:r>
+        <w:rPr>
+          <w:rFonts w:ascii="Arial" w:hAnsi="Arial" w:cs="Arial"/>
+          <w:lang w:val="en-US"/>
+        </w:rPr>
+        <w:t xml:space="preserve"> cl ON cl.id = </w:t>
+      </w:r>
+      <w:proofErr w:type="spellStart"/>
+      <w:proofErr w:type="gramStart"/>
+      <w:r>
+        <w:rPr>
+          <w:rFonts w:ascii="Arial" w:hAnsi="Arial" w:cs="Arial"/>
+          <w:lang w:val="en-US"/>
+        </w:rPr>
+        <w:t>pe.idcliente</w:t>
+      </w:r>
+      <w:proofErr w:type="spellEnd"/>
+      <w:proofErr w:type="gramEnd"/>
+      <w:r>
+        <w:rPr>
+          <w:rFonts w:ascii="Arial" w:hAnsi="Arial" w:cs="Arial"/>
+          <w:lang w:val="en-US"/>
+        </w:rPr>
+        <w:t xml:space="preserve"> WHERE cl </w:t>
+      </w:r>
+      <w:proofErr w:type="spellStart"/>
+      <w:r>
+        <w:rPr>
+          <w:rFonts w:ascii="Arial" w:hAnsi="Arial" w:cs="Arial"/>
+          <w:lang w:val="en-US"/>
+        </w:rPr>
+        <w:t>pais</w:t>
+      </w:r>
+      <w:proofErr w:type="spellEnd"/>
+      <w:r>
+        <w:rPr>
+          <w:rFonts w:ascii="Arial" w:hAnsi="Arial" w:cs="Arial"/>
+          <w:lang w:val="en-US"/>
+        </w:rPr>
+        <w:t xml:space="preserve"> = (SELECT sigla FROM </w:t>
+      </w:r>
+      <w:proofErr w:type="spellStart"/>
+      <w:r>
+        <w:rPr>
+          <w:rFonts w:ascii="Arial" w:hAnsi="Arial" w:cs="Arial"/>
+          <w:lang w:val="en-US"/>
         </w:rPr>
         <w:t>paises</w:t>
       </w:r>
@@ -4988,91 +5346,63 @@
       <w:r>
         <w:rPr>
           <w:rFonts w:ascii="Arial" w:hAnsi="Arial" w:cs="Arial"/>
-        </w:rPr>
-        <w:t xml:space="preserve"> AS pais ON </w:t>
-      </w:r>
-      <w:proofErr w:type="spellStart"/>
-      <w:proofErr w:type="gramStart"/>
-      <w:r>
-        <w:rPr>
-          <w:rFonts w:ascii="Arial" w:hAnsi="Arial" w:cs="Arial"/>
-        </w:rPr>
-        <w:t>vend.pais</w:t>
-      </w:r>
-      <w:proofErr w:type="spellEnd"/>
-      <w:proofErr w:type="gramEnd"/>
-      <w:r>
-        <w:rPr>
-          <w:rFonts w:ascii="Arial" w:hAnsi="Arial" w:cs="Arial"/>
+          <w:lang w:val="en-US"/>
+        </w:rPr>
+        <w:t xml:space="preserve"> WHERE </w:t>
+      </w:r>
+      <w:proofErr w:type="spellStart"/>
+      <w:r>
+        <w:rPr>
+          <w:rFonts w:ascii="Arial" w:hAnsi="Arial" w:cs="Arial"/>
+          <w:lang w:val="en-US"/>
+        </w:rPr>
+        <w:t>pais</w:t>
+      </w:r>
+      <w:proofErr w:type="spellEnd"/>
+      <w:r>
+        <w:rPr>
+          <w:rFonts w:ascii="Arial" w:hAnsi="Arial" w:cs="Arial"/>
+          <w:lang w:val="en-US"/>
         </w:rPr>
         <w:t xml:space="preserve"> = </w:t>
       </w:r>
-      <w:proofErr w:type="spellStart"/>
-      <w:proofErr w:type="gramStart"/>
-      <w:r>
-        <w:rPr>
-          <w:rFonts w:ascii="Arial" w:hAnsi="Arial" w:cs="Arial"/>
-        </w:rPr>
-        <w:t>pais.sigla</w:t>
-      </w:r>
-      <w:proofErr w:type="spellEnd"/>
-      <w:proofErr w:type="gramEnd"/>
-      <w:r>
-        <w:rPr>
-          <w:rFonts w:ascii="Arial" w:hAnsi="Arial" w:cs="Arial"/>
-        </w:rPr>
-        <w:t xml:space="preserve"> WHERE</w:t>
-      </w:r>
-      <w:r>
-        <w:rPr>
-          <w:rFonts w:ascii="Arial" w:hAnsi="Arial" w:cs="Arial"/>
-        </w:rPr>
-        <w:t xml:space="preserve"> </w:t>
-      </w:r>
-      <w:proofErr w:type="spellStart"/>
-      <w:proofErr w:type="gramStart"/>
-      <w:r>
-        <w:rPr>
-          <w:rFonts w:ascii="Arial" w:hAnsi="Arial" w:cs="Arial"/>
-        </w:rPr>
-        <w:t>ped.desconto</w:t>
-      </w:r>
-      <w:proofErr w:type="spellEnd"/>
-      <w:proofErr w:type="gramEnd"/>
-      <w:r>
-        <w:rPr>
-          <w:rFonts w:ascii="Arial" w:hAnsi="Arial" w:cs="Arial"/>
-        </w:rPr>
-        <w:t xml:space="preserve"> &gt; 0</w:t>
-      </w:r>
-      <w:r>
-        <w:rPr>
-          <w:rFonts w:ascii="Arial" w:hAnsi="Arial" w:cs="Arial"/>
-        </w:rPr>
-        <w:t xml:space="preserve"> A</w:t>
-      </w:r>
-      <w:r>
-        <w:rPr>
-          <w:rFonts w:ascii="Arial" w:hAnsi="Arial" w:cs="Arial"/>
-        </w:rPr>
-        <w:t xml:space="preserve">ND </w:t>
-      </w:r>
-      <w:proofErr w:type="spellStart"/>
-      <w:proofErr w:type="gramStart"/>
-      <w:r>
-        <w:rPr>
-          <w:rFonts w:ascii="Arial" w:hAnsi="Arial" w:cs="Arial"/>
-        </w:rPr>
-        <w:t>pai</w:t>
-      </w:r>
-      <w:r>
-        <w:t>s.pais</w:t>
-      </w:r>
-      <w:proofErr w:type="spellEnd"/>
-      <w:proofErr w:type="gramEnd"/>
-      <w:r>
-        <w:t xml:space="preserve"> = 'Alemanha';</w:t>
-      </w:r>
+      <w:r>
+        <w:rPr>
+          <w:rFonts w:ascii="Arial" w:hAnsi="Arial" w:cs="Arial"/>
+          <w:lang w:val="en-US"/>
+        </w:rPr>
+        <w:t>'</w:t>
+      </w:r>
+      <w:r>
+        <w:rPr>
+          <w:rFonts w:ascii="Arial" w:hAnsi="Arial" w:cs="Arial"/>
+          <w:lang w:val="en-US"/>
+        </w:rPr>
+        <w:t>Congo</w:t>
+      </w:r>
+      <w:r>
+        <w:rPr>
+          <w:rFonts w:ascii="Arial" w:hAnsi="Arial" w:cs="Arial"/>
+          <w:lang w:val="en-US"/>
+        </w:rPr>
+        <w:t>'</w:t>
+      </w:r>
+      <w:r>
+        <w:rPr>
+          <w:rFonts w:ascii="Arial" w:hAnsi="Arial" w:cs="Arial"/>
+          <w:lang w:val="en-US"/>
+        </w:rPr>
+        <w:t>)</w:t>
+      </w:r>
+      <w:proofErr w:type="gramStart"/>
+      <w:r>
+        <w:rPr>
+          <w:rFonts w:ascii="Arial" w:hAnsi="Arial" w:cs="Arial"/>
+          <w:lang w:val="en-US"/>
+        </w:rPr>
+        <w:t>);</w:t>
+      </w:r>
+      <w:proofErr w:type="gramEnd"/>
     </w:p>
     <w:p>
       <w:pPr>
@@ -5086,13 +5416,59 @@
           <w:rFonts w:ascii="Arial" w:hAnsi="Arial" w:cs="Arial"/>
         </w:rPr>
       </w:pPr>
-      <w:bookmarkStart w:id="1" w:name="_Hlk199778537"/>
-      <w:bookmarkStart w:id="2" w:name="_Hlk199955630"/>
-      <w:r>
-        <w:rPr>
-          <w:rFonts w:ascii="Arial" w:hAnsi="Arial" w:cs="Arial"/>
-        </w:rPr>
-        <w:t>Liste o nome do supervisor e seus subordinados</w:t>
+      <w:r>
+        <w:rPr>
+          <w:rFonts w:ascii="Arial" w:hAnsi="Arial" w:cs="Arial"/>
+        </w:rPr>
+        <w:t>Q</w:t>
+      </w:r>
+      <w:r>
+        <w:rPr>
+          <w:rFonts w:ascii="Arial" w:hAnsi="Arial" w:cs="Arial"/>
+        </w:rPr>
+        <w:t xml:space="preserve">ual a </w:t>
+      </w:r>
+      <w:r>
+        <w:rPr>
+          <w:rFonts w:ascii="Arial" w:hAnsi="Arial" w:cs="Arial"/>
+        </w:rPr>
+        <w:t>tr</w:t>
+      </w:r>
+      <w:r>
+        <w:rPr>
+          <w:rFonts w:ascii="Arial" w:hAnsi="Arial" w:cs="Arial"/>
+        </w:rPr>
+        <w:t>ansportadora que mais tran</w:t>
+      </w:r>
+      <w:r>
+        <w:rPr>
+          <w:rFonts w:ascii="Arial" w:hAnsi="Arial" w:cs="Arial"/>
+        </w:rPr>
+        <w:t>s</w:t>
+      </w:r>
+      <w:r>
+        <w:rPr>
+          <w:rFonts w:ascii="Arial" w:hAnsi="Arial" w:cs="Arial"/>
+        </w:rPr>
+        <w:t xml:space="preserve">porte fez para a </w:t>
+      </w:r>
+      <w:r>
+        <w:rPr>
+          <w:rFonts w:ascii="Arial" w:hAnsi="Arial" w:cs="Arial"/>
+        </w:rPr>
+        <w:t>Ar</w:t>
+      </w:r>
+      <w:r>
+        <w:rPr>
+          <w:rFonts w:ascii="Arial" w:hAnsi="Arial" w:cs="Arial"/>
+        </w:rPr>
+        <w:t>gentina</w:t>
+      </w:r>
+      <w:r>
+        <w:rPr>
+          <w:rFonts w:ascii="Arial" w:hAnsi="Arial" w:cs="Arial"/>
+        </w:rPr>
+        <w:t>?</w:t>
       </w:r>
     </w:p>
     <w:p>
@@ -5102,178 +5478,247 @@
         <w:jc w:val="both"/>
         <w:rPr>
           <w:rFonts w:ascii="Arial" w:hAnsi="Arial" w:cs="Arial"/>
-        </w:rPr>
-      </w:pPr>
-      <w:r>
-        <w:rPr>
-          <w:rFonts w:ascii="Arial" w:hAnsi="Arial" w:cs="Arial"/>
-        </w:rPr>
-        <w:t>SELECT</w:t>
-      </w:r>
-      <w:r>
-        <w:rPr>
-          <w:rFonts w:ascii="Arial" w:hAnsi="Arial" w:cs="Arial"/>
-        </w:rPr>
-        <w:t xml:space="preserve"> </w:t>
-      </w:r>
-      <w:proofErr w:type="spellStart"/>
-      <w:r>
-        <w:rPr>
-          <w:rFonts w:ascii="Arial" w:hAnsi="Arial" w:cs="Arial"/>
-        </w:rPr>
-        <w:t>Supervisor.nome</w:t>
-      </w:r>
-      <w:proofErr w:type="spellEnd"/>
-      <w:r>
-        <w:rPr>
-          <w:rFonts w:ascii="Arial" w:hAnsi="Arial" w:cs="Arial"/>
-        </w:rPr>
-        <w:t xml:space="preserve"> AS </w:t>
-      </w:r>
-      <w:proofErr w:type="spellStart"/>
-      <w:r>
-        <w:rPr>
-          <w:rFonts w:ascii="Arial" w:hAnsi="Arial" w:cs="Arial"/>
-        </w:rPr>
-        <w:t>NomeDoSupervisor</w:t>
-      </w:r>
-      <w:proofErr w:type="spellEnd"/>
-      <w:r>
-        <w:rPr>
-          <w:rFonts w:ascii="Arial" w:hAnsi="Arial" w:cs="Arial"/>
-        </w:rPr>
-        <w:t>,</w:t>
-      </w:r>
-      <w:r>
-        <w:rPr>
-          <w:rFonts w:ascii="Arial" w:hAnsi="Arial" w:cs="Arial"/>
-        </w:rPr>
-        <w:t xml:space="preserve"> </w:t>
-      </w:r>
-      <w:proofErr w:type="spellStart"/>
-      <w:r>
-        <w:rPr>
-          <w:rFonts w:ascii="Arial" w:hAnsi="Arial" w:cs="Arial"/>
-        </w:rPr>
-        <w:t>Subordinado.nome</w:t>
-      </w:r>
-      <w:proofErr w:type="spellEnd"/>
-      <w:r>
-        <w:rPr>
-          <w:rFonts w:ascii="Arial" w:hAnsi="Arial" w:cs="Arial"/>
-        </w:rPr>
-        <w:t xml:space="preserve"> AS </w:t>
-      </w:r>
-      <w:proofErr w:type="spellStart"/>
-      <w:r>
-        <w:rPr>
-          <w:rFonts w:ascii="Arial" w:hAnsi="Arial" w:cs="Arial"/>
-        </w:rPr>
-        <w:t>NomeDoSubordinado</w:t>
-      </w:r>
-      <w:proofErr w:type="spellEnd"/>
-      <w:r>
-        <w:rPr>
-          <w:rFonts w:ascii="Arial" w:hAnsi="Arial" w:cs="Arial"/>
-        </w:rPr>
-        <w:t xml:space="preserve"> </w:t>
-      </w:r>
-      <w:r>
-        <w:rPr>
-          <w:rFonts w:ascii="Arial" w:hAnsi="Arial" w:cs="Arial"/>
-        </w:rPr>
-        <w:t>FROM</w:t>
-      </w:r>
-      <w:r>
-        <w:rPr>
-          <w:rFonts w:ascii="Arial" w:hAnsi="Arial" w:cs="Arial"/>
-        </w:rPr>
-        <w:t xml:space="preserve"> </w:t>
-      </w:r>
-      <w:r>
-        <w:rPr>
-          <w:rFonts w:ascii="Arial" w:hAnsi="Arial" w:cs="Arial"/>
-        </w:rPr>
-        <w:t>vendedores AS Supervisor</w:t>
-      </w:r>
-      <w:r>
-        <w:rPr>
-          <w:rFonts w:ascii="Arial" w:hAnsi="Arial" w:cs="Arial"/>
-        </w:rPr>
-        <w:t xml:space="preserve"> INNER </w:t>
-      </w:r>
-      <w:r>
-        <w:rPr>
-          <w:rFonts w:ascii="Arial" w:hAnsi="Arial" w:cs="Arial"/>
-        </w:rPr>
-        <w:t>JOIN</w:t>
-      </w:r>
-      <w:r>
-        <w:rPr>
-          <w:rFonts w:ascii="Arial" w:hAnsi="Arial" w:cs="Arial"/>
-        </w:rPr>
-        <w:t xml:space="preserve"> </w:t>
-      </w:r>
-      <w:r>
-        <w:rPr>
-          <w:rFonts w:ascii="Arial" w:hAnsi="Arial" w:cs="Arial"/>
-        </w:rPr>
-        <w:t xml:space="preserve">vendedores AS Subordinado ON Supervisor.id = </w:t>
-      </w:r>
-      <w:proofErr w:type="spellStart"/>
-      <w:r>
-        <w:rPr>
-          <w:rFonts w:ascii="Arial" w:hAnsi="Arial" w:cs="Arial"/>
-        </w:rPr>
-        <w:t>Subordinado.supervisor</w:t>
-      </w:r>
-      <w:proofErr w:type="spellEnd"/>
-      <w:r>
-        <w:rPr>
-          <w:rFonts w:ascii="Arial" w:hAnsi="Arial" w:cs="Arial"/>
-        </w:rPr>
-        <w:t xml:space="preserve"> </w:t>
-      </w:r>
-      <w:r>
-        <w:rPr>
-          <w:rFonts w:ascii="Arial" w:hAnsi="Arial" w:cs="Arial"/>
-        </w:rPr>
-        <w:t>ORDER BY</w:t>
-      </w:r>
-      <w:r>
-        <w:rPr>
-          <w:rFonts w:ascii="Arial" w:hAnsi="Arial" w:cs="Arial"/>
-        </w:rPr>
-        <w:t xml:space="preserve"> </w:t>
-      </w:r>
-      <w:proofErr w:type="spellStart"/>
-      <w:r>
-        <w:rPr>
-          <w:rFonts w:ascii="Arial" w:hAnsi="Arial" w:cs="Arial"/>
-        </w:rPr>
-        <w:t>NomeDoSupervisor</w:t>
-      </w:r>
-      <w:proofErr w:type="spellEnd"/>
-      <w:r>
-        <w:rPr>
-          <w:rFonts w:ascii="Arial" w:hAnsi="Arial" w:cs="Arial"/>
+          <w:lang w:val="en-US"/>
+        </w:rPr>
+      </w:pPr>
+      <w:r>
+        <w:rPr>
+          <w:rFonts w:ascii="Arial" w:hAnsi="Arial" w:cs="Arial"/>
+          <w:lang w:val="en-US"/>
+        </w:rPr>
+        <w:t xml:space="preserve">SELECT </w:t>
+      </w:r>
+      <w:proofErr w:type="spellStart"/>
+      <w:r>
+        <w:rPr>
+          <w:rFonts w:ascii="Arial" w:hAnsi="Arial" w:cs="Arial"/>
+          <w:lang w:val="en-US"/>
+        </w:rPr>
+        <w:t>empresa</w:t>
+      </w:r>
+      <w:proofErr w:type="spellEnd"/>
+      <w:r>
+        <w:rPr>
+          <w:rFonts w:ascii="Arial" w:hAnsi="Arial" w:cs="Arial"/>
+          <w:lang w:val="en-US"/>
         </w:rPr>
         <w:t xml:space="preserve">, </w:t>
       </w:r>
-      <w:proofErr w:type="spellStart"/>
-      <w:r>
-        <w:rPr>
-          <w:rFonts w:ascii="Arial" w:hAnsi="Arial" w:cs="Arial"/>
-        </w:rPr>
-        <w:t>NomeDoSubordinado</w:t>
-      </w:r>
-      <w:proofErr w:type="spellEnd"/>
-      <w:r>
-        <w:rPr>
-          <w:rFonts w:ascii="Arial" w:hAnsi="Arial" w:cs="Arial"/>
-        </w:rPr>
-        <w:t>;</w:t>
-      </w:r>
+      <w:proofErr w:type="gramStart"/>
+      <w:r>
+        <w:rPr>
+          <w:rFonts w:ascii="Arial" w:hAnsi="Arial" w:cs="Arial"/>
+          <w:lang w:val="en-US"/>
+        </w:rPr>
+        <w:t>COUNT(</w:t>
+      </w:r>
+      <w:proofErr w:type="gramEnd"/>
+      <w:r>
+        <w:rPr>
+          <w:rFonts w:ascii="Arial" w:hAnsi="Arial" w:cs="Arial"/>
+          <w:lang w:val="en-US"/>
+        </w:rPr>
+        <w:t xml:space="preserve">*) FROM </w:t>
+      </w:r>
+      <w:proofErr w:type="spellStart"/>
+      <w:r>
+        <w:rPr>
+          <w:rFonts w:ascii="Arial" w:hAnsi="Arial" w:cs="Arial"/>
+          <w:lang w:val="en-US"/>
+        </w:rPr>
+        <w:t>t</w:t>
+      </w:r>
+      <w:r>
+        <w:rPr>
+          <w:rFonts w:ascii="Arial" w:hAnsi="Arial" w:cs="Arial"/>
+          <w:lang w:val="en-US"/>
+        </w:rPr>
+        <w:t>ransportadoras</w:t>
+      </w:r>
+      <w:proofErr w:type="spellEnd"/>
+      <w:r>
+        <w:rPr>
+          <w:rFonts w:ascii="Arial" w:hAnsi="Arial" w:cs="Arial"/>
+          <w:lang w:val="en-US"/>
+        </w:rPr>
+        <w:t xml:space="preserve"> tr INNER JOIN </w:t>
+      </w:r>
+      <w:proofErr w:type="spellStart"/>
+      <w:r>
+        <w:rPr>
+          <w:rFonts w:ascii="Arial" w:hAnsi="Arial" w:cs="Arial"/>
+          <w:lang w:val="en-US"/>
+        </w:rPr>
+        <w:t>pedidos</w:t>
+      </w:r>
+      <w:proofErr w:type="spellEnd"/>
+      <w:r>
+        <w:rPr>
+          <w:rFonts w:ascii="Arial" w:hAnsi="Arial" w:cs="Arial"/>
+          <w:lang w:val="en-US"/>
+        </w:rPr>
+        <w:t xml:space="preserve"> pe ON tr.id = </w:t>
+      </w:r>
+      <w:proofErr w:type="spellStart"/>
+      <w:r>
+        <w:rPr>
+          <w:rFonts w:ascii="Arial" w:hAnsi="Arial" w:cs="Arial"/>
+          <w:lang w:val="en-US"/>
+        </w:rPr>
+        <w:t>pe.via</w:t>
+      </w:r>
+      <w:proofErr w:type="spellEnd"/>
+      <w:r>
+        <w:rPr>
+          <w:rFonts w:ascii="Arial" w:hAnsi="Arial" w:cs="Arial"/>
+          <w:lang w:val="en-US"/>
+        </w:rPr>
+        <w:t xml:space="preserve"> INNER JOIN </w:t>
+      </w:r>
+      <w:proofErr w:type="spellStart"/>
+      <w:r>
+        <w:rPr>
+          <w:rFonts w:ascii="Arial" w:hAnsi="Arial" w:cs="Arial"/>
+          <w:lang w:val="en-US"/>
+        </w:rPr>
+        <w:t>clientes</w:t>
+      </w:r>
+      <w:proofErr w:type="spellEnd"/>
+      <w:r>
+        <w:rPr>
+          <w:rFonts w:ascii="Arial" w:hAnsi="Arial" w:cs="Arial"/>
+          <w:lang w:val="en-US"/>
+        </w:rPr>
+        <w:t xml:space="preserve"> cl ON cl.id = </w:t>
+      </w:r>
+      <w:proofErr w:type="spellStart"/>
+      <w:proofErr w:type="gramStart"/>
+      <w:r>
+        <w:rPr>
+          <w:rFonts w:ascii="Arial" w:hAnsi="Arial" w:cs="Arial"/>
+          <w:lang w:val="en-US"/>
+        </w:rPr>
+        <w:t>pe.idcliente</w:t>
+      </w:r>
+      <w:proofErr w:type="spellEnd"/>
+      <w:proofErr w:type="gramEnd"/>
+      <w:r>
+        <w:rPr>
+          <w:rFonts w:ascii="Arial" w:hAnsi="Arial" w:cs="Arial"/>
+          <w:lang w:val="en-US"/>
+        </w:rPr>
+        <w:t xml:space="preserve"> WHERE </w:t>
+      </w:r>
+      <w:proofErr w:type="spellStart"/>
+      <w:proofErr w:type="gramStart"/>
+      <w:r>
+        <w:rPr>
+          <w:rFonts w:ascii="Arial" w:hAnsi="Arial" w:cs="Arial"/>
+          <w:lang w:val="en-US"/>
+        </w:rPr>
+        <w:t>cl.pais</w:t>
+      </w:r>
+      <w:proofErr w:type="spellEnd"/>
+      <w:proofErr w:type="gramEnd"/>
+      <w:r>
+        <w:rPr>
+          <w:rFonts w:ascii="Arial" w:hAnsi="Arial" w:cs="Arial"/>
+          <w:lang w:val="en-US"/>
+        </w:rPr>
+        <w:t xml:space="preserve"> = (SELECT sigla FROM </w:t>
+      </w:r>
+      <w:proofErr w:type="spellStart"/>
+      <w:r>
+        <w:rPr>
+          <w:rFonts w:ascii="Arial" w:hAnsi="Arial" w:cs="Arial"/>
+          <w:lang w:val="en-US"/>
+        </w:rPr>
+        <w:t>paises</w:t>
+      </w:r>
+      <w:proofErr w:type="spellEnd"/>
+      <w:r>
+        <w:rPr>
+          <w:rFonts w:ascii="Arial" w:hAnsi="Arial" w:cs="Arial"/>
+          <w:lang w:val="en-US"/>
+        </w:rPr>
+        <w:t xml:space="preserve"> WHERE </w:t>
+      </w:r>
+      <w:proofErr w:type="spellStart"/>
+      <w:r>
+        <w:rPr>
+          <w:rFonts w:ascii="Arial" w:hAnsi="Arial" w:cs="Arial"/>
+          <w:lang w:val="en-US"/>
+        </w:rPr>
+        <w:t>pais</w:t>
+      </w:r>
+      <w:proofErr w:type="spellEnd"/>
+      <w:r>
+        <w:rPr>
+          <w:rFonts w:ascii="Arial" w:hAnsi="Arial" w:cs="Arial"/>
+          <w:lang w:val="en-US"/>
+        </w:rPr>
+        <w:t xml:space="preserve"> = </w:t>
+      </w:r>
+      <w:r>
+        <w:rPr>
+          <w:rFonts w:ascii="Arial" w:hAnsi="Arial" w:cs="Arial"/>
+          <w:lang w:val="en-US"/>
+        </w:rPr>
+        <w:t>'</w:t>
+      </w:r>
+      <w:r>
+        <w:rPr>
+          <w:rFonts w:ascii="Arial" w:hAnsi="Arial" w:cs="Arial"/>
+          <w:lang w:val="en-US"/>
+        </w:rPr>
+        <w:t>Argentina</w:t>
+      </w:r>
+      <w:r>
+        <w:rPr>
+          <w:rFonts w:ascii="Arial" w:hAnsi="Arial" w:cs="Arial"/>
+          <w:lang w:val="en-US"/>
+        </w:rPr>
+        <w:t>'</w:t>
+      </w:r>
+      <w:r>
+        <w:rPr>
+          <w:rFonts w:ascii="Arial" w:hAnsi="Arial" w:cs="Arial"/>
+          <w:lang w:val="en-US"/>
+        </w:rPr>
+        <w:t>)</w:t>
+      </w:r>
+      <w:r>
+        <w:rPr>
+          <w:rFonts w:ascii="Arial" w:hAnsi="Arial" w:cs="Arial"/>
+          <w:lang w:val="en-US"/>
+        </w:rPr>
+        <w:t xml:space="preserve"> GROUP BY </w:t>
+      </w:r>
+      <w:proofErr w:type="spellStart"/>
+      <w:r>
+        <w:rPr>
+          <w:rFonts w:ascii="Arial" w:hAnsi="Arial" w:cs="Arial"/>
+          <w:lang w:val="en-US"/>
+        </w:rPr>
+        <w:t>empresa</w:t>
+      </w:r>
+      <w:proofErr w:type="spellEnd"/>
+      <w:r>
+        <w:rPr>
+          <w:rFonts w:ascii="Arial" w:hAnsi="Arial" w:cs="Arial"/>
+          <w:lang w:val="en-US"/>
+        </w:rPr>
+        <w:t xml:space="preserve"> ORDER BY 1 DESC LIMIT </w:t>
+      </w:r>
+      <w:proofErr w:type="gramStart"/>
+      <w:r>
+        <w:rPr>
+          <w:rFonts w:ascii="Arial" w:hAnsi="Arial" w:cs="Arial"/>
+          <w:lang w:val="en-US"/>
+        </w:rPr>
+        <w:t>1;</w:t>
+      </w:r>
+      <w:proofErr w:type="gramEnd"/>
     </w:p>
     <w:p>
       <w:pPr>
@@ -5287,23 +5732,13 @@
           <w:rFonts w:ascii="Arial" w:hAnsi="Arial" w:cs="Arial"/>
         </w:rPr>
       </w:pPr>
-      <w:r>
-        <w:rPr>
-          <w:rFonts w:ascii="Arial" w:hAnsi="Arial" w:cs="Arial"/>
-        </w:rPr>
-        <w:t xml:space="preserve">Quais os produtos que </w:t>
-      </w:r>
-      <w:r>
-        <w:rPr>
-          <w:rFonts w:ascii="Arial" w:hAnsi="Arial" w:cs="Arial"/>
-        </w:rPr>
-        <w:t>têm</w:t>
-      </w:r>
-      <w:r>
-        <w:rPr>
-          <w:rFonts w:ascii="Arial" w:hAnsi="Arial" w:cs="Arial"/>
-        </w:rPr>
-        <w:t xml:space="preserve"> o preço unitário superior ao preço médio de sua categoria?</w:t>
+      <w:bookmarkStart w:id="1" w:name="_Hlk199778537"/>
+      <w:bookmarkStart w:id="2" w:name="_Hlk199955630"/>
+      <w:r>
+        <w:rPr>
+          <w:rFonts w:ascii="Arial" w:hAnsi="Arial" w:cs="Arial"/>
+        </w:rPr>
+        <w:t>Liste o nome do supervisor e seus subordinados</w:t>
       </w:r>
     </w:p>
     <w:p>
@@ -5319,107 +5754,173 @@
         <w:rPr>
           <w:rFonts w:ascii="Arial" w:hAnsi="Arial" w:cs="Arial"/>
         </w:rPr>
-        <w:lastRenderedPageBreak/>
-        <w:t xml:space="preserve">SELEC </w:t>
-      </w:r>
-      <w:proofErr w:type="spellStart"/>
-      <w:proofErr w:type="gramStart"/>
-      <w:r>
-        <w:rPr>
-          <w:rFonts w:ascii="Arial" w:hAnsi="Arial" w:cs="Arial"/>
-        </w:rPr>
-        <w:t>produto,precounitario</w:t>
-      </w:r>
-      <w:proofErr w:type="spellEnd"/>
-      <w:proofErr w:type="gramEnd"/>
-      <w:r>
-        <w:rPr>
-          <w:rFonts w:ascii="Arial" w:hAnsi="Arial" w:cs="Arial"/>
-        </w:rPr>
-        <w:t xml:space="preserve"> FROM produtos p WHERE </w:t>
-      </w:r>
-      <w:proofErr w:type="spellStart"/>
-      <w:r>
-        <w:rPr>
-          <w:rFonts w:ascii="Arial" w:hAnsi="Arial" w:cs="Arial"/>
-        </w:rPr>
-        <w:t>precounitario</w:t>
-      </w:r>
-      <w:proofErr w:type="spellEnd"/>
-      <w:r>
-        <w:rPr>
-          <w:rFonts w:ascii="Arial" w:hAnsi="Arial" w:cs="Arial"/>
-        </w:rPr>
-        <w:t xml:space="preserve"> &gt; (SELECT </w:t>
-      </w:r>
-      <w:proofErr w:type="gramStart"/>
-      <w:r>
-        <w:rPr>
-          <w:rFonts w:ascii="Arial" w:hAnsi="Arial" w:cs="Arial"/>
-        </w:rPr>
-        <w:t>AVG(</w:t>
-      </w:r>
-      <w:proofErr w:type="spellStart"/>
-      <w:proofErr w:type="gramEnd"/>
-      <w:r>
-        <w:rPr>
-          <w:rFonts w:ascii="Arial" w:hAnsi="Arial" w:cs="Arial"/>
-        </w:rPr>
-        <w:t>precounitario</w:t>
-      </w:r>
-      <w:proofErr w:type="spellEnd"/>
-      <w:r>
-        <w:rPr>
-          <w:rFonts w:ascii="Arial" w:hAnsi="Arial" w:cs="Arial"/>
-        </w:rPr>
-        <w:t xml:space="preserve">) FROM produtos p1 </w:t>
-      </w:r>
-      <w:proofErr w:type="spellStart"/>
-      <w:r>
-        <w:rPr>
-          <w:rFonts w:ascii="Arial" w:hAnsi="Arial" w:cs="Arial"/>
-        </w:rPr>
-        <w:t>where</w:t>
-      </w:r>
-      <w:proofErr w:type="spellEnd"/>
-      <w:r>
-        <w:rPr>
-          <w:rFonts w:ascii="Arial" w:hAnsi="Arial" w:cs="Arial"/>
-        </w:rPr>
-        <w:t xml:space="preserve"> p</w:t>
-      </w:r>
-      <w:proofErr w:type="gramStart"/>
-      <w:r>
-        <w:rPr>
-          <w:rFonts w:ascii="Arial" w:hAnsi="Arial" w:cs="Arial"/>
-        </w:rPr>
-        <w:t>1.idcategoria</w:t>
-      </w:r>
-      <w:proofErr w:type="gramEnd"/>
-      <w:r>
-        <w:rPr>
-          <w:rFonts w:ascii="Arial" w:hAnsi="Arial" w:cs="Arial"/>
-        </w:rPr>
-        <w:t xml:space="preserve"> = </w:t>
-      </w:r>
-      <w:proofErr w:type="spellStart"/>
-      <w:proofErr w:type="gramStart"/>
-      <w:r>
-        <w:rPr>
-          <w:rFonts w:ascii="Arial" w:hAnsi="Arial" w:cs="Arial"/>
-        </w:rPr>
-        <w:t>p.idcategoria</w:t>
-      </w:r>
-      <w:proofErr w:type="spellEnd"/>
-      <w:proofErr w:type="gramEnd"/>
-      <w:r>
-        <w:rPr>
-          <w:rFonts w:ascii="Arial" w:hAnsi="Arial" w:cs="Arial"/>
-        </w:rPr>
-        <w:t>);</w:t>
+        <w:t>SELECT</w:t>
+      </w:r>
+      <w:r>
+        <w:rPr>
+          <w:rFonts w:ascii="Arial" w:hAnsi="Arial" w:cs="Arial"/>
+        </w:rPr>
+        <w:t xml:space="preserve"> </w:t>
+      </w:r>
+      <w:proofErr w:type="spellStart"/>
+      <w:r>
+        <w:rPr>
+          <w:rFonts w:ascii="Arial" w:hAnsi="Arial" w:cs="Arial"/>
+        </w:rPr>
+        <w:t>Supervisor.nome</w:t>
+      </w:r>
+      <w:proofErr w:type="spellEnd"/>
+      <w:r>
+        <w:rPr>
+          <w:rFonts w:ascii="Arial" w:hAnsi="Arial" w:cs="Arial"/>
+        </w:rPr>
+        <w:t xml:space="preserve"> AS </w:t>
+      </w:r>
+      <w:proofErr w:type="spellStart"/>
+      <w:r>
+        <w:rPr>
+          <w:rFonts w:ascii="Arial" w:hAnsi="Arial" w:cs="Arial"/>
+        </w:rPr>
+        <w:t>NomeDoSupervisor</w:t>
+      </w:r>
+      <w:proofErr w:type="spellEnd"/>
+      <w:r>
+        <w:rPr>
+          <w:rFonts w:ascii="Arial" w:hAnsi="Arial" w:cs="Arial"/>
+        </w:rPr>
+        <w:t>,</w:t>
+      </w:r>
+      <w:r>
+        <w:rPr>
+          <w:rFonts w:ascii="Arial" w:hAnsi="Arial" w:cs="Arial"/>
+        </w:rPr>
+        <w:t xml:space="preserve"> </w:t>
+      </w:r>
+      <w:proofErr w:type="spellStart"/>
+      <w:r>
+        <w:rPr>
+          <w:rFonts w:ascii="Arial" w:hAnsi="Arial" w:cs="Arial"/>
+        </w:rPr>
+        <w:t>Subordinado.nome</w:t>
+      </w:r>
+      <w:proofErr w:type="spellEnd"/>
+      <w:r>
+        <w:rPr>
+          <w:rFonts w:ascii="Arial" w:hAnsi="Arial" w:cs="Arial"/>
+        </w:rPr>
+        <w:t xml:space="preserve"> AS </w:t>
+      </w:r>
+      <w:proofErr w:type="spellStart"/>
+      <w:r>
+        <w:rPr>
+          <w:rFonts w:ascii="Arial" w:hAnsi="Arial" w:cs="Arial"/>
+        </w:rPr>
+        <w:t>NomeDoSubordinado</w:t>
+      </w:r>
+      <w:proofErr w:type="spellEnd"/>
+      <w:r>
+        <w:rPr>
+          <w:rFonts w:ascii="Arial" w:hAnsi="Arial" w:cs="Arial"/>
+        </w:rPr>
+        <w:t xml:space="preserve"> </w:t>
+      </w:r>
+      <w:r>
+        <w:rPr>
+          <w:rFonts w:ascii="Arial" w:hAnsi="Arial" w:cs="Arial"/>
+        </w:rPr>
+        <w:t>FROM</w:t>
+      </w:r>
+      <w:r>
+        <w:rPr>
+          <w:rFonts w:ascii="Arial" w:hAnsi="Arial" w:cs="Arial"/>
+        </w:rPr>
+        <w:t xml:space="preserve"> </w:t>
+      </w:r>
+      <w:r>
+        <w:rPr>
+          <w:rFonts w:ascii="Arial" w:hAnsi="Arial" w:cs="Arial"/>
+        </w:rPr>
+        <w:t>vendedores AS Supervisor</w:t>
+      </w:r>
+      <w:r>
+        <w:rPr>
+          <w:rFonts w:ascii="Arial" w:hAnsi="Arial" w:cs="Arial"/>
+        </w:rPr>
+        <w:t xml:space="preserve"> INNER </w:t>
+      </w:r>
+      <w:r>
+        <w:rPr>
+          <w:rFonts w:ascii="Arial" w:hAnsi="Arial" w:cs="Arial"/>
+        </w:rPr>
+        <w:t>JOIN</w:t>
+      </w:r>
+      <w:r>
+        <w:rPr>
+          <w:rFonts w:ascii="Arial" w:hAnsi="Arial" w:cs="Arial"/>
+        </w:rPr>
+        <w:t xml:space="preserve"> </w:t>
+      </w:r>
+      <w:r>
+        <w:rPr>
+          <w:rFonts w:ascii="Arial" w:hAnsi="Arial" w:cs="Arial"/>
+        </w:rPr>
+        <w:t xml:space="preserve">vendedores AS Subordinado ON Supervisor.id = </w:t>
+      </w:r>
+      <w:proofErr w:type="spellStart"/>
+      <w:r>
+        <w:rPr>
+          <w:rFonts w:ascii="Arial" w:hAnsi="Arial" w:cs="Arial"/>
+        </w:rPr>
+        <w:t>Subordinado.supervisor</w:t>
+      </w:r>
+      <w:proofErr w:type="spellEnd"/>
+      <w:r>
+        <w:rPr>
+          <w:rFonts w:ascii="Arial" w:hAnsi="Arial" w:cs="Arial"/>
+        </w:rPr>
+        <w:t xml:space="preserve"> </w:t>
+      </w:r>
+      <w:r>
+        <w:rPr>
+          <w:rFonts w:ascii="Arial" w:hAnsi="Arial" w:cs="Arial"/>
+        </w:rPr>
+        <w:t>ORDER BY</w:t>
+      </w:r>
+      <w:r>
+        <w:rPr>
+          <w:rFonts w:ascii="Arial" w:hAnsi="Arial" w:cs="Arial"/>
+        </w:rPr>
+        <w:t xml:space="preserve"> </w:t>
+      </w:r>
+      <w:proofErr w:type="spellStart"/>
+      <w:r>
+        <w:rPr>
+          <w:rFonts w:ascii="Arial" w:hAnsi="Arial" w:cs="Arial"/>
+        </w:rPr>
+        <w:t>NomeDoSupervisor</w:t>
+      </w:r>
+      <w:proofErr w:type="spellEnd"/>
+      <w:r>
+        <w:rPr>
+          <w:rFonts w:ascii="Arial" w:hAnsi="Arial" w:cs="Arial"/>
+        </w:rPr>
+        <w:t xml:space="preserve">, </w:t>
+      </w:r>
+      <w:proofErr w:type="spellStart"/>
+      <w:r>
+        <w:rPr>
+          <w:rFonts w:ascii="Arial" w:hAnsi="Arial" w:cs="Arial"/>
+        </w:rPr>
+        <w:t>NomeDoSubordinado</w:t>
+      </w:r>
+      <w:proofErr w:type="spellEnd"/>
+      <w:r>
+        <w:rPr>
+          <w:rFonts w:ascii="Arial" w:hAnsi="Arial" w:cs="Arial"/>
+        </w:rPr>
+        <w:t>;</w:t>
       </w:r>
     </w:p>
-    <w:bookmarkEnd w:id="1"/>
     <w:p>
       <w:pPr>
         <w:pStyle w:val="PargrafodaLista"/>
@@ -5436,210 +5937,51 @@
         <w:rPr>
           <w:rFonts w:ascii="Arial" w:hAnsi="Arial" w:cs="Arial"/>
         </w:rPr>
-        <w:t>Qual o faturamento por país considerando os descontos?</w:t>
+        <w:t xml:space="preserve">Quais os produtos que </w:t>
+      </w:r>
+      <w:r>
+        <w:rPr>
+          <w:rFonts w:ascii="Arial" w:hAnsi="Arial" w:cs="Arial"/>
+        </w:rPr>
+        <w:t>têm</w:t>
+      </w:r>
+      <w:r>
+        <w:rPr>
+          <w:rFonts w:ascii="Arial" w:hAnsi="Arial" w:cs="Arial"/>
+        </w:rPr>
+        <w:t xml:space="preserve"> o preço unitário superior ao preço médio de sua categoria?</w:t>
       </w:r>
     </w:p>
     <w:p>
       <w:pPr>
         <w:pStyle w:val="PargrafodaLista"/>
+        <w:contextualSpacing w:val="0"/>
         <w:jc w:val="both"/>
         <w:rPr>
           <w:rFonts w:ascii="Arial" w:hAnsi="Arial" w:cs="Arial"/>
         </w:rPr>
       </w:pPr>
-      <w:proofErr w:type="spellStart"/>
-      <w:r>
-        <w:rPr>
-          <w:rFonts w:ascii="Arial" w:hAnsi="Arial" w:cs="Arial"/>
-        </w:rPr>
-        <w:t>select</w:t>
-      </w:r>
-      <w:proofErr w:type="spellEnd"/>
-      <w:r>
-        <w:rPr>
-          <w:rFonts w:ascii="Arial" w:hAnsi="Arial" w:cs="Arial"/>
-        </w:rPr>
-        <w:t xml:space="preserve"> </w:t>
-      </w:r>
-      <w:proofErr w:type="spellStart"/>
-      <w:proofErr w:type="gramStart"/>
-      <w:r>
-        <w:rPr>
-          <w:rFonts w:ascii="Arial" w:hAnsi="Arial" w:cs="Arial"/>
-        </w:rPr>
-        <w:t>c.pais</w:t>
-      </w:r>
-      <w:proofErr w:type="gramEnd"/>
-      <w:r>
-        <w:rPr>
-          <w:rFonts w:ascii="Arial" w:hAnsi="Arial" w:cs="Arial"/>
-        </w:rPr>
-        <w:t>,</w:t>
-      </w:r>
-      <w:proofErr w:type="gramStart"/>
-      <w:r>
-        <w:rPr>
-          <w:rFonts w:ascii="Arial" w:hAnsi="Arial" w:cs="Arial"/>
-        </w:rPr>
-        <w:t>sum</w:t>
-      </w:r>
-      <w:proofErr w:type="spellEnd"/>
-      <w:r>
-        <w:rPr>
-          <w:rFonts w:ascii="Arial" w:hAnsi="Arial" w:cs="Arial"/>
-        </w:rPr>
-        <w:t>(</w:t>
-      </w:r>
-      <w:proofErr w:type="spellStart"/>
-      <w:r>
-        <w:rPr>
-          <w:rFonts w:ascii="Arial" w:hAnsi="Arial" w:cs="Arial"/>
-        </w:rPr>
-        <w:t>aux.valorbruto</w:t>
-      </w:r>
-      <w:proofErr w:type="spellEnd"/>
-      <w:proofErr w:type="gramEnd"/>
-      <w:r>
-        <w:rPr>
-          <w:rFonts w:ascii="Arial" w:hAnsi="Arial" w:cs="Arial"/>
-        </w:rPr>
-        <w:t xml:space="preserve"> * (1-</w:t>
-      </w:r>
-      <w:proofErr w:type="gramStart"/>
-      <w:r>
-        <w:rPr>
-          <w:rFonts w:ascii="Arial" w:hAnsi="Arial" w:cs="Arial"/>
-        </w:rPr>
-        <w:t>pe.desconto</w:t>
-      </w:r>
-      <w:proofErr w:type="gramEnd"/>
-      <w:r>
-        <w:rPr>
-          <w:rFonts w:ascii="Arial" w:hAnsi="Arial" w:cs="Arial"/>
-        </w:rPr>
-        <w:t>))</w:t>
-      </w:r>
-      <w:r>
-        <w:rPr>
-          <w:rFonts w:ascii="Arial" w:hAnsi="Arial" w:cs="Arial"/>
-        </w:rPr>
-        <w:t xml:space="preserve"> </w:t>
-      </w:r>
-      <w:proofErr w:type="spellStart"/>
-      <w:r>
-        <w:rPr>
-          <w:rFonts w:ascii="Arial" w:hAnsi="Arial" w:cs="Arial"/>
-        </w:rPr>
-        <w:t>from</w:t>
-      </w:r>
-      <w:proofErr w:type="spellEnd"/>
-      <w:r>
-        <w:rPr>
-          <w:rFonts w:ascii="Arial" w:hAnsi="Arial" w:cs="Arial"/>
-        </w:rPr>
-        <w:t xml:space="preserve"> pedidos </w:t>
-      </w:r>
-      <w:proofErr w:type="spellStart"/>
-      <w:r>
-        <w:rPr>
-          <w:rFonts w:ascii="Arial" w:hAnsi="Arial" w:cs="Arial"/>
-        </w:rPr>
-        <w:t>pe</w:t>
-      </w:r>
-      <w:proofErr w:type="spellEnd"/>
-      <w:r>
-        <w:rPr>
-          <w:rFonts w:ascii="Arial" w:hAnsi="Arial" w:cs="Arial"/>
-        </w:rPr>
-        <w:t xml:space="preserve"> </w:t>
-      </w:r>
-      <w:proofErr w:type="spellStart"/>
-      <w:r>
-        <w:rPr>
-          <w:rFonts w:ascii="Arial" w:hAnsi="Arial" w:cs="Arial"/>
-        </w:rPr>
-        <w:t>in</w:t>
-      </w:r>
-      <w:r>
-        <w:rPr>
-          <w:rFonts w:ascii="Arial" w:hAnsi="Arial" w:cs="Arial"/>
-        </w:rPr>
-        <w:t>ner</w:t>
-      </w:r>
-      <w:proofErr w:type="spellEnd"/>
-      <w:r>
-        <w:rPr>
-          <w:rFonts w:ascii="Arial" w:hAnsi="Arial" w:cs="Arial"/>
-        </w:rPr>
-        <w:t xml:space="preserve"> JOIN</w:t>
-      </w:r>
-      <w:r>
-        <w:rPr>
-          <w:rFonts w:ascii="Arial" w:hAnsi="Arial" w:cs="Arial"/>
-        </w:rPr>
-        <w:t xml:space="preserve"> clientes c </w:t>
-      </w:r>
-      <w:r>
-        <w:rPr>
-          <w:rFonts w:ascii="Arial" w:hAnsi="Arial" w:cs="Arial"/>
-        </w:rPr>
-        <w:t>ON</w:t>
-      </w:r>
-      <w:r>
-        <w:rPr>
-          <w:rFonts w:ascii="Arial" w:hAnsi="Arial" w:cs="Arial"/>
-        </w:rPr>
-        <w:t xml:space="preserve"> c.id = </w:t>
-      </w:r>
-      <w:proofErr w:type="spellStart"/>
-      <w:proofErr w:type="gramStart"/>
-      <w:r>
-        <w:rPr>
-          <w:rFonts w:ascii="Arial" w:hAnsi="Arial" w:cs="Arial"/>
-        </w:rPr>
-        <w:t>pe.idcliente</w:t>
-      </w:r>
-      <w:proofErr w:type="spellEnd"/>
-      <w:proofErr w:type="gramEnd"/>
-      <w:r>
-        <w:rPr>
-          <w:rFonts w:ascii="Arial" w:hAnsi="Arial" w:cs="Arial"/>
-        </w:rPr>
-        <w:t xml:space="preserve"> INNER JOIN</w:t>
-      </w:r>
-      <w:r>
-        <w:rPr>
-          <w:rFonts w:ascii="Arial" w:hAnsi="Arial" w:cs="Arial"/>
-        </w:rPr>
-        <w:t xml:space="preserve"> (SELECT </w:t>
-      </w:r>
-      <w:proofErr w:type="spellStart"/>
-      <w:proofErr w:type="gramStart"/>
-      <w:r>
-        <w:rPr>
-          <w:rFonts w:ascii="Arial" w:hAnsi="Arial" w:cs="Arial"/>
-        </w:rPr>
-        <w:t>idpedido,</w:t>
-      </w:r>
-      <w:r>
-        <w:rPr>
-          <w:rFonts w:ascii="Arial" w:hAnsi="Arial" w:cs="Arial"/>
-        </w:rPr>
-        <w:t>SUM</w:t>
-      </w:r>
-      <w:proofErr w:type="spellEnd"/>
-      <w:proofErr w:type="gramEnd"/>
-      <w:r>
-        <w:rPr>
-          <w:rFonts w:ascii="Arial" w:hAnsi="Arial" w:cs="Arial"/>
-        </w:rPr>
-        <w:t>(</w:t>
-      </w:r>
-      <w:r>
-        <w:rPr>
-          <w:rFonts w:ascii="Arial" w:hAnsi="Arial" w:cs="Arial"/>
-        </w:rPr>
-        <w:t>quantidade*</w:t>
+      <w:r>
+        <w:rPr>
+          <w:rFonts w:ascii="Arial" w:hAnsi="Arial" w:cs="Arial"/>
+        </w:rPr>
+        <w:t xml:space="preserve">SELEC </w:t>
+      </w:r>
+      <w:proofErr w:type="spellStart"/>
+      <w:proofErr w:type="gramStart"/>
+      <w:r>
+        <w:rPr>
+          <w:rFonts w:ascii="Arial" w:hAnsi="Arial" w:cs="Arial"/>
+        </w:rPr>
+        <w:t>produto,precounitario</w:t>
+      </w:r>
+      <w:proofErr w:type="spellEnd"/>
+      <w:proofErr w:type="gramEnd"/>
+      <w:r>
+        <w:rPr>
+          <w:rFonts w:ascii="Arial" w:hAnsi="Arial" w:cs="Arial"/>
+        </w:rPr>
+        <w:t xml:space="preserve"> FROM produtos p WHERE </w:t>
       </w:r>
       <w:proofErr w:type="spellStart"/>
       <w:r>
@@ -5653,125 +5995,76 @@
         <w:rPr>
           <w:rFonts w:ascii="Arial" w:hAnsi="Arial" w:cs="Arial"/>
         </w:rPr>
-        <w:t xml:space="preserve">) as </w:t>
-      </w:r>
-      <w:proofErr w:type="spellStart"/>
-      <w:r>
-        <w:rPr>
-          <w:rFonts w:ascii="Arial" w:hAnsi="Arial" w:cs="Arial"/>
-        </w:rPr>
-        <w:t>valorbruto</w:t>
-      </w:r>
-      <w:proofErr w:type="spellEnd"/>
-      <w:r>
-        <w:rPr>
-          <w:rFonts w:ascii="Arial" w:hAnsi="Arial" w:cs="Arial"/>
-        </w:rPr>
-        <w:t xml:space="preserve"> </w:t>
-      </w:r>
-      <w:r>
-        <w:rPr>
-          <w:rFonts w:ascii="Arial" w:hAnsi="Arial" w:cs="Arial"/>
-        </w:rPr>
-        <w:t>FROM</w:t>
-      </w:r>
-      <w:r>
-        <w:rPr>
-          <w:rFonts w:ascii="Arial" w:hAnsi="Arial" w:cs="Arial"/>
-        </w:rPr>
-        <w:t xml:space="preserve"> itens</w:t>
-      </w:r>
-      <w:r>
-        <w:rPr>
-          <w:rFonts w:ascii="Arial" w:hAnsi="Arial" w:cs="Arial"/>
-        </w:rPr>
-        <w:t xml:space="preserve"> GROUP BY</w:t>
-      </w:r>
-      <w:r>
-        <w:rPr>
-          <w:rFonts w:ascii="Arial" w:hAnsi="Arial" w:cs="Arial"/>
-        </w:rPr>
-        <w:t xml:space="preserve"> </w:t>
-      </w:r>
-      <w:proofErr w:type="spellStart"/>
-      <w:r>
-        <w:rPr>
-          <w:rFonts w:ascii="Arial" w:hAnsi="Arial" w:cs="Arial"/>
-        </w:rPr>
-        <w:t>idpedido</w:t>
-      </w:r>
-      <w:proofErr w:type="spellEnd"/>
-      <w:r>
-        <w:rPr>
-          <w:rFonts w:ascii="Arial" w:hAnsi="Arial" w:cs="Arial"/>
-        </w:rPr>
-        <w:t xml:space="preserve">) </w:t>
-      </w:r>
-      <w:proofErr w:type="spellStart"/>
-      <w:r>
-        <w:rPr>
-          <w:rFonts w:ascii="Arial" w:hAnsi="Arial" w:cs="Arial"/>
-        </w:rPr>
-        <w:t>aux</w:t>
-      </w:r>
-      <w:proofErr w:type="spellEnd"/>
-      <w:r>
-        <w:rPr>
-          <w:rFonts w:ascii="Arial" w:hAnsi="Arial" w:cs="Arial"/>
-        </w:rPr>
-        <w:t xml:space="preserve"> </w:t>
-      </w:r>
-      <w:r>
-        <w:rPr>
-          <w:rFonts w:ascii="Arial" w:hAnsi="Arial" w:cs="Arial"/>
-        </w:rPr>
-        <w:t>ON</w:t>
-      </w:r>
-      <w:r>
-        <w:rPr>
-          <w:rFonts w:ascii="Arial" w:hAnsi="Arial" w:cs="Arial"/>
-        </w:rPr>
-        <w:t xml:space="preserve"> pe.id = </w:t>
-      </w:r>
-      <w:proofErr w:type="spellStart"/>
-      <w:proofErr w:type="gramStart"/>
-      <w:r>
-        <w:rPr>
-          <w:rFonts w:ascii="Arial" w:hAnsi="Arial" w:cs="Arial"/>
-        </w:rPr>
-        <w:t>aux.idpedido</w:t>
-      </w:r>
-      <w:proofErr w:type="spellEnd"/>
-      <w:proofErr w:type="gramEnd"/>
-      <w:r>
-        <w:rPr>
-          <w:rFonts w:ascii="Arial" w:hAnsi="Arial" w:cs="Arial"/>
-        </w:rPr>
-        <w:t xml:space="preserve"> GROUP BY</w:t>
-      </w:r>
-      <w:r>
-        <w:rPr>
-          <w:rFonts w:ascii="Arial" w:hAnsi="Arial" w:cs="Arial"/>
-        </w:rPr>
-        <w:t xml:space="preserve"> </w:t>
-      </w:r>
-      <w:proofErr w:type="spellStart"/>
-      <w:proofErr w:type="gramStart"/>
-      <w:r>
-        <w:rPr>
-          <w:rFonts w:ascii="Arial" w:hAnsi="Arial" w:cs="Arial"/>
-        </w:rPr>
-        <w:t>c.pais</w:t>
-      </w:r>
-      <w:proofErr w:type="spellEnd"/>
-      <w:proofErr w:type="gramEnd"/>
-      <w:r>
-        <w:rPr>
-          <w:rFonts w:ascii="Arial" w:hAnsi="Arial" w:cs="Arial"/>
-        </w:rPr>
-        <w:t>;</w:t>
+        <w:t xml:space="preserve"> &gt; (SELECT </w:t>
+      </w:r>
+      <w:proofErr w:type="gramStart"/>
+      <w:r>
+        <w:rPr>
+          <w:rFonts w:ascii="Arial" w:hAnsi="Arial" w:cs="Arial"/>
+        </w:rPr>
+        <w:t>AVG(</w:t>
+      </w:r>
+      <w:proofErr w:type="spellStart"/>
+      <w:proofErr w:type="gramEnd"/>
+      <w:r>
+        <w:rPr>
+          <w:rFonts w:ascii="Arial" w:hAnsi="Arial" w:cs="Arial"/>
+        </w:rPr>
+        <w:t>precounitario</w:t>
+      </w:r>
+      <w:proofErr w:type="spellEnd"/>
+      <w:r>
+        <w:rPr>
+          <w:rFonts w:ascii="Arial" w:hAnsi="Arial" w:cs="Arial"/>
+        </w:rPr>
+        <w:t xml:space="preserve">) FROM produtos p1 </w:t>
+      </w:r>
+      <w:proofErr w:type="spellStart"/>
+      <w:r>
+        <w:rPr>
+          <w:rFonts w:ascii="Arial" w:hAnsi="Arial" w:cs="Arial"/>
+        </w:rPr>
+        <w:t>where</w:t>
+      </w:r>
+      <w:proofErr w:type="spellEnd"/>
+      <w:r>
+        <w:rPr>
+          <w:rFonts w:ascii="Arial" w:hAnsi="Arial" w:cs="Arial"/>
+        </w:rPr>
+        <w:t xml:space="preserve"> p</w:t>
+      </w:r>
+      <w:proofErr w:type="gramStart"/>
+      <w:r>
+        <w:rPr>
+          <w:rFonts w:ascii="Arial" w:hAnsi="Arial" w:cs="Arial"/>
+        </w:rPr>
+        <w:t>1.idcategoria</w:t>
+      </w:r>
+      <w:proofErr w:type="gramEnd"/>
+      <w:r>
+        <w:rPr>
+          <w:rFonts w:ascii="Arial" w:hAnsi="Arial" w:cs="Arial"/>
+        </w:rPr>
+        <w:t xml:space="preserve"> = </w:t>
+      </w:r>
+      <w:proofErr w:type="spellStart"/>
+      <w:proofErr w:type="gramStart"/>
+      <w:r>
+        <w:rPr>
+          <w:rFonts w:ascii="Arial" w:hAnsi="Arial" w:cs="Arial"/>
+        </w:rPr>
+        <w:t>p.idcategoria</w:t>
+      </w:r>
+      <w:proofErr w:type="spellEnd"/>
+      <w:proofErr w:type="gramEnd"/>
+      <w:r>
+        <w:rPr>
+          <w:rFonts w:ascii="Arial" w:hAnsi="Arial" w:cs="Arial"/>
+        </w:rPr>
+        <w:t>);</w:t>
       </w:r>
     </w:p>
+    <w:bookmarkEnd w:id="1"/>
     <w:p>
       <w:pPr>
         <w:pStyle w:val="PargrafodaLista"/>
@@ -5788,24 +6081,25 @@
         <w:rPr>
           <w:rFonts w:ascii="Arial" w:hAnsi="Arial" w:cs="Arial"/>
         </w:rPr>
-        <w:t>Considerando o valor final do pedido qual vendedor tem a maior média de venda?</w:t>
+        <w:t>Qual o faturamento por país considerando os descontos?</w:t>
       </w:r>
     </w:p>
     <w:p>
       <w:pPr>
         <w:pStyle w:val="PargrafodaLista"/>
-        <w:contextualSpacing w:val="0"/>
         <w:jc w:val="both"/>
         <w:rPr>
           <w:rFonts w:ascii="Arial" w:hAnsi="Arial" w:cs="Arial"/>
         </w:rPr>
       </w:pPr>
-      <w:r>
-        <w:rPr>
-          <w:rFonts w:ascii="Arial" w:hAnsi="Arial" w:cs="Arial"/>
-        </w:rPr>
-        <w:t>SELECT</w:t>
-      </w:r>
+      <w:proofErr w:type="spellStart"/>
+      <w:r>
+        <w:rPr>
+          <w:rFonts w:ascii="Arial" w:hAnsi="Arial" w:cs="Arial"/>
+        </w:rPr>
+        <w:t>select</w:t>
+      </w:r>
+      <w:proofErr w:type="spellEnd"/>
       <w:r>
         <w:rPr>
           <w:rFonts w:ascii="Arial" w:hAnsi="Arial" w:cs="Arial"/>
@@ -5818,7 +6112,7 @@
         <w:rPr>
           <w:rFonts w:ascii="Arial" w:hAnsi="Arial" w:cs="Arial"/>
         </w:rPr>
-        <w:t>ve.nome</w:t>
+        <w:t>c.pais</w:t>
       </w:r>
       <w:proofErr w:type="gramEnd"/>
       <w:r>
@@ -5832,7 +6126,7 @@
         <w:rPr>
           <w:rFonts w:ascii="Arial" w:hAnsi="Arial" w:cs="Arial"/>
         </w:rPr>
-        <w:t>AVG</w:t>
+        <w:t>sum</w:t>
       </w:r>
       <w:proofErr w:type="spellEnd"/>
       <w:r>
@@ -5842,19 +6136,33 @@
         <w:t>(</w:t>
       </w:r>
       <w:proofErr w:type="spellStart"/>
-      <w:proofErr w:type="gramEnd"/>
-      <w:r>
-        <w:rPr>
-          <w:rFonts w:ascii="Arial" w:hAnsi="Arial" w:cs="Arial"/>
-        </w:rPr>
-        <w:t>valorpedido</w:t>
-      </w:r>
-      <w:proofErr w:type="spellEnd"/>
-      <w:r>
-        <w:rPr>
-          <w:rFonts w:ascii="Arial" w:hAnsi="Arial" w:cs="Arial"/>
-        </w:rPr>
-        <w:t>)</w:t>
+      <w:r>
+        <w:rPr>
+          <w:rFonts w:ascii="Arial" w:hAnsi="Arial" w:cs="Arial"/>
+        </w:rPr>
+        <w:t>aux.valorbruto</w:t>
+      </w:r>
+      <w:proofErr w:type="spellEnd"/>
+      <w:proofErr w:type="gramEnd"/>
+      <w:r>
+        <w:rPr>
+          <w:rFonts w:ascii="Arial" w:hAnsi="Arial" w:cs="Arial"/>
+        </w:rPr>
+        <w:t xml:space="preserve"> * (1-</w:t>
+      </w:r>
+      <w:proofErr w:type="gramStart"/>
+      <w:r>
+        <w:rPr>
+          <w:rFonts w:ascii="Arial" w:hAnsi="Arial" w:cs="Arial"/>
+        </w:rPr>
+        <w:t>pe.desconto</w:t>
+      </w:r>
+      <w:proofErr w:type="gramEnd"/>
+      <w:r>
+        <w:rPr>
+          <w:rFonts w:ascii="Arial" w:hAnsi="Arial" w:cs="Arial"/>
+        </w:rPr>
+        <w:t>))</w:t>
       </w:r>
       <w:r>
         <w:rPr>
@@ -5874,14 +6182,14 @@
         <w:rPr>
           <w:rFonts w:ascii="Arial" w:hAnsi="Arial" w:cs="Arial"/>
         </w:rPr>
-        <w:t xml:space="preserve"> vendedores </w:t>
-      </w:r>
-      <w:proofErr w:type="spellStart"/>
-      <w:r>
-        <w:rPr>
-          <w:rFonts w:ascii="Arial" w:hAnsi="Arial" w:cs="Arial"/>
-        </w:rPr>
-        <w:t>ve</w:t>
+        <w:t xml:space="preserve"> pedidos </w:t>
+      </w:r>
+      <w:proofErr w:type="spellStart"/>
+      <w:r>
+        <w:rPr>
+          <w:rFonts w:ascii="Arial" w:hAnsi="Arial" w:cs="Arial"/>
+        </w:rPr>
+        <w:t>pe</w:t>
       </w:r>
       <w:proofErr w:type="spellEnd"/>
       <w:r>
@@ -5890,24 +6198,114 @@
         </w:rPr>
         <w:t xml:space="preserve"> </w:t>
       </w:r>
-      <w:r>
-        <w:rPr>
-          <w:rFonts w:ascii="Arial" w:hAnsi="Arial" w:cs="Arial"/>
-        </w:rPr>
-        <w:t>INNER JOIN</w:t>
-      </w:r>
-      <w:r>
-        <w:rPr>
-          <w:rFonts w:ascii="Arial" w:hAnsi="Arial" w:cs="Arial"/>
-        </w:rPr>
-        <w:t xml:space="preserve"> pedidos </w:t>
-      </w:r>
-      <w:proofErr w:type="spellStart"/>
-      <w:r>
-        <w:rPr>
-          <w:rFonts w:ascii="Arial" w:hAnsi="Arial" w:cs="Arial"/>
-        </w:rPr>
-        <w:t>pe</w:t>
+      <w:proofErr w:type="spellStart"/>
+      <w:r>
+        <w:rPr>
+          <w:rFonts w:ascii="Arial" w:hAnsi="Arial" w:cs="Arial"/>
+        </w:rPr>
+        <w:t>in</w:t>
+      </w:r>
+      <w:r>
+        <w:rPr>
+          <w:rFonts w:ascii="Arial" w:hAnsi="Arial" w:cs="Arial"/>
+        </w:rPr>
+        <w:t>ner</w:t>
+      </w:r>
+      <w:proofErr w:type="spellEnd"/>
+      <w:r>
+        <w:rPr>
+          <w:rFonts w:ascii="Arial" w:hAnsi="Arial" w:cs="Arial"/>
+        </w:rPr>
+        <w:t xml:space="preserve"> JOIN</w:t>
+      </w:r>
+      <w:r>
+        <w:rPr>
+          <w:rFonts w:ascii="Arial" w:hAnsi="Arial" w:cs="Arial"/>
+        </w:rPr>
+        <w:t xml:space="preserve"> clientes c </w:t>
+      </w:r>
+      <w:r>
+        <w:rPr>
+          <w:rFonts w:ascii="Arial" w:hAnsi="Arial" w:cs="Arial"/>
+        </w:rPr>
+        <w:t>ON</w:t>
+      </w:r>
+      <w:r>
+        <w:rPr>
+          <w:rFonts w:ascii="Arial" w:hAnsi="Arial" w:cs="Arial"/>
+        </w:rPr>
+        <w:t xml:space="preserve"> c.id = </w:t>
+      </w:r>
+      <w:proofErr w:type="spellStart"/>
+      <w:proofErr w:type="gramStart"/>
+      <w:r>
+        <w:rPr>
+          <w:rFonts w:ascii="Arial" w:hAnsi="Arial" w:cs="Arial"/>
+        </w:rPr>
+        <w:t>pe.idcliente</w:t>
+      </w:r>
+      <w:proofErr w:type="spellEnd"/>
+      <w:proofErr w:type="gramEnd"/>
+      <w:r>
+        <w:rPr>
+          <w:rFonts w:ascii="Arial" w:hAnsi="Arial" w:cs="Arial"/>
+        </w:rPr>
+        <w:t xml:space="preserve"> INNER JOIN</w:t>
+      </w:r>
+      <w:r>
+        <w:rPr>
+          <w:rFonts w:ascii="Arial" w:hAnsi="Arial" w:cs="Arial"/>
+        </w:rPr>
+        <w:t xml:space="preserve"> (SELECT </w:t>
+      </w:r>
+      <w:proofErr w:type="spellStart"/>
+      <w:proofErr w:type="gramStart"/>
+      <w:r>
+        <w:rPr>
+          <w:rFonts w:ascii="Arial" w:hAnsi="Arial" w:cs="Arial"/>
+        </w:rPr>
+        <w:t>idpedido,</w:t>
+      </w:r>
+      <w:r>
+        <w:rPr>
+          <w:rFonts w:ascii="Arial" w:hAnsi="Arial" w:cs="Arial"/>
+        </w:rPr>
+        <w:t>SUM</w:t>
+      </w:r>
+      <w:proofErr w:type="spellEnd"/>
+      <w:proofErr w:type="gramEnd"/>
+      <w:r>
+        <w:rPr>
+          <w:rFonts w:ascii="Arial" w:hAnsi="Arial" w:cs="Arial"/>
+        </w:rPr>
+        <w:t>(</w:t>
+      </w:r>
+      <w:r>
+        <w:rPr>
+          <w:rFonts w:ascii="Arial" w:hAnsi="Arial" w:cs="Arial"/>
+        </w:rPr>
+        <w:t>quantidade*</w:t>
+      </w:r>
+      <w:proofErr w:type="spellStart"/>
+      <w:r>
+        <w:rPr>
+          <w:rFonts w:ascii="Arial" w:hAnsi="Arial" w:cs="Arial"/>
+        </w:rPr>
+        <w:t>precounitario</w:t>
+      </w:r>
+      <w:proofErr w:type="spellEnd"/>
+      <w:r>
+        <w:rPr>
+          <w:rFonts w:ascii="Arial" w:hAnsi="Arial" w:cs="Arial"/>
+        </w:rPr>
+        <w:t xml:space="preserve">) as </w:t>
+      </w:r>
+      <w:proofErr w:type="spellStart"/>
+      <w:r>
+        <w:rPr>
+          <w:rFonts w:ascii="Arial" w:hAnsi="Arial" w:cs="Arial"/>
+        </w:rPr>
+        <w:t>valorbruto</w:t>
       </w:r>
       <w:proofErr w:type="spellEnd"/>
       <w:r>
@@ -5920,12 +6318,86 @@
         <w:rPr>
           <w:rFonts w:ascii="Arial" w:hAnsi="Arial" w:cs="Arial"/>
         </w:rPr>
+        <w:t>FROM</w:t>
+      </w:r>
+      <w:r>
+        <w:rPr>
+          <w:rFonts w:ascii="Arial" w:hAnsi="Arial" w:cs="Arial"/>
+        </w:rPr>
+        <w:t xml:space="preserve"> itens</w:t>
+      </w:r>
+      <w:r>
+        <w:rPr>
+          <w:rFonts w:ascii="Arial" w:hAnsi="Arial" w:cs="Arial"/>
+        </w:rPr>
+        <w:t xml:space="preserve"> GROUP BY</w:t>
+      </w:r>
+      <w:r>
+        <w:rPr>
+          <w:rFonts w:ascii="Arial" w:hAnsi="Arial" w:cs="Arial"/>
+        </w:rPr>
+        <w:t xml:space="preserve"> </w:t>
+      </w:r>
+      <w:proofErr w:type="spellStart"/>
+      <w:r>
+        <w:rPr>
+          <w:rFonts w:ascii="Arial" w:hAnsi="Arial" w:cs="Arial"/>
+        </w:rPr>
+        <w:t>idpedido</w:t>
+      </w:r>
+      <w:proofErr w:type="spellEnd"/>
+      <w:r>
+        <w:rPr>
+          <w:rFonts w:ascii="Arial" w:hAnsi="Arial" w:cs="Arial"/>
+        </w:rPr>
+        <w:t xml:space="preserve">) </w:t>
+      </w:r>
+      <w:proofErr w:type="spellStart"/>
+      <w:r>
+        <w:rPr>
+          <w:rFonts w:ascii="Arial" w:hAnsi="Arial" w:cs="Arial"/>
+        </w:rPr>
+        <w:t>aux</w:t>
+      </w:r>
+      <w:proofErr w:type="spellEnd"/>
+      <w:r>
+        <w:rPr>
+          <w:rFonts w:ascii="Arial" w:hAnsi="Arial" w:cs="Arial"/>
+        </w:rPr>
+        <w:t xml:space="preserve"> </w:t>
+      </w:r>
+      <w:r>
+        <w:rPr>
+          <w:rFonts w:ascii="Arial" w:hAnsi="Arial" w:cs="Arial"/>
+        </w:rPr>
         <w:t>ON</w:t>
       </w:r>
       <w:r>
         <w:rPr>
           <w:rFonts w:ascii="Arial" w:hAnsi="Arial" w:cs="Arial"/>
         </w:rPr>
+        <w:t xml:space="preserve"> pe.id = </w:t>
+      </w:r>
+      <w:proofErr w:type="spellStart"/>
+      <w:proofErr w:type="gramStart"/>
+      <w:r>
+        <w:rPr>
+          <w:rFonts w:ascii="Arial" w:hAnsi="Arial" w:cs="Arial"/>
+        </w:rPr>
+        <w:t>aux.idpedido</w:t>
+      </w:r>
+      <w:proofErr w:type="spellEnd"/>
+      <w:proofErr w:type="gramEnd"/>
+      <w:r>
+        <w:rPr>
+          <w:rFonts w:ascii="Arial" w:hAnsi="Arial" w:cs="Arial"/>
+        </w:rPr>
+        <w:t xml:space="preserve"> GROUP BY</w:t>
+      </w:r>
+      <w:r>
+        <w:rPr>
+          <w:rFonts w:ascii="Arial" w:hAnsi="Arial" w:cs="Arial"/>
+        </w:rPr>
         <w:t xml:space="preserve"> </w:t>
       </w:r>
       <w:proofErr w:type="spellStart"/>
@@ -5934,275 +6406,16 @@
         <w:rPr>
           <w:rFonts w:ascii="Arial" w:hAnsi="Arial" w:cs="Arial"/>
         </w:rPr>
-        <w:t>pe.idvendedor</w:t>
-      </w:r>
-      <w:proofErr w:type="spellEnd"/>
-      <w:proofErr w:type="gramEnd"/>
-      <w:r>
-        <w:rPr>
-          <w:rFonts w:ascii="Arial" w:hAnsi="Arial" w:cs="Arial"/>
-        </w:rPr>
-        <w:t xml:space="preserve"> = ve.id</w:t>
-      </w:r>
-      <w:r>
-        <w:rPr>
-          <w:rFonts w:ascii="Arial" w:hAnsi="Arial" w:cs="Arial"/>
-        </w:rPr>
-        <w:t xml:space="preserve"> INNER JOIN</w:t>
-      </w:r>
-      <w:r>
-        <w:rPr>
-          <w:rFonts w:ascii="Arial" w:hAnsi="Arial" w:cs="Arial"/>
-        </w:rPr>
-        <w:t xml:space="preserve"> (</w:t>
-      </w:r>
-      <w:r>
-        <w:rPr>
-          <w:rFonts w:ascii="Arial" w:hAnsi="Arial" w:cs="Arial"/>
-        </w:rPr>
-        <w:t>SELECT</w:t>
-      </w:r>
-      <w:r>
-        <w:rPr>
-          <w:rFonts w:ascii="Arial" w:hAnsi="Arial" w:cs="Arial"/>
-        </w:rPr>
-        <w:t xml:space="preserve"> </w:t>
-      </w:r>
-      <w:proofErr w:type="spellStart"/>
-      <w:proofErr w:type="gramStart"/>
-      <w:r>
-        <w:rPr>
-          <w:rFonts w:ascii="Arial" w:hAnsi="Arial" w:cs="Arial"/>
-        </w:rPr>
-        <w:t>pe.id,</w:t>
-      </w:r>
-      <w:r>
-        <w:rPr>
-          <w:rFonts w:ascii="Arial" w:hAnsi="Arial" w:cs="Arial"/>
-        </w:rPr>
-        <w:t>SUM</w:t>
-      </w:r>
-      <w:proofErr w:type="spellEnd"/>
-      <w:proofErr w:type="gramEnd"/>
-      <w:r>
-        <w:rPr>
-          <w:rFonts w:ascii="Arial" w:hAnsi="Arial" w:cs="Arial"/>
-        </w:rPr>
-        <w:t>(</w:t>
-      </w:r>
-      <w:proofErr w:type="spellStart"/>
-      <w:proofErr w:type="gramStart"/>
-      <w:r>
-        <w:rPr>
-          <w:rFonts w:ascii="Arial" w:hAnsi="Arial" w:cs="Arial"/>
-        </w:rPr>
-        <w:t>it.precounitario</w:t>
-      </w:r>
-      <w:proofErr w:type="spellEnd"/>
-      <w:proofErr w:type="gramEnd"/>
-      <w:r>
-        <w:rPr>
-          <w:rFonts w:ascii="Arial" w:hAnsi="Arial" w:cs="Arial"/>
-        </w:rPr>
-        <w:t>*</w:t>
-      </w:r>
-      <w:proofErr w:type="spellStart"/>
-      <w:proofErr w:type="gramStart"/>
-      <w:r>
-        <w:rPr>
-          <w:rFonts w:ascii="Arial" w:hAnsi="Arial" w:cs="Arial"/>
-        </w:rPr>
-        <w:t>it.quantidade</w:t>
-      </w:r>
-      <w:proofErr w:type="spellEnd"/>
-      <w:proofErr w:type="gramEnd"/>
-      <w:r>
-        <w:rPr>
-          <w:rFonts w:ascii="Arial" w:hAnsi="Arial" w:cs="Arial"/>
-        </w:rPr>
-        <w:t xml:space="preserve"> * (1 - </w:t>
-      </w:r>
-      <w:proofErr w:type="spellStart"/>
-      <w:proofErr w:type="gramStart"/>
-      <w:r>
-        <w:rPr>
-          <w:rFonts w:ascii="Arial" w:hAnsi="Arial" w:cs="Arial"/>
-        </w:rPr>
-        <w:t>pe.desconto</w:t>
-      </w:r>
-      <w:proofErr w:type="spellEnd"/>
-      <w:proofErr w:type="gramEnd"/>
-      <w:r>
-        <w:rPr>
-          <w:rFonts w:ascii="Arial" w:hAnsi="Arial" w:cs="Arial"/>
-        </w:rPr>
-        <w:t xml:space="preserve">)) </w:t>
-      </w:r>
-      <w:r>
-        <w:rPr>
-          <w:rFonts w:ascii="Arial" w:hAnsi="Arial" w:cs="Arial"/>
-        </w:rPr>
-        <w:t>AS</w:t>
-      </w:r>
-      <w:r>
-        <w:rPr>
-          <w:rFonts w:ascii="Arial" w:hAnsi="Arial" w:cs="Arial"/>
-        </w:rPr>
-        <w:t xml:space="preserve"> </w:t>
-      </w:r>
-      <w:proofErr w:type="spellStart"/>
-      <w:r>
-        <w:rPr>
-          <w:rFonts w:ascii="Arial" w:hAnsi="Arial" w:cs="Arial"/>
-        </w:rPr>
-        <w:t>valorpedido</w:t>
-      </w:r>
-      <w:proofErr w:type="spellEnd"/>
-      <w:r>
-        <w:rPr>
-          <w:rFonts w:ascii="Arial" w:hAnsi="Arial" w:cs="Arial"/>
-        </w:rPr>
-        <w:t xml:space="preserve"> FROM</w:t>
-      </w:r>
-      <w:r>
-        <w:rPr>
-          <w:rFonts w:ascii="Arial" w:hAnsi="Arial" w:cs="Arial"/>
-        </w:rPr>
-        <w:t xml:space="preserve"> pedidos </w:t>
-      </w:r>
-      <w:proofErr w:type="spellStart"/>
-      <w:r>
-        <w:rPr>
-          <w:rFonts w:ascii="Arial" w:hAnsi="Arial" w:cs="Arial"/>
-        </w:rPr>
-        <w:t>pe</w:t>
-      </w:r>
-      <w:proofErr w:type="spellEnd"/>
-      <w:r>
-        <w:rPr>
-          <w:rFonts w:ascii="Arial" w:hAnsi="Arial" w:cs="Arial"/>
-        </w:rPr>
-        <w:t xml:space="preserve"> INNER JOIN</w:t>
-      </w:r>
-      <w:r>
-        <w:rPr>
-          <w:rFonts w:ascii="Arial" w:hAnsi="Arial" w:cs="Arial"/>
-        </w:rPr>
-        <w:t xml:space="preserve"> itens it </w:t>
-      </w:r>
-      <w:r>
-        <w:rPr>
-          <w:rFonts w:ascii="Arial" w:hAnsi="Arial" w:cs="Arial"/>
-        </w:rPr>
-        <w:t>ON</w:t>
-      </w:r>
-      <w:r>
-        <w:rPr>
-          <w:rFonts w:ascii="Arial" w:hAnsi="Arial" w:cs="Arial"/>
-        </w:rPr>
-        <w:t xml:space="preserve"> pe.id = </w:t>
-      </w:r>
-      <w:proofErr w:type="spellStart"/>
-      <w:proofErr w:type="gramStart"/>
-      <w:r>
-        <w:rPr>
-          <w:rFonts w:ascii="Arial" w:hAnsi="Arial" w:cs="Arial"/>
-        </w:rPr>
-        <w:t>it.idpedido</w:t>
-      </w:r>
-      <w:proofErr w:type="spellEnd"/>
-      <w:proofErr w:type="gramEnd"/>
-      <w:r>
-        <w:rPr>
-          <w:rFonts w:ascii="Arial" w:hAnsi="Arial" w:cs="Arial"/>
-        </w:rPr>
-        <w:t xml:space="preserve"> GROUP BY</w:t>
-      </w:r>
-      <w:r>
-        <w:rPr>
-          <w:rFonts w:ascii="Arial" w:hAnsi="Arial" w:cs="Arial"/>
-        </w:rPr>
-        <w:t xml:space="preserve"> pe.id) </w:t>
-      </w:r>
-      <w:proofErr w:type="spellStart"/>
-      <w:r>
-        <w:rPr>
-          <w:rFonts w:ascii="Arial" w:hAnsi="Arial" w:cs="Arial"/>
-        </w:rPr>
-        <w:t>aux</w:t>
-      </w:r>
-      <w:proofErr w:type="spellEnd"/>
-      <w:r>
-        <w:rPr>
-          <w:rFonts w:ascii="Arial" w:hAnsi="Arial" w:cs="Arial"/>
-        </w:rPr>
-        <w:t xml:space="preserve"> </w:t>
-      </w:r>
-      <w:r>
-        <w:rPr>
-          <w:rFonts w:ascii="Arial" w:hAnsi="Arial" w:cs="Arial"/>
-        </w:rPr>
-        <w:t>ON</w:t>
-      </w:r>
-      <w:r>
-        <w:rPr>
-          <w:rFonts w:ascii="Arial" w:hAnsi="Arial" w:cs="Arial"/>
-        </w:rPr>
-        <w:t xml:space="preserve"> aux.id = pe.id</w:t>
-      </w:r>
-      <w:r>
-        <w:rPr>
-          <w:rFonts w:ascii="Arial" w:hAnsi="Arial" w:cs="Arial"/>
-        </w:rPr>
-        <w:t xml:space="preserve"> GROUP BY</w:t>
-      </w:r>
-      <w:r>
-        <w:rPr>
-          <w:rFonts w:ascii="Arial" w:hAnsi="Arial" w:cs="Arial"/>
-        </w:rPr>
-        <w:t xml:space="preserve"> </w:t>
-      </w:r>
-      <w:proofErr w:type="spellStart"/>
-      <w:proofErr w:type="gramStart"/>
-      <w:r>
-        <w:rPr>
-          <w:rFonts w:ascii="Arial" w:hAnsi="Arial" w:cs="Arial"/>
-        </w:rPr>
-        <w:t>ve.nome</w:t>
-      </w:r>
-      <w:proofErr w:type="spellEnd"/>
-      <w:proofErr w:type="gramEnd"/>
-      <w:r>
-        <w:rPr>
-          <w:rFonts w:ascii="Arial" w:hAnsi="Arial" w:cs="Arial"/>
-        </w:rPr>
-        <w:t xml:space="preserve"> ORDER BY</w:t>
-      </w:r>
-      <w:r>
-        <w:rPr>
-          <w:rFonts w:ascii="Arial" w:hAnsi="Arial" w:cs="Arial"/>
-        </w:rPr>
-        <w:t xml:space="preserve"> 2 </w:t>
-      </w:r>
-      <w:r>
-        <w:rPr>
-          <w:rFonts w:ascii="Arial" w:hAnsi="Arial" w:cs="Arial"/>
-        </w:rPr>
-        <w:t>DESC LIMIT</w:t>
-      </w:r>
-      <w:r>
-        <w:rPr>
-          <w:rFonts w:ascii="Arial" w:hAnsi="Arial" w:cs="Arial"/>
-        </w:rPr>
-        <w:t xml:space="preserve"> 1</w:t>
-      </w:r>
+        <w:t>c.pais</w:t>
+      </w:r>
+      <w:proofErr w:type="spellEnd"/>
+      <w:proofErr w:type="gramEnd"/>
       <w:r>
         <w:rPr>
           <w:rFonts w:ascii="Arial" w:hAnsi="Arial" w:cs="Arial"/>
         </w:rPr>
         <w:t>;</w:t>
       </w:r>
-      <w:bookmarkEnd w:id="2"/>
     </w:p>
     <w:p>
       <w:pPr>
@@ -6216,29 +6429,13 @@
           <w:rFonts w:ascii="Arial" w:hAnsi="Arial" w:cs="Arial"/>
         </w:rPr>
       </w:pPr>
-      <w:bookmarkStart w:id="3" w:name="_Hlk200182765"/>
-      <w:r>
-        <w:rPr>
-          <w:rFonts w:ascii="Arial" w:hAnsi="Arial" w:cs="Arial"/>
-        </w:rPr>
-        <w:t xml:space="preserve">Liste todas as pessoas que </w:t>
-      </w:r>
-      <w:proofErr w:type="gramStart"/>
-      <w:r>
-        <w:rPr>
-          <w:rFonts w:ascii="Arial" w:hAnsi="Arial" w:cs="Arial"/>
-        </w:rPr>
-        <w:t>tem</w:t>
-      </w:r>
-      <w:proofErr w:type="gramEnd"/>
-      <w:r>
-        <w:rPr>
-          <w:rFonts w:ascii="Arial" w:hAnsi="Arial" w:cs="Arial"/>
-        </w:rPr>
-        <w:t xml:space="preserve"> algum relacionamento com a empresa e qual é esse relacionamento</w:t>
+      <w:r>
+        <w:rPr>
+          <w:rFonts w:ascii="Arial" w:hAnsi="Arial" w:cs="Arial"/>
+        </w:rPr>
+        <w:t>Considerando o valor final do pedido qual vendedor tem a maior média de venda?</w:t>
       </w:r>
     </w:p>
-    <w:bookmarkEnd w:id="3"/>
     <w:p>
       <w:pPr>
         <w:pStyle w:val="PargrafodaLista"/>
@@ -6260,44 +6457,78 @@
         </w:rPr>
         <w:t xml:space="preserve"> </w:t>
       </w:r>
-      <w:r>
-        <w:rPr>
-          <w:rFonts w:ascii="Arial" w:hAnsi="Arial" w:cs="Arial"/>
-        </w:rPr>
-        <w:t>nome</w:t>
-      </w:r>
-      <w:r>
-        <w:rPr>
-          <w:rFonts w:ascii="Arial" w:hAnsi="Arial" w:cs="Arial"/>
-        </w:rPr>
-        <w:t xml:space="preserve">, </w:t>
-      </w:r>
-      <w:r>
-        <w:rPr>
-          <w:rFonts w:ascii="Arial" w:hAnsi="Arial" w:cs="Arial"/>
-        </w:rPr>
-        <w:t xml:space="preserve">'Cliente' AS </w:t>
-      </w:r>
-      <w:proofErr w:type="spellStart"/>
-      <w:r>
-        <w:rPr>
-          <w:rFonts w:ascii="Arial" w:hAnsi="Arial" w:cs="Arial"/>
-        </w:rPr>
-        <w:t>Tipo_Contato</w:t>
-      </w:r>
-      <w:proofErr w:type="spellEnd"/>
+      <w:proofErr w:type="spellStart"/>
+      <w:proofErr w:type="gramStart"/>
+      <w:r>
+        <w:rPr>
+          <w:rFonts w:ascii="Arial" w:hAnsi="Arial" w:cs="Arial"/>
+        </w:rPr>
+        <w:t>ve.nome</w:t>
+      </w:r>
+      <w:proofErr w:type="gramEnd"/>
+      <w:r>
+        <w:rPr>
+          <w:rFonts w:ascii="Arial" w:hAnsi="Arial" w:cs="Arial"/>
+        </w:rPr>
+        <w:t>,</w:t>
+      </w:r>
+      <w:proofErr w:type="gramStart"/>
+      <w:r>
+        <w:rPr>
+          <w:rFonts w:ascii="Arial" w:hAnsi="Arial" w:cs="Arial"/>
+        </w:rPr>
+        <w:t>AVG</w:t>
+      </w:r>
+      <w:proofErr w:type="spellEnd"/>
+      <w:r>
+        <w:rPr>
+          <w:rFonts w:ascii="Arial" w:hAnsi="Arial" w:cs="Arial"/>
+        </w:rPr>
+        <w:t>(</w:t>
+      </w:r>
+      <w:proofErr w:type="spellStart"/>
+      <w:proofErr w:type="gramEnd"/>
+      <w:r>
+        <w:rPr>
+          <w:rFonts w:ascii="Arial" w:hAnsi="Arial" w:cs="Arial"/>
+        </w:rPr>
+        <w:t>valorpedido</w:t>
+      </w:r>
+      <w:proofErr w:type="spellEnd"/>
+      <w:r>
+        <w:rPr>
+          <w:rFonts w:ascii="Arial" w:hAnsi="Arial" w:cs="Arial"/>
+        </w:rPr>
+        <w:t>)</w:t>
+      </w:r>
       <w:r>
         <w:rPr>
           <w:rFonts w:ascii="Arial" w:hAnsi="Arial" w:cs="Arial"/>
         </w:rPr>
         <w:t xml:space="preserve"> </w:t>
       </w:r>
-      <w:r>
-        <w:rPr>
-          <w:rFonts w:ascii="Arial" w:hAnsi="Arial" w:cs="Arial"/>
-        </w:rPr>
-        <w:t>FROM clientes</w:t>
-      </w:r>
+      <w:proofErr w:type="spellStart"/>
+      <w:r>
+        <w:rPr>
+          <w:rFonts w:ascii="Arial" w:hAnsi="Arial" w:cs="Arial"/>
+        </w:rPr>
+        <w:t>from</w:t>
+      </w:r>
+      <w:proofErr w:type="spellEnd"/>
+      <w:r>
+        <w:rPr>
+          <w:rFonts w:ascii="Arial" w:hAnsi="Arial" w:cs="Arial"/>
+        </w:rPr>
+        <w:t xml:space="preserve"> vendedores </w:t>
+      </w:r>
+      <w:proofErr w:type="spellStart"/>
+      <w:r>
+        <w:rPr>
+          <w:rFonts w:ascii="Arial" w:hAnsi="Arial" w:cs="Arial"/>
+        </w:rPr>
+        <w:t>ve</w:t>
+      </w:r>
+      <w:proofErr w:type="spellEnd"/>
       <w:r>
         <w:rPr>
           <w:rFonts w:ascii="Arial" w:hAnsi="Arial" w:cs="Arial"/>
@@ -6308,8 +6539,22 @@
         <w:rPr>
           <w:rFonts w:ascii="Arial" w:hAnsi="Arial" w:cs="Arial"/>
         </w:rPr>
-        <w:t>UNION ALL</w:t>
-      </w:r>
+        <w:t>INNER JOIN</w:t>
+      </w:r>
+      <w:r>
+        <w:rPr>
+          <w:rFonts w:ascii="Arial" w:hAnsi="Arial" w:cs="Arial"/>
+        </w:rPr>
+        <w:t xml:space="preserve"> pedidos </w:t>
+      </w:r>
+      <w:proofErr w:type="spellStart"/>
+      <w:r>
+        <w:rPr>
+          <w:rFonts w:ascii="Arial" w:hAnsi="Arial" w:cs="Arial"/>
+        </w:rPr>
+        <w:t>pe</w:t>
+      </w:r>
+      <w:proofErr w:type="spellEnd"/>
       <w:r>
         <w:rPr>
           <w:rFonts w:ascii="Arial" w:hAnsi="Arial" w:cs="Arial"/>
@@ -6320,6 +6565,46 @@
         <w:rPr>
           <w:rFonts w:ascii="Arial" w:hAnsi="Arial" w:cs="Arial"/>
         </w:rPr>
+        <w:t>ON</w:t>
+      </w:r>
+      <w:r>
+        <w:rPr>
+          <w:rFonts w:ascii="Arial" w:hAnsi="Arial" w:cs="Arial"/>
+        </w:rPr>
+        <w:t xml:space="preserve"> </w:t>
+      </w:r>
+      <w:proofErr w:type="spellStart"/>
+      <w:proofErr w:type="gramStart"/>
+      <w:r>
+        <w:rPr>
+          <w:rFonts w:ascii="Arial" w:hAnsi="Arial" w:cs="Arial"/>
+        </w:rPr>
+        <w:t>pe.idvendedor</w:t>
+      </w:r>
+      <w:proofErr w:type="spellEnd"/>
+      <w:proofErr w:type="gramEnd"/>
+      <w:r>
+        <w:rPr>
+          <w:rFonts w:ascii="Arial" w:hAnsi="Arial" w:cs="Arial"/>
+        </w:rPr>
+        <w:t xml:space="preserve"> = ve.id</w:t>
+      </w:r>
+      <w:r>
+        <w:rPr>
+          <w:rFonts w:ascii="Arial" w:hAnsi="Arial" w:cs="Arial"/>
+        </w:rPr>
+        <w:t xml:space="preserve"> INNER JOIN</w:t>
+      </w:r>
+      <w:r>
+        <w:rPr>
+          <w:rFonts w:ascii="Arial" w:hAnsi="Arial" w:cs="Arial"/>
+        </w:rPr>
+        <w:t xml:space="preserve"> (</w:t>
+      </w:r>
+      <w:r>
+        <w:rPr>
+          <w:rFonts w:ascii="Arial" w:hAnsi="Arial" w:cs="Arial"/>
+        </w:rPr>
         <w:t>SELECT</w:t>
       </w:r>
       <w:r>
@@ -6328,23 +6613,81 @@
         </w:rPr>
         <w:t xml:space="preserve"> </w:t>
       </w:r>
-      <w:r>
-        <w:rPr>
-          <w:rFonts w:ascii="Arial" w:hAnsi="Arial" w:cs="Arial"/>
-        </w:rPr>
-        <w:t>nom</w:t>
-      </w:r>
-      <w:r>
-        <w:rPr>
-          <w:rFonts w:ascii="Arial" w:hAnsi="Arial" w:cs="Arial"/>
-        </w:rPr>
-        <w:t>e</w:t>
-      </w:r>
-      <w:r>
-        <w:rPr>
-          <w:rFonts w:ascii="Arial" w:hAnsi="Arial" w:cs="Arial"/>
-        </w:rPr>
-        <w:t>,</w:t>
+      <w:proofErr w:type="spellStart"/>
+      <w:proofErr w:type="gramStart"/>
+      <w:r>
+        <w:rPr>
+          <w:rFonts w:ascii="Arial" w:hAnsi="Arial" w:cs="Arial"/>
+        </w:rPr>
+        <w:t>pe.id,</w:t>
+      </w:r>
+      <w:r>
+        <w:rPr>
+          <w:rFonts w:ascii="Arial" w:hAnsi="Arial" w:cs="Arial"/>
+        </w:rPr>
+        <w:t>SUM</w:t>
+      </w:r>
+      <w:proofErr w:type="spellEnd"/>
+      <w:proofErr w:type="gramEnd"/>
+      <w:r>
+        <w:rPr>
+          <w:rFonts w:ascii="Arial" w:hAnsi="Arial" w:cs="Arial"/>
+        </w:rPr>
+        <w:t>(</w:t>
+      </w:r>
+      <w:proofErr w:type="spellStart"/>
+      <w:proofErr w:type="gramStart"/>
+      <w:r>
+        <w:rPr>
+          <w:rFonts w:ascii="Arial" w:hAnsi="Arial" w:cs="Arial"/>
+        </w:rPr>
+        <w:t>it.precounitario</w:t>
+      </w:r>
+      <w:proofErr w:type="spellEnd"/>
+      <w:proofErr w:type="gramEnd"/>
+      <w:r>
+        <w:rPr>
+          <w:rFonts w:ascii="Arial" w:hAnsi="Arial" w:cs="Arial"/>
+        </w:rPr>
+        <w:t>*</w:t>
+      </w:r>
+      <w:proofErr w:type="spellStart"/>
+      <w:proofErr w:type="gramStart"/>
+      <w:r>
+        <w:rPr>
+          <w:rFonts w:ascii="Arial" w:hAnsi="Arial" w:cs="Arial"/>
+        </w:rPr>
+        <w:t>it.quantidade</w:t>
+      </w:r>
+      <w:proofErr w:type="spellEnd"/>
+      <w:proofErr w:type="gramEnd"/>
+      <w:r>
+        <w:rPr>
+          <w:rFonts w:ascii="Arial" w:hAnsi="Arial" w:cs="Arial"/>
+        </w:rPr>
+        <w:t xml:space="preserve"> * (1 - </w:t>
+      </w:r>
+      <w:proofErr w:type="spellStart"/>
+      <w:proofErr w:type="gramStart"/>
+      <w:r>
+        <w:rPr>
+          <w:rFonts w:ascii="Arial" w:hAnsi="Arial" w:cs="Arial"/>
+        </w:rPr>
+        <w:t>pe.desconto</w:t>
+      </w:r>
+      <w:proofErr w:type="spellEnd"/>
+      <w:proofErr w:type="gramEnd"/>
+      <w:r>
+        <w:rPr>
+          <w:rFonts w:ascii="Arial" w:hAnsi="Arial" w:cs="Arial"/>
+        </w:rPr>
+        <w:t xml:space="preserve">)) </w:t>
+      </w:r>
+      <w:r>
+        <w:rPr>
+          <w:rFonts w:ascii="Arial" w:hAnsi="Arial" w:cs="Arial"/>
+        </w:rPr>
+        <w:t>AS</w:t>
       </w:r>
       <w:r>
         <w:rPr>
@@ -6352,18 +6695,86 @@
         </w:rPr>
         <w:t xml:space="preserve"> </w:t>
       </w:r>
-      <w:r>
-        <w:rPr>
-          <w:rFonts w:ascii="Arial" w:hAnsi="Arial" w:cs="Arial"/>
-        </w:rPr>
-        <w:t xml:space="preserve">'Vendedor' AS </w:t>
-      </w:r>
-      <w:proofErr w:type="spellStart"/>
-      <w:r>
-        <w:rPr>
-          <w:rFonts w:ascii="Arial" w:hAnsi="Arial" w:cs="Arial"/>
-        </w:rPr>
-        <w:t>Tipo_Contato</w:t>
+      <w:proofErr w:type="spellStart"/>
+      <w:r>
+        <w:rPr>
+          <w:rFonts w:ascii="Arial" w:hAnsi="Arial" w:cs="Arial"/>
+        </w:rPr>
+        <w:t>valorpedido</w:t>
+      </w:r>
+      <w:proofErr w:type="spellEnd"/>
+      <w:r>
+        <w:rPr>
+          <w:rFonts w:ascii="Arial" w:hAnsi="Arial" w:cs="Arial"/>
+        </w:rPr>
+        <w:t xml:space="preserve"> FROM</w:t>
+      </w:r>
+      <w:r>
+        <w:rPr>
+          <w:rFonts w:ascii="Arial" w:hAnsi="Arial" w:cs="Arial"/>
+        </w:rPr>
+        <w:t xml:space="preserve"> pedidos </w:t>
+      </w:r>
+      <w:proofErr w:type="spellStart"/>
+      <w:r>
+        <w:rPr>
+          <w:rFonts w:ascii="Arial" w:hAnsi="Arial" w:cs="Arial"/>
+        </w:rPr>
+        <w:t>pe</w:t>
+      </w:r>
+      <w:proofErr w:type="spellEnd"/>
+      <w:r>
+        <w:rPr>
+          <w:rFonts w:ascii="Arial" w:hAnsi="Arial" w:cs="Arial"/>
+        </w:rPr>
+        <w:t xml:space="preserve"> INNER JOIN</w:t>
+      </w:r>
+      <w:r>
+        <w:rPr>
+          <w:rFonts w:ascii="Arial" w:hAnsi="Arial" w:cs="Arial"/>
+        </w:rPr>
+        <w:t xml:space="preserve"> itens it </w:t>
+      </w:r>
+      <w:r>
+        <w:rPr>
+          <w:rFonts w:ascii="Arial" w:hAnsi="Arial" w:cs="Arial"/>
+        </w:rPr>
+        <w:t>ON</w:t>
+      </w:r>
+      <w:r>
+        <w:rPr>
+          <w:rFonts w:ascii="Arial" w:hAnsi="Arial" w:cs="Arial"/>
+        </w:rPr>
+        <w:t xml:space="preserve"> pe.id = </w:t>
+      </w:r>
+      <w:proofErr w:type="spellStart"/>
+      <w:proofErr w:type="gramStart"/>
+      <w:r>
+        <w:rPr>
+          <w:rFonts w:ascii="Arial" w:hAnsi="Arial" w:cs="Arial"/>
+        </w:rPr>
+        <w:t>it.idpedido</w:t>
+      </w:r>
+      <w:proofErr w:type="spellEnd"/>
+      <w:proofErr w:type="gramEnd"/>
+      <w:r>
+        <w:rPr>
+          <w:rFonts w:ascii="Arial" w:hAnsi="Arial" w:cs="Arial"/>
+        </w:rPr>
+        <w:t xml:space="preserve"> GROUP BY</w:t>
+      </w:r>
+      <w:r>
+        <w:rPr>
+          <w:rFonts w:ascii="Arial" w:hAnsi="Arial" w:cs="Arial"/>
+        </w:rPr>
+        <w:t xml:space="preserve"> pe.id) </w:t>
+      </w:r>
+      <w:proofErr w:type="spellStart"/>
+      <w:r>
+        <w:rPr>
+          <w:rFonts w:ascii="Arial" w:hAnsi="Arial" w:cs="Arial"/>
+        </w:rPr>
+        <w:t>aux</w:t>
       </w:r>
       <w:proofErr w:type="spellEnd"/>
       <w:r>
@@ -6376,7 +6787,19 @@
         <w:rPr>
           <w:rFonts w:ascii="Arial" w:hAnsi="Arial" w:cs="Arial"/>
         </w:rPr>
-        <w:t>FROM vendedores</w:t>
+        <w:t>ON</w:t>
+      </w:r>
+      <w:r>
+        <w:rPr>
+          <w:rFonts w:ascii="Arial" w:hAnsi="Arial" w:cs="Arial"/>
+        </w:rPr>
+        <w:t xml:space="preserve"> aux.id = pe.id</w:t>
+      </w:r>
+      <w:r>
+        <w:rPr>
+          <w:rFonts w:ascii="Arial" w:hAnsi="Arial" w:cs="Arial"/>
+        </w:rPr>
+        <w:t xml:space="preserve"> GROUP BY</w:t>
       </w:r>
       <w:r>
         <w:rPr>
@@ -6384,217 +6807,39 @@
         </w:rPr>
         <w:t xml:space="preserve"> </w:t>
       </w:r>
-      <w:r>
-        <w:rPr>
-          <w:rFonts w:ascii="Arial" w:hAnsi="Arial" w:cs="Arial"/>
-        </w:rPr>
-        <w:t>UNION ALL</w:t>
-      </w:r>
-      <w:r>
-        <w:rPr>
-          <w:rFonts w:ascii="Arial" w:hAnsi="Arial" w:cs="Arial"/>
-        </w:rPr>
-        <w:t xml:space="preserve"> </w:t>
-      </w:r>
-      <w:r>
-        <w:rPr>
-          <w:rFonts w:ascii="Arial" w:hAnsi="Arial" w:cs="Arial"/>
-        </w:rPr>
-        <w:t>SELECT</w:t>
-      </w:r>
-      <w:r>
-        <w:rPr>
-          <w:rFonts w:ascii="Arial" w:hAnsi="Arial" w:cs="Arial"/>
-        </w:rPr>
-        <w:t xml:space="preserve"> </w:t>
-      </w:r>
-      <w:r>
-        <w:rPr>
-          <w:rFonts w:ascii="Arial" w:hAnsi="Arial" w:cs="Arial"/>
-        </w:rPr>
-        <w:t>contato</w:t>
-      </w:r>
-      <w:r>
-        <w:rPr>
-          <w:rFonts w:ascii="Arial" w:hAnsi="Arial" w:cs="Arial"/>
-        </w:rPr>
-        <w:t>,</w:t>
-      </w:r>
-      <w:r>
-        <w:rPr>
-          <w:rFonts w:ascii="Arial" w:hAnsi="Arial" w:cs="Arial"/>
-        </w:rPr>
-        <w:t xml:space="preserve"> </w:t>
-      </w:r>
-      <w:r>
-        <w:rPr>
-          <w:rFonts w:ascii="Arial" w:hAnsi="Arial" w:cs="Arial"/>
-        </w:rPr>
-        <w:t>'</w:t>
-      </w:r>
-      <w:r>
-        <w:rPr>
-          <w:rFonts w:ascii="Arial" w:hAnsi="Arial" w:cs="Arial"/>
-        </w:rPr>
-        <w:t xml:space="preserve">Contato no </w:t>
-      </w:r>
-      <w:r>
-        <w:rPr>
-          <w:rFonts w:ascii="Arial" w:hAnsi="Arial" w:cs="Arial"/>
-        </w:rPr>
-        <w:t xml:space="preserve">Fornecedor' AS </w:t>
-      </w:r>
-      <w:proofErr w:type="spellStart"/>
-      <w:r>
-        <w:rPr>
-          <w:rFonts w:ascii="Arial" w:hAnsi="Arial" w:cs="Arial"/>
-        </w:rPr>
-        <w:t>Tipo_Contato</w:t>
-      </w:r>
-      <w:proofErr w:type="spellEnd"/>
-      <w:r>
-        <w:rPr>
-          <w:rFonts w:ascii="Arial" w:hAnsi="Arial" w:cs="Arial"/>
-        </w:rPr>
-        <w:t xml:space="preserve"> </w:t>
-      </w:r>
-      <w:r>
-        <w:rPr>
-          <w:rFonts w:ascii="Arial" w:hAnsi="Arial" w:cs="Arial"/>
-        </w:rPr>
-        <w:t>FROM fornecedores</w:t>
-      </w:r>
-      <w:r>
-        <w:rPr>
-          <w:rFonts w:ascii="Arial" w:hAnsi="Arial" w:cs="Arial"/>
-        </w:rPr>
-        <w:t xml:space="preserve"> </w:t>
-      </w:r>
-      <w:r>
-        <w:rPr>
-          <w:rFonts w:ascii="Arial" w:hAnsi="Arial" w:cs="Arial"/>
-        </w:rPr>
-        <w:t xml:space="preserve">WHERE contato IS NOT NULL AND </w:t>
-      </w:r>
-      <w:proofErr w:type="gramStart"/>
-      <w:r>
-        <w:rPr>
-          <w:rFonts w:ascii="Arial" w:hAnsi="Arial" w:cs="Arial"/>
-        </w:rPr>
-        <w:t>contato !</w:t>
-      </w:r>
-      <w:proofErr w:type="gramEnd"/>
-      <w:r>
-        <w:rPr>
-          <w:rFonts w:ascii="Arial" w:hAnsi="Arial" w:cs="Arial"/>
-        </w:rPr>
-        <w:t xml:space="preserve">= </w:t>
-      </w:r>
-      <w:r>
-        <w:rPr>
-          <w:rFonts w:ascii="Arial" w:hAnsi="Arial" w:cs="Arial"/>
-        </w:rPr>
-        <w:t>''</w:t>
-      </w:r>
-      <w:r>
-        <w:rPr>
-          <w:rFonts w:ascii="Arial" w:hAnsi="Arial" w:cs="Arial"/>
-        </w:rPr>
-        <w:t xml:space="preserve"> </w:t>
-      </w:r>
-      <w:r>
-        <w:rPr>
-          <w:rFonts w:ascii="Arial" w:hAnsi="Arial" w:cs="Arial"/>
-        </w:rPr>
-        <w:t>UNION ALL</w:t>
-      </w:r>
-      <w:r>
-        <w:rPr>
-          <w:rFonts w:ascii="Arial" w:hAnsi="Arial" w:cs="Arial"/>
-        </w:rPr>
-        <w:t xml:space="preserve"> </w:t>
-      </w:r>
-      <w:r>
-        <w:rPr>
-          <w:rFonts w:ascii="Arial" w:hAnsi="Arial" w:cs="Arial"/>
-        </w:rPr>
-        <w:t>SELECT</w:t>
-      </w:r>
-      <w:r>
-        <w:rPr>
-          <w:rFonts w:ascii="Arial" w:hAnsi="Arial" w:cs="Arial"/>
-        </w:rPr>
-        <w:t xml:space="preserve"> </w:t>
-      </w:r>
-      <w:r>
-        <w:rPr>
-          <w:rFonts w:ascii="Arial" w:hAnsi="Arial" w:cs="Arial"/>
-        </w:rPr>
-        <w:t>contato '</w:t>
-      </w:r>
-      <w:r>
-        <w:rPr>
-          <w:rFonts w:ascii="Arial" w:hAnsi="Arial" w:cs="Arial"/>
-        </w:rPr>
-        <w:t xml:space="preserve">Contato na </w:t>
-      </w:r>
-      <w:r>
-        <w:rPr>
-          <w:rFonts w:ascii="Arial" w:hAnsi="Arial" w:cs="Arial"/>
-        </w:rPr>
-        <w:t xml:space="preserve">Transportadora' AS </w:t>
-      </w:r>
-      <w:proofErr w:type="spellStart"/>
-      <w:r>
-        <w:rPr>
-          <w:rFonts w:ascii="Arial" w:hAnsi="Arial" w:cs="Arial"/>
-        </w:rPr>
-        <w:t>Tipo_Contato</w:t>
-      </w:r>
-      <w:proofErr w:type="spellEnd"/>
-      <w:r>
-        <w:rPr>
-          <w:rFonts w:ascii="Arial" w:hAnsi="Arial" w:cs="Arial"/>
-        </w:rPr>
-        <w:t xml:space="preserve"> </w:t>
-      </w:r>
-      <w:r>
-        <w:rPr>
-          <w:rFonts w:ascii="Arial" w:hAnsi="Arial" w:cs="Arial"/>
-        </w:rPr>
-        <w:t>FROM transportadoras</w:t>
-      </w:r>
-      <w:r>
-        <w:rPr>
-          <w:rFonts w:ascii="Arial" w:hAnsi="Arial" w:cs="Arial"/>
-        </w:rPr>
-        <w:t xml:space="preserve"> </w:t>
-      </w:r>
-      <w:r>
-        <w:rPr>
-          <w:rFonts w:ascii="Arial" w:hAnsi="Arial" w:cs="Arial"/>
-        </w:rPr>
-        <w:t xml:space="preserve">WHERE contato IS NOT NULL AND </w:t>
-      </w:r>
-      <w:proofErr w:type="gramStart"/>
-      <w:r>
-        <w:rPr>
-          <w:rFonts w:ascii="Arial" w:hAnsi="Arial" w:cs="Arial"/>
-        </w:rPr>
-        <w:t>contato !</w:t>
-      </w:r>
-      <w:proofErr w:type="gramEnd"/>
-      <w:r>
-        <w:rPr>
-          <w:rFonts w:ascii="Arial" w:hAnsi="Arial" w:cs="Arial"/>
-        </w:rPr>
-        <w:t xml:space="preserve">= </w:t>
-      </w:r>
-      <w:r>
-        <w:rPr>
-          <w:rFonts w:ascii="Arial" w:hAnsi="Arial" w:cs="Arial"/>
-        </w:rPr>
-        <w:t>''</w:t>
+      <w:proofErr w:type="spellStart"/>
+      <w:proofErr w:type="gramStart"/>
+      <w:r>
+        <w:rPr>
+          <w:rFonts w:ascii="Arial" w:hAnsi="Arial" w:cs="Arial"/>
+        </w:rPr>
+        <w:t>ve.nome</w:t>
+      </w:r>
+      <w:proofErr w:type="spellEnd"/>
+      <w:proofErr w:type="gramEnd"/>
+      <w:r>
+        <w:rPr>
+          <w:rFonts w:ascii="Arial" w:hAnsi="Arial" w:cs="Arial"/>
+        </w:rPr>
+        <w:t xml:space="preserve"> ORDER BY</w:t>
+      </w:r>
+      <w:r>
+        <w:rPr>
+          <w:rFonts w:ascii="Arial" w:hAnsi="Arial" w:cs="Arial"/>
+        </w:rPr>
+        <w:t xml:space="preserve"> 2 </w:t>
+      </w:r>
+      <w:r>
+        <w:rPr>
+          <w:rFonts w:ascii="Arial" w:hAnsi="Arial" w:cs="Arial"/>
+        </w:rPr>
+        <w:t>DESC LIMIT</w:t>
+      </w:r>
+      <w:r>
+        <w:rPr>
+          <w:rFonts w:ascii="Arial" w:hAnsi="Arial" w:cs="Arial"/>
+        </w:rPr>
+        <w:t xml:space="preserve"> 1</w:t>
       </w:r>
       <w:r>
         <w:rPr>
@@ -6602,6 +6847,7 @@
         </w:rPr>
         <w:t>;</w:t>
       </w:r>
+      <w:bookmarkEnd w:id="2"/>
     </w:p>
     <w:p>
       <w:pPr>
@@ -6615,13 +6861,29 @@
           <w:rFonts w:ascii="Arial" w:hAnsi="Arial" w:cs="Arial"/>
         </w:rPr>
       </w:pPr>
-      <w:r>
-        <w:rPr>
-          <w:rFonts w:ascii="Arial" w:hAnsi="Arial" w:cs="Arial"/>
-        </w:rPr>
-        <w:t>Liste o produto e a evolução de seu preço ao longo do tempo</w:t>
+      <w:bookmarkStart w:id="3" w:name="_Hlk200182765"/>
+      <w:r>
+        <w:rPr>
+          <w:rFonts w:ascii="Arial" w:hAnsi="Arial" w:cs="Arial"/>
+        </w:rPr>
+        <w:t xml:space="preserve">Liste todas as pessoas que </w:t>
+      </w:r>
+      <w:proofErr w:type="gramStart"/>
+      <w:r>
+        <w:rPr>
+          <w:rFonts w:ascii="Arial" w:hAnsi="Arial" w:cs="Arial"/>
+        </w:rPr>
+        <w:t>tem</w:t>
+      </w:r>
+      <w:proofErr w:type="gramEnd"/>
+      <w:r>
+        <w:rPr>
+          <w:rFonts w:ascii="Arial" w:hAnsi="Arial" w:cs="Arial"/>
+        </w:rPr>
+        <w:t xml:space="preserve"> algum relacionamento com a empresa e qual é esse relacionamento</w:t>
       </w:r>
     </w:p>
+    <w:bookmarkEnd w:id="3"/>
     <w:p>
       <w:pPr>
         <w:pStyle w:val="PargrafodaLista"/>
@@ -6643,16 +6905,86 @@
         </w:rPr>
         <w:t xml:space="preserve"> </w:t>
       </w:r>
-      <w:proofErr w:type="spellStart"/>
-      <w:proofErr w:type="gramStart"/>
-      <w:r>
-        <w:rPr>
-          <w:rFonts w:ascii="Arial" w:hAnsi="Arial" w:cs="Arial"/>
-        </w:rPr>
-        <w:t>pr.produto</w:t>
-      </w:r>
-      <w:proofErr w:type="spellEnd"/>
-      <w:proofErr w:type="gramEnd"/>
+      <w:r>
+        <w:rPr>
+          <w:rFonts w:ascii="Arial" w:hAnsi="Arial" w:cs="Arial"/>
+        </w:rPr>
+        <w:t>nome</w:t>
+      </w:r>
+      <w:r>
+        <w:rPr>
+          <w:rFonts w:ascii="Arial" w:hAnsi="Arial" w:cs="Arial"/>
+        </w:rPr>
+        <w:t xml:space="preserve">, </w:t>
+      </w:r>
+      <w:r>
+        <w:rPr>
+          <w:rFonts w:ascii="Arial" w:hAnsi="Arial" w:cs="Arial"/>
+        </w:rPr>
+        <w:t xml:space="preserve">'Cliente' AS </w:t>
+      </w:r>
+      <w:proofErr w:type="spellStart"/>
+      <w:r>
+        <w:rPr>
+          <w:rFonts w:ascii="Arial" w:hAnsi="Arial" w:cs="Arial"/>
+        </w:rPr>
+        <w:t>Tipo_Contato</w:t>
+      </w:r>
+      <w:proofErr w:type="spellEnd"/>
+      <w:r>
+        <w:rPr>
+          <w:rFonts w:ascii="Arial" w:hAnsi="Arial" w:cs="Arial"/>
+        </w:rPr>
+        <w:t xml:space="preserve"> </w:t>
+      </w:r>
+      <w:r>
+        <w:rPr>
+          <w:rFonts w:ascii="Arial" w:hAnsi="Arial" w:cs="Arial"/>
+        </w:rPr>
+        <w:t>FROM clientes</w:t>
+      </w:r>
+      <w:r>
+        <w:rPr>
+          <w:rFonts w:ascii="Arial" w:hAnsi="Arial" w:cs="Arial"/>
+        </w:rPr>
+        <w:t xml:space="preserve"> </w:t>
+      </w:r>
+      <w:r>
+        <w:rPr>
+          <w:rFonts w:ascii="Arial" w:hAnsi="Arial" w:cs="Arial"/>
+        </w:rPr>
+        <w:t>UNION ALL</w:t>
+      </w:r>
+      <w:r>
+        <w:rPr>
+          <w:rFonts w:ascii="Arial" w:hAnsi="Arial" w:cs="Arial"/>
+        </w:rPr>
+        <w:t xml:space="preserve"> </w:t>
+      </w:r>
+      <w:r>
+        <w:rPr>
+          <w:rFonts w:ascii="Arial" w:hAnsi="Arial" w:cs="Arial"/>
+        </w:rPr>
+        <w:t>SELECT</w:t>
+      </w:r>
+      <w:r>
+        <w:rPr>
+          <w:rFonts w:ascii="Arial" w:hAnsi="Arial" w:cs="Arial"/>
+        </w:rPr>
+        <w:t xml:space="preserve"> </w:t>
+      </w:r>
+      <w:r>
+        <w:rPr>
+          <w:rFonts w:ascii="Arial" w:hAnsi="Arial" w:cs="Arial"/>
+        </w:rPr>
+        <w:t>nom</w:t>
+      </w:r>
+      <w:r>
+        <w:rPr>
+          <w:rFonts w:ascii="Arial" w:hAnsi="Arial" w:cs="Arial"/>
+        </w:rPr>
+        <w:t>e</w:t>
+      </w:r>
       <w:r>
         <w:rPr>
           <w:rFonts w:ascii="Arial" w:hAnsi="Arial" w:cs="Arial"/>
@@ -6665,16 +6997,68 @@
         </w:rPr>
         <w:t xml:space="preserve"> </w:t>
       </w:r>
-      <w:proofErr w:type="spellStart"/>
-      <w:proofErr w:type="gramStart"/>
-      <w:r>
-        <w:rPr>
-          <w:rFonts w:ascii="Arial" w:hAnsi="Arial" w:cs="Arial"/>
-        </w:rPr>
-        <w:t>pr.precounitario</w:t>
-      </w:r>
-      <w:proofErr w:type="spellEnd"/>
-      <w:proofErr w:type="gramEnd"/>
+      <w:r>
+        <w:rPr>
+          <w:rFonts w:ascii="Arial" w:hAnsi="Arial" w:cs="Arial"/>
+        </w:rPr>
+        <w:t xml:space="preserve">'Vendedor' AS </w:t>
+      </w:r>
+      <w:proofErr w:type="spellStart"/>
+      <w:r>
+        <w:rPr>
+          <w:rFonts w:ascii="Arial" w:hAnsi="Arial" w:cs="Arial"/>
+        </w:rPr>
+        <w:t>Tipo_Contato</w:t>
+      </w:r>
+      <w:proofErr w:type="spellEnd"/>
+      <w:r>
+        <w:rPr>
+          <w:rFonts w:ascii="Arial" w:hAnsi="Arial" w:cs="Arial"/>
+        </w:rPr>
+        <w:t xml:space="preserve"> </w:t>
+      </w:r>
+      <w:r>
+        <w:rPr>
+          <w:rFonts w:ascii="Arial" w:hAnsi="Arial" w:cs="Arial"/>
+        </w:rPr>
+        <w:t>FROM vendedores</w:t>
+      </w:r>
+      <w:r>
+        <w:rPr>
+          <w:rFonts w:ascii="Arial" w:hAnsi="Arial" w:cs="Arial"/>
+        </w:rPr>
+        <w:t xml:space="preserve"> </w:t>
+      </w:r>
+      <w:r>
+        <w:rPr>
+          <w:rFonts w:ascii="Arial" w:hAnsi="Arial" w:cs="Arial"/>
+        </w:rPr>
+        <w:t>UNION ALL</w:t>
+      </w:r>
+      <w:r>
+        <w:rPr>
+          <w:rFonts w:ascii="Arial" w:hAnsi="Arial" w:cs="Arial"/>
+        </w:rPr>
+        <w:t xml:space="preserve"> </w:t>
+      </w:r>
+      <w:r>
+        <w:rPr>
+          <w:rFonts w:ascii="Arial" w:hAnsi="Arial" w:cs="Arial"/>
+        </w:rPr>
+        <w:t>SELECT</w:t>
+      </w:r>
+      <w:r>
+        <w:rPr>
+          <w:rFonts w:ascii="Arial" w:hAnsi="Arial" w:cs="Arial"/>
+        </w:rPr>
+        <w:t xml:space="preserve"> </w:t>
+      </w:r>
+      <w:r>
+        <w:rPr>
+          <w:rFonts w:ascii="Arial" w:hAnsi="Arial" w:cs="Arial"/>
+        </w:rPr>
+        <w:t>contato</w:t>
+      </w:r>
       <w:r>
         <w:rPr>
           <w:rFonts w:ascii="Arial" w:hAnsi="Arial" w:cs="Arial"/>
@@ -6685,72 +7069,100 @@
         <w:rPr>
           <w:rFonts w:ascii="Arial" w:hAnsi="Arial" w:cs="Arial"/>
         </w:rPr>
-        <w:t xml:space="preserve"> CURRENT_</w:t>
-      </w:r>
-      <w:proofErr w:type="gramStart"/>
-      <w:r>
-        <w:rPr>
-          <w:rFonts w:ascii="Arial" w:hAnsi="Arial" w:cs="Arial"/>
-        </w:rPr>
-        <w:t>DATE</w:t>
-      </w:r>
-      <w:r>
-        <w:rPr>
-          <w:rFonts w:ascii="Arial" w:hAnsi="Arial" w:cs="Arial"/>
-        </w:rPr>
-        <w:t>(</w:t>
-      </w:r>
-      <w:proofErr w:type="gramEnd"/>
-      <w:r>
-        <w:rPr>
-          <w:rFonts w:ascii="Arial" w:hAnsi="Arial" w:cs="Arial"/>
-        </w:rPr>
-        <w:t xml:space="preserve">) as </w:t>
-      </w:r>
-      <w:proofErr w:type="spellStart"/>
-      <w:r>
-        <w:rPr>
-          <w:rFonts w:ascii="Arial" w:hAnsi="Arial" w:cs="Arial"/>
-        </w:rPr>
-        <w:t>Data_da_utilização</w:t>
-      </w:r>
-      <w:proofErr w:type="spellEnd"/>
-      <w:r>
-        <w:rPr>
-          <w:rFonts w:ascii="Arial" w:hAnsi="Arial" w:cs="Arial"/>
-        </w:rPr>
-        <w:t xml:space="preserve"> FROM</w:t>
-      </w:r>
-      <w:r>
-        <w:rPr>
-          <w:rFonts w:ascii="Arial" w:hAnsi="Arial" w:cs="Arial"/>
-        </w:rPr>
-        <w:t xml:space="preserve"> produtos </w:t>
-      </w:r>
-      <w:proofErr w:type="spellStart"/>
-      <w:r>
-        <w:rPr>
-          <w:rFonts w:ascii="Arial" w:hAnsi="Arial" w:cs="Arial"/>
-        </w:rPr>
-        <w:t>pr</w:t>
-      </w:r>
-      <w:proofErr w:type="spellEnd"/>
-      <w:r>
-        <w:rPr>
-          <w:rFonts w:ascii="Arial" w:hAnsi="Arial" w:cs="Arial"/>
-        </w:rPr>
-        <w:t xml:space="preserve"> UNION</w:t>
-      </w:r>
-      <w:r>
-        <w:rPr>
-          <w:rFonts w:ascii="Arial" w:hAnsi="Arial" w:cs="Arial"/>
-        </w:rPr>
         <w:t xml:space="preserve"> </w:t>
       </w:r>
       <w:r>
         <w:rPr>
           <w:rFonts w:ascii="Arial" w:hAnsi="Arial" w:cs="Arial"/>
         </w:rPr>
+        <w:t>'</w:t>
+      </w:r>
+      <w:r>
+        <w:rPr>
+          <w:rFonts w:ascii="Arial" w:hAnsi="Arial" w:cs="Arial"/>
+        </w:rPr>
+        <w:t xml:space="preserve">Contato no </w:t>
+      </w:r>
+      <w:r>
+        <w:rPr>
+          <w:rFonts w:ascii="Arial" w:hAnsi="Arial" w:cs="Arial"/>
+        </w:rPr>
+        <w:t xml:space="preserve">Fornecedor' AS </w:t>
+      </w:r>
+      <w:proofErr w:type="spellStart"/>
+      <w:r>
+        <w:rPr>
+          <w:rFonts w:ascii="Arial" w:hAnsi="Arial" w:cs="Arial"/>
+        </w:rPr>
+        <w:t>Tipo_Contato</w:t>
+      </w:r>
+      <w:proofErr w:type="spellEnd"/>
+      <w:r>
+        <w:rPr>
+          <w:rFonts w:ascii="Arial" w:hAnsi="Arial" w:cs="Arial"/>
+        </w:rPr>
+        <w:t xml:space="preserve"> </w:t>
+      </w:r>
+      <w:r>
+        <w:rPr>
+          <w:rFonts w:ascii="Arial" w:hAnsi="Arial" w:cs="Arial"/>
+        </w:rPr>
+        <w:t>FROM fornecedores</w:t>
+      </w:r>
+      <w:r>
+        <w:rPr>
+          <w:rFonts w:ascii="Arial" w:hAnsi="Arial" w:cs="Arial"/>
+        </w:rPr>
+        <w:t xml:space="preserve"> </w:t>
+      </w:r>
+      <w:r>
+        <w:rPr>
+          <w:rFonts w:ascii="Arial" w:hAnsi="Arial" w:cs="Arial"/>
+        </w:rPr>
+        <w:t xml:space="preserve">WHERE contato IS NOT NULL AND </w:t>
+      </w:r>
+      <w:proofErr w:type="gramStart"/>
+      <w:r>
+        <w:rPr>
+          <w:rFonts w:ascii="Arial" w:hAnsi="Arial" w:cs="Arial"/>
+        </w:rPr>
+        <w:t>contato !</w:t>
+      </w:r>
+      <w:proofErr w:type="gramEnd"/>
+      <w:r>
+        <w:rPr>
+          <w:rFonts w:ascii="Arial" w:hAnsi="Arial" w:cs="Arial"/>
+        </w:rPr>
+        <w:t xml:space="preserve">= </w:t>
+      </w:r>
+      <w:r>
+        <w:rPr>
+          <w:rFonts w:ascii="Arial" w:hAnsi="Arial" w:cs="Arial"/>
+        </w:rPr>
+        <w:t>''</w:t>
+      </w:r>
+      <w:r>
+        <w:rPr>
+          <w:rFonts w:ascii="Arial" w:hAnsi="Arial" w:cs="Arial"/>
+        </w:rPr>
+        <w:t xml:space="preserve"> </w:t>
+      </w:r>
+      <w:r>
+        <w:rPr>
+          <w:rFonts w:ascii="Arial" w:hAnsi="Arial" w:cs="Arial"/>
+        </w:rPr>
+        <w:t>UNION ALL</w:t>
+      </w:r>
+      <w:r>
+        <w:rPr>
+          <w:rFonts w:ascii="Arial" w:hAnsi="Arial" w:cs="Arial"/>
+        </w:rPr>
+        <w:t xml:space="preserve"> </w:t>
+      </w:r>
+      <w:r>
+        <w:rPr>
+          <w:rFonts w:ascii="Arial" w:hAnsi="Arial" w:cs="Arial"/>
+        </w:rPr>
         <w:t>SELECT</w:t>
       </w:r>
       <w:r>
@@ -6759,43 +7171,43 @@
         </w:rPr>
         <w:t xml:space="preserve"> </w:t>
       </w:r>
-      <w:proofErr w:type="spellStart"/>
-      <w:proofErr w:type="gramStart"/>
-      <w:r>
-        <w:rPr>
-          <w:rFonts w:ascii="Arial" w:hAnsi="Arial" w:cs="Arial"/>
-        </w:rPr>
-        <w:t>pr.produto</w:t>
-      </w:r>
-      <w:proofErr w:type="spellEnd"/>
-      <w:proofErr w:type="gramEnd"/>
-      <w:r>
-        <w:rPr>
-          <w:rFonts w:ascii="Arial" w:hAnsi="Arial" w:cs="Arial"/>
-        </w:rPr>
-        <w:t>,</w:t>
-      </w:r>
+      <w:r>
+        <w:rPr>
+          <w:rFonts w:ascii="Arial" w:hAnsi="Arial" w:cs="Arial"/>
+        </w:rPr>
+        <w:t>contato '</w:t>
+      </w:r>
+      <w:r>
+        <w:rPr>
+          <w:rFonts w:ascii="Arial" w:hAnsi="Arial" w:cs="Arial"/>
+        </w:rPr>
+        <w:t xml:space="preserve">Contato na </w:t>
+      </w:r>
+      <w:r>
+        <w:rPr>
+          <w:rFonts w:ascii="Arial" w:hAnsi="Arial" w:cs="Arial"/>
+        </w:rPr>
+        <w:t xml:space="preserve">Transportadora' AS </w:t>
+      </w:r>
+      <w:proofErr w:type="spellStart"/>
+      <w:r>
+        <w:rPr>
+          <w:rFonts w:ascii="Arial" w:hAnsi="Arial" w:cs="Arial"/>
+        </w:rPr>
+        <w:t>Tipo_Contato</w:t>
+      </w:r>
+      <w:proofErr w:type="spellEnd"/>
       <w:r>
         <w:rPr>
           <w:rFonts w:ascii="Arial" w:hAnsi="Arial" w:cs="Arial"/>
         </w:rPr>
         <w:t xml:space="preserve"> </w:t>
       </w:r>
-      <w:proofErr w:type="spellStart"/>
-      <w:proofErr w:type="gramStart"/>
-      <w:r>
-        <w:rPr>
-          <w:rFonts w:ascii="Arial" w:hAnsi="Arial" w:cs="Arial"/>
-        </w:rPr>
-        <w:t>it.precounitario</w:t>
-      </w:r>
-      <w:proofErr w:type="spellEnd"/>
-      <w:proofErr w:type="gramEnd"/>
-      <w:r>
-        <w:rPr>
-          <w:rFonts w:ascii="Arial" w:hAnsi="Arial" w:cs="Arial"/>
-        </w:rPr>
-        <w:t>,</w:t>
+      <w:r>
+        <w:rPr>
+          <w:rFonts w:ascii="Arial" w:hAnsi="Arial" w:cs="Arial"/>
+        </w:rPr>
+        <w:t>FROM transportadoras</w:t>
       </w:r>
       <w:r>
         <w:rPr>
@@ -6803,189 +7215,31 @@
         </w:rPr>
         <w:t xml:space="preserve"> </w:t>
       </w:r>
-      <w:proofErr w:type="gramStart"/>
-      <w:r>
-        <w:rPr>
-          <w:rFonts w:ascii="Arial" w:hAnsi="Arial" w:cs="Arial"/>
-        </w:rPr>
-        <w:t>MIN</w:t>
-      </w:r>
-      <w:r>
-        <w:rPr>
-          <w:rFonts w:ascii="Arial" w:hAnsi="Arial" w:cs="Arial"/>
-        </w:rPr>
-        <w:t>(</w:t>
-      </w:r>
-      <w:proofErr w:type="spellStart"/>
-      <w:r>
-        <w:rPr>
-          <w:rFonts w:ascii="Arial" w:hAnsi="Arial" w:cs="Arial"/>
-        </w:rPr>
-        <w:t>pe.datadopedido</w:t>
-      </w:r>
-      <w:proofErr w:type="spellEnd"/>
-      <w:proofErr w:type="gramEnd"/>
-      <w:r>
-        <w:rPr>
-          <w:rFonts w:ascii="Arial" w:hAnsi="Arial" w:cs="Arial"/>
-        </w:rPr>
-        <w:t>)</w:t>
-      </w:r>
-      <w:r>
-        <w:rPr>
-          <w:rFonts w:ascii="Arial" w:hAnsi="Arial" w:cs="Arial"/>
-        </w:rPr>
-        <w:t xml:space="preserve"> FROM </w:t>
-      </w:r>
-      <w:r>
-        <w:rPr>
-          <w:rFonts w:ascii="Arial" w:hAnsi="Arial" w:cs="Arial"/>
-        </w:rPr>
-        <w:t xml:space="preserve">produtos </w:t>
-      </w:r>
-      <w:proofErr w:type="spellStart"/>
-      <w:r>
-        <w:rPr>
-          <w:rFonts w:ascii="Arial" w:hAnsi="Arial" w:cs="Arial"/>
-        </w:rPr>
-        <w:t>pr</w:t>
-      </w:r>
-      <w:proofErr w:type="spellEnd"/>
-      <w:r>
-        <w:rPr>
-          <w:rFonts w:ascii="Arial" w:hAnsi="Arial" w:cs="Arial"/>
-        </w:rPr>
-        <w:t xml:space="preserve"> INNER JOIN</w:t>
-      </w:r>
-      <w:r>
-        <w:rPr>
-          <w:rFonts w:ascii="Arial" w:hAnsi="Arial" w:cs="Arial"/>
-        </w:rPr>
-        <w:t xml:space="preserve"> itens it </w:t>
-      </w:r>
-      <w:r>
-        <w:rPr>
-          <w:rFonts w:ascii="Arial" w:hAnsi="Arial" w:cs="Arial"/>
-        </w:rPr>
-        <w:t>ON</w:t>
-      </w:r>
-      <w:r>
-        <w:rPr>
-          <w:rFonts w:ascii="Arial" w:hAnsi="Arial" w:cs="Arial"/>
-        </w:rPr>
-        <w:t xml:space="preserve"> pr.id = </w:t>
-      </w:r>
-      <w:proofErr w:type="spellStart"/>
-      <w:proofErr w:type="gramStart"/>
-      <w:r>
-        <w:rPr>
-          <w:rFonts w:ascii="Arial" w:hAnsi="Arial" w:cs="Arial"/>
-        </w:rPr>
-        <w:t>it.idproduto</w:t>
-      </w:r>
-      <w:proofErr w:type="spellEnd"/>
-      <w:proofErr w:type="gramEnd"/>
-      <w:r>
-        <w:rPr>
-          <w:rFonts w:ascii="Arial" w:hAnsi="Arial" w:cs="Arial"/>
-        </w:rPr>
-        <w:t xml:space="preserve"> INNER JOIN</w:t>
-      </w:r>
-      <w:r>
-        <w:rPr>
-          <w:rFonts w:ascii="Arial" w:hAnsi="Arial" w:cs="Arial"/>
-        </w:rPr>
-        <w:t xml:space="preserve"> pedidos </w:t>
-      </w:r>
-      <w:proofErr w:type="spellStart"/>
-      <w:r>
-        <w:rPr>
-          <w:rFonts w:ascii="Arial" w:hAnsi="Arial" w:cs="Arial"/>
-        </w:rPr>
-        <w:t>pe</w:t>
-      </w:r>
-      <w:proofErr w:type="spellEnd"/>
-      <w:r>
-        <w:rPr>
-          <w:rFonts w:ascii="Arial" w:hAnsi="Arial" w:cs="Arial"/>
-        </w:rPr>
-        <w:t xml:space="preserve"> </w:t>
-      </w:r>
-      <w:r>
-        <w:rPr>
-          <w:rFonts w:ascii="Arial" w:hAnsi="Arial" w:cs="Arial"/>
-        </w:rPr>
-        <w:t>ON</w:t>
-      </w:r>
-      <w:r>
-        <w:rPr>
-          <w:rFonts w:ascii="Arial" w:hAnsi="Arial" w:cs="Arial"/>
-        </w:rPr>
-        <w:t xml:space="preserve"> </w:t>
-      </w:r>
-      <w:proofErr w:type="spellStart"/>
-      <w:proofErr w:type="gramStart"/>
-      <w:r>
-        <w:rPr>
-          <w:rFonts w:ascii="Arial" w:hAnsi="Arial" w:cs="Arial"/>
-        </w:rPr>
-        <w:t>it.idpedido</w:t>
-      </w:r>
-      <w:proofErr w:type="spellEnd"/>
-      <w:proofErr w:type="gramEnd"/>
-      <w:r>
-        <w:rPr>
-          <w:rFonts w:ascii="Arial" w:hAnsi="Arial" w:cs="Arial"/>
-        </w:rPr>
-        <w:t xml:space="preserve"> = pe.id</w:t>
-      </w:r>
-      <w:r>
-        <w:rPr>
-          <w:rFonts w:ascii="Arial" w:hAnsi="Arial" w:cs="Arial"/>
-        </w:rPr>
-        <w:t xml:space="preserve"> GROUP BY</w:t>
-      </w:r>
-      <w:r>
-        <w:rPr>
-          <w:rFonts w:ascii="Arial" w:hAnsi="Arial" w:cs="Arial"/>
-        </w:rPr>
-        <w:t xml:space="preserve"> </w:t>
-      </w:r>
-      <w:proofErr w:type="spellStart"/>
-      <w:proofErr w:type="gramStart"/>
-      <w:r>
-        <w:rPr>
-          <w:rFonts w:ascii="Arial" w:hAnsi="Arial" w:cs="Arial"/>
-        </w:rPr>
-        <w:t>pr.produto</w:t>
-      </w:r>
-      <w:proofErr w:type="gramEnd"/>
-      <w:r>
-        <w:rPr>
-          <w:rFonts w:ascii="Arial" w:hAnsi="Arial" w:cs="Arial"/>
-        </w:rPr>
-        <w:t>,</w:t>
-      </w:r>
-      <w:proofErr w:type="gramStart"/>
-      <w:r>
-        <w:rPr>
-          <w:rFonts w:ascii="Arial" w:hAnsi="Arial" w:cs="Arial"/>
-        </w:rPr>
-        <w:t>it.precounitario</w:t>
-      </w:r>
-      <w:proofErr w:type="spellEnd"/>
-      <w:proofErr w:type="gramEnd"/>
-      <w:r>
-        <w:rPr>
-          <w:rFonts w:ascii="Arial" w:hAnsi="Arial" w:cs="Arial"/>
-        </w:rPr>
-        <w:t xml:space="preserve"> ORDER BY</w:t>
-      </w:r>
-      <w:r>
-        <w:rPr>
-          <w:rFonts w:ascii="Arial" w:hAnsi="Arial" w:cs="Arial"/>
-        </w:rPr>
-        <w:t xml:space="preserve"> 1,3</w:t>
+      <w:r>
+        <w:rPr>
+          <w:rFonts w:ascii="Arial" w:hAnsi="Arial" w:cs="Arial"/>
+        </w:rPr>
+        <w:t xml:space="preserve">WHERE contato IS NOT NULL AND </w:t>
+      </w:r>
+      <w:proofErr w:type="gramStart"/>
+      <w:r>
+        <w:rPr>
+          <w:rFonts w:ascii="Arial" w:hAnsi="Arial" w:cs="Arial"/>
+        </w:rPr>
+        <w:t>contato !</w:t>
+      </w:r>
+      <w:proofErr w:type="gramEnd"/>
+      <w:r>
+        <w:rPr>
+          <w:rFonts w:ascii="Arial" w:hAnsi="Arial" w:cs="Arial"/>
+        </w:rPr>
+        <w:t xml:space="preserve">= </w:t>
+      </w:r>
+      <w:r>
+        <w:rPr>
+          <w:rFonts w:ascii="Arial" w:hAnsi="Arial" w:cs="Arial"/>
+        </w:rPr>
+        <w:t>''</w:t>
       </w:r>
       <w:r>
         <w:rPr>
@@ -7010,26 +7264,13 @@
         <w:rPr>
           <w:rFonts w:ascii="Arial" w:hAnsi="Arial" w:cs="Arial"/>
         </w:rPr>
-        <w:t xml:space="preserve">Quem é o melhor vendedor em valor de vendas de cada </w:t>
-      </w:r>
-      <w:proofErr w:type="spellStart"/>
-      <w:r>
-        <w:rPr>
-          <w:rFonts w:ascii="Arial" w:hAnsi="Arial" w:cs="Arial"/>
-        </w:rPr>
-        <w:t>dategoria</w:t>
-      </w:r>
-      <w:proofErr w:type="spellEnd"/>
-      <w:r>
-        <w:rPr>
-          <w:rFonts w:ascii="Arial" w:hAnsi="Arial" w:cs="Arial"/>
-        </w:rPr>
-        <w:t xml:space="preserve"> considerando os últimos 12 meses</w:t>
+        <w:t>Liste o produto e a evolução de seu preço ao longo do tempo</w:t>
       </w:r>
     </w:p>
     <w:p>
       <w:pPr>
         <w:pStyle w:val="PargrafodaLista"/>
+        <w:contextualSpacing w:val="0"/>
         <w:jc w:val="both"/>
         <w:rPr>
           <w:rFonts w:ascii="Arial" w:hAnsi="Arial" w:cs="Arial"/>
@@ -7047,6 +7288,410 @@
         </w:rPr>
         <w:t xml:space="preserve"> </w:t>
       </w:r>
+      <w:proofErr w:type="spellStart"/>
+      <w:proofErr w:type="gramStart"/>
+      <w:r>
+        <w:rPr>
+          <w:rFonts w:ascii="Arial" w:hAnsi="Arial" w:cs="Arial"/>
+        </w:rPr>
+        <w:t>pr.produto</w:t>
+      </w:r>
+      <w:proofErr w:type="spellEnd"/>
+      <w:proofErr w:type="gramEnd"/>
+      <w:r>
+        <w:rPr>
+          <w:rFonts w:ascii="Arial" w:hAnsi="Arial" w:cs="Arial"/>
+        </w:rPr>
+        <w:t>,</w:t>
+      </w:r>
+      <w:r>
+        <w:rPr>
+          <w:rFonts w:ascii="Arial" w:hAnsi="Arial" w:cs="Arial"/>
+        </w:rPr>
+        <w:t xml:space="preserve"> </w:t>
+      </w:r>
+      <w:proofErr w:type="spellStart"/>
+      <w:proofErr w:type="gramStart"/>
+      <w:r>
+        <w:rPr>
+          <w:rFonts w:ascii="Arial" w:hAnsi="Arial" w:cs="Arial"/>
+        </w:rPr>
+        <w:t>pr.precounitario</w:t>
+      </w:r>
+      <w:proofErr w:type="spellEnd"/>
+      <w:proofErr w:type="gramEnd"/>
+      <w:r>
+        <w:rPr>
+          <w:rFonts w:ascii="Arial" w:hAnsi="Arial" w:cs="Arial"/>
+        </w:rPr>
+        <w:t>,</w:t>
+      </w:r>
+      <w:r>
+        <w:rPr>
+          <w:rFonts w:ascii="Arial" w:hAnsi="Arial" w:cs="Arial"/>
+        </w:rPr>
+        <w:t xml:space="preserve"> CURRENT_</w:t>
+      </w:r>
+      <w:proofErr w:type="gramStart"/>
+      <w:r>
+        <w:rPr>
+          <w:rFonts w:ascii="Arial" w:hAnsi="Arial" w:cs="Arial"/>
+        </w:rPr>
+        <w:t>DATE</w:t>
+      </w:r>
+      <w:r>
+        <w:rPr>
+          <w:rFonts w:ascii="Arial" w:hAnsi="Arial" w:cs="Arial"/>
+        </w:rPr>
+        <w:t>(</w:t>
+      </w:r>
+      <w:proofErr w:type="gramEnd"/>
+      <w:r>
+        <w:rPr>
+          <w:rFonts w:ascii="Arial" w:hAnsi="Arial" w:cs="Arial"/>
+        </w:rPr>
+        <w:t xml:space="preserve">) as </w:t>
+      </w:r>
+      <w:proofErr w:type="spellStart"/>
+      <w:r>
+        <w:rPr>
+          <w:rFonts w:ascii="Arial" w:hAnsi="Arial" w:cs="Arial"/>
+        </w:rPr>
+        <w:t>Data_da_utilização</w:t>
+      </w:r>
+      <w:proofErr w:type="spellEnd"/>
+      <w:r>
+        <w:rPr>
+          <w:rFonts w:ascii="Arial" w:hAnsi="Arial" w:cs="Arial"/>
+        </w:rPr>
+        <w:t xml:space="preserve"> FROM</w:t>
+      </w:r>
+      <w:r>
+        <w:rPr>
+          <w:rFonts w:ascii="Arial" w:hAnsi="Arial" w:cs="Arial"/>
+        </w:rPr>
+        <w:t xml:space="preserve"> produtos </w:t>
+      </w:r>
+      <w:proofErr w:type="spellStart"/>
+      <w:r>
+        <w:rPr>
+          <w:rFonts w:ascii="Arial" w:hAnsi="Arial" w:cs="Arial"/>
+        </w:rPr>
+        <w:t>pr</w:t>
+      </w:r>
+      <w:proofErr w:type="spellEnd"/>
+      <w:r>
+        <w:rPr>
+          <w:rFonts w:ascii="Arial" w:hAnsi="Arial" w:cs="Arial"/>
+        </w:rPr>
+        <w:t xml:space="preserve"> UNION</w:t>
+      </w:r>
+      <w:r>
+        <w:rPr>
+          <w:rFonts w:ascii="Arial" w:hAnsi="Arial" w:cs="Arial"/>
+        </w:rPr>
+        <w:t xml:space="preserve"> </w:t>
+      </w:r>
+      <w:r>
+        <w:rPr>
+          <w:rFonts w:ascii="Arial" w:hAnsi="Arial" w:cs="Arial"/>
+        </w:rPr>
+        <w:t>SELECT</w:t>
+      </w:r>
+      <w:r>
+        <w:rPr>
+          <w:rFonts w:ascii="Arial" w:hAnsi="Arial" w:cs="Arial"/>
+        </w:rPr>
+        <w:t xml:space="preserve"> </w:t>
+      </w:r>
+      <w:proofErr w:type="spellStart"/>
+      <w:proofErr w:type="gramStart"/>
+      <w:r>
+        <w:rPr>
+          <w:rFonts w:ascii="Arial" w:hAnsi="Arial" w:cs="Arial"/>
+        </w:rPr>
+        <w:t>pr.produto</w:t>
+      </w:r>
+      <w:proofErr w:type="spellEnd"/>
+      <w:proofErr w:type="gramEnd"/>
+      <w:r>
+        <w:rPr>
+          <w:rFonts w:ascii="Arial" w:hAnsi="Arial" w:cs="Arial"/>
+        </w:rPr>
+        <w:t>,</w:t>
+      </w:r>
+      <w:r>
+        <w:rPr>
+          <w:rFonts w:ascii="Arial" w:hAnsi="Arial" w:cs="Arial"/>
+        </w:rPr>
+        <w:t xml:space="preserve"> </w:t>
+      </w:r>
+      <w:proofErr w:type="spellStart"/>
+      <w:proofErr w:type="gramStart"/>
+      <w:r>
+        <w:rPr>
+          <w:rFonts w:ascii="Arial" w:hAnsi="Arial" w:cs="Arial"/>
+        </w:rPr>
+        <w:t>it.precounitario</w:t>
+      </w:r>
+      <w:proofErr w:type="spellEnd"/>
+      <w:proofErr w:type="gramEnd"/>
+      <w:r>
+        <w:rPr>
+          <w:rFonts w:ascii="Arial" w:hAnsi="Arial" w:cs="Arial"/>
+        </w:rPr>
+        <w:t>,</w:t>
+      </w:r>
+      <w:r>
+        <w:rPr>
+          <w:rFonts w:ascii="Arial" w:hAnsi="Arial" w:cs="Arial"/>
+        </w:rPr>
+        <w:t xml:space="preserve"> </w:t>
+      </w:r>
+      <w:proofErr w:type="gramStart"/>
+      <w:r>
+        <w:rPr>
+          <w:rFonts w:ascii="Arial" w:hAnsi="Arial" w:cs="Arial"/>
+        </w:rPr>
+        <w:t>MIN</w:t>
+      </w:r>
+      <w:r>
+        <w:rPr>
+          <w:rFonts w:ascii="Arial" w:hAnsi="Arial" w:cs="Arial"/>
+        </w:rPr>
+        <w:t>(</w:t>
+      </w:r>
+      <w:proofErr w:type="spellStart"/>
+      <w:r>
+        <w:rPr>
+          <w:rFonts w:ascii="Arial" w:hAnsi="Arial" w:cs="Arial"/>
+        </w:rPr>
+        <w:t>pe.datadopedido</w:t>
+      </w:r>
+      <w:proofErr w:type="spellEnd"/>
+      <w:proofErr w:type="gramEnd"/>
+      <w:r>
+        <w:rPr>
+          <w:rFonts w:ascii="Arial" w:hAnsi="Arial" w:cs="Arial"/>
+        </w:rPr>
+        <w:t>)</w:t>
+      </w:r>
+      <w:r>
+        <w:rPr>
+          <w:rFonts w:ascii="Arial" w:hAnsi="Arial" w:cs="Arial"/>
+        </w:rPr>
+        <w:t xml:space="preserve"> FROM </w:t>
+      </w:r>
+      <w:r>
+        <w:rPr>
+          <w:rFonts w:ascii="Arial" w:hAnsi="Arial" w:cs="Arial"/>
+        </w:rPr>
+        <w:t xml:space="preserve">produtos </w:t>
+      </w:r>
+      <w:proofErr w:type="spellStart"/>
+      <w:r>
+        <w:rPr>
+          <w:rFonts w:ascii="Arial" w:hAnsi="Arial" w:cs="Arial"/>
+        </w:rPr>
+        <w:t>pr</w:t>
+      </w:r>
+      <w:proofErr w:type="spellEnd"/>
+      <w:r>
+        <w:rPr>
+          <w:rFonts w:ascii="Arial" w:hAnsi="Arial" w:cs="Arial"/>
+        </w:rPr>
+        <w:t xml:space="preserve"> INNER JOIN</w:t>
+      </w:r>
+      <w:r>
+        <w:rPr>
+          <w:rFonts w:ascii="Arial" w:hAnsi="Arial" w:cs="Arial"/>
+        </w:rPr>
+        <w:t xml:space="preserve"> itens it </w:t>
+      </w:r>
+      <w:r>
+        <w:rPr>
+          <w:rFonts w:ascii="Arial" w:hAnsi="Arial" w:cs="Arial"/>
+        </w:rPr>
+        <w:t>ON</w:t>
+      </w:r>
+      <w:r>
+        <w:rPr>
+          <w:rFonts w:ascii="Arial" w:hAnsi="Arial" w:cs="Arial"/>
+        </w:rPr>
+        <w:t xml:space="preserve"> pr.id = </w:t>
+      </w:r>
+      <w:proofErr w:type="spellStart"/>
+      <w:proofErr w:type="gramStart"/>
+      <w:r>
+        <w:rPr>
+          <w:rFonts w:ascii="Arial" w:hAnsi="Arial" w:cs="Arial"/>
+        </w:rPr>
+        <w:t>it.idproduto</w:t>
+      </w:r>
+      <w:proofErr w:type="spellEnd"/>
+      <w:proofErr w:type="gramEnd"/>
+      <w:r>
+        <w:rPr>
+          <w:rFonts w:ascii="Arial" w:hAnsi="Arial" w:cs="Arial"/>
+        </w:rPr>
+        <w:t xml:space="preserve"> INNER JOIN</w:t>
+      </w:r>
+      <w:r>
+        <w:rPr>
+          <w:rFonts w:ascii="Arial" w:hAnsi="Arial" w:cs="Arial"/>
+        </w:rPr>
+        <w:t xml:space="preserve"> pedidos </w:t>
+      </w:r>
+      <w:proofErr w:type="spellStart"/>
+      <w:r>
+        <w:rPr>
+          <w:rFonts w:ascii="Arial" w:hAnsi="Arial" w:cs="Arial"/>
+        </w:rPr>
+        <w:t>pe</w:t>
+      </w:r>
+      <w:proofErr w:type="spellEnd"/>
+      <w:r>
+        <w:rPr>
+          <w:rFonts w:ascii="Arial" w:hAnsi="Arial" w:cs="Arial"/>
+        </w:rPr>
+        <w:t xml:space="preserve"> </w:t>
+      </w:r>
+      <w:r>
+        <w:rPr>
+          <w:rFonts w:ascii="Arial" w:hAnsi="Arial" w:cs="Arial"/>
+        </w:rPr>
+        <w:t>ON</w:t>
+      </w:r>
+      <w:r>
+        <w:rPr>
+          <w:rFonts w:ascii="Arial" w:hAnsi="Arial" w:cs="Arial"/>
+        </w:rPr>
+        <w:t xml:space="preserve"> </w:t>
+      </w:r>
+      <w:proofErr w:type="spellStart"/>
+      <w:proofErr w:type="gramStart"/>
+      <w:r>
+        <w:rPr>
+          <w:rFonts w:ascii="Arial" w:hAnsi="Arial" w:cs="Arial"/>
+        </w:rPr>
+        <w:t>it.idpedido</w:t>
+      </w:r>
+      <w:proofErr w:type="spellEnd"/>
+      <w:proofErr w:type="gramEnd"/>
+      <w:r>
+        <w:rPr>
+          <w:rFonts w:ascii="Arial" w:hAnsi="Arial" w:cs="Arial"/>
+        </w:rPr>
+        <w:t xml:space="preserve"> = pe.id</w:t>
+      </w:r>
+      <w:r>
+        <w:rPr>
+          <w:rFonts w:ascii="Arial" w:hAnsi="Arial" w:cs="Arial"/>
+        </w:rPr>
+        <w:t xml:space="preserve"> GROUP BY</w:t>
+      </w:r>
+      <w:r>
+        <w:rPr>
+          <w:rFonts w:ascii="Arial" w:hAnsi="Arial" w:cs="Arial"/>
+        </w:rPr>
+        <w:t xml:space="preserve"> </w:t>
+      </w:r>
+      <w:proofErr w:type="spellStart"/>
+      <w:proofErr w:type="gramStart"/>
+      <w:r>
+        <w:rPr>
+          <w:rFonts w:ascii="Arial" w:hAnsi="Arial" w:cs="Arial"/>
+        </w:rPr>
+        <w:t>pr.produto</w:t>
+      </w:r>
+      <w:proofErr w:type="gramEnd"/>
+      <w:r>
+        <w:rPr>
+          <w:rFonts w:ascii="Arial" w:hAnsi="Arial" w:cs="Arial"/>
+        </w:rPr>
+        <w:t>,</w:t>
+      </w:r>
+      <w:proofErr w:type="gramStart"/>
+      <w:r>
+        <w:rPr>
+          <w:rFonts w:ascii="Arial" w:hAnsi="Arial" w:cs="Arial"/>
+        </w:rPr>
+        <w:t>it.precounitario</w:t>
+      </w:r>
+      <w:proofErr w:type="spellEnd"/>
+      <w:proofErr w:type="gramEnd"/>
+      <w:r>
+        <w:rPr>
+          <w:rFonts w:ascii="Arial" w:hAnsi="Arial" w:cs="Arial"/>
+        </w:rPr>
+        <w:t xml:space="preserve"> ORDER BY</w:t>
+      </w:r>
+      <w:r>
+        <w:rPr>
+          <w:rFonts w:ascii="Arial" w:hAnsi="Arial" w:cs="Arial"/>
+        </w:rPr>
+        <w:t xml:space="preserve"> 1,3</w:t>
+      </w:r>
+      <w:r>
+        <w:rPr>
+          <w:rFonts w:ascii="Arial" w:hAnsi="Arial" w:cs="Arial"/>
+        </w:rPr>
+        <w:t>;</w:t>
+      </w:r>
+    </w:p>
+    <w:p>
+      <w:pPr>
+        <w:pStyle w:val="PargrafodaLista"/>
+        <w:numPr>
+          <w:ilvl w:val="0"/>
+          <w:numId w:val="2"/>
+        </w:numPr>
+        <w:jc w:val="both"/>
+        <w:rPr>
+          <w:rFonts w:ascii="Arial" w:hAnsi="Arial" w:cs="Arial"/>
+        </w:rPr>
+      </w:pPr>
+      <w:r>
+        <w:rPr>
+          <w:rFonts w:ascii="Arial" w:hAnsi="Arial" w:cs="Arial"/>
+        </w:rPr>
+        <w:t xml:space="preserve">Quem é o melhor vendedor em valor de vendas de cada </w:t>
+      </w:r>
+      <w:proofErr w:type="spellStart"/>
+      <w:r>
+        <w:rPr>
+          <w:rFonts w:ascii="Arial" w:hAnsi="Arial" w:cs="Arial"/>
+        </w:rPr>
+        <w:t>dategoria</w:t>
+      </w:r>
+      <w:proofErr w:type="spellEnd"/>
+      <w:r>
+        <w:rPr>
+          <w:rFonts w:ascii="Arial" w:hAnsi="Arial" w:cs="Arial"/>
+        </w:rPr>
+        <w:t xml:space="preserve"> considerando os últimos 12 meses</w:t>
+      </w:r>
+    </w:p>
+    <w:p>
+      <w:pPr>
+        <w:pStyle w:val="PargrafodaLista"/>
+        <w:jc w:val="both"/>
+        <w:rPr>
+          <w:rFonts w:ascii="Arial" w:hAnsi="Arial" w:cs="Arial"/>
+        </w:rPr>
+      </w:pPr>
+      <w:r>
+        <w:rPr>
+          <w:rFonts w:ascii="Arial" w:hAnsi="Arial" w:cs="Arial"/>
+        </w:rPr>
+        <w:t>SELECT</w:t>
+      </w:r>
+      <w:r>
+        <w:rPr>
+          <w:rFonts w:ascii="Arial" w:hAnsi="Arial" w:cs="Arial"/>
+        </w:rPr>
+        <w:t xml:space="preserve"> </w:t>
+      </w:r>
       <w:r>
         <w:rPr>
           <w:rFonts w:ascii="Arial" w:hAnsi="Arial" w:cs="Arial"/>
@@ -7468,7 +8113,6 @@
         <w:rPr>
           <w:rFonts w:ascii="Arial" w:hAnsi="Arial" w:cs="Arial"/>
         </w:rPr>
-        <w:lastRenderedPageBreak/>
         <w:t>ca.nomedacategoria</w:t>
       </w:r>
       <w:proofErr w:type="spellEnd"/>

--- a/Lista/Soluções/Lista 01.docx
+++ b/Lista/Soluções/Lista 01.docx
@@ -106,7 +106,6 @@
         <w:t xml:space="preserve"> order by </w:t>
       </w:r>
       <w:proofErr w:type="spellStart"/>
-      <w:proofErr w:type="gramStart"/>
       <w:r>
         <w:rPr>
           <w:rFonts w:ascii="Arial" w:hAnsi="Arial" w:cs="Arial"/>
@@ -122,7 +121,6 @@
         </w:rPr>
         <w:t>;</w:t>
       </w:r>
-      <w:proofErr w:type="gramEnd"/>
     </w:p>
     <w:p>
       <w:pPr>
@@ -143,19 +141,11 @@
         </w:rPr>
         <w:t xml:space="preserve">Mostre o nome e o e-mail dos clientes que moram no estado "SP", no </w:t>
       </w:r>
-      <w:proofErr w:type="gramStart"/>
-      <w:r>
-        <w:rPr>
-          <w:rFonts w:ascii="Arial" w:hAnsi="Arial" w:cs="Arial"/>
-        </w:rPr>
-        <w:t>pais</w:t>
-      </w:r>
-      <w:proofErr w:type="gramEnd"/>
-      <w:r>
-        <w:rPr>
-          <w:rFonts w:ascii="Arial" w:hAnsi="Arial" w:cs="Arial"/>
-        </w:rPr>
-        <w:t xml:space="preserve"> “BR”</w:t>
+      <w:r>
+        <w:rPr>
+          <w:rFonts w:ascii="Arial" w:hAnsi="Arial" w:cs="Arial"/>
+        </w:rPr>
+        <w:t>pais “BR”</w:t>
       </w:r>
     </w:p>
     <w:p>
@@ -264,17 +254,8 @@
           <w:rFonts w:ascii="Arial" w:hAnsi="Arial" w:cs="Arial"/>
           <w:lang w:val="en-US"/>
         </w:rPr>
-        <w:t xml:space="preserve"> = 'BR</w:t>
-      </w:r>
-      <w:proofErr w:type="gramStart"/>
-      <w:r>
-        <w:rPr>
-          <w:rFonts w:ascii="Arial" w:hAnsi="Arial" w:cs="Arial"/>
-          <w:lang w:val="en-US"/>
-        </w:rPr>
-        <w:t>';</w:t>
-      </w:r>
-      <w:proofErr w:type="gramEnd"/>
+        <w:t xml:space="preserve"> = 'BR';</w:t>
+      </w:r>
     </w:p>
     <w:p>
       <w:pPr>
@@ -355,29 +336,12 @@
         </w:rPr>
         <w:t xml:space="preserve"> FROM </w:t>
       </w:r>
-      <w:proofErr w:type="gramStart"/>
-      <w:r>
-        <w:rPr>
-          <w:rFonts w:ascii="Arial" w:hAnsi="Arial" w:cs="Arial"/>
-          <w:lang w:val="en-US"/>
-        </w:rPr>
-        <w:t>clients</w:t>
-      </w:r>
-      <w:proofErr w:type="gramEnd"/>
-      <w:r>
-        <w:rPr>
-          <w:rFonts w:ascii="Arial" w:hAnsi="Arial" w:cs="Arial"/>
-          <w:lang w:val="en-US"/>
-        </w:rPr>
-        <w:t xml:space="preserve"> order by </w:t>
-      </w:r>
-      <w:proofErr w:type="gramStart"/>
-      <w:r>
-        <w:rPr>
-          <w:rFonts w:ascii="Arial" w:hAnsi="Arial" w:cs="Arial"/>
-          <w:lang w:val="en-US"/>
-        </w:rPr>
-        <w:t>1</w:t>
+      <w:r>
+        <w:rPr>
+          <w:rFonts w:ascii="Arial" w:hAnsi="Arial" w:cs="Arial"/>
+          <w:lang w:val="en-US"/>
+        </w:rPr>
+        <w:t>clients order by 1</w:t>
       </w:r>
       <w:r>
         <w:rPr>
@@ -386,7 +350,6 @@
         </w:rPr>
         <w:t>;</w:t>
       </w:r>
-      <w:proofErr w:type="gramEnd"/>
     </w:p>
     <w:p>
       <w:pPr>
@@ -500,17 +463,8 @@
           <w:rFonts w:ascii="Arial" w:hAnsi="Arial" w:cs="Arial"/>
           <w:lang w:val="en-US"/>
         </w:rPr>
-        <w:t xml:space="preserve">) = 'actor' order by </w:t>
-      </w:r>
-      <w:proofErr w:type="gramStart"/>
-      <w:r>
-        <w:rPr>
-          <w:rFonts w:ascii="Arial" w:hAnsi="Arial" w:cs="Arial"/>
-          <w:lang w:val="en-US"/>
-        </w:rPr>
-        <w:t>2,1;</w:t>
-      </w:r>
-      <w:proofErr w:type="gramEnd"/>
+        <w:t>) = 'actor' order by 2,1;</w:t>
+      </w:r>
     </w:p>
     <w:p>
       <w:pPr>
@@ -637,17 +591,8 @@
           <w:rFonts w:ascii="Arial" w:hAnsi="Arial" w:cs="Arial"/>
           <w:lang w:val="en-US"/>
         </w:rPr>
-        <w:t xml:space="preserve">' order by </w:t>
-      </w:r>
-      <w:proofErr w:type="gramStart"/>
-      <w:r>
-        <w:rPr>
-          <w:rFonts w:ascii="Arial" w:hAnsi="Arial" w:cs="Arial"/>
-          <w:lang w:val="en-US"/>
-        </w:rPr>
-        <w:t>2,1;</w:t>
-      </w:r>
-      <w:proofErr w:type="gramEnd"/>
+        <w:t>' order by 2,1;</w:t>
+      </w:r>
     </w:p>
     <w:p>
       <w:pPr>
@@ -800,28 +745,14 @@
         <w:rPr>
           <w:rFonts w:ascii="Arial" w:hAnsi="Arial" w:cs="Arial"/>
         </w:rPr>
-        <w:t xml:space="preserve">) </w:t>
-      </w:r>
-      <w:proofErr w:type="gramStart"/>
-      <w:r>
-        <w:rPr>
-          <w:rFonts w:ascii="Arial" w:hAnsi="Arial" w:cs="Arial"/>
-        </w:rPr>
-        <w:t xml:space="preserve">AS </w:t>
-      </w:r>
-      <w:proofErr w:type="spellStart"/>
-      <w:r>
-        <w:rPr>
-          <w:rFonts w:ascii="Arial" w:hAnsi="Arial" w:cs="Arial"/>
-        </w:rPr>
-        <w:t>quantidade</w:t>
-      </w:r>
-      <w:proofErr w:type="gramEnd"/>
-      <w:r>
-        <w:rPr>
-          <w:rFonts w:ascii="Arial" w:hAnsi="Arial" w:cs="Arial"/>
-        </w:rPr>
-        <w:t>_a_comprar</w:t>
+        <w:t xml:space="preserve">) AS </w:t>
+      </w:r>
+      <w:proofErr w:type="spellStart"/>
+      <w:r>
+        <w:rPr>
+          <w:rFonts w:ascii="Arial" w:hAnsi="Arial" w:cs="Arial"/>
+        </w:rPr>
+        <w:t>quantidade_a_comprar</w:t>
       </w:r>
       <w:proofErr w:type="spellEnd"/>
       <w:r>
@@ -1131,17 +1062,8 @@
           <w:rFonts w:ascii="Arial" w:hAnsi="Arial" w:cs="Arial"/>
           <w:lang w:val="en-US"/>
         </w:rPr>
-        <w:t xml:space="preserve"> DESC LIMIT </w:t>
-      </w:r>
-      <w:proofErr w:type="gramStart"/>
-      <w:r>
-        <w:rPr>
-          <w:rFonts w:ascii="Arial" w:hAnsi="Arial" w:cs="Arial"/>
-          <w:lang w:val="en-US"/>
-        </w:rPr>
-        <w:t>5;</w:t>
-      </w:r>
-      <w:proofErr w:type="gramEnd"/>
+        <w:t xml:space="preserve"> DESC LIMIT 5;</w:t>
+      </w:r>
     </w:p>
     <w:p>
       <w:pPr>
@@ -1209,17 +1131,8 @@
           <w:rFonts w:ascii="Arial" w:hAnsi="Arial" w:cs="Arial"/>
           <w:lang w:val="en-US"/>
         </w:rPr>
-        <w:t xml:space="preserve"> WHERE lower(email) LIKE '%@gmail.com</w:t>
-      </w:r>
-      <w:proofErr w:type="gramStart"/>
-      <w:r>
-        <w:rPr>
-          <w:rFonts w:ascii="Arial" w:hAnsi="Arial" w:cs="Arial"/>
-          <w:lang w:val="en-US"/>
-        </w:rPr>
-        <w:t>';</w:t>
-      </w:r>
-      <w:proofErr w:type="gramEnd"/>
+        <w:t xml:space="preserve"> WHERE lower(email) LIKE '%@gmail.com';</w:t>
+      </w:r>
     </w:p>
     <w:p>
       <w:pPr>
@@ -1333,17 +1246,8 @@
           <w:rFonts w:ascii="Arial" w:hAnsi="Arial" w:cs="Arial"/>
           <w:lang w:val="en-US"/>
         </w:rPr>
-        <w:t>) LIKE '%smart%</w:t>
-      </w:r>
-      <w:proofErr w:type="gramStart"/>
-      <w:r>
-        <w:rPr>
-          <w:rFonts w:ascii="Arial" w:hAnsi="Arial" w:cs="Arial"/>
-          <w:lang w:val="en-US"/>
-        </w:rPr>
-        <w:t>';</w:t>
-      </w:r>
-      <w:proofErr w:type="gramEnd"/>
+        <w:t>) LIKE '%smart%';</w:t>
+      </w:r>
     </w:p>
     <w:p>
       <w:pPr>
@@ -1497,17 +1401,8 @@
           <w:rFonts w:ascii="Arial" w:hAnsi="Arial" w:cs="Arial"/>
           <w:lang w:val="en-US"/>
         </w:rPr>
-        <w:t xml:space="preserve"> not LIKE '______%</w:t>
-      </w:r>
-      <w:proofErr w:type="gramStart"/>
-      <w:r>
-        <w:rPr>
-          <w:rFonts w:ascii="Arial" w:hAnsi="Arial" w:cs="Arial"/>
-          <w:lang w:val="en-US"/>
-        </w:rPr>
-        <w:t>';</w:t>
-      </w:r>
-      <w:proofErr w:type="gramEnd"/>
+        <w:t xml:space="preserve"> not LIKE '______%';</w:t>
+      </w:r>
     </w:p>
     <w:p>
       <w:pPr>
@@ -1560,7 +1455,6 @@
         <w:t xml:space="preserve">SELECT id, </w:t>
       </w:r>
       <w:proofErr w:type="spellStart"/>
-      <w:proofErr w:type="gramStart"/>
       <w:r>
         <w:rPr>
           <w:rFonts w:ascii="Arial" w:hAnsi="Arial" w:cs="Arial"/>
@@ -1569,7 +1463,6 @@
         <w:t>nome,cep</w:t>
       </w:r>
       <w:proofErr w:type="spellEnd"/>
-      <w:proofErr w:type="gramEnd"/>
       <w:r>
         <w:rPr>
           <w:rFonts w:ascii="Arial" w:hAnsi="Arial" w:cs="Arial"/>
@@ -1591,17 +1484,8 @@
           <w:rFonts w:ascii="Arial" w:hAnsi="Arial" w:cs="Arial"/>
           <w:lang w:val="en-US"/>
         </w:rPr>
-        <w:t xml:space="preserve"> WHERE cep LIKE '0%0__</w:t>
-      </w:r>
-      <w:proofErr w:type="gramStart"/>
-      <w:r>
-        <w:rPr>
-          <w:rFonts w:ascii="Arial" w:hAnsi="Arial" w:cs="Arial"/>
-          <w:lang w:val="en-US"/>
-        </w:rPr>
-        <w:t>';</w:t>
-      </w:r>
-      <w:proofErr w:type="gramEnd"/>
+        <w:t xml:space="preserve"> WHERE cep LIKE '0%0__';</w:t>
+      </w:r>
     </w:p>
     <w:p>
       <w:pPr>
@@ -1640,23 +1524,7 @@
           <w:rFonts w:ascii="Arial" w:hAnsi="Arial" w:cs="Arial"/>
           <w:lang w:val="en-US"/>
         </w:rPr>
-        <w:t xml:space="preserve">SELECT </w:t>
-      </w:r>
-      <w:proofErr w:type="gramStart"/>
-      <w:r>
-        <w:rPr>
-          <w:rFonts w:ascii="Arial" w:hAnsi="Arial" w:cs="Arial"/>
-          <w:lang w:val="en-US"/>
-        </w:rPr>
-        <w:t>Count(</w:t>
-      </w:r>
-      <w:proofErr w:type="gramEnd"/>
-      <w:r>
-        <w:rPr>
-          <w:rFonts w:ascii="Arial" w:hAnsi="Arial" w:cs="Arial"/>
-          <w:lang w:val="en-US"/>
-        </w:rPr>
-        <w:t xml:space="preserve">*) FROM </w:t>
+        <w:t xml:space="preserve">SELECT Count(*) FROM </w:t>
       </w:r>
       <w:proofErr w:type="spellStart"/>
       <w:r>
@@ -1704,17 +1572,8 @@
           <w:rFonts w:ascii="Arial" w:hAnsi="Arial" w:cs="Arial"/>
           <w:lang w:val="en-US"/>
         </w:rPr>
-        <w:t>) LIKE '% Silva</w:t>
-      </w:r>
-      <w:proofErr w:type="gramStart"/>
-      <w:r>
-        <w:rPr>
-          <w:rFonts w:ascii="Arial" w:hAnsi="Arial" w:cs="Arial"/>
-          <w:lang w:val="en-US"/>
-        </w:rPr>
-        <w:t>';</w:t>
-      </w:r>
-      <w:proofErr w:type="gramEnd"/>
+        <w:t>) LIKE '% Silva';</w:t>
+      </w:r>
     </w:p>
     <w:p>
       <w:pPr>
@@ -1787,16 +1646,8 @@
         <w:rPr>
           <w:rFonts w:ascii="Arial" w:hAnsi="Arial" w:cs="Arial"/>
         </w:rPr>
-        <w:t>nascimento &gt; '2000-01-01</w:t>
-      </w:r>
-      <w:proofErr w:type="gramStart"/>
-      <w:r>
-        <w:rPr>
-          <w:rFonts w:ascii="Arial" w:hAnsi="Arial" w:cs="Arial"/>
-        </w:rPr>
-        <w:t>';</w:t>
-      </w:r>
-      <w:proofErr w:type="gramEnd"/>
+        <w:t>nascimento &gt; '2000-01-01';</w:t>
+      </w:r>
     </w:p>
     <w:p>
       <w:pPr>
@@ -1921,7 +1772,6 @@
         <w:t xml:space="preserve"> &gt; </w:t>
       </w:r>
       <w:proofErr w:type="spellStart"/>
-      <w:proofErr w:type="gramStart"/>
       <w:r>
         <w:rPr>
           <w:rFonts w:ascii="Arial" w:hAnsi="Arial" w:cs="Arial"/>
@@ -1937,7 +1787,6 @@
         </w:rPr>
         <w:t>;</w:t>
       </w:r>
-      <w:proofErr w:type="gramEnd"/>
     </w:p>
     <w:p>
       <w:pPr>
@@ -1977,42 +1826,14 @@
         <w:rPr>
           <w:rFonts w:ascii="Arial" w:hAnsi="Arial" w:cs="Arial"/>
         </w:rPr>
-        <w:t xml:space="preserve">SELECT </w:t>
-      </w:r>
-      <w:proofErr w:type="gramStart"/>
-      <w:r>
-        <w:rPr>
-          <w:rFonts w:ascii="Arial" w:hAnsi="Arial" w:cs="Arial"/>
-        </w:rPr>
-        <w:t>COUNT(</w:t>
-      </w:r>
-      <w:proofErr w:type="gramEnd"/>
-      <w:r>
-        <w:rPr>
-          <w:rFonts w:ascii="Arial" w:hAnsi="Arial" w:cs="Arial"/>
-        </w:rPr>
-        <w:t xml:space="preserve">id) </w:t>
-      </w:r>
-      <w:proofErr w:type="gramStart"/>
-      <w:r>
-        <w:rPr>
-          <w:rFonts w:ascii="Arial" w:hAnsi="Arial" w:cs="Arial"/>
-        </w:rPr>
-        <w:t xml:space="preserve">AS </w:t>
-      </w:r>
-      <w:proofErr w:type="spellStart"/>
-      <w:r>
-        <w:rPr>
-          <w:rFonts w:ascii="Arial" w:hAnsi="Arial" w:cs="Arial"/>
-        </w:rPr>
-        <w:t>total</w:t>
-      </w:r>
-      <w:proofErr w:type="gramEnd"/>
-      <w:r>
-        <w:rPr>
-          <w:rFonts w:ascii="Arial" w:hAnsi="Arial" w:cs="Arial"/>
-        </w:rPr>
-        <w:t>_pedidos_pagos_nao_enviados</w:t>
+        <w:t xml:space="preserve">SELECT COUNT(id) AS </w:t>
+      </w:r>
+      <w:proofErr w:type="spellStart"/>
+      <w:r>
+        <w:rPr>
+          <w:rFonts w:ascii="Arial" w:hAnsi="Arial" w:cs="Arial"/>
+        </w:rPr>
+        <w:t>total_pedidos_pagos_nao_enviados</w:t>
       </w:r>
       <w:proofErr w:type="spellEnd"/>
       <w:r>
@@ -2084,23 +1905,7 @@
           <w:rFonts w:ascii="Arial" w:hAnsi="Arial" w:cs="Arial"/>
           <w:lang w:val="en-US"/>
         </w:rPr>
-        <w:t xml:space="preserve">SELECT </w:t>
-      </w:r>
-      <w:proofErr w:type="gramStart"/>
-      <w:r>
-        <w:rPr>
-          <w:rFonts w:ascii="Arial" w:hAnsi="Arial" w:cs="Arial"/>
-          <w:lang w:val="en-US"/>
-        </w:rPr>
-        <w:t>COUNT(</w:t>
-      </w:r>
-      <w:proofErr w:type="gramEnd"/>
-      <w:r>
-        <w:rPr>
-          <w:rFonts w:ascii="Arial" w:hAnsi="Arial" w:cs="Arial"/>
-          <w:lang w:val="en-US"/>
-        </w:rPr>
-        <w:t xml:space="preserve">id) AS </w:t>
+        <w:t xml:space="preserve">SELECT COUNT(id) AS </w:t>
       </w:r>
       <w:proofErr w:type="spellStart"/>
       <w:r>
@@ -2155,15 +1960,7 @@
           <w:rFonts w:ascii="Arial" w:hAnsi="Arial" w:cs="Arial"/>
           <w:lang w:val="en-US"/>
         </w:rPr>
-        <w:t xml:space="preserve"> IS NOT </w:t>
-      </w:r>
-      <w:proofErr w:type="gramStart"/>
-      <w:r>
-        <w:rPr>
-          <w:rFonts w:ascii="Arial" w:hAnsi="Arial" w:cs="Arial"/>
-          <w:lang w:val="en-US"/>
-        </w:rPr>
-        <w:t>NULL</w:t>
+        <w:t xml:space="preserve"> IS NOT NULL</w:t>
       </w:r>
       <w:r>
         <w:rPr>
@@ -2172,7 +1969,6 @@
         </w:rPr>
         <w:t>;</w:t>
       </w:r>
-      <w:proofErr w:type="gramEnd"/>
     </w:p>
     <w:p>
       <w:pPr>
@@ -2206,17 +2002,9 @@
         <w:rPr>
           <w:rFonts w:ascii="Arial" w:hAnsi="Arial" w:cs="Arial"/>
         </w:rPr>
-        <w:t xml:space="preserve">SELECT </w:t>
-      </w:r>
-      <w:proofErr w:type="gramStart"/>
-      <w:r>
-        <w:rPr>
-          <w:rFonts w:ascii="Arial" w:hAnsi="Arial" w:cs="Arial"/>
-        </w:rPr>
-        <w:t>MIN(</w:t>
-      </w:r>
-      <w:proofErr w:type="spellStart"/>
-      <w:proofErr w:type="gramEnd"/>
+        <w:t>SELECT MIN(</w:t>
+      </w:r>
+      <w:proofErr w:type="spellStart"/>
       <w:r>
         <w:rPr>
           <w:rFonts w:ascii="Arial" w:hAnsi="Arial" w:cs="Arial"/>
@@ -2228,28 +2016,14 @@
         <w:rPr>
           <w:rFonts w:ascii="Arial" w:hAnsi="Arial" w:cs="Arial"/>
         </w:rPr>
-        <w:t xml:space="preserve">) </w:t>
-      </w:r>
-      <w:proofErr w:type="gramStart"/>
-      <w:r>
-        <w:rPr>
-          <w:rFonts w:ascii="Arial" w:hAnsi="Arial" w:cs="Arial"/>
-        </w:rPr>
-        <w:t xml:space="preserve">AS </w:t>
-      </w:r>
-      <w:proofErr w:type="spellStart"/>
-      <w:r>
-        <w:rPr>
-          <w:rFonts w:ascii="Arial" w:hAnsi="Arial" w:cs="Arial"/>
-        </w:rPr>
-        <w:t>data</w:t>
-      </w:r>
-      <w:proofErr w:type="gramEnd"/>
-      <w:r>
-        <w:rPr>
-          <w:rFonts w:ascii="Arial" w:hAnsi="Arial" w:cs="Arial"/>
-        </w:rPr>
-        <w:t>_pedido_mais_antigo</w:t>
+        <w:t xml:space="preserve">) AS </w:t>
+      </w:r>
+      <w:proofErr w:type="spellStart"/>
+      <w:r>
+        <w:rPr>
+          <w:rFonts w:ascii="Arial" w:hAnsi="Arial" w:cs="Arial"/>
+        </w:rPr>
+        <w:t>data_pedido_mais_antigo</w:t>
       </w:r>
       <w:proofErr w:type="spellEnd"/>
       <w:r>
@@ -2315,16 +2089,8 @@
         <w:rPr>
           <w:rFonts w:ascii="Arial" w:hAnsi="Arial" w:cs="Arial"/>
         </w:rPr>
-        <w:t xml:space="preserve">SELECT </w:t>
-      </w:r>
-      <w:proofErr w:type="gramStart"/>
-      <w:r>
-        <w:rPr>
-          <w:rFonts w:ascii="Arial" w:hAnsi="Arial" w:cs="Arial"/>
-        </w:rPr>
-        <w:t>MAX(</w:t>
-      </w:r>
-      <w:proofErr w:type="gramEnd"/>
+        <w:t>SELECT MAX(</w:t>
+      </w:r>
       <w:r>
         <w:rPr>
           <w:rFonts w:ascii="Arial" w:hAnsi="Arial" w:cs="Arial"/>
@@ -2335,9 +2101,46 @@
         <w:rPr>
           <w:rFonts w:ascii="Arial" w:hAnsi="Arial" w:cs="Arial"/>
         </w:rPr>
-        <w:t xml:space="preserve">) </w:t>
-      </w:r>
-      <w:proofErr w:type="gramStart"/>
+        <w:t xml:space="preserve">) AS </w:t>
+      </w:r>
+      <w:proofErr w:type="spellStart"/>
+      <w:r>
+        <w:rPr>
+          <w:rFonts w:ascii="Arial" w:hAnsi="Arial" w:cs="Arial"/>
+        </w:rPr>
+        <w:t>data_cadastro_cliente_mais_novo</w:t>
+      </w:r>
+      <w:proofErr w:type="spellEnd"/>
+      <w:r>
+        <w:rPr>
+          <w:rFonts w:ascii="Arial" w:hAnsi="Arial" w:cs="Arial"/>
+        </w:rPr>
+        <w:t>, MIN</w:t>
+      </w:r>
+      <w:r>
+        <w:rPr>
+          <w:rFonts w:ascii="Arial" w:hAnsi="Arial" w:cs="Arial"/>
+        </w:rPr>
+        <w:t>(</w:t>
+      </w:r>
+      <w:r>
+        <w:rPr>
+          <w:rFonts w:ascii="Arial" w:hAnsi="Arial" w:cs="Arial"/>
+        </w:rPr>
+        <w:t>nascimento</w:t>
+      </w:r>
+      <w:r>
+        <w:rPr>
+          <w:rFonts w:ascii="Arial" w:hAnsi="Arial" w:cs="Arial"/>
+        </w:rPr>
+        <w:t>)</w:t>
+      </w:r>
+      <w:r>
+        <w:rPr>
+          <w:rFonts w:ascii="Arial" w:hAnsi="Arial" w:cs="Arial"/>
+        </w:rPr>
+        <w:t xml:space="preserve"> </w:t>
+      </w:r>
       <w:r>
         <w:rPr>
           <w:rFonts w:ascii="Arial" w:hAnsi="Arial" w:cs="Arial"/>
@@ -2349,74 +2152,7 @@
         <w:rPr>
           <w:rFonts w:ascii="Arial" w:hAnsi="Arial" w:cs="Arial"/>
         </w:rPr>
-        <w:t>data</w:t>
-      </w:r>
-      <w:proofErr w:type="gramEnd"/>
-      <w:r>
-        <w:rPr>
-          <w:rFonts w:ascii="Arial" w:hAnsi="Arial" w:cs="Arial"/>
-        </w:rPr>
-        <w:t>_cadastro_cliente_mais_novo</w:t>
-      </w:r>
-      <w:proofErr w:type="spellEnd"/>
-      <w:r>
-        <w:rPr>
-          <w:rFonts w:ascii="Arial" w:hAnsi="Arial" w:cs="Arial"/>
-        </w:rPr>
-        <w:t xml:space="preserve">, </w:t>
-      </w:r>
-      <w:proofErr w:type="gramStart"/>
-      <w:r>
-        <w:rPr>
-          <w:rFonts w:ascii="Arial" w:hAnsi="Arial" w:cs="Arial"/>
-        </w:rPr>
-        <w:t>MIN</w:t>
-      </w:r>
-      <w:r>
-        <w:rPr>
-          <w:rFonts w:ascii="Arial" w:hAnsi="Arial" w:cs="Arial"/>
-        </w:rPr>
-        <w:t>(</w:t>
-      </w:r>
-      <w:proofErr w:type="gramEnd"/>
-      <w:r>
-        <w:rPr>
-          <w:rFonts w:ascii="Arial" w:hAnsi="Arial" w:cs="Arial"/>
-        </w:rPr>
-        <w:t>nascimento</w:t>
-      </w:r>
-      <w:r>
-        <w:rPr>
-          <w:rFonts w:ascii="Arial" w:hAnsi="Arial" w:cs="Arial"/>
-        </w:rPr>
-        <w:t>)</w:t>
-      </w:r>
-      <w:r>
-        <w:rPr>
-          <w:rFonts w:ascii="Arial" w:hAnsi="Arial" w:cs="Arial"/>
-        </w:rPr>
-        <w:t xml:space="preserve"> </w:t>
-      </w:r>
-      <w:proofErr w:type="gramStart"/>
-      <w:r>
-        <w:rPr>
-          <w:rFonts w:ascii="Arial" w:hAnsi="Arial" w:cs="Arial"/>
-        </w:rPr>
-        <w:t xml:space="preserve">AS </w:t>
-      </w:r>
-      <w:proofErr w:type="spellStart"/>
-      <w:r>
-        <w:rPr>
-          <w:rFonts w:ascii="Arial" w:hAnsi="Arial" w:cs="Arial"/>
-        </w:rPr>
-        <w:t>data</w:t>
-      </w:r>
-      <w:proofErr w:type="gramEnd"/>
-      <w:r>
-        <w:rPr>
-          <w:rFonts w:ascii="Arial" w:hAnsi="Arial" w:cs="Arial"/>
-        </w:rPr>
-        <w:t>_cadastro_cliente_mais_</w:t>
+        <w:t>data_cadastro_cliente_mais_</w:t>
       </w:r>
       <w:r>
         <w:rPr>
@@ -2470,17 +2206,9 @@
         <w:rPr>
           <w:rFonts w:ascii="Arial" w:hAnsi="Arial" w:cs="Arial"/>
         </w:rPr>
-        <w:t xml:space="preserve">SELECT </w:t>
-      </w:r>
-      <w:proofErr w:type="gramStart"/>
-      <w:r>
-        <w:rPr>
-          <w:rFonts w:ascii="Arial" w:hAnsi="Arial" w:cs="Arial"/>
-        </w:rPr>
-        <w:t>AVG(</w:t>
-      </w:r>
-      <w:proofErr w:type="spellStart"/>
-      <w:proofErr w:type="gramEnd"/>
+        <w:t>SELECT AVG(</w:t>
+      </w:r>
+      <w:proofErr w:type="spellStart"/>
       <w:r>
         <w:rPr>
           <w:rFonts w:ascii="Arial" w:hAnsi="Arial" w:cs="Arial"/>
@@ -2578,21 +2306,7 @@
         <w:rPr>
           <w:rFonts w:ascii="Arial" w:hAnsi="Arial" w:cs="Arial"/>
         </w:rPr>
-        <w:t xml:space="preserve"> a função DATEDIFF é comum em MySQL e SQL Server. Para PostgreSQL, você pode usar </w:t>
-      </w:r>
-      <w:proofErr w:type="gramStart"/>
-      <w:r>
-        <w:rPr>
-          <w:rFonts w:ascii="Arial" w:hAnsi="Arial" w:cs="Arial"/>
-        </w:rPr>
-        <w:t>EXTRACT(</w:t>
-      </w:r>
-      <w:proofErr w:type="gramEnd"/>
-      <w:r>
-        <w:rPr>
-          <w:rFonts w:ascii="Arial" w:hAnsi="Arial" w:cs="Arial"/>
-        </w:rPr>
-        <w:t>DAY FROM (</w:t>
+        <w:t xml:space="preserve"> a função DATEDIFF é comum em MySQL e SQL Server. Para PostgreSQL, você pode usar EXTRACT(DAY FROM (</w:t>
       </w:r>
       <w:proofErr w:type="spellStart"/>
       <w:r>
@@ -2663,17 +2377,9 @@
         <w:rPr>
           <w:rFonts w:ascii="Arial" w:hAnsi="Arial" w:cs="Arial"/>
         </w:rPr>
-        <w:t xml:space="preserve">SELECT </w:t>
-      </w:r>
-      <w:proofErr w:type="gramStart"/>
-      <w:r>
-        <w:rPr>
-          <w:rFonts w:ascii="Arial" w:hAnsi="Arial" w:cs="Arial"/>
-        </w:rPr>
-        <w:t>AVG(DATEDIFF(</w:t>
-      </w:r>
-      <w:proofErr w:type="spellStart"/>
-      <w:proofErr w:type="gramEnd"/>
+        <w:t>SELECT AVG(DATEDIFF(</w:t>
+      </w:r>
+      <w:proofErr w:type="spellStart"/>
       <w:r>
         <w:rPr>
           <w:rFonts w:ascii="Arial" w:hAnsi="Arial" w:cs="Arial"/>
@@ -2779,7 +2485,6 @@
         <w:t xml:space="preserve">SELECT </w:t>
       </w:r>
       <w:proofErr w:type="spellStart"/>
-      <w:proofErr w:type="gramStart"/>
       <w:r>
         <w:rPr>
           <w:rFonts w:ascii="Arial" w:hAnsi="Arial" w:cs="Arial"/>
@@ -2793,22 +2498,13 @@
         <w:t>AVG</w:t>
       </w:r>
       <w:proofErr w:type="spellEnd"/>
-      <w:proofErr w:type="gramEnd"/>
-      <w:r>
-        <w:rPr>
-          <w:rFonts w:ascii="Arial" w:hAnsi="Arial" w:cs="Arial"/>
-        </w:rPr>
-        <w:t>(</w:t>
-      </w:r>
-      <w:proofErr w:type="gramStart"/>
-      <w:r>
-        <w:rPr>
-          <w:rFonts w:ascii="Arial" w:hAnsi="Arial" w:cs="Arial"/>
-        </w:rPr>
-        <w:t>DATEDIFF(</w:t>
-      </w:r>
-      <w:proofErr w:type="spellStart"/>
-      <w:proofErr w:type="gramEnd"/>
+      <w:r>
+        <w:rPr>
+          <w:rFonts w:ascii="Arial" w:hAnsi="Arial" w:cs="Arial"/>
+        </w:rPr>
+        <w:t>(DATEDIFF(</w:t>
+      </w:r>
+      <w:proofErr w:type="spellStart"/>
       <w:r>
         <w:rPr>
           <w:rFonts w:ascii="Arial" w:hAnsi="Arial" w:cs="Arial"/>
@@ -2940,7 +2636,6 @@
         <w:t>, AVG(</w:t>
       </w:r>
       <w:proofErr w:type="spellStart"/>
-      <w:proofErr w:type="gramStart"/>
       <w:r>
         <w:rPr>
           <w:rFonts w:ascii="Arial" w:hAnsi="Arial" w:cs="Arial"/>
@@ -2948,7 +2643,6 @@
         <w:t>p.precounitario</w:t>
       </w:r>
       <w:proofErr w:type="spellEnd"/>
-      <w:proofErr w:type="gramEnd"/>
       <w:r>
         <w:rPr>
           <w:rFonts w:ascii="Arial" w:hAnsi="Arial" w:cs="Arial"/>
@@ -3030,7 +2724,6 @@
       <w:r>
         <w:rPr>
           <w:rFonts w:ascii="Arial" w:hAnsi="Arial" w:cs="Arial"/>
-          <w:lang w:val="en-US"/>
         </w:rPr>
         <w:t xml:space="preserve"> </w:t>
       </w:r>
@@ -3055,23 +2748,7 @@
           <w:rFonts w:ascii="Arial" w:hAnsi="Arial" w:cs="Arial"/>
           <w:lang w:val="en-US"/>
         </w:rPr>
-        <w:t xml:space="preserve">, </w:t>
-      </w:r>
-      <w:proofErr w:type="gramStart"/>
-      <w:r>
-        <w:rPr>
-          <w:rFonts w:ascii="Arial" w:hAnsi="Arial" w:cs="Arial"/>
-          <w:lang w:val="en-US"/>
-        </w:rPr>
-        <w:t>COUNT(</w:t>
-      </w:r>
-      <w:proofErr w:type="gramEnd"/>
-      <w:r>
-        <w:rPr>
-          <w:rFonts w:ascii="Arial" w:hAnsi="Arial" w:cs="Arial"/>
-          <w:lang w:val="en-US"/>
-        </w:rPr>
-        <w:t xml:space="preserve">id) AS </w:t>
+        <w:t xml:space="preserve">, COUNT(id) AS </w:t>
       </w:r>
       <w:proofErr w:type="spellStart"/>
       <w:r>
@@ -3122,7 +2799,6 @@
         <w:t xml:space="preserve"> ORDER BY </w:t>
       </w:r>
       <w:proofErr w:type="spellStart"/>
-      <w:proofErr w:type="gramStart"/>
       <w:r>
         <w:rPr>
           <w:rFonts w:ascii="Arial" w:hAnsi="Arial" w:cs="Arial"/>
@@ -3138,7 +2814,6 @@
         </w:rPr>
         <w:t>;</w:t>
       </w:r>
-      <w:proofErr w:type="gramEnd"/>
     </w:p>
     <w:p>
       <w:pPr>
@@ -3156,6 +2831,7 @@
       <w:r>
         <w:rPr>
           <w:rFonts w:ascii="Arial" w:hAnsi="Arial" w:cs="Arial"/>
+          <w:lang w:val="en-US"/>
         </w:rPr>
         <w:t xml:space="preserve"> </w:t>
       </w:r>
@@ -3175,19 +2851,7 @@
         <w:rPr>
           <w:rFonts w:ascii="Arial" w:hAnsi="Arial" w:cs="Arial"/>
         </w:rPr>
-        <w:t>no pa</w:t>
-      </w:r>
-      <w:r>
-        <w:rPr>
-          <w:rFonts w:ascii="Arial" w:hAnsi="Arial" w:cs="Arial"/>
-        </w:rPr>
-        <w:t>í</w:t>
-      </w:r>
-      <w:r>
-        <w:rPr>
-          <w:rFonts w:ascii="Arial" w:hAnsi="Arial" w:cs="Arial"/>
-        </w:rPr>
-        <w:t>s ‘BR</w:t>
+        <w:t>no país ‘BR</w:t>
       </w:r>
       <w:r>
         <w:rPr>
@@ -3219,7 +2883,6 @@
         </w:rPr>
         <w:t>PE</w:t>
       </w:r>
-      <w:proofErr w:type="gramStart"/>
       <w:r>
         <w:rPr>
           <w:rFonts w:ascii="Arial" w:hAnsi="Arial" w:cs="Arial"/>
@@ -3230,14 +2893,7 @@
         <w:rPr>
           <w:rFonts w:ascii="Arial" w:hAnsi="Arial" w:cs="Arial"/>
         </w:rPr>
-        <w:t>,</w:t>
-      </w:r>
-      <w:proofErr w:type="gramEnd"/>
-      <w:r>
-        <w:rPr>
-          <w:rFonts w:ascii="Arial" w:hAnsi="Arial" w:cs="Arial"/>
-        </w:rPr>
-        <w:t xml:space="preserve"> </w:t>
+        <w:t xml:space="preserve">, </w:t>
       </w:r>
       <w:r>
         <w:rPr>
@@ -3352,28 +3008,7 @@
           <w:rFonts w:ascii="Arial" w:hAnsi="Arial" w:cs="Arial"/>
           <w:lang w:val="en-US"/>
         </w:rPr>
-        <w:t>'</w:t>
-      </w:r>
-      <w:r>
-        <w:rPr>
-          <w:rFonts w:ascii="Arial" w:hAnsi="Arial" w:cs="Arial"/>
-          <w:lang w:val="en-US"/>
-        </w:rPr>
-        <w:t>BR</w:t>
-      </w:r>
-      <w:r>
-        <w:rPr>
-          <w:rFonts w:ascii="Arial" w:hAnsi="Arial" w:cs="Arial"/>
-          <w:lang w:val="en-US"/>
-        </w:rPr>
-        <w:t xml:space="preserve">' </w:t>
-      </w:r>
-      <w:r>
-        <w:rPr>
-          <w:rFonts w:ascii="Arial" w:hAnsi="Arial" w:cs="Arial"/>
-          <w:lang w:val="en-US"/>
-        </w:rPr>
-        <w:t>an</w:t>
+        <w:t>'BR' an</w:t>
       </w:r>
       <w:r>
         <w:rPr>
@@ -3403,31 +3038,7 @@
           <w:rFonts w:ascii="Arial" w:hAnsi="Arial" w:cs="Arial"/>
           <w:lang w:val="en-US"/>
         </w:rPr>
-        <w:t>'PE</w:t>
-      </w:r>
-      <w:proofErr w:type="gramStart"/>
-      <w:r>
-        <w:rPr>
-          <w:rFonts w:ascii="Arial" w:hAnsi="Arial" w:cs="Arial"/>
-          <w:lang w:val="en-US"/>
-        </w:rPr>
-        <w:t>' ,</w:t>
-      </w:r>
-      <w:proofErr w:type="gramEnd"/>
-      <w:r>
-        <w:rPr>
-          <w:rFonts w:ascii="Arial" w:hAnsi="Arial" w:cs="Arial"/>
-          <w:lang w:val="en-US"/>
-        </w:rPr>
-        <w:t xml:space="preserve"> 'AL</w:t>
-      </w:r>
-      <w:proofErr w:type="gramStart"/>
-      <w:r>
-        <w:rPr>
-          <w:rFonts w:ascii="Arial" w:hAnsi="Arial" w:cs="Arial"/>
-          <w:lang w:val="en-US"/>
-        </w:rPr>
-        <w:t>'</w:t>
+        <w:t>'PE' , 'AL'</w:t>
       </w:r>
       <w:r>
         <w:rPr>
@@ -3441,17 +3052,8 @@
           <w:rFonts w:ascii="Arial" w:hAnsi="Arial" w:cs="Arial"/>
           <w:lang w:val="en-US"/>
         </w:rPr>
-        <w:t xml:space="preserve"> ‘</w:t>
-      </w:r>
-      <w:proofErr w:type="gramEnd"/>
-      <w:r>
-        <w:rPr>
-          <w:rFonts w:ascii="Arial" w:hAnsi="Arial" w:cs="Arial"/>
-          <w:lang w:val="en-US"/>
-        </w:rPr>
-        <w:t>BA’</w:t>
-      </w:r>
-      <w:proofErr w:type="gramStart"/>
+        <w:t xml:space="preserve"> ‘BA’</w:t>
+      </w:r>
       <w:r>
         <w:rPr>
           <w:rFonts w:ascii="Arial" w:hAnsi="Arial" w:cs="Arial"/>
@@ -3459,7 +3061,6 @@
         </w:rPr>
         <w:t>);</w:t>
       </w:r>
-      <w:proofErr w:type="gramEnd"/>
     </w:p>
     <w:p>
       <w:pPr>
@@ -3496,21 +3097,74 @@
         <w:t xml:space="preserve">SELECT </w:t>
       </w:r>
       <w:proofErr w:type="spellStart"/>
-      <w:proofErr w:type="gramStart"/>
+      <w:r>
+        <w:rPr>
+          <w:rFonts w:ascii="Arial" w:hAnsi="Arial" w:cs="Arial"/>
+        </w:rPr>
+        <w:t>c.nomedacategoria,p.produto</w:t>
+      </w:r>
+      <w:proofErr w:type="spellEnd"/>
+      <w:r>
+        <w:rPr>
+          <w:rFonts w:ascii="Arial" w:hAnsi="Arial" w:cs="Arial"/>
+        </w:rPr>
+        <w:t xml:space="preserve"> FROM categorias c LEFT JOIN produtos p ON c.id = </w:t>
+      </w:r>
+      <w:proofErr w:type="spellStart"/>
+      <w:r>
+        <w:rPr>
+          <w:rFonts w:ascii="Arial" w:hAnsi="Arial" w:cs="Arial"/>
+        </w:rPr>
+        <w:t>p.idcategoria</w:t>
+      </w:r>
+      <w:proofErr w:type="spellEnd"/>
+      <w:r>
+        <w:rPr>
+          <w:rFonts w:ascii="Arial" w:hAnsi="Arial" w:cs="Arial"/>
+        </w:rPr>
+        <w:t xml:space="preserve"> </w:t>
+      </w:r>
+      <w:r>
+        <w:rPr>
+          <w:rFonts w:ascii="Arial" w:hAnsi="Arial" w:cs="Arial"/>
+        </w:rPr>
+        <w:t xml:space="preserve">WHERE </w:t>
+      </w:r>
+      <w:proofErr w:type="spellStart"/>
+      <w:r>
+        <w:rPr>
+          <w:rFonts w:ascii="Arial" w:hAnsi="Arial" w:cs="Arial"/>
+        </w:rPr>
+        <w:t>p.descontinuado</w:t>
+      </w:r>
+      <w:proofErr w:type="spellEnd"/>
+      <w:r>
+        <w:rPr>
+          <w:rFonts w:ascii="Arial" w:hAnsi="Arial" w:cs="Arial"/>
+        </w:rPr>
+        <w:t xml:space="preserve"> = 0 </w:t>
+      </w:r>
+      <w:r>
+        <w:rPr>
+          <w:rFonts w:ascii="Arial" w:hAnsi="Arial" w:cs="Arial"/>
+        </w:rPr>
+        <w:t xml:space="preserve">ORDER BY </w:t>
+      </w:r>
+      <w:proofErr w:type="spellStart"/>
       <w:r>
         <w:rPr>
           <w:rFonts w:ascii="Arial" w:hAnsi="Arial" w:cs="Arial"/>
         </w:rPr>
         <w:t>c.nomedacategoria</w:t>
       </w:r>
-      <w:proofErr w:type="gramEnd"/>
-      <w:r>
-        <w:rPr>
-          <w:rFonts w:ascii="Arial" w:hAnsi="Arial" w:cs="Arial"/>
-        </w:rPr>
-        <w:t>,</w:t>
-      </w:r>
-      <w:proofErr w:type="gramStart"/>
+      <w:proofErr w:type="spellEnd"/>
+      <w:r>
+        <w:rPr>
+          <w:rFonts w:ascii="Arial" w:hAnsi="Arial" w:cs="Arial"/>
+        </w:rPr>
+        <w:t xml:space="preserve">, </w:t>
+      </w:r>
+      <w:proofErr w:type="spellStart"/>
       <w:r>
         <w:rPr>
           <w:rFonts w:ascii="Arial" w:hAnsi="Arial" w:cs="Arial"/>
@@ -3518,83 +3172,6 @@
         <w:t>p.produto</w:t>
       </w:r>
       <w:proofErr w:type="spellEnd"/>
-      <w:proofErr w:type="gramEnd"/>
-      <w:r>
-        <w:rPr>
-          <w:rFonts w:ascii="Arial" w:hAnsi="Arial" w:cs="Arial"/>
-        </w:rPr>
-        <w:t xml:space="preserve"> FROM categorias c LEFT JOIN produtos p ON c.id = </w:t>
-      </w:r>
-      <w:proofErr w:type="spellStart"/>
-      <w:proofErr w:type="gramStart"/>
-      <w:r>
-        <w:rPr>
-          <w:rFonts w:ascii="Arial" w:hAnsi="Arial" w:cs="Arial"/>
-        </w:rPr>
-        <w:t>p.idcategoria</w:t>
-      </w:r>
-      <w:proofErr w:type="spellEnd"/>
-      <w:proofErr w:type="gramEnd"/>
-      <w:r>
-        <w:rPr>
-          <w:rFonts w:ascii="Arial" w:hAnsi="Arial" w:cs="Arial"/>
-        </w:rPr>
-        <w:t xml:space="preserve"> </w:t>
-      </w:r>
-      <w:r>
-        <w:rPr>
-          <w:rFonts w:ascii="Arial" w:hAnsi="Arial" w:cs="Arial"/>
-        </w:rPr>
-        <w:t xml:space="preserve">WHERE </w:t>
-      </w:r>
-      <w:proofErr w:type="spellStart"/>
-      <w:proofErr w:type="gramStart"/>
-      <w:r>
-        <w:rPr>
-          <w:rFonts w:ascii="Arial" w:hAnsi="Arial" w:cs="Arial"/>
-        </w:rPr>
-        <w:t>p.descontinuado</w:t>
-      </w:r>
-      <w:proofErr w:type="spellEnd"/>
-      <w:proofErr w:type="gramEnd"/>
-      <w:r>
-        <w:rPr>
-          <w:rFonts w:ascii="Arial" w:hAnsi="Arial" w:cs="Arial"/>
-        </w:rPr>
-        <w:t xml:space="preserve"> = 0 </w:t>
-      </w:r>
-      <w:r>
-        <w:rPr>
-          <w:rFonts w:ascii="Arial" w:hAnsi="Arial" w:cs="Arial"/>
-        </w:rPr>
-        <w:t xml:space="preserve">ORDER BY </w:t>
-      </w:r>
-      <w:proofErr w:type="spellStart"/>
-      <w:proofErr w:type="gramStart"/>
-      <w:r>
-        <w:rPr>
-          <w:rFonts w:ascii="Arial" w:hAnsi="Arial" w:cs="Arial"/>
-        </w:rPr>
-        <w:t>c.nomedacategoria</w:t>
-      </w:r>
-      <w:proofErr w:type="spellEnd"/>
-      <w:proofErr w:type="gramEnd"/>
-      <w:r>
-        <w:rPr>
-          <w:rFonts w:ascii="Arial" w:hAnsi="Arial" w:cs="Arial"/>
-        </w:rPr>
-        <w:t xml:space="preserve">, </w:t>
-      </w:r>
-      <w:proofErr w:type="spellStart"/>
-      <w:proofErr w:type="gramStart"/>
-      <w:r>
-        <w:rPr>
-          <w:rFonts w:ascii="Arial" w:hAnsi="Arial" w:cs="Arial"/>
-        </w:rPr>
-        <w:t>p.produto</w:t>
-      </w:r>
-      <w:proofErr w:type="spellEnd"/>
-      <w:proofErr w:type="gramEnd"/>
       <w:r>
         <w:rPr>
           <w:rFonts w:ascii="Arial" w:hAnsi="Arial" w:cs="Arial"/>
@@ -3646,7 +3223,6 @@
         <w:t xml:space="preserve">DISTINCT </w:t>
       </w:r>
       <w:proofErr w:type="spellStart"/>
-      <w:proofErr w:type="gramStart"/>
       <w:r>
         <w:rPr>
           <w:rFonts w:ascii="Arial" w:hAnsi="Arial" w:cs="Arial"/>
@@ -3662,7 +3238,6 @@
         <w:t>nome</w:t>
       </w:r>
       <w:proofErr w:type="spellEnd"/>
-      <w:proofErr w:type="gramEnd"/>
       <w:r>
         <w:rPr>
           <w:rFonts w:ascii="Arial" w:hAnsi="Arial" w:cs="Arial"/>
@@ -3678,7 +3253,6 @@
         <w:t xml:space="preserve"> </w:t>
       </w:r>
       <w:proofErr w:type="spellStart"/>
-      <w:proofErr w:type="gramStart"/>
       <w:r>
         <w:rPr>
           <w:rFonts w:ascii="Arial" w:hAnsi="Arial" w:cs="Arial"/>
@@ -3694,7 +3268,6 @@
         <w:t>produto</w:t>
       </w:r>
       <w:proofErr w:type="spellEnd"/>
-      <w:proofErr w:type="gramEnd"/>
       <w:r>
         <w:rPr>
           <w:rFonts w:ascii="Arial" w:hAnsi="Arial" w:cs="Arial"/>
@@ -3735,7 +3308,6 @@
         <w:t xml:space="preserve"> pe ON </w:t>
       </w:r>
       <w:proofErr w:type="spellStart"/>
-      <w:proofErr w:type="gramStart"/>
       <w:r>
         <w:rPr>
           <w:rFonts w:ascii="Arial" w:hAnsi="Arial" w:cs="Arial"/>
@@ -3751,7 +3323,6 @@
         <w:t>.idcliente</w:t>
       </w:r>
       <w:proofErr w:type="spellEnd"/>
-      <w:proofErr w:type="gramEnd"/>
       <w:r>
         <w:rPr>
           <w:rFonts w:ascii="Arial" w:hAnsi="Arial" w:cs="Arial"/>
@@ -3776,7 +3347,6 @@
         <w:t xml:space="preserve"> it ON </w:t>
       </w:r>
       <w:proofErr w:type="spellStart"/>
-      <w:proofErr w:type="gramStart"/>
       <w:r>
         <w:rPr>
           <w:rFonts w:ascii="Arial" w:hAnsi="Arial" w:cs="Arial"/>
@@ -3785,7 +3355,6 @@
         <w:t>it.idpedido</w:t>
       </w:r>
       <w:proofErr w:type="spellEnd"/>
-      <w:proofErr w:type="gramEnd"/>
       <w:r>
         <w:rPr>
           <w:rFonts w:ascii="Arial" w:hAnsi="Arial" w:cs="Arial"/>
@@ -3810,7 +3379,6 @@
         <w:t xml:space="preserve"> pr ON </w:t>
       </w:r>
       <w:proofErr w:type="spellStart"/>
-      <w:proofErr w:type="gramStart"/>
       <w:r>
         <w:rPr>
           <w:rFonts w:ascii="Arial" w:hAnsi="Arial" w:cs="Arial"/>
@@ -3819,7 +3387,6 @@
         <w:t>it.idproduto</w:t>
       </w:r>
       <w:proofErr w:type="spellEnd"/>
-      <w:proofErr w:type="gramEnd"/>
       <w:r>
         <w:rPr>
           <w:rFonts w:ascii="Arial" w:hAnsi="Arial" w:cs="Arial"/>
@@ -3828,7 +3395,6 @@
         <w:t xml:space="preserve"> = pr.id ORDER BY </w:t>
       </w:r>
       <w:proofErr w:type="spellStart"/>
-      <w:proofErr w:type="gramStart"/>
       <w:r>
         <w:rPr>
           <w:rFonts w:ascii="Arial" w:hAnsi="Arial" w:cs="Arial"/>
@@ -3837,7 +3403,6 @@
         <w:t>nome,produto</w:t>
       </w:r>
       <w:proofErr w:type="spellEnd"/>
-      <w:proofErr w:type="gramEnd"/>
       <w:r>
         <w:rPr>
           <w:rFonts w:ascii="Arial" w:hAnsi="Arial" w:cs="Arial"/>
@@ -3896,7 +3461,6 @@
         <w:t xml:space="preserve">SELECT </w:t>
       </w:r>
       <w:proofErr w:type="spellStart"/>
-      <w:proofErr w:type="gramStart"/>
       <w:r>
         <w:rPr>
           <w:rFonts w:ascii="Arial" w:hAnsi="Arial" w:cs="Arial"/>
@@ -3905,7 +3469,6 @@
         <w:t>nome,email</w:t>
       </w:r>
       <w:proofErr w:type="spellEnd"/>
-      <w:proofErr w:type="gramEnd"/>
       <w:r>
         <w:rPr>
           <w:rFonts w:ascii="Arial" w:hAnsi="Arial" w:cs="Arial"/>
@@ -3946,7 +3509,6 @@
         <w:t xml:space="preserve"> p ON </w:t>
       </w:r>
       <w:proofErr w:type="spellStart"/>
-      <w:proofErr w:type="gramStart"/>
       <w:r>
         <w:rPr>
           <w:rFonts w:ascii="Arial" w:hAnsi="Arial" w:cs="Arial"/>
@@ -3955,7 +3517,6 @@
         <w:t>p.idcliente</w:t>
       </w:r>
       <w:proofErr w:type="spellEnd"/>
-      <w:proofErr w:type="gramEnd"/>
       <w:r>
         <w:rPr>
           <w:rFonts w:ascii="Arial" w:hAnsi="Arial" w:cs="Arial"/>
@@ -3964,7 +3525,6 @@
         <w:t xml:space="preserve"> = c.id GROUP BY </w:t>
       </w:r>
       <w:proofErr w:type="spellStart"/>
-      <w:proofErr w:type="gramStart"/>
       <w:r>
         <w:rPr>
           <w:rFonts w:ascii="Arial" w:hAnsi="Arial" w:cs="Arial"/>
@@ -3973,39 +3533,13 @@
         <w:t>nome,email</w:t>
       </w:r>
       <w:proofErr w:type="spellEnd"/>
-      <w:proofErr w:type="gramEnd"/>
-      <w:r>
-        <w:rPr>
-          <w:rFonts w:ascii="Arial" w:hAnsi="Arial" w:cs="Arial"/>
-          <w:lang w:val="en-US"/>
-        </w:rPr>
-        <w:t xml:space="preserve"> HAVING </w:t>
-      </w:r>
-      <w:proofErr w:type="gramStart"/>
-      <w:r>
-        <w:rPr>
-          <w:rFonts w:ascii="Arial" w:hAnsi="Arial" w:cs="Arial"/>
-          <w:lang w:val="en-US"/>
-        </w:rPr>
-        <w:t>COUNT(</w:t>
-      </w:r>
-      <w:proofErr w:type="gramEnd"/>
-      <w:r>
-        <w:rPr>
-          <w:rFonts w:ascii="Arial" w:hAnsi="Arial" w:cs="Arial"/>
-          <w:lang w:val="en-US"/>
-        </w:rPr>
-        <w:t xml:space="preserve">*) &gt; </w:t>
-      </w:r>
-      <w:proofErr w:type="gramStart"/>
-      <w:r>
-        <w:rPr>
-          <w:rFonts w:ascii="Arial" w:hAnsi="Arial" w:cs="Arial"/>
-          <w:lang w:val="en-US"/>
-        </w:rPr>
-        <w:t>9;</w:t>
-      </w:r>
-      <w:proofErr w:type="gramEnd"/>
+      <w:r>
+        <w:rPr>
+          <w:rFonts w:ascii="Arial" w:hAnsi="Arial" w:cs="Arial"/>
+          <w:lang w:val="en-US"/>
+        </w:rPr>
+        <w:t xml:space="preserve"> HAVING COUNT(*) &gt; 9;</w:t>
+      </w:r>
     </w:p>
     <w:bookmarkEnd w:id="0"/>
     <w:p>
@@ -4100,7 +3634,6 @@
         <w:t xml:space="preserve"> p ON </w:t>
       </w:r>
       <w:proofErr w:type="spellStart"/>
-      <w:proofErr w:type="gramStart"/>
       <w:r>
         <w:rPr>
           <w:rFonts w:ascii="Arial" w:hAnsi="Arial" w:cs="Arial"/>
@@ -4109,7 +3642,6 @@
         <w:t>p.idcliente</w:t>
       </w:r>
       <w:proofErr w:type="spellEnd"/>
-      <w:proofErr w:type="gramEnd"/>
       <w:r>
         <w:rPr>
           <w:rFonts w:ascii="Arial" w:hAnsi="Arial" w:cs="Arial"/>
@@ -4175,33 +3707,8 @@
           <w:rFonts w:ascii="Arial" w:hAnsi="Arial" w:cs="Arial"/>
           <w:lang w:val="en-US"/>
         </w:rPr>
-        <w:t xml:space="preserve">email HAVING </w:t>
-      </w:r>
-      <w:proofErr w:type="gramStart"/>
-      <w:r>
-        <w:rPr>
-          <w:rFonts w:ascii="Arial" w:hAnsi="Arial" w:cs="Arial"/>
-          <w:lang w:val="en-US"/>
-        </w:rPr>
-        <w:t>COUNT(</w:t>
-      </w:r>
-      <w:proofErr w:type="gramEnd"/>
-      <w:r>
-        <w:rPr>
-          <w:rFonts w:ascii="Arial" w:hAnsi="Arial" w:cs="Arial"/>
-          <w:lang w:val="en-US"/>
-        </w:rPr>
-        <w:t xml:space="preserve">*) = </w:t>
-      </w:r>
-      <w:proofErr w:type="gramStart"/>
-      <w:r>
-        <w:rPr>
-          <w:rFonts w:ascii="Arial" w:hAnsi="Arial" w:cs="Arial"/>
-          <w:lang w:val="en-US"/>
-        </w:rPr>
-        <w:t>1;</w:t>
-      </w:r>
-      <w:proofErr w:type="gramEnd"/>
+        <w:t>email HAVING COUNT(*) = 1;</w:t>
+      </w:r>
     </w:p>
     <w:p>
       <w:pPr>
@@ -4238,7 +3745,6 @@
         <w:t xml:space="preserve">SELECT </w:t>
       </w:r>
       <w:proofErr w:type="spellStart"/>
-      <w:proofErr w:type="gramStart"/>
       <w:r>
         <w:rPr>
           <w:rFonts w:ascii="Arial" w:hAnsi="Arial" w:cs="Arial"/>
@@ -4246,7 +3752,6 @@
         <w:t>f.empresa</w:t>
       </w:r>
       <w:proofErr w:type="spellEnd"/>
-      <w:proofErr w:type="gramEnd"/>
       <w:r>
         <w:rPr>
           <w:rFonts w:ascii="Arial" w:hAnsi="Arial" w:cs="Arial"/>
@@ -4268,7 +3773,6 @@
         <w:t xml:space="preserve">, </w:t>
       </w:r>
       <w:proofErr w:type="spellStart"/>
-      <w:proofErr w:type="gramStart"/>
       <w:r>
         <w:rPr>
           <w:rFonts w:ascii="Arial" w:hAnsi="Arial" w:cs="Arial"/>
@@ -4276,7 +3780,6 @@
         <w:t>p.produto</w:t>
       </w:r>
       <w:proofErr w:type="spellEnd"/>
-      <w:proofErr w:type="gramEnd"/>
       <w:r>
         <w:rPr>
           <w:rFonts w:ascii="Arial" w:hAnsi="Arial" w:cs="Arial"/>
@@ -4298,7 +3801,6 @@
         <w:t xml:space="preserve">, </w:t>
       </w:r>
       <w:proofErr w:type="spellStart"/>
-      <w:proofErr w:type="gramStart"/>
       <w:r>
         <w:rPr>
           <w:rFonts w:ascii="Arial" w:hAnsi="Arial" w:cs="Arial"/>
@@ -4306,7 +3808,6 @@
         <w:t>p.unidadesemestoque</w:t>
       </w:r>
       <w:proofErr w:type="spellEnd"/>
-      <w:proofErr w:type="gramEnd"/>
       <w:r>
         <w:rPr>
           <w:rFonts w:ascii="Arial" w:hAnsi="Arial" w:cs="Arial"/>
@@ -4314,7 +3815,6 @@
         <w:t xml:space="preserve">, </w:t>
       </w:r>
       <w:proofErr w:type="spellStart"/>
-      <w:proofErr w:type="gramStart"/>
       <w:r>
         <w:rPr>
           <w:rFonts w:ascii="Arial" w:hAnsi="Arial" w:cs="Arial"/>
@@ -4322,7 +3822,6 @@
         <w:t>p.unidadepedidas</w:t>
       </w:r>
       <w:proofErr w:type="spellEnd"/>
-      <w:proofErr w:type="gramEnd"/>
       <w:r>
         <w:rPr>
           <w:rFonts w:ascii="Arial" w:hAnsi="Arial" w:cs="Arial"/>
@@ -4330,7 +3829,6 @@
         <w:t xml:space="preserve">, </w:t>
       </w:r>
       <w:proofErr w:type="spellStart"/>
-      <w:proofErr w:type="gramStart"/>
       <w:r>
         <w:rPr>
           <w:rFonts w:ascii="Arial" w:hAnsi="Arial" w:cs="Arial"/>
@@ -4338,7 +3836,6 @@
         <w:t>p.nivelminimo</w:t>
       </w:r>
       <w:proofErr w:type="spellEnd"/>
-      <w:proofErr w:type="gramEnd"/>
       <w:r>
         <w:rPr>
           <w:rFonts w:ascii="Arial" w:hAnsi="Arial" w:cs="Arial"/>
@@ -4346,7 +3843,6 @@
         <w:t xml:space="preserve"> FROM fornecedores AS f INNER JOIN produtos AS p ON f.id = </w:t>
       </w:r>
       <w:proofErr w:type="spellStart"/>
-      <w:proofErr w:type="gramStart"/>
       <w:r>
         <w:rPr>
           <w:rFonts w:ascii="Arial" w:hAnsi="Arial" w:cs="Arial"/>
@@ -4354,7 +3850,6 @@
         <w:t>p.idfornecedor</w:t>
       </w:r>
       <w:proofErr w:type="spellEnd"/>
-      <w:proofErr w:type="gramEnd"/>
       <w:r>
         <w:rPr>
           <w:rFonts w:ascii="Arial" w:hAnsi="Arial" w:cs="Arial"/>
@@ -4362,7 +3857,6 @@
         <w:t xml:space="preserve"> WHERE (</w:t>
       </w:r>
       <w:proofErr w:type="spellStart"/>
-      <w:proofErr w:type="gramStart"/>
       <w:r>
         <w:rPr>
           <w:rFonts w:ascii="Arial" w:hAnsi="Arial" w:cs="Arial"/>
@@ -4370,7 +3864,6 @@
         <w:t>p.unidadesemestoque</w:t>
       </w:r>
       <w:proofErr w:type="spellEnd"/>
-      <w:proofErr w:type="gramEnd"/>
       <w:r>
         <w:rPr>
           <w:rFonts w:ascii="Arial" w:hAnsi="Arial" w:cs="Arial"/>
@@ -4378,7 +3871,6 @@
         <w:t xml:space="preserve">  + </w:t>
       </w:r>
       <w:proofErr w:type="spellStart"/>
-      <w:proofErr w:type="gramStart"/>
       <w:r>
         <w:rPr>
           <w:rFonts w:ascii="Arial" w:hAnsi="Arial" w:cs="Arial"/>
@@ -4390,17 +3882,9 @@
         <w:rPr>
           <w:rFonts w:ascii="Arial" w:hAnsi="Arial" w:cs="Arial"/>
         </w:rPr>
-        <w:t>)&lt;</w:t>
-      </w:r>
-      <w:proofErr w:type="gramEnd"/>
-      <w:r>
-        <w:rPr>
-          <w:rFonts w:ascii="Arial" w:hAnsi="Arial" w:cs="Arial"/>
-        </w:rPr>
-        <w:t xml:space="preserve"> </w:t>
-      </w:r>
-      <w:proofErr w:type="spellStart"/>
-      <w:proofErr w:type="gramStart"/>
+        <w:t xml:space="preserve">)&lt; </w:t>
+      </w:r>
+      <w:proofErr w:type="spellStart"/>
       <w:r>
         <w:rPr>
           <w:rFonts w:ascii="Arial" w:hAnsi="Arial" w:cs="Arial"/>
@@ -4408,7 +3892,6 @@
         <w:t>p.nivelminimo</w:t>
       </w:r>
       <w:proofErr w:type="spellEnd"/>
-      <w:proofErr w:type="gramEnd"/>
       <w:r>
         <w:rPr>
           <w:rFonts w:ascii="Arial" w:hAnsi="Arial" w:cs="Arial"/>
@@ -4476,17 +3959,9 @@
         <w:rPr>
           <w:rFonts w:ascii="Arial" w:hAnsi="Arial" w:cs="Arial"/>
         </w:rPr>
-        <w:t xml:space="preserve"> &gt; (SELECT </w:t>
-      </w:r>
-      <w:proofErr w:type="gramStart"/>
-      <w:r>
-        <w:rPr>
-          <w:rFonts w:ascii="Arial" w:hAnsi="Arial" w:cs="Arial"/>
-        </w:rPr>
-        <w:t>AVG(</w:t>
-      </w:r>
-      <w:proofErr w:type="spellStart"/>
-      <w:proofErr w:type="gramEnd"/>
+        <w:t xml:space="preserve"> &gt; (SELECT AVG(</w:t>
+      </w:r>
+      <w:proofErr w:type="spellStart"/>
       <w:r>
         <w:rPr>
           <w:rFonts w:ascii="Arial" w:hAnsi="Arial" w:cs="Arial"/>
@@ -4629,7 +4104,6 @@
         </w:rPr>
         <w:t xml:space="preserve"> </w:t>
       </w:r>
-      <w:proofErr w:type="gramStart"/>
       <w:r>
         <w:rPr>
           <w:rFonts w:ascii="Arial" w:hAnsi="Arial" w:cs="Arial"/>
@@ -4660,7 +4134,6 @@
         <w:t>id</w:t>
       </w:r>
       <w:proofErr w:type="spellEnd"/>
-      <w:proofErr w:type="gramEnd"/>
       <w:r>
         <w:rPr>
           <w:rFonts w:ascii="Arial" w:hAnsi="Arial" w:cs="Arial"/>
@@ -4693,7 +4166,6 @@
         <w:t>itens</w:t>
       </w:r>
       <w:proofErr w:type="spellEnd"/>
-      <w:proofErr w:type="gramStart"/>
       <w:r>
         <w:rPr>
           <w:rFonts w:ascii="Arial" w:hAnsi="Arial" w:cs="Arial"/>
@@ -4708,7 +4180,6 @@
         </w:rPr>
         <w:t>;</w:t>
       </w:r>
-      <w:proofErr w:type="gramEnd"/>
     </w:p>
     <w:p>
       <w:pPr>
@@ -4726,25 +4197,7 @@
         <w:rPr>
           <w:rFonts w:ascii="Arial" w:hAnsi="Arial" w:cs="Arial"/>
         </w:rPr>
-        <w:t>Quem são os cliente</w:t>
-      </w:r>
-      <w:r>
-        <w:rPr>
-          <w:rFonts w:ascii="Arial" w:hAnsi="Arial" w:cs="Arial"/>
-        </w:rPr>
-        <w:t>s</w:t>
-      </w:r>
-      <w:r>
-        <w:rPr>
-          <w:rFonts w:ascii="Arial" w:hAnsi="Arial" w:cs="Arial"/>
-        </w:rPr>
-        <w:t xml:space="preserve"> com mais e menos idade?</w:t>
-      </w:r>
-      <w:r>
-        <w:rPr>
-          <w:rFonts w:ascii="Arial" w:hAnsi="Arial" w:cs="Arial"/>
-        </w:rPr>
-        <w:t xml:space="preserve"> </w:t>
+        <w:t xml:space="preserve">Quem são os clientes com mais e menos idade? </w:t>
       </w:r>
     </w:p>
     <w:p>
@@ -4760,53 +4213,7 @@
         <w:rPr>
           <w:rFonts w:ascii="Arial" w:hAnsi="Arial" w:cs="Arial"/>
         </w:rPr>
-        <w:t xml:space="preserve">SELECT nome, nascimento FROM clientes WHERE nascimento in ((SELECT </w:t>
-      </w:r>
-      <w:proofErr w:type="gramStart"/>
-      <w:r>
-        <w:rPr>
-          <w:rFonts w:ascii="Arial" w:hAnsi="Arial" w:cs="Arial"/>
-        </w:rPr>
-        <w:t>MAX(</w:t>
-      </w:r>
-      <w:proofErr w:type="gramEnd"/>
-      <w:r>
-        <w:rPr>
-          <w:rFonts w:ascii="Arial" w:hAnsi="Arial" w:cs="Arial"/>
-        </w:rPr>
-        <w:t xml:space="preserve">nascimento) FROM clientes), </w:t>
-      </w:r>
-      <w:r>
-        <w:rPr>
-          <w:rFonts w:ascii="Arial" w:hAnsi="Arial" w:cs="Arial"/>
-        </w:rPr>
-        <w:t xml:space="preserve">(SELECT </w:t>
-      </w:r>
-      <w:proofErr w:type="gramStart"/>
-      <w:r>
-        <w:rPr>
-          <w:rFonts w:ascii="Arial" w:hAnsi="Arial" w:cs="Arial"/>
-        </w:rPr>
-        <w:t>MIN</w:t>
-      </w:r>
-      <w:r>
-        <w:rPr>
-          <w:rFonts w:ascii="Arial" w:hAnsi="Arial" w:cs="Arial"/>
-        </w:rPr>
-        <w:t>(</w:t>
-      </w:r>
-      <w:proofErr w:type="gramEnd"/>
-      <w:r>
-        <w:rPr>
-          <w:rFonts w:ascii="Arial" w:hAnsi="Arial" w:cs="Arial"/>
-        </w:rPr>
-        <w:t>nascimento) FROM clientes)</w:t>
-      </w:r>
-      <w:r>
-        <w:rPr>
-          <w:rFonts w:ascii="Arial" w:hAnsi="Arial" w:cs="Arial"/>
-        </w:rPr>
-        <w:t>);</w:t>
+        <w:t>SELECT nome, nascimento FROM clientes WHERE nascimento in ((SELECT MAX(nascimento) FROM clientes), (SELECT MIN(nascimento) FROM clientes));</w:t>
       </w:r>
     </w:p>
     <w:p>
@@ -4923,7 +4330,6 @@
         <w:t xml:space="preserve"> pr ON ca.id = </w:t>
       </w:r>
       <w:proofErr w:type="spellStart"/>
-      <w:proofErr w:type="gramStart"/>
       <w:r>
         <w:rPr>
           <w:lang w:val="en-US"/>
@@ -4931,7 +4337,6 @@
         <w:t>pr.idcategoria</w:t>
       </w:r>
       <w:proofErr w:type="spellEnd"/>
-      <w:proofErr w:type="gramEnd"/>
       <w:r>
         <w:rPr>
           <w:lang w:val="en-US"/>
@@ -4953,7 +4358,6 @@
         <w:t xml:space="preserve"> it ON pr.id = </w:t>
       </w:r>
       <w:proofErr w:type="spellStart"/>
-      <w:proofErr w:type="gramStart"/>
       <w:r>
         <w:rPr>
           <w:lang w:val="en-US"/>
@@ -4961,7 +4365,6 @@
         <w:t>it.idproduto</w:t>
       </w:r>
       <w:proofErr w:type="spellEnd"/>
-      <w:proofErr w:type="gramEnd"/>
       <w:r>
         <w:rPr>
           <w:lang w:val="en-US"/>
@@ -4983,7 +4386,6 @@
         <w:t xml:space="preserve"> pe ON pe.id = </w:t>
       </w:r>
       <w:proofErr w:type="spellStart"/>
-      <w:proofErr w:type="gramStart"/>
       <w:r>
         <w:rPr>
           <w:lang w:val="en-US"/>
@@ -4991,7 +4393,6 @@
         <w:t>it.idpedido</w:t>
       </w:r>
       <w:proofErr w:type="spellEnd"/>
-      <w:proofErr w:type="gramEnd"/>
       <w:r>
         <w:rPr>
           <w:lang w:val="en-US"/>
@@ -5019,7 +4420,6 @@
         <w:t xml:space="preserve"> = </w:t>
       </w:r>
       <w:proofErr w:type="spellStart"/>
-      <w:proofErr w:type="gramStart"/>
       <w:r>
         <w:rPr>
           <w:lang w:val="en-US"/>
@@ -5027,7 +4427,6 @@
         <w:t>pe.idcliente</w:t>
       </w:r>
       <w:proofErr w:type="spellEnd"/>
-      <w:proofErr w:type="gramEnd"/>
       <w:r>
         <w:rPr>
           <w:lang w:val="en-US"/>
@@ -5035,7 +4434,6 @@
         <w:t xml:space="preserve"> WHERE </w:t>
       </w:r>
       <w:proofErr w:type="spellStart"/>
-      <w:proofErr w:type="gramStart"/>
       <w:r>
         <w:rPr>
           <w:lang w:val="en-US"/>
@@ -5043,7 +4441,6 @@
         <w:t>cl.pais</w:t>
       </w:r>
       <w:proofErr w:type="spellEnd"/>
-      <w:proofErr w:type="gramEnd"/>
       <w:r>
         <w:rPr>
           <w:lang w:val="en-US"/>
@@ -5101,7 +4498,6 @@
         </w:rPr>
         <w:t>'</w:t>
       </w:r>
-      <w:proofErr w:type="gramStart"/>
       <w:r>
         <w:rPr>
           <w:rFonts w:ascii="Arial" w:hAnsi="Arial" w:cs="Arial"/>
@@ -5109,7 +4505,6 @@
         </w:rPr>
         <w:t>);</w:t>
       </w:r>
-      <w:proofErr w:type="gramEnd"/>
     </w:p>
     <w:p>
       <w:pPr>
@@ -5145,15 +4540,15 @@
           <w:rFonts w:ascii="Arial" w:hAnsi="Arial" w:cs="Arial"/>
           <w:lang w:val="en-US"/>
         </w:rPr>
-        <w:t>SELECT p</w:t>
-      </w:r>
-      <w:proofErr w:type="spellStart"/>
-      <w:r>
-        <w:rPr>
-          <w:rFonts w:ascii="Arial" w:hAnsi="Arial" w:cs="Arial"/>
-          <w:lang w:val="en-US"/>
-        </w:rPr>
-        <w:t>roduto</w:t>
+        <w:t xml:space="preserve">SELECT </w:t>
+      </w:r>
+      <w:proofErr w:type="spellStart"/>
+      <w:r>
+        <w:rPr>
+          <w:rFonts w:ascii="Arial" w:hAnsi="Arial" w:cs="Arial"/>
+          <w:lang w:val="en-US"/>
+        </w:rPr>
+        <w:t>produto</w:t>
       </w:r>
       <w:proofErr w:type="spellEnd"/>
       <w:r>
@@ -5232,17 +4627,33 @@
           <w:rFonts w:ascii="Arial" w:hAnsi="Arial" w:cs="Arial"/>
           <w:lang w:val="en-US"/>
         </w:rPr>
-        <w:t xml:space="preserve"> </w:t>
-      </w:r>
-      <w:proofErr w:type="gramStart"/>
-      <w:r>
-        <w:rPr>
-          <w:rFonts w:ascii="Arial" w:hAnsi="Arial" w:cs="Arial"/>
-          <w:lang w:val="en-US"/>
-        </w:rPr>
-        <w:t>it</w:t>
-      </w:r>
-      <w:proofErr w:type="gramEnd"/>
+        <w:t xml:space="preserve"> it INNER JOIN </w:t>
+      </w:r>
+      <w:proofErr w:type="spellStart"/>
+      <w:r>
+        <w:rPr>
+          <w:rFonts w:ascii="Arial" w:hAnsi="Arial" w:cs="Arial"/>
+          <w:lang w:val="en-US"/>
+        </w:rPr>
+        <w:t>pedidos</w:t>
+      </w:r>
+      <w:proofErr w:type="spellEnd"/>
+      <w:r>
+        <w:rPr>
+          <w:rFonts w:ascii="Arial" w:hAnsi="Arial" w:cs="Arial"/>
+          <w:lang w:val="en-US"/>
+        </w:rPr>
+        <w:t xml:space="preserve"> pe ON pe.id = </w:t>
+      </w:r>
+      <w:proofErr w:type="spellStart"/>
+      <w:r>
+        <w:rPr>
+          <w:rFonts w:ascii="Arial" w:hAnsi="Arial" w:cs="Arial"/>
+          <w:lang w:val="en-US"/>
+        </w:rPr>
+        <w:t>it.idpedido</w:t>
+      </w:r>
+      <w:proofErr w:type="spellEnd"/>
       <w:r>
         <w:rPr>
           <w:rFonts w:ascii="Arial" w:hAnsi="Arial" w:cs="Arial"/>
@@ -5256,40 +4667,6 @@
           <w:rFonts w:ascii="Arial" w:hAnsi="Arial" w:cs="Arial"/>
           <w:lang w:val="en-US"/>
         </w:rPr>
-        <w:t>pedidos</w:t>
-      </w:r>
-      <w:proofErr w:type="spellEnd"/>
-      <w:r>
-        <w:rPr>
-          <w:rFonts w:ascii="Arial" w:hAnsi="Arial" w:cs="Arial"/>
-          <w:lang w:val="en-US"/>
-        </w:rPr>
-        <w:t xml:space="preserve"> pe ON pe.id = </w:t>
-      </w:r>
-      <w:proofErr w:type="spellStart"/>
-      <w:proofErr w:type="gramStart"/>
-      <w:r>
-        <w:rPr>
-          <w:rFonts w:ascii="Arial" w:hAnsi="Arial" w:cs="Arial"/>
-          <w:lang w:val="en-US"/>
-        </w:rPr>
-        <w:t>it.idpedido</w:t>
-      </w:r>
-      <w:proofErr w:type="spellEnd"/>
-      <w:proofErr w:type="gramEnd"/>
-      <w:r>
-        <w:rPr>
-          <w:rFonts w:ascii="Arial" w:hAnsi="Arial" w:cs="Arial"/>
-          <w:lang w:val="en-US"/>
-        </w:rPr>
-        <w:t xml:space="preserve"> INNER JOIN </w:t>
-      </w:r>
-      <w:proofErr w:type="spellStart"/>
-      <w:r>
-        <w:rPr>
-          <w:rFonts w:ascii="Arial" w:hAnsi="Arial" w:cs="Arial"/>
-          <w:lang w:val="en-US"/>
-        </w:rPr>
         <w:t>clientes</w:t>
       </w:r>
       <w:proofErr w:type="spellEnd"/>
@@ -5301,7 +4678,6 @@
         <w:t xml:space="preserve"> cl ON cl.id = </w:t>
       </w:r>
       <w:proofErr w:type="spellStart"/>
-      <w:proofErr w:type="gramStart"/>
       <w:r>
         <w:rPr>
           <w:rFonts w:ascii="Arial" w:hAnsi="Arial" w:cs="Arial"/>
@@ -5310,7 +4686,6 @@
         <w:t>pe.idcliente</w:t>
       </w:r>
       <w:proofErr w:type="spellEnd"/>
-      <w:proofErr w:type="gramEnd"/>
       <w:r>
         <w:rPr>
           <w:rFonts w:ascii="Arial" w:hAnsi="Arial" w:cs="Arial"/>
@@ -5392,17 +4767,8 @@
           <w:rFonts w:ascii="Arial" w:hAnsi="Arial" w:cs="Arial"/>
           <w:lang w:val="en-US"/>
         </w:rPr>
-        <w:t>)</w:t>
-      </w:r>
-      <w:proofErr w:type="gramStart"/>
-      <w:r>
-        <w:rPr>
-          <w:rFonts w:ascii="Arial" w:hAnsi="Arial" w:cs="Arial"/>
-          <w:lang w:val="en-US"/>
-        </w:rPr>
-        <w:t>);</w:t>
-      </w:r>
-      <w:proofErr w:type="gramEnd"/>
+        <w:t>));</w:t>
+      </w:r>
     </w:p>
     <w:p>
       <w:pPr>
@@ -5502,23 +4868,7 @@
           <w:rFonts w:ascii="Arial" w:hAnsi="Arial" w:cs="Arial"/>
           <w:lang w:val="en-US"/>
         </w:rPr>
-        <w:t xml:space="preserve">, </w:t>
-      </w:r>
-      <w:proofErr w:type="gramStart"/>
-      <w:r>
-        <w:rPr>
-          <w:rFonts w:ascii="Arial" w:hAnsi="Arial" w:cs="Arial"/>
-          <w:lang w:val="en-US"/>
-        </w:rPr>
-        <w:t>COUNT(</w:t>
-      </w:r>
-      <w:proofErr w:type="gramEnd"/>
-      <w:r>
-        <w:rPr>
-          <w:rFonts w:ascii="Arial" w:hAnsi="Arial" w:cs="Arial"/>
-          <w:lang w:val="en-US"/>
-        </w:rPr>
-        <w:t xml:space="preserve">*) FROM </w:t>
+        <w:t xml:space="preserve">, COUNT(*) FROM </w:t>
       </w:r>
       <w:proofErr w:type="spellStart"/>
       <w:r>
@@ -5592,7 +4942,6 @@
         <w:t xml:space="preserve"> cl ON cl.id = </w:t>
       </w:r>
       <w:proofErr w:type="spellStart"/>
-      <w:proofErr w:type="gramStart"/>
       <w:r>
         <w:rPr>
           <w:rFonts w:ascii="Arial" w:hAnsi="Arial" w:cs="Arial"/>
@@ -5601,7 +4950,6 @@
         <w:t>pe.idcliente</w:t>
       </w:r>
       <w:proofErr w:type="spellEnd"/>
-      <w:proofErr w:type="gramEnd"/>
       <w:r>
         <w:rPr>
           <w:rFonts w:ascii="Arial" w:hAnsi="Arial" w:cs="Arial"/>
@@ -5610,7 +4958,6 @@
         <w:t xml:space="preserve"> WHERE </w:t>
       </w:r>
       <w:proofErr w:type="spellStart"/>
-      <w:proofErr w:type="gramStart"/>
       <w:r>
         <w:rPr>
           <w:rFonts w:ascii="Arial" w:hAnsi="Arial" w:cs="Arial"/>
@@ -5619,7 +4966,6 @@
         <w:t>cl.pais</w:t>
       </w:r>
       <w:proofErr w:type="spellEnd"/>
-      <w:proofErr w:type="gramEnd"/>
       <w:r>
         <w:rPr>
           <w:rFonts w:ascii="Arial" w:hAnsi="Arial" w:cs="Arial"/>
@@ -5685,14 +5031,7 @@
           <w:rFonts w:ascii="Arial" w:hAnsi="Arial" w:cs="Arial"/>
           <w:lang w:val="en-US"/>
         </w:rPr>
-        <w:t>)</w:t>
-      </w:r>
-      <w:r>
-        <w:rPr>
-          <w:rFonts w:ascii="Arial" w:hAnsi="Arial" w:cs="Arial"/>
-          <w:lang w:val="en-US"/>
-        </w:rPr>
-        <w:t xml:space="preserve"> GROUP BY </w:t>
+        <w:t xml:space="preserve">) GROUP BY </w:t>
       </w:r>
       <w:proofErr w:type="spellStart"/>
       <w:r>
@@ -5708,17 +5047,8 @@
           <w:rFonts w:ascii="Arial" w:hAnsi="Arial" w:cs="Arial"/>
           <w:lang w:val="en-US"/>
         </w:rPr>
-        <w:t xml:space="preserve"> ORDER BY 1 DESC LIMIT </w:t>
-      </w:r>
-      <w:proofErr w:type="gramStart"/>
-      <w:r>
-        <w:rPr>
-          <w:rFonts w:ascii="Arial" w:hAnsi="Arial" w:cs="Arial"/>
-          <w:lang w:val="en-US"/>
-        </w:rPr>
-        <w:t>1;</w:t>
-      </w:r>
-      <w:proofErr w:type="gramEnd"/>
+        <w:t xml:space="preserve"> ORDER BY 1 DESC LIMIT 1;</w:t>
+      </w:r>
     </w:p>
     <w:p>
       <w:pPr>
@@ -5968,7 +5298,6 @@
         <w:t xml:space="preserve">SELEC </w:t>
       </w:r>
       <w:proofErr w:type="spellStart"/>
-      <w:proofErr w:type="gramStart"/>
       <w:r>
         <w:rPr>
           <w:rFonts w:ascii="Arial" w:hAnsi="Arial" w:cs="Arial"/>
@@ -5976,7 +5305,6 @@
         <w:t>produto,precounitario</w:t>
       </w:r>
       <w:proofErr w:type="spellEnd"/>
-      <w:proofErr w:type="gramEnd"/>
       <w:r>
         <w:rPr>
           <w:rFonts w:ascii="Arial" w:hAnsi="Arial" w:cs="Arial"/>
@@ -5995,17 +5323,9 @@
         <w:rPr>
           <w:rFonts w:ascii="Arial" w:hAnsi="Arial" w:cs="Arial"/>
         </w:rPr>
-        <w:t xml:space="preserve"> &gt; (SELECT </w:t>
-      </w:r>
-      <w:proofErr w:type="gramStart"/>
-      <w:r>
-        <w:rPr>
-          <w:rFonts w:ascii="Arial" w:hAnsi="Arial" w:cs="Arial"/>
-        </w:rPr>
-        <w:t>AVG(</w:t>
-      </w:r>
-      <w:proofErr w:type="spellStart"/>
-      <w:proofErr w:type="gramEnd"/>
+        <w:t xml:space="preserve"> &gt; (SELECT AVG(</w:t>
+      </w:r>
+      <w:proofErr w:type="spellStart"/>
       <w:r>
         <w:rPr>
           <w:rFonts w:ascii="Arial" w:hAnsi="Arial" w:cs="Arial"/>
@@ -6031,24 +5351,9 @@
         <w:rPr>
           <w:rFonts w:ascii="Arial" w:hAnsi="Arial" w:cs="Arial"/>
         </w:rPr>
-        <w:t xml:space="preserve"> p</w:t>
-      </w:r>
-      <w:proofErr w:type="gramStart"/>
-      <w:r>
-        <w:rPr>
-          <w:rFonts w:ascii="Arial" w:hAnsi="Arial" w:cs="Arial"/>
-        </w:rPr>
-        <w:t>1.idcategoria</w:t>
-      </w:r>
-      <w:proofErr w:type="gramEnd"/>
-      <w:r>
-        <w:rPr>
-          <w:rFonts w:ascii="Arial" w:hAnsi="Arial" w:cs="Arial"/>
-        </w:rPr>
-        <w:t xml:space="preserve"> = </w:t>
-      </w:r>
-      <w:proofErr w:type="spellStart"/>
-      <w:proofErr w:type="gramStart"/>
+        <w:t xml:space="preserve"> p1.idcategoria = </w:t>
+      </w:r>
+      <w:proofErr w:type="spellStart"/>
       <w:r>
         <w:rPr>
           <w:rFonts w:ascii="Arial" w:hAnsi="Arial" w:cs="Arial"/>
@@ -6056,7 +5361,6 @@
         <w:t>p.idcategoria</w:t>
       </w:r>
       <w:proofErr w:type="spellEnd"/>
-      <w:proofErr w:type="gramEnd"/>
       <w:r>
         <w:rPr>
           <w:rFonts w:ascii="Arial" w:hAnsi="Arial" w:cs="Arial"/>
@@ -6087,46 +5391,178 @@
     <w:p>
       <w:pPr>
         <w:pStyle w:val="PargrafodaLista"/>
+        <w:contextualSpacing w:val="0"/>
         <w:jc w:val="both"/>
         <w:rPr>
           <w:rFonts w:ascii="Arial" w:hAnsi="Arial" w:cs="Arial"/>
         </w:rPr>
       </w:pPr>
-      <w:proofErr w:type="spellStart"/>
-      <w:r>
-        <w:rPr>
-          <w:rFonts w:ascii="Arial" w:hAnsi="Arial" w:cs="Arial"/>
-        </w:rPr>
-        <w:t>select</w:t>
-      </w:r>
-      <w:proofErr w:type="spellEnd"/>
+      <w:r>
+        <w:rPr>
+          <w:rFonts w:ascii="Arial" w:hAnsi="Arial" w:cs="Arial"/>
+        </w:rPr>
+        <w:t xml:space="preserve">SELECT </w:t>
+      </w:r>
+      <w:proofErr w:type="spellStart"/>
+      <w:r>
+        <w:rPr>
+          <w:rFonts w:ascii="Arial" w:hAnsi="Arial" w:cs="Arial"/>
+        </w:rPr>
+        <w:t>pa.pais</w:t>
+      </w:r>
+      <w:proofErr w:type="spellEnd"/>
+      <w:r>
+        <w:rPr>
+          <w:rFonts w:ascii="Arial" w:hAnsi="Arial" w:cs="Arial"/>
+        </w:rPr>
+        <w:t>, SUM(</w:t>
+      </w:r>
+      <w:proofErr w:type="spellStart"/>
+      <w:r>
+        <w:rPr>
+          <w:rFonts w:ascii="Arial" w:hAnsi="Arial" w:cs="Arial"/>
+        </w:rPr>
+        <w:t>vp.valorpedido</w:t>
+      </w:r>
+      <w:proofErr w:type="spellEnd"/>
+      <w:r>
+        <w:rPr>
+          <w:rFonts w:ascii="Arial" w:hAnsi="Arial" w:cs="Arial"/>
+        </w:rPr>
+        <w:t>) faturamento</w:t>
+      </w:r>
       <w:r>
         <w:rPr>
           <w:rFonts w:ascii="Arial" w:hAnsi="Arial" w:cs="Arial"/>
         </w:rPr>
         <w:t xml:space="preserve"> </w:t>
       </w:r>
-      <w:proofErr w:type="spellStart"/>
-      <w:proofErr w:type="gramStart"/>
-      <w:r>
-        <w:rPr>
-          <w:rFonts w:ascii="Arial" w:hAnsi="Arial" w:cs="Arial"/>
-        </w:rPr>
-        <w:t>c.pais</w:t>
-      </w:r>
-      <w:proofErr w:type="gramEnd"/>
-      <w:r>
-        <w:rPr>
-          <w:rFonts w:ascii="Arial" w:hAnsi="Arial" w:cs="Arial"/>
-        </w:rPr>
-        <w:t>,</w:t>
-      </w:r>
-      <w:proofErr w:type="gramStart"/>
-      <w:r>
-        <w:rPr>
-          <w:rFonts w:ascii="Arial" w:hAnsi="Arial" w:cs="Arial"/>
-        </w:rPr>
-        <w:t>sum</w:t>
+      <w:r>
+        <w:rPr>
+          <w:rFonts w:ascii="Arial" w:hAnsi="Arial" w:cs="Arial"/>
+        </w:rPr>
+        <w:t>FROM clientes cl</w:t>
+      </w:r>
+      <w:r>
+        <w:rPr>
+          <w:rFonts w:ascii="Arial" w:hAnsi="Arial" w:cs="Arial"/>
+        </w:rPr>
+        <w:t xml:space="preserve"> </w:t>
+      </w:r>
+      <w:r>
+        <w:rPr>
+          <w:rFonts w:ascii="Arial" w:hAnsi="Arial" w:cs="Arial"/>
+        </w:rPr>
+        <w:t xml:space="preserve">INNER JOIN pedidos p </w:t>
+      </w:r>
+      <w:proofErr w:type="spellStart"/>
+      <w:r>
+        <w:rPr>
+          <w:rFonts w:ascii="Arial" w:hAnsi="Arial" w:cs="Arial"/>
+        </w:rPr>
+        <w:t>on</w:t>
+      </w:r>
+      <w:proofErr w:type="spellEnd"/>
+      <w:r>
+        <w:rPr>
+          <w:rFonts w:ascii="Arial" w:hAnsi="Arial" w:cs="Arial"/>
+        </w:rPr>
+        <w:t xml:space="preserve"> cl.id = </w:t>
+      </w:r>
+      <w:proofErr w:type="spellStart"/>
+      <w:r>
+        <w:rPr>
+          <w:rFonts w:ascii="Arial" w:hAnsi="Arial" w:cs="Arial"/>
+        </w:rPr>
+        <w:t>p.idcliente</w:t>
+      </w:r>
+      <w:proofErr w:type="spellEnd"/>
+      <w:r>
+        <w:rPr>
+          <w:rFonts w:ascii="Arial" w:hAnsi="Arial" w:cs="Arial"/>
+        </w:rPr>
+        <w:t xml:space="preserve"> </w:t>
+      </w:r>
+      <w:r>
+        <w:rPr>
+          <w:rFonts w:ascii="Arial" w:hAnsi="Arial" w:cs="Arial"/>
+        </w:rPr>
+        <w:t xml:space="preserve">INNER JOIN </w:t>
+      </w:r>
+      <w:proofErr w:type="spellStart"/>
+      <w:r>
+        <w:rPr>
+          <w:rFonts w:ascii="Arial" w:hAnsi="Arial" w:cs="Arial"/>
+        </w:rPr>
+        <w:t>paises</w:t>
+      </w:r>
+      <w:proofErr w:type="spellEnd"/>
+      <w:r>
+        <w:rPr>
+          <w:rFonts w:ascii="Arial" w:hAnsi="Arial" w:cs="Arial"/>
+        </w:rPr>
+        <w:t xml:space="preserve"> </w:t>
+      </w:r>
+      <w:proofErr w:type="spellStart"/>
+      <w:r>
+        <w:rPr>
+          <w:rFonts w:ascii="Arial" w:hAnsi="Arial" w:cs="Arial"/>
+        </w:rPr>
+        <w:t>pa</w:t>
+      </w:r>
+      <w:proofErr w:type="spellEnd"/>
+      <w:r>
+        <w:rPr>
+          <w:rFonts w:ascii="Arial" w:hAnsi="Arial" w:cs="Arial"/>
+        </w:rPr>
+        <w:t xml:space="preserve"> ON </w:t>
+      </w:r>
+      <w:proofErr w:type="spellStart"/>
+      <w:r>
+        <w:rPr>
+          <w:rFonts w:ascii="Arial" w:hAnsi="Arial" w:cs="Arial"/>
+        </w:rPr>
+        <w:t>pa.sigla</w:t>
+      </w:r>
+      <w:proofErr w:type="spellEnd"/>
+      <w:r>
+        <w:rPr>
+          <w:rFonts w:ascii="Arial" w:hAnsi="Arial" w:cs="Arial"/>
+        </w:rPr>
+        <w:t xml:space="preserve"> = </w:t>
+      </w:r>
+      <w:proofErr w:type="spellStart"/>
+      <w:r>
+        <w:rPr>
+          <w:rFonts w:ascii="Arial" w:hAnsi="Arial" w:cs="Arial"/>
+        </w:rPr>
+        <w:t>cl.pais</w:t>
+      </w:r>
+      <w:proofErr w:type="spellEnd"/>
+      <w:r>
+        <w:rPr>
+          <w:rFonts w:ascii="Arial" w:hAnsi="Arial" w:cs="Arial"/>
+        </w:rPr>
+        <w:t xml:space="preserve"> </w:t>
+      </w:r>
+      <w:r>
+        <w:rPr>
+          <w:rFonts w:ascii="Arial" w:hAnsi="Arial" w:cs="Arial"/>
+        </w:rPr>
+        <w:t>INNER JOIN (</w:t>
+      </w:r>
+      <w:r>
+        <w:rPr>
+          <w:rFonts w:ascii="Arial" w:hAnsi="Arial" w:cs="Arial"/>
+        </w:rPr>
+        <w:t xml:space="preserve">SELECT </w:t>
+      </w:r>
+      <w:proofErr w:type="spellStart"/>
+      <w:r>
+        <w:rPr>
+          <w:rFonts w:ascii="Arial" w:hAnsi="Arial" w:cs="Arial"/>
+        </w:rPr>
+        <w:t>pe.id,SUM</w:t>
       </w:r>
       <w:proofErr w:type="spellEnd"/>
       <w:r>
@@ -6140,49 +5576,62 @@
         <w:rPr>
           <w:rFonts w:ascii="Arial" w:hAnsi="Arial" w:cs="Arial"/>
         </w:rPr>
-        <w:t>aux.valorbruto</w:t>
-      </w:r>
-      <w:proofErr w:type="spellEnd"/>
-      <w:proofErr w:type="gramEnd"/>
-      <w:r>
-        <w:rPr>
-          <w:rFonts w:ascii="Arial" w:hAnsi="Arial" w:cs="Arial"/>
-        </w:rPr>
-        <w:t xml:space="preserve"> * (1-</w:t>
-      </w:r>
-      <w:proofErr w:type="gramStart"/>
+        <w:t>it.quantidade</w:t>
+      </w:r>
+      <w:proofErr w:type="spellEnd"/>
+      <w:r>
+        <w:rPr>
+          <w:rFonts w:ascii="Arial" w:hAnsi="Arial" w:cs="Arial"/>
+        </w:rPr>
+        <w:t xml:space="preserve"> * </w:t>
+      </w:r>
+      <w:proofErr w:type="spellStart"/>
+      <w:r>
+        <w:rPr>
+          <w:rFonts w:ascii="Arial" w:hAnsi="Arial" w:cs="Arial"/>
+        </w:rPr>
+        <w:t>it.precounitario</w:t>
+      </w:r>
+      <w:proofErr w:type="spellEnd"/>
+      <w:r>
+        <w:rPr>
+          <w:rFonts w:ascii="Arial" w:hAnsi="Arial" w:cs="Arial"/>
+        </w:rPr>
+        <w:t xml:space="preserve"> * (1 - </w:t>
+      </w:r>
+      <w:proofErr w:type="spellStart"/>
       <w:r>
         <w:rPr>
           <w:rFonts w:ascii="Arial" w:hAnsi="Arial" w:cs="Arial"/>
         </w:rPr>
         <w:t>pe.desconto</w:t>
       </w:r>
-      <w:proofErr w:type="gramEnd"/>
-      <w:r>
-        <w:rPr>
-          <w:rFonts w:ascii="Arial" w:hAnsi="Arial" w:cs="Arial"/>
-        </w:rPr>
-        <w:t>))</w:t>
-      </w:r>
+      <w:proofErr w:type="spellEnd"/>
+      <w:r>
+        <w:rPr>
+          <w:rFonts w:ascii="Arial" w:hAnsi="Arial" w:cs="Arial"/>
+        </w:rPr>
+        <w:t xml:space="preserve">)) </w:t>
+      </w:r>
+      <w:proofErr w:type="spellStart"/>
+      <w:r>
+        <w:rPr>
+          <w:rFonts w:ascii="Arial" w:hAnsi="Arial" w:cs="Arial"/>
+        </w:rPr>
+        <w:t>valorpedido</w:t>
+      </w:r>
+      <w:proofErr w:type="spellEnd"/>
       <w:r>
         <w:rPr>
           <w:rFonts w:ascii="Arial" w:hAnsi="Arial" w:cs="Arial"/>
         </w:rPr>
         <w:t xml:space="preserve"> </w:t>
       </w:r>
-      <w:proofErr w:type="spellStart"/>
-      <w:r>
-        <w:rPr>
-          <w:rFonts w:ascii="Arial" w:hAnsi="Arial" w:cs="Arial"/>
-        </w:rPr>
-        <w:t>from</w:t>
-      </w:r>
-      <w:proofErr w:type="spellEnd"/>
-      <w:r>
-        <w:rPr>
-          <w:rFonts w:ascii="Arial" w:hAnsi="Arial" w:cs="Arial"/>
-        </w:rPr>
-        <w:t xml:space="preserve"> pedidos </w:t>
+      <w:r>
+        <w:rPr>
+          <w:rFonts w:ascii="Arial" w:hAnsi="Arial" w:cs="Arial"/>
+        </w:rPr>
+        <w:t xml:space="preserve">FROM pedidos </w:t>
       </w:r>
       <w:proofErr w:type="spellStart"/>
       <w:r>
@@ -6198,114 +5647,18 @@
         </w:rPr>
         <w:t xml:space="preserve"> </w:t>
       </w:r>
-      <w:proofErr w:type="spellStart"/>
-      <w:r>
-        <w:rPr>
-          <w:rFonts w:ascii="Arial" w:hAnsi="Arial" w:cs="Arial"/>
-        </w:rPr>
-        <w:t>in</w:t>
-      </w:r>
-      <w:r>
-        <w:rPr>
-          <w:rFonts w:ascii="Arial" w:hAnsi="Arial" w:cs="Arial"/>
-        </w:rPr>
-        <w:t>ner</w:t>
-      </w:r>
-      <w:proofErr w:type="spellEnd"/>
-      <w:r>
-        <w:rPr>
-          <w:rFonts w:ascii="Arial" w:hAnsi="Arial" w:cs="Arial"/>
-        </w:rPr>
-        <w:t xml:space="preserve"> JOIN</w:t>
-      </w:r>
-      <w:r>
-        <w:rPr>
-          <w:rFonts w:ascii="Arial" w:hAnsi="Arial" w:cs="Arial"/>
-        </w:rPr>
-        <w:t xml:space="preserve"> clientes c </w:t>
-      </w:r>
-      <w:r>
-        <w:rPr>
-          <w:rFonts w:ascii="Arial" w:hAnsi="Arial" w:cs="Arial"/>
-        </w:rPr>
-        <w:t>ON</w:t>
-      </w:r>
-      <w:r>
-        <w:rPr>
-          <w:rFonts w:ascii="Arial" w:hAnsi="Arial" w:cs="Arial"/>
-        </w:rPr>
-        <w:t xml:space="preserve"> c.id = </w:t>
-      </w:r>
-      <w:proofErr w:type="spellStart"/>
-      <w:proofErr w:type="gramStart"/>
-      <w:r>
-        <w:rPr>
-          <w:rFonts w:ascii="Arial" w:hAnsi="Arial" w:cs="Arial"/>
-        </w:rPr>
-        <w:t>pe.idcliente</w:t>
-      </w:r>
-      <w:proofErr w:type="spellEnd"/>
-      <w:proofErr w:type="gramEnd"/>
-      <w:r>
-        <w:rPr>
-          <w:rFonts w:ascii="Arial" w:hAnsi="Arial" w:cs="Arial"/>
-        </w:rPr>
-        <w:t xml:space="preserve"> INNER JOIN</w:t>
-      </w:r>
-      <w:r>
-        <w:rPr>
-          <w:rFonts w:ascii="Arial" w:hAnsi="Arial" w:cs="Arial"/>
-        </w:rPr>
-        <w:t xml:space="preserve"> (SELECT </w:t>
-      </w:r>
-      <w:proofErr w:type="spellStart"/>
-      <w:proofErr w:type="gramStart"/>
-      <w:r>
-        <w:rPr>
-          <w:rFonts w:ascii="Arial" w:hAnsi="Arial" w:cs="Arial"/>
-        </w:rPr>
-        <w:t>idpedido,</w:t>
-      </w:r>
-      <w:r>
-        <w:rPr>
-          <w:rFonts w:ascii="Arial" w:hAnsi="Arial" w:cs="Arial"/>
-        </w:rPr>
-        <w:t>SUM</w:t>
-      </w:r>
-      <w:proofErr w:type="spellEnd"/>
-      <w:proofErr w:type="gramEnd"/>
-      <w:r>
-        <w:rPr>
-          <w:rFonts w:ascii="Arial" w:hAnsi="Arial" w:cs="Arial"/>
-        </w:rPr>
-        <w:t>(</w:t>
-      </w:r>
-      <w:r>
-        <w:rPr>
-          <w:rFonts w:ascii="Arial" w:hAnsi="Arial" w:cs="Arial"/>
-        </w:rPr>
-        <w:t>quantidade*</w:t>
-      </w:r>
-      <w:proofErr w:type="spellStart"/>
-      <w:r>
-        <w:rPr>
-          <w:rFonts w:ascii="Arial" w:hAnsi="Arial" w:cs="Arial"/>
-        </w:rPr>
-        <w:t>precounitario</w:t>
-      </w:r>
-      <w:proofErr w:type="spellEnd"/>
-      <w:r>
-        <w:rPr>
-          <w:rFonts w:ascii="Arial" w:hAnsi="Arial" w:cs="Arial"/>
-        </w:rPr>
-        <w:t xml:space="preserve">) as </w:t>
-      </w:r>
-      <w:proofErr w:type="spellStart"/>
-      <w:r>
-        <w:rPr>
-          <w:rFonts w:ascii="Arial" w:hAnsi="Arial" w:cs="Arial"/>
-        </w:rPr>
-        <w:t>valorbruto</w:t>
+      <w:r>
+        <w:rPr>
+          <w:rFonts w:ascii="Arial" w:hAnsi="Arial" w:cs="Arial"/>
+        </w:rPr>
+        <w:t xml:space="preserve">INNER JOIN itens it ON pe.id = </w:t>
+      </w:r>
+      <w:proofErr w:type="spellStart"/>
+      <w:r>
+        <w:rPr>
+          <w:rFonts w:ascii="Arial" w:hAnsi="Arial" w:cs="Arial"/>
+        </w:rPr>
+        <w:t>it.idpedido</w:t>
       </w:r>
       <w:proofErr w:type="spellEnd"/>
       <w:r>
@@ -6318,19 +5671,21 @@
         <w:rPr>
           <w:rFonts w:ascii="Arial" w:hAnsi="Arial" w:cs="Arial"/>
         </w:rPr>
-        <w:t>FROM</w:t>
-      </w:r>
-      <w:r>
-        <w:rPr>
-          <w:rFonts w:ascii="Arial" w:hAnsi="Arial" w:cs="Arial"/>
-        </w:rPr>
-        <w:t xml:space="preserve"> itens</w:t>
-      </w:r>
-      <w:r>
-        <w:rPr>
-          <w:rFonts w:ascii="Arial" w:hAnsi="Arial" w:cs="Arial"/>
-        </w:rPr>
-        <w:t xml:space="preserve"> GROUP BY</w:t>
+        <w:t xml:space="preserve">GROUP BY pe.id) </w:t>
+      </w:r>
+      <w:proofErr w:type="spellStart"/>
+      <w:r>
+        <w:rPr>
+          <w:rFonts w:ascii="Arial" w:hAnsi="Arial" w:cs="Arial"/>
+        </w:rPr>
+        <w:t>vp</w:t>
+      </w:r>
+      <w:proofErr w:type="spellEnd"/>
+      <w:r>
+        <w:rPr>
+          <w:rFonts w:ascii="Arial" w:hAnsi="Arial" w:cs="Arial"/>
+        </w:rPr>
+        <w:t xml:space="preserve"> ON p.id = vp.id</w:t>
       </w:r>
       <w:r>
         <w:rPr>
@@ -6338,26 +5693,18 @@
         </w:rPr>
         <w:t xml:space="preserve"> </w:t>
       </w:r>
-      <w:proofErr w:type="spellStart"/>
-      <w:r>
-        <w:rPr>
-          <w:rFonts w:ascii="Arial" w:hAnsi="Arial" w:cs="Arial"/>
-        </w:rPr>
-        <w:t>idpedido</w:t>
-      </w:r>
-      <w:proofErr w:type="spellEnd"/>
-      <w:r>
-        <w:rPr>
-          <w:rFonts w:ascii="Arial" w:hAnsi="Arial" w:cs="Arial"/>
-        </w:rPr>
-        <w:t xml:space="preserve">) </w:t>
-      </w:r>
-      <w:proofErr w:type="spellStart"/>
-      <w:r>
-        <w:rPr>
-          <w:rFonts w:ascii="Arial" w:hAnsi="Arial" w:cs="Arial"/>
-        </w:rPr>
-        <w:t>aux</w:t>
+      <w:r>
+        <w:rPr>
+          <w:rFonts w:ascii="Arial" w:hAnsi="Arial" w:cs="Arial"/>
+        </w:rPr>
+        <w:t xml:space="preserve">GROUP BY </w:t>
+      </w:r>
+      <w:proofErr w:type="spellStart"/>
+      <w:r>
+        <w:rPr>
+          <w:rFonts w:ascii="Arial" w:hAnsi="Arial" w:cs="Arial"/>
+        </w:rPr>
+        <w:t>cl.pais</w:t>
       </w:r>
       <w:proofErr w:type="spellEnd"/>
       <w:r>
@@ -6370,46 +5717,22 @@
         <w:rPr>
           <w:rFonts w:ascii="Arial" w:hAnsi="Arial" w:cs="Arial"/>
         </w:rPr>
-        <w:t>ON</w:t>
-      </w:r>
-      <w:r>
-        <w:rPr>
-          <w:rFonts w:ascii="Arial" w:hAnsi="Arial" w:cs="Arial"/>
-        </w:rPr>
-        <w:t xml:space="preserve"> pe.id = </w:t>
-      </w:r>
-      <w:proofErr w:type="spellStart"/>
-      <w:proofErr w:type="gramStart"/>
-      <w:r>
-        <w:rPr>
-          <w:rFonts w:ascii="Arial" w:hAnsi="Arial" w:cs="Arial"/>
-        </w:rPr>
-        <w:t>aux.idpedido</w:t>
-      </w:r>
-      <w:proofErr w:type="spellEnd"/>
-      <w:proofErr w:type="gramEnd"/>
-      <w:r>
-        <w:rPr>
-          <w:rFonts w:ascii="Arial" w:hAnsi="Arial" w:cs="Arial"/>
-        </w:rPr>
-        <w:t xml:space="preserve"> GROUP BY</w:t>
-      </w:r>
-      <w:r>
-        <w:rPr>
-          <w:rFonts w:ascii="Arial" w:hAnsi="Arial" w:cs="Arial"/>
-        </w:rPr>
-        <w:t xml:space="preserve"> </w:t>
-      </w:r>
-      <w:proofErr w:type="spellStart"/>
-      <w:proofErr w:type="gramStart"/>
-      <w:r>
-        <w:rPr>
-          <w:rFonts w:ascii="Arial" w:hAnsi="Arial" w:cs="Arial"/>
-        </w:rPr>
-        <w:t>c.pais</w:t>
-      </w:r>
-      <w:proofErr w:type="spellEnd"/>
-      <w:proofErr w:type="gramEnd"/>
+        <w:t xml:space="preserve">ORDER BY faturamento </w:t>
+      </w:r>
+      <w:proofErr w:type="spellStart"/>
+      <w:r>
+        <w:rPr>
+          <w:rFonts w:ascii="Arial" w:hAnsi="Arial" w:cs="Arial"/>
+        </w:rPr>
+        <w:t>DESC</w:t>
+      </w:r>
+      <w:r>
+        <w:rPr>
+          <w:rFonts w:ascii="Arial" w:hAnsi="Arial" w:cs="Arial"/>
+        </w:rPr>
+        <w:t>s</w:t>
+      </w:r>
+      <w:proofErr w:type="spellEnd"/>
       <w:r>
         <w:rPr>
           <w:rFonts w:ascii="Arial" w:hAnsi="Arial" w:cs="Arial"/>
@@ -6458,365 +5781,341 @@
         <w:t xml:space="preserve"> </w:t>
       </w:r>
       <w:proofErr w:type="spellStart"/>
-      <w:proofErr w:type="gramStart"/>
+      <w:r>
+        <w:rPr>
+          <w:rFonts w:ascii="Arial" w:hAnsi="Arial" w:cs="Arial"/>
+        </w:rPr>
+        <w:t>ve.nome,</w:t>
+      </w:r>
+      <w:r>
+        <w:rPr>
+          <w:rFonts w:ascii="Arial" w:hAnsi="Arial" w:cs="Arial"/>
+        </w:rPr>
+        <w:t>AVG</w:t>
+      </w:r>
+      <w:proofErr w:type="spellEnd"/>
+      <w:r>
+        <w:rPr>
+          <w:rFonts w:ascii="Arial" w:hAnsi="Arial" w:cs="Arial"/>
+        </w:rPr>
+        <w:t>(</w:t>
+      </w:r>
+      <w:proofErr w:type="spellStart"/>
+      <w:r>
+        <w:rPr>
+          <w:rFonts w:ascii="Arial" w:hAnsi="Arial" w:cs="Arial"/>
+        </w:rPr>
+        <w:t>valorpedido</w:t>
+      </w:r>
+      <w:proofErr w:type="spellEnd"/>
+      <w:r>
+        <w:rPr>
+          <w:rFonts w:ascii="Arial" w:hAnsi="Arial" w:cs="Arial"/>
+        </w:rPr>
+        <w:t>)</w:t>
+      </w:r>
+      <w:r>
+        <w:rPr>
+          <w:rFonts w:ascii="Arial" w:hAnsi="Arial" w:cs="Arial"/>
+        </w:rPr>
+        <w:t xml:space="preserve"> </w:t>
+      </w:r>
+      <w:proofErr w:type="spellStart"/>
+      <w:r>
+        <w:rPr>
+          <w:rFonts w:ascii="Arial" w:hAnsi="Arial" w:cs="Arial"/>
+        </w:rPr>
+        <w:t>from</w:t>
+      </w:r>
+      <w:proofErr w:type="spellEnd"/>
+      <w:r>
+        <w:rPr>
+          <w:rFonts w:ascii="Arial" w:hAnsi="Arial" w:cs="Arial"/>
+        </w:rPr>
+        <w:t xml:space="preserve"> vendedores </w:t>
+      </w:r>
+      <w:proofErr w:type="spellStart"/>
+      <w:r>
+        <w:rPr>
+          <w:rFonts w:ascii="Arial" w:hAnsi="Arial" w:cs="Arial"/>
+        </w:rPr>
+        <w:t>ve</w:t>
+      </w:r>
+      <w:proofErr w:type="spellEnd"/>
+      <w:r>
+        <w:rPr>
+          <w:rFonts w:ascii="Arial" w:hAnsi="Arial" w:cs="Arial"/>
+        </w:rPr>
+        <w:t xml:space="preserve"> </w:t>
+      </w:r>
+      <w:r>
+        <w:rPr>
+          <w:rFonts w:ascii="Arial" w:hAnsi="Arial" w:cs="Arial"/>
+        </w:rPr>
+        <w:t>INNER JOIN</w:t>
+      </w:r>
+      <w:r>
+        <w:rPr>
+          <w:rFonts w:ascii="Arial" w:hAnsi="Arial" w:cs="Arial"/>
+        </w:rPr>
+        <w:t xml:space="preserve"> pedidos </w:t>
+      </w:r>
+      <w:proofErr w:type="spellStart"/>
+      <w:r>
+        <w:rPr>
+          <w:rFonts w:ascii="Arial" w:hAnsi="Arial" w:cs="Arial"/>
+        </w:rPr>
+        <w:t>pe</w:t>
+      </w:r>
+      <w:proofErr w:type="spellEnd"/>
+      <w:r>
+        <w:rPr>
+          <w:rFonts w:ascii="Arial" w:hAnsi="Arial" w:cs="Arial"/>
+        </w:rPr>
+        <w:t xml:space="preserve"> </w:t>
+      </w:r>
+      <w:r>
+        <w:rPr>
+          <w:rFonts w:ascii="Arial" w:hAnsi="Arial" w:cs="Arial"/>
+        </w:rPr>
+        <w:t>ON</w:t>
+      </w:r>
+      <w:r>
+        <w:rPr>
+          <w:rFonts w:ascii="Arial" w:hAnsi="Arial" w:cs="Arial"/>
+        </w:rPr>
+        <w:t xml:space="preserve"> </w:t>
+      </w:r>
+      <w:proofErr w:type="spellStart"/>
+      <w:r>
+        <w:rPr>
+          <w:rFonts w:ascii="Arial" w:hAnsi="Arial" w:cs="Arial"/>
+        </w:rPr>
+        <w:t>pe.idvendedor</w:t>
+      </w:r>
+      <w:proofErr w:type="spellEnd"/>
+      <w:r>
+        <w:rPr>
+          <w:rFonts w:ascii="Arial" w:hAnsi="Arial" w:cs="Arial"/>
+        </w:rPr>
+        <w:t xml:space="preserve"> = ve.id</w:t>
+      </w:r>
+      <w:r>
+        <w:rPr>
+          <w:rFonts w:ascii="Arial" w:hAnsi="Arial" w:cs="Arial"/>
+        </w:rPr>
+        <w:t xml:space="preserve"> INNER JOIN</w:t>
+      </w:r>
+      <w:r>
+        <w:rPr>
+          <w:rFonts w:ascii="Arial" w:hAnsi="Arial" w:cs="Arial"/>
+        </w:rPr>
+        <w:t xml:space="preserve"> (</w:t>
+      </w:r>
+      <w:r>
+        <w:rPr>
+          <w:rFonts w:ascii="Arial" w:hAnsi="Arial" w:cs="Arial"/>
+        </w:rPr>
+        <w:t>SELECT</w:t>
+      </w:r>
+      <w:r>
+        <w:rPr>
+          <w:rFonts w:ascii="Arial" w:hAnsi="Arial" w:cs="Arial"/>
+        </w:rPr>
+        <w:t xml:space="preserve"> </w:t>
+      </w:r>
+      <w:proofErr w:type="spellStart"/>
+      <w:r>
+        <w:rPr>
+          <w:rFonts w:ascii="Arial" w:hAnsi="Arial" w:cs="Arial"/>
+        </w:rPr>
+        <w:t>pe.id,</w:t>
+      </w:r>
+      <w:r>
+        <w:rPr>
+          <w:rFonts w:ascii="Arial" w:hAnsi="Arial" w:cs="Arial"/>
+        </w:rPr>
+        <w:t>SUM</w:t>
+      </w:r>
+      <w:proofErr w:type="spellEnd"/>
+      <w:r>
+        <w:rPr>
+          <w:rFonts w:ascii="Arial" w:hAnsi="Arial" w:cs="Arial"/>
+        </w:rPr>
+        <w:t>(</w:t>
+      </w:r>
+      <w:proofErr w:type="spellStart"/>
+      <w:r>
+        <w:rPr>
+          <w:rFonts w:ascii="Arial" w:hAnsi="Arial" w:cs="Arial"/>
+        </w:rPr>
+        <w:t>it.precounitario</w:t>
+      </w:r>
+      <w:proofErr w:type="spellEnd"/>
+      <w:r>
+        <w:rPr>
+          <w:rFonts w:ascii="Arial" w:hAnsi="Arial" w:cs="Arial"/>
+        </w:rPr>
+        <w:t>*</w:t>
+      </w:r>
+      <w:proofErr w:type="spellStart"/>
+      <w:r>
+        <w:rPr>
+          <w:rFonts w:ascii="Arial" w:hAnsi="Arial" w:cs="Arial"/>
+        </w:rPr>
+        <w:t>it.quantidade</w:t>
+      </w:r>
+      <w:proofErr w:type="spellEnd"/>
+      <w:r>
+        <w:rPr>
+          <w:rFonts w:ascii="Arial" w:hAnsi="Arial" w:cs="Arial"/>
+        </w:rPr>
+        <w:t xml:space="preserve"> * (1 - </w:t>
+      </w:r>
+      <w:proofErr w:type="spellStart"/>
+      <w:r>
+        <w:rPr>
+          <w:rFonts w:ascii="Arial" w:hAnsi="Arial" w:cs="Arial"/>
+        </w:rPr>
+        <w:t>pe.desconto</w:t>
+      </w:r>
+      <w:proofErr w:type="spellEnd"/>
+      <w:r>
+        <w:rPr>
+          <w:rFonts w:ascii="Arial" w:hAnsi="Arial" w:cs="Arial"/>
+        </w:rPr>
+        <w:t xml:space="preserve">)) </w:t>
+      </w:r>
+      <w:r>
+        <w:rPr>
+          <w:rFonts w:ascii="Arial" w:hAnsi="Arial" w:cs="Arial"/>
+        </w:rPr>
+        <w:t>AS</w:t>
+      </w:r>
+      <w:r>
+        <w:rPr>
+          <w:rFonts w:ascii="Arial" w:hAnsi="Arial" w:cs="Arial"/>
+        </w:rPr>
+        <w:t xml:space="preserve"> </w:t>
+      </w:r>
+      <w:proofErr w:type="spellStart"/>
+      <w:r>
+        <w:rPr>
+          <w:rFonts w:ascii="Arial" w:hAnsi="Arial" w:cs="Arial"/>
+        </w:rPr>
+        <w:t>valorpedido</w:t>
+      </w:r>
+      <w:proofErr w:type="spellEnd"/>
+      <w:r>
+        <w:rPr>
+          <w:rFonts w:ascii="Arial" w:hAnsi="Arial" w:cs="Arial"/>
+        </w:rPr>
+        <w:t xml:space="preserve"> FROM</w:t>
+      </w:r>
+      <w:r>
+        <w:rPr>
+          <w:rFonts w:ascii="Arial" w:hAnsi="Arial" w:cs="Arial"/>
+        </w:rPr>
+        <w:t xml:space="preserve"> pedidos </w:t>
+      </w:r>
+      <w:proofErr w:type="spellStart"/>
+      <w:r>
+        <w:rPr>
+          <w:rFonts w:ascii="Arial" w:hAnsi="Arial" w:cs="Arial"/>
+        </w:rPr>
+        <w:t>pe</w:t>
+      </w:r>
+      <w:proofErr w:type="spellEnd"/>
+      <w:r>
+        <w:rPr>
+          <w:rFonts w:ascii="Arial" w:hAnsi="Arial" w:cs="Arial"/>
+        </w:rPr>
+        <w:t xml:space="preserve"> INNER JOIN</w:t>
+      </w:r>
+      <w:r>
+        <w:rPr>
+          <w:rFonts w:ascii="Arial" w:hAnsi="Arial" w:cs="Arial"/>
+        </w:rPr>
+        <w:t xml:space="preserve"> itens it </w:t>
+      </w:r>
+      <w:r>
+        <w:rPr>
+          <w:rFonts w:ascii="Arial" w:hAnsi="Arial" w:cs="Arial"/>
+        </w:rPr>
+        <w:t>ON</w:t>
+      </w:r>
+      <w:r>
+        <w:rPr>
+          <w:rFonts w:ascii="Arial" w:hAnsi="Arial" w:cs="Arial"/>
+        </w:rPr>
+        <w:t xml:space="preserve"> pe.id = </w:t>
+      </w:r>
+      <w:proofErr w:type="spellStart"/>
+      <w:r>
+        <w:rPr>
+          <w:rFonts w:ascii="Arial" w:hAnsi="Arial" w:cs="Arial"/>
+        </w:rPr>
+        <w:t>it.idpedido</w:t>
+      </w:r>
+      <w:proofErr w:type="spellEnd"/>
+      <w:r>
+        <w:rPr>
+          <w:rFonts w:ascii="Arial" w:hAnsi="Arial" w:cs="Arial"/>
+        </w:rPr>
+        <w:t xml:space="preserve"> GROUP BY</w:t>
+      </w:r>
+      <w:r>
+        <w:rPr>
+          <w:rFonts w:ascii="Arial" w:hAnsi="Arial" w:cs="Arial"/>
+        </w:rPr>
+        <w:t xml:space="preserve"> pe.id) </w:t>
+      </w:r>
+      <w:proofErr w:type="spellStart"/>
+      <w:r>
+        <w:rPr>
+          <w:rFonts w:ascii="Arial" w:hAnsi="Arial" w:cs="Arial"/>
+        </w:rPr>
+        <w:t>aux</w:t>
+      </w:r>
+      <w:proofErr w:type="spellEnd"/>
+      <w:r>
+        <w:rPr>
+          <w:rFonts w:ascii="Arial" w:hAnsi="Arial" w:cs="Arial"/>
+        </w:rPr>
+        <w:t xml:space="preserve"> </w:t>
+      </w:r>
+      <w:r>
+        <w:rPr>
+          <w:rFonts w:ascii="Arial" w:hAnsi="Arial" w:cs="Arial"/>
+        </w:rPr>
+        <w:t>ON</w:t>
+      </w:r>
+      <w:r>
+        <w:rPr>
+          <w:rFonts w:ascii="Arial" w:hAnsi="Arial" w:cs="Arial"/>
+        </w:rPr>
+        <w:t xml:space="preserve"> aux.id = pe.id</w:t>
+      </w:r>
+      <w:r>
+        <w:rPr>
+          <w:rFonts w:ascii="Arial" w:hAnsi="Arial" w:cs="Arial"/>
+        </w:rPr>
+        <w:t xml:space="preserve"> GROUP BY</w:t>
+      </w:r>
+      <w:r>
+        <w:rPr>
+          <w:rFonts w:ascii="Arial" w:hAnsi="Arial" w:cs="Arial"/>
+        </w:rPr>
+        <w:t xml:space="preserve"> </w:t>
+      </w:r>
+      <w:proofErr w:type="spellStart"/>
       <w:r>
         <w:rPr>
           <w:rFonts w:ascii="Arial" w:hAnsi="Arial" w:cs="Arial"/>
         </w:rPr>
         <w:t>ve.nome</w:t>
       </w:r>
-      <w:proofErr w:type="gramEnd"/>
-      <w:r>
-        <w:rPr>
-          <w:rFonts w:ascii="Arial" w:hAnsi="Arial" w:cs="Arial"/>
-        </w:rPr>
-        <w:t>,</w:t>
-      </w:r>
-      <w:proofErr w:type="gramStart"/>
-      <w:r>
-        <w:rPr>
-          <w:rFonts w:ascii="Arial" w:hAnsi="Arial" w:cs="Arial"/>
-        </w:rPr>
-        <w:t>AVG</w:t>
-      </w:r>
-      <w:proofErr w:type="spellEnd"/>
-      <w:r>
-        <w:rPr>
-          <w:rFonts w:ascii="Arial" w:hAnsi="Arial" w:cs="Arial"/>
-        </w:rPr>
-        <w:t>(</w:t>
-      </w:r>
-      <w:proofErr w:type="spellStart"/>
-      <w:proofErr w:type="gramEnd"/>
-      <w:r>
-        <w:rPr>
-          <w:rFonts w:ascii="Arial" w:hAnsi="Arial" w:cs="Arial"/>
-        </w:rPr>
-        <w:t>valorpedido</w:t>
-      </w:r>
-      <w:proofErr w:type="spellEnd"/>
-      <w:r>
-        <w:rPr>
-          <w:rFonts w:ascii="Arial" w:hAnsi="Arial" w:cs="Arial"/>
-        </w:rPr>
-        <w:t>)</w:t>
-      </w:r>
-      <w:r>
-        <w:rPr>
-          <w:rFonts w:ascii="Arial" w:hAnsi="Arial" w:cs="Arial"/>
-        </w:rPr>
-        <w:t xml:space="preserve"> </w:t>
-      </w:r>
-      <w:proofErr w:type="spellStart"/>
-      <w:r>
-        <w:rPr>
-          <w:rFonts w:ascii="Arial" w:hAnsi="Arial" w:cs="Arial"/>
-        </w:rPr>
-        <w:t>from</w:t>
-      </w:r>
-      <w:proofErr w:type="spellEnd"/>
-      <w:r>
-        <w:rPr>
-          <w:rFonts w:ascii="Arial" w:hAnsi="Arial" w:cs="Arial"/>
-        </w:rPr>
-        <w:t xml:space="preserve"> vendedores </w:t>
-      </w:r>
-      <w:proofErr w:type="spellStart"/>
-      <w:r>
-        <w:rPr>
-          <w:rFonts w:ascii="Arial" w:hAnsi="Arial" w:cs="Arial"/>
-        </w:rPr>
-        <w:t>ve</w:t>
-      </w:r>
-      <w:proofErr w:type="spellEnd"/>
-      <w:r>
-        <w:rPr>
-          <w:rFonts w:ascii="Arial" w:hAnsi="Arial" w:cs="Arial"/>
-        </w:rPr>
-        <w:t xml:space="preserve"> </w:t>
-      </w:r>
-      <w:r>
-        <w:rPr>
-          <w:rFonts w:ascii="Arial" w:hAnsi="Arial" w:cs="Arial"/>
-        </w:rPr>
-        <w:t>INNER JOIN</w:t>
-      </w:r>
-      <w:r>
-        <w:rPr>
-          <w:rFonts w:ascii="Arial" w:hAnsi="Arial" w:cs="Arial"/>
-        </w:rPr>
-        <w:t xml:space="preserve"> pedidos </w:t>
-      </w:r>
-      <w:proofErr w:type="spellStart"/>
-      <w:r>
-        <w:rPr>
-          <w:rFonts w:ascii="Arial" w:hAnsi="Arial" w:cs="Arial"/>
-        </w:rPr>
-        <w:t>pe</w:t>
-      </w:r>
-      <w:proofErr w:type="spellEnd"/>
-      <w:r>
-        <w:rPr>
-          <w:rFonts w:ascii="Arial" w:hAnsi="Arial" w:cs="Arial"/>
-        </w:rPr>
-        <w:t xml:space="preserve"> </w:t>
-      </w:r>
-      <w:r>
-        <w:rPr>
-          <w:rFonts w:ascii="Arial" w:hAnsi="Arial" w:cs="Arial"/>
-        </w:rPr>
-        <w:t>ON</w:t>
-      </w:r>
-      <w:r>
-        <w:rPr>
-          <w:rFonts w:ascii="Arial" w:hAnsi="Arial" w:cs="Arial"/>
-        </w:rPr>
-        <w:t xml:space="preserve"> </w:t>
-      </w:r>
-      <w:proofErr w:type="spellStart"/>
-      <w:proofErr w:type="gramStart"/>
-      <w:r>
-        <w:rPr>
-          <w:rFonts w:ascii="Arial" w:hAnsi="Arial" w:cs="Arial"/>
-        </w:rPr>
-        <w:t>pe.idvendedor</w:t>
-      </w:r>
-      <w:proofErr w:type="spellEnd"/>
-      <w:proofErr w:type="gramEnd"/>
-      <w:r>
-        <w:rPr>
-          <w:rFonts w:ascii="Arial" w:hAnsi="Arial" w:cs="Arial"/>
-        </w:rPr>
-        <w:t xml:space="preserve"> = ve.id</w:t>
-      </w:r>
-      <w:r>
-        <w:rPr>
-          <w:rFonts w:ascii="Arial" w:hAnsi="Arial" w:cs="Arial"/>
-        </w:rPr>
-        <w:t xml:space="preserve"> INNER JOIN</w:t>
-      </w:r>
-      <w:r>
-        <w:rPr>
-          <w:rFonts w:ascii="Arial" w:hAnsi="Arial" w:cs="Arial"/>
-        </w:rPr>
-        <w:t xml:space="preserve"> (</w:t>
-      </w:r>
-      <w:r>
-        <w:rPr>
-          <w:rFonts w:ascii="Arial" w:hAnsi="Arial" w:cs="Arial"/>
-        </w:rPr>
-        <w:t>SELECT</w:t>
-      </w:r>
-      <w:r>
-        <w:rPr>
-          <w:rFonts w:ascii="Arial" w:hAnsi="Arial" w:cs="Arial"/>
-        </w:rPr>
-        <w:t xml:space="preserve"> </w:t>
-      </w:r>
-      <w:proofErr w:type="spellStart"/>
-      <w:proofErr w:type="gramStart"/>
-      <w:r>
-        <w:rPr>
-          <w:rFonts w:ascii="Arial" w:hAnsi="Arial" w:cs="Arial"/>
-        </w:rPr>
-        <w:t>pe.id,</w:t>
-      </w:r>
-      <w:r>
-        <w:rPr>
-          <w:rFonts w:ascii="Arial" w:hAnsi="Arial" w:cs="Arial"/>
-        </w:rPr>
-        <w:t>SUM</w:t>
-      </w:r>
-      <w:proofErr w:type="spellEnd"/>
-      <w:proofErr w:type="gramEnd"/>
-      <w:r>
-        <w:rPr>
-          <w:rFonts w:ascii="Arial" w:hAnsi="Arial" w:cs="Arial"/>
-        </w:rPr>
-        <w:t>(</w:t>
-      </w:r>
-      <w:proofErr w:type="spellStart"/>
-      <w:proofErr w:type="gramStart"/>
-      <w:r>
-        <w:rPr>
-          <w:rFonts w:ascii="Arial" w:hAnsi="Arial" w:cs="Arial"/>
-        </w:rPr>
-        <w:t>it.precounitario</w:t>
-      </w:r>
-      <w:proofErr w:type="spellEnd"/>
-      <w:proofErr w:type="gramEnd"/>
-      <w:r>
-        <w:rPr>
-          <w:rFonts w:ascii="Arial" w:hAnsi="Arial" w:cs="Arial"/>
-        </w:rPr>
-        <w:t>*</w:t>
-      </w:r>
-      <w:proofErr w:type="spellStart"/>
-      <w:proofErr w:type="gramStart"/>
-      <w:r>
-        <w:rPr>
-          <w:rFonts w:ascii="Arial" w:hAnsi="Arial" w:cs="Arial"/>
-        </w:rPr>
-        <w:t>it.quantidade</w:t>
-      </w:r>
-      <w:proofErr w:type="spellEnd"/>
-      <w:proofErr w:type="gramEnd"/>
-      <w:r>
-        <w:rPr>
-          <w:rFonts w:ascii="Arial" w:hAnsi="Arial" w:cs="Arial"/>
-        </w:rPr>
-        <w:t xml:space="preserve"> * (1 - </w:t>
-      </w:r>
-      <w:proofErr w:type="spellStart"/>
-      <w:proofErr w:type="gramStart"/>
-      <w:r>
-        <w:rPr>
-          <w:rFonts w:ascii="Arial" w:hAnsi="Arial" w:cs="Arial"/>
-        </w:rPr>
-        <w:t>pe.desconto</w:t>
-      </w:r>
-      <w:proofErr w:type="spellEnd"/>
-      <w:proofErr w:type="gramEnd"/>
-      <w:r>
-        <w:rPr>
-          <w:rFonts w:ascii="Arial" w:hAnsi="Arial" w:cs="Arial"/>
-        </w:rPr>
-        <w:t xml:space="preserve">)) </w:t>
-      </w:r>
-      <w:r>
-        <w:rPr>
-          <w:rFonts w:ascii="Arial" w:hAnsi="Arial" w:cs="Arial"/>
-        </w:rPr>
-        <w:t>AS</w:t>
-      </w:r>
-      <w:r>
-        <w:rPr>
-          <w:rFonts w:ascii="Arial" w:hAnsi="Arial" w:cs="Arial"/>
-        </w:rPr>
-        <w:t xml:space="preserve"> </w:t>
-      </w:r>
-      <w:proofErr w:type="spellStart"/>
-      <w:r>
-        <w:rPr>
-          <w:rFonts w:ascii="Arial" w:hAnsi="Arial" w:cs="Arial"/>
-        </w:rPr>
-        <w:t>valorpedido</w:t>
-      </w:r>
-      <w:proofErr w:type="spellEnd"/>
-      <w:r>
-        <w:rPr>
-          <w:rFonts w:ascii="Arial" w:hAnsi="Arial" w:cs="Arial"/>
-        </w:rPr>
-        <w:t xml:space="preserve"> FROM</w:t>
-      </w:r>
-      <w:r>
-        <w:rPr>
-          <w:rFonts w:ascii="Arial" w:hAnsi="Arial" w:cs="Arial"/>
-        </w:rPr>
-        <w:t xml:space="preserve"> pedidos </w:t>
-      </w:r>
-      <w:proofErr w:type="spellStart"/>
-      <w:r>
-        <w:rPr>
-          <w:rFonts w:ascii="Arial" w:hAnsi="Arial" w:cs="Arial"/>
-        </w:rPr>
-        <w:t>pe</w:t>
-      </w:r>
-      <w:proofErr w:type="spellEnd"/>
-      <w:r>
-        <w:rPr>
-          <w:rFonts w:ascii="Arial" w:hAnsi="Arial" w:cs="Arial"/>
-        </w:rPr>
-        <w:t xml:space="preserve"> INNER JOIN</w:t>
-      </w:r>
-      <w:r>
-        <w:rPr>
-          <w:rFonts w:ascii="Arial" w:hAnsi="Arial" w:cs="Arial"/>
-        </w:rPr>
-        <w:t xml:space="preserve"> itens it </w:t>
-      </w:r>
-      <w:r>
-        <w:rPr>
-          <w:rFonts w:ascii="Arial" w:hAnsi="Arial" w:cs="Arial"/>
-        </w:rPr>
-        <w:t>ON</w:t>
-      </w:r>
-      <w:r>
-        <w:rPr>
-          <w:rFonts w:ascii="Arial" w:hAnsi="Arial" w:cs="Arial"/>
-        </w:rPr>
-        <w:t xml:space="preserve"> pe.id = </w:t>
-      </w:r>
-      <w:proofErr w:type="spellStart"/>
-      <w:proofErr w:type="gramStart"/>
-      <w:r>
-        <w:rPr>
-          <w:rFonts w:ascii="Arial" w:hAnsi="Arial" w:cs="Arial"/>
-        </w:rPr>
-        <w:t>it.idpedido</w:t>
-      </w:r>
-      <w:proofErr w:type="spellEnd"/>
-      <w:proofErr w:type="gramEnd"/>
-      <w:r>
-        <w:rPr>
-          <w:rFonts w:ascii="Arial" w:hAnsi="Arial" w:cs="Arial"/>
-        </w:rPr>
-        <w:t xml:space="preserve"> GROUP BY</w:t>
-      </w:r>
-      <w:r>
-        <w:rPr>
-          <w:rFonts w:ascii="Arial" w:hAnsi="Arial" w:cs="Arial"/>
-        </w:rPr>
-        <w:t xml:space="preserve"> pe.id) </w:t>
-      </w:r>
-      <w:proofErr w:type="spellStart"/>
-      <w:r>
-        <w:rPr>
-          <w:rFonts w:ascii="Arial" w:hAnsi="Arial" w:cs="Arial"/>
-        </w:rPr>
-        <w:t>aux</w:t>
-      </w:r>
-      <w:proofErr w:type="spellEnd"/>
-      <w:r>
-        <w:rPr>
-          <w:rFonts w:ascii="Arial" w:hAnsi="Arial" w:cs="Arial"/>
-        </w:rPr>
-        <w:t xml:space="preserve"> </w:t>
-      </w:r>
-      <w:r>
-        <w:rPr>
-          <w:rFonts w:ascii="Arial" w:hAnsi="Arial" w:cs="Arial"/>
-        </w:rPr>
-        <w:t>ON</w:t>
-      </w:r>
-      <w:r>
-        <w:rPr>
-          <w:rFonts w:ascii="Arial" w:hAnsi="Arial" w:cs="Arial"/>
-        </w:rPr>
-        <w:t xml:space="preserve"> aux.id = pe.id</w:t>
-      </w:r>
-      <w:r>
-        <w:rPr>
-          <w:rFonts w:ascii="Arial" w:hAnsi="Arial" w:cs="Arial"/>
-        </w:rPr>
-        <w:t xml:space="preserve"> GROUP BY</w:t>
-      </w:r>
-      <w:r>
-        <w:rPr>
-          <w:rFonts w:ascii="Arial" w:hAnsi="Arial" w:cs="Arial"/>
-        </w:rPr>
-        <w:t xml:space="preserve"> </w:t>
-      </w:r>
-      <w:proofErr w:type="spellStart"/>
-      <w:proofErr w:type="gramStart"/>
-      <w:r>
-        <w:rPr>
-          <w:rFonts w:ascii="Arial" w:hAnsi="Arial" w:cs="Arial"/>
-        </w:rPr>
-        <w:t>ve.nome</w:t>
-      </w:r>
-      <w:proofErr w:type="spellEnd"/>
-      <w:proofErr w:type="gramEnd"/>
+      <w:proofErr w:type="spellEnd"/>
       <w:r>
         <w:rPr>
           <w:rFonts w:ascii="Arial" w:hAnsi="Arial" w:cs="Arial"/>
@@ -6866,21 +6165,7 @@
         <w:rPr>
           <w:rFonts w:ascii="Arial" w:hAnsi="Arial" w:cs="Arial"/>
         </w:rPr>
-        <w:t xml:space="preserve">Liste todas as pessoas que </w:t>
-      </w:r>
-      <w:proofErr w:type="gramStart"/>
-      <w:r>
-        <w:rPr>
-          <w:rFonts w:ascii="Arial" w:hAnsi="Arial" w:cs="Arial"/>
-        </w:rPr>
-        <w:t>tem</w:t>
-      </w:r>
-      <w:proofErr w:type="gramEnd"/>
-      <w:r>
-        <w:rPr>
-          <w:rFonts w:ascii="Arial" w:hAnsi="Arial" w:cs="Arial"/>
-        </w:rPr>
-        <w:t xml:space="preserve"> algum relacionamento com a empresa e qual é esse relacionamento</w:t>
+        <w:t>Liste todas as pessoas que tem algum relacionamento com a empresa e qual é esse relacionamento</w:t>
       </w:r>
     </w:p>
     <w:bookmarkEnd w:id="3"/>
@@ -6897,51 +6182,146 @@
         <w:rPr>
           <w:rFonts w:ascii="Arial" w:hAnsi="Arial" w:cs="Arial"/>
         </w:rPr>
-        <w:t>SELECT</w:t>
-      </w:r>
-      <w:r>
-        <w:rPr>
-          <w:rFonts w:ascii="Arial" w:hAnsi="Arial" w:cs="Arial"/>
+        <w:t xml:space="preserve">SELECT nome, 'Cliente' AS </w:t>
+      </w:r>
+      <w:proofErr w:type="spellStart"/>
+      <w:r>
+        <w:rPr>
+          <w:rFonts w:ascii="Arial" w:hAnsi="Arial" w:cs="Arial"/>
+        </w:rPr>
+        <w:t>Tipo_Contato</w:t>
+      </w:r>
+      <w:proofErr w:type="spellEnd"/>
+      <w:r>
+        <w:rPr>
+          <w:rFonts w:ascii="Arial" w:hAnsi="Arial" w:cs="Arial"/>
+        </w:rPr>
+        <w:t xml:space="preserve"> FROM clientes UNION ALL SELECT nome, 'Vendedor'  FROM vendedores UNION ALL SELECT contato, 'Contato no Fornecedor' FROM fornecedores WHERE contato IS NOT NULL AND contato != </w:t>
+      </w:r>
+      <w:r>
+        <w:rPr>
+          <w:rFonts w:ascii="Arial" w:hAnsi="Arial" w:cs="Arial"/>
+          <w:lang w:val="en-US"/>
+        </w:rPr>
+        <w:t xml:space="preserve">'' UNION ALL SELECT </w:t>
+      </w:r>
+      <w:proofErr w:type="spellStart"/>
+      <w:r>
+        <w:rPr>
+          <w:rFonts w:ascii="Arial" w:hAnsi="Arial" w:cs="Arial"/>
+          <w:lang w:val="en-US"/>
+        </w:rPr>
+        <w:t>contato</w:t>
+      </w:r>
+      <w:proofErr w:type="spellEnd"/>
+      <w:r>
+        <w:rPr>
+          <w:rFonts w:ascii="Arial" w:hAnsi="Arial" w:cs="Arial"/>
+          <w:lang w:val="en-US"/>
+        </w:rPr>
+        <w:t>, '</w:t>
+      </w:r>
+      <w:proofErr w:type="spellStart"/>
+      <w:r>
+        <w:rPr>
+          <w:rFonts w:ascii="Arial" w:hAnsi="Arial" w:cs="Arial"/>
+          <w:lang w:val="en-US"/>
+        </w:rPr>
+        <w:t>Contato</w:t>
+      </w:r>
+      <w:proofErr w:type="spellEnd"/>
+      <w:r>
+        <w:rPr>
+          <w:rFonts w:ascii="Arial" w:hAnsi="Arial" w:cs="Arial"/>
+          <w:lang w:val="en-US"/>
         </w:rPr>
         <w:t xml:space="preserve"> </w:t>
       </w:r>
-      <w:r>
-        <w:rPr>
-          <w:rFonts w:ascii="Arial" w:hAnsi="Arial" w:cs="Arial"/>
-        </w:rPr>
-        <w:t>nome</w:t>
-      </w:r>
-      <w:r>
-        <w:rPr>
-          <w:rFonts w:ascii="Arial" w:hAnsi="Arial" w:cs="Arial"/>
-        </w:rPr>
-        <w:t xml:space="preserve">, </w:t>
-      </w:r>
-      <w:r>
-        <w:rPr>
-          <w:rFonts w:ascii="Arial" w:hAnsi="Arial" w:cs="Arial"/>
-        </w:rPr>
-        <w:t xml:space="preserve">'Cliente' AS </w:t>
-      </w:r>
-      <w:proofErr w:type="spellStart"/>
-      <w:r>
-        <w:rPr>
-          <w:rFonts w:ascii="Arial" w:hAnsi="Arial" w:cs="Arial"/>
-        </w:rPr>
-        <w:t>Tipo_Contato</w:t>
-      </w:r>
-      <w:proofErr w:type="spellEnd"/>
-      <w:r>
-        <w:rPr>
-          <w:rFonts w:ascii="Arial" w:hAnsi="Arial" w:cs="Arial"/>
+      <w:proofErr w:type="spellStart"/>
+      <w:r>
+        <w:rPr>
+          <w:rFonts w:ascii="Arial" w:hAnsi="Arial" w:cs="Arial"/>
+          <w:lang w:val="en-US"/>
+        </w:rPr>
+        <w:t>na</w:t>
+      </w:r>
+      <w:proofErr w:type="spellEnd"/>
+      <w:r>
+        <w:rPr>
+          <w:rFonts w:ascii="Arial" w:hAnsi="Arial" w:cs="Arial"/>
+          <w:lang w:val="en-US"/>
         </w:rPr>
         <w:t xml:space="preserve"> </w:t>
       </w:r>
-      <w:r>
-        <w:rPr>
-          <w:rFonts w:ascii="Arial" w:hAnsi="Arial" w:cs="Arial"/>
-        </w:rPr>
-        <w:t>FROM clientes</w:t>
+      <w:proofErr w:type="spellStart"/>
+      <w:r>
+        <w:rPr>
+          <w:rFonts w:ascii="Arial" w:hAnsi="Arial" w:cs="Arial"/>
+          <w:lang w:val="en-US"/>
+        </w:rPr>
+        <w:t>Transportadora</w:t>
+      </w:r>
+      <w:proofErr w:type="spellEnd"/>
+      <w:r>
+        <w:rPr>
+          <w:rFonts w:ascii="Arial" w:hAnsi="Arial" w:cs="Arial"/>
+          <w:lang w:val="en-US"/>
+        </w:rPr>
+        <w:t xml:space="preserve">' FROM </w:t>
+      </w:r>
+      <w:proofErr w:type="spellStart"/>
+      <w:r>
+        <w:rPr>
+          <w:rFonts w:ascii="Arial" w:hAnsi="Arial" w:cs="Arial"/>
+          <w:lang w:val="en-US"/>
+        </w:rPr>
+        <w:t>transportadoras</w:t>
+      </w:r>
+      <w:proofErr w:type="spellEnd"/>
+      <w:r>
+        <w:rPr>
+          <w:rFonts w:ascii="Arial" w:hAnsi="Arial" w:cs="Arial"/>
+          <w:lang w:val="en-US"/>
+        </w:rPr>
+        <w:t xml:space="preserve"> WHERE </w:t>
+      </w:r>
+      <w:proofErr w:type="spellStart"/>
+      <w:r>
+        <w:rPr>
+          <w:rFonts w:ascii="Arial" w:hAnsi="Arial" w:cs="Arial"/>
+          <w:lang w:val="en-US"/>
+        </w:rPr>
+        <w:t>contato</w:t>
+      </w:r>
+      <w:proofErr w:type="spellEnd"/>
+      <w:r>
+        <w:rPr>
+          <w:rFonts w:ascii="Arial" w:hAnsi="Arial" w:cs="Arial"/>
+          <w:lang w:val="en-US"/>
+        </w:rPr>
+        <w:t xml:space="preserve"> IS NOT NULL AND </w:t>
+      </w:r>
+      <w:proofErr w:type="spellStart"/>
+      <w:r>
+        <w:rPr>
+          <w:rFonts w:ascii="Arial" w:hAnsi="Arial" w:cs="Arial"/>
+          <w:lang w:val="en-US"/>
+        </w:rPr>
+        <w:t>contato</w:t>
+      </w:r>
+      <w:proofErr w:type="spellEnd"/>
+      <w:r>
+        <w:rPr>
+          <w:rFonts w:ascii="Arial" w:hAnsi="Arial" w:cs="Arial"/>
+          <w:lang w:val="en-US"/>
+        </w:rPr>
+        <w:t xml:space="preserve"> != </w:t>
+      </w:r>
+      <w:r>
+        <w:rPr>
+          <w:rFonts w:ascii="Arial" w:hAnsi="Arial" w:cs="Arial"/>
+        </w:rPr>
+        <w:t>''</w:t>
       </w:r>
       <w:r>
         <w:rPr>
@@ -6953,293 +6333,7 @@
         <w:rPr>
           <w:rFonts w:ascii="Arial" w:hAnsi="Arial" w:cs="Arial"/>
         </w:rPr>
-        <w:t>UNION ALL</w:t>
-      </w:r>
-      <w:r>
-        <w:rPr>
-          <w:rFonts w:ascii="Arial" w:hAnsi="Arial" w:cs="Arial"/>
-        </w:rPr>
-        <w:t xml:space="preserve"> </w:t>
-      </w:r>
-      <w:r>
-        <w:rPr>
-          <w:rFonts w:ascii="Arial" w:hAnsi="Arial" w:cs="Arial"/>
-        </w:rPr>
-        <w:t>SELECT</w:t>
-      </w:r>
-      <w:r>
-        <w:rPr>
-          <w:rFonts w:ascii="Arial" w:hAnsi="Arial" w:cs="Arial"/>
-        </w:rPr>
-        <w:t xml:space="preserve"> </w:t>
-      </w:r>
-      <w:r>
-        <w:rPr>
-          <w:rFonts w:ascii="Arial" w:hAnsi="Arial" w:cs="Arial"/>
-        </w:rPr>
-        <w:t>nom</w:t>
-      </w:r>
-      <w:r>
-        <w:rPr>
-          <w:rFonts w:ascii="Arial" w:hAnsi="Arial" w:cs="Arial"/>
-        </w:rPr>
-        <w:t>e</w:t>
-      </w:r>
-      <w:r>
-        <w:rPr>
-          <w:rFonts w:ascii="Arial" w:hAnsi="Arial" w:cs="Arial"/>
-        </w:rPr>
-        <w:t>,</w:t>
-      </w:r>
-      <w:r>
-        <w:rPr>
-          <w:rFonts w:ascii="Arial" w:hAnsi="Arial" w:cs="Arial"/>
-        </w:rPr>
-        <w:t xml:space="preserve"> </w:t>
-      </w:r>
-      <w:r>
-        <w:rPr>
-          <w:rFonts w:ascii="Arial" w:hAnsi="Arial" w:cs="Arial"/>
-        </w:rPr>
-        <w:t xml:space="preserve">'Vendedor' AS </w:t>
-      </w:r>
-      <w:proofErr w:type="spellStart"/>
-      <w:r>
-        <w:rPr>
-          <w:rFonts w:ascii="Arial" w:hAnsi="Arial" w:cs="Arial"/>
-        </w:rPr>
-        <w:t>Tipo_Contato</w:t>
-      </w:r>
-      <w:proofErr w:type="spellEnd"/>
-      <w:r>
-        <w:rPr>
-          <w:rFonts w:ascii="Arial" w:hAnsi="Arial" w:cs="Arial"/>
-        </w:rPr>
-        <w:t xml:space="preserve"> </w:t>
-      </w:r>
-      <w:r>
-        <w:rPr>
-          <w:rFonts w:ascii="Arial" w:hAnsi="Arial" w:cs="Arial"/>
-        </w:rPr>
-        <w:t>FROM vendedores</w:t>
-      </w:r>
-      <w:r>
-        <w:rPr>
-          <w:rFonts w:ascii="Arial" w:hAnsi="Arial" w:cs="Arial"/>
-        </w:rPr>
-        <w:t xml:space="preserve"> </w:t>
-      </w:r>
-      <w:r>
-        <w:rPr>
-          <w:rFonts w:ascii="Arial" w:hAnsi="Arial" w:cs="Arial"/>
-        </w:rPr>
-        <w:t>UNION ALL</w:t>
-      </w:r>
-      <w:r>
-        <w:rPr>
-          <w:rFonts w:ascii="Arial" w:hAnsi="Arial" w:cs="Arial"/>
-        </w:rPr>
-        <w:t xml:space="preserve"> </w:t>
-      </w:r>
-      <w:r>
-        <w:rPr>
-          <w:rFonts w:ascii="Arial" w:hAnsi="Arial" w:cs="Arial"/>
-        </w:rPr>
-        <w:t>SELECT</w:t>
-      </w:r>
-      <w:r>
-        <w:rPr>
-          <w:rFonts w:ascii="Arial" w:hAnsi="Arial" w:cs="Arial"/>
-        </w:rPr>
-        <w:t xml:space="preserve"> </w:t>
-      </w:r>
-      <w:r>
-        <w:rPr>
-          <w:rFonts w:ascii="Arial" w:hAnsi="Arial" w:cs="Arial"/>
-        </w:rPr>
-        <w:t>contato</w:t>
-      </w:r>
-      <w:r>
-        <w:rPr>
-          <w:rFonts w:ascii="Arial" w:hAnsi="Arial" w:cs="Arial"/>
-        </w:rPr>
-        <w:t>,</w:t>
-      </w:r>
-      <w:r>
-        <w:rPr>
-          <w:rFonts w:ascii="Arial" w:hAnsi="Arial" w:cs="Arial"/>
-        </w:rPr>
-        <w:t xml:space="preserve"> </w:t>
-      </w:r>
-      <w:r>
-        <w:rPr>
-          <w:rFonts w:ascii="Arial" w:hAnsi="Arial" w:cs="Arial"/>
-        </w:rPr>
-        <w:t>'</w:t>
-      </w:r>
-      <w:r>
-        <w:rPr>
-          <w:rFonts w:ascii="Arial" w:hAnsi="Arial" w:cs="Arial"/>
-        </w:rPr>
-        <w:t xml:space="preserve">Contato no </w:t>
-      </w:r>
-      <w:r>
-        <w:rPr>
-          <w:rFonts w:ascii="Arial" w:hAnsi="Arial" w:cs="Arial"/>
-        </w:rPr>
-        <w:t xml:space="preserve">Fornecedor' AS </w:t>
-      </w:r>
-      <w:proofErr w:type="spellStart"/>
-      <w:r>
-        <w:rPr>
-          <w:rFonts w:ascii="Arial" w:hAnsi="Arial" w:cs="Arial"/>
-        </w:rPr>
-        <w:t>Tipo_Contato</w:t>
-      </w:r>
-      <w:proofErr w:type="spellEnd"/>
-      <w:r>
-        <w:rPr>
-          <w:rFonts w:ascii="Arial" w:hAnsi="Arial" w:cs="Arial"/>
-        </w:rPr>
-        <w:t xml:space="preserve"> </w:t>
-      </w:r>
-      <w:r>
-        <w:rPr>
-          <w:rFonts w:ascii="Arial" w:hAnsi="Arial" w:cs="Arial"/>
-        </w:rPr>
-        <w:t>FROM fornecedores</w:t>
-      </w:r>
-      <w:r>
-        <w:rPr>
-          <w:rFonts w:ascii="Arial" w:hAnsi="Arial" w:cs="Arial"/>
-        </w:rPr>
-        <w:t xml:space="preserve"> </w:t>
-      </w:r>
-      <w:r>
-        <w:rPr>
-          <w:rFonts w:ascii="Arial" w:hAnsi="Arial" w:cs="Arial"/>
-        </w:rPr>
-        <w:t xml:space="preserve">WHERE contato IS NOT NULL AND </w:t>
-      </w:r>
-      <w:proofErr w:type="gramStart"/>
-      <w:r>
-        <w:rPr>
-          <w:rFonts w:ascii="Arial" w:hAnsi="Arial" w:cs="Arial"/>
-        </w:rPr>
-        <w:t>contato !</w:t>
-      </w:r>
-      <w:proofErr w:type="gramEnd"/>
-      <w:r>
-        <w:rPr>
-          <w:rFonts w:ascii="Arial" w:hAnsi="Arial" w:cs="Arial"/>
-        </w:rPr>
-        <w:t xml:space="preserve">= </w:t>
-      </w:r>
-      <w:r>
-        <w:rPr>
-          <w:rFonts w:ascii="Arial" w:hAnsi="Arial" w:cs="Arial"/>
-        </w:rPr>
-        <w:t>''</w:t>
-      </w:r>
-      <w:r>
-        <w:rPr>
-          <w:rFonts w:ascii="Arial" w:hAnsi="Arial" w:cs="Arial"/>
-        </w:rPr>
-        <w:t xml:space="preserve"> </w:t>
-      </w:r>
-      <w:r>
-        <w:rPr>
-          <w:rFonts w:ascii="Arial" w:hAnsi="Arial" w:cs="Arial"/>
-        </w:rPr>
-        <w:t>UNION ALL</w:t>
-      </w:r>
-      <w:r>
-        <w:rPr>
-          <w:rFonts w:ascii="Arial" w:hAnsi="Arial" w:cs="Arial"/>
-        </w:rPr>
-        <w:t xml:space="preserve"> </w:t>
-      </w:r>
-      <w:r>
-        <w:rPr>
-          <w:rFonts w:ascii="Arial" w:hAnsi="Arial" w:cs="Arial"/>
-        </w:rPr>
-        <w:t>SELECT</w:t>
-      </w:r>
-      <w:r>
-        <w:rPr>
-          <w:rFonts w:ascii="Arial" w:hAnsi="Arial" w:cs="Arial"/>
-        </w:rPr>
-        <w:t xml:space="preserve"> </w:t>
-      </w:r>
-      <w:r>
-        <w:rPr>
-          <w:rFonts w:ascii="Arial" w:hAnsi="Arial" w:cs="Arial"/>
-        </w:rPr>
-        <w:t>contato '</w:t>
-      </w:r>
-      <w:r>
-        <w:rPr>
-          <w:rFonts w:ascii="Arial" w:hAnsi="Arial" w:cs="Arial"/>
-        </w:rPr>
-        <w:t xml:space="preserve">Contato na </w:t>
-      </w:r>
-      <w:r>
-        <w:rPr>
-          <w:rFonts w:ascii="Arial" w:hAnsi="Arial" w:cs="Arial"/>
-        </w:rPr>
-        <w:t xml:space="preserve">Transportadora' AS </w:t>
-      </w:r>
-      <w:proofErr w:type="spellStart"/>
-      <w:r>
-        <w:rPr>
-          <w:rFonts w:ascii="Arial" w:hAnsi="Arial" w:cs="Arial"/>
-        </w:rPr>
-        <w:t>Tipo_Contato</w:t>
-      </w:r>
-      <w:proofErr w:type="spellEnd"/>
-      <w:r>
-        <w:rPr>
-          <w:rFonts w:ascii="Arial" w:hAnsi="Arial" w:cs="Arial"/>
-        </w:rPr>
-        <w:t xml:space="preserve"> </w:t>
-      </w:r>
-      <w:r>
-        <w:rPr>
-          <w:rFonts w:ascii="Arial" w:hAnsi="Arial" w:cs="Arial"/>
-        </w:rPr>
-        <w:t>FROM transportadoras</w:t>
-      </w:r>
-      <w:r>
-        <w:rPr>
-          <w:rFonts w:ascii="Arial" w:hAnsi="Arial" w:cs="Arial"/>
-        </w:rPr>
-        <w:t xml:space="preserve"> </w:t>
-      </w:r>
-      <w:r>
-        <w:rPr>
-          <w:rFonts w:ascii="Arial" w:hAnsi="Arial" w:cs="Arial"/>
-        </w:rPr>
-        <w:t xml:space="preserve">WHERE contato IS NOT NULL AND </w:t>
-      </w:r>
-      <w:proofErr w:type="gramStart"/>
-      <w:r>
-        <w:rPr>
-          <w:rFonts w:ascii="Arial" w:hAnsi="Arial" w:cs="Arial"/>
-        </w:rPr>
-        <w:t>contato !</w:t>
-      </w:r>
-      <w:proofErr w:type="gramEnd"/>
-      <w:r>
-        <w:rPr>
-          <w:rFonts w:ascii="Arial" w:hAnsi="Arial" w:cs="Arial"/>
-        </w:rPr>
-        <w:t xml:space="preserve">= </w:t>
-      </w:r>
-      <w:r>
-        <w:rPr>
-          <w:rFonts w:ascii="Arial" w:hAnsi="Arial" w:cs="Arial"/>
-        </w:rPr>
-        <w:t>''</w:t>
+        <w:t>ORDER BY nome</w:t>
       </w:r>
       <w:r>
         <w:rPr>
@@ -7289,7 +6383,6 @@
         <w:t xml:space="preserve"> </w:t>
       </w:r>
       <w:proofErr w:type="spellStart"/>
-      <w:proofErr w:type="gramStart"/>
       <w:r>
         <w:rPr>
           <w:rFonts w:ascii="Arial" w:hAnsi="Arial" w:cs="Arial"/>
@@ -7297,7 +6390,6 @@
         <w:t>pr.produto</w:t>
       </w:r>
       <w:proofErr w:type="spellEnd"/>
-      <w:proofErr w:type="gramEnd"/>
       <w:r>
         <w:rPr>
           <w:rFonts w:ascii="Arial" w:hAnsi="Arial" w:cs="Arial"/>
@@ -7311,7 +6403,6 @@
         <w:t xml:space="preserve"> </w:t>
       </w:r>
       <w:proofErr w:type="spellStart"/>
-      <w:proofErr w:type="gramStart"/>
       <w:r>
         <w:rPr>
           <w:rFonts w:ascii="Arial" w:hAnsi="Arial" w:cs="Arial"/>
@@ -7319,7 +6410,6 @@
         <w:t>pr.precounitario</w:t>
       </w:r>
       <w:proofErr w:type="spellEnd"/>
-      <w:proofErr w:type="gramEnd"/>
       <w:r>
         <w:rPr>
           <w:rFonts w:ascii="Arial" w:hAnsi="Arial" w:cs="Arial"/>
@@ -7330,14 +6420,105 @@
         <w:rPr>
           <w:rFonts w:ascii="Arial" w:hAnsi="Arial" w:cs="Arial"/>
         </w:rPr>
-        <w:t xml:space="preserve"> CURRENT_</w:t>
-      </w:r>
-      <w:proofErr w:type="gramStart"/>
-      <w:r>
-        <w:rPr>
-          <w:rFonts w:ascii="Arial" w:hAnsi="Arial" w:cs="Arial"/>
-        </w:rPr>
-        <w:t>DATE</w:t>
+        <w:t xml:space="preserve"> CURRENT_DATE</w:t>
+      </w:r>
+      <w:r>
+        <w:rPr>
+          <w:rFonts w:ascii="Arial" w:hAnsi="Arial" w:cs="Arial"/>
+        </w:rPr>
+        <w:t xml:space="preserve">() as </w:t>
+      </w:r>
+      <w:proofErr w:type="spellStart"/>
+      <w:r>
+        <w:rPr>
+          <w:rFonts w:ascii="Arial" w:hAnsi="Arial" w:cs="Arial"/>
+        </w:rPr>
+        <w:t>Data_da_utilização</w:t>
+      </w:r>
+      <w:proofErr w:type="spellEnd"/>
+      <w:r>
+        <w:rPr>
+          <w:rFonts w:ascii="Arial" w:hAnsi="Arial" w:cs="Arial"/>
+        </w:rPr>
+        <w:t xml:space="preserve"> FROM</w:t>
+      </w:r>
+      <w:r>
+        <w:rPr>
+          <w:rFonts w:ascii="Arial" w:hAnsi="Arial" w:cs="Arial"/>
+        </w:rPr>
+        <w:t xml:space="preserve"> produtos </w:t>
+      </w:r>
+      <w:proofErr w:type="spellStart"/>
+      <w:r>
+        <w:rPr>
+          <w:rFonts w:ascii="Arial" w:hAnsi="Arial" w:cs="Arial"/>
+        </w:rPr>
+        <w:t>pr</w:t>
+      </w:r>
+      <w:proofErr w:type="spellEnd"/>
+      <w:r>
+        <w:rPr>
+          <w:rFonts w:ascii="Arial" w:hAnsi="Arial" w:cs="Arial"/>
+        </w:rPr>
+        <w:t xml:space="preserve"> UNION</w:t>
+      </w:r>
+      <w:r>
+        <w:rPr>
+          <w:rFonts w:ascii="Arial" w:hAnsi="Arial" w:cs="Arial"/>
+        </w:rPr>
+        <w:t xml:space="preserve"> </w:t>
+      </w:r>
+      <w:r>
+        <w:rPr>
+          <w:rFonts w:ascii="Arial" w:hAnsi="Arial" w:cs="Arial"/>
+        </w:rPr>
+        <w:t>SELECT</w:t>
+      </w:r>
+      <w:r>
+        <w:rPr>
+          <w:rFonts w:ascii="Arial" w:hAnsi="Arial" w:cs="Arial"/>
+        </w:rPr>
+        <w:t xml:space="preserve"> </w:t>
+      </w:r>
+      <w:proofErr w:type="spellStart"/>
+      <w:r>
+        <w:rPr>
+          <w:rFonts w:ascii="Arial" w:hAnsi="Arial" w:cs="Arial"/>
+        </w:rPr>
+        <w:t>pr.produto</w:t>
+      </w:r>
+      <w:proofErr w:type="spellEnd"/>
+      <w:r>
+        <w:rPr>
+          <w:rFonts w:ascii="Arial" w:hAnsi="Arial" w:cs="Arial"/>
+        </w:rPr>
+        <w:t>,</w:t>
+      </w:r>
+      <w:r>
+        <w:rPr>
+          <w:rFonts w:ascii="Arial" w:hAnsi="Arial" w:cs="Arial"/>
+        </w:rPr>
+        <w:t xml:space="preserve"> </w:t>
+      </w:r>
+      <w:proofErr w:type="spellStart"/>
+      <w:r>
+        <w:rPr>
+          <w:rFonts w:ascii="Arial" w:hAnsi="Arial" w:cs="Arial"/>
+        </w:rPr>
+        <w:t>it.precounitario</w:t>
+      </w:r>
+      <w:proofErr w:type="spellEnd"/>
+      <w:r>
+        <w:rPr>
+          <w:rFonts w:ascii="Arial" w:hAnsi="Arial" w:cs="Arial"/>
+        </w:rPr>
+        <w:t>,</w:t>
+      </w:r>
+      <w:r>
+        <w:rPr>
+          <w:rFonts w:ascii="Arial" w:hAnsi="Arial" w:cs="Arial"/>
+        </w:rPr>
+        <w:t xml:space="preserve"> MIN</w:t>
       </w:r>
       <w:r>
         <w:rPr>
@@ -7345,32 +6526,31 @@
         </w:rPr>
         <w:t>(</w:t>
       </w:r>
-      <w:proofErr w:type="gramEnd"/>
-      <w:r>
-        <w:rPr>
-          <w:rFonts w:ascii="Arial" w:hAnsi="Arial" w:cs="Arial"/>
-        </w:rPr>
-        <w:t xml:space="preserve">) as </w:t>
-      </w:r>
-      <w:proofErr w:type="spellStart"/>
-      <w:r>
-        <w:rPr>
-          <w:rFonts w:ascii="Arial" w:hAnsi="Arial" w:cs="Arial"/>
-        </w:rPr>
-        <w:t>Data_da_utilização</w:t>
-      </w:r>
-      <w:proofErr w:type="spellEnd"/>
-      <w:r>
-        <w:rPr>
-          <w:rFonts w:ascii="Arial" w:hAnsi="Arial" w:cs="Arial"/>
-        </w:rPr>
-        <w:t xml:space="preserve"> FROM</w:t>
-      </w:r>
-      <w:r>
-        <w:rPr>
-          <w:rFonts w:ascii="Arial" w:hAnsi="Arial" w:cs="Arial"/>
-        </w:rPr>
-        <w:t xml:space="preserve"> produtos </w:t>
+      <w:proofErr w:type="spellStart"/>
+      <w:r>
+        <w:rPr>
+          <w:rFonts w:ascii="Arial" w:hAnsi="Arial" w:cs="Arial"/>
+        </w:rPr>
+        <w:t>pe.datadopedido</w:t>
+      </w:r>
+      <w:proofErr w:type="spellEnd"/>
+      <w:r>
+        <w:rPr>
+          <w:rFonts w:ascii="Arial" w:hAnsi="Arial" w:cs="Arial"/>
+        </w:rPr>
+        <w:t>)</w:t>
+      </w:r>
+      <w:r>
+        <w:rPr>
+          <w:rFonts w:ascii="Arial" w:hAnsi="Arial" w:cs="Arial"/>
+        </w:rPr>
+        <w:t xml:space="preserve"> FROM </w:t>
+      </w:r>
+      <w:r>
+        <w:rPr>
+          <w:rFonts w:ascii="Arial" w:hAnsi="Arial" w:cs="Arial"/>
+        </w:rPr>
+        <w:t xml:space="preserve">produtos </w:t>
       </w:r>
       <w:proofErr w:type="spellStart"/>
       <w:r>
@@ -7384,8 +6564,54 @@
         <w:rPr>
           <w:rFonts w:ascii="Arial" w:hAnsi="Arial" w:cs="Arial"/>
         </w:rPr>
-        <w:t xml:space="preserve"> UNION</w:t>
-      </w:r>
+        <w:t xml:space="preserve"> INNER JOIN</w:t>
+      </w:r>
+      <w:r>
+        <w:rPr>
+          <w:rFonts w:ascii="Arial" w:hAnsi="Arial" w:cs="Arial"/>
+        </w:rPr>
+        <w:t xml:space="preserve"> itens it </w:t>
+      </w:r>
+      <w:r>
+        <w:rPr>
+          <w:rFonts w:ascii="Arial" w:hAnsi="Arial" w:cs="Arial"/>
+        </w:rPr>
+        <w:t>ON</w:t>
+      </w:r>
+      <w:r>
+        <w:rPr>
+          <w:rFonts w:ascii="Arial" w:hAnsi="Arial" w:cs="Arial"/>
+        </w:rPr>
+        <w:t xml:space="preserve"> pr.id = </w:t>
+      </w:r>
+      <w:proofErr w:type="spellStart"/>
+      <w:r>
+        <w:rPr>
+          <w:rFonts w:ascii="Arial" w:hAnsi="Arial" w:cs="Arial"/>
+        </w:rPr>
+        <w:t>it.idproduto</w:t>
+      </w:r>
+      <w:proofErr w:type="spellEnd"/>
+      <w:r>
+        <w:rPr>
+          <w:rFonts w:ascii="Arial" w:hAnsi="Arial" w:cs="Arial"/>
+        </w:rPr>
+        <w:t xml:space="preserve"> INNER JOIN</w:t>
+      </w:r>
+      <w:r>
+        <w:rPr>
+          <w:rFonts w:ascii="Arial" w:hAnsi="Arial" w:cs="Arial"/>
+        </w:rPr>
+        <w:t xml:space="preserve"> pedidos </w:t>
+      </w:r>
+      <w:proofErr w:type="spellStart"/>
+      <w:r>
+        <w:rPr>
+          <w:rFonts w:ascii="Arial" w:hAnsi="Arial" w:cs="Arial"/>
+        </w:rPr>
+        <w:t>pe</w:t>
+      </w:r>
+      <w:proofErr w:type="spellEnd"/>
       <w:r>
         <w:rPr>
           <w:rFonts w:ascii="Arial" w:hAnsi="Arial" w:cs="Arial"/>
@@ -7396,7 +6622,7 @@
         <w:rPr>
           <w:rFonts w:ascii="Arial" w:hAnsi="Arial" w:cs="Arial"/>
         </w:rPr>
-        <w:t>SELECT</w:t>
+        <w:t>ON</w:t>
       </w:r>
       <w:r>
         <w:rPr>
@@ -7405,20 +6631,24 @@
         <w:t xml:space="preserve"> </w:t>
       </w:r>
       <w:proofErr w:type="spellStart"/>
-      <w:proofErr w:type="gramStart"/>
-      <w:r>
-        <w:rPr>
-          <w:rFonts w:ascii="Arial" w:hAnsi="Arial" w:cs="Arial"/>
-        </w:rPr>
-        <w:t>pr.produto</w:t>
-      </w:r>
-      <w:proofErr w:type="spellEnd"/>
-      <w:proofErr w:type="gramEnd"/>
-      <w:r>
-        <w:rPr>
-          <w:rFonts w:ascii="Arial" w:hAnsi="Arial" w:cs="Arial"/>
-        </w:rPr>
-        <w:t>,</w:t>
+      <w:r>
+        <w:rPr>
+          <w:rFonts w:ascii="Arial" w:hAnsi="Arial" w:cs="Arial"/>
+        </w:rPr>
+        <w:t>it.idpedido</w:t>
+      </w:r>
+      <w:proofErr w:type="spellEnd"/>
+      <w:r>
+        <w:rPr>
+          <w:rFonts w:ascii="Arial" w:hAnsi="Arial" w:cs="Arial"/>
+        </w:rPr>
+        <w:t xml:space="preserve"> = pe.id</w:t>
+      </w:r>
+      <w:r>
+        <w:rPr>
+          <w:rFonts w:ascii="Arial" w:hAnsi="Arial" w:cs="Arial"/>
+        </w:rPr>
+        <w:t xml:space="preserve"> GROUP BY</w:t>
       </w:r>
       <w:r>
         <w:rPr>
@@ -7427,199 +6657,13 @@
         <w:t xml:space="preserve"> </w:t>
       </w:r>
       <w:proofErr w:type="spellStart"/>
-      <w:proofErr w:type="gramStart"/>
-      <w:r>
-        <w:rPr>
-          <w:rFonts w:ascii="Arial" w:hAnsi="Arial" w:cs="Arial"/>
-        </w:rPr>
-        <w:t>it.precounitario</w:t>
-      </w:r>
-      <w:proofErr w:type="spellEnd"/>
-      <w:proofErr w:type="gramEnd"/>
-      <w:r>
-        <w:rPr>
-          <w:rFonts w:ascii="Arial" w:hAnsi="Arial" w:cs="Arial"/>
-        </w:rPr>
-        <w:t>,</w:t>
-      </w:r>
-      <w:r>
-        <w:rPr>
-          <w:rFonts w:ascii="Arial" w:hAnsi="Arial" w:cs="Arial"/>
-        </w:rPr>
-        <w:t xml:space="preserve"> </w:t>
-      </w:r>
-      <w:proofErr w:type="gramStart"/>
-      <w:r>
-        <w:rPr>
-          <w:rFonts w:ascii="Arial" w:hAnsi="Arial" w:cs="Arial"/>
-        </w:rPr>
-        <w:t>MIN</w:t>
-      </w:r>
-      <w:r>
-        <w:rPr>
-          <w:rFonts w:ascii="Arial" w:hAnsi="Arial" w:cs="Arial"/>
-        </w:rPr>
-        <w:t>(</w:t>
-      </w:r>
-      <w:proofErr w:type="spellStart"/>
-      <w:r>
-        <w:rPr>
-          <w:rFonts w:ascii="Arial" w:hAnsi="Arial" w:cs="Arial"/>
-        </w:rPr>
-        <w:t>pe.datadopedido</w:t>
-      </w:r>
-      <w:proofErr w:type="spellEnd"/>
-      <w:proofErr w:type="gramEnd"/>
-      <w:r>
-        <w:rPr>
-          <w:rFonts w:ascii="Arial" w:hAnsi="Arial" w:cs="Arial"/>
-        </w:rPr>
-        <w:t>)</w:t>
-      </w:r>
-      <w:r>
-        <w:rPr>
-          <w:rFonts w:ascii="Arial" w:hAnsi="Arial" w:cs="Arial"/>
-        </w:rPr>
-        <w:t xml:space="preserve"> FROM </w:t>
-      </w:r>
-      <w:r>
-        <w:rPr>
-          <w:rFonts w:ascii="Arial" w:hAnsi="Arial" w:cs="Arial"/>
-        </w:rPr>
-        <w:t xml:space="preserve">produtos </w:t>
-      </w:r>
-      <w:proofErr w:type="spellStart"/>
-      <w:r>
-        <w:rPr>
-          <w:rFonts w:ascii="Arial" w:hAnsi="Arial" w:cs="Arial"/>
-        </w:rPr>
-        <w:t>pr</w:t>
-      </w:r>
-      <w:proofErr w:type="spellEnd"/>
-      <w:r>
-        <w:rPr>
-          <w:rFonts w:ascii="Arial" w:hAnsi="Arial" w:cs="Arial"/>
-        </w:rPr>
-        <w:t xml:space="preserve"> INNER JOIN</w:t>
-      </w:r>
-      <w:r>
-        <w:rPr>
-          <w:rFonts w:ascii="Arial" w:hAnsi="Arial" w:cs="Arial"/>
-        </w:rPr>
-        <w:t xml:space="preserve"> itens it </w:t>
-      </w:r>
-      <w:r>
-        <w:rPr>
-          <w:rFonts w:ascii="Arial" w:hAnsi="Arial" w:cs="Arial"/>
-        </w:rPr>
-        <w:t>ON</w:t>
-      </w:r>
-      <w:r>
-        <w:rPr>
-          <w:rFonts w:ascii="Arial" w:hAnsi="Arial" w:cs="Arial"/>
-        </w:rPr>
-        <w:t xml:space="preserve"> pr.id = </w:t>
-      </w:r>
-      <w:proofErr w:type="spellStart"/>
-      <w:proofErr w:type="gramStart"/>
-      <w:r>
-        <w:rPr>
-          <w:rFonts w:ascii="Arial" w:hAnsi="Arial" w:cs="Arial"/>
-        </w:rPr>
-        <w:t>it.idproduto</w:t>
-      </w:r>
-      <w:proofErr w:type="spellEnd"/>
-      <w:proofErr w:type="gramEnd"/>
-      <w:r>
-        <w:rPr>
-          <w:rFonts w:ascii="Arial" w:hAnsi="Arial" w:cs="Arial"/>
-        </w:rPr>
-        <w:t xml:space="preserve"> INNER JOIN</w:t>
-      </w:r>
-      <w:r>
-        <w:rPr>
-          <w:rFonts w:ascii="Arial" w:hAnsi="Arial" w:cs="Arial"/>
-        </w:rPr>
-        <w:t xml:space="preserve"> pedidos </w:t>
-      </w:r>
-      <w:proofErr w:type="spellStart"/>
-      <w:r>
-        <w:rPr>
-          <w:rFonts w:ascii="Arial" w:hAnsi="Arial" w:cs="Arial"/>
-        </w:rPr>
-        <w:t>pe</w:t>
-      </w:r>
-      <w:proofErr w:type="spellEnd"/>
-      <w:r>
-        <w:rPr>
-          <w:rFonts w:ascii="Arial" w:hAnsi="Arial" w:cs="Arial"/>
-        </w:rPr>
-        <w:t xml:space="preserve"> </w:t>
-      </w:r>
-      <w:r>
-        <w:rPr>
-          <w:rFonts w:ascii="Arial" w:hAnsi="Arial" w:cs="Arial"/>
-        </w:rPr>
-        <w:t>ON</w:t>
-      </w:r>
-      <w:r>
-        <w:rPr>
-          <w:rFonts w:ascii="Arial" w:hAnsi="Arial" w:cs="Arial"/>
-        </w:rPr>
-        <w:t xml:space="preserve"> </w:t>
-      </w:r>
-      <w:proofErr w:type="spellStart"/>
-      <w:proofErr w:type="gramStart"/>
-      <w:r>
-        <w:rPr>
-          <w:rFonts w:ascii="Arial" w:hAnsi="Arial" w:cs="Arial"/>
-        </w:rPr>
-        <w:t>it.idpedido</w:t>
-      </w:r>
-      <w:proofErr w:type="spellEnd"/>
-      <w:proofErr w:type="gramEnd"/>
-      <w:r>
-        <w:rPr>
-          <w:rFonts w:ascii="Arial" w:hAnsi="Arial" w:cs="Arial"/>
-        </w:rPr>
-        <w:t xml:space="preserve"> = pe.id</w:t>
-      </w:r>
-      <w:r>
-        <w:rPr>
-          <w:rFonts w:ascii="Arial" w:hAnsi="Arial" w:cs="Arial"/>
-        </w:rPr>
-        <w:t xml:space="preserve"> GROUP BY</w:t>
-      </w:r>
-      <w:r>
-        <w:rPr>
-          <w:rFonts w:ascii="Arial" w:hAnsi="Arial" w:cs="Arial"/>
-        </w:rPr>
-        <w:t xml:space="preserve"> </w:t>
-      </w:r>
-      <w:proofErr w:type="spellStart"/>
-      <w:proofErr w:type="gramStart"/>
-      <w:r>
-        <w:rPr>
-          <w:rFonts w:ascii="Arial" w:hAnsi="Arial" w:cs="Arial"/>
-        </w:rPr>
-        <w:t>pr.produto</w:t>
-      </w:r>
-      <w:proofErr w:type="gramEnd"/>
-      <w:r>
-        <w:rPr>
-          <w:rFonts w:ascii="Arial" w:hAnsi="Arial" w:cs="Arial"/>
-        </w:rPr>
-        <w:t>,</w:t>
-      </w:r>
-      <w:proofErr w:type="gramStart"/>
-      <w:r>
-        <w:rPr>
-          <w:rFonts w:ascii="Arial" w:hAnsi="Arial" w:cs="Arial"/>
-        </w:rPr>
-        <w:t>it.precounitario</w:t>
-      </w:r>
-      <w:proofErr w:type="spellEnd"/>
-      <w:proofErr w:type="gramEnd"/>
+      <w:r>
+        <w:rPr>
+          <w:rFonts w:ascii="Arial" w:hAnsi="Arial" w:cs="Arial"/>
+        </w:rPr>
+        <w:t>pr.produto,it.precounitario</w:t>
+      </w:r>
+      <w:proofErr w:type="spellEnd"/>
       <w:r>
         <w:rPr>
           <w:rFonts w:ascii="Arial" w:hAnsi="Arial" w:cs="Arial"/>
@@ -7655,26 +6699,25 @@
         <w:rPr>
           <w:rFonts w:ascii="Arial" w:hAnsi="Arial" w:cs="Arial"/>
         </w:rPr>
-        <w:t xml:space="preserve">Quem é o melhor vendedor em valor de vendas de cada </w:t>
-      </w:r>
-      <w:proofErr w:type="spellStart"/>
-      <w:r>
-        <w:rPr>
-          <w:rFonts w:ascii="Arial" w:hAnsi="Arial" w:cs="Arial"/>
-        </w:rPr>
-        <w:t>dategoria</w:t>
-      </w:r>
-      <w:proofErr w:type="spellEnd"/>
-      <w:r>
-        <w:rPr>
-          <w:rFonts w:ascii="Arial" w:hAnsi="Arial" w:cs="Arial"/>
-        </w:rPr>
-        <w:t xml:space="preserve"> considerando os últimos 12 meses</w:t>
+        <w:t xml:space="preserve">Quais são as 3 categorias de produtos que mais geraram receita bruta no último ano fiscal completo (de 1º de janeiro a 31 de dezembro de 2024), considerando apenas pedidos de clientes que nunca receberam um desconto superior a </w:t>
+      </w:r>
+      <w:r>
+        <w:rPr>
+          <w:rFonts w:ascii="Arial" w:hAnsi="Arial" w:cs="Arial"/>
+        </w:rPr>
+        <w:t>5</w:t>
+      </w:r>
+      <w:r>
+        <w:rPr>
+          <w:rFonts w:ascii="Arial" w:hAnsi="Arial" w:cs="Arial"/>
+        </w:rPr>
+        <w:t>% em nenhum de seus pedidos?</w:t>
       </w:r>
     </w:p>
     <w:p>
       <w:pPr>
         <w:pStyle w:val="PargrafodaLista"/>
+        <w:contextualSpacing w:val="0"/>
         <w:jc w:val="both"/>
         <w:rPr>
           <w:rFonts w:ascii="Arial" w:hAnsi="Arial" w:cs="Arial"/>
@@ -7683,218 +6726,576 @@
       <w:r>
         <w:rPr>
           <w:rFonts w:ascii="Arial" w:hAnsi="Arial" w:cs="Arial"/>
+          <w:lang w:val="en-US"/>
         </w:rPr>
         <w:t>SELECT</w:t>
       </w:r>
       <w:r>
         <w:rPr>
           <w:rFonts w:ascii="Arial" w:hAnsi="Arial" w:cs="Arial"/>
+          <w:lang w:val="en-US"/>
         </w:rPr>
         <w:t xml:space="preserve"> </w:t>
       </w:r>
-      <w:r>
-        <w:rPr>
-          <w:rFonts w:ascii="Arial" w:hAnsi="Arial" w:cs="Arial"/>
-        </w:rPr>
-        <w:t>v</w:t>
-      </w:r>
-      <w:r>
-        <w:rPr>
-          <w:rFonts w:ascii="Arial" w:hAnsi="Arial" w:cs="Arial"/>
-        </w:rPr>
-        <w:t>1</w:t>
-      </w:r>
-      <w:r>
-        <w:rPr>
-          <w:rFonts w:ascii="Arial" w:hAnsi="Arial" w:cs="Arial"/>
-        </w:rPr>
-        <w:t>.nomedacategoria,</w:t>
-      </w:r>
-      <w:r>
-        <w:rPr>
-          <w:rFonts w:ascii="Arial" w:hAnsi="Arial" w:cs="Arial"/>
-        </w:rPr>
-        <w:t xml:space="preserve"> v1</w:t>
-      </w:r>
-      <w:r>
-        <w:rPr>
-          <w:rFonts w:ascii="Arial" w:hAnsi="Arial" w:cs="Arial"/>
-        </w:rPr>
-        <w:t>.nome,</w:t>
-      </w:r>
-      <w:r>
-        <w:rPr>
-          <w:rFonts w:ascii="Arial" w:hAnsi="Arial" w:cs="Arial"/>
-        </w:rPr>
-        <w:t xml:space="preserve"> v1</w:t>
-      </w:r>
-      <w:r>
-        <w:rPr>
-          <w:rFonts w:ascii="Arial" w:hAnsi="Arial" w:cs="Arial"/>
-        </w:rPr>
-        <w:t>.total</w:t>
-      </w:r>
-      <w:r>
-        <w:rPr>
-          <w:rFonts w:ascii="Arial" w:hAnsi="Arial" w:cs="Arial"/>
-        </w:rPr>
-        <w:t xml:space="preserve">_vendas </w:t>
-      </w:r>
-      <w:r>
-        <w:rPr>
-          <w:rFonts w:ascii="Arial" w:hAnsi="Arial" w:cs="Arial"/>
-        </w:rPr>
-        <w:t>FROM (SELECT</w:t>
-      </w:r>
-      <w:r>
-        <w:rPr>
-          <w:rFonts w:ascii="Arial" w:hAnsi="Arial" w:cs="Arial"/>
+      <w:proofErr w:type="spellStart"/>
+      <w:r>
+        <w:rPr>
+          <w:rFonts w:ascii="Arial" w:hAnsi="Arial" w:cs="Arial"/>
+          <w:lang w:val="en-US"/>
+        </w:rPr>
+        <w:t>c</w:t>
+      </w:r>
+      <w:r>
+        <w:rPr>
+          <w:rFonts w:ascii="Arial" w:hAnsi="Arial" w:cs="Arial"/>
+          <w:lang w:val="en-US"/>
+        </w:rPr>
+        <w:t>a</w:t>
+      </w:r>
+      <w:r>
+        <w:rPr>
+          <w:rFonts w:ascii="Arial" w:hAnsi="Arial" w:cs="Arial"/>
+          <w:lang w:val="en-US"/>
+        </w:rPr>
+        <w:t>.nomedacategoria</w:t>
+      </w:r>
+      <w:proofErr w:type="spellEnd"/>
+      <w:r>
+        <w:rPr>
+          <w:rFonts w:ascii="Arial" w:hAnsi="Arial" w:cs="Arial"/>
+          <w:lang w:val="en-US"/>
+        </w:rPr>
+        <w:t>,</w:t>
+      </w:r>
+      <w:r>
+        <w:rPr>
+          <w:rFonts w:ascii="Arial" w:hAnsi="Arial" w:cs="Arial"/>
+          <w:lang w:val="en-US"/>
+        </w:rPr>
+        <w:t xml:space="preserve"> SUM(</w:t>
+      </w:r>
+      <w:proofErr w:type="spellStart"/>
+      <w:r>
+        <w:rPr>
+          <w:rFonts w:ascii="Arial" w:hAnsi="Arial" w:cs="Arial"/>
+          <w:lang w:val="en-US"/>
+        </w:rPr>
+        <w:t>i</w:t>
+      </w:r>
+      <w:r>
+        <w:rPr>
+          <w:rFonts w:ascii="Arial" w:hAnsi="Arial" w:cs="Arial"/>
+          <w:lang w:val="en-US"/>
+        </w:rPr>
+        <w:t>t</w:t>
+      </w:r>
+      <w:r>
+        <w:rPr>
+          <w:rFonts w:ascii="Arial" w:hAnsi="Arial" w:cs="Arial"/>
+          <w:lang w:val="en-US"/>
+        </w:rPr>
+        <w:t>.quantidade</w:t>
+      </w:r>
+      <w:proofErr w:type="spellEnd"/>
+      <w:r>
+        <w:rPr>
+          <w:rFonts w:ascii="Arial" w:hAnsi="Arial" w:cs="Arial"/>
+          <w:lang w:val="en-US"/>
+        </w:rPr>
+        <w:t xml:space="preserve"> * </w:t>
+      </w:r>
+      <w:proofErr w:type="spellStart"/>
+      <w:r>
+        <w:rPr>
+          <w:rFonts w:ascii="Arial" w:hAnsi="Arial" w:cs="Arial"/>
+          <w:lang w:val="en-US"/>
+        </w:rPr>
+        <w:t>i</w:t>
+      </w:r>
+      <w:r>
+        <w:rPr>
+          <w:rFonts w:ascii="Arial" w:hAnsi="Arial" w:cs="Arial"/>
+          <w:lang w:val="en-US"/>
+        </w:rPr>
+        <w:t>t</w:t>
+      </w:r>
+      <w:r>
+        <w:rPr>
+          <w:rFonts w:ascii="Arial" w:hAnsi="Arial" w:cs="Arial"/>
+          <w:lang w:val="en-US"/>
+        </w:rPr>
+        <w:t>.precounitario</w:t>
+      </w:r>
+      <w:proofErr w:type="spellEnd"/>
+      <w:r>
+        <w:rPr>
+          <w:rFonts w:ascii="Arial" w:hAnsi="Arial" w:cs="Arial"/>
+          <w:lang w:val="en-US"/>
+        </w:rPr>
+        <w:t xml:space="preserve"> * (1 – </w:t>
+      </w:r>
+      <w:proofErr w:type="spellStart"/>
+      <w:r>
+        <w:rPr>
+          <w:rFonts w:ascii="Arial" w:hAnsi="Arial" w:cs="Arial"/>
+          <w:lang w:val="en-US"/>
+        </w:rPr>
+        <w:t>pe.desconto</w:t>
+      </w:r>
+      <w:proofErr w:type="spellEnd"/>
+      <w:r>
+        <w:rPr>
+          <w:rFonts w:ascii="Arial" w:hAnsi="Arial" w:cs="Arial"/>
+          <w:lang w:val="en-US"/>
+        </w:rPr>
+        <w:t>)</w:t>
+      </w:r>
+      <w:r>
+        <w:rPr>
+          <w:rFonts w:ascii="Arial" w:hAnsi="Arial" w:cs="Arial"/>
+          <w:lang w:val="en-US"/>
+        </w:rPr>
+        <w:t xml:space="preserve">) AS </w:t>
+      </w:r>
+      <w:r>
+        <w:rPr>
+          <w:rFonts w:ascii="Arial" w:hAnsi="Arial" w:cs="Arial"/>
+          <w:lang w:val="en-US"/>
+        </w:rPr>
+        <w:t>valor</w:t>
+      </w:r>
+      <w:r>
+        <w:rPr>
+          <w:rFonts w:ascii="Arial" w:hAnsi="Arial" w:cs="Arial"/>
+          <w:lang w:val="en-US"/>
+        </w:rPr>
+        <w:t>,</w:t>
+      </w:r>
+      <w:r>
+        <w:rPr>
+          <w:rFonts w:ascii="Arial" w:hAnsi="Arial" w:cs="Arial"/>
+          <w:lang w:val="en-US"/>
+        </w:rPr>
+        <w:t xml:space="preserve"> S</w:t>
+      </w:r>
+      <w:r>
+        <w:rPr>
+          <w:rFonts w:ascii="Arial" w:hAnsi="Arial" w:cs="Arial"/>
+          <w:lang w:val="en-US"/>
+        </w:rPr>
+        <w:t>UM(</w:t>
+      </w:r>
+      <w:proofErr w:type="spellStart"/>
+      <w:r>
+        <w:rPr>
+          <w:rFonts w:ascii="Arial" w:hAnsi="Arial" w:cs="Arial"/>
+          <w:lang w:val="en-US"/>
+        </w:rPr>
+        <w:t>i</w:t>
+      </w:r>
+      <w:r>
+        <w:rPr>
+          <w:rFonts w:ascii="Arial" w:hAnsi="Arial" w:cs="Arial"/>
+          <w:lang w:val="en-US"/>
+        </w:rPr>
+        <w:t>t</w:t>
+      </w:r>
+      <w:r>
+        <w:rPr>
+          <w:rFonts w:ascii="Arial" w:hAnsi="Arial" w:cs="Arial"/>
+          <w:lang w:val="en-US"/>
+        </w:rPr>
+        <w:t>.quantidade</w:t>
+      </w:r>
+      <w:proofErr w:type="spellEnd"/>
+      <w:r>
+        <w:rPr>
+          <w:rFonts w:ascii="Arial" w:hAnsi="Arial" w:cs="Arial"/>
+          <w:lang w:val="en-US"/>
+        </w:rPr>
+        <w:t xml:space="preserve">) AS </w:t>
+      </w:r>
+      <w:proofErr w:type="spellStart"/>
+      <w:r>
+        <w:rPr>
+          <w:rFonts w:ascii="Arial" w:hAnsi="Arial" w:cs="Arial"/>
+          <w:lang w:val="en-US"/>
+        </w:rPr>
+        <w:t>q</w:t>
+      </w:r>
+      <w:r>
+        <w:rPr>
+          <w:rFonts w:ascii="Arial" w:hAnsi="Arial" w:cs="Arial"/>
+          <w:lang w:val="en-US"/>
+        </w:rPr>
+        <w:t>uantidade</w:t>
+      </w:r>
+      <w:proofErr w:type="spellEnd"/>
+      <w:r>
+        <w:rPr>
+          <w:rFonts w:ascii="Arial" w:hAnsi="Arial" w:cs="Arial"/>
+          <w:lang w:val="en-US"/>
+        </w:rPr>
+        <w:t>,</w:t>
+      </w:r>
+      <w:r>
+        <w:rPr>
+          <w:rFonts w:ascii="Arial" w:hAnsi="Arial" w:cs="Arial"/>
+          <w:lang w:val="en-US"/>
         </w:rPr>
         <w:t xml:space="preserve"> </w:t>
       </w:r>
-      <w:proofErr w:type="spellStart"/>
-      <w:r>
-        <w:rPr>
-          <w:rFonts w:ascii="Arial" w:hAnsi="Arial" w:cs="Arial"/>
-        </w:rPr>
-        <w:t>ca.nomedacategoria</w:t>
-      </w:r>
-      <w:proofErr w:type="spellEnd"/>
-      <w:r>
-        <w:rPr>
-          <w:rFonts w:ascii="Arial" w:hAnsi="Arial" w:cs="Arial"/>
-        </w:rPr>
-        <w:t>,</w:t>
-      </w:r>
-      <w:r>
-        <w:rPr>
-          <w:rFonts w:ascii="Arial" w:hAnsi="Arial" w:cs="Arial"/>
+      <w:r>
+        <w:rPr>
+          <w:rFonts w:ascii="Arial" w:hAnsi="Arial" w:cs="Arial"/>
+          <w:lang w:val="en-US"/>
+        </w:rPr>
+        <w:t>AVG(</w:t>
+      </w:r>
+      <w:proofErr w:type="spellStart"/>
+      <w:r>
+        <w:rPr>
+          <w:rFonts w:ascii="Arial" w:hAnsi="Arial" w:cs="Arial"/>
+          <w:lang w:val="en-US"/>
+        </w:rPr>
+        <w:t>i</w:t>
+      </w:r>
+      <w:r>
+        <w:rPr>
+          <w:rFonts w:ascii="Arial" w:hAnsi="Arial" w:cs="Arial"/>
+          <w:lang w:val="en-US"/>
+        </w:rPr>
+        <w:t>t</w:t>
+      </w:r>
+      <w:r>
+        <w:rPr>
+          <w:rFonts w:ascii="Arial" w:hAnsi="Arial" w:cs="Arial"/>
+          <w:lang w:val="en-US"/>
+        </w:rPr>
+        <w:t>.precounitario</w:t>
+      </w:r>
+      <w:proofErr w:type="spellEnd"/>
+      <w:r>
+        <w:rPr>
+          <w:rFonts w:ascii="Arial" w:hAnsi="Arial" w:cs="Arial"/>
+          <w:lang w:val="en-US"/>
+        </w:rPr>
+        <w:t xml:space="preserve">) AS </w:t>
+      </w:r>
+      <w:proofErr w:type="spellStart"/>
+      <w:r>
+        <w:rPr>
+          <w:rFonts w:ascii="Arial" w:hAnsi="Arial" w:cs="Arial"/>
+          <w:lang w:val="en-US"/>
+        </w:rPr>
+        <w:t>precomedio</w:t>
+      </w:r>
+      <w:proofErr w:type="spellEnd"/>
+      <w:r>
+        <w:rPr>
+          <w:rFonts w:ascii="Arial" w:hAnsi="Arial" w:cs="Arial"/>
+          <w:lang w:val="en-US"/>
         </w:rPr>
         <w:t xml:space="preserve"> </w:t>
       </w:r>
-      <w:proofErr w:type="spellStart"/>
-      <w:r>
-        <w:rPr>
-          <w:rFonts w:ascii="Arial" w:hAnsi="Arial" w:cs="Arial"/>
-        </w:rPr>
-        <w:t>ve.nome</w:t>
-      </w:r>
-      <w:proofErr w:type="spellEnd"/>
-      <w:r>
-        <w:rPr>
-          <w:rFonts w:ascii="Arial" w:hAnsi="Arial" w:cs="Arial"/>
-        </w:rPr>
-        <w:t>,</w:t>
-      </w:r>
-      <w:r>
-        <w:rPr>
-          <w:rFonts w:ascii="Arial" w:hAnsi="Arial" w:cs="Arial"/>
+      <w:r>
+        <w:rPr>
+          <w:rFonts w:ascii="Arial" w:hAnsi="Arial" w:cs="Arial"/>
+          <w:lang w:val="en-US"/>
+        </w:rPr>
+        <w:t>FROM</w:t>
+      </w:r>
+      <w:r>
+        <w:rPr>
+          <w:rFonts w:ascii="Arial" w:hAnsi="Arial" w:cs="Arial"/>
+          <w:lang w:val="en-US"/>
         </w:rPr>
         <w:t xml:space="preserve"> </w:t>
       </w:r>
-      <w:r>
-        <w:rPr>
-          <w:rFonts w:ascii="Arial" w:hAnsi="Arial" w:cs="Arial"/>
-        </w:rPr>
-        <w:t>UM(</w:t>
-      </w:r>
-      <w:proofErr w:type="spellStart"/>
-      <w:r>
-        <w:rPr>
-          <w:rFonts w:ascii="Arial" w:hAnsi="Arial" w:cs="Arial"/>
-        </w:rPr>
-        <w:t>it.quantidade</w:t>
-      </w:r>
-      <w:proofErr w:type="spellEnd"/>
-      <w:r>
-        <w:rPr>
-          <w:rFonts w:ascii="Arial" w:hAnsi="Arial" w:cs="Arial"/>
-        </w:rPr>
-        <w:t xml:space="preserve"> * </w:t>
-      </w:r>
-      <w:proofErr w:type="spellStart"/>
-      <w:r>
-        <w:rPr>
-          <w:rFonts w:ascii="Arial" w:hAnsi="Arial" w:cs="Arial"/>
-        </w:rPr>
-        <w:t>it.precounitario</w:t>
-      </w:r>
-      <w:proofErr w:type="spellEnd"/>
-      <w:r>
-        <w:rPr>
-          <w:rFonts w:ascii="Arial" w:hAnsi="Arial" w:cs="Arial"/>
-        </w:rPr>
-        <w:t xml:space="preserve"> * (1-pe.desconto)) AS total</w:t>
-      </w:r>
-      <w:r>
-        <w:rPr>
-          <w:rFonts w:ascii="Arial" w:hAnsi="Arial" w:cs="Arial"/>
+      <w:proofErr w:type="spellStart"/>
+      <w:r>
+        <w:rPr>
+          <w:rFonts w:ascii="Arial" w:hAnsi="Arial" w:cs="Arial"/>
+          <w:lang w:val="en-US"/>
+        </w:rPr>
+        <w:t>pedidos</w:t>
+      </w:r>
+      <w:proofErr w:type="spellEnd"/>
+      <w:r>
+        <w:rPr>
+          <w:rFonts w:ascii="Arial" w:hAnsi="Arial" w:cs="Arial"/>
+          <w:lang w:val="en-US"/>
+        </w:rPr>
+        <w:t xml:space="preserve"> p</w:t>
+      </w:r>
+      <w:r>
+        <w:rPr>
+          <w:rFonts w:ascii="Arial" w:hAnsi="Arial" w:cs="Arial"/>
+          <w:lang w:val="en-US"/>
+        </w:rPr>
+        <w:t xml:space="preserve">e INNER </w:t>
+      </w:r>
+      <w:r>
+        <w:rPr>
+          <w:rFonts w:ascii="Arial" w:hAnsi="Arial" w:cs="Arial"/>
+          <w:lang w:val="en-US"/>
+        </w:rPr>
+        <w:t>JOIN</w:t>
+      </w:r>
+      <w:r>
+        <w:rPr>
+          <w:rFonts w:ascii="Arial" w:hAnsi="Arial" w:cs="Arial"/>
+          <w:lang w:val="en-US"/>
         </w:rPr>
         <w:t xml:space="preserve"> </w:t>
       </w:r>
-      <w:r>
-        <w:rPr>
-          <w:rFonts w:ascii="Arial" w:hAnsi="Arial" w:cs="Arial"/>
-        </w:rPr>
-        <w:t xml:space="preserve">FROM pedidos </w:t>
-      </w:r>
-      <w:proofErr w:type="spellStart"/>
-      <w:r>
-        <w:rPr>
-          <w:rFonts w:ascii="Arial" w:hAnsi="Arial" w:cs="Arial"/>
-        </w:rPr>
-        <w:t>pe</w:t>
-      </w:r>
-      <w:proofErr w:type="spellEnd"/>
-      <w:r>
-        <w:rPr>
-          <w:rFonts w:ascii="Arial" w:hAnsi="Arial" w:cs="Arial"/>
+      <w:proofErr w:type="spellStart"/>
+      <w:r>
+        <w:rPr>
+          <w:rFonts w:ascii="Arial" w:hAnsi="Arial" w:cs="Arial"/>
+          <w:lang w:val="en-US"/>
+        </w:rPr>
+        <w:t>c</w:t>
+      </w:r>
+      <w:r>
+        <w:rPr>
+          <w:rFonts w:ascii="Arial" w:hAnsi="Arial" w:cs="Arial"/>
+          <w:lang w:val="en-US"/>
+        </w:rPr>
+        <w:t>lientes</w:t>
+      </w:r>
+      <w:proofErr w:type="spellEnd"/>
+      <w:r>
+        <w:rPr>
+          <w:rFonts w:ascii="Arial" w:hAnsi="Arial" w:cs="Arial"/>
+          <w:lang w:val="en-US"/>
+        </w:rPr>
+        <w:t xml:space="preserve"> cl ON </w:t>
+      </w:r>
+      <w:proofErr w:type="spellStart"/>
+      <w:r>
+        <w:rPr>
+          <w:rFonts w:ascii="Arial" w:hAnsi="Arial" w:cs="Arial"/>
+          <w:lang w:val="en-US"/>
+        </w:rPr>
+        <w:t>p</w:t>
+      </w:r>
+      <w:r>
+        <w:rPr>
+          <w:rFonts w:ascii="Arial" w:hAnsi="Arial" w:cs="Arial"/>
+          <w:lang w:val="en-US"/>
+        </w:rPr>
+        <w:t>e</w:t>
+      </w:r>
+      <w:r>
+        <w:rPr>
+          <w:rFonts w:ascii="Arial" w:hAnsi="Arial" w:cs="Arial"/>
+          <w:lang w:val="en-US"/>
+        </w:rPr>
+        <w:t>.idcliente</w:t>
+      </w:r>
+      <w:proofErr w:type="spellEnd"/>
+      <w:r>
+        <w:rPr>
+          <w:rFonts w:ascii="Arial" w:hAnsi="Arial" w:cs="Arial"/>
+          <w:lang w:val="en-US"/>
+        </w:rPr>
+        <w:t xml:space="preserve"> = cl.id</w:t>
+      </w:r>
+      <w:r>
+        <w:rPr>
+          <w:rFonts w:ascii="Arial" w:hAnsi="Arial" w:cs="Arial"/>
+          <w:lang w:val="en-US"/>
+        </w:rPr>
+        <w:t xml:space="preserve"> INNER </w:t>
+      </w:r>
+      <w:r>
+        <w:rPr>
+          <w:rFonts w:ascii="Arial" w:hAnsi="Arial" w:cs="Arial"/>
+          <w:lang w:val="en-US"/>
+        </w:rPr>
+        <w:t>JOIN</w:t>
+      </w:r>
+      <w:r>
+        <w:rPr>
+          <w:rFonts w:ascii="Arial" w:hAnsi="Arial" w:cs="Arial"/>
+          <w:lang w:val="en-US"/>
         </w:rPr>
         <w:t xml:space="preserve"> </w:t>
       </w:r>
       <w:r>
         <w:rPr>
           <w:rFonts w:ascii="Arial" w:hAnsi="Arial" w:cs="Arial"/>
-        </w:rPr>
-        <w:t xml:space="preserve">JOIN itens it ON pe.id = </w:t>
-      </w:r>
-      <w:proofErr w:type="spellStart"/>
-      <w:r>
-        <w:rPr>
-          <w:rFonts w:ascii="Arial" w:hAnsi="Arial" w:cs="Arial"/>
-        </w:rPr>
-        <w:t>it.idpedido</w:t>
-      </w:r>
-      <w:proofErr w:type="spellEnd"/>
-      <w:r>
-        <w:rPr>
-          <w:rFonts w:ascii="Arial" w:hAnsi="Arial" w:cs="Arial"/>
-        </w:rPr>
-        <w:t xml:space="preserve"> I</w:t>
-      </w:r>
-      <w:r>
-        <w:rPr>
-          <w:rFonts w:ascii="Arial" w:hAnsi="Arial" w:cs="Arial"/>
-        </w:rPr>
-        <w:t xml:space="preserve">NNER </w:t>
-      </w:r>
-      <w:r>
-        <w:rPr>
-          <w:rFonts w:ascii="Arial" w:hAnsi="Arial" w:cs="Arial"/>
-        </w:rPr>
-        <w:t xml:space="preserve">JOIN produtos </w:t>
-      </w:r>
-      <w:proofErr w:type="spellStart"/>
-      <w:r>
-        <w:rPr>
-          <w:rFonts w:ascii="Arial" w:hAnsi="Arial" w:cs="Arial"/>
-        </w:rPr>
-        <w:t>pr</w:t>
-      </w:r>
-      <w:proofErr w:type="spellEnd"/>
-      <w:r>
-        <w:rPr>
-          <w:rFonts w:ascii="Arial" w:hAnsi="Arial" w:cs="Arial"/>
+          <w:lang w:val="en-US"/>
+        </w:rPr>
+        <w:t>tens i</w:t>
+      </w:r>
+      <w:r>
+        <w:rPr>
+          <w:rFonts w:ascii="Arial" w:hAnsi="Arial" w:cs="Arial"/>
+          <w:lang w:val="en-US"/>
+        </w:rPr>
+        <w:t>t</w:t>
+      </w:r>
+      <w:r>
+        <w:rPr>
+          <w:rFonts w:ascii="Arial" w:hAnsi="Arial" w:cs="Arial"/>
+          <w:lang w:val="en-US"/>
+        </w:rPr>
+        <w:t xml:space="preserve"> ON p</w:t>
+      </w:r>
+      <w:r>
+        <w:rPr>
+          <w:rFonts w:ascii="Arial" w:hAnsi="Arial" w:cs="Arial"/>
+          <w:lang w:val="en-US"/>
+        </w:rPr>
+        <w:t>e</w:t>
+      </w:r>
+      <w:r>
+        <w:rPr>
+          <w:rFonts w:ascii="Arial" w:hAnsi="Arial" w:cs="Arial"/>
+          <w:lang w:val="en-US"/>
+        </w:rPr>
+        <w:t xml:space="preserve">.id = </w:t>
+      </w:r>
+      <w:proofErr w:type="spellStart"/>
+      <w:r>
+        <w:rPr>
+          <w:rFonts w:ascii="Arial" w:hAnsi="Arial" w:cs="Arial"/>
+          <w:lang w:val="en-US"/>
+        </w:rPr>
+        <w:t>i</w:t>
+      </w:r>
+      <w:r>
+        <w:rPr>
+          <w:rFonts w:ascii="Arial" w:hAnsi="Arial" w:cs="Arial"/>
+          <w:lang w:val="en-US"/>
+        </w:rPr>
+        <w:t>t</w:t>
+      </w:r>
+      <w:r>
+        <w:rPr>
+          <w:rFonts w:ascii="Arial" w:hAnsi="Arial" w:cs="Arial"/>
+          <w:lang w:val="en-US"/>
+        </w:rPr>
+        <w:t>.idpedido</w:t>
+      </w:r>
+      <w:proofErr w:type="spellEnd"/>
+      <w:r>
+        <w:rPr>
+          <w:rFonts w:ascii="Arial" w:hAnsi="Arial" w:cs="Arial"/>
+          <w:lang w:val="en-US"/>
+        </w:rPr>
+        <w:t xml:space="preserve"> INNER </w:t>
+      </w:r>
+      <w:r>
+        <w:rPr>
+          <w:rFonts w:ascii="Arial" w:hAnsi="Arial" w:cs="Arial"/>
+          <w:lang w:val="en-US"/>
+        </w:rPr>
+        <w:t>JOIN</w:t>
+      </w:r>
+      <w:r>
+        <w:rPr>
+          <w:rFonts w:ascii="Arial" w:hAnsi="Arial" w:cs="Arial"/>
+          <w:lang w:val="en-US"/>
+        </w:rPr>
+        <w:t xml:space="preserve"> </w:t>
+      </w:r>
+      <w:proofErr w:type="spellStart"/>
+      <w:r>
+        <w:rPr>
+          <w:rFonts w:ascii="Arial" w:hAnsi="Arial" w:cs="Arial"/>
+          <w:lang w:val="en-US"/>
+        </w:rPr>
+        <w:t>produtos</w:t>
+      </w:r>
+      <w:proofErr w:type="spellEnd"/>
+      <w:r>
+        <w:rPr>
+          <w:rFonts w:ascii="Arial" w:hAnsi="Arial" w:cs="Arial"/>
+          <w:lang w:val="en-US"/>
+        </w:rPr>
+        <w:t xml:space="preserve"> pr ON </w:t>
+      </w:r>
+      <w:proofErr w:type="spellStart"/>
+      <w:r>
+        <w:rPr>
+          <w:rFonts w:ascii="Arial" w:hAnsi="Arial" w:cs="Arial"/>
+          <w:lang w:val="en-US"/>
+        </w:rPr>
+        <w:t>i</w:t>
+      </w:r>
+      <w:r>
+        <w:rPr>
+          <w:rFonts w:ascii="Arial" w:hAnsi="Arial" w:cs="Arial"/>
+          <w:lang w:val="en-US"/>
+        </w:rPr>
+        <w:t>t</w:t>
+      </w:r>
+      <w:r>
+        <w:rPr>
+          <w:rFonts w:ascii="Arial" w:hAnsi="Arial" w:cs="Arial"/>
+          <w:lang w:val="en-US"/>
+        </w:rPr>
+        <w:t>.idproduto</w:t>
+      </w:r>
+      <w:proofErr w:type="spellEnd"/>
+      <w:r>
+        <w:rPr>
+          <w:rFonts w:ascii="Arial" w:hAnsi="Arial" w:cs="Arial"/>
+          <w:lang w:val="en-US"/>
+        </w:rPr>
+        <w:t xml:space="preserve"> = pr.id</w:t>
+      </w:r>
+      <w:r>
+        <w:rPr>
+          <w:rFonts w:ascii="Arial" w:hAnsi="Arial" w:cs="Arial"/>
+          <w:lang w:val="en-US"/>
+        </w:rPr>
+        <w:t xml:space="preserve"> INNER </w:t>
+      </w:r>
+      <w:r>
+        <w:rPr>
+          <w:rFonts w:ascii="Arial" w:hAnsi="Arial" w:cs="Arial"/>
+          <w:lang w:val="en-US"/>
+        </w:rPr>
+        <w:t>JOIN</w:t>
+      </w:r>
+      <w:r>
+        <w:rPr>
+          <w:rFonts w:ascii="Arial" w:hAnsi="Arial" w:cs="Arial"/>
+          <w:lang w:val="en-US"/>
+        </w:rPr>
+        <w:t xml:space="preserve"> </w:t>
+      </w:r>
+      <w:proofErr w:type="spellStart"/>
+      <w:r>
+        <w:rPr>
+          <w:rFonts w:ascii="Arial" w:hAnsi="Arial" w:cs="Arial"/>
+          <w:lang w:val="en-US"/>
+        </w:rPr>
+        <w:t>categorias</w:t>
+      </w:r>
+      <w:proofErr w:type="spellEnd"/>
+      <w:r>
+        <w:rPr>
+          <w:rFonts w:ascii="Arial" w:hAnsi="Arial" w:cs="Arial"/>
+          <w:lang w:val="en-US"/>
+        </w:rPr>
+        <w:t xml:space="preserve"> c</w:t>
+      </w:r>
+      <w:r>
+        <w:rPr>
+          <w:rFonts w:ascii="Arial" w:hAnsi="Arial" w:cs="Arial"/>
+          <w:lang w:val="en-US"/>
+        </w:rPr>
+        <w:t>a</w:t>
+      </w:r>
+      <w:r>
+        <w:rPr>
+          <w:rFonts w:ascii="Arial" w:hAnsi="Arial" w:cs="Arial"/>
+          <w:lang w:val="en-US"/>
         </w:rPr>
         <w:t xml:space="preserve"> ON </w:t>
       </w:r>
@@ -7902,46 +7303,7 @@
       <w:r>
         <w:rPr>
           <w:rFonts w:ascii="Arial" w:hAnsi="Arial" w:cs="Arial"/>
-        </w:rPr>
-        <w:t>it.idproduto</w:t>
-      </w:r>
-      <w:proofErr w:type="spellEnd"/>
-      <w:r>
-        <w:rPr>
-          <w:rFonts w:ascii="Arial" w:hAnsi="Arial" w:cs="Arial"/>
-        </w:rPr>
-        <w:t xml:space="preserve"> = pr.id</w:t>
-      </w:r>
-      <w:r>
-        <w:rPr>
-          <w:rFonts w:ascii="Arial" w:hAnsi="Arial" w:cs="Arial"/>
-        </w:rPr>
-        <w:t xml:space="preserve"> INNER </w:t>
-      </w:r>
-      <w:r>
-        <w:rPr>
-          <w:rFonts w:ascii="Arial" w:hAnsi="Arial" w:cs="Arial"/>
-        </w:rPr>
-        <w:t xml:space="preserve">JOIN categorias </w:t>
-      </w:r>
-      <w:proofErr w:type="spellStart"/>
-      <w:r>
-        <w:rPr>
-          <w:rFonts w:ascii="Arial" w:hAnsi="Arial" w:cs="Arial"/>
-        </w:rPr>
-        <w:t>ca</w:t>
-      </w:r>
-      <w:proofErr w:type="spellEnd"/>
-      <w:r>
-        <w:rPr>
-          <w:rFonts w:ascii="Arial" w:hAnsi="Arial" w:cs="Arial"/>
-        </w:rPr>
-        <w:t xml:space="preserve"> ON </w:t>
-      </w:r>
-      <w:proofErr w:type="spellStart"/>
-      <w:r>
-        <w:rPr>
-          <w:rFonts w:ascii="Arial" w:hAnsi="Arial" w:cs="Arial"/>
+          <w:lang w:val="en-US"/>
         </w:rPr>
         <w:t>pr.idcategoria</w:t>
       </w:r>
@@ -7949,118 +7311,42 @@
       <w:r>
         <w:rPr>
           <w:rFonts w:ascii="Arial" w:hAnsi="Arial" w:cs="Arial"/>
-        </w:rPr>
-        <w:t xml:space="preserve"> = ca.id</w:t>
-      </w:r>
-      <w:r>
-        <w:rPr>
-          <w:rFonts w:ascii="Arial" w:hAnsi="Arial" w:cs="Arial"/>
-        </w:rPr>
-        <w:t xml:space="preserve"> INNER </w:t>
-      </w:r>
-      <w:r>
-        <w:rPr>
-          <w:rFonts w:ascii="Arial" w:hAnsi="Arial" w:cs="Arial"/>
-        </w:rPr>
-        <w:t xml:space="preserve">JOIN vendedores </w:t>
-      </w:r>
-      <w:proofErr w:type="spellStart"/>
-      <w:r>
-        <w:rPr>
-          <w:rFonts w:ascii="Arial" w:hAnsi="Arial" w:cs="Arial"/>
-        </w:rPr>
-        <w:t>ve</w:t>
-      </w:r>
-      <w:proofErr w:type="spellEnd"/>
-      <w:r>
-        <w:rPr>
-          <w:rFonts w:ascii="Arial" w:hAnsi="Arial" w:cs="Arial"/>
-        </w:rPr>
-        <w:t xml:space="preserve"> ON </w:t>
-      </w:r>
-      <w:proofErr w:type="spellStart"/>
-      <w:r>
-        <w:rPr>
-          <w:rFonts w:ascii="Arial" w:hAnsi="Arial" w:cs="Arial"/>
-        </w:rPr>
-        <w:t>pe.idvendedor</w:t>
-      </w:r>
-      <w:proofErr w:type="spellEnd"/>
-      <w:r>
-        <w:rPr>
-          <w:rFonts w:ascii="Arial" w:hAnsi="Arial" w:cs="Arial"/>
-        </w:rPr>
-        <w:t xml:space="preserve"> = ve.id</w:t>
-      </w:r>
-      <w:r>
-        <w:rPr>
-          <w:rFonts w:ascii="Arial" w:hAnsi="Arial" w:cs="Arial"/>
+          <w:lang w:val="en-US"/>
+        </w:rPr>
+        <w:t xml:space="preserve"> = c</w:t>
+      </w:r>
+      <w:r>
+        <w:rPr>
+          <w:rFonts w:ascii="Arial" w:hAnsi="Arial" w:cs="Arial"/>
+          <w:lang w:val="en-US"/>
+        </w:rPr>
+        <w:t>a</w:t>
+      </w:r>
+      <w:r>
+        <w:rPr>
+          <w:rFonts w:ascii="Arial" w:hAnsi="Arial" w:cs="Arial"/>
+          <w:lang w:val="en-US"/>
+        </w:rPr>
+        <w:t>.id</w:t>
+      </w:r>
+      <w:r>
+        <w:rPr>
+          <w:rFonts w:ascii="Arial" w:hAnsi="Arial" w:cs="Arial"/>
+          <w:lang w:val="en-US"/>
         </w:rPr>
         <w:t xml:space="preserve"> </w:t>
       </w:r>
       <w:r>
         <w:rPr>
           <w:rFonts w:ascii="Arial" w:hAnsi="Arial" w:cs="Arial"/>
-        </w:rPr>
-        <w:t xml:space="preserve">WHERE </w:t>
-      </w:r>
-      <w:proofErr w:type="spellStart"/>
-      <w:r>
-        <w:rPr>
-          <w:rFonts w:ascii="Arial" w:hAnsi="Arial" w:cs="Arial"/>
-        </w:rPr>
-        <w:t>pe.datadopedido</w:t>
-      </w:r>
-      <w:proofErr w:type="spellEnd"/>
-      <w:r>
-        <w:rPr>
-          <w:rFonts w:ascii="Arial" w:hAnsi="Arial" w:cs="Arial"/>
-        </w:rPr>
-        <w:t xml:space="preserve"> &gt;= DATE_SUB(CURRENT_DATE(), INTERVAL 12 MONTH) GROUP BY </w:t>
-      </w:r>
-      <w:proofErr w:type="spellStart"/>
-      <w:r>
-        <w:rPr>
-          <w:rFonts w:ascii="Arial" w:hAnsi="Arial" w:cs="Arial"/>
-        </w:rPr>
-        <w:t>ca.nomedacategoria</w:t>
-      </w:r>
-      <w:proofErr w:type="spellEnd"/>
-      <w:r>
-        <w:rPr>
-          <w:rFonts w:ascii="Arial" w:hAnsi="Arial" w:cs="Arial"/>
-        </w:rPr>
-        <w:t xml:space="preserve">, </w:t>
-      </w:r>
-      <w:proofErr w:type="spellStart"/>
-      <w:r>
-        <w:rPr>
-          <w:rFonts w:ascii="Arial" w:hAnsi="Arial" w:cs="Arial"/>
-        </w:rPr>
-        <w:t>ve.nome</w:t>
-      </w:r>
-      <w:proofErr w:type="spellEnd"/>
-      <w:r>
-        <w:rPr>
-          <w:rFonts w:ascii="Arial" w:hAnsi="Arial" w:cs="Arial"/>
-        </w:rPr>
-        <w:t>) v1</w:t>
-      </w:r>
-      <w:r>
-        <w:rPr>
-          <w:rFonts w:ascii="Arial" w:hAnsi="Arial" w:cs="Arial"/>
-        </w:rPr>
-        <w:t xml:space="preserve"> INNER </w:t>
-      </w:r>
-      <w:r>
-        <w:rPr>
-          <w:rFonts w:ascii="Arial" w:hAnsi="Arial" w:cs="Arial"/>
-        </w:rPr>
-        <w:t>JOIN (SELECT</w:t>
-      </w:r>
-      <w:r>
-        <w:rPr>
-          <w:rFonts w:ascii="Arial" w:hAnsi="Arial" w:cs="Arial"/>
+          <w:lang w:val="en-US"/>
+        </w:rPr>
+        <w:t>WHERE</w:t>
+      </w:r>
+      <w:r>
+        <w:rPr>
+          <w:rFonts w:ascii="Arial" w:hAnsi="Arial" w:cs="Arial"/>
+          <w:lang w:val="en-US"/>
         </w:rPr>
         <w:t xml:space="preserve"> </w:t>
       </w:r>
@@ -8068,63 +7354,152 @@
       <w:r>
         <w:rPr>
           <w:rFonts w:ascii="Arial" w:hAnsi="Arial" w:cs="Arial"/>
-        </w:rPr>
-        <w:t>nomedacategoria</w:t>
-      </w:r>
-      <w:proofErr w:type="spellEnd"/>
-      <w:r>
-        <w:rPr>
-          <w:rFonts w:ascii="Arial" w:hAnsi="Arial" w:cs="Arial"/>
-        </w:rPr>
-        <w:t>,</w:t>
-      </w:r>
-      <w:r>
-        <w:rPr>
-          <w:rFonts w:ascii="Arial" w:hAnsi="Arial" w:cs="Arial"/>
+          <w:lang w:val="en-US"/>
+        </w:rPr>
+        <w:t>p</w:t>
+      </w:r>
+      <w:r>
+        <w:rPr>
+          <w:rFonts w:ascii="Arial" w:hAnsi="Arial" w:cs="Arial"/>
+          <w:lang w:val="en-US"/>
+        </w:rPr>
+        <w:t>e</w:t>
+      </w:r>
+      <w:r>
+        <w:rPr>
+          <w:rFonts w:ascii="Arial" w:hAnsi="Arial" w:cs="Arial"/>
+          <w:lang w:val="en-US"/>
+        </w:rPr>
+        <w:t>.datadopedido</w:t>
+      </w:r>
+      <w:proofErr w:type="spellEnd"/>
+      <w:r>
+        <w:rPr>
+          <w:rFonts w:ascii="Arial" w:hAnsi="Arial" w:cs="Arial"/>
+          <w:lang w:val="en-US"/>
+        </w:rPr>
+        <w:t xml:space="preserve"> BETWEEN '2024-01-01' AND '2024-12-31'</w:t>
+      </w:r>
+      <w:r>
+        <w:rPr>
+          <w:rFonts w:ascii="Arial" w:hAnsi="Arial" w:cs="Arial"/>
+          <w:lang w:val="en-US"/>
         </w:rPr>
         <w:t xml:space="preserve"> </w:t>
       </w:r>
       <w:r>
         <w:rPr>
           <w:rFonts w:ascii="Arial" w:hAnsi="Arial" w:cs="Arial"/>
-        </w:rPr>
-        <w:t>MAX(total) AS maior</w:t>
-      </w:r>
-      <w:r>
-        <w:rPr>
-          <w:rFonts w:ascii="Arial" w:hAnsi="Arial" w:cs="Arial"/>
+          <w:lang w:val="en-US"/>
+        </w:rPr>
+        <w:t xml:space="preserve">AND </w:t>
+      </w:r>
+      <w:proofErr w:type="spellStart"/>
+      <w:r>
+        <w:rPr>
+          <w:rFonts w:ascii="Arial" w:hAnsi="Arial" w:cs="Arial"/>
+          <w:lang w:val="en-US"/>
+        </w:rPr>
+        <w:t>p</w:t>
+      </w:r>
+      <w:r>
+        <w:rPr>
+          <w:rFonts w:ascii="Arial" w:hAnsi="Arial" w:cs="Arial"/>
+          <w:lang w:val="en-US"/>
+        </w:rPr>
+        <w:t>e</w:t>
+      </w:r>
+      <w:r>
+        <w:rPr>
+          <w:rFonts w:ascii="Arial" w:hAnsi="Arial" w:cs="Arial"/>
+          <w:lang w:val="en-US"/>
+        </w:rPr>
+        <w:t>.idcliente</w:t>
+      </w:r>
+      <w:proofErr w:type="spellEnd"/>
+      <w:r>
+        <w:rPr>
+          <w:rFonts w:ascii="Arial" w:hAnsi="Arial" w:cs="Arial"/>
+          <w:lang w:val="en-US"/>
+        </w:rPr>
+        <w:t xml:space="preserve"> NOT IN (SELECT DISTINCT p</w:t>
+      </w:r>
+      <w:r>
+        <w:rPr>
+          <w:rFonts w:ascii="Arial" w:hAnsi="Arial" w:cs="Arial"/>
+          <w:lang w:val="en-US"/>
+        </w:rPr>
+        <w:t>e1</w:t>
+      </w:r>
+      <w:r>
+        <w:rPr>
+          <w:rFonts w:ascii="Arial" w:hAnsi="Arial" w:cs="Arial"/>
+          <w:lang w:val="en-US"/>
+        </w:rPr>
+        <w:t>.idcliente</w:t>
+      </w:r>
+      <w:r>
+        <w:rPr>
+          <w:rFonts w:ascii="Arial" w:hAnsi="Arial" w:cs="Arial"/>
+          <w:lang w:val="en-US"/>
         </w:rPr>
         <w:t xml:space="preserve"> </w:t>
       </w:r>
       <w:r>
         <w:rPr>
           <w:rFonts w:ascii="Arial" w:hAnsi="Arial" w:cs="Arial"/>
-        </w:rPr>
-        <w:t>FROM (SELECT</w:t>
-      </w:r>
-      <w:r>
-        <w:rPr>
-          <w:rFonts w:ascii="Arial" w:hAnsi="Arial" w:cs="Arial"/>
+          <w:lang w:val="en-US"/>
+        </w:rPr>
+        <w:t xml:space="preserve">FROM </w:t>
+      </w:r>
+      <w:proofErr w:type="spellStart"/>
+      <w:r>
+        <w:rPr>
+          <w:rFonts w:ascii="Arial" w:hAnsi="Arial" w:cs="Arial"/>
+          <w:lang w:val="en-US"/>
+        </w:rPr>
+        <w:t>pedidos</w:t>
+      </w:r>
+      <w:proofErr w:type="spellEnd"/>
+      <w:r>
+        <w:rPr>
+          <w:rFonts w:ascii="Arial" w:hAnsi="Arial" w:cs="Arial"/>
+          <w:lang w:val="en-US"/>
         </w:rPr>
         <w:t xml:space="preserve"> </w:t>
       </w:r>
-      <w:proofErr w:type="spellStart"/>
-      <w:r>
-        <w:rPr>
-          <w:rFonts w:ascii="Arial" w:hAnsi="Arial" w:cs="Arial"/>
-        </w:rPr>
-        <w:t>ca.nomedacategoria</w:t>
-      </w:r>
-      <w:proofErr w:type="spellEnd"/>
-      <w:r>
-        <w:rPr>
-          <w:rFonts w:ascii="Arial" w:hAnsi="Arial" w:cs="Arial"/>
-        </w:rPr>
-        <w:t>,</w:t>
-      </w:r>
-      <w:r>
-        <w:rPr>
-          <w:rFonts w:ascii="Arial" w:hAnsi="Arial" w:cs="Arial"/>
+      <w:r>
+        <w:rPr>
+          <w:rFonts w:ascii="Arial" w:hAnsi="Arial" w:cs="Arial"/>
+          <w:lang w:val="en-US"/>
+        </w:rPr>
+        <w:t xml:space="preserve">pe1 </w:t>
+      </w:r>
+      <w:r>
+        <w:rPr>
+          <w:rFonts w:ascii="Arial" w:hAnsi="Arial" w:cs="Arial"/>
+          <w:lang w:val="en-US"/>
+        </w:rPr>
+        <w:t>WHERE p</w:t>
+      </w:r>
+      <w:r>
+        <w:rPr>
+          <w:rFonts w:ascii="Arial" w:hAnsi="Arial" w:cs="Arial"/>
+          <w:lang w:val="en-US"/>
+        </w:rPr>
+        <w:t>e1</w:t>
+      </w:r>
+      <w:r>
+        <w:rPr>
+          <w:rFonts w:ascii="Arial" w:hAnsi="Arial" w:cs="Arial"/>
+          <w:lang w:val="en-US"/>
+        </w:rPr>
+        <w:t>.desconto &gt; 0.05) GROUP BY</w:t>
+      </w:r>
+      <w:r>
+        <w:rPr>
+          <w:rFonts w:ascii="Arial" w:hAnsi="Arial" w:cs="Arial"/>
+          <w:lang w:val="en-US"/>
         </w:rPr>
         <w:t xml:space="preserve"> </w:t>
       </w:r>
@@ -8132,245 +7507,64 @@
       <w:r>
         <w:rPr>
           <w:rFonts w:ascii="Arial" w:hAnsi="Arial" w:cs="Arial"/>
-        </w:rPr>
-        <w:t>ve.nome</w:t>
-      </w:r>
-      <w:proofErr w:type="spellEnd"/>
-      <w:r>
-        <w:rPr>
-          <w:rFonts w:ascii="Arial" w:hAnsi="Arial" w:cs="Arial"/>
-        </w:rPr>
-        <w:t>,</w:t>
-      </w:r>
-      <w:r>
-        <w:rPr>
-          <w:rFonts w:ascii="Arial" w:hAnsi="Arial" w:cs="Arial"/>
+          <w:lang w:val="en-US"/>
+        </w:rPr>
+        <w:t>c</w:t>
+      </w:r>
+      <w:r>
+        <w:rPr>
+          <w:rFonts w:ascii="Arial" w:hAnsi="Arial" w:cs="Arial"/>
+          <w:lang w:val="en-US"/>
+        </w:rPr>
+        <w:t>a</w:t>
+      </w:r>
+      <w:r>
+        <w:rPr>
+          <w:rFonts w:ascii="Arial" w:hAnsi="Arial" w:cs="Arial"/>
+          <w:lang w:val="en-US"/>
+        </w:rPr>
+        <w:t>.nomedacategoria</w:t>
+      </w:r>
+      <w:proofErr w:type="spellEnd"/>
+      <w:r>
+        <w:rPr>
+          <w:rFonts w:ascii="Arial" w:hAnsi="Arial" w:cs="Arial"/>
+          <w:lang w:val="en-US"/>
         </w:rPr>
         <w:t xml:space="preserve"> </w:t>
       </w:r>
       <w:r>
         <w:rPr>
           <w:rFonts w:ascii="Arial" w:hAnsi="Arial" w:cs="Arial"/>
-        </w:rPr>
-        <w:t>SUM(</w:t>
-      </w:r>
-      <w:proofErr w:type="spellStart"/>
-      <w:r>
-        <w:rPr>
-          <w:rFonts w:ascii="Arial" w:hAnsi="Arial" w:cs="Arial"/>
-        </w:rPr>
-        <w:t>it.quantidade</w:t>
-      </w:r>
-      <w:proofErr w:type="spellEnd"/>
-      <w:r>
-        <w:rPr>
-          <w:rFonts w:ascii="Arial" w:hAnsi="Arial" w:cs="Arial"/>
-        </w:rPr>
-        <w:t xml:space="preserve"> * </w:t>
-      </w:r>
-      <w:proofErr w:type="spellStart"/>
-      <w:r>
-        <w:rPr>
-          <w:rFonts w:ascii="Arial" w:hAnsi="Arial" w:cs="Arial"/>
-        </w:rPr>
-        <w:t>it.precounitario</w:t>
-      </w:r>
-      <w:proofErr w:type="spellEnd"/>
-      <w:r>
-        <w:rPr>
-          <w:rFonts w:ascii="Arial" w:hAnsi="Arial" w:cs="Arial"/>
-        </w:rPr>
-        <w:t xml:space="preserve"> * (1-pe.desconto)) AS total</w:t>
-      </w:r>
-      <w:r>
-        <w:rPr>
-          <w:rFonts w:ascii="Arial" w:hAnsi="Arial" w:cs="Arial"/>
+          <w:lang w:val="en-US"/>
+        </w:rPr>
+        <w:t>ORDER BY</w:t>
+      </w:r>
+      <w:r>
+        <w:rPr>
+          <w:rFonts w:ascii="Arial" w:hAnsi="Arial" w:cs="Arial"/>
+          <w:lang w:val="en-US"/>
         </w:rPr>
         <w:t xml:space="preserve"> </w:t>
       </w:r>
       <w:r>
         <w:rPr>
           <w:rFonts w:ascii="Arial" w:hAnsi="Arial" w:cs="Arial"/>
-        </w:rPr>
-        <w:t xml:space="preserve">FROM pedidos </w:t>
-      </w:r>
-      <w:proofErr w:type="spellStart"/>
-      <w:r>
-        <w:rPr>
-          <w:rFonts w:ascii="Arial" w:hAnsi="Arial" w:cs="Arial"/>
-        </w:rPr>
-        <w:t>pe</w:t>
-      </w:r>
-      <w:proofErr w:type="spellEnd"/>
-      <w:r>
-        <w:rPr>
-          <w:rFonts w:ascii="Arial" w:hAnsi="Arial" w:cs="Arial"/>
-        </w:rPr>
-        <w:t xml:space="preserve"> INNER </w:t>
-      </w:r>
-      <w:r>
-        <w:rPr>
-          <w:rFonts w:ascii="Arial" w:hAnsi="Arial" w:cs="Arial"/>
-        </w:rPr>
-        <w:t xml:space="preserve">JOIN itens it ON pe.id = </w:t>
-      </w:r>
-      <w:proofErr w:type="spellStart"/>
-      <w:r>
-        <w:rPr>
-          <w:rFonts w:ascii="Arial" w:hAnsi="Arial" w:cs="Arial"/>
-        </w:rPr>
-        <w:t>it.idpedido</w:t>
-      </w:r>
-      <w:proofErr w:type="spellEnd"/>
-      <w:r>
-        <w:rPr>
-          <w:rFonts w:ascii="Arial" w:hAnsi="Arial" w:cs="Arial"/>
-        </w:rPr>
-        <w:t xml:space="preserve"> INNER </w:t>
-      </w:r>
-      <w:r>
-        <w:rPr>
-          <w:rFonts w:ascii="Arial" w:hAnsi="Arial" w:cs="Arial"/>
-        </w:rPr>
-        <w:t xml:space="preserve">JOIN produtos </w:t>
-      </w:r>
-      <w:proofErr w:type="spellStart"/>
-      <w:r>
-        <w:rPr>
-          <w:rFonts w:ascii="Arial" w:hAnsi="Arial" w:cs="Arial"/>
-        </w:rPr>
-        <w:t>pr</w:t>
-      </w:r>
-      <w:proofErr w:type="spellEnd"/>
-      <w:r>
-        <w:rPr>
-          <w:rFonts w:ascii="Arial" w:hAnsi="Arial" w:cs="Arial"/>
-        </w:rPr>
-        <w:t xml:space="preserve"> ON </w:t>
-      </w:r>
-      <w:proofErr w:type="spellStart"/>
-      <w:r>
-        <w:rPr>
-          <w:rFonts w:ascii="Arial" w:hAnsi="Arial" w:cs="Arial"/>
-        </w:rPr>
-        <w:t>it.idproduto</w:t>
-      </w:r>
-      <w:proofErr w:type="spellEnd"/>
-      <w:r>
-        <w:rPr>
-          <w:rFonts w:ascii="Arial" w:hAnsi="Arial" w:cs="Arial"/>
-        </w:rPr>
-        <w:t xml:space="preserve"> = pr.id</w:t>
-      </w:r>
-      <w:r>
-        <w:rPr>
-          <w:rFonts w:ascii="Arial" w:hAnsi="Arial" w:cs="Arial"/>
-        </w:rPr>
-        <w:t xml:space="preserve"> INNER </w:t>
-      </w:r>
-      <w:r>
-        <w:rPr>
-          <w:rFonts w:ascii="Arial" w:hAnsi="Arial" w:cs="Arial"/>
-        </w:rPr>
-        <w:t xml:space="preserve">JOIN categorias </w:t>
-      </w:r>
-      <w:proofErr w:type="spellStart"/>
-      <w:r>
-        <w:rPr>
-          <w:rFonts w:ascii="Arial" w:hAnsi="Arial" w:cs="Arial"/>
-        </w:rPr>
-        <w:t>ca</w:t>
-      </w:r>
-      <w:proofErr w:type="spellEnd"/>
-      <w:r>
-        <w:rPr>
-          <w:rFonts w:ascii="Arial" w:hAnsi="Arial" w:cs="Arial"/>
-        </w:rPr>
-        <w:t xml:space="preserve"> ON </w:t>
-      </w:r>
-      <w:proofErr w:type="spellStart"/>
-      <w:r>
-        <w:rPr>
-          <w:rFonts w:ascii="Arial" w:hAnsi="Arial" w:cs="Arial"/>
-        </w:rPr>
-        <w:t>pr.idcategoria</w:t>
-      </w:r>
-      <w:proofErr w:type="spellEnd"/>
-      <w:r>
-        <w:rPr>
-          <w:rFonts w:ascii="Arial" w:hAnsi="Arial" w:cs="Arial"/>
-        </w:rPr>
-        <w:t xml:space="preserve"> = ca.id</w:t>
-      </w:r>
-      <w:r>
-        <w:rPr>
-          <w:rFonts w:ascii="Arial" w:hAnsi="Arial" w:cs="Arial"/>
-        </w:rPr>
-        <w:t xml:space="preserve"> INNER </w:t>
-      </w:r>
-      <w:r>
-        <w:rPr>
-          <w:rFonts w:ascii="Arial" w:hAnsi="Arial" w:cs="Arial"/>
-        </w:rPr>
-        <w:t xml:space="preserve">JOIN vendedores </w:t>
-      </w:r>
-      <w:proofErr w:type="spellStart"/>
-      <w:r>
-        <w:rPr>
-          <w:rFonts w:ascii="Arial" w:hAnsi="Arial" w:cs="Arial"/>
-        </w:rPr>
-        <w:t>ve</w:t>
-      </w:r>
-      <w:proofErr w:type="spellEnd"/>
-      <w:r>
-        <w:rPr>
-          <w:rFonts w:ascii="Arial" w:hAnsi="Arial" w:cs="Arial"/>
-        </w:rPr>
-        <w:t xml:space="preserve"> ON </w:t>
-      </w:r>
-      <w:proofErr w:type="spellStart"/>
-      <w:r>
-        <w:rPr>
-          <w:rFonts w:ascii="Arial" w:hAnsi="Arial" w:cs="Arial"/>
-        </w:rPr>
-        <w:t>pe.idvendedor</w:t>
-      </w:r>
-      <w:proofErr w:type="spellEnd"/>
-      <w:r>
-        <w:rPr>
-          <w:rFonts w:ascii="Arial" w:hAnsi="Arial" w:cs="Arial"/>
-        </w:rPr>
-        <w:t xml:space="preserve"> = ve.id</w:t>
-      </w:r>
-      <w:r>
-        <w:rPr>
-          <w:rFonts w:ascii="Arial" w:hAnsi="Arial" w:cs="Arial"/>
-        </w:rPr>
-        <w:t xml:space="preserve"> W</w:t>
-      </w:r>
-      <w:r>
-        <w:rPr>
-          <w:rFonts w:ascii="Arial" w:hAnsi="Arial" w:cs="Arial"/>
-        </w:rPr>
-        <w:t xml:space="preserve">HERE </w:t>
-      </w:r>
-      <w:proofErr w:type="spellStart"/>
-      <w:r>
-        <w:rPr>
-          <w:rFonts w:ascii="Arial" w:hAnsi="Arial" w:cs="Arial"/>
-        </w:rPr>
-        <w:t>pe.datadopedido</w:t>
-      </w:r>
-      <w:proofErr w:type="spellEnd"/>
-      <w:r>
-        <w:rPr>
-          <w:rFonts w:ascii="Arial" w:hAnsi="Arial" w:cs="Arial"/>
-        </w:rPr>
-        <w:t xml:space="preserve"> &gt;= DATE_SUB(CURRENT_DATE(), INTERVAL 12 MONTH)</w:t>
-      </w:r>
-      <w:r>
-        <w:rPr>
-          <w:rFonts w:ascii="Arial" w:hAnsi="Arial" w:cs="Arial"/>
+          <w:lang w:val="en-US"/>
+        </w:rPr>
+        <w:t>2</w:t>
+      </w:r>
+      <w:r>
+        <w:rPr>
+          <w:rFonts w:ascii="Arial" w:hAnsi="Arial" w:cs="Arial"/>
+          <w:lang w:val="en-US"/>
+        </w:rPr>
+        <w:t xml:space="preserve"> DESC</w:t>
+      </w:r>
+      <w:r>
+        <w:rPr>
+          <w:rFonts w:ascii="Arial" w:hAnsi="Arial" w:cs="Arial"/>
+          <w:lang w:val="en-US"/>
         </w:rPr>
         <w:t xml:space="preserve"> </w:t>
       </w:r>
@@ -8378,159 +7572,1490 @@
         <w:rPr>
           <w:rFonts w:ascii="Arial" w:hAnsi="Arial" w:cs="Arial"/>
         </w:rPr>
-        <w:t xml:space="preserve">GROUP BY </w:t>
-      </w:r>
-      <w:proofErr w:type="spellStart"/>
-      <w:r>
-        <w:rPr>
-          <w:rFonts w:ascii="Arial" w:hAnsi="Arial" w:cs="Arial"/>
-        </w:rPr>
-        <w:t>ca.nomedacategoria</w:t>
-      </w:r>
-      <w:proofErr w:type="spellEnd"/>
-      <w:r>
-        <w:rPr>
-          <w:rFonts w:ascii="Arial" w:hAnsi="Arial" w:cs="Arial"/>
-        </w:rPr>
-        <w:t xml:space="preserve">, </w:t>
-      </w:r>
-      <w:proofErr w:type="spellStart"/>
-      <w:r>
-        <w:rPr>
-          <w:rFonts w:ascii="Arial" w:hAnsi="Arial" w:cs="Arial"/>
-        </w:rPr>
-        <w:t>ve.nome</w:t>
-      </w:r>
-      <w:proofErr w:type="spellEnd"/>
-      <w:r>
-        <w:rPr>
-          <w:rFonts w:ascii="Arial" w:hAnsi="Arial" w:cs="Arial"/>
-        </w:rPr>
-        <w:t xml:space="preserve">) </w:t>
-      </w:r>
-      <w:proofErr w:type="spellStart"/>
-      <w:r>
-        <w:rPr>
-          <w:rFonts w:ascii="Arial" w:hAnsi="Arial" w:cs="Arial"/>
-        </w:rPr>
-        <w:t>max</w:t>
-      </w:r>
-      <w:proofErr w:type="spellEnd"/>
-      <w:r>
-        <w:rPr>
-          <w:rFonts w:ascii="Arial" w:hAnsi="Arial" w:cs="Arial"/>
-        </w:rPr>
-        <w:t xml:space="preserve"> </w:t>
-      </w:r>
-      <w:r>
-        <w:rPr>
-          <w:rFonts w:ascii="Arial" w:hAnsi="Arial" w:cs="Arial"/>
-        </w:rPr>
-        <w:t xml:space="preserve">GROUP BY </w:t>
-      </w:r>
-      <w:proofErr w:type="spellStart"/>
-      <w:r>
-        <w:rPr>
-          <w:rFonts w:ascii="Arial" w:hAnsi="Arial" w:cs="Arial"/>
-        </w:rPr>
-        <w:t>nomedacategoria</w:t>
-      </w:r>
-      <w:proofErr w:type="spellEnd"/>
-      <w:r>
-        <w:rPr>
-          <w:rFonts w:ascii="Arial" w:hAnsi="Arial" w:cs="Arial"/>
-        </w:rPr>
-        <w:t xml:space="preserve">) </w:t>
-      </w:r>
-      <w:r>
-        <w:rPr>
-          <w:rFonts w:ascii="Arial" w:hAnsi="Arial" w:cs="Arial"/>
-        </w:rPr>
-        <w:t xml:space="preserve">v2 </w:t>
-      </w:r>
-      <w:r>
-        <w:rPr>
-          <w:rFonts w:ascii="Arial" w:hAnsi="Arial" w:cs="Arial"/>
-        </w:rPr>
-        <w:t>ON v</w:t>
-      </w:r>
-      <w:r>
-        <w:rPr>
-          <w:rFonts w:ascii="Arial" w:hAnsi="Arial" w:cs="Arial"/>
-        </w:rPr>
-        <w:t>1</w:t>
-      </w:r>
-      <w:r>
-        <w:rPr>
-          <w:rFonts w:ascii="Arial" w:hAnsi="Arial" w:cs="Arial"/>
-        </w:rPr>
-        <w:t xml:space="preserve">.nomedacategoria = </w:t>
-      </w:r>
-      <w:r>
-        <w:rPr>
-          <w:rFonts w:ascii="Arial" w:hAnsi="Arial" w:cs="Arial"/>
-        </w:rPr>
-        <w:t>v2</w:t>
-      </w:r>
-      <w:r>
-        <w:rPr>
-          <w:rFonts w:ascii="Arial" w:hAnsi="Arial" w:cs="Arial"/>
-        </w:rPr>
-        <w:t>.nomedacategoria</w:t>
-      </w:r>
-      <w:r>
-        <w:rPr>
-          <w:rFonts w:ascii="Arial" w:hAnsi="Arial" w:cs="Arial"/>
-        </w:rPr>
-        <w:t xml:space="preserve"> </w:t>
-      </w:r>
-      <w:r>
-        <w:rPr>
-          <w:rFonts w:ascii="Arial" w:hAnsi="Arial" w:cs="Arial"/>
-        </w:rPr>
-        <w:t>AND v</w:t>
-      </w:r>
-      <w:r>
-        <w:rPr>
-          <w:rFonts w:ascii="Arial" w:hAnsi="Arial" w:cs="Arial"/>
-        </w:rPr>
-        <w:t>1</w:t>
-      </w:r>
-      <w:r>
-        <w:rPr>
-          <w:rFonts w:ascii="Arial" w:hAnsi="Arial" w:cs="Arial"/>
-        </w:rPr>
-        <w:t xml:space="preserve">.total = </w:t>
-      </w:r>
-      <w:r>
-        <w:rPr>
-          <w:rFonts w:ascii="Arial" w:hAnsi="Arial" w:cs="Arial"/>
-        </w:rPr>
-        <w:t>v2</w:t>
-      </w:r>
-      <w:r>
-        <w:rPr>
-          <w:rFonts w:ascii="Arial" w:hAnsi="Arial" w:cs="Arial"/>
-        </w:rPr>
-        <w:t>.maior</w:t>
-      </w:r>
-      <w:r>
-        <w:rPr>
-          <w:rFonts w:ascii="Arial" w:hAnsi="Arial" w:cs="Arial"/>
-        </w:rPr>
-        <w:t xml:space="preserve"> </w:t>
-      </w:r>
-      <w:r>
-        <w:rPr>
-          <w:rFonts w:ascii="Arial" w:hAnsi="Arial" w:cs="Arial"/>
-        </w:rPr>
-        <w:t>ORDER BY 1, 2;</w:t>
+        <w:t>LIMIT 3;</w:t>
       </w:r>
     </w:p>
     <w:p>
       <w:pPr>
         <w:pStyle w:val="PargrafodaLista"/>
+        <w:numPr>
+          <w:ilvl w:val="0"/>
+          <w:numId w:val="2"/>
+        </w:numPr>
         <w:jc w:val="both"/>
+        <w:rPr>
+          <w:rFonts w:ascii="Arial" w:hAnsi="Arial" w:cs="Arial"/>
+        </w:rPr>
+      </w:pPr>
+      <w:r>
+        <w:rPr>
+          <w:rFonts w:ascii="Arial" w:hAnsi="Arial" w:cs="Arial"/>
+        </w:rPr>
+        <w:t xml:space="preserve">Quem é o melhor vendedor em valor de vendas de cada </w:t>
+      </w:r>
+      <w:proofErr w:type="spellStart"/>
+      <w:r>
+        <w:rPr>
+          <w:rFonts w:ascii="Arial" w:hAnsi="Arial" w:cs="Arial"/>
+        </w:rPr>
+        <w:t>dategoria</w:t>
+      </w:r>
+      <w:proofErr w:type="spellEnd"/>
+      <w:r>
+        <w:rPr>
+          <w:rFonts w:ascii="Arial" w:hAnsi="Arial" w:cs="Arial"/>
+        </w:rPr>
+        <w:t xml:space="preserve"> considerando os últimos 12 meses</w:t>
+      </w:r>
+    </w:p>
+    <w:p>
+      <w:pPr>
+        <w:pStyle w:val="PargrafodaLista"/>
+        <w:contextualSpacing w:val="0"/>
+        <w:jc w:val="both"/>
+        <w:rPr>
+          <w:rFonts w:ascii="Arial" w:hAnsi="Arial" w:cs="Arial"/>
+        </w:rPr>
+      </w:pPr>
+      <w:r>
+        <w:rPr>
+          <w:rFonts w:ascii="Arial" w:hAnsi="Arial" w:cs="Arial"/>
+        </w:rPr>
+        <w:t>SELECT</w:t>
+      </w:r>
+      <w:r>
+        <w:rPr>
+          <w:rFonts w:ascii="Arial" w:hAnsi="Arial" w:cs="Arial"/>
+        </w:rPr>
+        <w:t xml:space="preserve"> </w:t>
+      </w:r>
+      <w:proofErr w:type="spellStart"/>
+      <w:r>
+        <w:rPr>
+          <w:rFonts w:ascii="Arial" w:hAnsi="Arial" w:cs="Arial"/>
+        </w:rPr>
+        <w:t>nomedacategoria,nome</w:t>
+      </w:r>
+      <w:proofErr w:type="spellEnd"/>
+      <w:r>
+        <w:rPr>
+          <w:rFonts w:ascii="Arial" w:hAnsi="Arial" w:cs="Arial"/>
+        </w:rPr>
+        <w:t xml:space="preserve"> </w:t>
+      </w:r>
+      <w:proofErr w:type="spellStart"/>
+      <w:r>
+        <w:rPr>
+          <w:rFonts w:ascii="Arial" w:hAnsi="Arial" w:cs="Arial"/>
+        </w:rPr>
+        <w:t>from</w:t>
+      </w:r>
+      <w:proofErr w:type="spellEnd"/>
+      <w:r>
+        <w:rPr>
+          <w:rFonts w:ascii="Arial" w:hAnsi="Arial" w:cs="Arial"/>
+        </w:rPr>
+        <w:t xml:space="preserve"> ( </w:t>
+      </w:r>
+      <w:r>
+        <w:rPr>
+          <w:rFonts w:ascii="Arial" w:hAnsi="Arial" w:cs="Arial"/>
+        </w:rPr>
+        <w:t>SELECT</w:t>
+      </w:r>
+      <w:r>
+        <w:rPr>
+          <w:rFonts w:ascii="Arial" w:hAnsi="Arial" w:cs="Arial"/>
+        </w:rPr>
+        <w:t xml:space="preserve"> </w:t>
+      </w:r>
+      <w:proofErr w:type="spellStart"/>
+      <w:r>
+        <w:rPr>
+          <w:rFonts w:ascii="Arial" w:hAnsi="Arial" w:cs="Arial"/>
+        </w:rPr>
+        <w:t>pr.idcategoria,pe.idvendedor</w:t>
+      </w:r>
+      <w:proofErr w:type="spellEnd"/>
+      <w:r>
+        <w:rPr>
+          <w:rFonts w:ascii="Arial" w:hAnsi="Arial" w:cs="Arial"/>
+        </w:rPr>
+        <w:t xml:space="preserve">, </w:t>
+      </w:r>
+      <w:r>
+        <w:rPr>
+          <w:rFonts w:ascii="Arial" w:hAnsi="Arial" w:cs="Arial"/>
+        </w:rPr>
+        <w:t>SUM</w:t>
+      </w:r>
+      <w:r>
+        <w:rPr>
+          <w:rFonts w:ascii="Arial" w:hAnsi="Arial" w:cs="Arial"/>
+        </w:rPr>
+        <w:t>(</w:t>
+      </w:r>
+      <w:proofErr w:type="spellStart"/>
+      <w:r>
+        <w:rPr>
+          <w:rFonts w:ascii="Arial" w:hAnsi="Arial" w:cs="Arial"/>
+        </w:rPr>
+        <w:t>it.precounitario</w:t>
+      </w:r>
+      <w:proofErr w:type="spellEnd"/>
+      <w:r>
+        <w:rPr>
+          <w:rFonts w:ascii="Arial" w:hAnsi="Arial" w:cs="Arial"/>
+        </w:rPr>
+        <w:t xml:space="preserve"> * </w:t>
+      </w:r>
+      <w:proofErr w:type="spellStart"/>
+      <w:r>
+        <w:rPr>
+          <w:rFonts w:ascii="Arial" w:hAnsi="Arial" w:cs="Arial"/>
+        </w:rPr>
+        <w:t>it.quantidade</w:t>
+      </w:r>
+      <w:proofErr w:type="spellEnd"/>
+      <w:r>
+        <w:rPr>
+          <w:rFonts w:ascii="Arial" w:hAnsi="Arial" w:cs="Arial"/>
+        </w:rPr>
+        <w:t xml:space="preserve"> * (1 - </w:t>
+      </w:r>
+      <w:proofErr w:type="spellStart"/>
+      <w:r>
+        <w:rPr>
+          <w:rFonts w:ascii="Arial" w:hAnsi="Arial" w:cs="Arial"/>
+        </w:rPr>
+        <w:t>pe.desconto</w:t>
+      </w:r>
+      <w:proofErr w:type="spellEnd"/>
+      <w:r>
+        <w:rPr>
+          <w:rFonts w:ascii="Arial" w:hAnsi="Arial" w:cs="Arial"/>
+        </w:rPr>
+        <w:t xml:space="preserve">)) valor </w:t>
+      </w:r>
+      <w:r>
+        <w:rPr>
+          <w:rFonts w:ascii="Arial" w:hAnsi="Arial" w:cs="Arial"/>
+        </w:rPr>
+        <w:t>FROM</w:t>
+      </w:r>
+      <w:r>
+        <w:rPr>
+          <w:rFonts w:ascii="Arial" w:hAnsi="Arial" w:cs="Arial"/>
+        </w:rPr>
+        <w:t xml:space="preserve"> produtos </w:t>
+      </w:r>
+      <w:proofErr w:type="spellStart"/>
+      <w:r>
+        <w:rPr>
+          <w:rFonts w:ascii="Arial" w:hAnsi="Arial" w:cs="Arial"/>
+        </w:rPr>
+        <w:t>pr</w:t>
+      </w:r>
+      <w:proofErr w:type="spellEnd"/>
+      <w:r>
+        <w:rPr>
+          <w:rFonts w:ascii="Arial" w:hAnsi="Arial" w:cs="Arial"/>
+        </w:rPr>
+        <w:t xml:space="preserve"> </w:t>
+      </w:r>
+      <w:r>
+        <w:rPr>
+          <w:rFonts w:ascii="Arial" w:hAnsi="Arial" w:cs="Arial"/>
+        </w:rPr>
+        <w:t>INNER JOIN</w:t>
+      </w:r>
+      <w:r>
+        <w:rPr>
+          <w:rFonts w:ascii="Arial" w:hAnsi="Arial" w:cs="Arial"/>
+        </w:rPr>
+        <w:t xml:space="preserve"> itens it </w:t>
+      </w:r>
+      <w:r>
+        <w:rPr>
+          <w:rFonts w:ascii="Arial" w:hAnsi="Arial" w:cs="Arial"/>
+        </w:rPr>
+        <w:t>ON</w:t>
+      </w:r>
+      <w:r>
+        <w:rPr>
+          <w:rFonts w:ascii="Arial" w:hAnsi="Arial" w:cs="Arial"/>
+        </w:rPr>
+        <w:t xml:space="preserve"> pr.id = </w:t>
+      </w:r>
+      <w:proofErr w:type="spellStart"/>
+      <w:r>
+        <w:rPr>
+          <w:rFonts w:ascii="Arial" w:hAnsi="Arial" w:cs="Arial"/>
+        </w:rPr>
+        <w:t>it.idproduto</w:t>
+      </w:r>
+      <w:proofErr w:type="spellEnd"/>
+      <w:r>
+        <w:rPr>
+          <w:rFonts w:ascii="Arial" w:hAnsi="Arial" w:cs="Arial"/>
+        </w:rPr>
+        <w:t xml:space="preserve"> </w:t>
+      </w:r>
+      <w:r>
+        <w:rPr>
+          <w:rFonts w:ascii="Arial" w:hAnsi="Arial" w:cs="Arial"/>
+        </w:rPr>
+        <w:t>INNER JOIN</w:t>
+      </w:r>
+      <w:r>
+        <w:rPr>
+          <w:rFonts w:ascii="Arial" w:hAnsi="Arial" w:cs="Arial"/>
+        </w:rPr>
+        <w:t xml:space="preserve"> pedidos </w:t>
+      </w:r>
+      <w:proofErr w:type="spellStart"/>
+      <w:r>
+        <w:rPr>
+          <w:rFonts w:ascii="Arial" w:hAnsi="Arial" w:cs="Arial"/>
+        </w:rPr>
+        <w:t>pe</w:t>
+      </w:r>
+      <w:proofErr w:type="spellEnd"/>
+      <w:r>
+        <w:rPr>
+          <w:rFonts w:ascii="Arial" w:hAnsi="Arial" w:cs="Arial"/>
+        </w:rPr>
+        <w:t xml:space="preserve"> </w:t>
+      </w:r>
+      <w:r>
+        <w:rPr>
+          <w:rFonts w:ascii="Arial" w:hAnsi="Arial" w:cs="Arial"/>
+        </w:rPr>
+        <w:t>ON</w:t>
+      </w:r>
+      <w:r>
+        <w:rPr>
+          <w:rFonts w:ascii="Arial" w:hAnsi="Arial" w:cs="Arial"/>
+        </w:rPr>
+        <w:t xml:space="preserve"> pe.id = </w:t>
+      </w:r>
+      <w:proofErr w:type="spellStart"/>
+      <w:r>
+        <w:rPr>
+          <w:rFonts w:ascii="Arial" w:hAnsi="Arial" w:cs="Arial"/>
+        </w:rPr>
+        <w:t>it.idpedido</w:t>
+      </w:r>
+      <w:proofErr w:type="spellEnd"/>
+      <w:r>
+        <w:rPr>
+          <w:rFonts w:ascii="Arial" w:hAnsi="Arial" w:cs="Arial"/>
+        </w:rPr>
+        <w:t xml:space="preserve"> </w:t>
+      </w:r>
+      <w:r>
+        <w:rPr>
+          <w:rFonts w:ascii="Arial" w:hAnsi="Arial" w:cs="Arial"/>
+        </w:rPr>
+        <w:t>WHERE</w:t>
+      </w:r>
+      <w:r>
+        <w:rPr>
+          <w:rFonts w:ascii="Arial" w:hAnsi="Arial" w:cs="Arial"/>
+        </w:rPr>
+        <w:t xml:space="preserve"> </w:t>
+      </w:r>
+      <w:proofErr w:type="spellStart"/>
+      <w:r>
+        <w:rPr>
+          <w:rFonts w:ascii="Arial" w:hAnsi="Arial" w:cs="Arial"/>
+        </w:rPr>
+        <w:t>pe.datadopedido</w:t>
+      </w:r>
+      <w:proofErr w:type="spellEnd"/>
+      <w:r>
+        <w:rPr>
+          <w:rFonts w:ascii="Arial" w:hAnsi="Arial" w:cs="Arial"/>
+        </w:rPr>
+        <w:t xml:space="preserve"> &gt;= </w:t>
+      </w:r>
+      <w:r>
+        <w:rPr>
+          <w:rFonts w:ascii="Arial" w:hAnsi="Arial" w:cs="Arial"/>
+        </w:rPr>
+        <w:t>DATE_SUB</w:t>
+      </w:r>
+      <w:r>
+        <w:rPr>
+          <w:rFonts w:ascii="Arial" w:hAnsi="Arial" w:cs="Arial"/>
+        </w:rPr>
+        <w:t>(</w:t>
+      </w:r>
+      <w:r>
+        <w:rPr>
+          <w:rFonts w:ascii="Arial" w:hAnsi="Arial" w:cs="Arial"/>
+        </w:rPr>
+        <w:t>CURRENT_DATE</w:t>
+      </w:r>
+      <w:r>
+        <w:rPr>
+          <w:rFonts w:ascii="Arial" w:hAnsi="Arial" w:cs="Arial"/>
+        </w:rPr>
+        <w:t xml:space="preserve">(), </w:t>
+      </w:r>
+      <w:r>
+        <w:rPr>
+          <w:rFonts w:ascii="Arial" w:hAnsi="Arial" w:cs="Arial"/>
+        </w:rPr>
+        <w:t>INTERVAL</w:t>
+      </w:r>
+      <w:r>
+        <w:rPr>
+          <w:rFonts w:ascii="Arial" w:hAnsi="Arial" w:cs="Arial"/>
+        </w:rPr>
+        <w:t xml:space="preserve"> 12 </w:t>
+      </w:r>
+      <w:r>
+        <w:rPr>
+          <w:rFonts w:ascii="Arial" w:hAnsi="Arial" w:cs="Arial"/>
+        </w:rPr>
+        <w:t>MONTH</w:t>
+      </w:r>
+      <w:r>
+        <w:rPr>
+          <w:rFonts w:ascii="Arial" w:hAnsi="Arial" w:cs="Arial"/>
+        </w:rPr>
+        <w:t xml:space="preserve">)  </w:t>
+      </w:r>
+      <w:r>
+        <w:rPr>
+          <w:rFonts w:ascii="Arial" w:hAnsi="Arial" w:cs="Arial"/>
+        </w:rPr>
+        <w:t>GROUP BY</w:t>
+      </w:r>
+      <w:r>
+        <w:rPr>
+          <w:rFonts w:ascii="Arial" w:hAnsi="Arial" w:cs="Arial"/>
+        </w:rPr>
+        <w:t xml:space="preserve"> </w:t>
+      </w:r>
+      <w:proofErr w:type="spellStart"/>
+      <w:r>
+        <w:rPr>
+          <w:rFonts w:ascii="Arial" w:hAnsi="Arial" w:cs="Arial"/>
+        </w:rPr>
+        <w:t>pr.idcategoria,pe.idvendedor</w:t>
+      </w:r>
+      <w:proofErr w:type="spellEnd"/>
+      <w:r>
+        <w:rPr>
+          <w:rFonts w:ascii="Arial" w:hAnsi="Arial" w:cs="Arial"/>
+        </w:rPr>
+        <w:t xml:space="preserve"> </w:t>
+      </w:r>
+      <w:proofErr w:type="spellStart"/>
+      <w:r>
+        <w:rPr>
+          <w:rFonts w:ascii="Arial" w:hAnsi="Arial" w:cs="Arial"/>
+        </w:rPr>
+        <w:t>order</w:t>
+      </w:r>
+      <w:proofErr w:type="spellEnd"/>
+      <w:r>
+        <w:rPr>
+          <w:rFonts w:ascii="Arial" w:hAnsi="Arial" w:cs="Arial"/>
+        </w:rPr>
+        <w:t xml:space="preserve"> </w:t>
+      </w:r>
+      <w:proofErr w:type="spellStart"/>
+      <w:r>
+        <w:rPr>
+          <w:rFonts w:ascii="Arial" w:hAnsi="Arial" w:cs="Arial"/>
+        </w:rPr>
+        <w:t>by</w:t>
+      </w:r>
+      <w:proofErr w:type="spellEnd"/>
+      <w:r>
+        <w:rPr>
+          <w:rFonts w:ascii="Arial" w:hAnsi="Arial" w:cs="Arial"/>
+        </w:rPr>
+        <w:t xml:space="preserve"> 1,3 </w:t>
+      </w:r>
+      <w:r>
+        <w:rPr>
+          <w:rFonts w:ascii="Arial" w:hAnsi="Arial" w:cs="Arial"/>
+        </w:rPr>
+        <w:t>DESC</w:t>
+      </w:r>
+      <w:r>
+        <w:rPr>
+          <w:rFonts w:ascii="Arial" w:hAnsi="Arial" w:cs="Arial"/>
+        </w:rPr>
+        <w:t xml:space="preserve">) todos </w:t>
+      </w:r>
+      <w:r>
+        <w:rPr>
+          <w:rFonts w:ascii="Arial" w:hAnsi="Arial" w:cs="Arial"/>
+        </w:rPr>
+        <w:t>INNER JOIN</w:t>
+      </w:r>
+      <w:r>
+        <w:rPr>
+          <w:rFonts w:ascii="Arial" w:hAnsi="Arial" w:cs="Arial"/>
+        </w:rPr>
+        <w:t xml:space="preserve"> categorias </w:t>
+      </w:r>
+      <w:proofErr w:type="spellStart"/>
+      <w:r>
+        <w:rPr>
+          <w:rFonts w:ascii="Arial" w:hAnsi="Arial" w:cs="Arial"/>
+        </w:rPr>
+        <w:t>ca</w:t>
+      </w:r>
+      <w:proofErr w:type="spellEnd"/>
+      <w:r>
+        <w:rPr>
+          <w:rFonts w:ascii="Arial" w:hAnsi="Arial" w:cs="Arial"/>
+        </w:rPr>
+        <w:t xml:space="preserve"> </w:t>
+      </w:r>
+      <w:r>
+        <w:rPr>
+          <w:rFonts w:ascii="Arial" w:hAnsi="Arial" w:cs="Arial"/>
+        </w:rPr>
+        <w:t>ON</w:t>
+      </w:r>
+      <w:r>
+        <w:rPr>
+          <w:rFonts w:ascii="Arial" w:hAnsi="Arial" w:cs="Arial"/>
+        </w:rPr>
+        <w:t xml:space="preserve"> ca.id = </w:t>
+      </w:r>
+      <w:proofErr w:type="spellStart"/>
+      <w:r>
+        <w:rPr>
+          <w:rFonts w:ascii="Arial" w:hAnsi="Arial" w:cs="Arial"/>
+        </w:rPr>
+        <w:t>todos.idcategoria</w:t>
+      </w:r>
+      <w:proofErr w:type="spellEnd"/>
+      <w:r>
+        <w:rPr>
+          <w:rFonts w:ascii="Arial" w:hAnsi="Arial" w:cs="Arial"/>
+        </w:rPr>
+        <w:t xml:space="preserve"> </w:t>
+      </w:r>
+      <w:r>
+        <w:rPr>
+          <w:rFonts w:ascii="Arial" w:hAnsi="Arial" w:cs="Arial"/>
+        </w:rPr>
+        <w:t>INNER JOIN</w:t>
+      </w:r>
+      <w:r>
+        <w:rPr>
+          <w:rFonts w:ascii="Arial" w:hAnsi="Arial" w:cs="Arial"/>
+        </w:rPr>
+        <w:t xml:space="preserve"> vendedores </w:t>
+      </w:r>
+      <w:proofErr w:type="spellStart"/>
+      <w:r>
+        <w:rPr>
+          <w:rFonts w:ascii="Arial" w:hAnsi="Arial" w:cs="Arial"/>
+        </w:rPr>
+        <w:t>ve</w:t>
+      </w:r>
+      <w:proofErr w:type="spellEnd"/>
+      <w:r>
+        <w:rPr>
+          <w:rFonts w:ascii="Arial" w:hAnsi="Arial" w:cs="Arial"/>
+        </w:rPr>
+        <w:t xml:space="preserve"> </w:t>
+      </w:r>
+      <w:r>
+        <w:rPr>
+          <w:rFonts w:ascii="Arial" w:hAnsi="Arial" w:cs="Arial"/>
+        </w:rPr>
+        <w:t>ON</w:t>
+      </w:r>
+      <w:r>
+        <w:rPr>
+          <w:rFonts w:ascii="Arial" w:hAnsi="Arial" w:cs="Arial"/>
+        </w:rPr>
+        <w:t xml:space="preserve"> ve.id = </w:t>
+      </w:r>
+      <w:proofErr w:type="spellStart"/>
+      <w:r>
+        <w:rPr>
+          <w:rFonts w:ascii="Arial" w:hAnsi="Arial" w:cs="Arial"/>
+        </w:rPr>
+        <w:t>todos.idvendedor</w:t>
+      </w:r>
+      <w:proofErr w:type="spellEnd"/>
+      <w:r>
+        <w:rPr>
+          <w:rFonts w:ascii="Arial" w:hAnsi="Arial" w:cs="Arial"/>
+        </w:rPr>
+        <w:t xml:space="preserve"> </w:t>
+      </w:r>
+      <w:r>
+        <w:rPr>
+          <w:rFonts w:ascii="Arial" w:hAnsi="Arial" w:cs="Arial"/>
+        </w:rPr>
+        <w:t>WHERE</w:t>
+      </w:r>
+      <w:r>
+        <w:rPr>
+          <w:rFonts w:ascii="Arial" w:hAnsi="Arial" w:cs="Arial"/>
+        </w:rPr>
+        <w:t xml:space="preserve"> valor = (</w:t>
+      </w:r>
+      <w:r>
+        <w:rPr>
+          <w:rFonts w:ascii="Arial" w:hAnsi="Arial" w:cs="Arial"/>
+        </w:rPr>
+        <w:t>SELECT MAX</w:t>
+      </w:r>
+      <w:r>
+        <w:rPr>
+          <w:rFonts w:ascii="Arial" w:hAnsi="Arial" w:cs="Arial"/>
+        </w:rPr>
+        <w:t xml:space="preserve">(valor) </w:t>
+      </w:r>
+      <w:r>
+        <w:rPr>
+          <w:rFonts w:ascii="Arial" w:hAnsi="Arial" w:cs="Arial"/>
+        </w:rPr>
+        <w:t>FROM</w:t>
+      </w:r>
+      <w:r>
+        <w:rPr>
+          <w:rFonts w:ascii="Arial" w:hAnsi="Arial" w:cs="Arial"/>
+        </w:rPr>
+        <w:t xml:space="preserve"> (</w:t>
+      </w:r>
+      <w:r>
+        <w:rPr>
+          <w:rFonts w:ascii="Arial" w:hAnsi="Arial" w:cs="Arial"/>
+        </w:rPr>
+        <w:t>SELECT</w:t>
+      </w:r>
+      <w:r>
+        <w:rPr>
+          <w:rFonts w:ascii="Arial" w:hAnsi="Arial" w:cs="Arial"/>
+        </w:rPr>
+        <w:t xml:space="preserve"> </w:t>
+      </w:r>
+      <w:proofErr w:type="spellStart"/>
+      <w:r>
+        <w:rPr>
+          <w:rFonts w:ascii="Arial" w:hAnsi="Arial" w:cs="Arial"/>
+        </w:rPr>
+        <w:t>pr.idcategoria,pe.idvendedor</w:t>
+      </w:r>
+      <w:proofErr w:type="spellEnd"/>
+      <w:r>
+        <w:rPr>
+          <w:rFonts w:ascii="Arial" w:hAnsi="Arial" w:cs="Arial"/>
+        </w:rPr>
+        <w:t xml:space="preserve">, </w:t>
+      </w:r>
+      <w:r>
+        <w:rPr>
+          <w:rFonts w:ascii="Arial" w:hAnsi="Arial" w:cs="Arial"/>
+        </w:rPr>
+        <w:t>SUM</w:t>
+      </w:r>
+      <w:r>
+        <w:rPr>
+          <w:rFonts w:ascii="Arial" w:hAnsi="Arial" w:cs="Arial"/>
+        </w:rPr>
+        <w:t>(</w:t>
+      </w:r>
+      <w:proofErr w:type="spellStart"/>
+      <w:r>
+        <w:rPr>
+          <w:rFonts w:ascii="Arial" w:hAnsi="Arial" w:cs="Arial"/>
+        </w:rPr>
+        <w:t>it.precounitario</w:t>
+      </w:r>
+      <w:proofErr w:type="spellEnd"/>
+      <w:r>
+        <w:rPr>
+          <w:rFonts w:ascii="Arial" w:hAnsi="Arial" w:cs="Arial"/>
+        </w:rPr>
+        <w:t xml:space="preserve"> * </w:t>
+      </w:r>
+      <w:proofErr w:type="spellStart"/>
+      <w:r>
+        <w:rPr>
+          <w:rFonts w:ascii="Arial" w:hAnsi="Arial" w:cs="Arial"/>
+        </w:rPr>
+        <w:t>it.quantidade</w:t>
+      </w:r>
+      <w:proofErr w:type="spellEnd"/>
+      <w:r>
+        <w:rPr>
+          <w:rFonts w:ascii="Arial" w:hAnsi="Arial" w:cs="Arial"/>
+        </w:rPr>
+        <w:t xml:space="preserve"> * (1 - </w:t>
+      </w:r>
+      <w:proofErr w:type="spellStart"/>
+      <w:r>
+        <w:rPr>
+          <w:rFonts w:ascii="Arial" w:hAnsi="Arial" w:cs="Arial"/>
+        </w:rPr>
+        <w:t>pe.desconto</w:t>
+      </w:r>
+      <w:proofErr w:type="spellEnd"/>
+      <w:r>
+        <w:rPr>
+          <w:rFonts w:ascii="Arial" w:hAnsi="Arial" w:cs="Arial"/>
+        </w:rPr>
+        <w:t xml:space="preserve">)) valor </w:t>
+      </w:r>
+      <w:r>
+        <w:rPr>
+          <w:rFonts w:ascii="Arial" w:hAnsi="Arial" w:cs="Arial"/>
+        </w:rPr>
+        <w:t>FROM</w:t>
+      </w:r>
+      <w:r>
+        <w:rPr>
+          <w:rFonts w:ascii="Arial" w:hAnsi="Arial" w:cs="Arial"/>
+        </w:rPr>
+        <w:t xml:space="preserve"> produtos </w:t>
+      </w:r>
+      <w:proofErr w:type="spellStart"/>
+      <w:r>
+        <w:rPr>
+          <w:rFonts w:ascii="Arial" w:hAnsi="Arial" w:cs="Arial"/>
+        </w:rPr>
+        <w:t>pr</w:t>
+      </w:r>
+      <w:proofErr w:type="spellEnd"/>
+      <w:r>
+        <w:rPr>
+          <w:rFonts w:ascii="Arial" w:hAnsi="Arial" w:cs="Arial"/>
+        </w:rPr>
+        <w:t xml:space="preserve"> </w:t>
+      </w:r>
+      <w:r>
+        <w:rPr>
+          <w:rFonts w:ascii="Arial" w:hAnsi="Arial" w:cs="Arial"/>
+        </w:rPr>
+        <w:t>INNER JOIN</w:t>
+      </w:r>
+      <w:r>
+        <w:rPr>
+          <w:rFonts w:ascii="Arial" w:hAnsi="Arial" w:cs="Arial"/>
+        </w:rPr>
+        <w:t xml:space="preserve"> itens it </w:t>
+      </w:r>
+      <w:r>
+        <w:rPr>
+          <w:rFonts w:ascii="Arial" w:hAnsi="Arial" w:cs="Arial"/>
+        </w:rPr>
+        <w:t>ON</w:t>
+      </w:r>
+      <w:r>
+        <w:rPr>
+          <w:rFonts w:ascii="Arial" w:hAnsi="Arial" w:cs="Arial"/>
+        </w:rPr>
+        <w:t xml:space="preserve"> pr.id = </w:t>
+      </w:r>
+      <w:proofErr w:type="spellStart"/>
+      <w:r>
+        <w:rPr>
+          <w:rFonts w:ascii="Arial" w:hAnsi="Arial" w:cs="Arial"/>
+        </w:rPr>
+        <w:t>it.idproduto</w:t>
+      </w:r>
+      <w:proofErr w:type="spellEnd"/>
+      <w:r>
+        <w:rPr>
+          <w:rFonts w:ascii="Arial" w:hAnsi="Arial" w:cs="Arial"/>
+        </w:rPr>
+        <w:t xml:space="preserve"> </w:t>
+      </w:r>
+      <w:r>
+        <w:rPr>
+          <w:rFonts w:ascii="Arial" w:hAnsi="Arial" w:cs="Arial"/>
+        </w:rPr>
+        <w:t>INNER JOIN</w:t>
+      </w:r>
+      <w:r>
+        <w:rPr>
+          <w:rFonts w:ascii="Arial" w:hAnsi="Arial" w:cs="Arial"/>
+        </w:rPr>
+        <w:t xml:space="preserve"> pedidos </w:t>
+      </w:r>
+      <w:proofErr w:type="spellStart"/>
+      <w:r>
+        <w:rPr>
+          <w:rFonts w:ascii="Arial" w:hAnsi="Arial" w:cs="Arial"/>
+        </w:rPr>
+        <w:t>pe</w:t>
+      </w:r>
+      <w:proofErr w:type="spellEnd"/>
+      <w:r>
+        <w:rPr>
+          <w:rFonts w:ascii="Arial" w:hAnsi="Arial" w:cs="Arial"/>
+        </w:rPr>
+        <w:t xml:space="preserve"> </w:t>
+      </w:r>
+      <w:r>
+        <w:rPr>
+          <w:rFonts w:ascii="Arial" w:hAnsi="Arial" w:cs="Arial"/>
+        </w:rPr>
+        <w:t>ON</w:t>
+      </w:r>
+      <w:r>
+        <w:rPr>
+          <w:rFonts w:ascii="Arial" w:hAnsi="Arial" w:cs="Arial"/>
+        </w:rPr>
+        <w:t xml:space="preserve"> pe.id = </w:t>
+      </w:r>
+      <w:proofErr w:type="spellStart"/>
+      <w:r>
+        <w:rPr>
+          <w:rFonts w:ascii="Arial" w:hAnsi="Arial" w:cs="Arial"/>
+        </w:rPr>
+        <w:t>it.idpedido</w:t>
+      </w:r>
+      <w:proofErr w:type="spellEnd"/>
+      <w:r>
+        <w:rPr>
+          <w:rFonts w:ascii="Arial" w:hAnsi="Arial" w:cs="Arial"/>
+        </w:rPr>
+        <w:t xml:space="preserve"> </w:t>
+      </w:r>
+      <w:r>
+        <w:rPr>
+          <w:rFonts w:ascii="Arial" w:hAnsi="Arial" w:cs="Arial"/>
+        </w:rPr>
+        <w:t>WHERE</w:t>
+      </w:r>
+      <w:r>
+        <w:rPr>
+          <w:rFonts w:ascii="Arial" w:hAnsi="Arial" w:cs="Arial"/>
+        </w:rPr>
+        <w:t xml:space="preserve"> </w:t>
+      </w:r>
+      <w:proofErr w:type="spellStart"/>
+      <w:r>
+        <w:rPr>
+          <w:rFonts w:ascii="Arial" w:hAnsi="Arial" w:cs="Arial"/>
+        </w:rPr>
+        <w:t>pe.datadopedido</w:t>
+      </w:r>
+      <w:proofErr w:type="spellEnd"/>
+      <w:r>
+        <w:rPr>
+          <w:rFonts w:ascii="Arial" w:hAnsi="Arial" w:cs="Arial"/>
+        </w:rPr>
+        <w:t xml:space="preserve"> &gt;= </w:t>
+      </w:r>
+      <w:r>
+        <w:rPr>
+          <w:rFonts w:ascii="Arial" w:hAnsi="Arial" w:cs="Arial"/>
+        </w:rPr>
+        <w:t>DATE_SUB</w:t>
+      </w:r>
+      <w:r>
+        <w:rPr>
+          <w:rFonts w:ascii="Arial" w:hAnsi="Arial" w:cs="Arial"/>
+        </w:rPr>
+        <w:t>(</w:t>
+      </w:r>
+      <w:r>
+        <w:rPr>
+          <w:rFonts w:ascii="Arial" w:hAnsi="Arial" w:cs="Arial"/>
+        </w:rPr>
+        <w:t>CURRENT_DATE</w:t>
+      </w:r>
+      <w:r>
+        <w:rPr>
+          <w:rFonts w:ascii="Arial" w:hAnsi="Arial" w:cs="Arial"/>
+        </w:rPr>
+        <w:t xml:space="preserve">(), </w:t>
+      </w:r>
+      <w:r>
+        <w:rPr>
+          <w:rFonts w:ascii="Arial" w:hAnsi="Arial" w:cs="Arial"/>
+        </w:rPr>
+        <w:t>INTERVAL</w:t>
+      </w:r>
+      <w:r>
+        <w:rPr>
+          <w:rFonts w:ascii="Arial" w:hAnsi="Arial" w:cs="Arial"/>
+        </w:rPr>
+        <w:t xml:space="preserve"> 12 </w:t>
+      </w:r>
+      <w:r>
+        <w:rPr>
+          <w:rFonts w:ascii="Arial" w:hAnsi="Arial" w:cs="Arial"/>
+        </w:rPr>
+        <w:t>MONTH</w:t>
+      </w:r>
+      <w:r>
+        <w:rPr>
+          <w:rFonts w:ascii="Arial" w:hAnsi="Arial" w:cs="Arial"/>
+        </w:rPr>
+        <w:t xml:space="preserve">)  </w:t>
+      </w:r>
+      <w:r>
+        <w:rPr>
+          <w:rFonts w:ascii="Arial" w:hAnsi="Arial" w:cs="Arial"/>
+        </w:rPr>
+        <w:t>GROUP BY</w:t>
+      </w:r>
+      <w:r>
+        <w:rPr>
+          <w:rFonts w:ascii="Arial" w:hAnsi="Arial" w:cs="Arial"/>
+        </w:rPr>
+        <w:t xml:space="preserve"> </w:t>
+      </w:r>
+      <w:proofErr w:type="spellStart"/>
+      <w:r>
+        <w:rPr>
+          <w:rFonts w:ascii="Arial" w:hAnsi="Arial" w:cs="Arial"/>
+        </w:rPr>
+        <w:t>pr.idcategoria,pe.idvendedor</w:t>
+      </w:r>
+      <w:proofErr w:type="spellEnd"/>
+      <w:r>
+        <w:rPr>
+          <w:rFonts w:ascii="Arial" w:hAnsi="Arial" w:cs="Arial"/>
+        </w:rPr>
+        <w:t xml:space="preserve"> </w:t>
+      </w:r>
+      <w:r>
+        <w:rPr>
+          <w:rFonts w:ascii="Arial" w:hAnsi="Arial" w:cs="Arial"/>
+        </w:rPr>
+        <w:t>ORDER BY</w:t>
+      </w:r>
+      <w:r>
+        <w:rPr>
+          <w:rFonts w:ascii="Arial" w:hAnsi="Arial" w:cs="Arial"/>
+        </w:rPr>
+        <w:t xml:space="preserve"> 1,3 </w:t>
+      </w:r>
+      <w:r>
+        <w:rPr>
+          <w:rFonts w:ascii="Arial" w:hAnsi="Arial" w:cs="Arial"/>
+        </w:rPr>
+        <w:t>DESC</w:t>
+      </w:r>
+      <w:r>
+        <w:rPr>
+          <w:rFonts w:ascii="Arial" w:hAnsi="Arial" w:cs="Arial"/>
+        </w:rPr>
+        <w:t xml:space="preserve">) </w:t>
+      </w:r>
+      <w:proofErr w:type="spellStart"/>
+      <w:r>
+        <w:rPr>
+          <w:rFonts w:ascii="Arial" w:hAnsi="Arial" w:cs="Arial"/>
+        </w:rPr>
+        <w:t>td</w:t>
+      </w:r>
+      <w:proofErr w:type="spellEnd"/>
+      <w:r>
+        <w:rPr>
+          <w:rFonts w:ascii="Arial" w:hAnsi="Arial" w:cs="Arial"/>
+        </w:rPr>
+        <w:t xml:space="preserve"> </w:t>
+      </w:r>
+      <w:r>
+        <w:rPr>
+          <w:rFonts w:ascii="Arial" w:hAnsi="Arial" w:cs="Arial"/>
+        </w:rPr>
+        <w:t>WHERE</w:t>
+      </w:r>
+      <w:r>
+        <w:rPr>
+          <w:rFonts w:ascii="Arial" w:hAnsi="Arial" w:cs="Arial"/>
+        </w:rPr>
+        <w:t xml:space="preserve"> </w:t>
+      </w:r>
+      <w:proofErr w:type="spellStart"/>
+      <w:r>
+        <w:rPr>
+          <w:rFonts w:ascii="Arial" w:hAnsi="Arial" w:cs="Arial"/>
+        </w:rPr>
+        <w:t>idcategoria</w:t>
+      </w:r>
+      <w:proofErr w:type="spellEnd"/>
+      <w:r>
+        <w:rPr>
+          <w:rFonts w:ascii="Arial" w:hAnsi="Arial" w:cs="Arial"/>
+        </w:rPr>
+        <w:t xml:space="preserve"> = </w:t>
+      </w:r>
+      <w:proofErr w:type="spellStart"/>
+      <w:r>
+        <w:rPr>
+          <w:rFonts w:ascii="Arial" w:hAnsi="Arial" w:cs="Arial"/>
+        </w:rPr>
+        <w:t>todos.idcategoria</w:t>
+      </w:r>
+      <w:proofErr w:type="spellEnd"/>
+      <w:r>
+        <w:rPr>
+          <w:rFonts w:ascii="Arial" w:hAnsi="Arial" w:cs="Arial"/>
+        </w:rPr>
+        <w:t xml:space="preserve"> </w:t>
+      </w:r>
+      <w:r>
+        <w:rPr>
+          <w:rFonts w:ascii="Arial" w:hAnsi="Arial" w:cs="Arial"/>
+        </w:rPr>
+        <w:t>GROUP BY</w:t>
+      </w:r>
+      <w:r>
+        <w:rPr>
+          <w:rFonts w:ascii="Arial" w:hAnsi="Arial" w:cs="Arial"/>
+        </w:rPr>
+        <w:t xml:space="preserve"> </w:t>
+      </w:r>
+      <w:proofErr w:type="spellStart"/>
+      <w:r>
+        <w:rPr>
+          <w:rFonts w:ascii="Arial" w:hAnsi="Arial" w:cs="Arial"/>
+        </w:rPr>
+        <w:t>idcategoria</w:t>
+      </w:r>
+      <w:proofErr w:type="spellEnd"/>
+      <w:r>
+        <w:rPr>
+          <w:rFonts w:ascii="Arial" w:hAnsi="Arial" w:cs="Arial"/>
+        </w:rPr>
+        <w:t>)</w:t>
+      </w:r>
+      <w:r>
+        <w:rPr>
+          <w:rFonts w:ascii="Arial" w:hAnsi="Arial" w:cs="Arial"/>
+        </w:rPr>
+        <w:t>;</w:t>
+      </w:r>
+    </w:p>
+    <w:p>
+      <w:pPr>
+        <w:pStyle w:val="PargrafodaLista"/>
+        <w:numPr>
+          <w:ilvl w:val="0"/>
+          <w:numId w:val="2"/>
+        </w:numPr>
+        <w:jc w:val="both"/>
+        <w:rPr>
+          <w:rFonts w:ascii="Arial" w:hAnsi="Arial" w:cs="Arial"/>
+        </w:rPr>
+      </w:pPr>
+      <w:r>
+        <w:rPr>
+          <w:rFonts w:ascii="Arial" w:hAnsi="Arial" w:cs="Arial"/>
+        </w:rPr>
+        <w:t xml:space="preserve">Quais itens foram incluídos em pedidos onde o frete foi superior a R$50 e a data do pedido foi </w:t>
+      </w:r>
+      <w:r>
+        <w:rPr>
+          <w:rFonts w:ascii="Arial" w:hAnsi="Arial" w:cs="Arial"/>
+        </w:rPr>
+        <w:t xml:space="preserve">entre </w:t>
+      </w:r>
+      <w:r>
+        <w:rPr>
+          <w:rFonts w:ascii="Arial" w:hAnsi="Arial" w:cs="Arial"/>
+        </w:rPr>
+        <w:t>'202</w:t>
+      </w:r>
+      <w:r>
+        <w:rPr>
+          <w:rFonts w:ascii="Arial" w:hAnsi="Arial" w:cs="Arial"/>
+        </w:rPr>
+        <w:t>0</w:t>
+      </w:r>
+      <w:r>
+        <w:rPr>
+          <w:rFonts w:ascii="Arial" w:hAnsi="Arial" w:cs="Arial"/>
+        </w:rPr>
+        <w:t>-01-15'</w:t>
+      </w:r>
+      <w:r>
+        <w:rPr>
+          <w:rFonts w:ascii="Arial" w:hAnsi="Arial" w:cs="Arial"/>
+        </w:rPr>
+        <w:t xml:space="preserve"> e </w:t>
+      </w:r>
+      <w:r>
+        <w:rPr>
+          <w:rFonts w:ascii="Arial" w:hAnsi="Arial" w:cs="Arial"/>
+        </w:rPr>
+        <w:t>'</w:t>
+      </w:r>
+      <w:r>
+        <w:rPr>
+          <w:rFonts w:ascii="Arial" w:hAnsi="Arial" w:cs="Arial"/>
+        </w:rPr>
+        <w:t>2020-07-23</w:t>
+      </w:r>
+      <w:r>
+        <w:rPr>
+          <w:rFonts w:ascii="Arial" w:hAnsi="Arial" w:cs="Arial"/>
+        </w:rPr>
+        <w:t>'</w:t>
+      </w:r>
+    </w:p>
+    <w:p>
+      <w:pPr>
+        <w:pStyle w:val="PargrafodaLista"/>
+        <w:jc w:val="both"/>
+      </w:pPr>
+      <w:r>
+        <w:rPr>
+          <w:rFonts w:ascii="Arial" w:hAnsi="Arial" w:cs="Arial"/>
+        </w:rPr>
+        <w:t>CREATE VIEW</w:t>
+      </w:r>
+      <w:r>
+        <w:rPr>
+          <w:rFonts w:ascii="Arial" w:hAnsi="Arial" w:cs="Arial"/>
+        </w:rPr>
+        <w:t xml:space="preserve"> valorpedi</w:t>
+      </w:r>
+      <w:proofErr w:type="spellStart"/>
+      <w:r>
+        <w:rPr>
+          <w:rFonts w:ascii="Arial" w:hAnsi="Arial" w:cs="Arial"/>
+        </w:rPr>
+        <w:t>do</w:t>
+      </w:r>
+      <w:proofErr w:type="spellEnd"/>
+      <w:r>
+        <w:rPr>
+          <w:rFonts w:ascii="Arial" w:hAnsi="Arial" w:cs="Arial"/>
+        </w:rPr>
+        <w:t xml:space="preserve"> </w:t>
+      </w:r>
+      <w:r>
+        <w:rPr>
+          <w:rFonts w:ascii="Arial" w:hAnsi="Arial" w:cs="Arial"/>
+        </w:rPr>
+        <w:t>AS</w:t>
+      </w:r>
+      <w:r>
+        <w:rPr>
+          <w:rFonts w:ascii="Arial" w:hAnsi="Arial" w:cs="Arial"/>
+        </w:rPr>
+        <w:t xml:space="preserve"> </w:t>
+      </w:r>
+      <w:r>
+        <w:rPr>
+          <w:rFonts w:ascii="Arial" w:hAnsi="Arial" w:cs="Arial"/>
+        </w:rPr>
+        <w:t>SELECT pe</w:t>
+      </w:r>
+      <w:proofErr w:type="spellStart"/>
+      <w:r>
+        <w:rPr>
+          <w:rFonts w:ascii="Arial" w:hAnsi="Arial" w:cs="Arial"/>
+        </w:rPr>
+        <w:t>.id,SUM</w:t>
+      </w:r>
+      <w:proofErr w:type="spellEnd"/>
+      <w:r>
+        <w:rPr>
+          <w:rFonts w:ascii="Arial" w:hAnsi="Arial" w:cs="Arial"/>
+        </w:rPr>
+        <w:t>(</w:t>
+      </w:r>
+      <w:proofErr w:type="spellStart"/>
+      <w:r>
+        <w:rPr>
+          <w:rFonts w:ascii="Arial" w:hAnsi="Arial" w:cs="Arial"/>
+        </w:rPr>
+        <w:t>it.precounitario</w:t>
+      </w:r>
+      <w:proofErr w:type="spellEnd"/>
+      <w:r>
+        <w:rPr>
+          <w:rFonts w:ascii="Arial" w:hAnsi="Arial" w:cs="Arial"/>
+        </w:rPr>
+        <w:t>*</w:t>
+      </w:r>
+      <w:proofErr w:type="spellStart"/>
+      <w:r>
+        <w:rPr>
+          <w:rFonts w:ascii="Arial" w:hAnsi="Arial" w:cs="Arial"/>
+        </w:rPr>
+        <w:t>it.quantidade</w:t>
+      </w:r>
+      <w:proofErr w:type="spellEnd"/>
+      <w:r>
+        <w:rPr>
+          <w:rFonts w:ascii="Arial" w:hAnsi="Arial" w:cs="Arial"/>
+        </w:rPr>
+        <w:t xml:space="preserve"> * (1 - </w:t>
+      </w:r>
+      <w:proofErr w:type="spellStart"/>
+      <w:r>
+        <w:rPr>
+          <w:rFonts w:ascii="Arial" w:hAnsi="Arial" w:cs="Arial"/>
+        </w:rPr>
+        <w:t>pe.desconto</w:t>
+      </w:r>
+      <w:proofErr w:type="spellEnd"/>
+      <w:r>
+        <w:rPr>
+          <w:rFonts w:ascii="Arial" w:hAnsi="Arial" w:cs="Arial"/>
+        </w:rPr>
+        <w:t xml:space="preserve">)) AS </w:t>
+      </w:r>
+      <w:proofErr w:type="spellStart"/>
+      <w:r>
+        <w:rPr>
+          <w:rFonts w:ascii="Arial" w:hAnsi="Arial" w:cs="Arial"/>
+        </w:rPr>
+        <w:t>valorpedido</w:t>
+      </w:r>
+      <w:proofErr w:type="spellEnd"/>
+      <w:r>
+        <w:rPr>
+          <w:rFonts w:ascii="Arial" w:hAnsi="Arial" w:cs="Arial"/>
+        </w:rPr>
+        <w:t xml:space="preserve"> FROM pedidos </w:t>
+      </w:r>
+      <w:proofErr w:type="spellStart"/>
+      <w:r>
+        <w:rPr>
+          <w:rFonts w:ascii="Arial" w:hAnsi="Arial" w:cs="Arial"/>
+        </w:rPr>
+        <w:t>pe</w:t>
+      </w:r>
+      <w:proofErr w:type="spellEnd"/>
+      <w:r>
+        <w:rPr>
+          <w:rFonts w:ascii="Arial" w:hAnsi="Arial" w:cs="Arial"/>
+        </w:rPr>
+        <w:t xml:space="preserve"> INNER JOIN itens it ON pe.id = </w:t>
+      </w:r>
+      <w:proofErr w:type="spellStart"/>
+      <w:r>
+        <w:rPr>
+          <w:rFonts w:ascii="Arial" w:hAnsi="Arial" w:cs="Arial"/>
+        </w:rPr>
+        <w:t>it.idpedido</w:t>
+      </w:r>
+      <w:proofErr w:type="spellEnd"/>
+      <w:r>
+        <w:rPr>
+          <w:rFonts w:ascii="Arial" w:hAnsi="Arial" w:cs="Arial"/>
+        </w:rPr>
+        <w:t xml:space="preserve"> GROUP BY pe.id</w:t>
+      </w:r>
+      <w:r>
+        <w:rPr>
+          <w:rFonts w:ascii="Arial" w:hAnsi="Arial" w:cs="Arial"/>
+        </w:rPr>
+        <w:t>;</w:t>
+      </w:r>
+      <w:r>
+        <w:t xml:space="preserve"> </w:t>
+      </w:r>
+    </w:p>
+    <w:p>
+      <w:pPr>
+        <w:pStyle w:val="PargrafodaLista"/>
+        <w:jc w:val="both"/>
+        <w:rPr>
+          <w:rFonts w:ascii="Arial" w:hAnsi="Arial" w:cs="Arial"/>
+          <w:lang w:val="en-US"/>
+        </w:rPr>
+      </w:pPr>
+      <w:r>
+        <w:rPr>
+          <w:rFonts w:ascii="Arial" w:hAnsi="Arial" w:cs="Arial"/>
+          <w:lang w:val="en-US"/>
+        </w:rPr>
+        <w:t xml:space="preserve">SELECT DISTINCT </w:t>
+      </w:r>
+      <w:proofErr w:type="spellStart"/>
+      <w:r>
+        <w:rPr>
+          <w:rFonts w:ascii="Arial" w:hAnsi="Arial" w:cs="Arial"/>
+          <w:lang w:val="en-US"/>
+        </w:rPr>
+        <w:t>pr.produto</w:t>
+      </w:r>
+      <w:proofErr w:type="spellEnd"/>
+      <w:r>
+        <w:rPr>
+          <w:rFonts w:ascii="Arial" w:hAnsi="Arial" w:cs="Arial"/>
+          <w:lang w:val="en-US"/>
+        </w:rPr>
+        <w:t xml:space="preserve"> </w:t>
+      </w:r>
+      <w:r>
+        <w:rPr>
+          <w:rFonts w:ascii="Arial" w:hAnsi="Arial" w:cs="Arial"/>
+          <w:lang w:val="en-US"/>
+        </w:rPr>
+        <w:t xml:space="preserve">FROM </w:t>
+      </w:r>
+      <w:proofErr w:type="spellStart"/>
+      <w:r>
+        <w:rPr>
+          <w:rFonts w:ascii="Arial" w:hAnsi="Arial" w:cs="Arial"/>
+          <w:lang w:val="en-US"/>
+        </w:rPr>
+        <w:t>pedidos</w:t>
+      </w:r>
+      <w:proofErr w:type="spellEnd"/>
+      <w:r>
+        <w:rPr>
+          <w:rFonts w:ascii="Arial" w:hAnsi="Arial" w:cs="Arial"/>
+          <w:lang w:val="en-US"/>
+        </w:rPr>
+        <w:t xml:space="preserve"> pe</w:t>
+      </w:r>
+      <w:r>
+        <w:rPr>
+          <w:rFonts w:ascii="Arial" w:hAnsi="Arial" w:cs="Arial"/>
+          <w:lang w:val="en-US"/>
+        </w:rPr>
+        <w:t xml:space="preserve"> </w:t>
+      </w:r>
+      <w:r>
+        <w:rPr>
+          <w:rFonts w:ascii="Arial" w:hAnsi="Arial" w:cs="Arial"/>
+          <w:lang w:val="en-US"/>
+        </w:rPr>
+        <w:t xml:space="preserve">INNER JOIN </w:t>
+      </w:r>
+      <w:proofErr w:type="spellStart"/>
+      <w:r>
+        <w:rPr>
+          <w:rFonts w:ascii="Arial" w:hAnsi="Arial" w:cs="Arial"/>
+          <w:lang w:val="en-US"/>
+        </w:rPr>
+        <w:t>valorpedido</w:t>
+      </w:r>
+      <w:proofErr w:type="spellEnd"/>
+      <w:r>
+        <w:rPr>
+          <w:rFonts w:ascii="Arial" w:hAnsi="Arial" w:cs="Arial"/>
+          <w:lang w:val="en-US"/>
+        </w:rPr>
+        <w:t xml:space="preserve"> </w:t>
+      </w:r>
+      <w:proofErr w:type="spellStart"/>
+      <w:r>
+        <w:rPr>
+          <w:rFonts w:ascii="Arial" w:hAnsi="Arial" w:cs="Arial"/>
+          <w:lang w:val="en-US"/>
+        </w:rPr>
+        <w:t>vl</w:t>
+      </w:r>
+      <w:proofErr w:type="spellEnd"/>
+      <w:r>
+        <w:rPr>
+          <w:rFonts w:ascii="Arial" w:hAnsi="Arial" w:cs="Arial"/>
+          <w:lang w:val="en-US"/>
+        </w:rPr>
+        <w:t xml:space="preserve"> on vl.id = pe.id</w:t>
+      </w:r>
+      <w:r>
+        <w:rPr>
+          <w:rFonts w:ascii="Arial" w:hAnsi="Arial" w:cs="Arial"/>
+          <w:lang w:val="en-US"/>
+        </w:rPr>
+        <w:t xml:space="preserve"> </w:t>
+      </w:r>
+      <w:r>
+        <w:rPr>
+          <w:rFonts w:ascii="Arial" w:hAnsi="Arial" w:cs="Arial"/>
+          <w:lang w:val="en-US"/>
+        </w:rPr>
+        <w:t xml:space="preserve">INNER JOIN </w:t>
+      </w:r>
+      <w:proofErr w:type="spellStart"/>
+      <w:r>
+        <w:rPr>
+          <w:rFonts w:ascii="Arial" w:hAnsi="Arial" w:cs="Arial"/>
+          <w:lang w:val="en-US"/>
+        </w:rPr>
+        <w:t>itens</w:t>
+      </w:r>
+      <w:proofErr w:type="spellEnd"/>
+      <w:r>
+        <w:rPr>
+          <w:rFonts w:ascii="Arial" w:hAnsi="Arial" w:cs="Arial"/>
+          <w:lang w:val="en-US"/>
+        </w:rPr>
+        <w:t xml:space="preserve"> it on pe.id = </w:t>
+      </w:r>
+      <w:proofErr w:type="spellStart"/>
+      <w:r>
+        <w:rPr>
+          <w:rFonts w:ascii="Arial" w:hAnsi="Arial" w:cs="Arial"/>
+          <w:lang w:val="en-US"/>
+        </w:rPr>
+        <w:t>it.idpedido</w:t>
+      </w:r>
+      <w:proofErr w:type="spellEnd"/>
+      <w:r>
+        <w:rPr>
+          <w:rFonts w:ascii="Arial" w:hAnsi="Arial" w:cs="Arial"/>
+          <w:lang w:val="en-US"/>
+        </w:rPr>
+        <w:t xml:space="preserve"> </w:t>
+      </w:r>
+      <w:r>
+        <w:rPr>
+          <w:rFonts w:ascii="Arial" w:hAnsi="Arial" w:cs="Arial"/>
+          <w:lang w:val="en-US"/>
+        </w:rPr>
+        <w:t xml:space="preserve">INNER JOIN </w:t>
+      </w:r>
+      <w:proofErr w:type="spellStart"/>
+      <w:r>
+        <w:rPr>
+          <w:rFonts w:ascii="Arial" w:hAnsi="Arial" w:cs="Arial"/>
+          <w:lang w:val="en-US"/>
+        </w:rPr>
+        <w:t>produtos</w:t>
+      </w:r>
+      <w:proofErr w:type="spellEnd"/>
+      <w:r>
+        <w:rPr>
+          <w:rFonts w:ascii="Arial" w:hAnsi="Arial" w:cs="Arial"/>
+          <w:lang w:val="en-US"/>
+        </w:rPr>
+        <w:t xml:space="preserve"> pr on pr.id = </w:t>
+      </w:r>
+      <w:proofErr w:type="spellStart"/>
+      <w:r>
+        <w:rPr>
+          <w:rFonts w:ascii="Arial" w:hAnsi="Arial" w:cs="Arial"/>
+          <w:lang w:val="en-US"/>
+        </w:rPr>
+        <w:t>it.idproduto</w:t>
+      </w:r>
+      <w:proofErr w:type="spellEnd"/>
+      <w:r>
+        <w:rPr>
+          <w:rFonts w:ascii="Arial" w:hAnsi="Arial" w:cs="Arial"/>
+          <w:lang w:val="en-US"/>
+        </w:rPr>
+        <w:t xml:space="preserve"> </w:t>
+      </w:r>
+      <w:r>
+        <w:rPr>
+          <w:rFonts w:ascii="Arial" w:hAnsi="Arial" w:cs="Arial"/>
+          <w:lang w:val="en-US"/>
+        </w:rPr>
+        <w:t xml:space="preserve"> </w:t>
+      </w:r>
+      <w:r>
+        <w:rPr>
+          <w:rFonts w:ascii="Arial" w:hAnsi="Arial" w:cs="Arial"/>
+          <w:lang w:val="en-US"/>
+        </w:rPr>
+        <w:t xml:space="preserve">where </w:t>
+      </w:r>
+      <w:proofErr w:type="spellStart"/>
+      <w:r>
+        <w:rPr>
+          <w:rFonts w:ascii="Arial" w:hAnsi="Arial" w:cs="Arial"/>
+          <w:lang w:val="en-US"/>
+        </w:rPr>
+        <w:t>pe.frete</w:t>
+      </w:r>
+      <w:proofErr w:type="spellEnd"/>
+      <w:r>
+        <w:rPr>
+          <w:rFonts w:ascii="Arial" w:hAnsi="Arial" w:cs="Arial"/>
+          <w:lang w:val="en-US"/>
+        </w:rPr>
+        <w:t xml:space="preserve"> * </w:t>
+      </w:r>
+      <w:proofErr w:type="spellStart"/>
+      <w:r>
+        <w:rPr>
+          <w:rFonts w:ascii="Arial" w:hAnsi="Arial" w:cs="Arial"/>
+          <w:lang w:val="en-US"/>
+        </w:rPr>
+        <w:t>vl.valorpedido</w:t>
+      </w:r>
+      <w:proofErr w:type="spellEnd"/>
+      <w:r>
+        <w:rPr>
+          <w:rFonts w:ascii="Arial" w:hAnsi="Arial" w:cs="Arial"/>
+          <w:lang w:val="en-US"/>
+        </w:rPr>
+        <w:t xml:space="preserve"> &gt; 50</w:t>
+      </w:r>
+      <w:r>
+        <w:rPr>
+          <w:rFonts w:ascii="Arial" w:hAnsi="Arial" w:cs="Arial"/>
+          <w:lang w:val="en-US"/>
+        </w:rPr>
+        <w:t xml:space="preserve"> </w:t>
+      </w:r>
+      <w:r>
+        <w:rPr>
+          <w:rFonts w:ascii="Arial" w:hAnsi="Arial" w:cs="Arial"/>
+          <w:lang w:val="en-US"/>
+        </w:rPr>
+        <w:t xml:space="preserve">and </w:t>
+      </w:r>
+      <w:proofErr w:type="spellStart"/>
+      <w:r>
+        <w:rPr>
+          <w:rFonts w:ascii="Arial" w:hAnsi="Arial" w:cs="Arial"/>
+          <w:lang w:val="en-US"/>
+        </w:rPr>
+        <w:t>pe.datadopedido</w:t>
+      </w:r>
+      <w:proofErr w:type="spellEnd"/>
+      <w:r>
+        <w:rPr>
+          <w:rFonts w:ascii="Arial" w:hAnsi="Arial" w:cs="Arial"/>
+          <w:lang w:val="en-US"/>
+        </w:rPr>
+        <w:t xml:space="preserve"> between '2020-01-15' AND '2020-07-23'</w:t>
+      </w:r>
+      <w:r>
+        <w:rPr>
+          <w:rFonts w:ascii="Arial" w:hAnsi="Arial" w:cs="Arial"/>
+          <w:lang w:val="en-US"/>
+        </w:rPr>
+        <w:t xml:space="preserve"> </w:t>
+      </w:r>
+      <w:r>
+        <w:rPr>
+          <w:rFonts w:ascii="Arial" w:hAnsi="Arial" w:cs="Arial"/>
+          <w:lang w:val="en-US"/>
+        </w:rPr>
+        <w:t>ORDER BY 1</w:t>
+      </w:r>
+      <w:r>
+        <w:rPr>
+          <w:rFonts w:ascii="Arial" w:hAnsi="Arial" w:cs="Arial"/>
+          <w:lang w:val="en-US"/>
+        </w:rPr>
+        <w:t>;</w:t>
+      </w:r>
+    </w:p>
+    <w:p>
+      <w:pPr>
+        <w:pStyle w:val="PargrafodaLista"/>
+        <w:jc w:val="both"/>
+        <w:rPr>
+          <w:rFonts w:ascii="Arial" w:hAnsi="Arial" w:cs="Arial"/>
+          <w:lang w:val="en-US"/>
+        </w:rPr>
       </w:pPr>
     </w:p>
     <w:sectPr>
@@ -10972,7 +11497,6 @@
   <w:style w:type="character" w:default="1" w:styleId="Fontepargpadro">
     <w:name w:val="Default Paragraph Font"/>
     <w:uiPriority w:val="1"/>
-    <w:semiHidden/>
     <w:unhideWhenUsed/>
   </w:style>
   <w:style w:type="table" w:default="1" w:styleId="Tabelanormal">

--- a/Lista/Soluções/Lista 01.docx
+++ b/Lista/Soluções/Lista 01.docx
@@ -71,49 +71,15 @@
           <w:rFonts w:ascii="Arial" w:hAnsi="Arial" w:cs="Arial"/>
           <w:lang w:val="en-US"/>
         </w:rPr>
-        <w:t xml:space="preserve">SELECT </w:t>
-      </w:r>
-      <w:proofErr w:type="spellStart"/>
-      <w:r>
-        <w:rPr>
-          <w:rFonts w:ascii="Arial" w:hAnsi="Arial" w:cs="Arial"/>
-          <w:lang w:val="en-US"/>
-        </w:rPr>
-        <w:t>nome</w:t>
-      </w:r>
-      <w:proofErr w:type="spellEnd"/>
-      <w:r>
-        <w:rPr>
-          <w:rFonts w:ascii="Arial" w:hAnsi="Arial" w:cs="Arial"/>
-          <w:lang w:val="en-US"/>
-        </w:rPr>
-        <w:t xml:space="preserve"> FROM </w:t>
-      </w:r>
-      <w:proofErr w:type="spellStart"/>
-      <w:r>
-        <w:rPr>
-          <w:rFonts w:ascii="Arial" w:hAnsi="Arial" w:cs="Arial"/>
-          <w:lang w:val="en-US"/>
-        </w:rPr>
-        <w:t>clientes</w:t>
-      </w:r>
-      <w:proofErr w:type="spellEnd"/>
-      <w:r>
-        <w:rPr>
-          <w:rFonts w:ascii="Arial" w:hAnsi="Arial" w:cs="Arial"/>
-          <w:lang w:val="en-US"/>
-        </w:rPr>
-        <w:t xml:space="preserve"> order by </w:t>
-      </w:r>
-      <w:proofErr w:type="spellStart"/>
-      <w:r>
-        <w:rPr>
-          <w:rFonts w:ascii="Arial" w:hAnsi="Arial" w:cs="Arial"/>
-          <w:lang w:val="en-US"/>
-        </w:rPr>
-        <w:t>nome</w:t>
-      </w:r>
-      <w:proofErr w:type="spellEnd"/>
+        <w:t>SELECT nome FROM clientes</w:t>
+      </w:r>
+      <w:r>
+        <w:rPr>
+          <w:rFonts w:ascii="Arial" w:hAnsi="Arial" w:cs="Arial"/>
+          <w:lang w:val="en-US"/>
+        </w:rPr>
+        <w:t xml:space="preserve"> order by nome</w:t>
+      </w:r>
       <w:r>
         <w:rPr>
           <w:rFonts w:ascii="Arial" w:hAnsi="Arial" w:cs="Arial"/>
@@ -162,39 +128,7 @@
           <w:rFonts w:ascii="Arial" w:hAnsi="Arial" w:cs="Arial"/>
           <w:lang w:val="en-US"/>
         </w:rPr>
-        <w:t xml:space="preserve">SELECT </w:t>
-      </w:r>
-      <w:proofErr w:type="spellStart"/>
-      <w:r>
-        <w:rPr>
-          <w:rFonts w:ascii="Arial" w:hAnsi="Arial" w:cs="Arial"/>
-          <w:lang w:val="en-US"/>
-        </w:rPr>
-        <w:t>nome</w:t>
-      </w:r>
-      <w:proofErr w:type="spellEnd"/>
-      <w:r>
-        <w:rPr>
-          <w:rFonts w:ascii="Arial" w:hAnsi="Arial" w:cs="Arial"/>
-          <w:lang w:val="en-US"/>
-        </w:rPr>
-        <w:t xml:space="preserve">, email FROM </w:t>
-      </w:r>
-      <w:proofErr w:type="spellStart"/>
-      <w:r>
-        <w:rPr>
-          <w:rFonts w:ascii="Arial" w:hAnsi="Arial" w:cs="Arial"/>
-          <w:lang w:val="en-US"/>
-        </w:rPr>
-        <w:t>clientes</w:t>
-      </w:r>
-      <w:proofErr w:type="spellEnd"/>
-      <w:r>
-        <w:rPr>
-          <w:rFonts w:ascii="Arial" w:hAnsi="Arial" w:cs="Arial"/>
-          <w:lang w:val="en-US"/>
-        </w:rPr>
-        <w:t xml:space="preserve"> WHERE </w:t>
+        <w:t xml:space="preserve">SELECT nome, email FROM clientes WHERE </w:t>
       </w:r>
       <w:r>
         <w:rPr>
@@ -203,7 +137,6 @@
         </w:rPr>
         <w:t>upper(</w:t>
       </w:r>
-      <w:proofErr w:type="spellStart"/>
       <w:r>
         <w:rPr>
           <w:rFonts w:ascii="Arial" w:hAnsi="Arial" w:cs="Arial"/>
@@ -211,7 +144,6 @@
         </w:rPr>
         <w:t>estado</w:t>
       </w:r>
-      <w:proofErr w:type="spellEnd"/>
       <w:r>
         <w:rPr>
           <w:rFonts w:ascii="Arial" w:hAnsi="Arial" w:cs="Arial"/>
@@ -233,7 +165,6 @@
         </w:rPr>
         <w:t>upper(</w:t>
       </w:r>
-      <w:proofErr w:type="spellStart"/>
       <w:r>
         <w:rPr>
           <w:rFonts w:ascii="Arial" w:hAnsi="Arial" w:cs="Arial"/>
@@ -241,7 +172,6 @@
         </w:rPr>
         <w:t>pais</w:t>
       </w:r>
-      <w:proofErr w:type="spellEnd"/>
       <w:r>
         <w:rPr>
           <w:rFonts w:ascii="Arial" w:hAnsi="Arial" w:cs="Arial"/>
@@ -304,15 +234,7 @@
           <w:rFonts w:ascii="Arial" w:hAnsi="Arial" w:cs="Arial"/>
           <w:lang w:val="en-US"/>
         </w:rPr>
-        <w:t xml:space="preserve">SELECT DISTINCT </w:t>
-      </w:r>
-      <w:proofErr w:type="spellStart"/>
-      <w:r>
-        <w:rPr>
-          <w:rFonts w:ascii="Arial" w:hAnsi="Arial" w:cs="Arial"/>
-          <w:lang w:val="en-US"/>
-        </w:rPr>
-        <w:t>profiss</w:t>
+        <w:t>SELECT DISTINCT profiss</w:t>
       </w:r>
       <w:r>
         <w:rPr>
@@ -326,15 +248,7 @@
           <w:rFonts w:ascii="Arial" w:hAnsi="Arial" w:cs="Arial"/>
           <w:lang w:val="en-US"/>
         </w:rPr>
-        <w:t>o</w:t>
-      </w:r>
-      <w:proofErr w:type="spellEnd"/>
-      <w:r>
-        <w:rPr>
-          <w:rFonts w:ascii="Arial" w:hAnsi="Arial" w:cs="Arial"/>
-          <w:lang w:val="en-US"/>
-        </w:rPr>
-        <w:t xml:space="preserve"> FROM </w:t>
+        <w:t xml:space="preserve">o FROM </w:t>
       </w:r>
       <w:r>
         <w:rPr>
@@ -370,14 +284,12 @@
         </w:rPr>
         <w:t>Quais clientes têm "</w:t>
       </w:r>
-      <w:proofErr w:type="spellStart"/>
       <w:r>
         <w:rPr>
           <w:rFonts w:ascii="Arial" w:hAnsi="Arial" w:cs="Arial"/>
         </w:rPr>
         <w:t>actor</w:t>
       </w:r>
-      <w:proofErr w:type="spellEnd"/>
       <w:r>
         <w:rPr>
           <w:rFonts w:ascii="Arial" w:hAnsi="Arial" w:cs="Arial"/>
@@ -399,71 +311,7 @@
           <w:rFonts w:ascii="Arial" w:hAnsi="Arial" w:cs="Arial"/>
           <w:lang w:val="en-US"/>
         </w:rPr>
-        <w:t xml:space="preserve">SELECT </w:t>
-      </w:r>
-      <w:proofErr w:type="spellStart"/>
-      <w:r>
-        <w:rPr>
-          <w:rFonts w:ascii="Arial" w:hAnsi="Arial" w:cs="Arial"/>
-          <w:lang w:val="en-US"/>
-        </w:rPr>
-        <w:t>nome</w:t>
-      </w:r>
-      <w:proofErr w:type="spellEnd"/>
-      <w:r>
-        <w:rPr>
-          <w:rFonts w:ascii="Arial" w:hAnsi="Arial" w:cs="Arial"/>
-          <w:lang w:val="en-US"/>
-        </w:rPr>
-        <w:t xml:space="preserve">, </w:t>
-      </w:r>
-      <w:proofErr w:type="spellStart"/>
-      <w:r>
-        <w:rPr>
-          <w:rFonts w:ascii="Arial" w:hAnsi="Arial" w:cs="Arial"/>
-          <w:lang w:val="en-US"/>
-        </w:rPr>
-        <w:t>profissao</w:t>
-      </w:r>
-      <w:proofErr w:type="spellEnd"/>
-      <w:r>
-        <w:rPr>
-          <w:rFonts w:ascii="Arial" w:hAnsi="Arial" w:cs="Arial"/>
-          <w:lang w:val="en-US"/>
-        </w:rPr>
-        <w:t xml:space="preserve"> FROM </w:t>
-      </w:r>
-      <w:proofErr w:type="spellStart"/>
-      <w:r>
-        <w:rPr>
-          <w:rFonts w:ascii="Arial" w:hAnsi="Arial" w:cs="Arial"/>
-          <w:lang w:val="en-US"/>
-        </w:rPr>
-        <w:t>clientes</w:t>
-      </w:r>
-      <w:proofErr w:type="spellEnd"/>
-      <w:r>
-        <w:rPr>
-          <w:rFonts w:ascii="Arial" w:hAnsi="Arial" w:cs="Arial"/>
-          <w:lang w:val="en-US"/>
-        </w:rPr>
-        <w:t xml:space="preserve"> WHERE lower(</w:t>
-      </w:r>
-      <w:proofErr w:type="spellStart"/>
-      <w:r>
-        <w:rPr>
-          <w:rFonts w:ascii="Arial" w:hAnsi="Arial" w:cs="Arial"/>
-          <w:lang w:val="en-US"/>
-        </w:rPr>
-        <w:t>profissao</w:t>
-      </w:r>
-      <w:proofErr w:type="spellEnd"/>
-      <w:r>
-        <w:rPr>
-          <w:rFonts w:ascii="Arial" w:hAnsi="Arial" w:cs="Arial"/>
-          <w:lang w:val="en-US"/>
-        </w:rPr>
-        <w:t>) = 'actor' order by 2,1;</w:t>
+        <w:t>SELECT nome, profissao FROM clientes WHERE lower(profissao) = 'actor' order by 2,1;</w:t>
       </w:r>
     </w:p>
     <w:p>
@@ -482,7 +330,7 @@
         <w:rPr>
           <w:rFonts w:ascii="Arial" w:hAnsi="Arial" w:cs="Arial"/>
         </w:rPr>
-        <w:t>Liste em ordem alfabética os clientes do estado AL</w:t>
+        <w:t>Mostre em ordem alfabética os clientes e o país de moradia dos clientes do estado AL</w:t>
       </w:r>
     </w:p>
     <w:p>
@@ -499,78 +347,14 @@
           <w:rFonts w:ascii="Arial" w:hAnsi="Arial" w:cs="Arial"/>
           <w:lang w:val="en-US"/>
         </w:rPr>
-        <w:t xml:space="preserve">SELECT </w:t>
-      </w:r>
-      <w:proofErr w:type="spellStart"/>
-      <w:r>
-        <w:rPr>
-          <w:rFonts w:ascii="Arial" w:hAnsi="Arial" w:cs="Arial"/>
-          <w:lang w:val="en-US"/>
-        </w:rPr>
-        <w:t>nome</w:t>
-      </w:r>
-      <w:proofErr w:type="spellEnd"/>
-      <w:r>
-        <w:rPr>
-          <w:rFonts w:ascii="Arial" w:hAnsi="Arial" w:cs="Arial"/>
-          <w:lang w:val="en-US"/>
-        </w:rPr>
-        <w:t xml:space="preserve">, </w:t>
-      </w:r>
-      <w:proofErr w:type="spellStart"/>
-      <w:r>
-        <w:rPr>
-          <w:rFonts w:ascii="Arial" w:hAnsi="Arial" w:cs="Arial"/>
-          <w:lang w:val="en-US"/>
-        </w:rPr>
-        <w:t>pais</w:t>
-      </w:r>
-      <w:proofErr w:type="spellEnd"/>
-      <w:r>
-        <w:rPr>
-          <w:rFonts w:ascii="Arial" w:hAnsi="Arial" w:cs="Arial"/>
-          <w:lang w:val="en-US"/>
-        </w:rPr>
-        <w:t xml:space="preserve"> FROM </w:t>
-      </w:r>
-      <w:proofErr w:type="spellStart"/>
-      <w:r>
-        <w:rPr>
-          <w:rFonts w:ascii="Arial" w:hAnsi="Arial" w:cs="Arial"/>
-          <w:lang w:val="en-US"/>
-        </w:rPr>
-        <w:t>clientes</w:t>
-      </w:r>
-      <w:proofErr w:type="spellEnd"/>
-      <w:r>
-        <w:rPr>
-          <w:rFonts w:ascii="Arial" w:hAnsi="Arial" w:cs="Arial"/>
-          <w:lang w:val="en-US"/>
-        </w:rPr>
-        <w:t xml:space="preserve"> WHERE</w:t>
-      </w:r>
-      <w:r>
-        <w:rPr>
-          <w:rFonts w:ascii="Arial" w:hAnsi="Arial" w:cs="Arial"/>
-          <w:lang w:val="en-US"/>
-        </w:rPr>
-        <w:t xml:space="preserve"> upper(</w:t>
-      </w:r>
-      <w:proofErr w:type="spellStart"/>
-      <w:r>
-        <w:rPr>
-          <w:rFonts w:ascii="Arial" w:hAnsi="Arial" w:cs="Arial"/>
-          <w:lang w:val="en-US"/>
-        </w:rPr>
-        <w:t>estado</w:t>
-      </w:r>
-      <w:proofErr w:type="spellEnd"/>
-      <w:r>
-        <w:rPr>
-          <w:rFonts w:ascii="Arial" w:hAnsi="Arial" w:cs="Arial"/>
-          <w:lang w:val="en-US"/>
-        </w:rPr>
-        <w:t xml:space="preserve">) = </w:t>
+        <w:t>SELECT nome, pais FROM clientes WHERE</w:t>
+      </w:r>
+      <w:r>
+        <w:rPr>
+          <w:rFonts w:ascii="Arial" w:hAnsi="Arial" w:cs="Arial"/>
+          <w:lang w:val="en-US"/>
+        </w:rPr>
+        <w:t xml:space="preserve"> upper(estado) = </w:t>
       </w:r>
       <w:r>
         <w:rPr>
@@ -661,147 +445,7 @@
         <w:rPr>
           <w:rFonts w:ascii="Arial" w:hAnsi="Arial" w:cs="Arial"/>
         </w:rPr>
-        <w:t xml:space="preserve"> SELECT id, produto, </w:t>
-      </w:r>
-      <w:proofErr w:type="spellStart"/>
-      <w:r>
-        <w:rPr>
-          <w:rFonts w:ascii="Arial" w:hAnsi="Arial" w:cs="Arial"/>
-        </w:rPr>
-        <w:t>unidadesemestoque</w:t>
-      </w:r>
-      <w:proofErr w:type="spellEnd"/>
-      <w:r>
-        <w:rPr>
-          <w:rFonts w:ascii="Arial" w:hAnsi="Arial" w:cs="Arial"/>
-        </w:rPr>
-        <w:t xml:space="preserve">, </w:t>
-      </w:r>
-      <w:proofErr w:type="spellStart"/>
-      <w:r>
-        <w:rPr>
-          <w:rFonts w:ascii="Arial" w:hAnsi="Arial" w:cs="Arial"/>
-        </w:rPr>
-        <w:t>unidadespedidas</w:t>
-      </w:r>
-      <w:proofErr w:type="spellEnd"/>
-      <w:r>
-        <w:rPr>
-          <w:rFonts w:ascii="Arial" w:hAnsi="Arial" w:cs="Arial"/>
-        </w:rPr>
-        <w:t xml:space="preserve">, </w:t>
-      </w:r>
-      <w:proofErr w:type="spellStart"/>
-      <w:r>
-        <w:rPr>
-          <w:rFonts w:ascii="Arial" w:hAnsi="Arial" w:cs="Arial"/>
-        </w:rPr>
-        <w:t>nivelminimo</w:t>
-      </w:r>
-      <w:proofErr w:type="spellEnd"/>
-      <w:r>
-        <w:rPr>
-          <w:rFonts w:ascii="Arial" w:hAnsi="Arial" w:cs="Arial"/>
-        </w:rPr>
-        <w:t xml:space="preserve">, (2 * </w:t>
-      </w:r>
-      <w:proofErr w:type="spellStart"/>
-      <w:r>
-        <w:rPr>
-          <w:rFonts w:ascii="Arial" w:hAnsi="Arial" w:cs="Arial"/>
-        </w:rPr>
-        <w:t>nivelminimo</w:t>
-      </w:r>
-      <w:proofErr w:type="spellEnd"/>
-      <w:r>
-        <w:rPr>
-          <w:rFonts w:ascii="Arial" w:hAnsi="Arial" w:cs="Arial"/>
-        </w:rPr>
-        <w:t>) - (</w:t>
-      </w:r>
-      <w:proofErr w:type="spellStart"/>
-      <w:r>
-        <w:rPr>
-          <w:rFonts w:ascii="Arial" w:hAnsi="Arial" w:cs="Arial"/>
-        </w:rPr>
-        <w:t>unidadesemestoque</w:t>
-      </w:r>
-      <w:proofErr w:type="spellEnd"/>
-      <w:r>
-        <w:rPr>
-          <w:rFonts w:ascii="Arial" w:hAnsi="Arial" w:cs="Arial"/>
-        </w:rPr>
-        <w:t xml:space="preserve"> + </w:t>
-      </w:r>
-      <w:proofErr w:type="spellStart"/>
-      <w:r>
-        <w:rPr>
-          <w:rFonts w:ascii="Arial" w:hAnsi="Arial" w:cs="Arial"/>
-        </w:rPr>
-        <w:t>unidadespedidas</w:t>
-      </w:r>
-      <w:proofErr w:type="spellEnd"/>
-      <w:r>
-        <w:rPr>
-          <w:rFonts w:ascii="Arial" w:hAnsi="Arial" w:cs="Arial"/>
-        </w:rPr>
-        <w:t xml:space="preserve">) AS </w:t>
-      </w:r>
-      <w:proofErr w:type="spellStart"/>
-      <w:r>
-        <w:rPr>
-          <w:rFonts w:ascii="Arial" w:hAnsi="Arial" w:cs="Arial"/>
-        </w:rPr>
-        <w:t>quantidade_a_comprar</w:t>
-      </w:r>
-      <w:proofErr w:type="spellEnd"/>
-      <w:r>
-        <w:rPr>
-          <w:rFonts w:ascii="Arial" w:hAnsi="Arial" w:cs="Arial"/>
-        </w:rPr>
-        <w:t xml:space="preserve"> FROM produtos WHERE (</w:t>
-      </w:r>
-      <w:proofErr w:type="spellStart"/>
-      <w:r>
-        <w:rPr>
-          <w:rFonts w:ascii="Arial" w:hAnsi="Arial" w:cs="Arial"/>
-        </w:rPr>
-        <w:t>unidadesemestoque</w:t>
-      </w:r>
-      <w:proofErr w:type="spellEnd"/>
-      <w:r>
-        <w:rPr>
-          <w:rFonts w:ascii="Arial" w:hAnsi="Arial" w:cs="Arial"/>
-        </w:rPr>
-        <w:t xml:space="preserve"> + </w:t>
-      </w:r>
-      <w:proofErr w:type="spellStart"/>
-      <w:r>
-        <w:rPr>
-          <w:rFonts w:ascii="Arial" w:hAnsi="Arial" w:cs="Arial"/>
-        </w:rPr>
-        <w:t>unidadespedidas</w:t>
-      </w:r>
-      <w:proofErr w:type="spellEnd"/>
-      <w:r>
-        <w:rPr>
-          <w:rFonts w:ascii="Arial" w:hAnsi="Arial" w:cs="Arial"/>
-        </w:rPr>
-        <w:t xml:space="preserve">) &lt; </w:t>
-      </w:r>
-      <w:proofErr w:type="spellStart"/>
-      <w:r>
-        <w:rPr>
-          <w:rFonts w:ascii="Arial" w:hAnsi="Arial" w:cs="Arial"/>
-        </w:rPr>
-        <w:t>nivelminimo</w:t>
-      </w:r>
-      <w:proofErr w:type="spellEnd"/>
-      <w:r>
-        <w:rPr>
-          <w:rFonts w:ascii="Arial" w:hAnsi="Arial" w:cs="Arial"/>
-        </w:rPr>
-        <w:t>;</w:t>
+        <w:t xml:space="preserve"> SELECT id, produto, unidadesemestoque, unidadespedidas, nivelminimo, (2 * nivelminimo) - (unidadesemestoque + unidadespedidas) AS quantidade_a_comprar FROM produtos WHERE (unidadesemestoque + unidadespedidas) &lt; nivelminimo;</w:t>
       </w:r>
     </w:p>
     <w:p>
@@ -821,7 +465,7 @@
         <w:rPr>
           <w:rFonts w:ascii="Arial" w:hAnsi="Arial" w:cs="Arial"/>
         </w:rPr>
-        <w:t>Liste os nomes e documentos dos vendedores do estado "RJ", no Brasil</w:t>
+        <w:t>Mostre os produtos com preço unitário superior a 100</w:t>
       </w:r>
     </w:p>
     <w:p>
@@ -836,7 +480,7 @@
         <w:rPr>
           <w:rFonts w:ascii="Arial" w:hAnsi="Arial" w:cs="Arial"/>
         </w:rPr>
-        <w:t>SELECT nome, documento FROM vendedores WHERE estado = 'RJ' AND pais = 'BR';</w:t>
+        <w:t>SELECT produto, precounitario FROM produtos WHERE precounitario &gt; 100;</w:t>
       </w:r>
     </w:p>
     <w:p>
@@ -856,69 +500,6 @@
         <w:rPr>
           <w:rFonts w:ascii="Arial" w:hAnsi="Arial" w:cs="Arial"/>
         </w:rPr>
-        <w:t>Mostre os produtos com preço unitário superior a 100</w:t>
-      </w:r>
-    </w:p>
-    <w:p>
-      <w:pPr>
-        <w:ind w:left="720"/>
-        <w:jc w:val="both"/>
-        <w:rPr>
-          <w:rFonts w:ascii="Arial" w:hAnsi="Arial" w:cs="Arial"/>
-        </w:rPr>
-      </w:pPr>
-      <w:r>
-        <w:rPr>
-          <w:rFonts w:ascii="Arial" w:hAnsi="Arial" w:cs="Arial"/>
-        </w:rPr>
-        <w:t xml:space="preserve">SELECT produto, </w:t>
-      </w:r>
-      <w:proofErr w:type="spellStart"/>
-      <w:r>
-        <w:rPr>
-          <w:rFonts w:ascii="Arial" w:hAnsi="Arial" w:cs="Arial"/>
-        </w:rPr>
-        <w:t>precounitario</w:t>
-      </w:r>
-      <w:proofErr w:type="spellEnd"/>
-      <w:r>
-        <w:rPr>
-          <w:rFonts w:ascii="Arial" w:hAnsi="Arial" w:cs="Arial"/>
-        </w:rPr>
-        <w:t xml:space="preserve"> FROM produtos WHERE </w:t>
-      </w:r>
-      <w:proofErr w:type="spellStart"/>
-      <w:r>
-        <w:rPr>
-          <w:rFonts w:ascii="Arial" w:hAnsi="Arial" w:cs="Arial"/>
-        </w:rPr>
-        <w:t>precounitario</w:t>
-      </w:r>
-      <w:proofErr w:type="spellEnd"/>
-      <w:r>
-        <w:rPr>
-          <w:rFonts w:ascii="Arial" w:hAnsi="Arial" w:cs="Arial"/>
-        </w:rPr>
-        <w:t xml:space="preserve"> &gt; 100;</w:t>
-      </w:r>
-    </w:p>
-    <w:p>
-      <w:pPr>
-        <w:numPr>
-          <w:ilvl w:val="0"/>
-          <w:numId w:val="2"/>
-        </w:numPr>
-        <w:spacing w:after="0"/>
-        <w:ind w:left="714" w:hanging="357"/>
-        <w:jc w:val="both"/>
-        <w:rPr>
-          <w:rFonts w:ascii="Arial" w:hAnsi="Arial" w:cs="Arial"/>
-        </w:rPr>
-      </w:pPr>
-      <w:r>
-        <w:rPr>
-          <w:rFonts w:ascii="Arial" w:hAnsi="Arial" w:cs="Arial"/>
-        </w:rPr>
         <w:t>Mostre os 5 produtos mais caros.</w:t>
       </w:r>
     </w:p>
@@ -939,49 +520,7 @@
         <w:rPr>
           <w:rFonts w:ascii="Arial" w:hAnsi="Arial" w:cs="Arial"/>
         </w:rPr>
-        <w:t xml:space="preserve">O </w:t>
-      </w:r>
-      <w:proofErr w:type="spellStart"/>
-      <w:r>
-        <w:rPr>
-          <w:rFonts w:ascii="Arial" w:hAnsi="Arial" w:cs="Arial"/>
-        </w:rPr>
-        <w:t>limit</w:t>
-      </w:r>
-      <w:proofErr w:type="spellEnd"/>
-      <w:r>
-        <w:rPr>
-          <w:rFonts w:ascii="Arial" w:hAnsi="Arial" w:cs="Arial"/>
-        </w:rPr>
-        <w:t xml:space="preserve"> não é padronizado sendo </w:t>
-      </w:r>
-      <w:proofErr w:type="spellStart"/>
-      <w:r>
-        <w:rPr>
-          <w:rFonts w:ascii="Arial" w:hAnsi="Arial" w:cs="Arial"/>
-        </w:rPr>
-        <w:t>usazo</w:t>
-      </w:r>
-      <w:proofErr w:type="spellEnd"/>
-      <w:r>
-        <w:rPr>
-          <w:rFonts w:ascii="Arial" w:hAnsi="Arial" w:cs="Arial"/>
-        </w:rPr>
-        <w:t xml:space="preserve"> no </w:t>
-      </w:r>
-      <w:proofErr w:type="spellStart"/>
-      <w:r>
-        <w:rPr>
-          <w:rFonts w:ascii="Arial" w:hAnsi="Arial" w:cs="Arial"/>
-        </w:rPr>
-        <w:t>mysql</w:t>
-      </w:r>
-      <w:proofErr w:type="spellEnd"/>
-      <w:r>
-        <w:rPr>
-          <w:rFonts w:ascii="Arial" w:hAnsi="Arial" w:cs="Arial"/>
-        </w:rPr>
-        <w:t xml:space="preserve"> use TOP 1 para SQL Server, ou FETCH FIRST 1 ROW ONLY para PostgreSQL/Oracle/DB2</w:t>
+        <w:t>O limit não é padronizado sendo usazo no mysql use TOP 1 para SQL Server, ou FETCH FIRST 1 ROW ONLY para PostgreSQL/Oracle/DB2</w:t>
       </w:r>
     </w:p>
     <w:p>
@@ -998,71 +537,7 @@
           <w:rFonts w:ascii="Arial" w:hAnsi="Arial" w:cs="Arial"/>
           <w:lang w:val="en-US"/>
         </w:rPr>
-        <w:t xml:space="preserve">SELECT </w:t>
-      </w:r>
-      <w:proofErr w:type="spellStart"/>
-      <w:r>
-        <w:rPr>
-          <w:rFonts w:ascii="Arial" w:hAnsi="Arial" w:cs="Arial"/>
-          <w:lang w:val="en-US"/>
-        </w:rPr>
-        <w:t>produto</w:t>
-      </w:r>
-      <w:proofErr w:type="spellEnd"/>
-      <w:r>
-        <w:rPr>
-          <w:rFonts w:ascii="Arial" w:hAnsi="Arial" w:cs="Arial"/>
-          <w:lang w:val="en-US"/>
-        </w:rPr>
-        <w:t xml:space="preserve">, </w:t>
-      </w:r>
-      <w:proofErr w:type="spellStart"/>
-      <w:r>
-        <w:rPr>
-          <w:rFonts w:ascii="Arial" w:hAnsi="Arial" w:cs="Arial"/>
-          <w:lang w:val="en-US"/>
-        </w:rPr>
-        <w:t>precounitario</w:t>
-      </w:r>
-      <w:proofErr w:type="spellEnd"/>
-      <w:r>
-        <w:rPr>
-          <w:rFonts w:ascii="Arial" w:hAnsi="Arial" w:cs="Arial"/>
-          <w:lang w:val="en-US"/>
-        </w:rPr>
-        <w:t xml:space="preserve"> FROM </w:t>
-      </w:r>
-      <w:proofErr w:type="spellStart"/>
-      <w:r>
-        <w:rPr>
-          <w:rFonts w:ascii="Arial" w:hAnsi="Arial" w:cs="Arial"/>
-          <w:lang w:val="en-US"/>
-        </w:rPr>
-        <w:t>produtos</w:t>
-      </w:r>
-      <w:proofErr w:type="spellEnd"/>
-      <w:r>
-        <w:rPr>
-          <w:rFonts w:ascii="Arial" w:hAnsi="Arial" w:cs="Arial"/>
-          <w:lang w:val="en-US"/>
-        </w:rPr>
-        <w:t xml:space="preserve"> ORDER BY </w:t>
-      </w:r>
-      <w:proofErr w:type="spellStart"/>
-      <w:r>
-        <w:rPr>
-          <w:rFonts w:ascii="Arial" w:hAnsi="Arial" w:cs="Arial"/>
-          <w:lang w:val="en-US"/>
-        </w:rPr>
-        <w:t>precounitario</w:t>
-      </w:r>
-      <w:proofErr w:type="spellEnd"/>
-      <w:r>
-        <w:rPr>
-          <w:rFonts w:ascii="Arial" w:hAnsi="Arial" w:cs="Arial"/>
-          <w:lang w:val="en-US"/>
-        </w:rPr>
-        <w:t xml:space="preserve"> DESC LIMIT 5;</w:t>
+        <w:t>SELECT produto, precounitario FROM produtos ORDER BY precounitario DESC LIMIT 5;</w:t>
       </w:r>
     </w:p>
     <w:p>
@@ -1099,39 +574,7 @@
           <w:rFonts w:ascii="Arial" w:hAnsi="Arial" w:cs="Arial"/>
           <w:lang w:val="en-US"/>
         </w:rPr>
-        <w:t xml:space="preserve">SELECT id, </w:t>
-      </w:r>
-      <w:proofErr w:type="spellStart"/>
-      <w:r>
-        <w:rPr>
-          <w:rFonts w:ascii="Arial" w:hAnsi="Arial" w:cs="Arial"/>
-          <w:lang w:val="en-US"/>
-        </w:rPr>
-        <w:t>nome</w:t>
-      </w:r>
-      <w:proofErr w:type="spellEnd"/>
-      <w:r>
-        <w:rPr>
-          <w:rFonts w:ascii="Arial" w:hAnsi="Arial" w:cs="Arial"/>
-          <w:lang w:val="en-US"/>
-        </w:rPr>
-        <w:t xml:space="preserve">, email FROM </w:t>
-      </w:r>
-      <w:proofErr w:type="spellStart"/>
-      <w:r>
-        <w:rPr>
-          <w:rFonts w:ascii="Arial" w:hAnsi="Arial" w:cs="Arial"/>
-          <w:lang w:val="en-US"/>
-        </w:rPr>
-        <w:t>clientes</w:t>
-      </w:r>
-      <w:proofErr w:type="spellEnd"/>
-      <w:r>
-        <w:rPr>
-          <w:rFonts w:ascii="Arial" w:hAnsi="Arial" w:cs="Arial"/>
-          <w:lang w:val="en-US"/>
-        </w:rPr>
-        <w:t xml:space="preserve"> WHERE lower(email) LIKE '%@gmail.com';</w:t>
+        <w:t>SELECT id, nome, email FROM clientes WHERE lower(email) LIKE '%@gmail.com';</w:t>
       </w:r>
     </w:p>
     <w:p>
@@ -1150,21 +593,7 @@
         <w:rPr>
           <w:rFonts w:ascii="Arial" w:hAnsi="Arial" w:cs="Arial"/>
         </w:rPr>
-        <w:t>Liste todos os produtos "</w:t>
-      </w:r>
-      <w:proofErr w:type="spellStart"/>
-      <w:r>
-        <w:rPr>
-          <w:rFonts w:ascii="Arial" w:hAnsi="Arial" w:cs="Arial"/>
-        </w:rPr>
-        <w:t>Smart</w:t>
-      </w:r>
-      <w:proofErr w:type="spellEnd"/>
-      <w:r>
-        <w:rPr>
-          <w:rFonts w:ascii="Arial" w:hAnsi="Arial" w:cs="Arial"/>
-        </w:rPr>
-        <w:t>"</w:t>
+        <w:t>Liste todos os produtos "Smart"</w:t>
       </w:r>
     </w:p>
     <w:p>
@@ -1182,71 +611,7 @@
           <w:rFonts w:ascii="Arial" w:hAnsi="Arial" w:cs="Arial"/>
           <w:lang w:val="en-US"/>
         </w:rPr>
-        <w:t xml:space="preserve">SELECT id, </w:t>
-      </w:r>
-      <w:proofErr w:type="spellStart"/>
-      <w:r>
-        <w:rPr>
-          <w:rFonts w:ascii="Arial" w:hAnsi="Arial" w:cs="Arial"/>
-          <w:lang w:val="en-US"/>
-        </w:rPr>
-        <w:t>produto</w:t>
-      </w:r>
-      <w:proofErr w:type="spellEnd"/>
-      <w:r>
-        <w:rPr>
-          <w:rFonts w:ascii="Arial" w:hAnsi="Arial" w:cs="Arial"/>
-          <w:lang w:val="en-US"/>
-        </w:rPr>
-        <w:t xml:space="preserve">, </w:t>
-      </w:r>
-      <w:proofErr w:type="spellStart"/>
-      <w:r>
-        <w:rPr>
-          <w:rFonts w:ascii="Arial" w:hAnsi="Arial" w:cs="Arial"/>
-          <w:lang w:val="en-US"/>
-        </w:rPr>
-        <w:t>precounitario</w:t>
-      </w:r>
-      <w:proofErr w:type="spellEnd"/>
-      <w:r>
-        <w:rPr>
-          <w:rFonts w:ascii="Arial" w:hAnsi="Arial" w:cs="Arial"/>
-          <w:lang w:val="en-US"/>
-        </w:rPr>
-        <w:t xml:space="preserve"> FROM </w:t>
-      </w:r>
-      <w:proofErr w:type="spellStart"/>
-      <w:r>
-        <w:rPr>
-          <w:rFonts w:ascii="Arial" w:hAnsi="Arial" w:cs="Arial"/>
-          <w:lang w:val="en-US"/>
-        </w:rPr>
-        <w:t>produtos</w:t>
-      </w:r>
-      <w:proofErr w:type="spellEnd"/>
-      <w:r>
-        <w:rPr>
-          <w:rFonts w:ascii="Arial" w:hAnsi="Arial" w:cs="Arial"/>
-          <w:lang w:val="en-US"/>
-        </w:rPr>
-        <w:t xml:space="preserve"> WHERE lower(</w:t>
-      </w:r>
-      <w:proofErr w:type="spellStart"/>
-      <w:r>
-        <w:rPr>
-          <w:rFonts w:ascii="Arial" w:hAnsi="Arial" w:cs="Arial"/>
-          <w:lang w:val="en-US"/>
-        </w:rPr>
-        <w:t>produto</w:t>
-      </w:r>
-      <w:proofErr w:type="spellEnd"/>
-      <w:r>
-        <w:rPr>
-          <w:rFonts w:ascii="Arial" w:hAnsi="Arial" w:cs="Arial"/>
-          <w:lang w:val="en-US"/>
-        </w:rPr>
-        <w:t>) LIKE '%smart%';</w:t>
+        <w:t>SELECT id, produto, precounitario FROM produtos WHERE lower(produto) LIKE '%smart%';</w:t>
       </w:r>
     </w:p>
     <w:p>
@@ -1265,7 +630,19 @@
         <w:rPr>
           <w:rFonts w:ascii="Arial" w:hAnsi="Arial" w:cs="Arial"/>
         </w:rPr>
-        <w:t>Liste os produtos cujo nome tem exatamente 5 caracteres</w:t>
+        <w:t xml:space="preserve">Liste os </w:t>
+      </w:r>
+      <w:r>
+        <w:rPr>
+          <w:rFonts w:ascii="Arial" w:hAnsi="Arial" w:cs="Arial"/>
+        </w:rPr>
+        <w:t>clientes</w:t>
+      </w:r>
+      <w:r>
+        <w:rPr>
+          <w:rFonts w:ascii="Arial" w:hAnsi="Arial" w:cs="Arial"/>
+        </w:rPr>
+        <w:t xml:space="preserve"> cujo nome tem exatamente 5 caracteres</w:t>
       </w:r>
     </w:p>
     <w:p>
@@ -1275,13 +652,57 @@
         <w:jc w:val="both"/>
         <w:rPr>
           <w:rFonts w:ascii="Arial" w:hAnsi="Arial" w:cs="Arial"/>
-        </w:rPr>
-      </w:pPr>
-      <w:r>
-        <w:rPr>
-          <w:rFonts w:ascii="Arial" w:hAnsi="Arial" w:cs="Arial"/>
-        </w:rPr>
-        <w:t>SELECT produto FROM produtos WHERE produto LIKE '_____';</w:t>
+          <w:lang w:val="en-US"/>
+        </w:rPr>
+      </w:pPr>
+      <w:r>
+        <w:rPr>
+          <w:rFonts w:ascii="Arial" w:hAnsi="Arial" w:cs="Arial"/>
+          <w:lang w:val="en-US"/>
+        </w:rPr>
+        <w:t xml:space="preserve">SELECT </w:t>
+      </w:r>
+      <w:r>
+        <w:rPr>
+          <w:rFonts w:ascii="Arial" w:hAnsi="Arial" w:cs="Arial"/>
+          <w:lang w:val="en-US"/>
+        </w:rPr>
+        <w:t>nome</w:t>
+      </w:r>
+      <w:r>
+        <w:rPr>
+          <w:rFonts w:ascii="Arial" w:hAnsi="Arial" w:cs="Arial"/>
+          <w:lang w:val="en-US"/>
+        </w:rPr>
+        <w:t xml:space="preserve"> FROM </w:t>
+      </w:r>
+      <w:r>
+        <w:rPr>
+          <w:rFonts w:ascii="Arial" w:hAnsi="Arial" w:cs="Arial"/>
+          <w:lang w:val="en-US"/>
+        </w:rPr>
+        <w:t>clientes</w:t>
+      </w:r>
+      <w:r>
+        <w:rPr>
+          <w:rFonts w:ascii="Arial" w:hAnsi="Arial" w:cs="Arial"/>
+          <w:lang w:val="en-US"/>
+        </w:rPr>
+        <w:t xml:space="preserve"> WHERE </w:t>
+      </w:r>
+      <w:r>
+        <w:rPr>
+          <w:rFonts w:ascii="Arial" w:hAnsi="Arial" w:cs="Arial"/>
+          <w:lang w:val="en-US"/>
+        </w:rPr>
+        <w:t>nome</w:t>
+      </w:r>
+      <w:r>
+        <w:rPr>
+          <w:rFonts w:ascii="Arial" w:hAnsi="Arial" w:cs="Arial"/>
+          <w:lang w:val="en-US"/>
+        </w:rPr>
+        <w:t xml:space="preserve"> LIKE '_____';</w:t>
       </w:r>
     </w:p>
     <w:p>
@@ -1300,7 +721,19 @@
         <w:rPr>
           <w:rFonts w:ascii="Arial" w:hAnsi="Arial" w:cs="Arial"/>
         </w:rPr>
-        <w:t>Liste os produtos cujo nome tem pelo menos 5 caracteres</w:t>
+        <w:t xml:space="preserve">Liste os </w:t>
+      </w:r>
+      <w:r>
+        <w:rPr>
+          <w:rFonts w:ascii="Arial" w:hAnsi="Arial" w:cs="Arial"/>
+        </w:rPr>
+        <w:t>clientes</w:t>
+      </w:r>
+      <w:r>
+        <w:rPr>
+          <w:rFonts w:ascii="Arial" w:hAnsi="Arial" w:cs="Arial"/>
+        </w:rPr>
+        <w:t xml:space="preserve"> cujo nome tem pelo menos 5 caracteres</w:t>
       </w:r>
     </w:p>
     <w:p>
@@ -1310,13 +743,57 @@
         <w:jc w:val="both"/>
         <w:rPr>
           <w:rFonts w:ascii="Arial" w:hAnsi="Arial" w:cs="Arial"/>
-        </w:rPr>
-      </w:pPr>
-      <w:r>
-        <w:rPr>
-          <w:rFonts w:ascii="Arial" w:hAnsi="Arial" w:cs="Arial"/>
-        </w:rPr>
-        <w:t>SELECT produto FROM produtos WHERE produto LIKE '_____%';</w:t>
+          <w:lang w:val="en-US"/>
+        </w:rPr>
+      </w:pPr>
+      <w:r>
+        <w:rPr>
+          <w:rFonts w:ascii="Arial" w:hAnsi="Arial" w:cs="Arial"/>
+          <w:lang w:val="en-US"/>
+        </w:rPr>
+        <w:t xml:space="preserve">SELECT </w:t>
+      </w:r>
+      <w:r>
+        <w:rPr>
+          <w:rFonts w:ascii="Arial" w:hAnsi="Arial" w:cs="Arial"/>
+          <w:lang w:val="en-US"/>
+        </w:rPr>
+        <w:t>nome</w:t>
+      </w:r>
+      <w:r>
+        <w:rPr>
+          <w:rFonts w:ascii="Arial" w:hAnsi="Arial" w:cs="Arial"/>
+          <w:lang w:val="en-US"/>
+        </w:rPr>
+        <w:t xml:space="preserve"> FROM </w:t>
+      </w:r>
+      <w:r>
+        <w:rPr>
+          <w:rFonts w:ascii="Arial" w:hAnsi="Arial" w:cs="Arial"/>
+          <w:lang w:val="en-US"/>
+        </w:rPr>
+        <w:t>clientes</w:t>
+      </w:r>
+      <w:r>
+        <w:rPr>
+          <w:rFonts w:ascii="Arial" w:hAnsi="Arial" w:cs="Arial"/>
+          <w:lang w:val="en-US"/>
+        </w:rPr>
+        <w:t xml:space="preserve"> WHERE </w:t>
+      </w:r>
+      <w:r>
+        <w:rPr>
+          <w:rFonts w:ascii="Arial" w:hAnsi="Arial" w:cs="Arial"/>
+          <w:lang w:val="en-US"/>
+        </w:rPr>
+        <w:t>clientes</w:t>
+      </w:r>
+      <w:r>
+        <w:rPr>
+          <w:rFonts w:ascii="Arial" w:hAnsi="Arial" w:cs="Arial"/>
+          <w:lang w:val="en-US"/>
+        </w:rPr>
+        <w:t xml:space="preserve"> LIKE '_____%';</w:t>
       </w:r>
     </w:p>
     <w:p>
@@ -1355,15 +832,13 @@
         </w:rPr>
         <w:t xml:space="preserve">SELECT </w:t>
       </w:r>
-      <w:proofErr w:type="spellStart"/>
-      <w:r>
-        <w:rPr>
-          <w:rFonts w:ascii="Arial" w:hAnsi="Arial" w:cs="Arial"/>
-          <w:lang w:val="en-US"/>
-        </w:rPr>
-        <w:t>produto</w:t>
-      </w:r>
-      <w:proofErr w:type="spellEnd"/>
+      <w:r>
+        <w:rPr>
+          <w:rFonts w:ascii="Arial" w:hAnsi="Arial" w:cs="Arial"/>
+          <w:lang w:val="en-US"/>
+        </w:rPr>
+        <w:t>clientes</w:t>
+      </w:r>
       <w:r>
         <w:rPr>
           <w:rFonts w:ascii="Arial" w:hAnsi="Arial" w:cs="Arial"/>
@@ -1371,15 +846,13 @@
         </w:rPr>
         <w:t xml:space="preserve"> FROM </w:t>
       </w:r>
-      <w:proofErr w:type="spellStart"/>
-      <w:r>
-        <w:rPr>
-          <w:rFonts w:ascii="Arial" w:hAnsi="Arial" w:cs="Arial"/>
-          <w:lang w:val="en-US"/>
-        </w:rPr>
-        <w:t>produtos</w:t>
-      </w:r>
-      <w:proofErr w:type="spellEnd"/>
+      <w:r>
+        <w:rPr>
+          <w:rFonts w:ascii="Arial" w:hAnsi="Arial" w:cs="Arial"/>
+          <w:lang w:val="en-US"/>
+        </w:rPr>
+        <w:t>clientes</w:t>
+      </w:r>
       <w:r>
         <w:rPr>
           <w:rFonts w:ascii="Arial" w:hAnsi="Arial" w:cs="Arial"/>
@@ -1387,15 +860,13 @@
         </w:rPr>
         <w:t xml:space="preserve"> WHERE </w:t>
       </w:r>
-      <w:proofErr w:type="spellStart"/>
-      <w:r>
-        <w:rPr>
-          <w:rFonts w:ascii="Arial" w:hAnsi="Arial" w:cs="Arial"/>
-          <w:lang w:val="en-US"/>
-        </w:rPr>
-        <w:t>produto</w:t>
-      </w:r>
-      <w:proofErr w:type="spellEnd"/>
+      <w:r>
+        <w:rPr>
+          <w:rFonts w:ascii="Arial" w:hAnsi="Arial" w:cs="Arial"/>
+          <w:lang w:val="en-US"/>
+        </w:rPr>
+        <w:t>clientes</w:t>
+      </w:r>
       <w:r>
         <w:rPr>
           <w:rFonts w:ascii="Arial" w:hAnsi="Arial" w:cs="Arial"/>
@@ -1420,21 +891,7 @@
         <w:rPr>
           <w:rFonts w:ascii="Arial" w:hAnsi="Arial" w:cs="Arial"/>
         </w:rPr>
-        <w:t xml:space="preserve">Mostre os clientes cujo CEP de moradia começa com "0" e o complemento do cep (3 últimos dígitos) também </w:t>
-      </w:r>
-      <w:proofErr w:type="spellStart"/>
-      <w:r>
-        <w:rPr>
-          <w:rFonts w:ascii="Arial" w:hAnsi="Arial" w:cs="Arial"/>
-        </w:rPr>
-        <w:t>começe</w:t>
-      </w:r>
-      <w:proofErr w:type="spellEnd"/>
-      <w:r>
-        <w:rPr>
-          <w:rFonts w:ascii="Arial" w:hAnsi="Arial" w:cs="Arial"/>
-        </w:rPr>
-        <w:t xml:space="preserve"> com "0".</w:t>
+        <w:t>Mostre os clientes cujo CEP de moradia começa com "0" e o complemento do cep (3 últimos dígitos) também começe com "0".</w:t>
       </w:r>
     </w:p>
     <w:p>
@@ -1452,39 +909,7 @@
           <w:rFonts w:ascii="Arial" w:hAnsi="Arial" w:cs="Arial"/>
           <w:lang w:val="en-US"/>
         </w:rPr>
-        <w:t xml:space="preserve">SELECT id, </w:t>
-      </w:r>
-      <w:proofErr w:type="spellStart"/>
-      <w:r>
-        <w:rPr>
-          <w:rFonts w:ascii="Arial" w:hAnsi="Arial" w:cs="Arial"/>
-          <w:lang w:val="en-US"/>
-        </w:rPr>
-        <w:t>nome,cep</w:t>
-      </w:r>
-      <w:proofErr w:type="spellEnd"/>
-      <w:r>
-        <w:rPr>
-          <w:rFonts w:ascii="Arial" w:hAnsi="Arial" w:cs="Arial"/>
-          <w:lang w:val="en-US"/>
-        </w:rPr>
-        <w:t xml:space="preserve"> FROM </w:t>
-      </w:r>
-      <w:proofErr w:type="spellStart"/>
-      <w:r>
-        <w:rPr>
-          <w:rFonts w:ascii="Arial" w:hAnsi="Arial" w:cs="Arial"/>
-          <w:lang w:val="en-US"/>
-        </w:rPr>
-        <w:t>clientes</w:t>
-      </w:r>
-      <w:proofErr w:type="spellEnd"/>
-      <w:r>
-        <w:rPr>
-          <w:rFonts w:ascii="Arial" w:hAnsi="Arial" w:cs="Arial"/>
-          <w:lang w:val="en-US"/>
-        </w:rPr>
-        <w:t xml:space="preserve"> WHERE cep LIKE '0%0__';</w:t>
+        <w:t>SELECT id, nome,cep FROM clientes WHERE cep LIKE '0%0__';</w:t>
       </w:r>
     </w:p>
     <w:p>
@@ -1524,55 +949,7 @@
           <w:rFonts w:ascii="Arial" w:hAnsi="Arial" w:cs="Arial"/>
           <w:lang w:val="en-US"/>
         </w:rPr>
-        <w:t xml:space="preserve">SELECT Count(*) FROM </w:t>
-      </w:r>
-      <w:proofErr w:type="spellStart"/>
-      <w:r>
-        <w:rPr>
-          <w:rFonts w:ascii="Arial" w:hAnsi="Arial" w:cs="Arial"/>
-          <w:lang w:val="en-US"/>
-        </w:rPr>
-        <w:t>clientes</w:t>
-      </w:r>
-      <w:proofErr w:type="spellEnd"/>
-      <w:r>
-        <w:rPr>
-          <w:rFonts w:ascii="Arial" w:hAnsi="Arial" w:cs="Arial"/>
-          <w:lang w:val="en-US"/>
-        </w:rPr>
-        <w:t xml:space="preserve"> WHERE lower(</w:t>
-      </w:r>
-      <w:proofErr w:type="spellStart"/>
-      <w:r>
-        <w:rPr>
-          <w:rFonts w:ascii="Arial" w:hAnsi="Arial" w:cs="Arial"/>
-          <w:lang w:val="en-US"/>
-        </w:rPr>
-        <w:t>nome</w:t>
-      </w:r>
-      <w:proofErr w:type="spellEnd"/>
-      <w:r>
-        <w:rPr>
-          <w:rFonts w:ascii="Arial" w:hAnsi="Arial" w:cs="Arial"/>
-          <w:lang w:val="en-US"/>
-        </w:rPr>
-        <w:t>) LIKE '% Silva %' OR lower(</w:t>
-      </w:r>
-      <w:proofErr w:type="spellStart"/>
-      <w:r>
-        <w:rPr>
-          <w:rFonts w:ascii="Arial" w:hAnsi="Arial" w:cs="Arial"/>
-          <w:lang w:val="en-US"/>
-        </w:rPr>
-        <w:t>nome</w:t>
-      </w:r>
-      <w:proofErr w:type="spellEnd"/>
-      <w:r>
-        <w:rPr>
-          <w:rFonts w:ascii="Arial" w:hAnsi="Arial" w:cs="Arial"/>
-          <w:lang w:val="en-US"/>
-        </w:rPr>
-        <w:t>) LIKE '% Silva';</w:t>
+        <w:t>SELECT Count(*) FROM clientes WHERE lower(nome) LIKE '% Silva %' OR lower(nome) LIKE '% Silva';</w:t>
       </w:r>
     </w:p>
     <w:p>
@@ -1608,39 +985,7 @@
           <w:rFonts w:ascii="Arial" w:hAnsi="Arial" w:cs="Arial"/>
           <w:lang w:val="en-US"/>
         </w:rPr>
-        <w:t xml:space="preserve">SELECT </w:t>
-      </w:r>
-      <w:proofErr w:type="spellStart"/>
-      <w:r>
-        <w:rPr>
-          <w:rFonts w:ascii="Arial" w:hAnsi="Arial" w:cs="Arial"/>
-          <w:lang w:val="en-US"/>
-        </w:rPr>
-        <w:t>nome</w:t>
-      </w:r>
-      <w:proofErr w:type="spellEnd"/>
-      <w:r>
-        <w:rPr>
-          <w:rFonts w:ascii="Arial" w:hAnsi="Arial" w:cs="Arial"/>
-          <w:lang w:val="en-US"/>
-        </w:rPr>
-        <w:t xml:space="preserve"> FROM </w:t>
-      </w:r>
-      <w:proofErr w:type="spellStart"/>
-      <w:r>
-        <w:rPr>
-          <w:rFonts w:ascii="Arial" w:hAnsi="Arial" w:cs="Arial"/>
-          <w:lang w:val="en-US"/>
-        </w:rPr>
-        <w:t>clientes</w:t>
-      </w:r>
-      <w:proofErr w:type="spellEnd"/>
-      <w:r>
-        <w:rPr>
-          <w:rFonts w:ascii="Arial" w:hAnsi="Arial" w:cs="Arial"/>
-          <w:lang w:val="en-US"/>
-        </w:rPr>
-        <w:t xml:space="preserve"> WHERE </w:t>
+        <w:t xml:space="preserve">SELECT nome FROM clientes WHERE </w:t>
       </w:r>
       <w:r>
         <w:rPr>
@@ -1691,7 +1036,6 @@
         </w:rPr>
         <w:t xml:space="preserve">SELECT id AS </w:t>
       </w:r>
-      <w:proofErr w:type="spellStart"/>
       <w:r>
         <w:rPr>
           <w:rFonts w:ascii="Arial" w:hAnsi="Arial" w:cs="Arial"/>
@@ -1699,93 +1043,12 @@
         </w:rPr>
         <w:t>numerodopwdido</w:t>
       </w:r>
-      <w:proofErr w:type="spellEnd"/>
-      <w:r>
-        <w:rPr>
-          <w:rFonts w:ascii="Arial" w:hAnsi="Arial" w:cs="Arial"/>
-          <w:lang w:val="en-US"/>
-        </w:rPr>
-        <w:t xml:space="preserve"> FROM </w:t>
-      </w:r>
-      <w:proofErr w:type="spellStart"/>
-      <w:r>
-        <w:rPr>
-          <w:rFonts w:ascii="Arial" w:hAnsi="Arial" w:cs="Arial"/>
-          <w:lang w:val="en-US"/>
-        </w:rPr>
-        <w:t>pedidos</w:t>
-      </w:r>
-      <w:proofErr w:type="spellEnd"/>
-      <w:r>
-        <w:rPr>
-          <w:rFonts w:ascii="Arial" w:hAnsi="Arial" w:cs="Arial"/>
-          <w:lang w:val="en-US"/>
-        </w:rPr>
-        <w:t xml:space="preserve"> WHERE </w:t>
-      </w:r>
-      <w:proofErr w:type="spellStart"/>
-      <w:r>
-        <w:rPr>
-          <w:rFonts w:ascii="Arial" w:hAnsi="Arial" w:cs="Arial"/>
-          <w:lang w:val="en-US"/>
-        </w:rPr>
-        <w:t>datadaentrega</w:t>
-      </w:r>
-      <w:proofErr w:type="spellEnd"/>
-      <w:r>
-        <w:rPr>
-          <w:rFonts w:ascii="Arial" w:hAnsi="Arial" w:cs="Arial"/>
-          <w:lang w:val="en-US"/>
-        </w:rPr>
-        <w:t xml:space="preserve"> IS NOT NULL AND </w:t>
-      </w:r>
-      <w:proofErr w:type="spellStart"/>
-      <w:r>
-        <w:rPr>
-          <w:rFonts w:ascii="Arial" w:hAnsi="Arial" w:cs="Arial"/>
-          <w:lang w:val="en-US"/>
-        </w:rPr>
-        <w:t>previsaoentrega</w:t>
-      </w:r>
-      <w:proofErr w:type="spellEnd"/>
-      <w:r>
-        <w:rPr>
-          <w:rFonts w:ascii="Arial" w:hAnsi="Arial" w:cs="Arial"/>
-          <w:lang w:val="en-US"/>
-        </w:rPr>
-        <w:t xml:space="preserve"> IS NOT NULL AND </w:t>
-      </w:r>
-      <w:proofErr w:type="spellStart"/>
-      <w:r>
-        <w:rPr>
-          <w:rFonts w:ascii="Arial" w:hAnsi="Arial" w:cs="Arial"/>
-          <w:lang w:val="en-US"/>
-        </w:rPr>
-        <w:t>datadaentrega</w:t>
-      </w:r>
-      <w:proofErr w:type="spellEnd"/>
-      <w:r>
-        <w:rPr>
-          <w:rFonts w:ascii="Arial" w:hAnsi="Arial" w:cs="Arial"/>
-          <w:lang w:val="en-US"/>
-        </w:rPr>
-        <w:t xml:space="preserve"> &gt; </w:t>
-      </w:r>
-      <w:proofErr w:type="spellStart"/>
-      <w:r>
-        <w:rPr>
-          <w:rFonts w:ascii="Arial" w:hAnsi="Arial" w:cs="Arial"/>
-          <w:lang w:val="en-US"/>
-        </w:rPr>
-        <w:t>previsaoentrega</w:t>
-      </w:r>
-      <w:proofErr w:type="spellEnd"/>
-      <w:r>
-        <w:rPr>
-          <w:rFonts w:ascii="Arial" w:hAnsi="Arial" w:cs="Arial"/>
-          <w:lang w:val="en-US"/>
-        </w:rPr>
-        <w:t>;</w:t>
+      <w:r>
+        <w:rPr>
+          <w:rFonts w:ascii="Arial" w:hAnsi="Arial" w:cs="Arial"/>
+          <w:lang w:val="en-US"/>
+        </w:rPr>
+        <w:t xml:space="preserve"> FROM pedidos WHERE datadaentrega IS NOT NULL AND previsaoentrega IS NOT NULL AND datadaentrega &gt; previsaoentrega;</w:t>
       </w:r>
     </w:p>
     <w:p>
@@ -1826,49 +1089,7 @@
         <w:rPr>
           <w:rFonts w:ascii="Arial" w:hAnsi="Arial" w:cs="Arial"/>
         </w:rPr>
-        <w:t xml:space="preserve">SELECT COUNT(id) AS </w:t>
-      </w:r>
-      <w:proofErr w:type="spellStart"/>
-      <w:r>
-        <w:rPr>
-          <w:rFonts w:ascii="Arial" w:hAnsi="Arial" w:cs="Arial"/>
-        </w:rPr>
-        <w:t>total_pedidos_pagos_nao_enviados</w:t>
-      </w:r>
-      <w:proofErr w:type="spellEnd"/>
-      <w:r>
-        <w:rPr>
-          <w:rFonts w:ascii="Arial" w:hAnsi="Arial" w:cs="Arial"/>
-        </w:rPr>
-        <w:t xml:space="preserve"> FROM pedidos WHERE </w:t>
-      </w:r>
-      <w:proofErr w:type="spellStart"/>
-      <w:r>
-        <w:rPr>
-          <w:rFonts w:ascii="Arial" w:hAnsi="Arial" w:cs="Arial"/>
-        </w:rPr>
-        <w:t>datadopagamento</w:t>
-      </w:r>
-      <w:proofErr w:type="spellEnd"/>
-      <w:r>
-        <w:rPr>
-          <w:rFonts w:ascii="Arial" w:hAnsi="Arial" w:cs="Arial"/>
-        </w:rPr>
-        <w:t xml:space="preserve"> IS NOT NULL AND </w:t>
-      </w:r>
-      <w:proofErr w:type="spellStart"/>
-      <w:r>
-        <w:rPr>
-          <w:rFonts w:ascii="Arial" w:hAnsi="Arial" w:cs="Arial"/>
-        </w:rPr>
-        <w:t>datadeenvio</w:t>
-      </w:r>
-      <w:proofErr w:type="spellEnd"/>
-      <w:r>
-        <w:rPr>
-          <w:rFonts w:ascii="Arial" w:hAnsi="Arial" w:cs="Arial"/>
-        </w:rPr>
-        <w:t xml:space="preserve"> IS NULL;</w:t>
+        <w:t>SELECT COUNT(id) AS total_pedidos_pagos_nao_enviados FROM pedidos WHERE datadopagamento IS NOT NULL AND datadeenvio IS NULL;</w:t>
       </w:r>
     </w:p>
     <w:p>
@@ -1905,17 +1126,8 @@
           <w:rFonts w:ascii="Arial" w:hAnsi="Arial" w:cs="Arial"/>
           <w:lang w:val="en-US"/>
         </w:rPr>
-        <w:t xml:space="preserve">SELECT COUNT(id) AS </w:t>
-      </w:r>
-      <w:proofErr w:type="spellStart"/>
-      <w:r>
-        <w:rPr>
-          <w:rFonts w:ascii="Arial" w:hAnsi="Arial" w:cs="Arial"/>
-          <w:lang w:val="en-US"/>
-        </w:rPr>
-        <w:t>total_vendas</w:t>
-      </w:r>
-      <w:proofErr w:type="spellEnd"/>
+        <w:t>SELECT COUNT(id) AS total_vendas</w:t>
+      </w:r>
       <w:r>
         <w:rPr>
           <w:rFonts w:ascii="Arial" w:hAnsi="Arial" w:cs="Arial"/>
@@ -1928,39 +1140,14 @@
           <w:rFonts w:ascii="Arial" w:hAnsi="Arial" w:cs="Arial"/>
           <w:lang w:val="en-US"/>
         </w:rPr>
-        <w:t xml:space="preserve">FROM </w:t>
-      </w:r>
-      <w:proofErr w:type="spellStart"/>
-      <w:r>
-        <w:rPr>
-          <w:rFonts w:ascii="Arial" w:hAnsi="Arial" w:cs="Arial"/>
-          <w:lang w:val="en-US"/>
-        </w:rPr>
-        <w:t>pedidos</w:t>
-      </w:r>
-      <w:proofErr w:type="spellEnd"/>
-      <w:r>
-        <w:rPr>
-          <w:rFonts w:ascii="Arial" w:hAnsi="Arial" w:cs="Arial"/>
-          <w:lang w:val="en-US"/>
-        </w:rPr>
-        <w:t xml:space="preserve"> WHERE </w:t>
-      </w:r>
-      <w:proofErr w:type="spellStart"/>
-      <w:r>
-        <w:rPr>
-          <w:rFonts w:ascii="Arial" w:hAnsi="Arial" w:cs="Arial"/>
-          <w:lang w:val="en-US"/>
-        </w:rPr>
-        <w:t>datadopagamento</w:t>
-      </w:r>
-      <w:proofErr w:type="spellEnd"/>
-      <w:r>
-        <w:rPr>
-          <w:rFonts w:ascii="Arial" w:hAnsi="Arial" w:cs="Arial"/>
-          <w:lang w:val="en-US"/>
-        </w:rPr>
-        <w:t xml:space="preserve"> IS NOT NULL</w:t>
+        <w:t>FROM pedidos</w:t>
+      </w:r>
+      <w:r>
+        <w:rPr>
+          <w:rFonts w:ascii="Arial" w:hAnsi="Arial" w:cs="Arial"/>
+          <w:lang w:val="en-US"/>
+        </w:rPr>
+        <w:t xml:space="preserve"> WHERE datadopagamento IS NOT NULL</w:t>
       </w:r>
       <w:r>
         <w:rPr>
@@ -2002,35 +1189,7 @@
         <w:rPr>
           <w:rFonts w:ascii="Arial" w:hAnsi="Arial" w:cs="Arial"/>
         </w:rPr>
-        <w:t>SELECT MIN(</w:t>
-      </w:r>
-      <w:proofErr w:type="spellStart"/>
-      <w:r>
-        <w:rPr>
-          <w:rFonts w:ascii="Arial" w:hAnsi="Arial" w:cs="Arial"/>
-        </w:rPr>
-        <w:t>datadopedido</w:t>
-      </w:r>
-      <w:proofErr w:type="spellEnd"/>
-      <w:r>
-        <w:rPr>
-          <w:rFonts w:ascii="Arial" w:hAnsi="Arial" w:cs="Arial"/>
-        </w:rPr>
-        <w:t xml:space="preserve">) AS </w:t>
-      </w:r>
-      <w:proofErr w:type="spellStart"/>
-      <w:r>
-        <w:rPr>
-          <w:rFonts w:ascii="Arial" w:hAnsi="Arial" w:cs="Arial"/>
-        </w:rPr>
-        <w:t>data_pedido_mais_antigo</w:t>
-      </w:r>
-      <w:proofErr w:type="spellEnd"/>
-      <w:r>
-        <w:rPr>
-          <w:rFonts w:ascii="Arial" w:hAnsi="Arial" w:cs="Arial"/>
-        </w:rPr>
-        <w:t xml:space="preserve"> FROM pedidos;</w:t>
+        <w:t>SELECT MIN(datadopedido) AS data_pedido_mais_antigo FROM pedidos;</w:t>
       </w:r>
     </w:p>
     <w:p>
@@ -2101,16 +1260,8 @@
         <w:rPr>
           <w:rFonts w:ascii="Arial" w:hAnsi="Arial" w:cs="Arial"/>
         </w:rPr>
-        <w:t xml:space="preserve">) AS </w:t>
-      </w:r>
-      <w:proofErr w:type="spellStart"/>
-      <w:r>
-        <w:rPr>
-          <w:rFonts w:ascii="Arial" w:hAnsi="Arial" w:cs="Arial"/>
-        </w:rPr>
-        <w:t>data_cadastro_cliente_mais_novo</w:t>
-      </w:r>
-      <w:proofErr w:type="spellEnd"/>
+        <w:t>) AS data_cadastro_cliente_mais_novo</w:t>
+      </w:r>
       <w:r>
         <w:rPr>
           <w:rFonts w:ascii="Arial" w:hAnsi="Arial" w:cs="Arial"/>
@@ -2145,27 +1296,13 @@
         <w:rPr>
           <w:rFonts w:ascii="Arial" w:hAnsi="Arial" w:cs="Arial"/>
         </w:rPr>
-        <w:t xml:space="preserve">AS </w:t>
-      </w:r>
-      <w:proofErr w:type="spellStart"/>
-      <w:r>
-        <w:rPr>
-          <w:rFonts w:ascii="Arial" w:hAnsi="Arial" w:cs="Arial"/>
-        </w:rPr>
-        <w:t>data_cadastro_cliente_mais_</w:t>
-      </w:r>
-      <w:r>
-        <w:rPr>
-          <w:rFonts w:ascii="Arial" w:hAnsi="Arial" w:cs="Arial"/>
-        </w:rPr>
-        <w:t>velho</w:t>
-      </w:r>
-      <w:proofErr w:type="spellEnd"/>
-      <w:r>
-        <w:rPr>
-          <w:rFonts w:ascii="Arial" w:hAnsi="Arial" w:cs="Arial"/>
-        </w:rPr>
-        <w:t xml:space="preserve"> </w:t>
+        <w:t>AS data_cadastro_cliente_mais_</w:t>
+      </w:r>
+      <w:r>
+        <w:rPr>
+          <w:rFonts w:ascii="Arial" w:hAnsi="Arial" w:cs="Arial"/>
+        </w:rPr>
+        <w:t xml:space="preserve">velho </w:t>
       </w:r>
       <w:r>
         <w:rPr>
@@ -2206,35 +1343,7 @@
         <w:rPr>
           <w:rFonts w:ascii="Arial" w:hAnsi="Arial" w:cs="Arial"/>
         </w:rPr>
-        <w:t>SELECT AVG(</w:t>
-      </w:r>
-      <w:proofErr w:type="spellStart"/>
-      <w:r>
-        <w:rPr>
-          <w:rFonts w:ascii="Arial" w:hAnsi="Arial" w:cs="Arial"/>
-        </w:rPr>
-        <w:t>precounitario</w:t>
-      </w:r>
-      <w:proofErr w:type="spellEnd"/>
-      <w:r>
-        <w:rPr>
-          <w:rFonts w:ascii="Arial" w:hAnsi="Arial" w:cs="Arial"/>
-        </w:rPr>
-        <w:t xml:space="preserve">) AS </w:t>
-      </w:r>
-      <w:proofErr w:type="spellStart"/>
-      <w:r>
-        <w:rPr>
-          <w:rFonts w:ascii="Arial" w:hAnsi="Arial" w:cs="Arial"/>
-        </w:rPr>
-        <w:t>preco_medio_produtos</w:t>
-      </w:r>
-      <w:proofErr w:type="spellEnd"/>
-      <w:r>
-        <w:rPr>
-          <w:rFonts w:ascii="Arial" w:hAnsi="Arial" w:cs="Arial"/>
-        </w:rPr>
-        <w:t xml:space="preserve"> FROM produtos;</w:t>
+        <w:t>SELECT AVG(precounitario) AS preco_medio_produtos FROM produtos;</w:t>
       </w:r>
     </w:p>
     <w:p>
@@ -2282,87 +1391,13 @@
           <w:i/>
           <w:iCs/>
         </w:rPr>
-        <w:t xml:space="preserve">O tratamento de datas não está bem padronizado nos diversos </w:t>
-      </w:r>
-      <w:proofErr w:type="spellStart"/>
-      <w:r>
-        <w:rPr>
-          <w:rFonts w:ascii="Arial" w:hAnsi="Arial" w:cs="Arial"/>
-          <w:i/>
-          <w:iCs/>
-        </w:rPr>
-        <w:t>SGBs</w:t>
-      </w:r>
-      <w:proofErr w:type="spellEnd"/>
-      <w:r>
-        <w:rPr>
-          <w:rFonts w:ascii="Arial" w:hAnsi="Arial" w:cs="Arial"/>
-          <w:i/>
-          <w:iCs/>
-        </w:rPr>
-        <w:t>,</w:t>
-      </w:r>
-      <w:r>
-        <w:rPr>
-          <w:rFonts w:ascii="Arial" w:hAnsi="Arial" w:cs="Arial"/>
-        </w:rPr>
-        <w:t xml:space="preserve"> a função DATEDIFF é comum em MySQL e SQL Server. Para PostgreSQL, você pode usar EXTRACT(DAY FROM (</w:t>
-      </w:r>
-      <w:proofErr w:type="spellStart"/>
-      <w:r>
-        <w:rPr>
-          <w:rFonts w:ascii="Arial" w:hAnsi="Arial" w:cs="Arial"/>
-        </w:rPr>
-        <w:t>datadaentrega</w:t>
-      </w:r>
-      <w:proofErr w:type="spellEnd"/>
-      <w:r>
-        <w:rPr>
-          <w:rFonts w:ascii="Arial" w:hAnsi="Arial" w:cs="Arial"/>
-        </w:rPr>
-        <w:t xml:space="preserve"> - </w:t>
-      </w:r>
-      <w:proofErr w:type="spellStart"/>
-      <w:r>
-        <w:rPr>
-          <w:rFonts w:ascii="Arial" w:hAnsi="Arial" w:cs="Arial"/>
-        </w:rPr>
-        <w:t>datadeenvio</w:t>
-      </w:r>
-      <w:proofErr w:type="spellEnd"/>
-      <w:r>
-        <w:rPr>
-          <w:rFonts w:ascii="Arial" w:hAnsi="Arial" w:cs="Arial"/>
-        </w:rPr>
-        <w:t xml:space="preserve">)). Para Oracle e DB2, </w:t>
-      </w:r>
-      <w:proofErr w:type="spellStart"/>
-      <w:r>
-        <w:rPr>
-          <w:rFonts w:ascii="Arial" w:hAnsi="Arial" w:cs="Arial"/>
-        </w:rPr>
-        <w:t>datadaentrega</w:t>
-      </w:r>
-      <w:proofErr w:type="spellEnd"/>
-      <w:r>
-        <w:rPr>
-          <w:rFonts w:ascii="Arial" w:hAnsi="Arial" w:cs="Arial"/>
-        </w:rPr>
-        <w:t xml:space="preserve"> - </w:t>
-      </w:r>
-      <w:proofErr w:type="spellStart"/>
-      <w:r>
-        <w:rPr>
-          <w:rFonts w:ascii="Arial" w:hAnsi="Arial" w:cs="Arial"/>
-        </w:rPr>
-        <w:t>datadeenvio</w:t>
-      </w:r>
-      <w:proofErr w:type="spellEnd"/>
-      <w:r>
-        <w:rPr>
-          <w:rFonts w:ascii="Arial" w:hAnsi="Arial" w:cs="Arial"/>
-        </w:rPr>
-        <w:t xml:space="preserve"> retorna a diferença em dias.</w:t>
+        <w:t>O tratamento de datas não está bem padronizado nos diversos SGBs,</w:t>
+      </w:r>
+      <w:r>
+        <w:rPr>
+          <w:rFonts w:ascii="Arial" w:hAnsi="Arial" w:cs="Arial"/>
+        </w:rPr>
+        <w:t xml:space="preserve"> a função DATEDIFF é comum em MySQL e SQL Server. Para PostgreSQL, você pode usar EXTRACT(DAY FROM (datadaentrega - datadeenvio)). Para Oracle e DB2, datadaentrega - datadeenvio retorna a diferença em dias.</w:t>
       </w:r>
     </w:p>
     <w:p>
@@ -2377,77 +1412,7 @@
         <w:rPr>
           <w:rFonts w:ascii="Arial" w:hAnsi="Arial" w:cs="Arial"/>
         </w:rPr>
-        <w:t>SELECT AVG(DATEDIFF(</w:t>
-      </w:r>
-      <w:proofErr w:type="spellStart"/>
-      <w:r>
-        <w:rPr>
-          <w:rFonts w:ascii="Arial" w:hAnsi="Arial" w:cs="Arial"/>
-        </w:rPr>
-        <w:t>datadaentrega</w:t>
-      </w:r>
-      <w:proofErr w:type="spellEnd"/>
-      <w:r>
-        <w:rPr>
-          <w:rFonts w:ascii="Arial" w:hAnsi="Arial" w:cs="Arial"/>
-        </w:rPr>
-        <w:t xml:space="preserve">, </w:t>
-      </w:r>
-      <w:proofErr w:type="spellStart"/>
-      <w:r>
-        <w:rPr>
-          <w:rFonts w:ascii="Arial" w:hAnsi="Arial" w:cs="Arial"/>
-        </w:rPr>
-        <w:t>datadeenvio</w:t>
-      </w:r>
-      <w:proofErr w:type="spellEnd"/>
-      <w:r>
-        <w:rPr>
-          <w:rFonts w:ascii="Arial" w:hAnsi="Arial" w:cs="Arial"/>
-        </w:rPr>
-        <w:t xml:space="preserve">)) AS </w:t>
-      </w:r>
-      <w:proofErr w:type="spellStart"/>
-      <w:r>
-        <w:rPr>
-          <w:rFonts w:ascii="Arial" w:hAnsi="Arial" w:cs="Arial"/>
-        </w:rPr>
-        <w:t>tempo_medio_entrega_dias</w:t>
-      </w:r>
-      <w:proofErr w:type="spellEnd"/>
-      <w:r>
-        <w:rPr>
-          <w:rFonts w:ascii="Arial" w:hAnsi="Arial" w:cs="Arial"/>
-        </w:rPr>
-        <w:t xml:space="preserve"> FROM pedidos WHERE </w:t>
-      </w:r>
-      <w:proofErr w:type="spellStart"/>
-      <w:r>
-        <w:rPr>
-          <w:rFonts w:ascii="Arial" w:hAnsi="Arial" w:cs="Arial"/>
-        </w:rPr>
-        <w:t>datadaentrega</w:t>
-      </w:r>
-      <w:proofErr w:type="spellEnd"/>
-      <w:r>
-        <w:rPr>
-          <w:rFonts w:ascii="Arial" w:hAnsi="Arial" w:cs="Arial"/>
-        </w:rPr>
-        <w:t xml:space="preserve"> IS NOT NULL AND </w:t>
-      </w:r>
-      <w:proofErr w:type="spellStart"/>
-      <w:r>
-        <w:rPr>
-          <w:rFonts w:ascii="Arial" w:hAnsi="Arial" w:cs="Arial"/>
-        </w:rPr>
-        <w:t>datadeenvio</w:t>
-      </w:r>
-      <w:proofErr w:type="spellEnd"/>
-      <w:r>
-        <w:rPr>
-          <w:rFonts w:ascii="Arial" w:hAnsi="Arial" w:cs="Arial"/>
-        </w:rPr>
-        <w:t xml:space="preserve"> IS NOT NULL;</w:t>
+        <w:t>SELECT AVG(DATEDIFF(datadaentrega, datadeenvio)) AS tempo_medio_entrega_dias FROM pedidos WHERE datadaentrega IS NOT NULL AND datadeenvio IS NOT NULL;</w:t>
       </w:r>
     </w:p>
     <w:p>
@@ -2484,7 +1449,6 @@
         </w:rPr>
         <w:t xml:space="preserve">SELECT </w:t>
       </w:r>
-      <w:proofErr w:type="spellStart"/>
       <w:r>
         <w:rPr>
           <w:rFonts w:ascii="Arial" w:hAnsi="Arial" w:cs="Arial"/>
@@ -2495,84 +1459,7 @@
         <w:rPr>
           <w:rFonts w:ascii="Arial" w:hAnsi="Arial" w:cs="Arial"/>
         </w:rPr>
-        <w:t>AVG</w:t>
-      </w:r>
-      <w:proofErr w:type="spellEnd"/>
-      <w:r>
-        <w:rPr>
-          <w:rFonts w:ascii="Arial" w:hAnsi="Arial" w:cs="Arial"/>
-        </w:rPr>
-        <w:t>(DATEDIFF(</w:t>
-      </w:r>
-      <w:proofErr w:type="spellStart"/>
-      <w:r>
-        <w:rPr>
-          <w:rFonts w:ascii="Arial" w:hAnsi="Arial" w:cs="Arial"/>
-        </w:rPr>
-        <w:t>datadaentrega</w:t>
-      </w:r>
-      <w:proofErr w:type="spellEnd"/>
-      <w:r>
-        <w:rPr>
-          <w:rFonts w:ascii="Arial" w:hAnsi="Arial" w:cs="Arial"/>
-        </w:rPr>
-        <w:t xml:space="preserve">, </w:t>
-      </w:r>
-      <w:proofErr w:type="spellStart"/>
-      <w:r>
-        <w:rPr>
-          <w:rFonts w:ascii="Arial" w:hAnsi="Arial" w:cs="Arial"/>
-        </w:rPr>
-        <w:t>datadeenvio</w:t>
-      </w:r>
-      <w:proofErr w:type="spellEnd"/>
-      <w:r>
-        <w:rPr>
-          <w:rFonts w:ascii="Arial" w:hAnsi="Arial" w:cs="Arial"/>
-        </w:rPr>
-        <w:t xml:space="preserve">)) AS </w:t>
-      </w:r>
-      <w:proofErr w:type="spellStart"/>
-      <w:r>
-        <w:rPr>
-          <w:rFonts w:ascii="Arial" w:hAnsi="Arial" w:cs="Arial"/>
-        </w:rPr>
-        <w:t>tempo_medio_entrega_dias</w:t>
-      </w:r>
-      <w:proofErr w:type="spellEnd"/>
-      <w:r>
-        <w:rPr>
-          <w:rFonts w:ascii="Arial" w:hAnsi="Arial" w:cs="Arial"/>
-        </w:rPr>
-        <w:t xml:space="preserve"> FROM pedidos WHERE </w:t>
-      </w:r>
-      <w:proofErr w:type="spellStart"/>
-      <w:r>
-        <w:rPr>
-          <w:rFonts w:ascii="Arial" w:hAnsi="Arial" w:cs="Arial"/>
-        </w:rPr>
-        <w:t>datadaentrega</w:t>
-      </w:r>
-      <w:proofErr w:type="spellEnd"/>
-      <w:r>
-        <w:rPr>
-          <w:rFonts w:ascii="Arial" w:hAnsi="Arial" w:cs="Arial"/>
-        </w:rPr>
-        <w:t xml:space="preserve"> IS NOT NULL AND </w:t>
-      </w:r>
-      <w:proofErr w:type="spellStart"/>
-      <w:r>
-        <w:rPr>
-          <w:rFonts w:ascii="Arial" w:hAnsi="Arial" w:cs="Arial"/>
-        </w:rPr>
-        <w:t>datadeenvio</w:t>
-      </w:r>
-      <w:proofErr w:type="spellEnd"/>
-      <w:r>
-        <w:rPr>
-          <w:rFonts w:ascii="Arial" w:hAnsi="Arial" w:cs="Arial"/>
-        </w:rPr>
-        <w:t xml:space="preserve"> IS NOT NULL</w:t>
+        <w:t>AVG(DATEDIFF(datadaentrega, datadeenvio)) AS tempo_medio_entrega_dias FROM pedidos WHERE datadaentrega IS NOT NULL AND datadeenvio IS NOT NULL</w:t>
       </w:r>
       <w:r>
         <w:rPr>
@@ -2619,77 +1506,7 @@
         <w:rPr>
           <w:rFonts w:ascii="Arial" w:hAnsi="Arial" w:cs="Arial"/>
         </w:rPr>
-        <w:t xml:space="preserve">SELECT </w:t>
-      </w:r>
-      <w:proofErr w:type="spellStart"/>
-      <w:r>
-        <w:rPr>
-          <w:rFonts w:ascii="Arial" w:hAnsi="Arial" w:cs="Arial"/>
-        </w:rPr>
-        <w:t>idcategoria</w:t>
-      </w:r>
-      <w:proofErr w:type="spellEnd"/>
-      <w:r>
-        <w:rPr>
-          <w:rFonts w:ascii="Arial" w:hAnsi="Arial" w:cs="Arial"/>
-        </w:rPr>
-        <w:t>, AVG(</w:t>
-      </w:r>
-      <w:proofErr w:type="spellStart"/>
-      <w:r>
-        <w:rPr>
-          <w:rFonts w:ascii="Arial" w:hAnsi="Arial" w:cs="Arial"/>
-        </w:rPr>
-        <w:t>p.precounitario</w:t>
-      </w:r>
-      <w:proofErr w:type="spellEnd"/>
-      <w:r>
-        <w:rPr>
-          <w:rFonts w:ascii="Arial" w:hAnsi="Arial" w:cs="Arial"/>
-        </w:rPr>
-        <w:t xml:space="preserve">) AS </w:t>
-      </w:r>
-      <w:proofErr w:type="spellStart"/>
-      <w:r>
-        <w:rPr>
-          <w:rFonts w:ascii="Arial" w:hAnsi="Arial" w:cs="Arial"/>
-        </w:rPr>
-        <w:t>preco_medio_categoria</w:t>
-      </w:r>
-      <w:proofErr w:type="spellEnd"/>
-      <w:r>
-        <w:rPr>
-          <w:rFonts w:ascii="Arial" w:hAnsi="Arial" w:cs="Arial"/>
-        </w:rPr>
-        <w:t xml:space="preserve"> FROM produtos GROUP BY </w:t>
-      </w:r>
-      <w:proofErr w:type="spellStart"/>
-      <w:r>
-        <w:rPr>
-          <w:rFonts w:ascii="Arial" w:hAnsi="Arial" w:cs="Arial"/>
-        </w:rPr>
-        <w:t>idcategoria</w:t>
-      </w:r>
-      <w:proofErr w:type="spellEnd"/>
-      <w:r>
-        <w:rPr>
-          <w:rFonts w:ascii="Arial" w:hAnsi="Arial" w:cs="Arial"/>
-        </w:rPr>
-        <w:t xml:space="preserve"> ORDER BY </w:t>
-      </w:r>
-      <w:proofErr w:type="spellStart"/>
-      <w:r>
-        <w:rPr>
-          <w:rFonts w:ascii="Arial" w:hAnsi="Arial" w:cs="Arial"/>
-        </w:rPr>
-        <w:t>idcategoria</w:t>
-      </w:r>
-      <w:proofErr w:type="spellEnd"/>
-      <w:r>
-        <w:rPr>
-          <w:rFonts w:ascii="Arial" w:hAnsi="Arial" w:cs="Arial"/>
-        </w:rPr>
-        <w:t>;</w:t>
+        <w:t>SELECT idcategoria, AVG(p.precounitario) AS preco_medio_categoria FROM produtos GROUP BY idcategoria ORDER BY idcategoria;</w:t>
       </w:r>
     </w:p>
     <w:p>
@@ -2732,87 +1549,7 @@
           <w:rFonts w:ascii="Arial" w:hAnsi="Arial" w:cs="Arial"/>
           <w:lang w:val="en-US"/>
         </w:rPr>
-        <w:t xml:space="preserve">SELECT </w:t>
-      </w:r>
-      <w:proofErr w:type="spellStart"/>
-      <w:r>
-        <w:rPr>
-          <w:rFonts w:ascii="Arial" w:hAnsi="Arial" w:cs="Arial"/>
-          <w:lang w:val="en-US"/>
-        </w:rPr>
-        <w:t>sexo</w:t>
-      </w:r>
-      <w:proofErr w:type="spellEnd"/>
-      <w:r>
-        <w:rPr>
-          <w:rFonts w:ascii="Arial" w:hAnsi="Arial" w:cs="Arial"/>
-          <w:lang w:val="en-US"/>
-        </w:rPr>
-        <w:t xml:space="preserve">, COUNT(id) AS </w:t>
-      </w:r>
-      <w:proofErr w:type="spellStart"/>
-      <w:r>
-        <w:rPr>
-          <w:rFonts w:ascii="Arial" w:hAnsi="Arial" w:cs="Arial"/>
-          <w:lang w:val="en-US"/>
-        </w:rPr>
-        <w:t>total_clientes</w:t>
-      </w:r>
-      <w:proofErr w:type="spellEnd"/>
-      <w:r>
-        <w:rPr>
-          <w:rFonts w:ascii="Arial" w:hAnsi="Arial" w:cs="Arial"/>
-          <w:lang w:val="en-US"/>
-        </w:rPr>
-        <w:t xml:space="preserve"> FROM </w:t>
-      </w:r>
-      <w:proofErr w:type="spellStart"/>
-      <w:r>
-        <w:rPr>
-          <w:rFonts w:ascii="Arial" w:hAnsi="Arial" w:cs="Arial"/>
-          <w:lang w:val="en-US"/>
-        </w:rPr>
-        <w:t>clientes</w:t>
-      </w:r>
-      <w:proofErr w:type="spellEnd"/>
-      <w:r>
-        <w:rPr>
-          <w:rFonts w:ascii="Arial" w:hAnsi="Arial" w:cs="Arial"/>
-          <w:lang w:val="en-US"/>
-        </w:rPr>
-        <w:t xml:space="preserve"> GROUP BY </w:t>
-      </w:r>
-      <w:proofErr w:type="spellStart"/>
-      <w:r>
-        <w:rPr>
-          <w:rFonts w:ascii="Arial" w:hAnsi="Arial" w:cs="Arial"/>
-          <w:lang w:val="en-US"/>
-        </w:rPr>
-        <w:t>sexo</w:t>
-      </w:r>
-      <w:proofErr w:type="spellEnd"/>
-      <w:r>
-        <w:rPr>
-          <w:rFonts w:ascii="Arial" w:hAnsi="Arial" w:cs="Arial"/>
-          <w:lang w:val="en-US"/>
-        </w:rPr>
-        <w:t xml:space="preserve"> ORDER BY </w:t>
-      </w:r>
-      <w:proofErr w:type="spellStart"/>
-      <w:r>
-        <w:rPr>
-          <w:rFonts w:ascii="Arial" w:hAnsi="Arial" w:cs="Arial"/>
-          <w:lang w:val="en-US"/>
-        </w:rPr>
-        <w:t>sexo</w:t>
-      </w:r>
-      <w:proofErr w:type="spellEnd"/>
-      <w:r>
-        <w:rPr>
-          <w:rFonts w:ascii="Arial" w:hAnsi="Arial" w:cs="Arial"/>
-          <w:lang w:val="en-US"/>
-        </w:rPr>
-        <w:t>;</w:t>
+        <w:t>SELECT sexo, COUNT(id) AS total_clientes FROM clientes GROUP BY sexo ORDER BY sexo;</w:t>
       </w:r>
     </w:p>
     <w:p>
@@ -2946,62 +1683,14 @@
           <w:rFonts w:ascii="Arial" w:hAnsi="Arial" w:cs="Arial"/>
           <w:lang w:val="en-US"/>
         </w:rPr>
-        <w:t xml:space="preserve">SELECT </w:t>
-      </w:r>
-      <w:proofErr w:type="spellStart"/>
-      <w:r>
-        <w:rPr>
-          <w:rFonts w:ascii="Arial" w:hAnsi="Arial" w:cs="Arial"/>
-          <w:lang w:val="en-US"/>
-        </w:rPr>
-        <w:t>nome</w:t>
-      </w:r>
-      <w:proofErr w:type="spellEnd"/>
-      <w:r>
-        <w:rPr>
-          <w:rFonts w:ascii="Arial" w:hAnsi="Arial" w:cs="Arial"/>
-          <w:lang w:val="en-US"/>
-        </w:rPr>
-        <w:t xml:space="preserve"> FROM </w:t>
-      </w:r>
-      <w:proofErr w:type="spellStart"/>
-      <w:r>
-        <w:rPr>
-          <w:rFonts w:ascii="Arial" w:hAnsi="Arial" w:cs="Arial"/>
-          <w:lang w:val="en-US"/>
-        </w:rPr>
-        <w:t>clientes</w:t>
-      </w:r>
-      <w:proofErr w:type="spellEnd"/>
-      <w:r>
-        <w:rPr>
-          <w:rFonts w:ascii="Arial" w:hAnsi="Arial" w:cs="Arial"/>
-          <w:lang w:val="en-US"/>
-        </w:rPr>
-        <w:t xml:space="preserve"> WHE</w:t>
-      </w:r>
-      <w:r>
-        <w:rPr>
-          <w:rFonts w:ascii="Arial" w:hAnsi="Arial" w:cs="Arial"/>
-          <w:lang w:val="en-US"/>
-        </w:rPr>
-        <w:t xml:space="preserve">RE </w:t>
-      </w:r>
-      <w:proofErr w:type="spellStart"/>
-      <w:r>
-        <w:rPr>
-          <w:rFonts w:ascii="Arial" w:hAnsi="Arial" w:cs="Arial"/>
-          <w:lang w:val="en-US"/>
-        </w:rPr>
-        <w:t>pais</w:t>
-      </w:r>
-      <w:proofErr w:type="spellEnd"/>
-      <w:r>
-        <w:rPr>
-          <w:rFonts w:ascii="Arial" w:hAnsi="Arial" w:cs="Arial"/>
-          <w:lang w:val="en-US"/>
-        </w:rPr>
-        <w:t xml:space="preserve"> = </w:t>
+        <w:t>SELECT nome FROM clientes WHE</w:t>
+      </w:r>
+      <w:r>
+        <w:rPr>
+          <w:rFonts w:ascii="Arial" w:hAnsi="Arial" w:cs="Arial"/>
+          <w:lang w:val="en-US"/>
+        </w:rPr>
+        <w:t xml:space="preserve">RE pais = </w:t>
       </w:r>
       <w:r>
         <w:rPr>
@@ -3015,23 +1704,7 @@
           <w:rFonts w:ascii="Arial" w:hAnsi="Arial" w:cs="Arial"/>
           <w:lang w:val="en-US"/>
         </w:rPr>
-        <w:t xml:space="preserve">d </w:t>
-      </w:r>
-      <w:proofErr w:type="spellStart"/>
-      <w:r>
-        <w:rPr>
-          <w:rFonts w:ascii="Arial" w:hAnsi="Arial" w:cs="Arial"/>
-          <w:lang w:val="en-US"/>
-        </w:rPr>
-        <w:t>estado</w:t>
-      </w:r>
-      <w:proofErr w:type="spellEnd"/>
-      <w:r>
-        <w:rPr>
-          <w:rFonts w:ascii="Arial" w:hAnsi="Arial" w:cs="Arial"/>
-          <w:lang w:val="en-US"/>
-        </w:rPr>
-        <w:t xml:space="preserve"> in (</w:t>
+        <w:t>d estado in (</w:t>
       </w:r>
       <w:r>
         <w:rPr>
@@ -3094,84 +1767,20 @@
         <w:rPr>
           <w:rFonts w:ascii="Arial" w:hAnsi="Arial" w:cs="Arial"/>
         </w:rPr>
-        <w:t xml:space="preserve">SELECT </w:t>
-      </w:r>
-      <w:proofErr w:type="spellStart"/>
-      <w:r>
-        <w:rPr>
-          <w:rFonts w:ascii="Arial" w:hAnsi="Arial" w:cs="Arial"/>
-        </w:rPr>
-        <w:t>c.nomedacategoria,p.produto</w:t>
-      </w:r>
-      <w:proofErr w:type="spellEnd"/>
-      <w:r>
-        <w:rPr>
-          <w:rFonts w:ascii="Arial" w:hAnsi="Arial" w:cs="Arial"/>
-        </w:rPr>
-        <w:t xml:space="preserve"> FROM categorias c LEFT JOIN produtos p ON c.id = </w:t>
-      </w:r>
-      <w:proofErr w:type="spellStart"/>
-      <w:r>
-        <w:rPr>
-          <w:rFonts w:ascii="Arial" w:hAnsi="Arial" w:cs="Arial"/>
-        </w:rPr>
-        <w:t>p.idcategoria</w:t>
-      </w:r>
-      <w:proofErr w:type="spellEnd"/>
-      <w:r>
-        <w:rPr>
-          <w:rFonts w:ascii="Arial" w:hAnsi="Arial" w:cs="Arial"/>
-        </w:rPr>
-        <w:t xml:space="preserve"> </w:t>
-      </w:r>
-      <w:r>
-        <w:rPr>
-          <w:rFonts w:ascii="Arial" w:hAnsi="Arial" w:cs="Arial"/>
-        </w:rPr>
-        <w:t xml:space="preserve">WHERE </w:t>
-      </w:r>
-      <w:proofErr w:type="spellStart"/>
-      <w:r>
-        <w:rPr>
-          <w:rFonts w:ascii="Arial" w:hAnsi="Arial" w:cs="Arial"/>
-        </w:rPr>
-        <w:t>p.descontinuado</w:t>
-      </w:r>
-      <w:proofErr w:type="spellEnd"/>
-      <w:r>
-        <w:rPr>
-          <w:rFonts w:ascii="Arial" w:hAnsi="Arial" w:cs="Arial"/>
-        </w:rPr>
-        <w:t xml:space="preserve"> = 0 </w:t>
-      </w:r>
-      <w:r>
-        <w:rPr>
-          <w:rFonts w:ascii="Arial" w:hAnsi="Arial" w:cs="Arial"/>
-        </w:rPr>
-        <w:t xml:space="preserve">ORDER BY </w:t>
-      </w:r>
-      <w:proofErr w:type="spellStart"/>
-      <w:r>
-        <w:rPr>
-          <w:rFonts w:ascii="Arial" w:hAnsi="Arial" w:cs="Arial"/>
-        </w:rPr>
-        <w:t>c.nomedacategoria</w:t>
-      </w:r>
-      <w:proofErr w:type="spellEnd"/>
-      <w:r>
-        <w:rPr>
-          <w:rFonts w:ascii="Arial" w:hAnsi="Arial" w:cs="Arial"/>
-        </w:rPr>
-        <w:t xml:space="preserve">, </w:t>
-      </w:r>
-      <w:proofErr w:type="spellStart"/>
-      <w:r>
-        <w:rPr>
-          <w:rFonts w:ascii="Arial" w:hAnsi="Arial" w:cs="Arial"/>
-        </w:rPr>
-        <w:t>p.produto</w:t>
-      </w:r>
-      <w:proofErr w:type="spellEnd"/>
+        <w:t xml:space="preserve">SELECT c.nomedacategoria,p.produto FROM categorias c LEFT JOIN produtos p ON c.id = p.idcategoria </w:t>
+      </w:r>
+      <w:r>
+        <w:rPr>
+          <w:rFonts w:ascii="Arial" w:hAnsi="Arial" w:cs="Arial"/>
+        </w:rPr>
+        <w:t xml:space="preserve">WHERE p.descontinuado = 0 </w:t>
+      </w:r>
+      <w:r>
+        <w:rPr>
+          <w:rFonts w:ascii="Arial" w:hAnsi="Arial" w:cs="Arial"/>
+        </w:rPr>
+        <w:t>ORDER BY c.nomedacategoria, p.produto</w:t>
+      </w:r>
       <w:r>
         <w:rPr>
           <w:rFonts w:ascii="Arial" w:hAnsi="Arial" w:cs="Arial"/>
@@ -3220,195 +1829,35 @@
           <w:rFonts w:ascii="Arial" w:hAnsi="Arial" w:cs="Arial"/>
           <w:lang w:val="en-US"/>
         </w:rPr>
-        <w:t xml:space="preserve">DISTINCT </w:t>
-      </w:r>
-      <w:proofErr w:type="spellStart"/>
-      <w:r>
-        <w:rPr>
-          <w:rFonts w:ascii="Arial" w:hAnsi="Arial" w:cs="Arial"/>
-          <w:lang w:val="en-US"/>
-        </w:rPr>
-        <w:t>cl.</w:t>
-      </w:r>
-      <w:r>
-        <w:rPr>
-          <w:rFonts w:ascii="Arial" w:hAnsi="Arial" w:cs="Arial"/>
-          <w:lang w:val="en-US"/>
-        </w:rPr>
-        <w:t>nome</w:t>
-      </w:r>
-      <w:proofErr w:type="spellEnd"/>
-      <w:r>
-        <w:rPr>
-          <w:rFonts w:ascii="Arial" w:hAnsi="Arial" w:cs="Arial"/>
-          <w:lang w:val="en-US"/>
-        </w:rPr>
-        <w:t>,</w:t>
-      </w:r>
-      <w:r>
-        <w:rPr>
-          <w:rFonts w:ascii="Arial" w:hAnsi="Arial" w:cs="Arial"/>
-          <w:lang w:val="en-US"/>
-        </w:rPr>
-        <w:t xml:space="preserve"> </w:t>
-      </w:r>
-      <w:proofErr w:type="spellStart"/>
-      <w:r>
-        <w:rPr>
-          <w:rFonts w:ascii="Arial" w:hAnsi="Arial" w:cs="Arial"/>
-          <w:lang w:val="en-US"/>
-        </w:rPr>
-        <w:t>pr.</w:t>
-      </w:r>
-      <w:r>
-        <w:rPr>
-          <w:rFonts w:ascii="Arial" w:hAnsi="Arial" w:cs="Arial"/>
-          <w:lang w:val="en-US"/>
-        </w:rPr>
-        <w:t>produto</w:t>
-      </w:r>
-      <w:proofErr w:type="spellEnd"/>
-      <w:r>
-        <w:rPr>
-          <w:rFonts w:ascii="Arial" w:hAnsi="Arial" w:cs="Arial"/>
-          <w:lang w:val="en-US"/>
-        </w:rPr>
-        <w:t xml:space="preserve"> FROM </w:t>
-      </w:r>
-      <w:proofErr w:type="spellStart"/>
-      <w:r>
-        <w:rPr>
-          <w:rFonts w:ascii="Arial" w:hAnsi="Arial" w:cs="Arial"/>
-          <w:lang w:val="en-US"/>
-        </w:rPr>
-        <w:t>cliente</w:t>
-      </w:r>
-      <w:proofErr w:type="spellEnd"/>
-      <w:r>
-        <w:rPr>
-          <w:rFonts w:ascii="Arial" w:hAnsi="Arial" w:cs="Arial"/>
-          <w:lang w:val="en-US"/>
-        </w:rPr>
-        <w:t xml:space="preserve"> cl INNER JOIN </w:t>
-      </w:r>
-      <w:proofErr w:type="spellStart"/>
-      <w:r>
-        <w:rPr>
-          <w:rFonts w:ascii="Arial" w:hAnsi="Arial" w:cs="Arial"/>
-          <w:lang w:val="en-US"/>
-        </w:rPr>
-        <w:t>pedidos</w:t>
-      </w:r>
-      <w:proofErr w:type="spellEnd"/>
-      <w:r>
-        <w:rPr>
-          <w:rFonts w:ascii="Arial" w:hAnsi="Arial" w:cs="Arial"/>
-          <w:lang w:val="en-US"/>
-        </w:rPr>
-        <w:t xml:space="preserve"> pe ON </w:t>
-      </w:r>
-      <w:proofErr w:type="spellStart"/>
-      <w:r>
-        <w:rPr>
-          <w:rFonts w:ascii="Arial" w:hAnsi="Arial" w:cs="Arial"/>
-          <w:lang w:val="en-US"/>
-        </w:rPr>
-        <w:t>pe</w:t>
-      </w:r>
-      <w:r>
-        <w:rPr>
-          <w:rFonts w:ascii="Arial" w:hAnsi="Arial" w:cs="Arial"/>
-          <w:lang w:val="en-US"/>
-        </w:rPr>
-        <w:t>.idcliente</w:t>
-      </w:r>
-      <w:proofErr w:type="spellEnd"/>
-      <w:r>
-        <w:rPr>
-          <w:rFonts w:ascii="Arial" w:hAnsi="Arial" w:cs="Arial"/>
-          <w:lang w:val="en-US"/>
-        </w:rPr>
-        <w:t xml:space="preserve"> = cl.id INNER JOIN </w:t>
-      </w:r>
-      <w:proofErr w:type="spellStart"/>
-      <w:r>
-        <w:rPr>
-          <w:rFonts w:ascii="Arial" w:hAnsi="Arial" w:cs="Arial"/>
-          <w:lang w:val="en-US"/>
-        </w:rPr>
-        <w:t>itens</w:t>
-      </w:r>
-      <w:proofErr w:type="spellEnd"/>
-      <w:r>
-        <w:rPr>
-          <w:rFonts w:ascii="Arial" w:hAnsi="Arial" w:cs="Arial"/>
-          <w:lang w:val="en-US"/>
-        </w:rPr>
-        <w:t xml:space="preserve"> it ON </w:t>
-      </w:r>
-      <w:proofErr w:type="spellStart"/>
-      <w:r>
-        <w:rPr>
-          <w:rFonts w:ascii="Arial" w:hAnsi="Arial" w:cs="Arial"/>
-          <w:lang w:val="en-US"/>
-        </w:rPr>
-        <w:t>it.idpedido</w:t>
-      </w:r>
-      <w:proofErr w:type="spellEnd"/>
-      <w:r>
-        <w:rPr>
-          <w:rFonts w:ascii="Arial" w:hAnsi="Arial" w:cs="Arial"/>
-          <w:lang w:val="en-US"/>
-        </w:rPr>
-        <w:t xml:space="preserve"> = pe.id INNER JOIN </w:t>
-      </w:r>
-      <w:proofErr w:type="spellStart"/>
-      <w:r>
-        <w:rPr>
-          <w:rFonts w:ascii="Arial" w:hAnsi="Arial" w:cs="Arial"/>
-          <w:lang w:val="en-US"/>
-        </w:rPr>
-        <w:t>produtos</w:t>
-      </w:r>
-      <w:proofErr w:type="spellEnd"/>
-      <w:r>
-        <w:rPr>
-          <w:rFonts w:ascii="Arial" w:hAnsi="Arial" w:cs="Arial"/>
-          <w:lang w:val="en-US"/>
-        </w:rPr>
-        <w:t xml:space="preserve"> pr ON </w:t>
-      </w:r>
-      <w:proofErr w:type="spellStart"/>
-      <w:r>
-        <w:rPr>
-          <w:rFonts w:ascii="Arial" w:hAnsi="Arial" w:cs="Arial"/>
-          <w:lang w:val="en-US"/>
-        </w:rPr>
-        <w:t>it.idproduto</w:t>
-      </w:r>
-      <w:proofErr w:type="spellEnd"/>
-      <w:r>
-        <w:rPr>
-          <w:rFonts w:ascii="Arial" w:hAnsi="Arial" w:cs="Arial"/>
-          <w:lang w:val="en-US"/>
-        </w:rPr>
-        <w:t xml:space="preserve"> = pr.id ORDER BY </w:t>
-      </w:r>
-      <w:proofErr w:type="spellStart"/>
-      <w:r>
-        <w:rPr>
-          <w:rFonts w:ascii="Arial" w:hAnsi="Arial" w:cs="Arial"/>
-          <w:lang w:val="en-US"/>
-        </w:rPr>
-        <w:t>nome,produto</w:t>
-      </w:r>
-      <w:proofErr w:type="spellEnd"/>
-      <w:r>
-        <w:rPr>
-          <w:rFonts w:ascii="Arial" w:hAnsi="Arial" w:cs="Arial"/>
-          <w:lang w:val="en-US"/>
-        </w:rPr>
-        <w:t>;</w:t>
+        <w:t>DISTINCT cl.</w:t>
+      </w:r>
+      <w:r>
+        <w:rPr>
+          <w:rFonts w:ascii="Arial" w:hAnsi="Arial" w:cs="Arial"/>
+          <w:lang w:val="en-US"/>
+        </w:rPr>
+        <w:t>nome,</w:t>
+      </w:r>
+      <w:r>
+        <w:rPr>
+          <w:rFonts w:ascii="Arial" w:hAnsi="Arial" w:cs="Arial"/>
+          <w:lang w:val="en-US"/>
+        </w:rPr>
+        <w:t xml:space="preserve"> pr.</w:t>
+      </w:r>
+      <w:r>
+        <w:rPr>
+          <w:rFonts w:ascii="Arial" w:hAnsi="Arial" w:cs="Arial"/>
+          <w:lang w:val="en-US"/>
+        </w:rPr>
+        <w:t>produto FROM cliente cl INNER JOIN pedidos pe ON pe</w:t>
+      </w:r>
+      <w:r>
+        <w:rPr>
+          <w:rFonts w:ascii="Arial" w:hAnsi="Arial" w:cs="Arial"/>
+          <w:lang w:val="en-US"/>
+        </w:rPr>
+        <w:t>.idcliente = cl.id INNER JOIN itens it ON it.idpedido = pe.id INNER JOIN produtos pr ON it.idproduto = pr.id ORDER BY nome,produto;</w:t>
       </w:r>
     </w:p>
     <w:p>
@@ -3458,87 +1907,7 @@
           <w:rFonts w:ascii="Arial" w:hAnsi="Arial" w:cs="Arial"/>
           <w:lang w:val="en-US"/>
         </w:rPr>
-        <w:t xml:space="preserve">SELECT </w:t>
-      </w:r>
-      <w:proofErr w:type="spellStart"/>
-      <w:r>
-        <w:rPr>
-          <w:rFonts w:ascii="Arial" w:hAnsi="Arial" w:cs="Arial"/>
-          <w:lang w:val="en-US"/>
-        </w:rPr>
-        <w:t>nome,email</w:t>
-      </w:r>
-      <w:proofErr w:type="spellEnd"/>
-      <w:r>
-        <w:rPr>
-          <w:rFonts w:ascii="Arial" w:hAnsi="Arial" w:cs="Arial"/>
-          <w:lang w:val="en-US"/>
-        </w:rPr>
-        <w:t xml:space="preserve"> FROM </w:t>
-      </w:r>
-      <w:proofErr w:type="spellStart"/>
-      <w:r>
-        <w:rPr>
-          <w:rFonts w:ascii="Arial" w:hAnsi="Arial" w:cs="Arial"/>
-          <w:lang w:val="en-US"/>
-        </w:rPr>
-        <w:t>clientes</w:t>
-      </w:r>
-      <w:proofErr w:type="spellEnd"/>
-      <w:r>
-        <w:rPr>
-          <w:rFonts w:ascii="Arial" w:hAnsi="Arial" w:cs="Arial"/>
-          <w:lang w:val="en-US"/>
-        </w:rPr>
-        <w:t xml:space="preserve"> c INNER JOIN </w:t>
-      </w:r>
-      <w:proofErr w:type="spellStart"/>
-      <w:r>
-        <w:rPr>
-          <w:rFonts w:ascii="Arial" w:hAnsi="Arial" w:cs="Arial"/>
-          <w:lang w:val="en-US"/>
-        </w:rPr>
-        <w:t>pedidos</w:t>
-      </w:r>
-      <w:proofErr w:type="spellEnd"/>
-      <w:r>
-        <w:rPr>
-          <w:rFonts w:ascii="Arial" w:hAnsi="Arial" w:cs="Arial"/>
-          <w:lang w:val="en-US"/>
-        </w:rPr>
-        <w:t xml:space="preserve"> p ON </w:t>
-      </w:r>
-      <w:proofErr w:type="spellStart"/>
-      <w:r>
-        <w:rPr>
-          <w:rFonts w:ascii="Arial" w:hAnsi="Arial" w:cs="Arial"/>
-          <w:lang w:val="en-US"/>
-        </w:rPr>
-        <w:t>p.idcliente</w:t>
-      </w:r>
-      <w:proofErr w:type="spellEnd"/>
-      <w:r>
-        <w:rPr>
-          <w:rFonts w:ascii="Arial" w:hAnsi="Arial" w:cs="Arial"/>
-          <w:lang w:val="en-US"/>
-        </w:rPr>
-        <w:t xml:space="preserve"> = c.id GROUP BY </w:t>
-      </w:r>
-      <w:proofErr w:type="spellStart"/>
-      <w:r>
-        <w:rPr>
-          <w:rFonts w:ascii="Arial" w:hAnsi="Arial" w:cs="Arial"/>
-          <w:lang w:val="en-US"/>
-        </w:rPr>
-        <w:t>nome,email</w:t>
-      </w:r>
-      <w:proofErr w:type="spellEnd"/>
-      <w:r>
-        <w:rPr>
-          <w:rFonts w:ascii="Arial" w:hAnsi="Arial" w:cs="Arial"/>
-          <w:lang w:val="en-US"/>
-        </w:rPr>
-        <w:t xml:space="preserve"> HAVING COUNT(*) &gt; 9;</w:t>
+        <w:t>SELECT nome,email FROM clientes c INNER JOIN pedidos p ON p.idcliente = c.id GROUP BY nome,email HAVING COUNT(*) &gt; 9;</w:t>
       </w:r>
     </w:p>
     <w:bookmarkEnd w:id="0"/>
@@ -3583,117 +1952,21 @@
           <w:rFonts w:ascii="Arial" w:hAnsi="Arial" w:cs="Arial"/>
           <w:lang w:val="en-US"/>
         </w:rPr>
-        <w:t xml:space="preserve">SELECT </w:t>
-      </w:r>
-      <w:proofErr w:type="spellStart"/>
-      <w:r>
-        <w:rPr>
-          <w:rFonts w:ascii="Arial" w:hAnsi="Arial" w:cs="Arial"/>
-          <w:lang w:val="en-US"/>
-        </w:rPr>
-        <w:t>nome</w:t>
-      </w:r>
-      <w:proofErr w:type="spellEnd"/>
-      <w:r>
-        <w:rPr>
-          <w:rFonts w:ascii="Arial" w:hAnsi="Arial" w:cs="Arial"/>
-          <w:lang w:val="en-US"/>
-        </w:rPr>
-        <w:t xml:space="preserve">, email FROM </w:t>
-      </w:r>
-      <w:proofErr w:type="spellStart"/>
-      <w:r>
-        <w:rPr>
-          <w:rFonts w:ascii="Arial" w:hAnsi="Arial" w:cs="Arial"/>
-          <w:lang w:val="en-US"/>
-        </w:rPr>
-        <w:t>clientes</w:t>
-      </w:r>
-      <w:proofErr w:type="spellEnd"/>
-      <w:r>
-        <w:rPr>
-          <w:rFonts w:ascii="Arial" w:hAnsi="Arial" w:cs="Arial"/>
-          <w:lang w:val="en-US"/>
-        </w:rPr>
-        <w:t xml:space="preserve"> c INNER JOIN </w:t>
-      </w:r>
-      <w:proofErr w:type="spellStart"/>
-      <w:r>
-        <w:rPr>
-          <w:rFonts w:ascii="Arial" w:hAnsi="Arial" w:cs="Arial"/>
-          <w:lang w:val="en-US"/>
-        </w:rPr>
-        <w:t>pedidos</w:t>
-      </w:r>
-      <w:proofErr w:type="spellEnd"/>
-      <w:r>
-        <w:rPr>
-          <w:rFonts w:ascii="Arial" w:hAnsi="Arial" w:cs="Arial"/>
-          <w:lang w:val="en-US"/>
-        </w:rPr>
-        <w:t xml:space="preserve"> p ON </w:t>
-      </w:r>
-      <w:proofErr w:type="spellStart"/>
-      <w:r>
-        <w:rPr>
-          <w:rFonts w:ascii="Arial" w:hAnsi="Arial" w:cs="Arial"/>
-          <w:lang w:val="en-US"/>
-        </w:rPr>
-        <w:t>p.idcliente</w:t>
-      </w:r>
-      <w:proofErr w:type="spellEnd"/>
-      <w:r>
-        <w:rPr>
-          <w:rFonts w:ascii="Arial" w:hAnsi="Arial" w:cs="Arial"/>
-          <w:lang w:val="en-US"/>
-        </w:rPr>
-        <w:t xml:space="preserve"> = c.id </w:t>
-      </w:r>
-      <w:r>
-        <w:rPr>
-          <w:rFonts w:ascii="Arial" w:hAnsi="Arial" w:cs="Arial"/>
-          <w:lang w:val="en-US"/>
-        </w:rPr>
-        <w:t xml:space="preserve">WHERE </w:t>
-      </w:r>
-      <w:proofErr w:type="spellStart"/>
-      <w:r>
-        <w:rPr>
-          <w:rFonts w:ascii="Arial" w:hAnsi="Arial" w:cs="Arial"/>
-          <w:lang w:val="en-US"/>
-        </w:rPr>
-        <w:t>datadopagamento</w:t>
-      </w:r>
-      <w:proofErr w:type="spellEnd"/>
-      <w:r>
-        <w:rPr>
-          <w:rFonts w:ascii="Arial" w:hAnsi="Arial" w:cs="Arial"/>
-          <w:lang w:val="en-US"/>
-        </w:rPr>
-        <w:t xml:space="preserve"> IS NOT NULL </w:t>
-      </w:r>
-      <w:r>
-        <w:rPr>
-          <w:rFonts w:ascii="Arial" w:hAnsi="Arial" w:cs="Arial"/>
-          <w:lang w:val="en-US"/>
-        </w:rPr>
-        <w:t xml:space="preserve">GROUP BY </w:t>
-      </w:r>
-      <w:proofErr w:type="spellStart"/>
-      <w:r>
-        <w:rPr>
-          <w:rFonts w:ascii="Arial" w:hAnsi="Arial" w:cs="Arial"/>
-          <w:lang w:val="en-US"/>
-        </w:rPr>
-        <w:t>nome</w:t>
-      </w:r>
-      <w:proofErr w:type="spellEnd"/>
-      <w:r>
-        <w:rPr>
-          <w:rFonts w:ascii="Arial" w:hAnsi="Arial" w:cs="Arial"/>
-          <w:lang w:val="en-US"/>
-        </w:rPr>
-        <w:t>,</w:t>
+        <w:t xml:space="preserve">SELECT nome, email FROM clientes c INNER JOIN pedidos p ON p.idcliente = c.id </w:t>
+      </w:r>
+      <w:r>
+        <w:rPr>
+          <w:rFonts w:ascii="Arial" w:hAnsi="Arial" w:cs="Arial"/>
+          <w:lang w:val="en-US"/>
+        </w:rPr>
+        <w:t xml:space="preserve">WHERE datadopagamento IS NOT NULL </w:t>
+      </w:r>
+      <w:r>
+        <w:rPr>
+          <w:rFonts w:ascii="Arial" w:hAnsi="Arial" w:cs="Arial"/>
+          <w:lang w:val="en-US"/>
+        </w:rPr>
+        <w:t>GROUP BY nome,</w:t>
       </w:r>
       <w:r>
         <w:rPr>
@@ -3742,161 +2015,7 @@
         <w:rPr>
           <w:rFonts w:ascii="Arial" w:hAnsi="Arial" w:cs="Arial"/>
         </w:rPr>
-        <w:t xml:space="preserve">SELECT </w:t>
-      </w:r>
-      <w:proofErr w:type="spellStart"/>
-      <w:r>
-        <w:rPr>
-          <w:rFonts w:ascii="Arial" w:hAnsi="Arial" w:cs="Arial"/>
-        </w:rPr>
-        <w:t>f.empresa</w:t>
-      </w:r>
-      <w:proofErr w:type="spellEnd"/>
-      <w:r>
-        <w:rPr>
-          <w:rFonts w:ascii="Arial" w:hAnsi="Arial" w:cs="Arial"/>
-        </w:rPr>
-        <w:t xml:space="preserve"> AS </w:t>
-      </w:r>
-      <w:proofErr w:type="spellStart"/>
-      <w:r>
-        <w:rPr>
-          <w:rFonts w:ascii="Arial" w:hAnsi="Arial" w:cs="Arial"/>
-        </w:rPr>
-        <w:t>nome_fornecedor</w:t>
-      </w:r>
-      <w:proofErr w:type="spellEnd"/>
-      <w:r>
-        <w:rPr>
-          <w:rFonts w:ascii="Arial" w:hAnsi="Arial" w:cs="Arial"/>
-        </w:rPr>
-        <w:t xml:space="preserve">, </w:t>
-      </w:r>
-      <w:proofErr w:type="spellStart"/>
-      <w:r>
-        <w:rPr>
-          <w:rFonts w:ascii="Arial" w:hAnsi="Arial" w:cs="Arial"/>
-        </w:rPr>
-        <w:t>p.produto</w:t>
-      </w:r>
-      <w:proofErr w:type="spellEnd"/>
-      <w:r>
-        <w:rPr>
-          <w:rFonts w:ascii="Arial" w:hAnsi="Arial" w:cs="Arial"/>
-        </w:rPr>
-        <w:t xml:space="preserve"> AS </w:t>
-      </w:r>
-      <w:proofErr w:type="spellStart"/>
-      <w:r>
-        <w:rPr>
-          <w:rFonts w:ascii="Arial" w:hAnsi="Arial" w:cs="Arial"/>
-        </w:rPr>
-        <w:t>nome_produto</w:t>
-      </w:r>
-      <w:proofErr w:type="spellEnd"/>
-      <w:r>
-        <w:rPr>
-          <w:rFonts w:ascii="Arial" w:hAnsi="Arial" w:cs="Arial"/>
-        </w:rPr>
-        <w:t xml:space="preserve">, </w:t>
-      </w:r>
-      <w:proofErr w:type="spellStart"/>
-      <w:r>
-        <w:rPr>
-          <w:rFonts w:ascii="Arial" w:hAnsi="Arial" w:cs="Arial"/>
-        </w:rPr>
-        <w:t>p.unidadesemestoque</w:t>
-      </w:r>
-      <w:proofErr w:type="spellEnd"/>
-      <w:r>
-        <w:rPr>
-          <w:rFonts w:ascii="Arial" w:hAnsi="Arial" w:cs="Arial"/>
-        </w:rPr>
-        <w:t xml:space="preserve">, </w:t>
-      </w:r>
-      <w:proofErr w:type="spellStart"/>
-      <w:r>
-        <w:rPr>
-          <w:rFonts w:ascii="Arial" w:hAnsi="Arial" w:cs="Arial"/>
-        </w:rPr>
-        <w:t>p.unidadepedidas</w:t>
-      </w:r>
-      <w:proofErr w:type="spellEnd"/>
-      <w:r>
-        <w:rPr>
-          <w:rFonts w:ascii="Arial" w:hAnsi="Arial" w:cs="Arial"/>
-        </w:rPr>
-        <w:t xml:space="preserve">, </w:t>
-      </w:r>
-      <w:proofErr w:type="spellStart"/>
-      <w:r>
-        <w:rPr>
-          <w:rFonts w:ascii="Arial" w:hAnsi="Arial" w:cs="Arial"/>
-        </w:rPr>
-        <w:t>p.nivelminimo</w:t>
-      </w:r>
-      <w:proofErr w:type="spellEnd"/>
-      <w:r>
-        <w:rPr>
-          <w:rFonts w:ascii="Arial" w:hAnsi="Arial" w:cs="Arial"/>
-        </w:rPr>
-        <w:t xml:space="preserve"> FROM fornecedores AS f INNER JOIN produtos AS p ON f.id = </w:t>
-      </w:r>
-      <w:proofErr w:type="spellStart"/>
-      <w:r>
-        <w:rPr>
-          <w:rFonts w:ascii="Arial" w:hAnsi="Arial" w:cs="Arial"/>
-        </w:rPr>
-        <w:t>p.idfornecedor</w:t>
-      </w:r>
-      <w:proofErr w:type="spellEnd"/>
-      <w:r>
-        <w:rPr>
-          <w:rFonts w:ascii="Arial" w:hAnsi="Arial" w:cs="Arial"/>
-        </w:rPr>
-        <w:t xml:space="preserve"> WHERE (</w:t>
-      </w:r>
-      <w:proofErr w:type="spellStart"/>
-      <w:r>
-        <w:rPr>
-          <w:rFonts w:ascii="Arial" w:hAnsi="Arial" w:cs="Arial"/>
-        </w:rPr>
-        <w:t>p.unidadesemestoque</w:t>
-      </w:r>
-      <w:proofErr w:type="spellEnd"/>
-      <w:r>
-        <w:rPr>
-          <w:rFonts w:ascii="Arial" w:hAnsi="Arial" w:cs="Arial"/>
-        </w:rPr>
-        <w:t xml:space="preserve">  + </w:t>
-      </w:r>
-      <w:proofErr w:type="spellStart"/>
-      <w:r>
-        <w:rPr>
-          <w:rFonts w:ascii="Arial" w:hAnsi="Arial" w:cs="Arial"/>
-        </w:rPr>
-        <w:t>unidadespedidas</w:t>
-      </w:r>
-      <w:proofErr w:type="spellEnd"/>
-      <w:r>
-        <w:rPr>
-          <w:rFonts w:ascii="Arial" w:hAnsi="Arial" w:cs="Arial"/>
-        </w:rPr>
-        <w:t xml:space="preserve">)&lt; </w:t>
-      </w:r>
-      <w:proofErr w:type="spellStart"/>
-      <w:r>
-        <w:rPr>
-          <w:rFonts w:ascii="Arial" w:hAnsi="Arial" w:cs="Arial"/>
-        </w:rPr>
-        <w:t>p.nivelminimo</w:t>
-      </w:r>
-      <w:proofErr w:type="spellEnd"/>
-      <w:r>
-        <w:rPr>
-          <w:rFonts w:ascii="Arial" w:hAnsi="Arial" w:cs="Arial"/>
-        </w:rPr>
-        <w:t>;</w:t>
+        <w:t>SELECT f.empresa AS nome_fornecedor, p.produto AS nome_produto, p.unidadesemestoque, p.unidadepedidas, p.nivelminimo FROM fornecedores AS f INNER JOIN produtos AS p ON f.id = p.idfornecedor WHERE (p.unidadesemestoque  + unidadespedidas)&lt; p.nivelminimo;</w:t>
       </w:r>
     </w:p>
     <w:p>
@@ -3931,49 +2050,7 @@
         <w:rPr>
           <w:rFonts w:ascii="Arial" w:hAnsi="Arial" w:cs="Arial"/>
         </w:rPr>
-        <w:t xml:space="preserve">SELECT produto, </w:t>
-      </w:r>
-      <w:proofErr w:type="spellStart"/>
-      <w:r>
-        <w:rPr>
-          <w:rFonts w:ascii="Arial" w:hAnsi="Arial" w:cs="Arial"/>
-        </w:rPr>
-        <w:t>precounitario</w:t>
-      </w:r>
-      <w:proofErr w:type="spellEnd"/>
-      <w:r>
-        <w:rPr>
-          <w:rFonts w:ascii="Arial" w:hAnsi="Arial" w:cs="Arial"/>
-        </w:rPr>
-        <w:t xml:space="preserve"> FROM produtos WHERE </w:t>
-      </w:r>
-      <w:proofErr w:type="spellStart"/>
-      <w:r>
-        <w:rPr>
-          <w:rFonts w:ascii="Arial" w:hAnsi="Arial" w:cs="Arial"/>
-        </w:rPr>
-        <w:t>precounitario</w:t>
-      </w:r>
-      <w:proofErr w:type="spellEnd"/>
-      <w:r>
-        <w:rPr>
-          <w:rFonts w:ascii="Arial" w:hAnsi="Arial" w:cs="Arial"/>
-        </w:rPr>
-        <w:t xml:space="preserve"> &gt; (SELECT AVG(</w:t>
-      </w:r>
-      <w:proofErr w:type="spellStart"/>
-      <w:r>
-        <w:rPr>
-          <w:rFonts w:ascii="Arial" w:hAnsi="Arial" w:cs="Arial"/>
-        </w:rPr>
-        <w:t>precounitario</w:t>
-      </w:r>
-      <w:proofErr w:type="spellEnd"/>
-      <w:r>
-        <w:rPr>
-          <w:rFonts w:ascii="Arial" w:hAnsi="Arial" w:cs="Arial"/>
-        </w:rPr>
-        <w:t>) FROM produtos);</w:t>
+        <w:t>SELECT produto, precounitario FROM produtos WHERE precounitario &gt; (SELECT AVG(precounitario) FROM produtos);</w:t>
       </w:r>
     </w:p>
     <w:p>
@@ -4012,21 +2089,12 @@
         </w:rPr>
         <w:t xml:space="preserve">SELECT </w:t>
       </w:r>
-      <w:proofErr w:type="spellStart"/>
-      <w:r>
-        <w:rPr>
-          <w:rFonts w:ascii="Arial" w:hAnsi="Arial" w:cs="Arial"/>
-          <w:lang w:val="en-US"/>
-        </w:rPr>
-        <w:t>produto</w:t>
-      </w:r>
-      <w:proofErr w:type="spellEnd"/>
-      <w:r>
-        <w:rPr>
-          <w:rFonts w:ascii="Arial" w:hAnsi="Arial" w:cs="Arial"/>
-          <w:lang w:val="en-US"/>
-        </w:rPr>
-        <w:t>,</w:t>
+      <w:r>
+        <w:rPr>
+          <w:rFonts w:ascii="Arial" w:hAnsi="Arial" w:cs="Arial"/>
+          <w:lang w:val="en-US"/>
+        </w:rPr>
+        <w:t>produto,</w:t>
       </w:r>
       <w:r>
         <w:rPr>
@@ -4035,21 +2103,12 @@
         </w:rPr>
         <w:t xml:space="preserve"> </w:t>
       </w:r>
-      <w:proofErr w:type="spellStart"/>
-      <w:r>
-        <w:rPr>
-          <w:rFonts w:ascii="Arial" w:hAnsi="Arial" w:cs="Arial"/>
-          <w:lang w:val="en-US"/>
-        </w:rPr>
-        <w:t>precounitario</w:t>
-      </w:r>
-      <w:proofErr w:type="spellEnd"/>
-      <w:r>
-        <w:rPr>
-          <w:rFonts w:ascii="Arial" w:hAnsi="Arial" w:cs="Arial"/>
-          <w:lang w:val="en-US"/>
-        </w:rPr>
-        <w:t>,</w:t>
+      <w:r>
+        <w:rPr>
+          <w:rFonts w:ascii="Arial" w:hAnsi="Arial" w:cs="Arial"/>
+          <w:lang w:val="en-US"/>
+        </w:rPr>
+        <w:t>precounitario,</w:t>
       </w:r>
       <w:r>
         <w:rPr>
@@ -4058,7 +2117,6 @@
         </w:rPr>
         <w:t xml:space="preserve"> </w:t>
       </w:r>
-      <w:proofErr w:type="spellStart"/>
       <w:r>
         <w:rPr>
           <w:rFonts w:ascii="Arial" w:hAnsi="Arial" w:cs="Arial"/>
@@ -4066,7 +2124,6 @@
         </w:rPr>
         <w:t>unidadesemestoque</w:t>
       </w:r>
-      <w:proofErr w:type="spellEnd"/>
       <w:r>
         <w:rPr>
           <w:rFonts w:ascii="Arial" w:hAnsi="Arial" w:cs="Arial"/>
@@ -4088,7 +2145,6 @@
         </w:rPr>
         <w:t xml:space="preserve"> </w:t>
       </w:r>
-      <w:proofErr w:type="spellStart"/>
       <w:r>
         <w:rPr>
           <w:rFonts w:ascii="Arial" w:hAnsi="Arial" w:cs="Arial"/>
@@ -4096,7 +2152,6 @@
         </w:rPr>
         <w:t>produtos</w:t>
       </w:r>
-      <w:proofErr w:type="spellEnd"/>
       <w:r>
         <w:rPr>
           <w:rFonts w:ascii="Arial" w:hAnsi="Arial" w:cs="Arial"/>
@@ -4123,49 +2178,8 @@
           <w:rFonts w:ascii="Arial" w:hAnsi="Arial" w:cs="Arial"/>
           <w:lang w:val="en-US"/>
         </w:rPr>
-        <w:t xml:space="preserve"> </w:t>
-      </w:r>
-      <w:proofErr w:type="spellStart"/>
-      <w:r>
-        <w:rPr>
-          <w:rFonts w:ascii="Arial" w:hAnsi="Arial" w:cs="Arial"/>
-          <w:lang w:val="en-US"/>
-        </w:rPr>
-        <w:t>id</w:t>
-      </w:r>
-      <w:proofErr w:type="spellEnd"/>
-      <w:r>
-        <w:rPr>
-          <w:rFonts w:ascii="Arial" w:hAnsi="Arial" w:cs="Arial"/>
-          <w:lang w:val="en-US"/>
-        </w:rPr>
-        <w:t xml:space="preserve"> NOT IN (SELECT DISTINCT </w:t>
-      </w:r>
-      <w:proofErr w:type="spellStart"/>
-      <w:r>
-        <w:rPr>
-          <w:rFonts w:ascii="Arial" w:hAnsi="Arial" w:cs="Arial"/>
-          <w:lang w:val="en-US"/>
-        </w:rPr>
-        <w:t>idproduto</w:t>
-      </w:r>
-      <w:proofErr w:type="spellEnd"/>
-      <w:r>
-        <w:rPr>
-          <w:rFonts w:ascii="Arial" w:hAnsi="Arial" w:cs="Arial"/>
-          <w:lang w:val="en-US"/>
-        </w:rPr>
-        <w:t xml:space="preserve"> FROM </w:t>
-      </w:r>
-      <w:proofErr w:type="spellStart"/>
-      <w:r>
-        <w:rPr>
-          <w:rFonts w:ascii="Arial" w:hAnsi="Arial" w:cs="Arial"/>
-          <w:lang w:val="en-US"/>
-        </w:rPr>
-        <w:t>itens</w:t>
-      </w:r>
-      <w:proofErr w:type="spellEnd"/>
+        <w:t xml:space="preserve"> id NOT IN (SELECT DISTINCT idproduto FROM itens</w:t>
+      </w:r>
       <w:r>
         <w:rPr>
           <w:rFonts w:ascii="Arial" w:hAnsi="Arial" w:cs="Arial"/>
@@ -4197,7 +2211,42 @@
         <w:rPr>
           <w:rFonts w:ascii="Arial" w:hAnsi="Arial" w:cs="Arial"/>
         </w:rPr>
-        <w:t xml:space="preserve">Quem são os clientes com mais e menos idade? </w:t>
+        <w:t>Quem são os clientes com mais e menos idade?</w:t>
+      </w:r>
+    </w:p>
+    <w:p>
+      <w:pPr>
+        <w:pStyle w:val="PargrafodaLista"/>
+        <w:jc w:val="both"/>
+        <w:rPr>
+          <w:rFonts w:ascii="Arial" w:hAnsi="Arial" w:cs="Arial"/>
+        </w:rPr>
+      </w:pPr>
+      <w:r>
+        <w:rPr>
+          <w:rFonts w:ascii="Arial" w:hAnsi="Arial" w:cs="Arial"/>
+        </w:rPr>
+        <w:t>SELECT nome, nascimento FROM clientes WHERE nascimento in ((SELECT MAX(nascimento) FROM clientes), (SELECT MIN(nascimento) FROM clientes));</w:t>
+      </w:r>
+    </w:p>
+    <w:p>
+      <w:pPr>
+        <w:numPr>
+          <w:ilvl w:val="0"/>
+          <w:numId w:val="2"/>
+        </w:numPr>
+        <w:spacing w:after="0"/>
+        <w:ind w:left="714" w:hanging="357"/>
+        <w:jc w:val="both"/>
+        <w:rPr>
+          <w:rFonts w:ascii="Arial" w:hAnsi="Arial" w:cs="Arial"/>
+        </w:rPr>
+      </w:pPr>
+      <w:r>
+        <w:rPr>
+          <w:rFonts w:ascii="Arial" w:hAnsi="Arial" w:cs="Arial"/>
+        </w:rPr>
+        <w:t>Liste os nomes e documentos dos vendedores do estado "RJ", no Brasil</w:t>
       </w:r>
     </w:p>
     <w:p>
@@ -4213,7 +2262,19 @@
         <w:rPr>
           <w:rFonts w:ascii="Arial" w:hAnsi="Arial" w:cs="Arial"/>
         </w:rPr>
-        <w:t>SELECT nome, nascimento FROM clientes WHERE nascimento in ((SELECT MAX(nascimento) FROM clientes), (SELECT MIN(nascimento) FROM clientes));</w:t>
+        <w:t>SELECT nome, documento FROM vendedores WHERE estado = 'RJ' AND pais =</w:t>
+      </w:r>
+      <w:r>
+        <w:rPr>
+          <w:rFonts w:ascii="Arial" w:hAnsi="Arial" w:cs="Arial"/>
+        </w:rPr>
+        <w:t xml:space="preserve"> (SELECT sigla FROM países WHERE pais = ‘Brasil’)</w:t>
+      </w:r>
+      <w:r>
+        <w:rPr>
+          <w:rFonts w:ascii="Arial" w:hAnsi="Arial" w:cs="Arial"/>
+        </w:rPr>
+        <w:t>;</w:t>
       </w:r>
     </w:p>
     <w:p>
@@ -4285,195 +2346,13 @@
         <w:rPr>
           <w:lang w:val="en-US"/>
         </w:rPr>
-        <w:t xml:space="preserve">SELECT </w:t>
-      </w:r>
-      <w:proofErr w:type="spellStart"/>
-      <w:r>
-        <w:rPr>
-          <w:lang w:val="en-US"/>
-        </w:rPr>
-        <w:t>nomedacategoria</w:t>
-      </w:r>
-      <w:proofErr w:type="spellEnd"/>
-      <w:r>
-        <w:rPr>
-          <w:lang w:val="en-US"/>
-        </w:rPr>
-        <w:t xml:space="preserve"> FROM </w:t>
-      </w:r>
-      <w:proofErr w:type="spellStart"/>
-      <w:r>
-        <w:rPr>
-          <w:lang w:val="en-US"/>
-        </w:rPr>
-        <w:t>categorias</w:t>
-      </w:r>
-      <w:proofErr w:type="spellEnd"/>
-      <w:r>
-        <w:rPr>
-          <w:lang w:val="en-US"/>
-        </w:rPr>
-        <w:t xml:space="preserve"> ca INNER JOIN </w:t>
-      </w:r>
-      <w:proofErr w:type="spellStart"/>
-      <w:r>
-        <w:rPr>
-          <w:lang w:val="en-US"/>
-        </w:rPr>
-        <w:t>produtos</w:t>
-      </w:r>
-      <w:proofErr w:type="spellEnd"/>
-      <w:r>
-        <w:rPr>
-          <w:lang w:val="en-US"/>
-        </w:rPr>
-        <w:t xml:space="preserve"> pr ON ca.id = </w:t>
-      </w:r>
-      <w:proofErr w:type="spellStart"/>
-      <w:r>
-        <w:rPr>
-          <w:lang w:val="en-US"/>
-        </w:rPr>
-        <w:t>pr.idcategoria</w:t>
-      </w:r>
-      <w:proofErr w:type="spellEnd"/>
-      <w:r>
-        <w:rPr>
-          <w:lang w:val="en-US"/>
-        </w:rPr>
-        <w:t xml:space="preserve"> INNER JOIN </w:t>
-      </w:r>
-      <w:proofErr w:type="spellStart"/>
-      <w:r>
-        <w:rPr>
-          <w:lang w:val="en-US"/>
-        </w:rPr>
-        <w:t>itens</w:t>
-      </w:r>
-      <w:proofErr w:type="spellEnd"/>
-      <w:r>
-        <w:rPr>
-          <w:lang w:val="en-US"/>
-        </w:rPr>
-        <w:t xml:space="preserve"> it ON pr.id = </w:t>
-      </w:r>
-      <w:proofErr w:type="spellStart"/>
-      <w:r>
-        <w:rPr>
-          <w:lang w:val="en-US"/>
-        </w:rPr>
-        <w:t>it.idproduto</w:t>
-      </w:r>
-      <w:proofErr w:type="spellEnd"/>
-      <w:r>
-        <w:rPr>
-          <w:lang w:val="en-US"/>
-        </w:rPr>
-        <w:t xml:space="preserve"> INNER JOIN </w:t>
-      </w:r>
-      <w:proofErr w:type="spellStart"/>
-      <w:r>
-        <w:rPr>
-          <w:lang w:val="en-US"/>
-        </w:rPr>
-        <w:t>pedidos</w:t>
-      </w:r>
-      <w:proofErr w:type="spellEnd"/>
-      <w:r>
-        <w:rPr>
-          <w:lang w:val="en-US"/>
-        </w:rPr>
-        <w:t xml:space="preserve"> pe ON pe.id = </w:t>
-      </w:r>
-      <w:proofErr w:type="spellStart"/>
-      <w:r>
-        <w:rPr>
-          <w:lang w:val="en-US"/>
-        </w:rPr>
-        <w:t>it.idpedido</w:t>
-      </w:r>
-      <w:proofErr w:type="spellEnd"/>
-      <w:r>
-        <w:rPr>
-          <w:lang w:val="en-US"/>
-        </w:rPr>
-        <w:t xml:space="preserve"> INNER JOIN </w:t>
-      </w:r>
-      <w:proofErr w:type="spellStart"/>
-      <w:r>
-        <w:rPr>
-          <w:lang w:val="en-US"/>
-        </w:rPr>
-        <w:t>clientes</w:t>
-      </w:r>
-      <w:proofErr w:type="spellEnd"/>
-      <w:r>
-        <w:rPr>
-          <w:lang w:val="en-US"/>
-        </w:rPr>
-        <w:t xml:space="preserve"> cl ON cl.id</w:t>
-      </w:r>
-      <w:r>
-        <w:rPr>
-          <w:lang w:val="en-US"/>
-        </w:rPr>
-        <w:t xml:space="preserve"> = </w:t>
-      </w:r>
-      <w:proofErr w:type="spellStart"/>
-      <w:r>
-        <w:rPr>
-          <w:lang w:val="en-US"/>
-        </w:rPr>
-        <w:t>pe.idcliente</w:t>
-      </w:r>
-      <w:proofErr w:type="spellEnd"/>
-      <w:r>
-        <w:rPr>
-          <w:lang w:val="en-US"/>
-        </w:rPr>
-        <w:t xml:space="preserve"> WHERE </w:t>
-      </w:r>
-      <w:proofErr w:type="spellStart"/>
-      <w:r>
-        <w:rPr>
-          <w:lang w:val="en-US"/>
-        </w:rPr>
-        <w:t>cl.pais</w:t>
-      </w:r>
-      <w:proofErr w:type="spellEnd"/>
-      <w:r>
-        <w:rPr>
-          <w:lang w:val="en-US"/>
-        </w:rPr>
-        <w:t xml:space="preserve"> = (SELECT sigla FROM </w:t>
-      </w:r>
-      <w:proofErr w:type="spellStart"/>
-      <w:r>
-        <w:rPr>
-          <w:lang w:val="en-US"/>
-        </w:rPr>
-        <w:t>paises</w:t>
-      </w:r>
-      <w:proofErr w:type="spellEnd"/>
-      <w:r>
-        <w:rPr>
-          <w:lang w:val="en-US"/>
-        </w:rPr>
-        <w:t xml:space="preserve"> WHERE </w:t>
-      </w:r>
-      <w:proofErr w:type="spellStart"/>
-      <w:r>
-        <w:rPr>
-          <w:lang w:val="en-US"/>
-        </w:rPr>
-        <w:t>pais</w:t>
-      </w:r>
-      <w:proofErr w:type="spellEnd"/>
-      <w:r>
-        <w:rPr>
-          <w:lang w:val="en-US"/>
-        </w:rPr>
-        <w:t xml:space="preserve"> = </w:t>
+        <w:t>SELECT nomedacategoria FROM categorias ca INNER JOIN produtos pr ON ca.id = pr.idcategoria INNER JOIN itens it ON pr.id = it.idproduto INNER JOIN pedidos pe ON pe.id = it.idpedido INNER JOIN clientes cl ON cl.id</w:t>
+      </w:r>
+      <w:r>
+        <w:rPr>
+          <w:lang w:val="en-US"/>
+        </w:rPr>
+        <w:t xml:space="preserve"> = pe.idcliente WHERE cl.pais = (SELECT sigla FROM paises WHERE pais = </w:t>
       </w:r>
       <w:r>
         <w:rPr>
@@ -4482,7 +2361,6 @@
         </w:rPr>
         <w:t>'</w:t>
       </w:r>
-      <w:proofErr w:type="spellStart"/>
       <w:r>
         <w:rPr>
           <w:rFonts w:ascii="Arial" w:hAnsi="Arial" w:cs="Arial"/>
@@ -4490,7 +2368,6 @@
         </w:rPr>
         <w:t>Albânia</w:t>
       </w:r>
-      <w:proofErr w:type="spellEnd"/>
       <w:r>
         <w:rPr>
           <w:rFonts w:ascii="Arial" w:hAnsi="Arial" w:cs="Arial"/>
@@ -4540,206 +2417,14 @@
           <w:rFonts w:ascii="Arial" w:hAnsi="Arial" w:cs="Arial"/>
           <w:lang w:val="en-US"/>
         </w:rPr>
-        <w:t xml:space="preserve">SELECT </w:t>
-      </w:r>
-      <w:proofErr w:type="spellStart"/>
-      <w:r>
-        <w:rPr>
-          <w:rFonts w:ascii="Arial" w:hAnsi="Arial" w:cs="Arial"/>
-          <w:lang w:val="en-US"/>
-        </w:rPr>
-        <w:t>produto</w:t>
-      </w:r>
-      <w:proofErr w:type="spellEnd"/>
-      <w:r>
-        <w:rPr>
-          <w:rFonts w:ascii="Arial" w:hAnsi="Arial" w:cs="Arial"/>
-          <w:lang w:val="en-US"/>
-        </w:rPr>
-        <w:t xml:space="preserve"> FROM </w:t>
-      </w:r>
-      <w:proofErr w:type="spellStart"/>
-      <w:r>
-        <w:rPr>
-          <w:rFonts w:ascii="Arial" w:hAnsi="Arial" w:cs="Arial"/>
-          <w:lang w:val="en-US"/>
-        </w:rPr>
-        <w:t>produtos</w:t>
-      </w:r>
-      <w:proofErr w:type="spellEnd"/>
-      <w:r>
-        <w:rPr>
-          <w:rFonts w:ascii="Arial" w:hAnsi="Arial" w:cs="Arial"/>
-          <w:lang w:val="en-US"/>
-        </w:rPr>
-        <w:t xml:space="preserve"> WHERE </w:t>
-      </w:r>
-      <w:proofErr w:type="spellStart"/>
-      <w:r>
-        <w:rPr>
-          <w:rFonts w:ascii="Arial" w:hAnsi="Arial" w:cs="Arial"/>
-          <w:lang w:val="en-US"/>
-        </w:rPr>
-        <w:t>id</w:t>
-      </w:r>
-      <w:proofErr w:type="spellEnd"/>
-      <w:r>
-        <w:rPr>
-          <w:rFonts w:ascii="Arial" w:hAnsi="Arial" w:cs="Arial"/>
-          <w:lang w:val="en-US"/>
-        </w:rPr>
-        <w:t xml:space="preserve"> NOT</w:t>
-      </w:r>
-      <w:r>
-        <w:rPr>
-          <w:rFonts w:ascii="Arial" w:hAnsi="Arial" w:cs="Arial"/>
-          <w:lang w:val="en-US"/>
-        </w:rPr>
-        <w:t xml:space="preserve"> IN (SELECT </w:t>
-      </w:r>
-      <w:proofErr w:type="spellStart"/>
-      <w:r>
-        <w:rPr>
-          <w:rFonts w:ascii="Arial" w:hAnsi="Arial" w:cs="Arial"/>
-          <w:lang w:val="en-US"/>
-        </w:rPr>
-        <w:t>idproduto</w:t>
-      </w:r>
-      <w:proofErr w:type="spellEnd"/>
-      <w:r>
-        <w:rPr>
-          <w:rFonts w:ascii="Arial" w:hAnsi="Arial" w:cs="Arial"/>
-          <w:lang w:val="en-US"/>
-        </w:rPr>
-        <w:t xml:space="preserve"> FROM </w:t>
-      </w:r>
-      <w:proofErr w:type="spellStart"/>
-      <w:r>
-        <w:rPr>
-          <w:rFonts w:ascii="Arial" w:hAnsi="Arial" w:cs="Arial"/>
-          <w:lang w:val="en-US"/>
-        </w:rPr>
-        <w:t>itens</w:t>
-      </w:r>
-      <w:proofErr w:type="spellEnd"/>
-      <w:r>
-        <w:rPr>
-          <w:rFonts w:ascii="Arial" w:hAnsi="Arial" w:cs="Arial"/>
-          <w:lang w:val="en-US"/>
-        </w:rPr>
-        <w:t xml:space="preserve"> it INNER JOIN </w:t>
-      </w:r>
-      <w:proofErr w:type="spellStart"/>
-      <w:r>
-        <w:rPr>
-          <w:rFonts w:ascii="Arial" w:hAnsi="Arial" w:cs="Arial"/>
-          <w:lang w:val="en-US"/>
-        </w:rPr>
-        <w:t>pedidos</w:t>
-      </w:r>
-      <w:proofErr w:type="spellEnd"/>
-      <w:r>
-        <w:rPr>
-          <w:rFonts w:ascii="Arial" w:hAnsi="Arial" w:cs="Arial"/>
-          <w:lang w:val="en-US"/>
-        </w:rPr>
-        <w:t xml:space="preserve"> pe ON pe.id = </w:t>
-      </w:r>
-      <w:proofErr w:type="spellStart"/>
-      <w:r>
-        <w:rPr>
-          <w:rFonts w:ascii="Arial" w:hAnsi="Arial" w:cs="Arial"/>
-          <w:lang w:val="en-US"/>
-        </w:rPr>
-        <w:t>it.idpedido</w:t>
-      </w:r>
-      <w:proofErr w:type="spellEnd"/>
-      <w:r>
-        <w:rPr>
-          <w:rFonts w:ascii="Arial" w:hAnsi="Arial" w:cs="Arial"/>
-          <w:lang w:val="en-US"/>
-        </w:rPr>
-        <w:t xml:space="preserve"> INNER JOIN </w:t>
-      </w:r>
-      <w:proofErr w:type="spellStart"/>
-      <w:r>
-        <w:rPr>
-          <w:rFonts w:ascii="Arial" w:hAnsi="Arial" w:cs="Arial"/>
-          <w:lang w:val="en-US"/>
-        </w:rPr>
-        <w:t>clientes</w:t>
-      </w:r>
-      <w:proofErr w:type="spellEnd"/>
-      <w:r>
-        <w:rPr>
-          <w:rFonts w:ascii="Arial" w:hAnsi="Arial" w:cs="Arial"/>
-          <w:lang w:val="en-US"/>
-        </w:rPr>
-        <w:t xml:space="preserve"> cl ON cl.id = </w:t>
-      </w:r>
-      <w:proofErr w:type="spellStart"/>
-      <w:r>
-        <w:rPr>
-          <w:rFonts w:ascii="Arial" w:hAnsi="Arial" w:cs="Arial"/>
-          <w:lang w:val="en-US"/>
-        </w:rPr>
-        <w:t>pe.idcliente</w:t>
-      </w:r>
-      <w:proofErr w:type="spellEnd"/>
-      <w:r>
-        <w:rPr>
-          <w:rFonts w:ascii="Arial" w:hAnsi="Arial" w:cs="Arial"/>
-          <w:lang w:val="en-US"/>
-        </w:rPr>
-        <w:t xml:space="preserve"> WHERE cl </w:t>
-      </w:r>
-      <w:proofErr w:type="spellStart"/>
-      <w:r>
-        <w:rPr>
-          <w:rFonts w:ascii="Arial" w:hAnsi="Arial" w:cs="Arial"/>
-          <w:lang w:val="en-US"/>
-        </w:rPr>
-        <w:t>pais</w:t>
-      </w:r>
-      <w:proofErr w:type="spellEnd"/>
-      <w:r>
-        <w:rPr>
-          <w:rFonts w:ascii="Arial" w:hAnsi="Arial" w:cs="Arial"/>
-          <w:lang w:val="en-US"/>
-        </w:rPr>
-        <w:t xml:space="preserve"> = (SELECT sigla FROM </w:t>
-      </w:r>
-      <w:proofErr w:type="spellStart"/>
-      <w:r>
-        <w:rPr>
-          <w:rFonts w:ascii="Arial" w:hAnsi="Arial" w:cs="Arial"/>
-          <w:lang w:val="en-US"/>
-        </w:rPr>
-        <w:t>paises</w:t>
-      </w:r>
-      <w:proofErr w:type="spellEnd"/>
-      <w:r>
-        <w:rPr>
-          <w:rFonts w:ascii="Arial" w:hAnsi="Arial" w:cs="Arial"/>
-          <w:lang w:val="en-US"/>
-        </w:rPr>
-        <w:t xml:space="preserve"> WHERE </w:t>
-      </w:r>
-      <w:proofErr w:type="spellStart"/>
-      <w:r>
-        <w:rPr>
-          <w:rFonts w:ascii="Arial" w:hAnsi="Arial" w:cs="Arial"/>
-          <w:lang w:val="en-US"/>
-        </w:rPr>
-        <w:t>pais</w:t>
-      </w:r>
-      <w:proofErr w:type="spellEnd"/>
-      <w:r>
-        <w:rPr>
-          <w:rFonts w:ascii="Arial" w:hAnsi="Arial" w:cs="Arial"/>
-          <w:lang w:val="en-US"/>
-        </w:rPr>
-        <w:t xml:space="preserve"> = </w:t>
+        <w:t>SELECT produto FROM produtos WHERE id NOT</w:t>
+      </w:r>
+      <w:r>
+        <w:rPr>
+          <w:rFonts w:ascii="Arial" w:hAnsi="Arial" w:cs="Arial"/>
+          <w:lang w:val="en-US"/>
+        </w:rPr>
+        <w:t xml:space="preserve"> IN (SELECT idproduto FROM itens it INNER JOIN pedidos pe ON pe.id = it.idpedido INNER JOIN clientes cl ON cl.id = pe.idcliente WHERE cl pais = (SELECT sigla FROM paises WHERE pais = </w:t>
       </w:r>
       <w:r>
         <w:rPr>
@@ -4852,158 +2537,14 @@
           <w:rFonts w:ascii="Arial" w:hAnsi="Arial" w:cs="Arial"/>
           <w:lang w:val="en-US"/>
         </w:rPr>
-        <w:t xml:space="preserve">SELECT </w:t>
-      </w:r>
-      <w:proofErr w:type="spellStart"/>
-      <w:r>
-        <w:rPr>
-          <w:rFonts w:ascii="Arial" w:hAnsi="Arial" w:cs="Arial"/>
-          <w:lang w:val="en-US"/>
-        </w:rPr>
-        <w:t>empresa</w:t>
-      </w:r>
-      <w:proofErr w:type="spellEnd"/>
-      <w:r>
-        <w:rPr>
-          <w:rFonts w:ascii="Arial" w:hAnsi="Arial" w:cs="Arial"/>
-          <w:lang w:val="en-US"/>
-        </w:rPr>
-        <w:t xml:space="preserve">, COUNT(*) FROM </w:t>
-      </w:r>
-      <w:proofErr w:type="spellStart"/>
-      <w:r>
-        <w:rPr>
-          <w:rFonts w:ascii="Arial" w:hAnsi="Arial" w:cs="Arial"/>
-          <w:lang w:val="en-US"/>
-        </w:rPr>
-        <w:t>t</w:t>
-      </w:r>
-      <w:r>
-        <w:rPr>
-          <w:rFonts w:ascii="Arial" w:hAnsi="Arial" w:cs="Arial"/>
-          <w:lang w:val="en-US"/>
-        </w:rPr>
-        <w:t>ransportadoras</w:t>
-      </w:r>
-      <w:proofErr w:type="spellEnd"/>
-      <w:r>
-        <w:rPr>
-          <w:rFonts w:ascii="Arial" w:hAnsi="Arial" w:cs="Arial"/>
-          <w:lang w:val="en-US"/>
-        </w:rPr>
-        <w:t xml:space="preserve"> tr INNER JOIN </w:t>
-      </w:r>
-      <w:proofErr w:type="spellStart"/>
-      <w:r>
-        <w:rPr>
-          <w:rFonts w:ascii="Arial" w:hAnsi="Arial" w:cs="Arial"/>
-          <w:lang w:val="en-US"/>
-        </w:rPr>
-        <w:t>pedidos</w:t>
-      </w:r>
-      <w:proofErr w:type="spellEnd"/>
-      <w:r>
-        <w:rPr>
-          <w:rFonts w:ascii="Arial" w:hAnsi="Arial" w:cs="Arial"/>
-          <w:lang w:val="en-US"/>
-        </w:rPr>
-        <w:t xml:space="preserve"> pe ON tr.id = </w:t>
-      </w:r>
-      <w:proofErr w:type="spellStart"/>
-      <w:r>
-        <w:rPr>
-          <w:rFonts w:ascii="Arial" w:hAnsi="Arial" w:cs="Arial"/>
-          <w:lang w:val="en-US"/>
-        </w:rPr>
-        <w:t>pe.via</w:t>
-      </w:r>
-      <w:proofErr w:type="spellEnd"/>
-      <w:r>
-        <w:rPr>
-          <w:rFonts w:ascii="Arial" w:hAnsi="Arial" w:cs="Arial"/>
-          <w:lang w:val="en-US"/>
-        </w:rPr>
-        <w:t xml:space="preserve"> INNER JOIN </w:t>
-      </w:r>
-      <w:proofErr w:type="spellStart"/>
-      <w:r>
-        <w:rPr>
-          <w:rFonts w:ascii="Arial" w:hAnsi="Arial" w:cs="Arial"/>
-          <w:lang w:val="en-US"/>
-        </w:rPr>
-        <w:t>clientes</w:t>
-      </w:r>
-      <w:proofErr w:type="spellEnd"/>
-      <w:r>
-        <w:rPr>
-          <w:rFonts w:ascii="Arial" w:hAnsi="Arial" w:cs="Arial"/>
-          <w:lang w:val="en-US"/>
-        </w:rPr>
-        <w:t xml:space="preserve"> cl ON cl.id = </w:t>
-      </w:r>
-      <w:proofErr w:type="spellStart"/>
-      <w:r>
-        <w:rPr>
-          <w:rFonts w:ascii="Arial" w:hAnsi="Arial" w:cs="Arial"/>
-          <w:lang w:val="en-US"/>
-        </w:rPr>
-        <w:t>pe.idcliente</w:t>
-      </w:r>
-      <w:proofErr w:type="spellEnd"/>
-      <w:r>
-        <w:rPr>
-          <w:rFonts w:ascii="Arial" w:hAnsi="Arial" w:cs="Arial"/>
-          <w:lang w:val="en-US"/>
-        </w:rPr>
-        <w:t xml:space="preserve"> WHERE </w:t>
-      </w:r>
-      <w:proofErr w:type="spellStart"/>
-      <w:r>
-        <w:rPr>
-          <w:rFonts w:ascii="Arial" w:hAnsi="Arial" w:cs="Arial"/>
-          <w:lang w:val="en-US"/>
-        </w:rPr>
-        <w:t>cl.pais</w:t>
-      </w:r>
-      <w:proofErr w:type="spellEnd"/>
-      <w:r>
-        <w:rPr>
-          <w:rFonts w:ascii="Arial" w:hAnsi="Arial" w:cs="Arial"/>
-          <w:lang w:val="en-US"/>
-        </w:rPr>
-        <w:t xml:space="preserve"> = (SELECT sigla FROM </w:t>
-      </w:r>
-      <w:proofErr w:type="spellStart"/>
-      <w:r>
-        <w:rPr>
-          <w:rFonts w:ascii="Arial" w:hAnsi="Arial" w:cs="Arial"/>
-          <w:lang w:val="en-US"/>
-        </w:rPr>
-        <w:t>paises</w:t>
-      </w:r>
-      <w:proofErr w:type="spellEnd"/>
-      <w:r>
-        <w:rPr>
-          <w:rFonts w:ascii="Arial" w:hAnsi="Arial" w:cs="Arial"/>
-          <w:lang w:val="en-US"/>
-        </w:rPr>
-        <w:t xml:space="preserve"> WHERE </w:t>
-      </w:r>
-      <w:proofErr w:type="spellStart"/>
-      <w:r>
-        <w:rPr>
-          <w:rFonts w:ascii="Arial" w:hAnsi="Arial" w:cs="Arial"/>
-          <w:lang w:val="en-US"/>
-        </w:rPr>
-        <w:t>pais</w:t>
-      </w:r>
-      <w:proofErr w:type="spellEnd"/>
-      <w:r>
-        <w:rPr>
-          <w:rFonts w:ascii="Arial" w:hAnsi="Arial" w:cs="Arial"/>
-          <w:lang w:val="en-US"/>
-        </w:rPr>
-        <w:t xml:space="preserve"> = </w:t>
+        <w:t>SELECT empresa, COUNT(*) FROM t</w:t>
+      </w:r>
+      <w:r>
+        <w:rPr>
+          <w:rFonts w:ascii="Arial" w:hAnsi="Arial" w:cs="Arial"/>
+          <w:lang w:val="en-US"/>
+        </w:rPr>
+        <w:t xml:space="preserve">ransportadoras tr INNER JOIN pedidos pe ON tr.id = pe.via INNER JOIN clientes cl ON cl.id = pe.idcliente WHERE cl.pais = (SELECT sigla FROM paises WHERE pais = </w:t>
       </w:r>
       <w:r>
         <w:rPr>
@@ -5033,21 +2574,12 @@
         </w:rPr>
         <w:t xml:space="preserve">) GROUP BY </w:t>
       </w:r>
-      <w:proofErr w:type="spellStart"/>
-      <w:r>
-        <w:rPr>
-          <w:rFonts w:ascii="Arial" w:hAnsi="Arial" w:cs="Arial"/>
-          <w:lang w:val="en-US"/>
-        </w:rPr>
-        <w:t>empresa</w:t>
-      </w:r>
-      <w:proofErr w:type="spellEnd"/>
-      <w:r>
-        <w:rPr>
-          <w:rFonts w:ascii="Arial" w:hAnsi="Arial" w:cs="Arial"/>
-          <w:lang w:val="en-US"/>
-        </w:rPr>
-        <w:t xml:space="preserve"> ORDER BY 1 DESC LIMIT 1;</w:t>
+      <w:r>
+        <w:rPr>
+          <w:rFonts w:ascii="Arial" w:hAnsi="Arial" w:cs="Arial"/>
+          <w:lang w:val="en-US"/>
+        </w:rPr>
+        <w:t>empresa ORDER BY 1 DESC LIMIT 1;</w:t>
       </w:r>
     </w:p>
     <w:p>
@@ -5092,33 +2624,11 @@
         </w:rPr>
         <w:t xml:space="preserve"> </w:t>
       </w:r>
-      <w:proofErr w:type="spellStart"/>
-      <w:r>
-        <w:rPr>
-          <w:rFonts w:ascii="Arial" w:hAnsi="Arial" w:cs="Arial"/>
-        </w:rPr>
-        <w:t>Supervisor.nome</w:t>
-      </w:r>
-      <w:proofErr w:type="spellEnd"/>
-      <w:r>
-        <w:rPr>
-          <w:rFonts w:ascii="Arial" w:hAnsi="Arial" w:cs="Arial"/>
-        </w:rPr>
-        <w:t xml:space="preserve"> AS </w:t>
-      </w:r>
-      <w:proofErr w:type="spellStart"/>
-      <w:r>
-        <w:rPr>
-          <w:rFonts w:ascii="Arial" w:hAnsi="Arial" w:cs="Arial"/>
-        </w:rPr>
-        <w:t>NomeDoSupervisor</w:t>
-      </w:r>
-      <w:proofErr w:type="spellEnd"/>
-      <w:r>
-        <w:rPr>
-          <w:rFonts w:ascii="Arial" w:hAnsi="Arial" w:cs="Arial"/>
-        </w:rPr>
-        <w:t>,</w:t>
+      <w:r>
+        <w:rPr>
+          <w:rFonts w:ascii="Arial" w:hAnsi="Arial" w:cs="Arial"/>
+        </w:rPr>
+        <w:t>Supervisor.nome AS NomeDoSupervisor,</w:t>
       </w:r>
       <w:r>
         <w:rPr>
@@ -5126,28 +2636,12 @@
         </w:rPr>
         <w:t xml:space="preserve"> </w:t>
       </w:r>
-      <w:proofErr w:type="spellStart"/>
-      <w:r>
-        <w:rPr>
-          <w:rFonts w:ascii="Arial" w:hAnsi="Arial" w:cs="Arial"/>
-        </w:rPr>
-        <w:t>Subordinado.nome</w:t>
-      </w:r>
-      <w:proofErr w:type="spellEnd"/>
-      <w:r>
-        <w:rPr>
-          <w:rFonts w:ascii="Arial" w:hAnsi="Arial" w:cs="Arial"/>
-        </w:rPr>
-        <w:t xml:space="preserve"> AS </w:t>
-      </w:r>
-      <w:proofErr w:type="spellStart"/>
-      <w:r>
-        <w:rPr>
-          <w:rFonts w:ascii="Arial" w:hAnsi="Arial" w:cs="Arial"/>
-        </w:rPr>
-        <w:t>NomeDoSubordinado</w:t>
-      </w:r>
-      <w:proofErr w:type="spellEnd"/>
+      <w:r>
+        <w:rPr>
+          <w:rFonts w:ascii="Arial" w:hAnsi="Arial" w:cs="Arial"/>
+        </w:rPr>
+        <w:t>Subordinado.nome AS NomeDoSubordinado</w:t>
+      </w:r>
       <w:r>
         <w:rPr>
           <w:rFonts w:ascii="Arial" w:hAnsi="Arial" w:cs="Arial"/>
@@ -5194,16 +2688,8 @@
         <w:rPr>
           <w:rFonts w:ascii="Arial" w:hAnsi="Arial" w:cs="Arial"/>
         </w:rPr>
-        <w:t xml:space="preserve">vendedores AS Subordinado ON Supervisor.id = </w:t>
-      </w:r>
-      <w:proofErr w:type="spellStart"/>
-      <w:r>
-        <w:rPr>
-          <w:rFonts w:ascii="Arial" w:hAnsi="Arial" w:cs="Arial"/>
-        </w:rPr>
-        <w:t>Subordinado.supervisor</w:t>
-      </w:r>
-      <w:proofErr w:type="spellEnd"/>
+        <w:t>vendedores AS Subordinado ON Supervisor.id = Subordinado.supervisor</w:t>
+      </w:r>
       <w:r>
         <w:rPr>
           <w:rFonts w:ascii="Arial" w:hAnsi="Arial" w:cs="Arial"/>
@@ -5222,33 +2708,11 @@
         </w:rPr>
         <w:t xml:space="preserve"> </w:t>
       </w:r>
-      <w:proofErr w:type="spellStart"/>
-      <w:r>
-        <w:rPr>
-          <w:rFonts w:ascii="Arial" w:hAnsi="Arial" w:cs="Arial"/>
-        </w:rPr>
-        <w:t>NomeDoSupervisor</w:t>
-      </w:r>
-      <w:proofErr w:type="spellEnd"/>
-      <w:r>
-        <w:rPr>
-          <w:rFonts w:ascii="Arial" w:hAnsi="Arial" w:cs="Arial"/>
-        </w:rPr>
-        <w:t xml:space="preserve">, </w:t>
-      </w:r>
-      <w:proofErr w:type="spellStart"/>
-      <w:r>
-        <w:rPr>
-          <w:rFonts w:ascii="Arial" w:hAnsi="Arial" w:cs="Arial"/>
-        </w:rPr>
-        <w:t>NomeDoSubordinado</w:t>
-      </w:r>
-      <w:proofErr w:type="spellEnd"/>
-      <w:r>
-        <w:rPr>
-          <w:rFonts w:ascii="Arial" w:hAnsi="Arial" w:cs="Arial"/>
-        </w:rPr>
-        <w:t>;</w:t>
+      <w:r>
+        <w:rPr>
+          <w:rFonts w:ascii="Arial" w:hAnsi="Arial" w:cs="Arial"/>
+        </w:rPr>
+        <w:t>NomeDoSupervisor, NomeDoSubordinado;</w:t>
       </w:r>
     </w:p>
     <w:p>
@@ -5295,77 +2759,7 @@
         <w:rPr>
           <w:rFonts w:ascii="Arial" w:hAnsi="Arial" w:cs="Arial"/>
         </w:rPr>
-        <w:t xml:space="preserve">SELEC </w:t>
-      </w:r>
-      <w:proofErr w:type="spellStart"/>
-      <w:r>
-        <w:rPr>
-          <w:rFonts w:ascii="Arial" w:hAnsi="Arial" w:cs="Arial"/>
-        </w:rPr>
-        <w:t>produto,precounitario</w:t>
-      </w:r>
-      <w:proofErr w:type="spellEnd"/>
-      <w:r>
-        <w:rPr>
-          <w:rFonts w:ascii="Arial" w:hAnsi="Arial" w:cs="Arial"/>
-        </w:rPr>
-        <w:t xml:space="preserve"> FROM produtos p WHERE </w:t>
-      </w:r>
-      <w:proofErr w:type="spellStart"/>
-      <w:r>
-        <w:rPr>
-          <w:rFonts w:ascii="Arial" w:hAnsi="Arial" w:cs="Arial"/>
-        </w:rPr>
-        <w:t>precounitario</w:t>
-      </w:r>
-      <w:proofErr w:type="spellEnd"/>
-      <w:r>
-        <w:rPr>
-          <w:rFonts w:ascii="Arial" w:hAnsi="Arial" w:cs="Arial"/>
-        </w:rPr>
-        <w:t xml:space="preserve"> &gt; (SELECT AVG(</w:t>
-      </w:r>
-      <w:proofErr w:type="spellStart"/>
-      <w:r>
-        <w:rPr>
-          <w:rFonts w:ascii="Arial" w:hAnsi="Arial" w:cs="Arial"/>
-        </w:rPr>
-        <w:t>precounitario</w:t>
-      </w:r>
-      <w:proofErr w:type="spellEnd"/>
-      <w:r>
-        <w:rPr>
-          <w:rFonts w:ascii="Arial" w:hAnsi="Arial" w:cs="Arial"/>
-        </w:rPr>
-        <w:t xml:space="preserve">) FROM produtos p1 </w:t>
-      </w:r>
-      <w:proofErr w:type="spellStart"/>
-      <w:r>
-        <w:rPr>
-          <w:rFonts w:ascii="Arial" w:hAnsi="Arial" w:cs="Arial"/>
-        </w:rPr>
-        <w:t>where</w:t>
-      </w:r>
-      <w:proofErr w:type="spellEnd"/>
-      <w:r>
-        <w:rPr>
-          <w:rFonts w:ascii="Arial" w:hAnsi="Arial" w:cs="Arial"/>
-        </w:rPr>
-        <w:t xml:space="preserve"> p1.idcategoria = </w:t>
-      </w:r>
-      <w:proofErr w:type="spellStart"/>
-      <w:r>
-        <w:rPr>
-          <w:rFonts w:ascii="Arial" w:hAnsi="Arial" w:cs="Arial"/>
-        </w:rPr>
-        <w:t>p.idcategoria</w:t>
-      </w:r>
-      <w:proofErr w:type="spellEnd"/>
-      <w:r>
-        <w:rPr>
-          <w:rFonts w:ascii="Arial" w:hAnsi="Arial" w:cs="Arial"/>
-        </w:rPr>
-        <w:t>);</w:t>
+        <w:t>SELEC produto,precounitario FROM produtos p WHERE precounitario &gt; (SELECT AVG(precounitario) FROM produtos p1 where p1.idcategoria = p.idcategoria);</w:t>
       </w:r>
     </w:p>
     <w:bookmarkEnd w:id="1"/>
@@ -5401,35 +2795,13 @@
         <w:rPr>
           <w:rFonts w:ascii="Arial" w:hAnsi="Arial" w:cs="Arial"/>
         </w:rPr>
-        <w:t xml:space="preserve">SELECT </w:t>
-      </w:r>
-      <w:proofErr w:type="spellStart"/>
-      <w:r>
-        <w:rPr>
-          <w:rFonts w:ascii="Arial" w:hAnsi="Arial" w:cs="Arial"/>
-        </w:rPr>
-        <w:t>pa.pais</w:t>
-      </w:r>
-      <w:proofErr w:type="spellEnd"/>
-      <w:r>
-        <w:rPr>
-          <w:rFonts w:ascii="Arial" w:hAnsi="Arial" w:cs="Arial"/>
-        </w:rPr>
-        <w:t>, SUM(</w:t>
-      </w:r>
-      <w:proofErr w:type="spellStart"/>
-      <w:r>
-        <w:rPr>
-          <w:rFonts w:ascii="Arial" w:hAnsi="Arial" w:cs="Arial"/>
-        </w:rPr>
-        <w:t>vp.valorpedido</w:t>
-      </w:r>
-      <w:proofErr w:type="spellEnd"/>
-      <w:r>
-        <w:rPr>
-          <w:rFonts w:ascii="Arial" w:hAnsi="Arial" w:cs="Arial"/>
-        </w:rPr>
-        <w:t>) faturamento</w:t>
+        <w:t>SELECT pa.pais, SUM(vp.valorpedido) faturamento FROM clientes cl INNER JOIN pedidos p on cl.id = p.idcliente INNER JOIN paises pa ON pa.sigla = cl.pais INNER JOIN (</w:t>
+      </w:r>
+      <w:r>
+        <w:rPr>
+          <w:rFonts w:ascii="Arial" w:hAnsi="Arial" w:cs="Arial"/>
+        </w:rPr>
+        <w:t>SELECT pe.id,SUM(it.quantidade * it.precounitario * (1 - pe.desconto)) valorpedido</w:t>
       </w:r>
       <w:r>
         <w:rPr>
@@ -5441,303 +2813,13 @@
         <w:rPr>
           <w:rFonts w:ascii="Arial" w:hAnsi="Arial" w:cs="Arial"/>
         </w:rPr>
-        <w:t>FROM clientes cl</w:t>
-      </w:r>
-      <w:r>
-        <w:rPr>
-          <w:rFonts w:ascii="Arial" w:hAnsi="Arial" w:cs="Arial"/>
-        </w:rPr>
-        <w:t xml:space="preserve"> </w:t>
-      </w:r>
-      <w:r>
-        <w:rPr>
-          <w:rFonts w:ascii="Arial" w:hAnsi="Arial" w:cs="Arial"/>
-        </w:rPr>
-        <w:t xml:space="preserve">INNER JOIN pedidos p </w:t>
-      </w:r>
-      <w:proofErr w:type="spellStart"/>
-      <w:r>
-        <w:rPr>
-          <w:rFonts w:ascii="Arial" w:hAnsi="Arial" w:cs="Arial"/>
-        </w:rPr>
-        <w:t>on</w:t>
-      </w:r>
-      <w:proofErr w:type="spellEnd"/>
-      <w:r>
-        <w:rPr>
-          <w:rFonts w:ascii="Arial" w:hAnsi="Arial" w:cs="Arial"/>
-        </w:rPr>
-        <w:t xml:space="preserve"> cl.id = </w:t>
-      </w:r>
-      <w:proofErr w:type="spellStart"/>
-      <w:r>
-        <w:rPr>
-          <w:rFonts w:ascii="Arial" w:hAnsi="Arial" w:cs="Arial"/>
-        </w:rPr>
-        <w:t>p.idcliente</w:t>
-      </w:r>
-      <w:proofErr w:type="spellEnd"/>
-      <w:r>
-        <w:rPr>
-          <w:rFonts w:ascii="Arial" w:hAnsi="Arial" w:cs="Arial"/>
-        </w:rPr>
-        <w:t xml:space="preserve"> </w:t>
-      </w:r>
-      <w:r>
-        <w:rPr>
-          <w:rFonts w:ascii="Arial" w:hAnsi="Arial" w:cs="Arial"/>
-        </w:rPr>
-        <w:t xml:space="preserve">INNER JOIN </w:t>
-      </w:r>
-      <w:proofErr w:type="spellStart"/>
-      <w:r>
-        <w:rPr>
-          <w:rFonts w:ascii="Arial" w:hAnsi="Arial" w:cs="Arial"/>
-        </w:rPr>
-        <w:t>paises</w:t>
-      </w:r>
-      <w:proofErr w:type="spellEnd"/>
-      <w:r>
-        <w:rPr>
-          <w:rFonts w:ascii="Arial" w:hAnsi="Arial" w:cs="Arial"/>
-        </w:rPr>
-        <w:t xml:space="preserve"> </w:t>
-      </w:r>
-      <w:proofErr w:type="spellStart"/>
-      <w:r>
-        <w:rPr>
-          <w:rFonts w:ascii="Arial" w:hAnsi="Arial" w:cs="Arial"/>
-        </w:rPr>
-        <w:t>pa</w:t>
-      </w:r>
-      <w:proofErr w:type="spellEnd"/>
-      <w:r>
-        <w:rPr>
-          <w:rFonts w:ascii="Arial" w:hAnsi="Arial" w:cs="Arial"/>
-        </w:rPr>
-        <w:t xml:space="preserve"> ON </w:t>
-      </w:r>
-      <w:proofErr w:type="spellStart"/>
-      <w:r>
-        <w:rPr>
-          <w:rFonts w:ascii="Arial" w:hAnsi="Arial" w:cs="Arial"/>
-        </w:rPr>
-        <w:t>pa.sigla</w:t>
-      </w:r>
-      <w:proofErr w:type="spellEnd"/>
-      <w:r>
-        <w:rPr>
-          <w:rFonts w:ascii="Arial" w:hAnsi="Arial" w:cs="Arial"/>
-        </w:rPr>
-        <w:t xml:space="preserve"> = </w:t>
-      </w:r>
-      <w:proofErr w:type="spellStart"/>
-      <w:r>
-        <w:rPr>
-          <w:rFonts w:ascii="Arial" w:hAnsi="Arial" w:cs="Arial"/>
-        </w:rPr>
-        <w:t>cl.pais</w:t>
-      </w:r>
-      <w:proofErr w:type="spellEnd"/>
-      <w:r>
-        <w:rPr>
-          <w:rFonts w:ascii="Arial" w:hAnsi="Arial" w:cs="Arial"/>
-        </w:rPr>
-        <w:t xml:space="preserve"> </w:t>
-      </w:r>
-      <w:r>
-        <w:rPr>
-          <w:rFonts w:ascii="Arial" w:hAnsi="Arial" w:cs="Arial"/>
-        </w:rPr>
-        <w:t>INNER JOIN (</w:t>
-      </w:r>
-      <w:r>
-        <w:rPr>
-          <w:rFonts w:ascii="Arial" w:hAnsi="Arial" w:cs="Arial"/>
-        </w:rPr>
-        <w:t xml:space="preserve">SELECT </w:t>
-      </w:r>
-      <w:proofErr w:type="spellStart"/>
-      <w:r>
-        <w:rPr>
-          <w:rFonts w:ascii="Arial" w:hAnsi="Arial" w:cs="Arial"/>
-        </w:rPr>
-        <w:t>pe.id,SUM</w:t>
-      </w:r>
-      <w:proofErr w:type="spellEnd"/>
-      <w:r>
-        <w:rPr>
-          <w:rFonts w:ascii="Arial" w:hAnsi="Arial" w:cs="Arial"/>
-        </w:rPr>
-        <w:t>(</w:t>
-      </w:r>
-      <w:proofErr w:type="spellStart"/>
-      <w:r>
-        <w:rPr>
-          <w:rFonts w:ascii="Arial" w:hAnsi="Arial" w:cs="Arial"/>
-        </w:rPr>
-        <w:t>it.quantidade</w:t>
-      </w:r>
-      <w:proofErr w:type="spellEnd"/>
-      <w:r>
-        <w:rPr>
-          <w:rFonts w:ascii="Arial" w:hAnsi="Arial" w:cs="Arial"/>
-        </w:rPr>
-        <w:t xml:space="preserve"> * </w:t>
-      </w:r>
-      <w:proofErr w:type="spellStart"/>
-      <w:r>
-        <w:rPr>
-          <w:rFonts w:ascii="Arial" w:hAnsi="Arial" w:cs="Arial"/>
-        </w:rPr>
-        <w:t>it.precounitario</w:t>
-      </w:r>
-      <w:proofErr w:type="spellEnd"/>
-      <w:r>
-        <w:rPr>
-          <w:rFonts w:ascii="Arial" w:hAnsi="Arial" w:cs="Arial"/>
-        </w:rPr>
-        <w:t xml:space="preserve"> * (1 - </w:t>
-      </w:r>
-      <w:proofErr w:type="spellStart"/>
-      <w:r>
-        <w:rPr>
-          <w:rFonts w:ascii="Arial" w:hAnsi="Arial" w:cs="Arial"/>
-        </w:rPr>
-        <w:t>pe.desconto</w:t>
-      </w:r>
-      <w:proofErr w:type="spellEnd"/>
-      <w:r>
-        <w:rPr>
-          <w:rFonts w:ascii="Arial" w:hAnsi="Arial" w:cs="Arial"/>
-        </w:rPr>
-        <w:t xml:space="preserve">)) </w:t>
-      </w:r>
-      <w:proofErr w:type="spellStart"/>
-      <w:r>
-        <w:rPr>
-          <w:rFonts w:ascii="Arial" w:hAnsi="Arial" w:cs="Arial"/>
-        </w:rPr>
-        <w:t>valorpedido</w:t>
-      </w:r>
-      <w:proofErr w:type="spellEnd"/>
-      <w:r>
-        <w:rPr>
-          <w:rFonts w:ascii="Arial" w:hAnsi="Arial" w:cs="Arial"/>
-        </w:rPr>
-        <w:t xml:space="preserve"> </w:t>
-      </w:r>
-      <w:r>
-        <w:rPr>
-          <w:rFonts w:ascii="Arial" w:hAnsi="Arial" w:cs="Arial"/>
-        </w:rPr>
-        <w:t xml:space="preserve">FROM pedidos </w:t>
-      </w:r>
-      <w:proofErr w:type="spellStart"/>
-      <w:r>
-        <w:rPr>
-          <w:rFonts w:ascii="Arial" w:hAnsi="Arial" w:cs="Arial"/>
-        </w:rPr>
-        <w:t>pe</w:t>
-      </w:r>
-      <w:proofErr w:type="spellEnd"/>
-      <w:r>
-        <w:rPr>
-          <w:rFonts w:ascii="Arial" w:hAnsi="Arial" w:cs="Arial"/>
-        </w:rPr>
-        <w:t xml:space="preserve"> </w:t>
-      </w:r>
-      <w:r>
-        <w:rPr>
-          <w:rFonts w:ascii="Arial" w:hAnsi="Arial" w:cs="Arial"/>
-        </w:rPr>
-        <w:t xml:space="preserve">INNER JOIN itens it ON pe.id = </w:t>
-      </w:r>
-      <w:proofErr w:type="spellStart"/>
-      <w:r>
-        <w:rPr>
-          <w:rFonts w:ascii="Arial" w:hAnsi="Arial" w:cs="Arial"/>
-        </w:rPr>
-        <w:t>it.idpedido</w:t>
-      </w:r>
-      <w:proofErr w:type="spellEnd"/>
-      <w:r>
-        <w:rPr>
-          <w:rFonts w:ascii="Arial" w:hAnsi="Arial" w:cs="Arial"/>
-        </w:rPr>
-        <w:t xml:space="preserve"> </w:t>
-      </w:r>
-      <w:r>
-        <w:rPr>
-          <w:rFonts w:ascii="Arial" w:hAnsi="Arial" w:cs="Arial"/>
-        </w:rPr>
-        <w:t xml:space="preserve">GROUP BY pe.id) </w:t>
-      </w:r>
-      <w:proofErr w:type="spellStart"/>
-      <w:r>
-        <w:rPr>
-          <w:rFonts w:ascii="Arial" w:hAnsi="Arial" w:cs="Arial"/>
-        </w:rPr>
-        <w:t>vp</w:t>
-      </w:r>
-      <w:proofErr w:type="spellEnd"/>
-      <w:r>
-        <w:rPr>
-          <w:rFonts w:ascii="Arial" w:hAnsi="Arial" w:cs="Arial"/>
-        </w:rPr>
-        <w:t xml:space="preserve"> ON p.id = vp.id</w:t>
-      </w:r>
-      <w:r>
-        <w:rPr>
-          <w:rFonts w:ascii="Arial" w:hAnsi="Arial" w:cs="Arial"/>
-        </w:rPr>
-        <w:t xml:space="preserve"> </w:t>
-      </w:r>
-      <w:r>
-        <w:rPr>
-          <w:rFonts w:ascii="Arial" w:hAnsi="Arial" w:cs="Arial"/>
-        </w:rPr>
-        <w:t xml:space="preserve">GROUP BY </w:t>
-      </w:r>
-      <w:proofErr w:type="spellStart"/>
-      <w:r>
-        <w:rPr>
-          <w:rFonts w:ascii="Arial" w:hAnsi="Arial" w:cs="Arial"/>
-        </w:rPr>
-        <w:t>cl.pais</w:t>
-      </w:r>
-      <w:proofErr w:type="spellEnd"/>
-      <w:r>
-        <w:rPr>
-          <w:rFonts w:ascii="Arial" w:hAnsi="Arial" w:cs="Arial"/>
-        </w:rPr>
-        <w:t xml:space="preserve"> </w:t>
-      </w:r>
-      <w:r>
-        <w:rPr>
-          <w:rFonts w:ascii="Arial" w:hAnsi="Arial" w:cs="Arial"/>
-        </w:rPr>
-        <w:t xml:space="preserve">ORDER BY faturamento </w:t>
-      </w:r>
-      <w:proofErr w:type="spellStart"/>
-      <w:r>
-        <w:rPr>
-          <w:rFonts w:ascii="Arial" w:hAnsi="Arial" w:cs="Arial"/>
-        </w:rPr>
-        <w:t>DESC</w:t>
-      </w:r>
-      <w:r>
-        <w:rPr>
-          <w:rFonts w:ascii="Arial" w:hAnsi="Arial" w:cs="Arial"/>
-        </w:rPr>
-        <w:t>s</w:t>
-      </w:r>
-      <w:proofErr w:type="spellEnd"/>
-      <w:r>
-        <w:rPr>
-          <w:rFonts w:ascii="Arial" w:hAnsi="Arial" w:cs="Arial"/>
-        </w:rPr>
-        <w:t>;</w:t>
+        <w:t>FROM pedidos pe INNER JOIN itens it ON pe.id = it.idpedido GROUP BY pe.id) vp ON p.id = vp.id GROUP BY cl.pais ORDER BY faturamento DESC</w:t>
+      </w:r>
+      <w:r>
+        <w:rPr>
+          <w:rFonts w:ascii="Arial" w:hAnsi="Arial" w:cs="Arial"/>
+        </w:rPr>
+        <w:t>s;</w:t>
       </w:r>
     </w:p>
     <w:p>
@@ -5778,75 +2860,31 @@
         <w:rPr>
           <w:rFonts w:ascii="Arial" w:hAnsi="Arial" w:cs="Arial"/>
         </w:rPr>
+        <w:t xml:space="preserve"> ve.nome,</w:t>
+      </w:r>
+      <w:r>
+        <w:rPr>
+          <w:rFonts w:ascii="Arial" w:hAnsi="Arial" w:cs="Arial"/>
+        </w:rPr>
+        <w:t>AVG</w:t>
+      </w:r>
+      <w:r>
+        <w:rPr>
+          <w:rFonts w:ascii="Arial" w:hAnsi="Arial" w:cs="Arial"/>
+        </w:rPr>
+        <w:t>(valorpedido)</w:t>
+      </w:r>
+      <w:r>
+        <w:rPr>
+          <w:rFonts w:ascii="Arial" w:hAnsi="Arial" w:cs="Arial"/>
+        </w:rPr>
         <w:t xml:space="preserve"> </w:t>
       </w:r>
-      <w:proofErr w:type="spellStart"/>
-      <w:r>
-        <w:rPr>
-          <w:rFonts w:ascii="Arial" w:hAnsi="Arial" w:cs="Arial"/>
-        </w:rPr>
-        <w:t>ve.nome,</w:t>
-      </w:r>
-      <w:r>
-        <w:rPr>
-          <w:rFonts w:ascii="Arial" w:hAnsi="Arial" w:cs="Arial"/>
-        </w:rPr>
-        <w:t>AVG</w:t>
-      </w:r>
-      <w:proofErr w:type="spellEnd"/>
-      <w:r>
-        <w:rPr>
-          <w:rFonts w:ascii="Arial" w:hAnsi="Arial" w:cs="Arial"/>
-        </w:rPr>
-        <w:t>(</w:t>
-      </w:r>
-      <w:proofErr w:type="spellStart"/>
-      <w:r>
-        <w:rPr>
-          <w:rFonts w:ascii="Arial" w:hAnsi="Arial" w:cs="Arial"/>
-        </w:rPr>
-        <w:t>valorpedido</w:t>
-      </w:r>
-      <w:proofErr w:type="spellEnd"/>
-      <w:r>
-        <w:rPr>
-          <w:rFonts w:ascii="Arial" w:hAnsi="Arial" w:cs="Arial"/>
-        </w:rPr>
-        <w:t>)</w:t>
-      </w:r>
-      <w:r>
-        <w:rPr>
-          <w:rFonts w:ascii="Arial" w:hAnsi="Arial" w:cs="Arial"/>
-        </w:rPr>
-        <w:t xml:space="preserve"> </w:t>
-      </w:r>
-      <w:proofErr w:type="spellStart"/>
-      <w:r>
-        <w:rPr>
-          <w:rFonts w:ascii="Arial" w:hAnsi="Arial" w:cs="Arial"/>
-        </w:rPr>
-        <w:t>from</w:t>
-      </w:r>
-      <w:proofErr w:type="spellEnd"/>
-      <w:r>
-        <w:rPr>
-          <w:rFonts w:ascii="Arial" w:hAnsi="Arial" w:cs="Arial"/>
-        </w:rPr>
-        <w:t xml:space="preserve"> vendedores </w:t>
-      </w:r>
-      <w:proofErr w:type="spellStart"/>
-      <w:r>
-        <w:rPr>
-          <w:rFonts w:ascii="Arial" w:hAnsi="Arial" w:cs="Arial"/>
-        </w:rPr>
-        <w:t>ve</w:t>
-      </w:r>
-      <w:proofErr w:type="spellEnd"/>
-      <w:r>
-        <w:rPr>
-          <w:rFonts w:ascii="Arial" w:hAnsi="Arial" w:cs="Arial"/>
-        </w:rPr>
-        <w:t xml:space="preserve"> </w:t>
+      <w:r>
+        <w:rPr>
+          <w:rFonts w:ascii="Arial" w:hAnsi="Arial" w:cs="Arial"/>
+        </w:rPr>
+        <w:t xml:space="preserve">from vendedores ve </w:t>
       </w:r>
       <w:r>
         <w:rPr>
@@ -5858,21 +2896,7 @@
         <w:rPr>
           <w:rFonts w:ascii="Arial" w:hAnsi="Arial" w:cs="Arial"/>
         </w:rPr>
-        <w:t xml:space="preserve"> pedidos </w:t>
-      </w:r>
-      <w:proofErr w:type="spellStart"/>
-      <w:r>
-        <w:rPr>
-          <w:rFonts w:ascii="Arial" w:hAnsi="Arial" w:cs="Arial"/>
-        </w:rPr>
-        <w:t>pe</w:t>
-      </w:r>
-      <w:proofErr w:type="spellEnd"/>
-      <w:r>
-        <w:rPr>
-          <w:rFonts w:ascii="Arial" w:hAnsi="Arial" w:cs="Arial"/>
-        </w:rPr>
-        <w:t xml:space="preserve"> </w:t>
+        <w:t xml:space="preserve"> pedidos pe </w:t>
       </w:r>
       <w:r>
         <w:rPr>
@@ -5884,21 +2908,7 @@
         <w:rPr>
           <w:rFonts w:ascii="Arial" w:hAnsi="Arial" w:cs="Arial"/>
         </w:rPr>
-        <w:t xml:space="preserve"> </w:t>
-      </w:r>
-      <w:proofErr w:type="spellStart"/>
-      <w:r>
-        <w:rPr>
-          <w:rFonts w:ascii="Arial" w:hAnsi="Arial" w:cs="Arial"/>
-        </w:rPr>
-        <w:t>pe.idvendedor</w:t>
-      </w:r>
-      <w:proofErr w:type="spellEnd"/>
-      <w:r>
-        <w:rPr>
-          <w:rFonts w:ascii="Arial" w:hAnsi="Arial" w:cs="Arial"/>
-        </w:rPr>
-        <w:t xml:space="preserve"> = ve.id</w:t>
+        <w:t xml:space="preserve"> pe.idvendedor = ve.id</w:t>
       </w:r>
       <w:r>
         <w:rPr>
@@ -5922,14 +2932,7 @@
         <w:rPr>
           <w:rFonts w:ascii="Arial" w:hAnsi="Arial" w:cs="Arial"/>
         </w:rPr>
-        <w:t xml:space="preserve"> </w:t>
-      </w:r>
-      <w:proofErr w:type="spellStart"/>
-      <w:r>
-        <w:rPr>
-          <w:rFonts w:ascii="Arial" w:hAnsi="Arial" w:cs="Arial"/>
-        </w:rPr>
-        <w:t>pe.id,</w:t>
+        <w:t xml:space="preserve"> pe.id,</w:t>
       </w:r>
       <w:r>
         <w:rPr>
@@ -5937,54 +2940,11 @@
         </w:rPr>
         <w:t>SUM</w:t>
       </w:r>
-      <w:proofErr w:type="spellEnd"/>
-      <w:r>
-        <w:rPr>
-          <w:rFonts w:ascii="Arial" w:hAnsi="Arial" w:cs="Arial"/>
-        </w:rPr>
-        <w:t>(</w:t>
-      </w:r>
-      <w:proofErr w:type="spellStart"/>
-      <w:r>
-        <w:rPr>
-          <w:rFonts w:ascii="Arial" w:hAnsi="Arial" w:cs="Arial"/>
-        </w:rPr>
-        <w:t>it.precounitario</w:t>
-      </w:r>
-      <w:proofErr w:type="spellEnd"/>
-      <w:r>
-        <w:rPr>
-          <w:rFonts w:ascii="Arial" w:hAnsi="Arial" w:cs="Arial"/>
-        </w:rPr>
-        <w:t>*</w:t>
-      </w:r>
-      <w:proofErr w:type="spellStart"/>
-      <w:r>
-        <w:rPr>
-          <w:rFonts w:ascii="Arial" w:hAnsi="Arial" w:cs="Arial"/>
-        </w:rPr>
-        <w:t>it.quantidade</w:t>
-      </w:r>
-      <w:proofErr w:type="spellEnd"/>
-      <w:r>
-        <w:rPr>
-          <w:rFonts w:ascii="Arial" w:hAnsi="Arial" w:cs="Arial"/>
-        </w:rPr>
-        <w:t xml:space="preserve"> * (1 - </w:t>
-      </w:r>
-      <w:proofErr w:type="spellStart"/>
-      <w:r>
-        <w:rPr>
-          <w:rFonts w:ascii="Arial" w:hAnsi="Arial" w:cs="Arial"/>
-        </w:rPr>
-        <w:t>pe.desconto</w:t>
-      </w:r>
-      <w:proofErr w:type="spellEnd"/>
-      <w:r>
-        <w:rPr>
-          <w:rFonts w:ascii="Arial" w:hAnsi="Arial" w:cs="Arial"/>
-        </w:rPr>
-        <w:t xml:space="preserve">)) </w:t>
+      <w:r>
+        <w:rPr>
+          <w:rFonts w:ascii="Arial" w:hAnsi="Arial" w:cs="Arial"/>
+        </w:rPr>
+        <w:t xml:space="preserve">(it.precounitario*it.quantidade * (1 - pe.desconto)) </w:t>
       </w:r>
       <w:r>
         <w:rPr>
@@ -5996,16 +2956,8 @@
         <w:rPr>
           <w:rFonts w:ascii="Arial" w:hAnsi="Arial" w:cs="Arial"/>
         </w:rPr>
-        <w:t xml:space="preserve"> </w:t>
-      </w:r>
-      <w:proofErr w:type="spellStart"/>
-      <w:r>
-        <w:rPr>
-          <w:rFonts w:ascii="Arial" w:hAnsi="Arial" w:cs="Arial"/>
-        </w:rPr>
-        <w:t>valorpedido</w:t>
-      </w:r>
-      <w:proofErr w:type="spellEnd"/>
+        <w:t xml:space="preserve"> valorpedido</w:t>
+      </w:r>
       <w:r>
         <w:rPr>
           <w:rFonts w:ascii="Arial" w:hAnsi="Arial" w:cs="Arial"/>
@@ -6016,16 +2968,8 @@
         <w:rPr>
           <w:rFonts w:ascii="Arial" w:hAnsi="Arial" w:cs="Arial"/>
         </w:rPr>
-        <w:t xml:space="preserve"> pedidos </w:t>
-      </w:r>
-      <w:proofErr w:type="spellStart"/>
-      <w:r>
-        <w:rPr>
-          <w:rFonts w:ascii="Arial" w:hAnsi="Arial" w:cs="Arial"/>
-        </w:rPr>
-        <w:t>pe</w:t>
-      </w:r>
-      <w:proofErr w:type="spellEnd"/>
+        <w:t xml:space="preserve"> pedidos pe</w:t>
+      </w:r>
       <w:r>
         <w:rPr>
           <w:rFonts w:ascii="Arial" w:hAnsi="Arial" w:cs="Arial"/>
@@ -6048,16 +2992,8 @@
         <w:rPr>
           <w:rFonts w:ascii="Arial" w:hAnsi="Arial" w:cs="Arial"/>
         </w:rPr>
-        <w:t xml:space="preserve"> pe.id = </w:t>
-      </w:r>
-      <w:proofErr w:type="spellStart"/>
-      <w:r>
-        <w:rPr>
-          <w:rFonts w:ascii="Arial" w:hAnsi="Arial" w:cs="Arial"/>
-        </w:rPr>
-        <w:t>it.idpedido</w:t>
-      </w:r>
-      <w:proofErr w:type="spellEnd"/>
+        <w:t xml:space="preserve"> pe.id = it.idpedido</w:t>
+      </w:r>
       <w:r>
         <w:rPr>
           <w:rFonts w:ascii="Arial" w:hAnsi="Arial" w:cs="Arial"/>
@@ -6068,21 +3004,7 @@
         <w:rPr>
           <w:rFonts w:ascii="Arial" w:hAnsi="Arial" w:cs="Arial"/>
         </w:rPr>
-        <w:t xml:space="preserve"> pe.id) </w:t>
-      </w:r>
-      <w:proofErr w:type="spellStart"/>
-      <w:r>
-        <w:rPr>
-          <w:rFonts w:ascii="Arial" w:hAnsi="Arial" w:cs="Arial"/>
-        </w:rPr>
-        <w:t>aux</w:t>
-      </w:r>
-      <w:proofErr w:type="spellEnd"/>
-      <w:r>
-        <w:rPr>
-          <w:rFonts w:ascii="Arial" w:hAnsi="Arial" w:cs="Arial"/>
-        </w:rPr>
-        <w:t xml:space="preserve"> </w:t>
+        <w:t xml:space="preserve"> pe.id) aux </w:t>
       </w:r>
       <w:r>
         <w:rPr>
@@ -6106,16 +3028,8 @@
         <w:rPr>
           <w:rFonts w:ascii="Arial" w:hAnsi="Arial" w:cs="Arial"/>
         </w:rPr>
-        <w:t xml:space="preserve"> </w:t>
-      </w:r>
-      <w:proofErr w:type="spellStart"/>
-      <w:r>
-        <w:rPr>
-          <w:rFonts w:ascii="Arial" w:hAnsi="Arial" w:cs="Arial"/>
-        </w:rPr>
-        <w:t>ve.nome</w:t>
-      </w:r>
-      <w:proofErr w:type="spellEnd"/>
+        <w:t xml:space="preserve"> ve.nome</w:t>
+      </w:r>
       <w:r>
         <w:rPr>
           <w:rFonts w:ascii="Arial" w:hAnsi="Arial" w:cs="Arial"/>
@@ -6182,140 +3096,14 @@
         <w:rPr>
           <w:rFonts w:ascii="Arial" w:hAnsi="Arial" w:cs="Arial"/>
         </w:rPr>
-        <w:t xml:space="preserve">SELECT nome, 'Cliente' AS </w:t>
-      </w:r>
-      <w:proofErr w:type="spellStart"/>
-      <w:r>
-        <w:rPr>
-          <w:rFonts w:ascii="Arial" w:hAnsi="Arial" w:cs="Arial"/>
-        </w:rPr>
-        <w:t>Tipo_Contato</w:t>
-      </w:r>
-      <w:proofErr w:type="spellEnd"/>
-      <w:r>
-        <w:rPr>
-          <w:rFonts w:ascii="Arial" w:hAnsi="Arial" w:cs="Arial"/>
-        </w:rPr>
-        <w:t xml:space="preserve"> FROM clientes UNION ALL SELECT nome, 'Vendedor'  FROM vendedores UNION ALL SELECT contato, 'Contato no Fornecedor' FROM fornecedores WHERE contato IS NOT NULL AND contato != </w:t>
-      </w:r>
-      <w:r>
-        <w:rPr>
-          <w:rFonts w:ascii="Arial" w:hAnsi="Arial" w:cs="Arial"/>
-          <w:lang w:val="en-US"/>
-        </w:rPr>
-        <w:t xml:space="preserve">'' UNION ALL SELECT </w:t>
-      </w:r>
-      <w:proofErr w:type="spellStart"/>
-      <w:r>
-        <w:rPr>
-          <w:rFonts w:ascii="Arial" w:hAnsi="Arial" w:cs="Arial"/>
-          <w:lang w:val="en-US"/>
-        </w:rPr>
-        <w:t>contato</w:t>
-      </w:r>
-      <w:proofErr w:type="spellEnd"/>
-      <w:r>
-        <w:rPr>
-          <w:rFonts w:ascii="Arial" w:hAnsi="Arial" w:cs="Arial"/>
-          <w:lang w:val="en-US"/>
-        </w:rPr>
-        <w:t>, '</w:t>
-      </w:r>
-      <w:proofErr w:type="spellStart"/>
-      <w:r>
-        <w:rPr>
-          <w:rFonts w:ascii="Arial" w:hAnsi="Arial" w:cs="Arial"/>
-          <w:lang w:val="en-US"/>
-        </w:rPr>
-        <w:t>Contato</w:t>
-      </w:r>
-      <w:proofErr w:type="spellEnd"/>
-      <w:r>
-        <w:rPr>
-          <w:rFonts w:ascii="Arial" w:hAnsi="Arial" w:cs="Arial"/>
-          <w:lang w:val="en-US"/>
-        </w:rPr>
-        <w:t xml:space="preserve"> </w:t>
-      </w:r>
-      <w:proofErr w:type="spellStart"/>
-      <w:r>
-        <w:rPr>
-          <w:rFonts w:ascii="Arial" w:hAnsi="Arial" w:cs="Arial"/>
-          <w:lang w:val="en-US"/>
-        </w:rPr>
-        <w:t>na</w:t>
-      </w:r>
-      <w:proofErr w:type="spellEnd"/>
-      <w:r>
-        <w:rPr>
-          <w:rFonts w:ascii="Arial" w:hAnsi="Arial" w:cs="Arial"/>
-          <w:lang w:val="en-US"/>
-        </w:rPr>
-        <w:t xml:space="preserve"> </w:t>
-      </w:r>
-      <w:proofErr w:type="spellStart"/>
-      <w:r>
-        <w:rPr>
-          <w:rFonts w:ascii="Arial" w:hAnsi="Arial" w:cs="Arial"/>
-          <w:lang w:val="en-US"/>
-        </w:rPr>
-        <w:t>Transportadora</w:t>
-      </w:r>
-      <w:proofErr w:type="spellEnd"/>
-      <w:r>
-        <w:rPr>
-          <w:rFonts w:ascii="Arial" w:hAnsi="Arial" w:cs="Arial"/>
-          <w:lang w:val="en-US"/>
-        </w:rPr>
-        <w:t xml:space="preserve">' FROM </w:t>
-      </w:r>
-      <w:proofErr w:type="spellStart"/>
-      <w:r>
-        <w:rPr>
-          <w:rFonts w:ascii="Arial" w:hAnsi="Arial" w:cs="Arial"/>
-          <w:lang w:val="en-US"/>
-        </w:rPr>
-        <w:t>transportadoras</w:t>
-      </w:r>
-      <w:proofErr w:type="spellEnd"/>
-      <w:r>
-        <w:rPr>
-          <w:rFonts w:ascii="Arial" w:hAnsi="Arial" w:cs="Arial"/>
-          <w:lang w:val="en-US"/>
-        </w:rPr>
-        <w:t xml:space="preserve"> WHERE </w:t>
-      </w:r>
-      <w:proofErr w:type="spellStart"/>
-      <w:r>
-        <w:rPr>
-          <w:rFonts w:ascii="Arial" w:hAnsi="Arial" w:cs="Arial"/>
-          <w:lang w:val="en-US"/>
-        </w:rPr>
-        <w:t>contato</w:t>
-      </w:r>
-      <w:proofErr w:type="spellEnd"/>
-      <w:r>
-        <w:rPr>
-          <w:rFonts w:ascii="Arial" w:hAnsi="Arial" w:cs="Arial"/>
-          <w:lang w:val="en-US"/>
-        </w:rPr>
-        <w:t xml:space="preserve"> IS NOT NULL AND </w:t>
-      </w:r>
-      <w:proofErr w:type="spellStart"/>
-      <w:r>
-        <w:rPr>
-          <w:rFonts w:ascii="Arial" w:hAnsi="Arial" w:cs="Arial"/>
-          <w:lang w:val="en-US"/>
-        </w:rPr>
-        <w:t>contato</w:t>
-      </w:r>
-      <w:proofErr w:type="spellEnd"/>
-      <w:r>
-        <w:rPr>
-          <w:rFonts w:ascii="Arial" w:hAnsi="Arial" w:cs="Arial"/>
-          <w:lang w:val="en-US"/>
-        </w:rPr>
-        <w:t xml:space="preserve"> != </w:t>
+        <w:t xml:space="preserve">SELECT nome, 'Cliente' AS Tipo_Contato FROM clientes UNION ALL SELECT nome, 'Vendedor'  FROM vendedores UNION ALL SELECT contato, 'Contato no Fornecedor' FROM fornecedores WHERE contato IS NOT NULL AND contato != </w:t>
+      </w:r>
+      <w:r>
+        <w:rPr>
+          <w:rFonts w:ascii="Arial" w:hAnsi="Arial" w:cs="Arial"/>
+          <w:lang w:val="en-US"/>
+        </w:rPr>
+        <w:t xml:space="preserve">'' UNION ALL SELECT contato, 'Contato na Transportadora' FROM transportadoras WHERE contato IS NOT NULL AND contato != </w:t>
       </w:r>
       <w:r>
         <w:rPr>
@@ -6380,21 +3168,49 @@
         <w:rPr>
           <w:rFonts w:ascii="Arial" w:hAnsi="Arial" w:cs="Arial"/>
         </w:rPr>
+        <w:t xml:space="preserve"> pr.produto,</w:t>
+      </w:r>
+      <w:r>
+        <w:rPr>
+          <w:rFonts w:ascii="Arial" w:hAnsi="Arial" w:cs="Arial"/>
+        </w:rPr>
         <w:t xml:space="preserve"> </w:t>
       </w:r>
-      <w:proofErr w:type="spellStart"/>
-      <w:r>
-        <w:rPr>
-          <w:rFonts w:ascii="Arial" w:hAnsi="Arial" w:cs="Arial"/>
-        </w:rPr>
-        <w:t>pr.produto</w:t>
-      </w:r>
-      <w:proofErr w:type="spellEnd"/>
-      <w:r>
-        <w:rPr>
-          <w:rFonts w:ascii="Arial" w:hAnsi="Arial" w:cs="Arial"/>
-        </w:rPr>
-        <w:t>,</w:t>
+      <w:r>
+        <w:rPr>
+          <w:rFonts w:ascii="Arial" w:hAnsi="Arial" w:cs="Arial"/>
+        </w:rPr>
+        <w:t>pr.precounitario,</w:t>
+      </w:r>
+      <w:r>
+        <w:rPr>
+          <w:rFonts w:ascii="Arial" w:hAnsi="Arial" w:cs="Arial"/>
+        </w:rPr>
+        <w:t xml:space="preserve"> CURRENT_DATE</w:t>
+      </w:r>
+      <w:r>
+        <w:rPr>
+          <w:rFonts w:ascii="Arial" w:hAnsi="Arial" w:cs="Arial"/>
+        </w:rPr>
+        <w:t>() as Data_da_utilização</w:t>
+      </w:r>
+      <w:r>
+        <w:rPr>
+          <w:rFonts w:ascii="Arial" w:hAnsi="Arial" w:cs="Arial"/>
+        </w:rPr>
+        <w:t xml:space="preserve"> FROM</w:t>
+      </w:r>
+      <w:r>
+        <w:rPr>
+          <w:rFonts w:ascii="Arial" w:hAnsi="Arial" w:cs="Arial"/>
+        </w:rPr>
+        <w:t xml:space="preserve"> produtos pr</w:t>
+      </w:r>
+      <w:r>
+        <w:rPr>
+          <w:rFonts w:ascii="Arial" w:hAnsi="Arial" w:cs="Arial"/>
+        </w:rPr>
+        <w:t xml:space="preserve"> UNION</w:t>
       </w:r>
       <w:r>
         <w:rPr>
@@ -6402,65 +3218,17 @@
         </w:rPr>
         <w:t xml:space="preserve"> </w:t>
       </w:r>
-      <w:proofErr w:type="spellStart"/>
-      <w:r>
-        <w:rPr>
-          <w:rFonts w:ascii="Arial" w:hAnsi="Arial" w:cs="Arial"/>
-        </w:rPr>
-        <w:t>pr.precounitario</w:t>
-      </w:r>
-      <w:proofErr w:type="spellEnd"/>
-      <w:r>
-        <w:rPr>
-          <w:rFonts w:ascii="Arial" w:hAnsi="Arial" w:cs="Arial"/>
-        </w:rPr>
-        <w:t>,</w:t>
-      </w:r>
-      <w:r>
-        <w:rPr>
-          <w:rFonts w:ascii="Arial" w:hAnsi="Arial" w:cs="Arial"/>
-        </w:rPr>
-        <w:t xml:space="preserve"> CURRENT_DATE</w:t>
-      </w:r>
-      <w:r>
-        <w:rPr>
-          <w:rFonts w:ascii="Arial" w:hAnsi="Arial" w:cs="Arial"/>
-        </w:rPr>
-        <w:t xml:space="preserve">() as </w:t>
-      </w:r>
-      <w:proofErr w:type="spellStart"/>
-      <w:r>
-        <w:rPr>
-          <w:rFonts w:ascii="Arial" w:hAnsi="Arial" w:cs="Arial"/>
-        </w:rPr>
-        <w:t>Data_da_utilização</w:t>
-      </w:r>
-      <w:proofErr w:type="spellEnd"/>
-      <w:r>
-        <w:rPr>
-          <w:rFonts w:ascii="Arial" w:hAnsi="Arial" w:cs="Arial"/>
-        </w:rPr>
-        <w:t xml:space="preserve"> FROM</w:t>
-      </w:r>
-      <w:r>
-        <w:rPr>
-          <w:rFonts w:ascii="Arial" w:hAnsi="Arial" w:cs="Arial"/>
-        </w:rPr>
-        <w:t xml:space="preserve"> produtos </w:t>
-      </w:r>
-      <w:proofErr w:type="spellStart"/>
-      <w:r>
-        <w:rPr>
-          <w:rFonts w:ascii="Arial" w:hAnsi="Arial" w:cs="Arial"/>
-        </w:rPr>
-        <w:t>pr</w:t>
-      </w:r>
-      <w:proofErr w:type="spellEnd"/>
-      <w:r>
-        <w:rPr>
-          <w:rFonts w:ascii="Arial" w:hAnsi="Arial" w:cs="Arial"/>
-        </w:rPr>
-        <w:t xml:space="preserve"> UNION</w:t>
+      <w:r>
+        <w:rPr>
+          <w:rFonts w:ascii="Arial" w:hAnsi="Arial" w:cs="Arial"/>
+        </w:rPr>
+        <w:t>SELECT</w:t>
+      </w:r>
+      <w:r>
+        <w:rPr>
+          <w:rFonts w:ascii="Arial" w:hAnsi="Arial" w:cs="Arial"/>
+        </w:rPr>
+        <w:t xml:space="preserve"> pr.produto,</w:t>
       </w:r>
       <w:r>
         <w:rPr>
@@ -6472,47 +3240,7 @@
         <w:rPr>
           <w:rFonts w:ascii="Arial" w:hAnsi="Arial" w:cs="Arial"/>
         </w:rPr>
-        <w:t>SELECT</w:t>
-      </w:r>
-      <w:r>
-        <w:rPr>
-          <w:rFonts w:ascii="Arial" w:hAnsi="Arial" w:cs="Arial"/>
-        </w:rPr>
-        <w:t xml:space="preserve"> </w:t>
-      </w:r>
-      <w:proofErr w:type="spellStart"/>
-      <w:r>
-        <w:rPr>
-          <w:rFonts w:ascii="Arial" w:hAnsi="Arial" w:cs="Arial"/>
-        </w:rPr>
-        <w:t>pr.produto</w:t>
-      </w:r>
-      <w:proofErr w:type="spellEnd"/>
-      <w:r>
-        <w:rPr>
-          <w:rFonts w:ascii="Arial" w:hAnsi="Arial" w:cs="Arial"/>
-        </w:rPr>
-        <w:t>,</w:t>
-      </w:r>
-      <w:r>
-        <w:rPr>
-          <w:rFonts w:ascii="Arial" w:hAnsi="Arial" w:cs="Arial"/>
-        </w:rPr>
-        <w:t xml:space="preserve"> </w:t>
-      </w:r>
-      <w:proofErr w:type="spellStart"/>
-      <w:r>
-        <w:rPr>
-          <w:rFonts w:ascii="Arial" w:hAnsi="Arial" w:cs="Arial"/>
-        </w:rPr>
-        <w:t>it.precounitario</w:t>
-      </w:r>
-      <w:proofErr w:type="spellEnd"/>
-      <w:r>
-        <w:rPr>
-          <w:rFonts w:ascii="Arial" w:hAnsi="Arial" w:cs="Arial"/>
-        </w:rPr>
-        <w:t>,</w:t>
+        <w:t>it.precounitario,</w:t>
       </w:r>
       <w:r>
         <w:rPr>
@@ -6524,21 +3252,7 @@
         <w:rPr>
           <w:rFonts w:ascii="Arial" w:hAnsi="Arial" w:cs="Arial"/>
         </w:rPr>
-        <w:t>(</w:t>
-      </w:r>
-      <w:proofErr w:type="spellStart"/>
-      <w:r>
-        <w:rPr>
-          <w:rFonts w:ascii="Arial" w:hAnsi="Arial" w:cs="Arial"/>
-        </w:rPr>
-        <w:t>pe.datadopedido</w:t>
-      </w:r>
-      <w:proofErr w:type="spellEnd"/>
-      <w:r>
-        <w:rPr>
-          <w:rFonts w:ascii="Arial" w:hAnsi="Arial" w:cs="Arial"/>
-        </w:rPr>
-        <w:t>)</w:t>
+        <w:t>(pe.datadopedido)</w:t>
       </w:r>
       <w:r>
         <w:rPr>
@@ -6550,16 +3264,8 @@
         <w:rPr>
           <w:rFonts w:ascii="Arial" w:hAnsi="Arial" w:cs="Arial"/>
         </w:rPr>
-        <w:t xml:space="preserve">produtos </w:t>
-      </w:r>
-      <w:proofErr w:type="spellStart"/>
-      <w:r>
-        <w:rPr>
-          <w:rFonts w:ascii="Arial" w:hAnsi="Arial" w:cs="Arial"/>
-        </w:rPr>
-        <w:t>pr</w:t>
-      </w:r>
-      <w:proofErr w:type="spellEnd"/>
+        <w:t>produtos pr</w:t>
+      </w:r>
       <w:r>
         <w:rPr>
           <w:rFonts w:ascii="Arial" w:hAnsi="Arial" w:cs="Arial"/>
@@ -6582,16 +3288,8 @@
         <w:rPr>
           <w:rFonts w:ascii="Arial" w:hAnsi="Arial" w:cs="Arial"/>
         </w:rPr>
-        <w:t xml:space="preserve"> pr.id = </w:t>
-      </w:r>
-      <w:proofErr w:type="spellStart"/>
-      <w:r>
-        <w:rPr>
-          <w:rFonts w:ascii="Arial" w:hAnsi="Arial" w:cs="Arial"/>
-        </w:rPr>
-        <w:t>it.idproduto</w:t>
-      </w:r>
-      <w:proofErr w:type="spellEnd"/>
+        <w:t xml:space="preserve"> pr.id = it.idproduto</w:t>
+      </w:r>
       <w:r>
         <w:rPr>
           <w:rFonts w:ascii="Arial" w:hAnsi="Arial" w:cs="Arial"/>
@@ -6602,21 +3300,7 @@
         <w:rPr>
           <w:rFonts w:ascii="Arial" w:hAnsi="Arial" w:cs="Arial"/>
         </w:rPr>
-        <w:t xml:space="preserve"> pedidos </w:t>
-      </w:r>
-      <w:proofErr w:type="spellStart"/>
-      <w:r>
-        <w:rPr>
-          <w:rFonts w:ascii="Arial" w:hAnsi="Arial" w:cs="Arial"/>
-        </w:rPr>
-        <w:t>pe</w:t>
-      </w:r>
-      <w:proofErr w:type="spellEnd"/>
-      <w:r>
-        <w:rPr>
-          <w:rFonts w:ascii="Arial" w:hAnsi="Arial" w:cs="Arial"/>
-        </w:rPr>
-        <w:t xml:space="preserve"> </w:t>
+        <w:t xml:space="preserve"> pedidos pe </w:t>
       </w:r>
       <w:r>
         <w:rPr>
@@ -6628,21 +3312,7 @@
         <w:rPr>
           <w:rFonts w:ascii="Arial" w:hAnsi="Arial" w:cs="Arial"/>
         </w:rPr>
-        <w:t xml:space="preserve"> </w:t>
-      </w:r>
-      <w:proofErr w:type="spellStart"/>
-      <w:r>
-        <w:rPr>
-          <w:rFonts w:ascii="Arial" w:hAnsi="Arial" w:cs="Arial"/>
-        </w:rPr>
-        <w:t>it.idpedido</w:t>
-      </w:r>
-      <w:proofErr w:type="spellEnd"/>
-      <w:r>
-        <w:rPr>
-          <w:rFonts w:ascii="Arial" w:hAnsi="Arial" w:cs="Arial"/>
-        </w:rPr>
-        <w:t xml:space="preserve"> = pe.id</w:t>
+        <w:t xml:space="preserve"> it.idpedido = pe.id</w:t>
       </w:r>
       <w:r>
         <w:rPr>
@@ -6654,16 +3324,8 @@
         <w:rPr>
           <w:rFonts w:ascii="Arial" w:hAnsi="Arial" w:cs="Arial"/>
         </w:rPr>
-        <w:t xml:space="preserve"> </w:t>
-      </w:r>
-      <w:proofErr w:type="spellStart"/>
-      <w:r>
-        <w:rPr>
-          <w:rFonts w:ascii="Arial" w:hAnsi="Arial" w:cs="Arial"/>
-        </w:rPr>
-        <w:t>pr.produto,it.precounitario</w:t>
-      </w:r>
-      <w:proofErr w:type="spellEnd"/>
+        <w:t xml:space="preserve"> pr.produto,it.precounitario</w:t>
+      </w:r>
       <w:r>
         <w:rPr>
           <w:rFonts w:ascii="Arial" w:hAnsi="Arial" w:cs="Arial"/>
@@ -6721,14 +3383,43 @@
         <w:jc w:val="both"/>
         <w:rPr>
           <w:rFonts w:ascii="Arial" w:hAnsi="Arial" w:cs="Arial"/>
-        </w:rPr>
-      </w:pPr>
-      <w:r>
-        <w:rPr>
-          <w:rFonts w:ascii="Arial" w:hAnsi="Arial" w:cs="Arial"/>
-          <w:lang w:val="en-US"/>
-        </w:rPr>
-        <w:t>SELECT</w:t>
+          <w:lang w:val="en-US"/>
+        </w:rPr>
+      </w:pPr>
+      <w:r>
+        <w:rPr>
+          <w:rFonts w:ascii="Arial" w:hAnsi="Arial" w:cs="Arial"/>
+          <w:lang w:val="en-US"/>
+        </w:rPr>
+        <w:t>SELECT ca.nomedacategoria, SUM(it.quantidade * it.precounitario * (1 – pe.desconto)) AS valor, SUM(it.quantidade) AS quantidade, AVG(it.precounitario) AS precomedio FROM pedidos pe INNER JOIN clientes cl ON pe.idcliente = cl.id INNER JOIN tens it ON pe.id = it.idpedido INNER JOIN produtos pr ON i</w:t>
+      </w:r>
+      <w:r>
+        <w:rPr>
+          <w:rFonts w:ascii="Arial" w:hAnsi="Arial" w:cs="Arial"/>
+          <w:lang w:val="en-US"/>
+        </w:rPr>
+        <w:t>t</w:t>
+      </w:r>
+      <w:r>
+        <w:rPr>
+          <w:rFonts w:ascii="Arial" w:hAnsi="Arial" w:cs="Arial"/>
+          <w:lang w:val="en-US"/>
+        </w:rPr>
+        <w:t>.idproduto = pr.id</w:t>
+      </w:r>
+      <w:r>
+        <w:rPr>
+          <w:rFonts w:ascii="Arial" w:hAnsi="Arial" w:cs="Arial"/>
+          <w:lang w:val="en-US"/>
+        </w:rPr>
+        <w:t xml:space="preserve"> INNER </w:t>
+      </w:r>
+      <w:r>
+        <w:rPr>
+          <w:rFonts w:ascii="Arial" w:hAnsi="Arial" w:cs="Arial"/>
+          <w:lang w:val="en-US"/>
+        </w:rPr>
+        <w:t>JOIN</w:t>
       </w:r>
       <w:r>
         <w:rPr>
@@ -6737,7 +3428,174 @@
         </w:rPr>
         <w:t xml:space="preserve"> </w:t>
       </w:r>
-      <w:proofErr w:type="spellStart"/>
+      <w:r>
+        <w:rPr>
+          <w:rFonts w:ascii="Arial" w:hAnsi="Arial" w:cs="Arial"/>
+          <w:lang w:val="en-US"/>
+        </w:rPr>
+        <w:t>categorias c</w:t>
+      </w:r>
+      <w:r>
+        <w:rPr>
+          <w:rFonts w:ascii="Arial" w:hAnsi="Arial" w:cs="Arial"/>
+          <w:lang w:val="en-US"/>
+        </w:rPr>
+        <w:t>a</w:t>
+      </w:r>
+      <w:r>
+        <w:rPr>
+          <w:rFonts w:ascii="Arial" w:hAnsi="Arial" w:cs="Arial"/>
+          <w:lang w:val="en-US"/>
+        </w:rPr>
+        <w:t xml:space="preserve"> ON pr.idcategoria = c</w:t>
+      </w:r>
+      <w:r>
+        <w:rPr>
+          <w:rFonts w:ascii="Arial" w:hAnsi="Arial" w:cs="Arial"/>
+          <w:lang w:val="en-US"/>
+        </w:rPr>
+        <w:t>a</w:t>
+      </w:r>
+      <w:r>
+        <w:rPr>
+          <w:rFonts w:ascii="Arial" w:hAnsi="Arial" w:cs="Arial"/>
+          <w:lang w:val="en-US"/>
+        </w:rPr>
+        <w:t>.id</w:t>
+      </w:r>
+      <w:r>
+        <w:rPr>
+          <w:rFonts w:ascii="Arial" w:hAnsi="Arial" w:cs="Arial"/>
+          <w:lang w:val="en-US"/>
+        </w:rPr>
+        <w:t xml:space="preserve"> </w:t>
+      </w:r>
+      <w:r>
+        <w:rPr>
+          <w:rFonts w:ascii="Arial" w:hAnsi="Arial" w:cs="Arial"/>
+          <w:lang w:val="en-US"/>
+        </w:rPr>
+        <w:t>WHERE</w:t>
+      </w:r>
+      <w:r>
+        <w:rPr>
+          <w:rFonts w:ascii="Arial" w:hAnsi="Arial" w:cs="Arial"/>
+          <w:lang w:val="en-US"/>
+        </w:rPr>
+        <w:t xml:space="preserve"> </w:t>
+      </w:r>
+      <w:r>
+        <w:rPr>
+          <w:rFonts w:ascii="Arial" w:hAnsi="Arial" w:cs="Arial"/>
+          <w:lang w:val="en-US"/>
+        </w:rPr>
+        <w:t>p</w:t>
+      </w:r>
+      <w:r>
+        <w:rPr>
+          <w:rFonts w:ascii="Arial" w:hAnsi="Arial" w:cs="Arial"/>
+          <w:lang w:val="en-US"/>
+        </w:rPr>
+        <w:t>e</w:t>
+      </w:r>
+      <w:r>
+        <w:rPr>
+          <w:rFonts w:ascii="Arial" w:hAnsi="Arial" w:cs="Arial"/>
+          <w:lang w:val="en-US"/>
+        </w:rPr>
+        <w:t>.datadopedido BETWEEN '2024-01-01' AND '2024-12-31'</w:t>
+      </w:r>
+      <w:r>
+        <w:rPr>
+          <w:rFonts w:ascii="Arial" w:hAnsi="Arial" w:cs="Arial"/>
+          <w:lang w:val="en-US"/>
+        </w:rPr>
+        <w:t xml:space="preserve"> </w:t>
+      </w:r>
+      <w:r>
+        <w:rPr>
+          <w:rFonts w:ascii="Arial" w:hAnsi="Arial" w:cs="Arial"/>
+          <w:lang w:val="en-US"/>
+        </w:rPr>
+        <w:t>AND p</w:t>
+      </w:r>
+      <w:r>
+        <w:rPr>
+          <w:rFonts w:ascii="Arial" w:hAnsi="Arial" w:cs="Arial"/>
+          <w:lang w:val="en-US"/>
+        </w:rPr>
+        <w:t>e</w:t>
+      </w:r>
+      <w:r>
+        <w:rPr>
+          <w:rFonts w:ascii="Arial" w:hAnsi="Arial" w:cs="Arial"/>
+          <w:lang w:val="en-US"/>
+        </w:rPr>
+        <w:t>.idcliente NOT IN (SELECT DISTINCT p</w:t>
+      </w:r>
+      <w:r>
+        <w:rPr>
+          <w:rFonts w:ascii="Arial" w:hAnsi="Arial" w:cs="Arial"/>
+          <w:lang w:val="en-US"/>
+        </w:rPr>
+        <w:t>e1</w:t>
+      </w:r>
+      <w:r>
+        <w:rPr>
+          <w:rFonts w:ascii="Arial" w:hAnsi="Arial" w:cs="Arial"/>
+          <w:lang w:val="en-US"/>
+        </w:rPr>
+        <w:t>.idcliente</w:t>
+      </w:r>
+      <w:r>
+        <w:rPr>
+          <w:rFonts w:ascii="Arial" w:hAnsi="Arial" w:cs="Arial"/>
+          <w:lang w:val="en-US"/>
+        </w:rPr>
+        <w:t xml:space="preserve"> </w:t>
+      </w:r>
+      <w:r>
+        <w:rPr>
+          <w:rFonts w:ascii="Arial" w:hAnsi="Arial" w:cs="Arial"/>
+          <w:lang w:val="en-US"/>
+        </w:rPr>
+        <w:t xml:space="preserve">FROM pedidos </w:t>
+      </w:r>
+      <w:r>
+        <w:rPr>
+          <w:rFonts w:ascii="Arial" w:hAnsi="Arial" w:cs="Arial"/>
+          <w:lang w:val="en-US"/>
+        </w:rPr>
+        <w:t xml:space="preserve">pe1 </w:t>
+      </w:r>
+      <w:r>
+        <w:rPr>
+          <w:rFonts w:ascii="Arial" w:hAnsi="Arial" w:cs="Arial"/>
+          <w:lang w:val="en-US"/>
+        </w:rPr>
+        <w:t>WHERE p</w:t>
+      </w:r>
+      <w:r>
+        <w:rPr>
+          <w:rFonts w:ascii="Arial" w:hAnsi="Arial" w:cs="Arial"/>
+          <w:lang w:val="en-US"/>
+        </w:rPr>
+        <w:t>e1</w:t>
+      </w:r>
+      <w:r>
+        <w:rPr>
+          <w:rFonts w:ascii="Arial" w:hAnsi="Arial" w:cs="Arial"/>
+          <w:lang w:val="en-US"/>
+        </w:rPr>
+        <w:t>.desconto &gt; 0.05) GROUP BY</w:t>
+      </w:r>
+      <w:r>
+        <w:rPr>
+          <w:rFonts w:ascii="Arial" w:hAnsi="Arial" w:cs="Arial"/>
+          <w:lang w:val="en-US"/>
+        </w:rPr>
+        <w:t xml:space="preserve"> </w:t>
+      </w:r>
       <w:r>
         <w:rPr>
           <w:rFonts w:ascii="Arial" w:hAnsi="Arial" w:cs="Arial"/>
@@ -6759,185 +3617,6 @@
         </w:rPr>
         <w:t>.nomedacategoria</w:t>
       </w:r>
-      <w:proofErr w:type="spellEnd"/>
-      <w:r>
-        <w:rPr>
-          <w:rFonts w:ascii="Arial" w:hAnsi="Arial" w:cs="Arial"/>
-          <w:lang w:val="en-US"/>
-        </w:rPr>
-        <w:t>,</w:t>
-      </w:r>
-      <w:r>
-        <w:rPr>
-          <w:rFonts w:ascii="Arial" w:hAnsi="Arial" w:cs="Arial"/>
-          <w:lang w:val="en-US"/>
-        </w:rPr>
-        <w:t xml:space="preserve"> SUM(</w:t>
-      </w:r>
-      <w:proofErr w:type="spellStart"/>
-      <w:r>
-        <w:rPr>
-          <w:rFonts w:ascii="Arial" w:hAnsi="Arial" w:cs="Arial"/>
-          <w:lang w:val="en-US"/>
-        </w:rPr>
-        <w:t>i</w:t>
-      </w:r>
-      <w:r>
-        <w:rPr>
-          <w:rFonts w:ascii="Arial" w:hAnsi="Arial" w:cs="Arial"/>
-          <w:lang w:val="en-US"/>
-        </w:rPr>
-        <w:t>t</w:t>
-      </w:r>
-      <w:r>
-        <w:rPr>
-          <w:rFonts w:ascii="Arial" w:hAnsi="Arial" w:cs="Arial"/>
-          <w:lang w:val="en-US"/>
-        </w:rPr>
-        <w:t>.quantidade</w:t>
-      </w:r>
-      <w:proofErr w:type="spellEnd"/>
-      <w:r>
-        <w:rPr>
-          <w:rFonts w:ascii="Arial" w:hAnsi="Arial" w:cs="Arial"/>
-          <w:lang w:val="en-US"/>
-        </w:rPr>
-        <w:t xml:space="preserve"> * </w:t>
-      </w:r>
-      <w:proofErr w:type="spellStart"/>
-      <w:r>
-        <w:rPr>
-          <w:rFonts w:ascii="Arial" w:hAnsi="Arial" w:cs="Arial"/>
-          <w:lang w:val="en-US"/>
-        </w:rPr>
-        <w:t>i</w:t>
-      </w:r>
-      <w:r>
-        <w:rPr>
-          <w:rFonts w:ascii="Arial" w:hAnsi="Arial" w:cs="Arial"/>
-          <w:lang w:val="en-US"/>
-        </w:rPr>
-        <w:t>t</w:t>
-      </w:r>
-      <w:r>
-        <w:rPr>
-          <w:rFonts w:ascii="Arial" w:hAnsi="Arial" w:cs="Arial"/>
-          <w:lang w:val="en-US"/>
-        </w:rPr>
-        <w:t>.precounitario</w:t>
-      </w:r>
-      <w:proofErr w:type="spellEnd"/>
-      <w:r>
-        <w:rPr>
-          <w:rFonts w:ascii="Arial" w:hAnsi="Arial" w:cs="Arial"/>
-          <w:lang w:val="en-US"/>
-        </w:rPr>
-        <w:t xml:space="preserve"> * (1 – </w:t>
-      </w:r>
-      <w:proofErr w:type="spellStart"/>
-      <w:r>
-        <w:rPr>
-          <w:rFonts w:ascii="Arial" w:hAnsi="Arial" w:cs="Arial"/>
-          <w:lang w:val="en-US"/>
-        </w:rPr>
-        <w:t>pe.desconto</w:t>
-      </w:r>
-      <w:proofErr w:type="spellEnd"/>
-      <w:r>
-        <w:rPr>
-          <w:rFonts w:ascii="Arial" w:hAnsi="Arial" w:cs="Arial"/>
-          <w:lang w:val="en-US"/>
-        </w:rPr>
-        <w:t>)</w:t>
-      </w:r>
-      <w:r>
-        <w:rPr>
-          <w:rFonts w:ascii="Arial" w:hAnsi="Arial" w:cs="Arial"/>
-          <w:lang w:val="en-US"/>
-        </w:rPr>
-        <w:t xml:space="preserve">) AS </w:t>
-      </w:r>
-      <w:r>
-        <w:rPr>
-          <w:rFonts w:ascii="Arial" w:hAnsi="Arial" w:cs="Arial"/>
-          <w:lang w:val="en-US"/>
-        </w:rPr>
-        <w:t>valor</w:t>
-      </w:r>
-      <w:r>
-        <w:rPr>
-          <w:rFonts w:ascii="Arial" w:hAnsi="Arial" w:cs="Arial"/>
-          <w:lang w:val="en-US"/>
-        </w:rPr>
-        <w:t>,</w:t>
-      </w:r>
-      <w:r>
-        <w:rPr>
-          <w:rFonts w:ascii="Arial" w:hAnsi="Arial" w:cs="Arial"/>
-          <w:lang w:val="en-US"/>
-        </w:rPr>
-        <w:t xml:space="preserve"> S</w:t>
-      </w:r>
-      <w:r>
-        <w:rPr>
-          <w:rFonts w:ascii="Arial" w:hAnsi="Arial" w:cs="Arial"/>
-          <w:lang w:val="en-US"/>
-        </w:rPr>
-        <w:t>UM(</w:t>
-      </w:r>
-      <w:proofErr w:type="spellStart"/>
-      <w:r>
-        <w:rPr>
-          <w:rFonts w:ascii="Arial" w:hAnsi="Arial" w:cs="Arial"/>
-          <w:lang w:val="en-US"/>
-        </w:rPr>
-        <w:t>i</w:t>
-      </w:r>
-      <w:r>
-        <w:rPr>
-          <w:rFonts w:ascii="Arial" w:hAnsi="Arial" w:cs="Arial"/>
-          <w:lang w:val="en-US"/>
-        </w:rPr>
-        <w:t>t</w:t>
-      </w:r>
-      <w:r>
-        <w:rPr>
-          <w:rFonts w:ascii="Arial" w:hAnsi="Arial" w:cs="Arial"/>
-          <w:lang w:val="en-US"/>
-        </w:rPr>
-        <w:t>.quantidade</w:t>
-      </w:r>
-      <w:proofErr w:type="spellEnd"/>
-      <w:r>
-        <w:rPr>
-          <w:rFonts w:ascii="Arial" w:hAnsi="Arial" w:cs="Arial"/>
-          <w:lang w:val="en-US"/>
-        </w:rPr>
-        <w:t xml:space="preserve">) AS </w:t>
-      </w:r>
-      <w:proofErr w:type="spellStart"/>
-      <w:r>
-        <w:rPr>
-          <w:rFonts w:ascii="Arial" w:hAnsi="Arial" w:cs="Arial"/>
-          <w:lang w:val="en-US"/>
-        </w:rPr>
-        <w:t>q</w:t>
-      </w:r>
-      <w:r>
-        <w:rPr>
-          <w:rFonts w:ascii="Arial" w:hAnsi="Arial" w:cs="Arial"/>
-          <w:lang w:val="en-US"/>
-        </w:rPr>
-        <w:t>uantidade</w:t>
-      </w:r>
-      <w:proofErr w:type="spellEnd"/>
-      <w:r>
-        <w:rPr>
-          <w:rFonts w:ascii="Arial" w:hAnsi="Arial" w:cs="Arial"/>
-          <w:lang w:val="en-US"/>
-        </w:rPr>
-        <w:t>,</w:t>
-      </w:r>
       <w:r>
         <w:rPr>
           <w:rFonts w:ascii="Arial" w:hAnsi="Arial" w:cs="Arial"/>
@@ -6950,47 +3629,8 @@
           <w:rFonts w:ascii="Arial" w:hAnsi="Arial" w:cs="Arial"/>
           <w:lang w:val="en-US"/>
         </w:rPr>
-        <w:t>AVG(</w:t>
-      </w:r>
-      <w:proofErr w:type="spellStart"/>
-      <w:r>
-        <w:rPr>
-          <w:rFonts w:ascii="Arial" w:hAnsi="Arial" w:cs="Arial"/>
-          <w:lang w:val="en-US"/>
-        </w:rPr>
-        <w:t>i</w:t>
-      </w:r>
-      <w:r>
-        <w:rPr>
-          <w:rFonts w:ascii="Arial" w:hAnsi="Arial" w:cs="Arial"/>
-          <w:lang w:val="en-US"/>
-        </w:rPr>
-        <w:t>t</w:t>
-      </w:r>
-      <w:r>
-        <w:rPr>
-          <w:rFonts w:ascii="Arial" w:hAnsi="Arial" w:cs="Arial"/>
-          <w:lang w:val="en-US"/>
-        </w:rPr>
-        <w:t>.precounitario</w:t>
-      </w:r>
-      <w:proofErr w:type="spellEnd"/>
-      <w:r>
-        <w:rPr>
-          <w:rFonts w:ascii="Arial" w:hAnsi="Arial" w:cs="Arial"/>
-          <w:lang w:val="en-US"/>
-        </w:rPr>
-        <w:t xml:space="preserve">) AS </w:t>
-      </w:r>
-      <w:proofErr w:type="spellStart"/>
-      <w:r>
-        <w:rPr>
-          <w:rFonts w:ascii="Arial" w:hAnsi="Arial" w:cs="Arial"/>
-          <w:lang w:val="en-US"/>
-        </w:rPr>
-        <w:t>precomedio</w:t>
-      </w:r>
-      <w:proofErr w:type="spellEnd"/>
+        <w:t>ORDER BY</w:t>
+      </w:r>
       <w:r>
         <w:rPr>
           <w:rFonts w:ascii="Arial" w:hAnsi="Arial" w:cs="Arial"/>
@@ -7003,7 +3643,14 @@
           <w:rFonts w:ascii="Arial" w:hAnsi="Arial" w:cs="Arial"/>
           <w:lang w:val="en-US"/>
         </w:rPr>
-        <w:t>FROM</w:t>
+        <w:t>2</w:t>
+      </w:r>
+      <w:r>
+        <w:rPr>
+          <w:rFonts w:ascii="Arial" w:hAnsi="Arial" w:cs="Arial"/>
+          <w:lang w:val="en-US"/>
+        </w:rPr>
+        <w:t xml:space="preserve"> DESC</w:t>
       </w:r>
       <w:r>
         <w:rPr>
@@ -7012,565 +3659,10 @@
         </w:rPr>
         <w:t xml:space="preserve"> </w:t>
       </w:r>
-      <w:proofErr w:type="spellStart"/>
-      <w:r>
-        <w:rPr>
-          <w:rFonts w:ascii="Arial" w:hAnsi="Arial" w:cs="Arial"/>
-          <w:lang w:val="en-US"/>
-        </w:rPr>
-        <w:t>pedidos</w:t>
-      </w:r>
-      <w:proofErr w:type="spellEnd"/>
-      <w:r>
-        <w:rPr>
-          <w:rFonts w:ascii="Arial" w:hAnsi="Arial" w:cs="Arial"/>
-          <w:lang w:val="en-US"/>
-        </w:rPr>
-        <w:t xml:space="preserve"> p</w:t>
-      </w:r>
-      <w:r>
-        <w:rPr>
-          <w:rFonts w:ascii="Arial" w:hAnsi="Arial" w:cs="Arial"/>
-          <w:lang w:val="en-US"/>
-        </w:rPr>
-        <w:t xml:space="preserve">e INNER </w:t>
-      </w:r>
-      <w:r>
-        <w:rPr>
-          <w:rFonts w:ascii="Arial" w:hAnsi="Arial" w:cs="Arial"/>
-          <w:lang w:val="en-US"/>
-        </w:rPr>
-        <w:t>JOIN</w:t>
-      </w:r>
-      <w:r>
-        <w:rPr>
-          <w:rFonts w:ascii="Arial" w:hAnsi="Arial" w:cs="Arial"/>
-          <w:lang w:val="en-US"/>
-        </w:rPr>
-        <w:t xml:space="preserve"> </w:t>
-      </w:r>
-      <w:proofErr w:type="spellStart"/>
-      <w:r>
-        <w:rPr>
-          <w:rFonts w:ascii="Arial" w:hAnsi="Arial" w:cs="Arial"/>
-          <w:lang w:val="en-US"/>
-        </w:rPr>
-        <w:t>c</w:t>
-      </w:r>
-      <w:r>
-        <w:rPr>
-          <w:rFonts w:ascii="Arial" w:hAnsi="Arial" w:cs="Arial"/>
-          <w:lang w:val="en-US"/>
-        </w:rPr>
-        <w:t>lientes</w:t>
-      </w:r>
-      <w:proofErr w:type="spellEnd"/>
-      <w:r>
-        <w:rPr>
-          <w:rFonts w:ascii="Arial" w:hAnsi="Arial" w:cs="Arial"/>
-          <w:lang w:val="en-US"/>
-        </w:rPr>
-        <w:t xml:space="preserve"> cl ON </w:t>
-      </w:r>
-      <w:proofErr w:type="spellStart"/>
-      <w:r>
-        <w:rPr>
-          <w:rFonts w:ascii="Arial" w:hAnsi="Arial" w:cs="Arial"/>
-          <w:lang w:val="en-US"/>
-        </w:rPr>
-        <w:t>p</w:t>
-      </w:r>
-      <w:r>
-        <w:rPr>
-          <w:rFonts w:ascii="Arial" w:hAnsi="Arial" w:cs="Arial"/>
-          <w:lang w:val="en-US"/>
-        </w:rPr>
-        <w:t>e</w:t>
-      </w:r>
-      <w:r>
-        <w:rPr>
-          <w:rFonts w:ascii="Arial" w:hAnsi="Arial" w:cs="Arial"/>
-          <w:lang w:val="en-US"/>
-        </w:rPr>
-        <w:t>.idcliente</w:t>
-      </w:r>
-      <w:proofErr w:type="spellEnd"/>
-      <w:r>
-        <w:rPr>
-          <w:rFonts w:ascii="Arial" w:hAnsi="Arial" w:cs="Arial"/>
-          <w:lang w:val="en-US"/>
-        </w:rPr>
-        <w:t xml:space="preserve"> = cl.id</w:t>
-      </w:r>
-      <w:r>
-        <w:rPr>
-          <w:rFonts w:ascii="Arial" w:hAnsi="Arial" w:cs="Arial"/>
-          <w:lang w:val="en-US"/>
-        </w:rPr>
-        <w:t xml:space="preserve"> INNER </w:t>
-      </w:r>
-      <w:r>
-        <w:rPr>
-          <w:rFonts w:ascii="Arial" w:hAnsi="Arial" w:cs="Arial"/>
-          <w:lang w:val="en-US"/>
-        </w:rPr>
-        <w:t>JOIN</w:t>
-      </w:r>
-      <w:r>
-        <w:rPr>
-          <w:rFonts w:ascii="Arial" w:hAnsi="Arial" w:cs="Arial"/>
-          <w:lang w:val="en-US"/>
-        </w:rPr>
-        <w:t xml:space="preserve"> </w:t>
-      </w:r>
-      <w:r>
-        <w:rPr>
-          <w:rFonts w:ascii="Arial" w:hAnsi="Arial" w:cs="Arial"/>
-          <w:lang w:val="en-US"/>
-        </w:rPr>
-        <w:t>tens i</w:t>
-      </w:r>
-      <w:r>
-        <w:rPr>
-          <w:rFonts w:ascii="Arial" w:hAnsi="Arial" w:cs="Arial"/>
-          <w:lang w:val="en-US"/>
-        </w:rPr>
-        <w:t>t</w:t>
-      </w:r>
-      <w:r>
-        <w:rPr>
-          <w:rFonts w:ascii="Arial" w:hAnsi="Arial" w:cs="Arial"/>
-          <w:lang w:val="en-US"/>
-        </w:rPr>
-        <w:t xml:space="preserve"> ON p</w:t>
-      </w:r>
-      <w:r>
-        <w:rPr>
-          <w:rFonts w:ascii="Arial" w:hAnsi="Arial" w:cs="Arial"/>
-          <w:lang w:val="en-US"/>
-        </w:rPr>
-        <w:t>e</w:t>
-      </w:r>
-      <w:r>
-        <w:rPr>
-          <w:rFonts w:ascii="Arial" w:hAnsi="Arial" w:cs="Arial"/>
-          <w:lang w:val="en-US"/>
-        </w:rPr>
-        <w:t xml:space="preserve">.id = </w:t>
-      </w:r>
-      <w:proofErr w:type="spellStart"/>
-      <w:r>
-        <w:rPr>
-          <w:rFonts w:ascii="Arial" w:hAnsi="Arial" w:cs="Arial"/>
-          <w:lang w:val="en-US"/>
-        </w:rPr>
-        <w:t>i</w:t>
-      </w:r>
-      <w:r>
-        <w:rPr>
-          <w:rFonts w:ascii="Arial" w:hAnsi="Arial" w:cs="Arial"/>
-          <w:lang w:val="en-US"/>
-        </w:rPr>
-        <w:t>t</w:t>
-      </w:r>
-      <w:r>
-        <w:rPr>
-          <w:rFonts w:ascii="Arial" w:hAnsi="Arial" w:cs="Arial"/>
-          <w:lang w:val="en-US"/>
-        </w:rPr>
-        <w:t>.idpedido</w:t>
-      </w:r>
-      <w:proofErr w:type="spellEnd"/>
-      <w:r>
-        <w:rPr>
-          <w:rFonts w:ascii="Arial" w:hAnsi="Arial" w:cs="Arial"/>
-          <w:lang w:val="en-US"/>
-        </w:rPr>
-        <w:t xml:space="preserve"> INNER </w:t>
-      </w:r>
-      <w:r>
-        <w:rPr>
-          <w:rFonts w:ascii="Arial" w:hAnsi="Arial" w:cs="Arial"/>
-          <w:lang w:val="en-US"/>
-        </w:rPr>
-        <w:t>JOIN</w:t>
-      </w:r>
-      <w:r>
-        <w:rPr>
-          <w:rFonts w:ascii="Arial" w:hAnsi="Arial" w:cs="Arial"/>
-          <w:lang w:val="en-US"/>
-        </w:rPr>
-        <w:t xml:space="preserve"> </w:t>
-      </w:r>
-      <w:proofErr w:type="spellStart"/>
-      <w:r>
-        <w:rPr>
-          <w:rFonts w:ascii="Arial" w:hAnsi="Arial" w:cs="Arial"/>
-          <w:lang w:val="en-US"/>
-        </w:rPr>
-        <w:t>produtos</w:t>
-      </w:r>
-      <w:proofErr w:type="spellEnd"/>
-      <w:r>
-        <w:rPr>
-          <w:rFonts w:ascii="Arial" w:hAnsi="Arial" w:cs="Arial"/>
-          <w:lang w:val="en-US"/>
-        </w:rPr>
-        <w:t xml:space="preserve"> pr ON </w:t>
-      </w:r>
-      <w:proofErr w:type="spellStart"/>
-      <w:r>
-        <w:rPr>
-          <w:rFonts w:ascii="Arial" w:hAnsi="Arial" w:cs="Arial"/>
-          <w:lang w:val="en-US"/>
-        </w:rPr>
-        <w:t>i</w:t>
-      </w:r>
-      <w:r>
-        <w:rPr>
-          <w:rFonts w:ascii="Arial" w:hAnsi="Arial" w:cs="Arial"/>
-          <w:lang w:val="en-US"/>
-        </w:rPr>
-        <w:t>t</w:t>
-      </w:r>
-      <w:r>
-        <w:rPr>
-          <w:rFonts w:ascii="Arial" w:hAnsi="Arial" w:cs="Arial"/>
-          <w:lang w:val="en-US"/>
-        </w:rPr>
-        <w:t>.idproduto</w:t>
-      </w:r>
-      <w:proofErr w:type="spellEnd"/>
-      <w:r>
-        <w:rPr>
-          <w:rFonts w:ascii="Arial" w:hAnsi="Arial" w:cs="Arial"/>
-          <w:lang w:val="en-US"/>
-        </w:rPr>
-        <w:t xml:space="preserve"> = pr.id</w:t>
-      </w:r>
-      <w:r>
-        <w:rPr>
-          <w:rFonts w:ascii="Arial" w:hAnsi="Arial" w:cs="Arial"/>
-          <w:lang w:val="en-US"/>
-        </w:rPr>
-        <w:t xml:space="preserve"> INNER </w:t>
-      </w:r>
-      <w:r>
-        <w:rPr>
-          <w:rFonts w:ascii="Arial" w:hAnsi="Arial" w:cs="Arial"/>
-          <w:lang w:val="en-US"/>
-        </w:rPr>
-        <w:t>JOIN</w:t>
-      </w:r>
-      <w:r>
-        <w:rPr>
-          <w:rFonts w:ascii="Arial" w:hAnsi="Arial" w:cs="Arial"/>
-          <w:lang w:val="en-US"/>
-        </w:rPr>
-        <w:t xml:space="preserve"> </w:t>
-      </w:r>
-      <w:proofErr w:type="spellStart"/>
-      <w:r>
-        <w:rPr>
-          <w:rFonts w:ascii="Arial" w:hAnsi="Arial" w:cs="Arial"/>
-          <w:lang w:val="en-US"/>
-        </w:rPr>
-        <w:t>categorias</w:t>
-      </w:r>
-      <w:proofErr w:type="spellEnd"/>
-      <w:r>
-        <w:rPr>
-          <w:rFonts w:ascii="Arial" w:hAnsi="Arial" w:cs="Arial"/>
-          <w:lang w:val="en-US"/>
-        </w:rPr>
-        <w:t xml:space="preserve"> c</w:t>
-      </w:r>
-      <w:r>
-        <w:rPr>
-          <w:rFonts w:ascii="Arial" w:hAnsi="Arial" w:cs="Arial"/>
-          <w:lang w:val="en-US"/>
-        </w:rPr>
-        <w:t>a</w:t>
-      </w:r>
-      <w:r>
-        <w:rPr>
-          <w:rFonts w:ascii="Arial" w:hAnsi="Arial" w:cs="Arial"/>
-          <w:lang w:val="en-US"/>
-        </w:rPr>
-        <w:t xml:space="preserve"> ON </w:t>
-      </w:r>
-      <w:proofErr w:type="spellStart"/>
-      <w:r>
-        <w:rPr>
-          <w:rFonts w:ascii="Arial" w:hAnsi="Arial" w:cs="Arial"/>
-          <w:lang w:val="en-US"/>
-        </w:rPr>
-        <w:t>pr.idcategoria</w:t>
-      </w:r>
-      <w:proofErr w:type="spellEnd"/>
-      <w:r>
-        <w:rPr>
-          <w:rFonts w:ascii="Arial" w:hAnsi="Arial" w:cs="Arial"/>
-          <w:lang w:val="en-US"/>
-        </w:rPr>
-        <w:t xml:space="preserve"> = c</w:t>
-      </w:r>
-      <w:r>
-        <w:rPr>
-          <w:rFonts w:ascii="Arial" w:hAnsi="Arial" w:cs="Arial"/>
-          <w:lang w:val="en-US"/>
-        </w:rPr>
-        <w:t>a</w:t>
-      </w:r>
-      <w:r>
-        <w:rPr>
-          <w:rFonts w:ascii="Arial" w:hAnsi="Arial" w:cs="Arial"/>
-          <w:lang w:val="en-US"/>
-        </w:rPr>
-        <w:t>.id</w:t>
-      </w:r>
-      <w:r>
-        <w:rPr>
-          <w:rFonts w:ascii="Arial" w:hAnsi="Arial" w:cs="Arial"/>
-          <w:lang w:val="en-US"/>
-        </w:rPr>
-        <w:t xml:space="preserve"> </w:t>
-      </w:r>
-      <w:r>
-        <w:rPr>
-          <w:rFonts w:ascii="Arial" w:hAnsi="Arial" w:cs="Arial"/>
-          <w:lang w:val="en-US"/>
-        </w:rPr>
-        <w:t>WHERE</w:t>
-      </w:r>
-      <w:r>
-        <w:rPr>
-          <w:rFonts w:ascii="Arial" w:hAnsi="Arial" w:cs="Arial"/>
-          <w:lang w:val="en-US"/>
-        </w:rPr>
-        <w:t xml:space="preserve"> </w:t>
-      </w:r>
-      <w:proofErr w:type="spellStart"/>
-      <w:r>
-        <w:rPr>
-          <w:rFonts w:ascii="Arial" w:hAnsi="Arial" w:cs="Arial"/>
-          <w:lang w:val="en-US"/>
-        </w:rPr>
-        <w:t>p</w:t>
-      </w:r>
-      <w:r>
-        <w:rPr>
-          <w:rFonts w:ascii="Arial" w:hAnsi="Arial" w:cs="Arial"/>
-          <w:lang w:val="en-US"/>
-        </w:rPr>
-        <w:t>e</w:t>
-      </w:r>
-      <w:r>
-        <w:rPr>
-          <w:rFonts w:ascii="Arial" w:hAnsi="Arial" w:cs="Arial"/>
-          <w:lang w:val="en-US"/>
-        </w:rPr>
-        <w:t>.datadopedido</w:t>
-      </w:r>
-      <w:proofErr w:type="spellEnd"/>
-      <w:r>
-        <w:rPr>
-          <w:rFonts w:ascii="Arial" w:hAnsi="Arial" w:cs="Arial"/>
-          <w:lang w:val="en-US"/>
-        </w:rPr>
-        <w:t xml:space="preserve"> BETWEEN '2024-01-01' AND '2024-12-31'</w:t>
-      </w:r>
-      <w:r>
-        <w:rPr>
-          <w:rFonts w:ascii="Arial" w:hAnsi="Arial" w:cs="Arial"/>
-          <w:lang w:val="en-US"/>
-        </w:rPr>
-        <w:t xml:space="preserve"> </w:t>
-      </w:r>
-      <w:r>
-        <w:rPr>
-          <w:rFonts w:ascii="Arial" w:hAnsi="Arial" w:cs="Arial"/>
-          <w:lang w:val="en-US"/>
-        </w:rPr>
-        <w:t xml:space="preserve">AND </w:t>
-      </w:r>
-      <w:proofErr w:type="spellStart"/>
-      <w:r>
-        <w:rPr>
-          <w:rFonts w:ascii="Arial" w:hAnsi="Arial" w:cs="Arial"/>
-          <w:lang w:val="en-US"/>
-        </w:rPr>
-        <w:t>p</w:t>
-      </w:r>
-      <w:r>
-        <w:rPr>
-          <w:rFonts w:ascii="Arial" w:hAnsi="Arial" w:cs="Arial"/>
-          <w:lang w:val="en-US"/>
-        </w:rPr>
-        <w:t>e</w:t>
-      </w:r>
-      <w:r>
-        <w:rPr>
-          <w:rFonts w:ascii="Arial" w:hAnsi="Arial" w:cs="Arial"/>
-          <w:lang w:val="en-US"/>
-        </w:rPr>
-        <w:t>.idcliente</w:t>
-      </w:r>
-      <w:proofErr w:type="spellEnd"/>
-      <w:r>
-        <w:rPr>
-          <w:rFonts w:ascii="Arial" w:hAnsi="Arial" w:cs="Arial"/>
-          <w:lang w:val="en-US"/>
-        </w:rPr>
-        <w:t xml:space="preserve"> NOT IN (SELECT DISTINCT p</w:t>
-      </w:r>
-      <w:r>
-        <w:rPr>
-          <w:rFonts w:ascii="Arial" w:hAnsi="Arial" w:cs="Arial"/>
-          <w:lang w:val="en-US"/>
-        </w:rPr>
-        <w:t>e1</w:t>
-      </w:r>
-      <w:r>
-        <w:rPr>
-          <w:rFonts w:ascii="Arial" w:hAnsi="Arial" w:cs="Arial"/>
-          <w:lang w:val="en-US"/>
-        </w:rPr>
-        <w:t>.idcliente</w:t>
-      </w:r>
-      <w:r>
-        <w:rPr>
-          <w:rFonts w:ascii="Arial" w:hAnsi="Arial" w:cs="Arial"/>
-          <w:lang w:val="en-US"/>
-        </w:rPr>
-        <w:t xml:space="preserve"> </w:t>
-      </w:r>
-      <w:r>
-        <w:rPr>
-          <w:rFonts w:ascii="Arial" w:hAnsi="Arial" w:cs="Arial"/>
-          <w:lang w:val="en-US"/>
-        </w:rPr>
-        <w:t xml:space="preserve">FROM </w:t>
-      </w:r>
-      <w:proofErr w:type="spellStart"/>
-      <w:r>
-        <w:rPr>
-          <w:rFonts w:ascii="Arial" w:hAnsi="Arial" w:cs="Arial"/>
-          <w:lang w:val="en-US"/>
-        </w:rPr>
-        <w:t>pedidos</w:t>
-      </w:r>
-      <w:proofErr w:type="spellEnd"/>
-      <w:r>
-        <w:rPr>
-          <w:rFonts w:ascii="Arial" w:hAnsi="Arial" w:cs="Arial"/>
-          <w:lang w:val="en-US"/>
-        </w:rPr>
-        <w:t xml:space="preserve"> </w:t>
-      </w:r>
-      <w:r>
-        <w:rPr>
-          <w:rFonts w:ascii="Arial" w:hAnsi="Arial" w:cs="Arial"/>
-          <w:lang w:val="en-US"/>
-        </w:rPr>
-        <w:t xml:space="preserve">pe1 </w:t>
-      </w:r>
-      <w:r>
-        <w:rPr>
-          <w:rFonts w:ascii="Arial" w:hAnsi="Arial" w:cs="Arial"/>
-          <w:lang w:val="en-US"/>
-        </w:rPr>
-        <w:t>WHERE p</w:t>
-      </w:r>
-      <w:r>
-        <w:rPr>
-          <w:rFonts w:ascii="Arial" w:hAnsi="Arial" w:cs="Arial"/>
-          <w:lang w:val="en-US"/>
-        </w:rPr>
-        <w:t>e1</w:t>
-      </w:r>
-      <w:r>
-        <w:rPr>
-          <w:rFonts w:ascii="Arial" w:hAnsi="Arial" w:cs="Arial"/>
-          <w:lang w:val="en-US"/>
-        </w:rPr>
-        <w:t>.desconto &gt; 0.05) GROUP BY</w:t>
-      </w:r>
-      <w:r>
-        <w:rPr>
-          <w:rFonts w:ascii="Arial" w:hAnsi="Arial" w:cs="Arial"/>
-          <w:lang w:val="en-US"/>
-        </w:rPr>
-        <w:t xml:space="preserve"> </w:t>
-      </w:r>
-      <w:proofErr w:type="spellStart"/>
-      <w:r>
-        <w:rPr>
-          <w:rFonts w:ascii="Arial" w:hAnsi="Arial" w:cs="Arial"/>
-          <w:lang w:val="en-US"/>
-        </w:rPr>
-        <w:t>c</w:t>
-      </w:r>
-      <w:r>
-        <w:rPr>
-          <w:rFonts w:ascii="Arial" w:hAnsi="Arial" w:cs="Arial"/>
-          <w:lang w:val="en-US"/>
-        </w:rPr>
-        <w:t>a</w:t>
-      </w:r>
-      <w:r>
-        <w:rPr>
-          <w:rFonts w:ascii="Arial" w:hAnsi="Arial" w:cs="Arial"/>
-          <w:lang w:val="en-US"/>
-        </w:rPr>
-        <w:t>.nomedacategoria</w:t>
-      </w:r>
-      <w:proofErr w:type="spellEnd"/>
-      <w:r>
-        <w:rPr>
-          <w:rFonts w:ascii="Arial" w:hAnsi="Arial" w:cs="Arial"/>
-          <w:lang w:val="en-US"/>
-        </w:rPr>
-        <w:t xml:space="preserve"> </w:t>
-      </w:r>
-      <w:r>
-        <w:rPr>
-          <w:rFonts w:ascii="Arial" w:hAnsi="Arial" w:cs="Arial"/>
-          <w:lang w:val="en-US"/>
-        </w:rPr>
-        <w:t>ORDER BY</w:t>
-      </w:r>
-      <w:r>
-        <w:rPr>
-          <w:rFonts w:ascii="Arial" w:hAnsi="Arial" w:cs="Arial"/>
-          <w:lang w:val="en-US"/>
-        </w:rPr>
-        <w:t xml:space="preserve"> </w:t>
-      </w:r>
-      <w:r>
-        <w:rPr>
-          <w:rFonts w:ascii="Arial" w:hAnsi="Arial" w:cs="Arial"/>
-          <w:lang w:val="en-US"/>
-        </w:rPr>
-        <w:t>2</w:t>
-      </w:r>
-      <w:r>
-        <w:rPr>
-          <w:rFonts w:ascii="Arial" w:hAnsi="Arial" w:cs="Arial"/>
-          <w:lang w:val="en-US"/>
-        </w:rPr>
-        <w:t xml:space="preserve"> DESC</w:t>
-      </w:r>
-      <w:r>
-        <w:rPr>
-          <w:rFonts w:ascii="Arial" w:hAnsi="Arial" w:cs="Arial"/>
-          <w:lang w:val="en-US"/>
-        </w:rPr>
-        <w:t xml:space="preserve"> </w:t>
-      </w:r>
-      <w:r>
-        <w:rPr>
-          <w:rFonts w:ascii="Arial" w:hAnsi="Arial" w:cs="Arial"/>
+      <w:r>
+        <w:rPr>
+          <w:rFonts w:ascii="Arial" w:hAnsi="Arial" w:cs="Arial"/>
+          <w:lang w:val="en-US"/>
         </w:rPr>
         <w:t>LIMIT 3;</w:t>
       </w:r>
@@ -7591,21 +3683,7 @@
         <w:rPr>
           <w:rFonts w:ascii="Arial" w:hAnsi="Arial" w:cs="Arial"/>
         </w:rPr>
-        <w:t xml:space="preserve">Quem é o melhor vendedor em valor de vendas de cada </w:t>
-      </w:r>
-      <w:proofErr w:type="spellStart"/>
-      <w:r>
-        <w:rPr>
-          <w:rFonts w:ascii="Arial" w:hAnsi="Arial" w:cs="Arial"/>
-        </w:rPr>
-        <w:t>dategoria</w:t>
-      </w:r>
-      <w:proofErr w:type="spellEnd"/>
-      <w:r>
-        <w:rPr>
-          <w:rFonts w:ascii="Arial" w:hAnsi="Arial" w:cs="Arial"/>
-        </w:rPr>
-        <w:t xml:space="preserve"> considerando os últimos 12 meses</w:t>
+        <w:t>Quem é o melhor vendedor em valor de vendas de cada dategoria considerando os últimos 12 meses</w:t>
       </w:r>
     </w:p>
     <w:p>
@@ -7627,35 +3705,7 @@
         <w:rPr>
           <w:rFonts w:ascii="Arial" w:hAnsi="Arial" w:cs="Arial"/>
         </w:rPr>
-        <w:t xml:space="preserve"> </w:t>
-      </w:r>
-      <w:proofErr w:type="spellStart"/>
-      <w:r>
-        <w:rPr>
-          <w:rFonts w:ascii="Arial" w:hAnsi="Arial" w:cs="Arial"/>
-        </w:rPr>
-        <w:t>nomedacategoria,nome</w:t>
-      </w:r>
-      <w:proofErr w:type="spellEnd"/>
-      <w:r>
-        <w:rPr>
-          <w:rFonts w:ascii="Arial" w:hAnsi="Arial" w:cs="Arial"/>
-        </w:rPr>
-        <w:t xml:space="preserve"> </w:t>
-      </w:r>
-      <w:proofErr w:type="spellStart"/>
-      <w:r>
-        <w:rPr>
-          <w:rFonts w:ascii="Arial" w:hAnsi="Arial" w:cs="Arial"/>
-        </w:rPr>
-        <w:t>from</w:t>
-      </w:r>
-      <w:proofErr w:type="spellEnd"/>
-      <w:r>
-        <w:rPr>
-          <w:rFonts w:ascii="Arial" w:hAnsi="Arial" w:cs="Arial"/>
-        </w:rPr>
-        <w:t xml:space="preserve"> ( </w:t>
+        <w:t xml:space="preserve"> nomedacategoria,nome from ( </w:t>
       </w:r>
       <w:r>
         <w:rPr>
@@ -7667,21 +3717,7 @@
         <w:rPr>
           <w:rFonts w:ascii="Arial" w:hAnsi="Arial" w:cs="Arial"/>
         </w:rPr>
-        <w:t xml:space="preserve"> </w:t>
-      </w:r>
-      <w:proofErr w:type="spellStart"/>
-      <w:r>
-        <w:rPr>
-          <w:rFonts w:ascii="Arial" w:hAnsi="Arial" w:cs="Arial"/>
-        </w:rPr>
-        <w:t>pr.idcategoria,pe.idvendedor</w:t>
-      </w:r>
-      <w:proofErr w:type="spellEnd"/>
-      <w:r>
-        <w:rPr>
-          <w:rFonts w:ascii="Arial" w:hAnsi="Arial" w:cs="Arial"/>
-        </w:rPr>
-        <w:t xml:space="preserve">, </w:t>
+        <w:t xml:space="preserve"> pr.idcategoria,pe.idvendedor, </w:t>
       </w:r>
       <w:r>
         <w:rPr>
@@ -7693,49 +3729,223 @@
         <w:rPr>
           <w:rFonts w:ascii="Arial" w:hAnsi="Arial" w:cs="Arial"/>
         </w:rPr>
+        <w:t xml:space="preserve">(it.precounitario * it.quantidade * (1 - pe.desconto)) valor </w:t>
+      </w:r>
+      <w:r>
+        <w:rPr>
+          <w:rFonts w:ascii="Arial" w:hAnsi="Arial" w:cs="Arial"/>
+        </w:rPr>
+        <w:t>FROM</w:t>
+      </w:r>
+      <w:r>
+        <w:rPr>
+          <w:rFonts w:ascii="Arial" w:hAnsi="Arial" w:cs="Arial"/>
+        </w:rPr>
+        <w:t xml:space="preserve"> produtos pr </w:t>
+      </w:r>
+      <w:r>
+        <w:rPr>
+          <w:rFonts w:ascii="Arial" w:hAnsi="Arial" w:cs="Arial"/>
+        </w:rPr>
+        <w:t>INNER JOIN</w:t>
+      </w:r>
+      <w:r>
+        <w:rPr>
+          <w:rFonts w:ascii="Arial" w:hAnsi="Arial" w:cs="Arial"/>
+        </w:rPr>
+        <w:t xml:space="preserve"> itens it </w:t>
+      </w:r>
+      <w:r>
+        <w:rPr>
+          <w:rFonts w:ascii="Arial" w:hAnsi="Arial" w:cs="Arial"/>
+        </w:rPr>
+        <w:t>ON</w:t>
+      </w:r>
+      <w:r>
+        <w:rPr>
+          <w:rFonts w:ascii="Arial" w:hAnsi="Arial" w:cs="Arial"/>
+        </w:rPr>
+        <w:t xml:space="preserve"> pr.id = it.idproduto </w:t>
+      </w:r>
+      <w:r>
+        <w:rPr>
+          <w:rFonts w:ascii="Arial" w:hAnsi="Arial" w:cs="Arial"/>
+        </w:rPr>
+        <w:t>INNER JOIN</w:t>
+      </w:r>
+      <w:r>
+        <w:rPr>
+          <w:rFonts w:ascii="Arial" w:hAnsi="Arial" w:cs="Arial"/>
+        </w:rPr>
+        <w:t xml:space="preserve"> pedidos pe </w:t>
+      </w:r>
+      <w:r>
+        <w:rPr>
+          <w:rFonts w:ascii="Arial" w:hAnsi="Arial" w:cs="Arial"/>
+        </w:rPr>
+        <w:t>ON</w:t>
+      </w:r>
+      <w:r>
+        <w:rPr>
+          <w:rFonts w:ascii="Arial" w:hAnsi="Arial" w:cs="Arial"/>
+        </w:rPr>
+        <w:t xml:space="preserve"> pe.id = it.idpedido </w:t>
+      </w:r>
+      <w:r>
+        <w:rPr>
+          <w:rFonts w:ascii="Arial" w:hAnsi="Arial" w:cs="Arial"/>
+        </w:rPr>
+        <w:t>WHERE</w:t>
+      </w:r>
+      <w:r>
+        <w:rPr>
+          <w:rFonts w:ascii="Arial" w:hAnsi="Arial" w:cs="Arial"/>
+        </w:rPr>
+        <w:t xml:space="preserve"> pe.datadopedido &gt;= </w:t>
+      </w:r>
+      <w:r>
+        <w:rPr>
+          <w:rFonts w:ascii="Arial" w:hAnsi="Arial" w:cs="Arial"/>
+        </w:rPr>
+        <w:t>DATE_SUB</w:t>
+      </w:r>
+      <w:r>
+        <w:rPr>
+          <w:rFonts w:ascii="Arial" w:hAnsi="Arial" w:cs="Arial"/>
+        </w:rPr>
         <w:t>(</w:t>
       </w:r>
-      <w:proofErr w:type="spellStart"/>
-      <w:r>
-        <w:rPr>
-          <w:rFonts w:ascii="Arial" w:hAnsi="Arial" w:cs="Arial"/>
-        </w:rPr>
-        <w:t>it.precounitario</w:t>
-      </w:r>
-      <w:proofErr w:type="spellEnd"/>
-      <w:r>
-        <w:rPr>
-          <w:rFonts w:ascii="Arial" w:hAnsi="Arial" w:cs="Arial"/>
-        </w:rPr>
-        <w:t xml:space="preserve"> * </w:t>
-      </w:r>
-      <w:proofErr w:type="spellStart"/>
-      <w:r>
-        <w:rPr>
-          <w:rFonts w:ascii="Arial" w:hAnsi="Arial" w:cs="Arial"/>
-        </w:rPr>
-        <w:t>it.quantidade</w:t>
-      </w:r>
-      <w:proofErr w:type="spellEnd"/>
-      <w:r>
-        <w:rPr>
-          <w:rFonts w:ascii="Arial" w:hAnsi="Arial" w:cs="Arial"/>
-        </w:rPr>
-        <w:t xml:space="preserve"> * (1 - </w:t>
-      </w:r>
-      <w:proofErr w:type="spellStart"/>
-      <w:r>
-        <w:rPr>
-          <w:rFonts w:ascii="Arial" w:hAnsi="Arial" w:cs="Arial"/>
-        </w:rPr>
-        <w:t>pe.desconto</w:t>
-      </w:r>
-      <w:proofErr w:type="spellEnd"/>
-      <w:r>
-        <w:rPr>
-          <w:rFonts w:ascii="Arial" w:hAnsi="Arial" w:cs="Arial"/>
-        </w:rPr>
-        <w:t xml:space="preserve">)) valor </w:t>
+      <w:r>
+        <w:rPr>
+          <w:rFonts w:ascii="Arial" w:hAnsi="Arial" w:cs="Arial"/>
+        </w:rPr>
+        <w:t>CURRENT_DATE</w:t>
+      </w:r>
+      <w:r>
+        <w:rPr>
+          <w:rFonts w:ascii="Arial" w:hAnsi="Arial" w:cs="Arial"/>
+        </w:rPr>
+        <w:t xml:space="preserve">(), </w:t>
+      </w:r>
+      <w:r>
+        <w:rPr>
+          <w:rFonts w:ascii="Arial" w:hAnsi="Arial" w:cs="Arial"/>
+        </w:rPr>
+        <w:t>INTERVAL</w:t>
+      </w:r>
+      <w:r>
+        <w:rPr>
+          <w:rFonts w:ascii="Arial" w:hAnsi="Arial" w:cs="Arial"/>
+        </w:rPr>
+        <w:t xml:space="preserve"> 12 </w:t>
+      </w:r>
+      <w:r>
+        <w:rPr>
+          <w:rFonts w:ascii="Arial" w:hAnsi="Arial" w:cs="Arial"/>
+        </w:rPr>
+        <w:t>MONTH</w:t>
+      </w:r>
+      <w:r>
+        <w:rPr>
+          <w:rFonts w:ascii="Arial" w:hAnsi="Arial" w:cs="Arial"/>
+        </w:rPr>
+        <w:t xml:space="preserve">)  </w:t>
+      </w:r>
+      <w:r>
+        <w:rPr>
+          <w:rFonts w:ascii="Arial" w:hAnsi="Arial" w:cs="Arial"/>
+        </w:rPr>
+        <w:t>GROUP BY</w:t>
+      </w:r>
+      <w:r>
+        <w:rPr>
+          <w:rFonts w:ascii="Arial" w:hAnsi="Arial" w:cs="Arial"/>
+        </w:rPr>
+        <w:t xml:space="preserve"> pr.idcategoria,pe.idvendedor order by 1,3 </w:t>
+      </w:r>
+      <w:r>
+        <w:rPr>
+          <w:rFonts w:ascii="Arial" w:hAnsi="Arial" w:cs="Arial"/>
+        </w:rPr>
+        <w:t>DESC</w:t>
+      </w:r>
+      <w:r>
+        <w:rPr>
+          <w:rFonts w:ascii="Arial" w:hAnsi="Arial" w:cs="Arial"/>
+        </w:rPr>
+        <w:t xml:space="preserve">) todos </w:t>
+      </w:r>
+      <w:r>
+        <w:rPr>
+          <w:rFonts w:ascii="Arial" w:hAnsi="Arial" w:cs="Arial"/>
+        </w:rPr>
+        <w:t>INNER JOIN</w:t>
+      </w:r>
+      <w:r>
+        <w:rPr>
+          <w:rFonts w:ascii="Arial" w:hAnsi="Arial" w:cs="Arial"/>
+        </w:rPr>
+        <w:t xml:space="preserve"> categorias ca </w:t>
+      </w:r>
+      <w:r>
+        <w:rPr>
+          <w:rFonts w:ascii="Arial" w:hAnsi="Arial" w:cs="Arial"/>
+        </w:rPr>
+        <w:t>ON</w:t>
+      </w:r>
+      <w:r>
+        <w:rPr>
+          <w:rFonts w:ascii="Arial" w:hAnsi="Arial" w:cs="Arial"/>
+        </w:rPr>
+        <w:t xml:space="preserve"> ca.id = todos.idcategoria </w:t>
+      </w:r>
+      <w:r>
+        <w:rPr>
+          <w:rFonts w:ascii="Arial" w:hAnsi="Arial" w:cs="Arial"/>
+        </w:rPr>
+        <w:t>INNER JOIN</w:t>
+      </w:r>
+      <w:r>
+        <w:rPr>
+          <w:rFonts w:ascii="Arial" w:hAnsi="Arial" w:cs="Arial"/>
+        </w:rPr>
+        <w:t xml:space="preserve"> vendedores ve </w:t>
+      </w:r>
+      <w:r>
+        <w:rPr>
+          <w:rFonts w:ascii="Arial" w:hAnsi="Arial" w:cs="Arial"/>
+        </w:rPr>
+        <w:t>ON</w:t>
+      </w:r>
+      <w:r>
+        <w:rPr>
+          <w:rFonts w:ascii="Arial" w:hAnsi="Arial" w:cs="Arial"/>
+        </w:rPr>
+        <w:t xml:space="preserve"> ve.id = todos.idvendedor </w:t>
+      </w:r>
+      <w:r>
+        <w:rPr>
+          <w:rFonts w:ascii="Arial" w:hAnsi="Arial" w:cs="Arial"/>
+        </w:rPr>
+        <w:t>WHERE</w:t>
+      </w:r>
+      <w:r>
+        <w:rPr>
+          <w:rFonts w:ascii="Arial" w:hAnsi="Arial" w:cs="Arial"/>
+        </w:rPr>
+        <w:t xml:space="preserve"> valor = (</w:t>
+      </w:r>
+      <w:r>
+        <w:rPr>
+          <w:rFonts w:ascii="Arial" w:hAnsi="Arial" w:cs="Arial"/>
+        </w:rPr>
+        <w:t>SELECT MAX</w:t>
+      </w:r>
+      <w:r>
+        <w:rPr>
+          <w:rFonts w:ascii="Arial" w:hAnsi="Arial" w:cs="Arial"/>
+        </w:rPr>
+        <w:t xml:space="preserve">(valor) </w:t>
       </w:r>
       <w:r>
         <w:rPr>
@@ -7747,21 +3957,43 @@
         <w:rPr>
           <w:rFonts w:ascii="Arial" w:hAnsi="Arial" w:cs="Arial"/>
         </w:rPr>
-        <w:t xml:space="preserve"> produtos </w:t>
-      </w:r>
-      <w:proofErr w:type="spellStart"/>
-      <w:r>
-        <w:rPr>
-          <w:rFonts w:ascii="Arial" w:hAnsi="Arial" w:cs="Arial"/>
-        </w:rPr>
-        <w:t>pr</w:t>
-      </w:r>
-      <w:proofErr w:type="spellEnd"/>
-      <w:r>
-        <w:rPr>
-          <w:rFonts w:ascii="Arial" w:hAnsi="Arial" w:cs="Arial"/>
-        </w:rPr>
-        <w:t xml:space="preserve"> </w:t>
+        <w:t xml:space="preserve"> (</w:t>
+      </w:r>
+      <w:r>
+        <w:rPr>
+          <w:rFonts w:ascii="Arial" w:hAnsi="Arial" w:cs="Arial"/>
+        </w:rPr>
+        <w:t>SELECT</w:t>
+      </w:r>
+      <w:r>
+        <w:rPr>
+          <w:rFonts w:ascii="Arial" w:hAnsi="Arial" w:cs="Arial"/>
+        </w:rPr>
+        <w:t xml:space="preserve"> pr.idcategoria,pe.idvendedor, </w:t>
+      </w:r>
+      <w:r>
+        <w:rPr>
+          <w:rFonts w:ascii="Arial" w:hAnsi="Arial" w:cs="Arial"/>
+        </w:rPr>
+        <w:t>SUM</w:t>
+      </w:r>
+      <w:r>
+        <w:rPr>
+          <w:rFonts w:ascii="Arial" w:hAnsi="Arial" w:cs="Arial"/>
+        </w:rPr>
+        <w:t xml:space="preserve">(it.precounitario * it.quantidade * (1 - pe.desconto)) valor </w:t>
+      </w:r>
+      <w:r>
+        <w:rPr>
+          <w:rFonts w:ascii="Arial" w:hAnsi="Arial" w:cs="Arial"/>
+        </w:rPr>
+        <w:t>FROM</w:t>
+      </w:r>
+      <w:r>
+        <w:rPr>
+          <w:rFonts w:ascii="Arial" w:hAnsi="Arial" w:cs="Arial"/>
+        </w:rPr>
+        <w:t xml:space="preserve"> produtos pr </w:t>
       </w:r>
       <w:r>
         <w:rPr>
@@ -7785,21 +4017,7 @@
         <w:rPr>
           <w:rFonts w:ascii="Arial" w:hAnsi="Arial" w:cs="Arial"/>
         </w:rPr>
-        <w:t xml:space="preserve"> pr.id = </w:t>
-      </w:r>
-      <w:proofErr w:type="spellStart"/>
-      <w:r>
-        <w:rPr>
-          <w:rFonts w:ascii="Arial" w:hAnsi="Arial" w:cs="Arial"/>
-        </w:rPr>
-        <w:t>it.idproduto</w:t>
-      </w:r>
-      <w:proofErr w:type="spellEnd"/>
-      <w:r>
-        <w:rPr>
-          <w:rFonts w:ascii="Arial" w:hAnsi="Arial" w:cs="Arial"/>
-        </w:rPr>
-        <w:t xml:space="preserve"> </w:t>
+        <w:t xml:space="preserve"> pr.id = it.idproduto </w:t>
       </w:r>
       <w:r>
         <w:rPr>
@@ -7811,21 +4029,7 @@
         <w:rPr>
           <w:rFonts w:ascii="Arial" w:hAnsi="Arial" w:cs="Arial"/>
         </w:rPr>
-        <w:t xml:space="preserve"> pedidos </w:t>
-      </w:r>
-      <w:proofErr w:type="spellStart"/>
-      <w:r>
-        <w:rPr>
-          <w:rFonts w:ascii="Arial" w:hAnsi="Arial" w:cs="Arial"/>
-        </w:rPr>
-        <w:t>pe</w:t>
-      </w:r>
-      <w:proofErr w:type="spellEnd"/>
-      <w:r>
-        <w:rPr>
-          <w:rFonts w:ascii="Arial" w:hAnsi="Arial" w:cs="Arial"/>
-        </w:rPr>
-        <w:t xml:space="preserve"> </w:t>
+        <w:t xml:space="preserve"> pedidos pe </w:t>
       </w:r>
       <w:r>
         <w:rPr>
@@ -7837,21 +4041,7 @@
         <w:rPr>
           <w:rFonts w:ascii="Arial" w:hAnsi="Arial" w:cs="Arial"/>
         </w:rPr>
-        <w:t xml:space="preserve"> pe.id = </w:t>
-      </w:r>
-      <w:proofErr w:type="spellStart"/>
-      <w:r>
-        <w:rPr>
-          <w:rFonts w:ascii="Arial" w:hAnsi="Arial" w:cs="Arial"/>
-        </w:rPr>
-        <w:t>it.idpedido</w:t>
-      </w:r>
-      <w:proofErr w:type="spellEnd"/>
-      <w:r>
-        <w:rPr>
-          <w:rFonts w:ascii="Arial" w:hAnsi="Arial" w:cs="Arial"/>
-        </w:rPr>
-        <w:t xml:space="preserve"> </w:t>
+        <w:t xml:space="preserve"> pe.id = it.idpedido </w:t>
       </w:r>
       <w:r>
         <w:rPr>
@@ -7863,21 +4053,7 @@
         <w:rPr>
           <w:rFonts w:ascii="Arial" w:hAnsi="Arial" w:cs="Arial"/>
         </w:rPr>
-        <w:t xml:space="preserve"> </w:t>
-      </w:r>
-      <w:proofErr w:type="spellStart"/>
-      <w:r>
-        <w:rPr>
-          <w:rFonts w:ascii="Arial" w:hAnsi="Arial" w:cs="Arial"/>
-        </w:rPr>
-        <w:t>pe.datadopedido</w:t>
-      </w:r>
-      <w:proofErr w:type="spellEnd"/>
-      <w:r>
-        <w:rPr>
-          <w:rFonts w:ascii="Arial" w:hAnsi="Arial" w:cs="Arial"/>
-        </w:rPr>
-        <w:t xml:space="preserve"> &gt;= </w:t>
+        <w:t xml:space="preserve"> pe.datadopedido &gt;= </w:t>
       </w:r>
       <w:r>
         <w:rPr>
@@ -7937,44 +4113,14 @@
         <w:rPr>
           <w:rFonts w:ascii="Arial" w:hAnsi="Arial" w:cs="Arial"/>
         </w:rPr>
-        <w:t xml:space="preserve"> </w:t>
-      </w:r>
-      <w:proofErr w:type="spellStart"/>
-      <w:r>
-        <w:rPr>
-          <w:rFonts w:ascii="Arial" w:hAnsi="Arial" w:cs="Arial"/>
-        </w:rPr>
-        <w:t>pr.idcategoria,pe.idvendedor</w:t>
-      </w:r>
-      <w:proofErr w:type="spellEnd"/>
-      <w:r>
-        <w:rPr>
-          <w:rFonts w:ascii="Arial" w:hAnsi="Arial" w:cs="Arial"/>
-        </w:rPr>
-        <w:t xml:space="preserve"> </w:t>
-      </w:r>
-      <w:proofErr w:type="spellStart"/>
-      <w:r>
-        <w:rPr>
-          <w:rFonts w:ascii="Arial" w:hAnsi="Arial" w:cs="Arial"/>
-        </w:rPr>
-        <w:t>order</w:t>
-      </w:r>
-      <w:proofErr w:type="spellEnd"/>
-      <w:r>
-        <w:rPr>
-          <w:rFonts w:ascii="Arial" w:hAnsi="Arial" w:cs="Arial"/>
-        </w:rPr>
-        <w:t xml:space="preserve"> </w:t>
-      </w:r>
-      <w:proofErr w:type="spellStart"/>
-      <w:r>
-        <w:rPr>
-          <w:rFonts w:ascii="Arial" w:hAnsi="Arial" w:cs="Arial"/>
-        </w:rPr>
-        <w:t>by</w:t>
-      </w:r>
-      <w:proofErr w:type="spellEnd"/>
+        <w:t xml:space="preserve"> pr.idcategoria,pe.idvendedor </w:t>
+      </w:r>
+      <w:r>
+        <w:rPr>
+          <w:rFonts w:ascii="Arial" w:hAnsi="Arial" w:cs="Arial"/>
+        </w:rPr>
+        <w:t>ORDER BY</w:t>
+      </w:r>
       <w:r>
         <w:rPr>
           <w:rFonts w:ascii="Arial" w:hAnsi="Arial" w:cs="Arial"/>
@@ -7991,111 +4137,7 @@
         <w:rPr>
           <w:rFonts w:ascii="Arial" w:hAnsi="Arial" w:cs="Arial"/>
         </w:rPr>
-        <w:t xml:space="preserve">) todos </w:t>
-      </w:r>
-      <w:r>
-        <w:rPr>
-          <w:rFonts w:ascii="Arial" w:hAnsi="Arial" w:cs="Arial"/>
-        </w:rPr>
-        <w:t>INNER JOIN</w:t>
-      </w:r>
-      <w:r>
-        <w:rPr>
-          <w:rFonts w:ascii="Arial" w:hAnsi="Arial" w:cs="Arial"/>
-        </w:rPr>
-        <w:t xml:space="preserve"> categorias </w:t>
-      </w:r>
-      <w:proofErr w:type="spellStart"/>
-      <w:r>
-        <w:rPr>
-          <w:rFonts w:ascii="Arial" w:hAnsi="Arial" w:cs="Arial"/>
-        </w:rPr>
-        <w:t>ca</w:t>
-      </w:r>
-      <w:proofErr w:type="spellEnd"/>
-      <w:r>
-        <w:rPr>
-          <w:rFonts w:ascii="Arial" w:hAnsi="Arial" w:cs="Arial"/>
-        </w:rPr>
-        <w:t xml:space="preserve"> </w:t>
-      </w:r>
-      <w:r>
-        <w:rPr>
-          <w:rFonts w:ascii="Arial" w:hAnsi="Arial" w:cs="Arial"/>
-        </w:rPr>
-        <w:t>ON</w:t>
-      </w:r>
-      <w:r>
-        <w:rPr>
-          <w:rFonts w:ascii="Arial" w:hAnsi="Arial" w:cs="Arial"/>
-        </w:rPr>
-        <w:t xml:space="preserve"> ca.id = </w:t>
-      </w:r>
-      <w:proofErr w:type="spellStart"/>
-      <w:r>
-        <w:rPr>
-          <w:rFonts w:ascii="Arial" w:hAnsi="Arial" w:cs="Arial"/>
-        </w:rPr>
-        <w:t>todos.idcategoria</w:t>
-      </w:r>
-      <w:proofErr w:type="spellEnd"/>
-      <w:r>
-        <w:rPr>
-          <w:rFonts w:ascii="Arial" w:hAnsi="Arial" w:cs="Arial"/>
-        </w:rPr>
-        <w:t xml:space="preserve"> </w:t>
-      </w:r>
-      <w:r>
-        <w:rPr>
-          <w:rFonts w:ascii="Arial" w:hAnsi="Arial" w:cs="Arial"/>
-        </w:rPr>
-        <w:t>INNER JOIN</w:t>
-      </w:r>
-      <w:r>
-        <w:rPr>
-          <w:rFonts w:ascii="Arial" w:hAnsi="Arial" w:cs="Arial"/>
-        </w:rPr>
-        <w:t xml:space="preserve"> vendedores </w:t>
-      </w:r>
-      <w:proofErr w:type="spellStart"/>
-      <w:r>
-        <w:rPr>
-          <w:rFonts w:ascii="Arial" w:hAnsi="Arial" w:cs="Arial"/>
-        </w:rPr>
-        <w:t>ve</w:t>
-      </w:r>
-      <w:proofErr w:type="spellEnd"/>
-      <w:r>
-        <w:rPr>
-          <w:rFonts w:ascii="Arial" w:hAnsi="Arial" w:cs="Arial"/>
-        </w:rPr>
-        <w:t xml:space="preserve"> </w:t>
-      </w:r>
-      <w:r>
-        <w:rPr>
-          <w:rFonts w:ascii="Arial" w:hAnsi="Arial" w:cs="Arial"/>
-        </w:rPr>
-        <w:t>ON</w:t>
-      </w:r>
-      <w:r>
-        <w:rPr>
-          <w:rFonts w:ascii="Arial" w:hAnsi="Arial" w:cs="Arial"/>
-        </w:rPr>
-        <w:t xml:space="preserve"> ve.id = </w:t>
-      </w:r>
-      <w:proofErr w:type="spellStart"/>
-      <w:r>
-        <w:rPr>
-          <w:rFonts w:ascii="Arial" w:hAnsi="Arial" w:cs="Arial"/>
-        </w:rPr>
-        <w:t>todos.idvendedor</w:t>
-      </w:r>
-      <w:proofErr w:type="spellEnd"/>
-      <w:r>
-        <w:rPr>
-          <w:rFonts w:ascii="Arial" w:hAnsi="Arial" w:cs="Arial"/>
-        </w:rPr>
-        <w:t xml:space="preserve"> </w:t>
+        <w:t xml:space="preserve">) td </w:t>
       </w:r>
       <w:r>
         <w:rPr>
@@ -8107,301 +4149,7 @@
         <w:rPr>
           <w:rFonts w:ascii="Arial" w:hAnsi="Arial" w:cs="Arial"/>
         </w:rPr>
-        <w:t xml:space="preserve"> valor = (</w:t>
-      </w:r>
-      <w:r>
-        <w:rPr>
-          <w:rFonts w:ascii="Arial" w:hAnsi="Arial" w:cs="Arial"/>
-        </w:rPr>
-        <w:t>SELECT MAX</w:t>
-      </w:r>
-      <w:r>
-        <w:rPr>
-          <w:rFonts w:ascii="Arial" w:hAnsi="Arial" w:cs="Arial"/>
-        </w:rPr>
-        <w:t xml:space="preserve">(valor) </w:t>
-      </w:r>
-      <w:r>
-        <w:rPr>
-          <w:rFonts w:ascii="Arial" w:hAnsi="Arial" w:cs="Arial"/>
-        </w:rPr>
-        <w:t>FROM</w:t>
-      </w:r>
-      <w:r>
-        <w:rPr>
-          <w:rFonts w:ascii="Arial" w:hAnsi="Arial" w:cs="Arial"/>
-        </w:rPr>
-        <w:t xml:space="preserve"> (</w:t>
-      </w:r>
-      <w:r>
-        <w:rPr>
-          <w:rFonts w:ascii="Arial" w:hAnsi="Arial" w:cs="Arial"/>
-        </w:rPr>
-        <w:t>SELECT</w:t>
-      </w:r>
-      <w:r>
-        <w:rPr>
-          <w:rFonts w:ascii="Arial" w:hAnsi="Arial" w:cs="Arial"/>
-        </w:rPr>
-        <w:t xml:space="preserve"> </w:t>
-      </w:r>
-      <w:proofErr w:type="spellStart"/>
-      <w:r>
-        <w:rPr>
-          <w:rFonts w:ascii="Arial" w:hAnsi="Arial" w:cs="Arial"/>
-        </w:rPr>
-        <w:t>pr.idcategoria,pe.idvendedor</w:t>
-      </w:r>
-      <w:proofErr w:type="spellEnd"/>
-      <w:r>
-        <w:rPr>
-          <w:rFonts w:ascii="Arial" w:hAnsi="Arial" w:cs="Arial"/>
-        </w:rPr>
-        <w:t xml:space="preserve">, </w:t>
-      </w:r>
-      <w:r>
-        <w:rPr>
-          <w:rFonts w:ascii="Arial" w:hAnsi="Arial" w:cs="Arial"/>
-        </w:rPr>
-        <w:t>SUM</w:t>
-      </w:r>
-      <w:r>
-        <w:rPr>
-          <w:rFonts w:ascii="Arial" w:hAnsi="Arial" w:cs="Arial"/>
-        </w:rPr>
-        <w:t>(</w:t>
-      </w:r>
-      <w:proofErr w:type="spellStart"/>
-      <w:r>
-        <w:rPr>
-          <w:rFonts w:ascii="Arial" w:hAnsi="Arial" w:cs="Arial"/>
-        </w:rPr>
-        <w:t>it.precounitario</w:t>
-      </w:r>
-      <w:proofErr w:type="spellEnd"/>
-      <w:r>
-        <w:rPr>
-          <w:rFonts w:ascii="Arial" w:hAnsi="Arial" w:cs="Arial"/>
-        </w:rPr>
-        <w:t xml:space="preserve"> * </w:t>
-      </w:r>
-      <w:proofErr w:type="spellStart"/>
-      <w:r>
-        <w:rPr>
-          <w:rFonts w:ascii="Arial" w:hAnsi="Arial" w:cs="Arial"/>
-        </w:rPr>
-        <w:t>it.quantidade</w:t>
-      </w:r>
-      <w:proofErr w:type="spellEnd"/>
-      <w:r>
-        <w:rPr>
-          <w:rFonts w:ascii="Arial" w:hAnsi="Arial" w:cs="Arial"/>
-        </w:rPr>
-        <w:t xml:space="preserve"> * (1 - </w:t>
-      </w:r>
-      <w:proofErr w:type="spellStart"/>
-      <w:r>
-        <w:rPr>
-          <w:rFonts w:ascii="Arial" w:hAnsi="Arial" w:cs="Arial"/>
-        </w:rPr>
-        <w:t>pe.desconto</w:t>
-      </w:r>
-      <w:proofErr w:type="spellEnd"/>
-      <w:r>
-        <w:rPr>
-          <w:rFonts w:ascii="Arial" w:hAnsi="Arial" w:cs="Arial"/>
-        </w:rPr>
-        <w:t xml:space="preserve">)) valor </w:t>
-      </w:r>
-      <w:r>
-        <w:rPr>
-          <w:rFonts w:ascii="Arial" w:hAnsi="Arial" w:cs="Arial"/>
-        </w:rPr>
-        <w:t>FROM</w:t>
-      </w:r>
-      <w:r>
-        <w:rPr>
-          <w:rFonts w:ascii="Arial" w:hAnsi="Arial" w:cs="Arial"/>
-        </w:rPr>
-        <w:t xml:space="preserve"> produtos </w:t>
-      </w:r>
-      <w:proofErr w:type="spellStart"/>
-      <w:r>
-        <w:rPr>
-          <w:rFonts w:ascii="Arial" w:hAnsi="Arial" w:cs="Arial"/>
-        </w:rPr>
-        <w:t>pr</w:t>
-      </w:r>
-      <w:proofErr w:type="spellEnd"/>
-      <w:r>
-        <w:rPr>
-          <w:rFonts w:ascii="Arial" w:hAnsi="Arial" w:cs="Arial"/>
-        </w:rPr>
-        <w:t xml:space="preserve"> </w:t>
-      </w:r>
-      <w:r>
-        <w:rPr>
-          <w:rFonts w:ascii="Arial" w:hAnsi="Arial" w:cs="Arial"/>
-        </w:rPr>
-        <w:t>INNER JOIN</w:t>
-      </w:r>
-      <w:r>
-        <w:rPr>
-          <w:rFonts w:ascii="Arial" w:hAnsi="Arial" w:cs="Arial"/>
-        </w:rPr>
-        <w:t xml:space="preserve"> itens it </w:t>
-      </w:r>
-      <w:r>
-        <w:rPr>
-          <w:rFonts w:ascii="Arial" w:hAnsi="Arial" w:cs="Arial"/>
-        </w:rPr>
-        <w:t>ON</w:t>
-      </w:r>
-      <w:r>
-        <w:rPr>
-          <w:rFonts w:ascii="Arial" w:hAnsi="Arial" w:cs="Arial"/>
-        </w:rPr>
-        <w:t xml:space="preserve"> pr.id = </w:t>
-      </w:r>
-      <w:proofErr w:type="spellStart"/>
-      <w:r>
-        <w:rPr>
-          <w:rFonts w:ascii="Arial" w:hAnsi="Arial" w:cs="Arial"/>
-        </w:rPr>
-        <w:t>it.idproduto</w:t>
-      </w:r>
-      <w:proofErr w:type="spellEnd"/>
-      <w:r>
-        <w:rPr>
-          <w:rFonts w:ascii="Arial" w:hAnsi="Arial" w:cs="Arial"/>
-        </w:rPr>
-        <w:t xml:space="preserve"> </w:t>
-      </w:r>
-      <w:r>
-        <w:rPr>
-          <w:rFonts w:ascii="Arial" w:hAnsi="Arial" w:cs="Arial"/>
-        </w:rPr>
-        <w:t>INNER JOIN</w:t>
-      </w:r>
-      <w:r>
-        <w:rPr>
-          <w:rFonts w:ascii="Arial" w:hAnsi="Arial" w:cs="Arial"/>
-        </w:rPr>
-        <w:t xml:space="preserve"> pedidos </w:t>
-      </w:r>
-      <w:proofErr w:type="spellStart"/>
-      <w:r>
-        <w:rPr>
-          <w:rFonts w:ascii="Arial" w:hAnsi="Arial" w:cs="Arial"/>
-        </w:rPr>
-        <w:t>pe</w:t>
-      </w:r>
-      <w:proofErr w:type="spellEnd"/>
-      <w:r>
-        <w:rPr>
-          <w:rFonts w:ascii="Arial" w:hAnsi="Arial" w:cs="Arial"/>
-        </w:rPr>
-        <w:t xml:space="preserve"> </w:t>
-      </w:r>
-      <w:r>
-        <w:rPr>
-          <w:rFonts w:ascii="Arial" w:hAnsi="Arial" w:cs="Arial"/>
-        </w:rPr>
-        <w:t>ON</w:t>
-      </w:r>
-      <w:r>
-        <w:rPr>
-          <w:rFonts w:ascii="Arial" w:hAnsi="Arial" w:cs="Arial"/>
-        </w:rPr>
-        <w:t xml:space="preserve"> pe.id = </w:t>
-      </w:r>
-      <w:proofErr w:type="spellStart"/>
-      <w:r>
-        <w:rPr>
-          <w:rFonts w:ascii="Arial" w:hAnsi="Arial" w:cs="Arial"/>
-        </w:rPr>
-        <w:t>it.idpedido</w:t>
-      </w:r>
-      <w:proofErr w:type="spellEnd"/>
-      <w:r>
-        <w:rPr>
-          <w:rFonts w:ascii="Arial" w:hAnsi="Arial" w:cs="Arial"/>
-        </w:rPr>
-        <w:t xml:space="preserve"> </w:t>
-      </w:r>
-      <w:r>
-        <w:rPr>
-          <w:rFonts w:ascii="Arial" w:hAnsi="Arial" w:cs="Arial"/>
-        </w:rPr>
-        <w:t>WHERE</w:t>
-      </w:r>
-      <w:r>
-        <w:rPr>
-          <w:rFonts w:ascii="Arial" w:hAnsi="Arial" w:cs="Arial"/>
-        </w:rPr>
-        <w:t xml:space="preserve"> </w:t>
-      </w:r>
-      <w:proofErr w:type="spellStart"/>
-      <w:r>
-        <w:rPr>
-          <w:rFonts w:ascii="Arial" w:hAnsi="Arial" w:cs="Arial"/>
-        </w:rPr>
-        <w:t>pe.datadopedido</w:t>
-      </w:r>
-      <w:proofErr w:type="spellEnd"/>
-      <w:r>
-        <w:rPr>
-          <w:rFonts w:ascii="Arial" w:hAnsi="Arial" w:cs="Arial"/>
-        </w:rPr>
-        <w:t xml:space="preserve"> &gt;= </w:t>
-      </w:r>
-      <w:r>
-        <w:rPr>
-          <w:rFonts w:ascii="Arial" w:hAnsi="Arial" w:cs="Arial"/>
-        </w:rPr>
-        <w:t>DATE_SUB</w:t>
-      </w:r>
-      <w:r>
-        <w:rPr>
-          <w:rFonts w:ascii="Arial" w:hAnsi="Arial" w:cs="Arial"/>
-        </w:rPr>
-        <w:t>(</w:t>
-      </w:r>
-      <w:r>
-        <w:rPr>
-          <w:rFonts w:ascii="Arial" w:hAnsi="Arial" w:cs="Arial"/>
-        </w:rPr>
-        <w:t>CURRENT_DATE</w:t>
-      </w:r>
-      <w:r>
-        <w:rPr>
-          <w:rFonts w:ascii="Arial" w:hAnsi="Arial" w:cs="Arial"/>
-        </w:rPr>
-        <w:t xml:space="preserve">(), </w:t>
-      </w:r>
-      <w:r>
-        <w:rPr>
-          <w:rFonts w:ascii="Arial" w:hAnsi="Arial" w:cs="Arial"/>
-        </w:rPr>
-        <w:t>INTERVAL</w:t>
-      </w:r>
-      <w:r>
-        <w:rPr>
-          <w:rFonts w:ascii="Arial" w:hAnsi="Arial" w:cs="Arial"/>
-        </w:rPr>
-        <w:t xml:space="preserve"> 12 </w:t>
-      </w:r>
-      <w:r>
-        <w:rPr>
-          <w:rFonts w:ascii="Arial" w:hAnsi="Arial" w:cs="Arial"/>
-        </w:rPr>
-        <w:t>MONTH</w:t>
-      </w:r>
-      <w:r>
-        <w:rPr>
-          <w:rFonts w:ascii="Arial" w:hAnsi="Arial" w:cs="Arial"/>
-        </w:rPr>
-        <w:t xml:space="preserve">)  </w:t>
+        <w:t xml:space="preserve"> idcategoria = todos.idcategoria </w:t>
       </w:r>
       <w:r>
         <w:rPr>
@@ -8413,125 +4161,7 @@
         <w:rPr>
           <w:rFonts w:ascii="Arial" w:hAnsi="Arial" w:cs="Arial"/>
         </w:rPr>
-        <w:t xml:space="preserve"> </w:t>
-      </w:r>
-      <w:proofErr w:type="spellStart"/>
-      <w:r>
-        <w:rPr>
-          <w:rFonts w:ascii="Arial" w:hAnsi="Arial" w:cs="Arial"/>
-        </w:rPr>
-        <w:t>pr.idcategoria,pe.idvendedor</w:t>
-      </w:r>
-      <w:proofErr w:type="spellEnd"/>
-      <w:r>
-        <w:rPr>
-          <w:rFonts w:ascii="Arial" w:hAnsi="Arial" w:cs="Arial"/>
-        </w:rPr>
-        <w:t xml:space="preserve"> </w:t>
-      </w:r>
-      <w:r>
-        <w:rPr>
-          <w:rFonts w:ascii="Arial" w:hAnsi="Arial" w:cs="Arial"/>
-        </w:rPr>
-        <w:t>ORDER BY</w:t>
-      </w:r>
-      <w:r>
-        <w:rPr>
-          <w:rFonts w:ascii="Arial" w:hAnsi="Arial" w:cs="Arial"/>
-        </w:rPr>
-        <w:t xml:space="preserve"> 1,3 </w:t>
-      </w:r>
-      <w:r>
-        <w:rPr>
-          <w:rFonts w:ascii="Arial" w:hAnsi="Arial" w:cs="Arial"/>
-        </w:rPr>
-        <w:t>DESC</w:t>
-      </w:r>
-      <w:r>
-        <w:rPr>
-          <w:rFonts w:ascii="Arial" w:hAnsi="Arial" w:cs="Arial"/>
-        </w:rPr>
-        <w:t xml:space="preserve">) </w:t>
-      </w:r>
-      <w:proofErr w:type="spellStart"/>
-      <w:r>
-        <w:rPr>
-          <w:rFonts w:ascii="Arial" w:hAnsi="Arial" w:cs="Arial"/>
-        </w:rPr>
-        <w:t>td</w:t>
-      </w:r>
-      <w:proofErr w:type="spellEnd"/>
-      <w:r>
-        <w:rPr>
-          <w:rFonts w:ascii="Arial" w:hAnsi="Arial" w:cs="Arial"/>
-        </w:rPr>
-        <w:t xml:space="preserve"> </w:t>
-      </w:r>
-      <w:r>
-        <w:rPr>
-          <w:rFonts w:ascii="Arial" w:hAnsi="Arial" w:cs="Arial"/>
-        </w:rPr>
-        <w:t>WHERE</w:t>
-      </w:r>
-      <w:r>
-        <w:rPr>
-          <w:rFonts w:ascii="Arial" w:hAnsi="Arial" w:cs="Arial"/>
-        </w:rPr>
-        <w:t xml:space="preserve"> </w:t>
-      </w:r>
-      <w:proofErr w:type="spellStart"/>
-      <w:r>
-        <w:rPr>
-          <w:rFonts w:ascii="Arial" w:hAnsi="Arial" w:cs="Arial"/>
-        </w:rPr>
-        <w:t>idcategoria</w:t>
-      </w:r>
-      <w:proofErr w:type="spellEnd"/>
-      <w:r>
-        <w:rPr>
-          <w:rFonts w:ascii="Arial" w:hAnsi="Arial" w:cs="Arial"/>
-        </w:rPr>
-        <w:t xml:space="preserve"> = </w:t>
-      </w:r>
-      <w:proofErr w:type="spellStart"/>
-      <w:r>
-        <w:rPr>
-          <w:rFonts w:ascii="Arial" w:hAnsi="Arial" w:cs="Arial"/>
-        </w:rPr>
-        <w:t>todos.idcategoria</w:t>
-      </w:r>
-      <w:proofErr w:type="spellEnd"/>
-      <w:r>
-        <w:rPr>
-          <w:rFonts w:ascii="Arial" w:hAnsi="Arial" w:cs="Arial"/>
-        </w:rPr>
-        <w:t xml:space="preserve"> </w:t>
-      </w:r>
-      <w:r>
-        <w:rPr>
-          <w:rFonts w:ascii="Arial" w:hAnsi="Arial" w:cs="Arial"/>
-        </w:rPr>
-        <w:t>GROUP BY</w:t>
-      </w:r>
-      <w:r>
-        <w:rPr>
-          <w:rFonts w:ascii="Arial" w:hAnsi="Arial" w:cs="Arial"/>
-        </w:rPr>
-        <w:t xml:space="preserve"> </w:t>
-      </w:r>
-      <w:proofErr w:type="spellStart"/>
-      <w:r>
-        <w:rPr>
-          <w:rFonts w:ascii="Arial" w:hAnsi="Arial" w:cs="Arial"/>
-        </w:rPr>
-        <w:t>idcategoria</w:t>
-      </w:r>
-      <w:proofErr w:type="spellEnd"/>
-      <w:r>
-        <w:rPr>
-          <w:rFonts w:ascii="Arial" w:hAnsi="Arial" w:cs="Arial"/>
-        </w:rPr>
-        <w:t>)</w:t>
+        <w:t xml:space="preserve"> idcategoria)</w:t>
       </w:r>
       <w:r>
         <w:rPr>
@@ -8622,173 +4252,81 @@
         <w:rPr>
           <w:rFonts w:ascii="Arial" w:hAnsi="Arial" w:cs="Arial"/>
         </w:rPr>
-        <w:t xml:space="preserve"> valorpedi</w:t>
-      </w:r>
-      <w:proofErr w:type="spellStart"/>
-      <w:r>
-        <w:rPr>
-          <w:rFonts w:ascii="Arial" w:hAnsi="Arial" w:cs="Arial"/>
-        </w:rPr>
-        <w:t>do</w:t>
-      </w:r>
-      <w:proofErr w:type="spellEnd"/>
-      <w:r>
-        <w:rPr>
-          <w:rFonts w:ascii="Arial" w:hAnsi="Arial" w:cs="Arial"/>
-        </w:rPr>
+        <w:t xml:space="preserve"> valorpedido </w:t>
+      </w:r>
+      <w:r>
+        <w:rPr>
+          <w:rFonts w:ascii="Arial" w:hAnsi="Arial" w:cs="Arial"/>
+        </w:rPr>
+        <w:t>AS</w:t>
+      </w:r>
+      <w:r>
+        <w:rPr>
+          <w:rFonts w:ascii="Arial" w:hAnsi="Arial" w:cs="Arial"/>
+        </w:rPr>
+        <w:t xml:space="preserve"> SELECT pe.id,SUM(it.precounitario*it.quantidade * (1 - pe.desconto)) AS valorpedido FROM pedidos pe INNER JOIN itens it ON pe.id = it.idpedido GROUP BY pe.id</w:t>
+      </w:r>
+      <w:r>
+        <w:rPr>
+          <w:rFonts w:ascii="Arial" w:hAnsi="Arial" w:cs="Arial"/>
+        </w:rPr>
+        <w:t>;</w:t>
+      </w:r>
+      <w:r>
         <w:t xml:space="preserve"> </w:t>
       </w:r>
-      <w:r>
-        <w:rPr>
-          <w:rFonts w:ascii="Arial" w:hAnsi="Arial" w:cs="Arial"/>
-        </w:rPr>
-        <w:t>AS</w:t>
-      </w:r>
-      <w:r>
-        <w:rPr>
-          <w:rFonts w:ascii="Arial" w:hAnsi="Arial" w:cs="Arial"/>
+    </w:p>
+    <w:p>
+      <w:pPr>
+        <w:pStyle w:val="PargrafodaLista"/>
+        <w:jc w:val="both"/>
+        <w:rPr>
+          <w:rFonts w:ascii="Arial" w:hAnsi="Arial" w:cs="Arial"/>
+          <w:lang w:val="en-US"/>
+        </w:rPr>
+      </w:pPr>
+      <w:r>
+        <w:rPr>
+          <w:rFonts w:ascii="Arial" w:hAnsi="Arial" w:cs="Arial"/>
+          <w:lang w:val="en-US"/>
+        </w:rPr>
+        <w:t xml:space="preserve">SELECT DISTINCT pr.produto </w:t>
+      </w:r>
+      <w:r>
+        <w:rPr>
+          <w:rFonts w:ascii="Arial" w:hAnsi="Arial" w:cs="Arial"/>
+          <w:lang w:val="en-US"/>
+        </w:rPr>
+        <w:t>FROM pedidos pe</w:t>
+      </w:r>
+      <w:r>
+        <w:rPr>
+          <w:rFonts w:ascii="Arial" w:hAnsi="Arial" w:cs="Arial"/>
+          <w:lang w:val="en-US"/>
         </w:rPr>
         <w:t xml:space="preserve"> </w:t>
       </w:r>
       <w:r>
         <w:rPr>
           <w:rFonts w:ascii="Arial" w:hAnsi="Arial" w:cs="Arial"/>
-        </w:rPr>
-        <w:t>SELECT pe</w:t>
-      </w:r>
-      <w:proofErr w:type="spellStart"/>
-      <w:r>
-        <w:rPr>
-          <w:rFonts w:ascii="Arial" w:hAnsi="Arial" w:cs="Arial"/>
-        </w:rPr>
-        <w:t>.id,SUM</w:t>
-      </w:r>
-      <w:proofErr w:type="spellEnd"/>
-      <w:r>
-        <w:rPr>
-          <w:rFonts w:ascii="Arial" w:hAnsi="Arial" w:cs="Arial"/>
-        </w:rPr>
-        <w:t>(</w:t>
-      </w:r>
-      <w:proofErr w:type="spellStart"/>
-      <w:r>
-        <w:rPr>
-          <w:rFonts w:ascii="Arial" w:hAnsi="Arial" w:cs="Arial"/>
-        </w:rPr>
-        <w:t>it.precounitario</w:t>
-      </w:r>
-      <w:proofErr w:type="spellEnd"/>
-      <w:r>
-        <w:rPr>
-          <w:rFonts w:ascii="Arial" w:hAnsi="Arial" w:cs="Arial"/>
-        </w:rPr>
-        <w:t>*</w:t>
-      </w:r>
-      <w:proofErr w:type="spellStart"/>
-      <w:r>
-        <w:rPr>
-          <w:rFonts w:ascii="Arial" w:hAnsi="Arial" w:cs="Arial"/>
-        </w:rPr>
-        <w:t>it.quantidade</w:t>
-      </w:r>
-      <w:proofErr w:type="spellEnd"/>
-      <w:r>
-        <w:rPr>
-          <w:rFonts w:ascii="Arial" w:hAnsi="Arial" w:cs="Arial"/>
-        </w:rPr>
-        <w:t xml:space="preserve"> * (1 - </w:t>
-      </w:r>
-      <w:proofErr w:type="spellStart"/>
-      <w:r>
-        <w:rPr>
-          <w:rFonts w:ascii="Arial" w:hAnsi="Arial" w:cs="Arial"/>
-        </w:rPr>
-        <w:t>pe.desconto</w:t>
-      </w:r>
-      <w:proofErr w:type="spellEnd"/>
-      <w:r>
-        <w:rPr>
-          <w:rFonts w:ascii="Arial" w:hAnsi="Arial" w:cs="Arial"/>
-        </w:rPr>
-        <w:t xml:space="preserve">)) AS </w:t>
-      </w:r>
-      <w:proofErr w:type="spellStart"/>
-      <w:r>
-        <w:rPr>
-          <w:rFonts w:ascii="Arial" w:hAnsi="Arial" w:cs="Arial"/>
-        </w:rPr>
-        <w:t>valorpedido</w:t>
-      </w:r>
-      <w:proofErr w:type="spellEnd"/>
-      <w:r>
-        <w:rPr>
-          <w:rFonts w:ascii="Arial" w:hAnsi="Arial" w:cs="Arial"/>
-        </w:rPr>
-        <w:t xml:space="preserve"> FROM pedidos </w:t>
-      </w:r>
-      <w:proofErr w:type="spellStart"/>
-      <w:r>
-        <w:rPr>
-          <w:rFonts w:ascii="Arial" w:hAnsi="Arial" w:cs="Arial"/>
-        </w:rPr>
-        <w:t>pe</w:t>
-      </w:r>
-      <w:proofErr w:type="spellEnd"/>
-      <w:r>
-        <w:rPr>
-          <w:rFonts w:ascii="Arial" w:hAnsi="Arial" w:cs="Arial"/>
-        </w:rPr>
-        <w:t xml:space="preserve"> INNER JOIN itens it ON pe.id = </w:t>
-      </w:r>
-      <w:proofErr w:type="spellStart"/>
-      <w:r>
-        <w:rPr>
-          <w:rFonts w:ascii="Arial" w:hAnsi="Arial" w:cs="Arial"/>
-        </w:rPr>
-        <w:t>it.idpedido</w:t>
-      </w:r>
-      <w:proofErr w:type="spellEnd"/>
-      <w:r>
-        <w:rPr>
-          <w:rFonts w:ascii="Arial" w:hAnsi="Arial" w:cs="Arial"/>
-        </w:rPr>
-        <w:t xml:space="preserve"> GROUP BY pe.id</w:t>
-      </w:r>
-      <w:r>
-        <w:rPr>
-          <w:rFonts w:ascii="Arial" w:hAnsi="Arial" w:cs="Arial"/>
-        </w:rPr>
-        <w:t>;</w:t>
-      </w:r>
-      <w:r>
+          <w:lang w:val="en-US"/>
+        </w:rPr>
+        <w:t>INNER JOIN valorpedido vl on vl.id = pe.id</w:t>
+      </w:r>
+      <w:r>
+        <w:rPr>
+          <w:rFonts w:ascii="Arial" w:hAnsi="Arial" w:cs="Arial"/>
+          <w:lang w:val="en-US"/>
+        </w:rPr>
         <w:t xml:space="preserve"> </w:t>
       </w:r>
-    </w:p>
-    <w:p>
-      <w:pPr>
-        <w:pStyle w:val="PargrafodaLista"/>
-        <w:jc w:val="both"/>
-        <w:rPr>
-          <w:rFonts w:ascii="Arial" w:hAnsi="Arial" w:cs="Arial"/>
-          <w:lang w:val="en-US"/>
-        </w:rPr>
-      </w:pPr>
-      <w:r>
-        <w:rPr>
-          <w:rFonts w:ascii="Arial" w:hAnsi="Arial" w:cs="Arial"/>
-          <w:lang w:val="en-US"/>
-        </w:rPr>
-        <w:t xml:space="preserve">SELECT DISTINCT </w:t>
-      </w:r>
-      <w:proofErr w:type="spellStart"/>
-      <w:r>
-        <w:rPr>
-          <w:rFonts w:ascii="Arial" w:hAnsi="Arial" w:cs="Arial"/>
-          <w:lang w:val="en-US"/>
-        </w:rPr>
-        <w:t>pr.produto</w:t>
-      </w:r>
-      <w:proofErr w:type="spellEnd"/>
+      <w:r>
+        <w:rPr>
+          <w:rFonts w:ascii="Arial" w:hAnsi="Arial" w:cs="Arial"/>
+          <w:lang w:val="en-US"/>
+        </w:rPr>
+        <w:t>INNER JOIN itens it on pe.id = it.idpedido</w:t>
+      </w:r>
       <w:r>
         <w:rPr>
           <w:rFonts w:ascii="Arial" w:hAnsi="Arial" w:cs="Arial"/>
@@ -8801,23 +4339,7 @@
           <w:rFonts w:ascii="Arial" w:hAnsi="Arial" w:cs="Arial"/>
           <w:lang w:val="en-US"/>
         </w:rPr>
-        <w:t xml:space="preserve">FROM </w:t>
-      </w:r>
-      <w:proofErr w:type="spellStart"/>
-      <w:r>
-        <w:rPr>
-          <w:rFonts w:ascii="Arial" w:hAnsi="Arial" w:cs="Arial"/>
-          <w:lang w:val="en-US"/>
-        </w:rPr>
-        <w:t>pedidos</w:t>
-      </w:r>
-      <w:proofErr w:type="spellEnd"/>
-      <w:r>
-        <w:rPr>
-          <w:rFonts w:ascii="Arial" w:hAnsi="Arial" w:cs="Arial"/>
-          <w:lang w:val="en-US"/>
-        </w:rPr>
-        <w:t xml:space="preserve"> pe</w:t>
+        <w:t xml:space="preserve">INNER JOIN produtos pr on pr.id = it.idproduto </w:t>
       </w:r>
       <w:r>
         <w:rPr>
@@ -8831,200 +4353,14 @@
           <w:rFonts w:ascii="Arial" w:hAnsi="Arial" w:cs="Arial"/>
           <w:lang w:val="en-US"/>
         </w:rPr>
-        <w:t xml:space="preserve">INNER JOIN </w:t>
-      </w:r>
-      <w:proofErr w:type="spellStart"/>
-      <w:r>
-        <w:rPr>
-          <w:rFonts w:ascii="Arial" w:hAnsi="Arial" w:cs="Arial"/>
-          <w:lang w:val="en-US"/>
-        </w:rPr>
-        <w:t>valorpedido</w:t>
-      </w:r>
-      <w:proofErr w:type="spellEnd"/>
-      <w:r>
-        <w:rPr>
-          <w:rFonts w:ascii="Arial" w:hAnsi="Arial" w:cs="Arial"/>
-          <w:lang w:val="en-US"/>
-        </w:rPr>
-        <w:t xml:space="preserve"> </w:t>
-      </w:r>
-      <w:proofErr w:type="spellStart"/>
-      <w:r>
-        <w:rPr>
-          <w:rFonts w:ascii="Arial" w:hAnsi="Arial" w:cs="Arial"/>
-          <w:lang w:val="en-US"/>
-        </w:rPr>
-        <w:t>vl</w:t>
-      </w:r>
-      <w:proofErr w:type="spellEnd"/>
-      <w:r>
-        <w:rPr>
-          <w:rFonts w:ascii="Arial" w:hAnsi="Arial" w:cs="Arial"/>
-          <w:lang w:val="en-US"/>
-        </w:rPr>
-        <w:t xml:space="preserve"> on vl.id = pe.id</w:t>
-      </w:r>
-      <w:r>
-        <w:rPr>
-          <w:rFonts w:ascii="Arial" w:hAnsi="Arial" w:cs="Arial"/>
-          <w:lang w:val="en-US"/>
-        </w:rPr>
-        <w:t xml:space="preserve"> </w:t>
-      </w:r>
-      <w:r>
-        <w:rPr>
-          <w:rFonts w:ascii="Arial" w:hAnsi="Arial" w:cs="Arial"/>
-          <w:lang w:val="en-US"/>
-        </w:rPr>
-        <w:t xml:space="preserve">INNER JOIN </w:t>
-      </w:r>
-      <w:proofErr w:type="spellStart"/>
-      <w:r>
-        <w:rPr>
-          <w:rFonts w:ascii="Arial" w:hAnsi="Arial" w:cs="Arial"/>
-          <w:lang w:val="en-US"/>
-        </w:rPr>
-        <w:t>itens</w:t>
-      </w:r>
-      <w:proofErr w:type="spellEnd"/>
-      <w:r>
-        <w:rPr>
-          <w:rFonts w:ascii="Arial" w:hAnsi="Arial" w:cs="Arial"/>
-          <w:lang w:val="en-US"/>
-        </w:rPr>
-        <w:t xml:space="preserve"> it on pe.id = </w:t>
-      </w:r>
-      <w:proofErr w:type="spellStart"/>
-      <w:r>
-        <w:rPr>
-          <w:rFonts w:ascii="Arial" w:hAnsi="Arial" w:cs="Arial"/>
-          <w:lang w:val="en-US"/>
-        </w:rPr>
-        <w:t>it.idpedido</w:t>
-      </w:r>
-      <w:proofErr w:type="spellEnd"/>
-      <w:r>
-        <w:rPr>
-          <w:rFonts w:ascii="Arial" w:hAnsi="Arial" w:cs="Arial"/>
-          <w:lang w:val="en-US"/>
-        </w:rPr>
-        <w:t xml:space="preserve"> </w:t>
-      </w:r>
-      <w:r>
-        <w:rPr>
-          <w:rFonts w:ascii="Arial" w:hAnsi="Arial" w:cs="Arial"/>
-          <w:lang w:val="en-US"/>
-        </w:rPr>
-        <w:t xml:space="preserve">INNER JOIN </w:t>
-      </w:r>
-      <w:proofErr w:type="spellStart"/>
-      <w:r>
-        <w:rPr>
-          <w:rFonts w:ascii="Arial" w:hAnsi="Arial" w:cs="Arial"/>
-          <w:lang w:val="en-US"/>
-        </w:rPr>
-        <w:t>produtos</w:t>
-      </w:r>
-      <w:proofErr w:type="spellEnd"/>
-      <w:r>
-        <w:rPr>
-          <w:rFonts w:ascii="Arial" w:hAnsi="Arial" w:cs="Arial"/>
-          <w:lang w:val="en-US"/>
-        </w:rPr>
-        <w:t xml:space="preserve"> pr on pr.id = </w:t>
-      </w:r>
-      <w:proofErr w:type="spellStart"/>
-      <w:r>
-        <w:rPr>
-          <w:rFonts w:ascii="Arial" w:hAnsi="Arial" w:cs="Arial"/>
-          <w:lang w:val="en-US"/>
-        </w:rPr>
-        <w:t>it.idproduto</w:t>
-      </w:r>
-      <w:proofErr w:type="spellEnd"/>
-      <w:r>
-        <w:rPr>
-          <w:rFonts w:ascii="Arial" w:hAnsi="Arial" w:cs="Arial"/>
-          <w:lang w:val="en-US"/>
-        </w:rPr>
-        <w:t xml:space="preserve"> </w:t>
-      </w:r>
-      <w:r>
-        <w:rPr>
-          <w:rFonts w:ascii="Arial" w:hAnsi="Arial" w:cs="Arial"/>
-          <w:lang w:val="en-US"/>
-        </w:rPr>
-        <w:t xml:space="preserve"> </w:t>
-      </w:r>
-      <w:r>
-        <w:rPr>
-          <w:rFonts w:ascii="Arial" w:hAnsi="Arial" w:cs="Arial"/>
-          <w:lang w:val="en-US"/>
-        </w:rPr>
-        <w:t xml:space="preserve">where </w:t>
-      </w:r>
-      <w:proofErr w:type="spellStart"/>
-      <w:r>
-        <w:rPr>
-          <w:rFonts w:ascii="Arial" w:hAnsi="Arial" w:cs="Arial"/>
-          <w:lang w:val="en-US"/>
-        </w:rPr>
-        <w:t>pe.frete</w:t>
-      </w:r>
-      <w:proofErr w:type="spellEnd"/>
-      <w:r>
-        <w:rPr>
-          <w:rFonts w:ascii="Arial" w:hAnsi="Arial" w:cs="Arial"/>
-          <w:lang w:val="en-US"/>
-        </w:rPr>
-        <w:t xml:space="preserve"> * </w:t>
-      </w:r>
-      <w:proofErr w:type="spellStart"/>
-      <w:r>
-        <w:rPr>
-          <w:rFonts w:ascii="Arial" w:hAnsi="Arial" w:cs="Arial"/>
-          <w:lang w:val="en-US"/>
-        </w:rPr>
-        <w:t>vl.valorpedido</w:t>
-      </w:r>
-      <w:proofErr w:type="spellEnd"/>
-      <w:r>
-        <w:rPr>
-          <w:rFonts w:ascii="Arial" w:hAnsi="Arial" w:cs="Arial"/>
-          <w:lang w:val="en-US"/>
-        </w:rPr>
-        <w:t xml:space="preserve"> &gt; 50</w:t>
-      </w:r>
-      <w:r>
-        <w:rPr>
-          <w:rFonts w:ascii="Arial" w:hAnsi="Arial" w:cs="Arial"/>
-          <w:lang w:val="en-US"/>
-        </w:rPr>
-        <w:t xml:space="preserve"> </w:t>
-      </w:r>
-      <w:r>
-        <w:rPr>
-          <w:rFonts w:ascii="Arial" w:hAnsi="Arial" w:cs="Arial"/>
-          <w:lang w:val="en-US"/>
-        </w:rPr>
-        <w:t xml:space="preserve">and </w:t>
-      </w:r>
-      <w:proofErr w:type="spellStart"/>
-      <w:r>
-        <w:rPr>
-          <w:rFonts w:ascii="Arial" w:hAnsi="Arial" w:cs="Arial"/>
-          <w:lang w:val="en-US"/>
-        </w:rPr>
-        <w:t>pe.datadopedido</w:t>
-      </w:r>
-      <w:proofErr w:type="spellEnd"/>
-      <w:r>
-        <w:rPr>
-          <w:rFonts w:ascii="Arial" w:hAnsi="Arial" w:cs="Arial"/>
-          <w:lang w:val="en-US"/>
-        </w:rPr>
-        <w:t xml:space="preserve"> between '2020-01-15' AND '2020-07-23'</w:t>
+        <w:t xml:space="preserve">where pe.frete * vl.valorpedido &gt; 50 </w:t>
+      </w:r>
+      <w:r>
+        <w:rPr>
+          <w:rFonts w:ascii="Arial" w:hAnsi="Arial" w:cs="Arial"/>
+          <w:lang w:val="en-US"/>
+        </w:rPr>
+        <w:t>and pe.datadopedido between '2020-01-15' AND '2020-07-23'</w:t>
       </w:r>
       <w:r>
         <w:rPr>
@@ -11497,6 +6833,7 @@
   <w:style w:type="character" w:default="1" w:styleId="Fontepargpadro">
     <w:name w:val="Default Paragraph Font"/>
     <w:uiPriority w:val="1"/>
+    <w:semiHidden/>
     <w:unhideWhenUsed/>
   </w:style>
   <w:style w:type="table" w:default="1" w:styleId="Tabelanormal">
